--- a/Документация/Руководство пользователя/Руководство пользователя.docx
+++ b/Документация/Руководство пользователя/Руководство пользователя.docx
@@ -692,6 +692,595 @@
         </w:rPr>
         <w:tab/>
         <w:t>5</w:t>
+      </w:r>
+    </w:p>
+    <w:p>
+      <w:pPr>
+        <w:tabs>
+          <w:tab w:pos="9354" w:val="right" w:leader="dot"/>
+        </w:tabs>
+        <w:spacing w:after="0" w:line="360" w:lineRule="auto"/>
+        <w:ind w:firstLine="0"/>
+        <w:jc w:val="left"/>
+      </w:pPr>
+      <w:r>
+        <w:rPr>
+          <w:rFonts w:ascii="Times New Roman" w:hAnsi="Times New Roman" w:cs="Times New Roman" w:eastAsia="Times New Roman"/>
+          <w:b/>
+          <w:i w:val="0"/>
+          <w:color w:val="000000"/>
+          <w:sz w:val="26"/>
+        </w:rPr>
+        <w:t>3. Вход в систему</w:t>
+      </w:r>
+      <w:r>
+        <w:rPr>
+          <w:rFonts w:ascii="Times New Roman" w:hAnsi="Times New Roman" w:cs="Times New Roman" w:eastAsia="Times New Roman"/>
+          <w:b w:val="0"/>
+          <w:i w:val="0"/>
+          <w:color w:val="000000"/>
+          <w:sz w:val="26"/>
+        </w:rPr>
+        <w:tab/>
+        <w:t>5</w:t>
+      </w:r>
+    </w:p>
+    <w:p>
+      <w:pPr>
+        <w:tabs>
+          <w:tab w:pos="9354" w:val="right" w:leader="dot"/>
+        </w:tabs>
+        <w:spacing w:after="0" w:line="360" w:lineRule="auto"/>
+        <w:ind w:firstLine="0" w:left="454"/>
+        <w:jc w:val="left"/>
+      </w:pPr>
+      <w:r>
+        <w:rPr>
+          <w:rFonts w:ascii="Times New Roman" w:hAnsi="Times New Roman" w:cs="Times New Roman" w:eastAsia="Times New Roman"/>
+          <w:b w:val="0"/>
+          <w:i w:val="0"/>
+          <w:color w:val="000000"/>
+          <w:sz w:val="26"/>
+        </w:rPr>
+        <w:t>3.1. Вход по логину и паролю</w:t>
+      </w:r>
+      <w:r>
+        <w:rPr>
+          <w:rFonts w:ascii="Times New Roman" w:hAnsi="Times New Roman" w:cs="Times New Roman" w:eastAsia="Times New Roman"/>
+          <w:b w:val="0"/>
+          <w:i w:val="0"/>
+          <w:color w:val="000000"/>
+          <w:sz w:val="26"/>
+        </w:rPr>
+        <w:tab/>
+        <w:t>5</w:t>
+      </w:r>
+    </w:p>
+    <w:p>
+      <w:pPr>
+        <w:tabs>
+          <w:tab w:pos="9354" w:val="right" w:leader="dot"/>
+        </w:tabs>
+        <w:spacing w:after="0" w:line="360" w:lineRule="auto"/>
+        <w:ind w:firstLine="0" w:left="454"/>
+        <w:jc w:val="left"/>
+      </w:pPr>
+      <w:r>
+        <w:rPr>
+          <w:rFonts w:ascii="Times New Roman" w:hAnsi="Times New Roman" w:cs="Times New Roman" w:eastAsia="Times New Roman"/>
+          <w:b w:val="0"/>
+          <w:i w:val="0"/>
+          <w:color w:val="000000"/>
+          <w:sz w:val="26"/>
+        </w:rPr>
+        <w:t>3.2. Согласие на обработку персональных данных</w:t>
+      </w:r>
+      <w:r>
+        <w:rPr>
+          <w:rFonts w:ascii="Times New Roman" w:hAnsi="Times New Roman" w:cs="Times New Roman" w:eastAsia="Times New Roman"/>
+          <w:b w:val="0"/>
+          <w:i w:val="0"/>
+          <w:color w:val="000000"/>
+          <w:sz w:val="26"/>
+        </w:rPr>
+        <w:tab/>
+        <w:t>7</w:t>
+      </w:r>
+    </w:p>
+    <w:p>
+      <w:pPr>
+        <w:tabs>
+          <w:tab w:pos="9354" w:val="right" w:leader="dot"/>
+        </w:tabs>
+        <w:spacing w:after="0" w:line="360" w:lineRule="auto"/>
+        <w:ind w:firstLine="0" w:left="454"/>
+        <w:jc w:val="left"/>
+      </w:pPr>
+      <w:r>
+        <w:rPr>
+          <w:rFonts w:ascii="Times New Roman" w:hAnsi="Times New Roman" w:cs="Times New Roman" w:eastAsia="Times New Roman"/>
+          <w:b w:val="0"/>
+          <w:i w:val="0"/>
+          <w:color w:val="000000"/>
+          <w:sz w:val="26"/>
+        </w:rPr>
+        <w:t>3.3. Забытый логин или пароль</w:t>
+      </w:r>
+      <w:r>
+        <w:rPr>
+          <w:rFonts w:ascii="Times New Roman" w:hAnsi="Times New Roman" w:cs="Times New Roman" w:eastAsia="Times New Roman"/>
+          <w:b w:val="0"/>
+          <w:i w:val="0"/>
+          <w:color w:val="000000"/>
+          <w:sz w:val="26"/>
+        </w:rPr>
+        <w:tab/>
+        <w:t>8</w:t>
+      </w:r>
+    </w:p>
+    <w:p>
+      <w:pPr>
+        <w:tabs>
+          <w:tab w:pos="9354" w:val="right" w:leader="dot"/>
+        </w:tabs>
+        <w:spacing w:after="0" w:line="360" w:lineRule="auto"/>
+        <w:ind w:firstLine="0" w:left="454"/>
+        <w:jc w:val="left"/>
+      </w:pPr>
+      <w:r>
+        <w:rPr>
+          <w:rFonts w:ascii="Times New Roman" w:hAnsi="Times New Roman" w:cs="Times New Roman" w:eastAsia="Times New Roman"/>
+          <w:b w:val="0"/>
+          <w:i w:val="0"/>
+          <w:color w:val="000000"/>
+          <w:sz w:val="26"/>
+        </w:rPr>
+        <w:t>3.4. Блокировка после неудачных попыток</w:t>
+      </w:r>
+      <w:r>
+        <w:rPr>
+          <w:rFonts w:ascii="Times New Roman" w:hAnsi="Times New Roman" w:cs="Times New Roman" w:eastAsia="Times New Roman"/>
+          <w:b w:val="0"/>
+          <w:i w:val="0"/>
+          <w:color w:val="000000"/>
+          <w:sz w:val="26"/>
+        </w:rPr>
+        <w:tab/>
+        <w:t>8</w:t>
+      </w:r>
+    </w:p>
+    <w:p>
+      <w:pPr>
+        <w:tabs>
+          <w:tab w:pos="9354" w:val="right" w:leader="dot"/>
+        </w:tabs>
+        <w:spacing w:after="0" w:line="360" w:lineRule="auto"/>
+        <w:ind w:firstLine="0"/>
+        <w:jc w:val="left"/>
+      </w:pPr>
+      <w:r>
+        <w:rPr>
+          <w:rFonts w:ascii="Times New Roman" w:hAnsi="Times New Roman" w:cs="Times New Roman" w:eastAsia="Times New Roman"/>
+          <w:b/>
+          <w:i w:val="0"/>
+          <w:color w:val="000000"/>
+          <w:sz w:val="26"/>
+        </w:rPr>
+        <w:t>4. Рабочий экран</w:t>
+      </w:r>
+      <w:r>
+        <w:rPr>
+          <w:rFonts w:ascii="Times New Roman" w:hAnsi="Times New Roman" w:cs="Times New Roman" w:eastAsia="Times New Roman"/>
+          <w:b w:val="0"/>
+          <w:i w:val="0"/>
+          <w:color w:val="000000"/>
+          <w:sz w:val="26"/>
+        </w:rPr>
+        <w:tab/>
+        <w:t>9</w:t>
+      </w:r>
+    </w:p>
+    <w:p>
+      <w:pPr>
+        <w:tabs>
+          <w:tab w:pos="9354" w:val="right" w:leader="dot"/>
+        </w:tabs>
+        <w:spacing w:after="0" w:line="360" w:lineRule="auto"/>
+        <w:ind w:firstLine="0" w:left="454"/>
+        <w:jc w:val="left"/>
+      </w:pPr>
+      <w:r>
+        <w:rPr>
+          <w:rFonts w:ascii="Times New Roman" w:hAnsi="Times New Roman" w:cs="Times New Roman" w:eastAsia="Times New Roman"/>
+          <w:b w:val="0"/>
+          <w:i w:val="0"/>
+          <w:color w:val="000000"/>
+          <w:sz w:val="26"/>
+        </w:rPr>
+        <w:t>4.1. Из чего состоит экран</w:t>
+      </w:r>
+      <w:r>
+        <w:rPr>
+          <w:rFonts w:ascii="Times New Roman" w:hAnsi="Times New Roman" w:cs="Times New Roman" w:eastAsia="Times New Roman"/>
+          <w:b w:val="0"/>
+          <w:i w:val="0"/>
+          <w:color w:val="000000"/>
+          <w:sz w:val="26"/>
+        </w:rPr>
+        <w:tab/>
+        <w:t>9</w:t>
+      </w:r>
+    </w:p>
+    <w:p>
+      <w:pPr>
+        <w:tabs>
+          <w:tab w:pos="9354" w:val="right" w:leader="dot"/>
+        </w:tabs>
+        <w:spacing w:after="0" w:line="360" w:lineRule="auto"/>
+        <w:ind w:firstLine="0" w:left="454"/>
+        <w:jc w:val="left"/>
+      </w:pPr>
+      <w:r>
+        <w:rPr>
+          <w:rFonts w:ascii="Times New Roman" w:hAnsi="Times New Roman" w:cs="Times New Roman" w:eastAsia="Times New Roman"/>
+          <w:b w:val="0"/>
+          <w:i w:val="0"/>
+          <w:color w:val="000000"/>
+          <w:sz w:val="26"/>
+        </w:rPr>
+        <w:t>4.2. Боковое меню</w:t>
+      </w:r>
+      <w:r>
+        <w:rPr>
+          <w:rFonts w:ascii="Times New Roman" w:hAnsi="Times New Roman" w:cs="Times New Roman" w:eastAsia="Times New Roman"/>
+          <w:b w:val="0"/>
+          <w:i w:val="0"/>
+          <w:color w:val="000000"/>
+          <w:sz w:val="26"/>
+        </w:rPr>
+        <w:tab/>
+        <w:t>10</w:t>
+      </w:r>
+    </w:p>
+    <w:p>
+      <w:pPr>
+        <w:tabs>
+          <w:tab w:pos="9354" w:val="right" w:leader="dot"/>
+        </w:tabs>
+        <w:spacing w:after="0" w:line="360" w:lineRule="auto"/>
+        <w:ind w:firstLine="0" w:left="454"/>
+        <w:jc w:val="left"/>
+      </w:pPr>
+      <w:r>
+        <w:rPr>
+          <w:rFonts w:ascii="Times New Roman" w:hAnsi="Times New Roman" w:cs="Times New Roman" w:eastAsia="Times New Roman"/>
+          <w:b w:val="0"/>
+          <w:i w:val="0"/>
+          <w:color w:val="000000"/>
+          <w:sz w:val="26"/>
+        </w:rPr>
+        <w:t>4.3. Верхняя строка</w:t>
+      </w:r>
+      <w:r>
+        <w:rPr>
+          <w:rFonts w:ascii="Times New Roman" w:hAnsi="Times New Roman" w:cs="Times New Roman" w:eastAsia="Times New Roman"/>
+          <w:b w:val="0"/>
+          <w:i w:val="0"/>
+          <w:color w:val="000000"/>
+          <w:sz w:val="26"/>
+        </w:rPr>
+        <w:tab/>
+        <w:t>12</w:t>
+      </w:r>
+    </w:p>
+    <w:p>
+      <w:pPr>
+        <w:tabs>
+          <w:tab w:pos="9354" w:val="right" w:leader="dot"/>
+        </w:tabs>
+        <w:spacing w:after="0" w:line="360" w:lineRule="auto"/>
+        <w:ind w:firstLine="0" w:left="454"/>
+        <w:jc w:val="left"/>
+      </w:pPr>
+      <w:r>
+        <w:rPr>
+          <w:rFonts w:ascii="Times New Roman" w:hAnsi="Times New Roman" w:cs="Times New Roman" w:eastAsia="Times New Roman"/>
+          <w:b w:val="0"/>
+          <w:i w:val="0"/>
+          <w:color w:val="000000"/>
+          <w:sz w:val="26"/>
+        </w:rPr>
+        <w:t>4.4. Поиск по системе</w:t>
+      </w:r>
+      <w:r>
+        <w:rPr>
+          <w:rFonts w:ascii="Times New Roman" w:hAnsi="Times New Roman" w:cs="Times New Roman" w:eastAsia="Times New Roman"/>
+          <w:b w:val="0"/>
+          <w:i w:val="0"/>
+          <w:color w:val="000000"/>
+          <w:sz w:val="26"/>
+        </w:rPr>
+        <w:tab/>
+        <w:t>12</w:t>
+      </w:r>
+    </w:p>
+    <w:p>
+      <w:pPr>
+        <w:tabs>
+          <w:tab w:pos="9354" w:val="right" w:leader="dot"/>
+        </w:tabs>
+        <w:spacing w:after="0" w:line="360" w:lineRule="auto"/>
+        <w:ind w:firstLine="0" w:left="454"/>
+        <w:jc w:val="left"/>
+      </w:pPr>
+      <w:r>
+        <w:rPr>
+          <w:rFonts w:ascii="Times New Roman" w:hAnsi="Times New Roman" w:cs="Times New Roman" w:eastAsia="Times New Roman"/>
+          <w:b w:val="0"/>
+          <w:i w:val="0"/>
+          <w:color w:val="000000"/>
+          <w:sz w:val="26"/>
+        </w:rPr>
+        <w:t>4.5. Уведомления</w:t>
+      </w:r>
+      <w:r>
+        <w:rPr>
+          <w:rFonts w:ascii="Times New Roman" w:hAnsi="Times New Roman" w:cs="Times New Roman" w:eastAsia="Times New Roman"/>
+          <w:b w:val="0"/>
+          <w:i w:val="0"/>
+          <w:color w:val="000000"/>
+          <w:sz w:val="26"/>
+        </w:rPr>
+        <w:tab/>
+        <w:t>13</w:t>
+      </w:r>
+    </w:p>
+    <w:p>
+      <w:pPr>
+        <w:tabs>
+          <w:tab w:pos="9354" w:val="right" w:leader="dot"/>
+        </w:tabs>
+        <w:spacing w:after="0" w:line="360" w:lineRule="auto"/>
+        <w:ind w:firstLine="0" w:left="454"/>
+        <w:jc w:val="left"/>
+      </w:pPr>
+      <w:r>
+        <w:rPr>
+          <w:rFonts w:ascii="Times New Roman" w:hAnsi="Times New Roman" w:cs="Times New Roman" w:eastAsia="Times New Roman"/>
+          <w:b w:val="0"/>
+          <w:i w:val="0"/>
+          <w:color w:val="000000"/>
+          <w:sz w:val="26"/>
+        </w:rPr>
+        <w:t>4.6. Тема оформления</w:t>
+      </w:r>
+      <w:r>
+        <w:rPr>
+          <w:rFonts w:ascii="Times New Roman" w:hAnsi="Times New Roman" w:cs="Times New Roman" w:eastAsia="Times New Roman"/>
+          <w:b w:val="0"/>
+          <w:i w:val="0"/>
+          <w:color w:val="000000"/>
+          <w:sz w:val="26"/>
+        </w:rPr>
+        <w:tab/>
+        <w:t>14</w:t>
+      </w:r>
+    </w:p>
+    <w:p>
+      <w:pPr>
+        <w:tabs>
+          <w:tab w:pos="9354" w:val="right" w:leader="dot"/>
+        </w:tabs>
+        <w:spacing w:after="0" w:line="360" w:lineRule="auto"/>
+        <w:ind w:firstLine="0" w:left="454"/>
+        <w:jc w:val="left"/>
+      </w:pPr>
+      <w:r>
+        <w:rPr>
+          <w:rFonts w:ascii="Times New Roman" w:hAnsi="Times New Roman" w:cs="Times New Roman" w:eastAsia="Times New Roman"/>
+          <w:b w:val="0"/>
+          <w:i w:val="0"/>
+          <w:color w:val="000000"/>
+          <w:sz w:val="26"/>
+        </w:rPr>
+        <w:t>4.7. Выход из системы</w:t>
+      </w:r>
+      <w:r>
+        <w:rPr>
+          <w:rFonts w:ascii="Times New Roman" w:hAnsi="Times New Roman" w:cs="Times New Roman" w:eastAsia="Times New Roman"/>
+          <w:b w:val="0"/>
+          <w:i w:val="0"/>
+          <w:color w:val="000000"/>
+          <w:sz w:val="26"/>
+        </w:rPr>
+        <w:tab/>
+        <w:t>14</w:t>
+      </w:r>
+    </w:p>
+    <w:p>
+      <w:pPr>
+        <w:tabs>
+          <w:tab w:pos="9354" w:val="right" w:leader="dot"/>
+        </w:tabs>
+        <w:spacing w:after="0" w:line="360" w:lineRule="auto"/>
+        <w:ind w:firstLine="0"/>
+        <w:jc w:val="left"/>
+      </w:pPr>
+      <w:r>
+        <w:rPr>
+          <w:rFonts w:ascii="Times New Roman" w:hAnsi="Times New Roman" w:cs="Times New Roman" w:eastAsia="Times New Roman"/>
+          <w:b/>
+          <w:i w:val="0"/>
+          <w:color w:val="000000"/>
+          <w:sz w:val="26"/>
+        </w:rPr>
+        <w:t>5. Обзор и новости</w:t>
+      </w:r>
+      <w:r>
+        <w:rPr>
+          <w:rFonts w:ascii="Times New Roman" w:hAnsi="Times New Roman" w:cs="Times New Roman" w:eastAsia="Times New Roman"/>
+          <w:b w:val="0"/>
+          <w:i w:val="0"/>
+          <w:color w:val="000000"/>
+          <w:sz w:val="26"/>
+        </w:rPr>
+        <w:tab/>
+        <w:t>15</w:t>
+      </w:r>
+    </w:p>
+    <w:p>
+      <w:pPr>
+        <w:tabs>
+          <w:tab w:pos="9354" w:val="right" w:leader="dot"/>
+        </w:tabs>
+        <w:spacing w:after="0" w:line="360" w:lineRule="auto"/>
+        <w:ind w:firstLine="0" w:left="454"/>
+        <w:jc w:val="left"/>
+      </w:pPr>
+      <w:r>
+        <w:rPr>
+          <w:rFonts w:ascii="Times New Roman" w:hAnsi="Times New Roman" w:cs="Times New Roman" w:eastAsia="Times New Roman"/>
+          <w:b w:val="0"/>
+          <w:i w:val="0"/>
+          <w:color w:val="000000"/>
+          <w:sz w:val="26"/>
+        </w:rPr>
+        <w:t>5.1. Новости</w:t>
+      </w:r>
+      <w:r>
+        <w:rPr>
+          <w:rFonts w:ascii="Times New Roman" w:hAnsi="Times New Roman" w:cs="Times New Roman" w:eastAsia="Times New Roman"/>
+          <w:b w:val="0"/>
+          <w:i w:val="0"/>
+          <w:color w:val="000000"/>
+          <w:sz w:val="26"/>
+        </w:rPr>
+        <w:tab/>
+        <w:t>15</w:t>
+      </w:r>
+    </w:p>
+    <w:p>
+      <w:pPr>
+        <w:tabs>
+          <w:tab w:pos="9354" w:val="right" w:leader="dot"/>
+        </w:tabs>
+        <w:spacing w:after="0" w:line="360" w:lineRule="auto"/>
+        <w:ind w:firstLine="0" w:left="454"/>
+        <w:jc w:val="left"/>
+      </w:pPr>
+      <w:r>
+        <w:rPr>
+          <w:rFonts w:ascii="Times New Roman" w:hAnsi="Times New Roman" w:cs="Times New Roman" w:eastAsia="Times New Roman"/>
+          <w:b w:val="0"/>
+          <w:i w:val="0"/>
+          <w:color w:val="000000"/>
+          <w:sz w:val="26"/>
+        </w:rPr>
+        <w:t>5.2. Объявления</w:t>
+      </w:r>
+      <w:r>
+        <w:rPr>
+          <w:rFonts w:ascii="Times New Roman" w:hAnsi="Times New Roman" w:cs="Times New Roman" w:eastAsia="Times New Roman"/>
+          <w:b w:val="0"/>
+          <w:i w:val="0"/>
+          <w:color w:val="000000"/>
+          <w:sz w:val="26"/>
+        </w:rPr>
+        <w:tab/>
+        <w:t>16</w:t>
+      </w:r>
+    </w:p>
+    <w:p>
+      <w:pPr>
+        <w:tabs>
+          <w:tab w:pos="9354" w:val="right" w:leader="dot"/>
+        </w:tabs>
+        <w:spacing w:after="0" w:line="360" w:lineRule="auto"/>
+        <w:ind w:firstLine="0" w:left="454"/>
+        <w:jc w:val="left"/>
+      </w:pPr>
+      <w:r>
+        <w:rPr>
+          <w:rFonts w:ascii="Times New Roman" w:hAnsi="Times New Roman" w:cs="Times New Roman" w:eastAsia="Times New Roman"/>
+          <w:b w:val="0"/>
+          <w:i w:val="0"/>
+          <w:color w:val="000000"/>
+          <w:sz w:val="26"/>
+        </w:rPr>
+        <w:t>5.3. Документы</w:t>
+      </w:r>
+      <w:r>
+        <w:rPr>
+          <w:rFonts w:ascii="Times New Roman" w:hAnsi="Times New Roman" w:cs="Times New Roman" w:eastAsia="Times New Roman"/>
+          <w:b w:val="0"/>
+          <w:i w:val="0"/>
+          <w:color w:val="000000"/>
+          <w:sz w:val="26"/>
+        </w:rPr>
+        <w:tab/>
+        <w:t>16</w:t>
+      </w:r>
+    </w:p>
+    <w:p>
+      <w:pPr>
+        <w:tabs>
+          <w:tab w:pos="9354" w:val="right" w:leader="dot"/>
+        </w:tabs>
+        <w:spacing w:after="0" w:line="360" w:lineRule="auto"/>
+        <w:ind w:firstLine="0" w:left="454"/>
+        <w:jc w:val="left"/>
+      </w:pPr>
+      <w:r>
+        <w:rPr>
+          <w:rFonts w:ascii="Times New Roman" w:hAnsi="Times New Roman" w:cs="Times New Roman" w:eastAsia="Times New Roman"/>
+          <w:b w:val="0"/>
+          <w:i w:val="0"/>
+          <w:color w:val="000000"/>
+          <w:sz w:val="26"/>
+        </w:rPr>
+        <w:t>5.4. Режимы работы</w:t>
+      </w:r>
+      <w:r>
+        <w:rPr>
+          <w:rFonts w:ascii="Times New Roman" w:hAnsi="Times New Roman" w:cs="Times New Roman" w:eastAsia="Times New Roman"/>
+          <w:b w:val="0"/>
+          <w:i w:val="0"/>
+          <w:color w:val="000000"/>
+          <w:sz w:val="26"/>
+        </w:rPr>
+        <w:tab/>
+        <w:t>16</w:t>
+      </w:r>
+    </w:p>
+    <w:p>
+      <w:pPr>
+        <w:tabs>
+          <w:tab w:pos="9354" w:val="right" w:leader="dot"/>
+        </w:tabs>
+        <w:spacing w:after="0" w:line="360" w:lineRule="auto"/>
+        <w:ind w:firstLine="0" w:left="454"/>
+        <w:jc w:val="left"/>
+      </w:pPr>
+      <w:r>
+        <w:rPr>
+          <w:rFonts w:ascii="Times New Roman" w:hAnsi="Times New Roman" w:cs="Times New Roman" w:eastAsia="Times New Roman"/>
+          <w:b w:val="0"/>
+          <w:i w:val="0"/>
+          <w:color w:val="000000"/>
+          <w:sz w:val="26"/>
+        </w:rPr>
+        <w:t>5.5. Руководство и обучение</w:t>
+      </w:r>
+      <w:r>
+        <w:rPr>
+          <w:rFonts w:ascii="Times New Roman" w:hAnsi="Times New Roman" w:cs="Times New Roman" w:eastAsia="Times New Roman"/>
+          <w:b w:val="0"/>
+          <w:i w:val="0"/>
+          <w:color w:val="000000"/>
+          <w:sz w:val="26"/>
+        </w:rPr>
+        <w:tab/>
+        <w:t>17</w:t>
       </w:r>
     </w:p>
     <w:p>
@@ -1768,6 +2357,2559 @@
       </w:r>
     </w:p>
     <w:p>
+      <w:pPr>
+        <w:pStyle w:val="Heading1"/>
+        <w:ind w:firstLine="0"/>
+      </w:pPr>
+      <w:r>
+        <w:rPr>
+          <w:rFonts w:ascii="Times New Roman" w:hAnsi="Times New Roman" w:cs="Times New Roman" w:eastAsia="Times New Roman"/>
+          <w:b/>
+          <w:i w:val="0"/>
+          <w:color w:val="000000"/>
+          <w:sz w:val="32"/>
+        </w:rPr>
+        <w:t>3. Вход в систему</w:t>
+      </w:r>
+    </w:p>
+    <w:p>
+      <w:pPr>
+        <w:pStyle w:val="Heading2"/>
+        <w:ind w:firstLine="0"/>
+      </w:pPr>
+      <w:r>
+        <w:rPr>
+          <w:rFonts w:ascii="Times New Roman" w:hAnsi="Times New Roman" w:cs="Times New Roman" w:eastAsia="Times New Roman"/>
+          <w:b/>
+          <w:i w:val="0"/>
+          <w:color w:val="000000"/>
+          <w:sz w:val="28"/>
+        </w:rPr>
+        <w:t>3.1. Вход по логину и паролю</w:t>
+      </w:r>
+    </w:p>
+    <w:p>
+      <w:r>
+        <w:rPr>
+          <w:rFonts w:ascii="Times New Roman" w:hAnsi="Times New Roman" w:cs="Times New Roman" w:eastAsia="Times New Roman"/>
+          <w:b w:val="0"/>
+          <w:i w:val="0"/>
+          <w:color w:val="000000"/>
+          <w:sz w:val="28"/>
+        </w:rPr>
+        <w:t>Система открывается по адресу, который выдаёт бюро пропусков. Устанавливать ничего не нужно: достаточно браузера.</w:t>
+      </w:r>
+    </w:p>
+    <w:p>
+      <w:r>
+        <w:rPr>
+          <w:rFonts w:ascii="Times New Roman" w:hAnsi="Times New Roman" w:cs="Times New Roman" w:eastAsia="Times New Roman"/>
+          <w:b w:val="0"/>
+          <w:i w:val="0"/>
+          <w:color w:val="000000"/>
+          <w:sz w:val="28"/>
+        </w:rPr>
+        <w:t>Учётную запись заводит администратор и сообщает вам логин и первоначальный пароль. Самостоятельная регистрация в системе не предусмотрена: пропускной режим не то место, где вход открывают всем желающим.</w:t>
+      </w:r>
+    </w:p>
+    <w:p>
+      <w:pPr>
+        <w:keepNext/>
+        <w:spacing w:before="120" w:after="40"/>
+        <w:ind w:firstLine="0"/>
+        <w:jc w:val="center"/>
+      </w:pPr>
+      <w:r>
+        <w:drawing>
+          <wp:inline xmlns:a="http://schemas.openxmlformats.org/drawingml/2006/main" xmlns:pic="http://schemas.openxmlformats.org/drawingml/2006/picture">
+            <wp:extent cx="5940000" cy="3883846"/>
+            <wp:docPr id="1" name="Picture 1"/>
+            <wp:cNvGraphicFramePr>
+              <a:graphicFrameLocks noChangeAspect="1"/>
+            </wp:cNvGraphicFramePr>
+            <a:graphic>
+              <a:graphicData uri="http://schemas.openxmlformats.org/drawingml/2006/picture">
+                <pic:pic>
+                  <pic:nvPicPr>
+                    <pic:cNvPr id="0" name="login-form.png"/>
+                    <pic:cNvPicPr/>
+                  </pic:nvPicPr>
+                  <pic:blipFill>
+                    <a:blip r:embed="rId11"/>
+                    <a:stretch>
+                      <a:fillRect/>
+                    </a:stretch>
+                  </pic:blipFill>
+                  <pic:spPr>
+                    <a:xfrm>
+                      <a:off x="0" y="0"/>
+                      <a:ext cx="5940000" cy="3883846"/>
+                    </a:xfrm>
+                    <a:prstGeom prst="rect"/>
+                  </pic:spPr>
+                </pic:pic>
+              </a:graphicData>
+            </a:graphic>
+          </wp:inline>
+        </w:drawing>
+      </w:r>
+    </w:p>
+    <w:p>
+      <w:pPr>
+        <w:keepNext w:val="0"/>
+        <w:spacing w:line="240" w:lineRule="auto" w:before="40" w:after="200"/>
+        <w:ind w:firstLine="0"/>
+        <w:jc w:val="center"/>
+      </w:pPr>
+      <w:r>
+        <w:rPr>
+          <w:rFonts w:ascii="Times New Roman" w:hAnsi="Times New Roman" w:cs="Times New Roman" w:eastAsia="Times New Roman"/>
+          <w:b w:val="0"/>
+          <w:i/>
+          <w:color w:val="000000"/>
+          <w:sz w:val="24"/>
+        </w:rPr>
+        <w:t>Рисунок 3.1 — Страница входа</w:t>
+      </w:r>
+    </w:p>
+    <w:p>
+      <w:r>
+        <w:rPr>
+          <w:rFonts w:ascii="Times New Roman" w:hAnsi="Times New Roman" w:cs="Times New Roman" w:eastAsia="Times New Roman"/>
+          <w:b w:val="0"/>
+          <w:i w:val="0"/>
+          <w:color w:val="000000"/>
+          <w:sz w:val="28"/>
+        </w:rPr>
+        <w:t xml:space="preserve">Введите логин в поле </w:t>
+      </w:r>
+      <w:r>
+        <w:rPr>
+          <w:rFonts w:ascii="Times New Roman" w:hAnsi="Times New Roman" w:cs="Times New Roman" w:eastAsia="Times New Roman"/>
+          <w:b/>
+          <w:i w:val="0"/>
+          <w:color w:val="000000"/>
+          <w:sz w:val="28"/>
+        </w:rPr>
+        <w:t>«Имя пользователя»</w:t>
+      </w:r>
+      <w:r>
+        <w:rPr>
+          <w:rFonts w:ascii="Times New Roman" w:hAnsi="Times New Roman" w:cs="Times New Roman" w:eastAsia="Times New Roman"/>
+          <w:b w:val="0"/>
+          <w:i w:val="0"/>
+          <w:color w:val="000000"/>
+          <w:sz w:val="28"/>
+        </w:rPr>
+        <w:t xml:space="preserve"> (1) и пароль в поле </w:t>
+      </w:r>
+      <w:r>
+        <w:rPr>
+          <w:rFonts w:ascii="Times New Roman" w:hAnsi="Times New Roman" w:cs="Times New Roman" w:eastAsia="Times New Roman"/>
+          <w:b/>
+          <w:i w:val="0"/>
+          <w:color w:val="000000"/>
+          <w:sz w:val="28"/>
+        </w:rPr>
+        <w:t>«Пароль»</w:t>
+      </w:r>
+      <w:r>
+        <w:rPr>
+          <w:rFonts w:ascii="Times New Roman" w:hAnsi="Times New Roman" w:cs="Times New Roman" w:eastAsia="Times New Roman"/>
+          <w:b w:val="0"/>
+          <w:i w:val="0"/>
+          <w:color w:val="000000"/>
+          <w:sz w:val="28"/>
+        </w:rPr>
+        <w:t xml:space="preserve"> (2), затем нажмите </w:t>
+      </w:r>
+      <w:r>
+        <w:rPr>
+          <w:rFonts w:ascii="Times New Roman" w:hAnsi="Times New Roman" w:cs="Times New Roman" w:eastAsia="Times New Roman"/>
+          <w:b/>
+          <w:i w:val="0"/>
+          <w:color w:val="000000"/>
+          <w:sz w:val="28"/>
+        </w:rPr>
+        <w:t>«Войти»</w:t>
+      </w:r>
+      <w:r>
+        <w:rPr>
+          <w:rFonts w:ascii="Times New Roman" w:hAnsi="Times New Roman" w:cs="Times New Roman" w:eastAsia="Times New Roman"/>
+          <w:b w:val="0"/>
+          <w:i w:val="0"/>
+          <w:color w:val="000000"/>
+          <w:sz w:val="28"/>
+        </w:rPr>
+        <w:t xml:space="preserve"> (3). Вместо нажатия кнопки можно нажать клавишу Enter.</w:t>
+      </w:r>
+    </w:p>
+    <w:p>
+      <w:r>
+        <w:rPr>
+          <w:rFonts w:ascii="Times New Roman" w:hAnsi="Times New Roman" w:cs="Times New Roman" w:eastAsia="Times New Roman"/>
+          <w:b w:val="0"/>
+          <w:i w:val="0"/>
+          <w:color w:val="000000"/>
+          <w:sz w:val="28"/>
+        </w:rPr>
+        <w:t>Ожидаемый результат: открывается страница «Обзор и новости». Если вы входите впервые, перед ней система покажет окно согласия на обработку персональных данных, см. подраздел 3.2.</w:t>
+      </w:r>
+    </w:p>
+    <w:p>
+      <w:r>
+        <w:rPr>
+          <w:rFonts w:ascii="Times New Roman" w:hAnsi="Times New Roman" w:cs="Times New Roman" w:eastAsia="Times New Roman"/>
+          <w:b w:val="0"/>
+          <w:i w:val="0"/>
+          <w:color w:val="000000"/>
+          <w:sz w:val="28"/>
+        </w:rPr>
+        <w:t>В правой части страницы входа выведены контакты бюро пропусков и часы его работы. Их задаёт администратор, поэтому они всегда актуальны для вашего предприятия.</w:t>
+      </w:r>
+    </w:p>
+    <w:tbl>
+      <w:tblPr>
+        <w:tblW w:type="auto" w:w="0"/>
+        <w:tblLayout w:type="fixed"/>
+        <w:tblLook w:firstColumn="1" w:firstRow="1" w:lastColumn="0" w:lastRow="0" w:noHBand="0" w:noVBand="1" w:val="04A0"/>
+        <w:tblLayout w:type="fixed"/>
+      </w:tblPr>
+      <w:tblGrid>
+        <w:gridCol w:w="9356"/>
+      </w:tblGrid>
+      <w:tr>
+        <w:trPr>
+          <w:cantSplit w:val="true"/>
+        </w:trPr>
+        <w:tc>
+          <w:tcPr>
+            <w:tcW w:type="dxa" w:w="9354"/>
+            <w:shd w:val="clear" w:fill="EAF1F8"/>
+            <w:tcBorders>
+              <w:left w:val="single" w:sz="24" w:color="2C6FA6"/>
+              <w:top w:val="single" w:sz="4" w:color="EAF1F8"/>
+              <w:bottom w:val="single" w:sz="4" w:color="EAF1F8"/>
+              <w:right w:val="single" w:sz="4" w:color="EAF1F8"/>
+            </w:tcBorders>
+          </w:tcPr>
+          <w:p>
+            <w:pPr>
+              <w:spacing w:line="288" w:lineRule="auto" w:after="0"/>
+              <w:ind w:firstLine="0"/>
+            </w:pPr>
+            <w:r>
+              <w:rPr>
+                <w:rFonts w:ascii="Times New Roman" w:hAnsi="Times New Roman" w:cs="Times New Roman" w:eastAsia="Times New Roman"/>
+                <w:b/>
+                <w:i w:val="0"/>
+                <w:color w:val="2C6FA6"/>
+                <w:sz w:val="26"/>
+              </w:rPr>
+              <w:t xml:space="preserve">ПРИМЕЧАНИЕ. </w:t>
+            </w:r>
+            <w:r>
+              <w:rPr>
+                <w:rFonts w:ascii="Times New Roman" w:hAnsi="Times New Roman" w:cs="Times New Roman" w:eastAsia="Times New Roman"/>
+                <w:b w:val="0"/>
+                <w:i w:val="0"/>
+                <w:color w:val="000000"/>
+                <w:sz w:val="26"/>
+              </w:rPr>
+              <w:t>Логин - это не адрес электронной почты. Он выдаётся администратором и может выглядеть как угодно.</w:t>
+            </w:r>
+          </w:p>
+        </w:tc>
+      </w:tr>
+    </w:tbl>
+    <w:p>
+      <w:pPr>
+        <w:spacing w:after="0" w:line="240" w:lineRule="auto"/>
+        <w:ind w:firstLine="0"/>
+      </w:pPr>
+      <w:r>
+        <w:rPr>
+          <w:rFonts w:ascii="Times New Roman" w:hAnsi="Times New Roman" w:cs="Times New Roman" w:eastAsia="Times New Roman"/>
+          <w:b w:val="0"/>
+          <w:i w:val="0"/>
+          <w:color w:val="000000"/>
+          <w:sz w:val="12"/>
+        </w:rPr>
+      </w:r>
+    </w:p>
+    <w:p>
+      <w:pPr>
+        <w:pStyle w:val="Heading2"/>
+        <w:ind w:firstLine="0"/>
+      </w:pPr>
+      <w:r>
+        <w:rPr>
+          <w:rFonts w:ascii="Times New Roman" w:hAnsi="Times New Roman" w:cs="Times New Roman" w:eastAsia="Times New Roman"/>
+          <w:b/>
+          <w:i w:val="0"/>
+          <w:color w:val="000000"/>
+          <w:sz w:val="28"/>
+        </w:rPr>
+        <w:t>3.2. Согласие на обработку персональных данных</w:t>
+      </w:r>
+    </w:p>
+    <w:p>
+      <w:r>
+        <w:rPr>
+          <w:rFonts w:ascii="Times New Roman" w:hAnsi="Times New Roman" w:cs="Times New Roman" w:eastAsia="Times New Roman"/>
+          <w:b w:val="0"/>
+          <w:i w:val="0"/>
+          <w:color w:val="000000"/>
+          <w:sz w:val="28"/>
+        </w:rPr>
+        <w:t>При первом входе система показывает текст согласия на обработку персональных данных. Пока согласие не подтверждено, работать в системе нельзя: это требование закона, а не настройка, которую можно обойти.</w:t>
+      </w:r>
+    </w:p>
+    <w:p>
+      <w:pPr>
+        <w:keepNext/>
+        <w:spacing w:before="120" w:after="40"/>
+        <w:ind w:firstLine="0"/>
+        <w:jc w:val="center"/>
+      </w:pPr>
+      <w:r>
+        <w:drawing>
+          <wp:inline xmlns:a="http://schemas.openxmlformats.org/drawingml/2006/main" xmlns:pic="http://schemas.openxmlformats.org/drawingml/2006/picture">
+            <wp:extent cx="5852160" cy="5023104"/>
+            <wp:docPr id="2" name="Picture 2"/>
+            <wp:cNvGraphicFramePr>
+              <a:graphicFrameLocks noChangeAspect="1"/>
+            </wp:cNvGraphicFramePr>
+            <a:graphic>
+              <a:graphicData uri="http://schemas.openxmlformats.org/drawingml/2006/picture">
+                <pic:pic>
+                  <pic:nvPicPr>
+                    <pic:cNvPr id="0" name="consent-window.png"/>
+                    <pic:cNvPicPr/>
+                  </pic:nvPicPr>
+                  <pic:blipFill>
+                    <a:blip r:embed="rId12"/>
+                    <a:stretch>
+                      <a:fillRect/>
+                    </a:stretch>
+                  </pic:blipFill>
+                  <pic:spPr>
+                    <a:xfrm>
+                      <a:off x="0" y="0"/>
+                      <a:ext cx="5852160" cy="5023104"/>
+                    </a:xfrm>
+                    <a:prstGeom prst="rect"/>
+                  </pic:spPr>
+                </pic:pic>
+              </a:graphicData>
+            </a:graphic>
+          </wp:inline>
+        </w:drawing>
+      </w:r>
+    </w:p>
+    <w:p>
+      <w:pPr>
+        <w:keepNext w:val="0"/>
+        <w:spacing w:line="240" w:lineRule="auto" w:before="40" w:after="200"/>
+        <w:ind w:firstLine="0"/>
+        <w:jc w:val="center"/>
+      </w:pPr>
+      <w:r>
+        <w:rPr>
+          <w:rFonts w:ascii="Times New Roman" w:hAnsi="Times New Roman" w:cs="Times New Roman" w:eastAsia="Times New Roman"/>
+          <w:b w:val="0"/>
+          <w:i/>
+          <w:color w:val="000000"/>
+          <w:sz w:val="24"/>
+        </w:rPr>
+        <w:t>Рисунок 3.2 — Окно согласия на обработку персональных данных</w:t>
+      </w:r>
+    </w:p>
+    <w:p>
+      <w:r>
+        <w:rPr>
+          <w:rFonts w:ascii="Times New Roman" w:hAnsi="Times New Roman" w:cs="Times New Roman" w:eastAsia="Times New Roman"/>
+          <w:b w:val="0"/>
+          <w:i w:val="0"/>
+          <w:color w:val="000000"/>
+          <w:sz w:val="28"/>
+        </w:rPr>
+        <w:t>Прочитайте текст, прокрутив его до конца (1). Пока документ не прокручен, отметка согласия и кнопка подтверждения неактивны, а под ними выводится подсказка о том, чего не хватает: «Прокрутите документ до конца», затем «Отметьте согласие с условиями».</w:t>
+      </w:r>
+    </w:p>
+    <w:p>
+      <w:r>
+        <w:rPr>
+          <w:rFonts w:ascii="Times New Roman" w:hAnsi="Times New Roman" w:cs="Times New Roman" w:eastAsia="Times New Roman"/>
+          <w:b w:val="0"/>
+          <w:i w:val="0"/>
+          <w:color w:val="000000"/>
+          <w:sz w:val="28"/>
+        </w:rPr>
+        <w:t xml:space="preserve">Отметьте </w:t>
+      </w:r>
+      <w:r>
+        <w:rPr>
+          <w:rFonts w:ascii="Times New Roman" w:hAnsi="Times New Roman" w:cs="Times New Roman" w:eastAsia="Times New Roman"/>
+          <w:b/>
+          <w:i w:val="0"/>
+          <w:color w:val="000000"/>
+          <w:sz w:val="28"/>
+        </w:rPr>
+        <w:t>«Я прочитал документ и даю согласие на обработку персональных данных»</w:t>
+      </w:r>
+      <w:r>
+        <w:rPr>
+          <w:rFonts w:ascii="Times New Roman" w:hAnsi="Times New Roman" w:cs="Times New Roman" w:eastAsia="Times New Roman"/>
+          <w:b w:val="0"/>
+          <w:i w:val="0"/>
+          <w:color w:val="000000"/>
+          <w:sz w:val="28"/>
+        </w:rPr>
+        <w:t xml:space="preserve"> (2) и нажмите </w:t>
+      </w:r>
+      <w:r>
+        <w:rPr>
+          <w:rFonts w:ascii="Times New Roman" w:hAnsi="Times New Roman" w:cs="Times New Roman" w:eastAsia="Times New Roman"/>
+          <w:b/>
+          <w:i w:val="0"/>
+          <w:color w:val="000000"/>
+          <w:sz w:val="28"/>
+        </w:rPr>
+        <w:t>«Подтверждаю согласие»</w:t>
+      </w:r>
+      <w:r>
+        <w:rPr>
+          <w:rFonts w:ascii="Times New Roman" w:hAnsi="Times New Roman" w:cs="Times New Roman" w:eastAsia="Times New Roman"/>
+          <w:b w:val="0"/>
+          <w:i w:val="0"/>
+          <w:color w:val="000000"/>
+          <w:sz w:val="28"/>
+        </w:rPr>
+        <w:t xml:space="preserve"> (3).</w:t>
+      </w:r>
+    </w:p>
+    <w:p>
+      <w:r>
+        <w:rPr>
+          <w:rFonts w:ascii="Times New Roman" w:hAnsi="Times New Roman" w:cs="Times New Roman" w:eastAsia="Times New Roman"/>
+          <w:b w:val="0"/>
+          <w:i w:val="0"/>
+          <w:color w:val="000000"/>
+          <w:sz w:val="28"/>
+        </w:rPr>
+        <w:t>Ожидаемый результат: окно закрывается, открывается «Обзор и новости». Повторно согласие не запрашивается.</w:t>
+      </w:r>
+    </w:p>
+    <w:p>
+      <w:r>
+        <w:rPr>
+          <w:rFonts w:ascii="Times New Roman" w:hAnsi="Times New Roman" w:cs="Times New Roman" w:eastAsia="Times New Roman"/>
+          <w:b w:val="0"/>
+          <w:i w:val="0"/>
+          <w:color w:val="000000"/>
+          <w:sz w:val="28"/>
+        </w:rPr>
+        <w:t xml:space="preserve">Кнопка </w:t>
+      </w:r>
+      <w:r>
+        <w:rPr>
+          <w:rFonts w:ascii="Times New Roman" w:hAnsi="Times New Roman" w:cs="Times New Roman" w:eastAsia="Times New Roman"/>
+          <w:b/>
+          <w:i w:val="0"/>
+          <w:color w:val="000000"/>
+          <w:sz w:val="28"/>
+        </w:rPr>
+        <w:t>«Выйти»</w:t>
+      </w:r>
+      <w:r>
+        <w:rPr>
+          <w:rFonts w:ascii="Times New Roman" w:hAnsi="Times New Roman" w:cs="Times New Roman" w:eastAsia="Times New Roman"/>
+          <w:b w:val="0"/>
+          <w:i w:val="0"/>
+          <w:color w:val="000000"/>
+          <w:sz w:val="28"/>
+        </w:rPr>
+        <w:t xml:space="preserve"> закрывает сеанс без подтверждения согласия. Работать в системе после этого не получится: при следующем входе окно появится снова.</w:t>
+      </w:r>
+    </w:p>
+    <w:tbl>
+      <w:tblPr>
+        <w:tblW w:type="auto" w:w="0"/>
+        <w:tblLayout w:type="fixed"/>
+        <w:tblLook w:firstColumn="1" w:firstRow="1" w:lastColumn="0" w:lastRow="0" w:noHBand="0" w:noVBand="1" w:val="04A0"/>
+        <w:tblLayout w:type="fixed"/>
+      </w:tblPr>
+      <w:tblGrid>
+        <w:gridCol w:w="9356"/>
+      </w:tblGrid>
+      <w:tr>
+        <w:trPr>
+          <w:cantSplit w:val="true"/>
+        </w:trPr>
+        <w:tc>
+          <w:tcPr>
+            <w:tcW w:type="dxa" w:w="9354"/>
+            <w:shd w:val="clear" w:fill="FDF6E3"/>
+            <w:tcBorders>
+              <w:left w:val="single" w:sz="24" w:color="B7791F"/>
+              <w:top w:val="single" w:sz="4" w:color="FDF6E3"/>
+              <w:bottom w:val="single" w:sz="4" w:color="FDF6E3"/>
+              <w:right w:val="single" w:sz="4" w:color="FDF6E3"/>
+            </w:tcBorders>
+          </w:tcPr>
+          <w:p>
+            <w:pPr>
+              <w:spacing w:line="288" w:lineRule="auto" w:after="0"/>
+              <w:ind w:firstLine="0"/>
+            </w:pPr>
+            <w:r>
+              <w:rPr>
+                <w:rFonts w:ascii="Times New Roman" w:hAnsi="Times New Roman" w:cs="Times New Roman" w:eastAsia="Times New Roman"/>
+                <w:b/>
+                <w:i w:val="0"/>
+                <w:color w:val="B7791F"/>
+                <w:sz w:val="26"/>
+              </w:rPr>
+              <w:t xml:space="preserve">ВАЖНО. </w:t>
+            </w:r>
+            <w:r>
+              <w:rPr>
+                <w:rFonts w:ascii="Times New Roman" w:hAnsi="Times New Roman" w:cs="Times New Roman" w:eastAsia="Times New Roman"/>
+                <w:b w:val="0"/>
+                <w:i w:val="0"/>
+                <w:color w:val="000000"/>
+                <w:sz w:val="26"/>
+              </w:rPr>
+              <w:t>Система может запросить согласие повторно. Это происходит, когда бюро пропусков выпускает новую редакцию текста: согласие, данное прежней редакции, к новой не относится. В окне указаны номер редакции и дата, с которой она действует.</w:t>
+            </w:r>
+          </w:p>
+        </w:tc>
+      </w:tr>
+    </w:tbl>
+    <w:p>
+      <w:pPr>
+        <w:spacing w:after="0" w:line="240" w:lineRule="auto"/>
+        <w:ind w:firstLine="0"/>
+      </w:pPr>
+      <w:r>
+        <w:rPr>
+          <w:rFonts w:ascii="Times New Roman" w:hAnsi="Times New Roman" w:cs="Times New Roman" w:eastAsia="Times New Roman"/>
+          <w:b w:val="0"/>
+          <w:i w:val="0"/>
+          <w:color w:val="000000"/>
+          <w:sz w:val="12"/>
+        </w:rPr>
+      </w:r>
+    </w:p>
+    <w:p>
+      <w:pPr>
+        <w:pStyle w:val="Heading2"/>
+        <w:ind w:firstLine="0"/>
+      </w:pPr>
+      <w:r>
+        <w:rPr>
+          <w:rFonts w:ascii="Times New Roman" w:hAnsi="Times New Roman" w:cs="Times New Roman" w:eastAsia="Times New Roman"/>
+          <w:b/>
+          <w:i w:val="0"/>
+          <w:color w:val="000000"/>
+          <w:sz w:val="28"/>
+        </w:rPr>
+        <w:t>3.3. Забытый логин или пароль</w:t>
+      </w:r>
+    </w:p>
+    <w:p>
+      <w:r>
+        <w:rPr>
+          <w:rFonts w:ascii="Times New Roman" w:hAnsi="Times New Roman" w:cs="Times New Roman" w:eastAsia="Times New Roman"/>
+          <w:b w:val="0"/>
+          <w:i w:val="0"/>
+          <w:color w:val="000000"/>
+          <w:sz w:val="28"/>
+        </w:rPr>
+        <w:t>Восстановить пароль самостоятельно нельзя, и это сделано намеренно: почтовый ящик работника системе неизвестен, а сброс пароля по нему открыл бы дорогу к чужой учётной записи через доступ к почте.</w:t>
+      </w:r>
+    </w:p>
+    <w:p>
+      <w:r>
+        <w:rPr>
+          <w:rFonts w:ascii="Times New Roman" w:hAnsi="Times New Roman" w:cs="Times New Roman" w:eastAsia="Times New Roman"/>
+          <w:b w:val="0"/>
+          <w:i w:val="0"/>
+          <w:color w:val="000000"/>
+          <w:sz w:val="28"/>
+        </w:rPr>
+        <w:t xml:space="preserve">Нажмите </w:t>
+      </w:r>
+      <w:r>
+        <w:rPr>
+          <w:rFonts w:ascii="Times New Roman" w:hAnsi="Times New Roman" w:cs="Times New Roman" w:eastAsia="Times New Roman"/>
+          <w:b/>
+          <w:i w:val="0"/>
+          <w:color w:val="000000"/>
+          <w:sz w:val="28"/>
+        </w:rPr>
+        <w:t>«Забыли пароль?»</w:t>
+      </w:r>
+      <w:r>
+        <w:rPr>
+          <w:rFonts w:ascii="Times New Roman" w:hAnsi="Times New Roman" w:cs="Times New Roman" w:eastAsia="Times New Roman"/>
+          <w:b w:val="0"/>
+          <w:i w:val="0"/>
+          <w:color w:val="000000"/>
+          <w:sz w:val="28"/>
+        </w:rPr>
+        <w:t xml:space="preserve"> под полями входа. Откроется окно </w:t>
+      </w:r>
+      <w:r>
+        <w:rPr>
+          <w:rFonts w:ascii="Times New Roman" w:hAnsi="Times New Roman" w:cs="Times New Roman" w:eastAsia="Times New Roman"/>
+          <w:b/>
+          <w:i w:val="0"/>
+          <w:color w:val="000000"/>
+          <w:sz w:val="28"/>
+        </w:rPr>
+        <w:t>«Восстановление доступа»</w:t>
+      </w:r>
+      <w:r>
+        <w:rPr>
+          <w:rFonts w:ascii="Times New Roman" w:hAnsi="Times New Roman" w:cs="Times New Roman" w:eastAsia="Times New Roman"/>
+          <w:b w:val="0"/>
+          <w:i w:val="0"/>
+          <w:color w:val="000000"/>
+          <w:sz w:val="28"/>
+        </w:rPr>
+        <w:t xml:space="preserve"> с адресом электронной почты и телефоном бюро пропусков.</w:t>
+      </w:r>
+    </w:p>
+    <w:p>
+      <w:pPr>
+        <w:keepNext/>
+        <w:spacing w:before="120" w:after="40"/>
+        <w:ind w:firstLine="0"/>
+        <w:jc w:val="center"/>
+      </w:pPr>
+      <w:r>
+        <w:drawing>
+          <wp:inline xmlns:a="http://schemas.openxmlformats.org/drawingml/2006/main" xmlns:pic="http://schemas.openxmlformats.org/drawingml/2006/picture">
+            <wp:extent cx="3291840" cy="2316480"/>
+            <wp:docPr id="3" name="Picture 3"/>
+            <wp:cNvGraphicFramePr>
+              <a:graphicFrameLocks noChangeAspect="1"/>
+            </wp:cNvGraphicFramePr>
+            <a:graphic>
+              <a:graphicData uri="http://schemas.openxmlformats.org/drawingml/2006/picture">
+                <pic:pic>
+                  <pic:nvPicPr>
+                    <pic:cNvPr id="0" name="login-recovery.png"/>
+                    <pic:cNvPicPr/>
+                  </pic:nvPicPr>
+                  <pic:blipFill>
+                    <a:blip r:embed="rId13"/>
+                    <a:stretch>
+                      <a:fillRect/>
+                    </a:stretch>
+                  </pic:blipFill>
+                  <pic:spPr>
+                    <a:xfrm>
+                      <a:off x="0" y="0"/>
+                      <a:ext cx="3291840" cy="2316480"/>
+                    </a:xfrm>
+                    <a:prstGeom prst="rect"/>
+                  </pic:spPr>
+                </pic:pic>
+              </a:graphicData>
+            </a:graphic>
+          </wp:inline>
+        </w:drawing>
+      </w:r>
+    </w:p>
+    <w:p>
+      <w:pPr>
+        <w:keepNext w:val="0"/>
+        <w:spacing w:line="240" w:lineRule="auto" w:before="40" w:after="200"/>
+        <w:ind w:firstLine="0"/>
+        <w:jc w:val="center"/>
+      </w:pPr>
+      <w:r>
+        <w:rPr>
+          <w:rFonts w:ascii="Times New Roman" w:hAnsi="Times New Roman" w:cs="Times New Roman" w:eastAsia="Times New Roman"/>
+          <w:b w:val="0"/>
+          <w:i/>
+          <w:color w:val="000000"/>
+          <w:sz w:val="24"/>
+        </w:rPr>
+        <w:t>Рисунок 3.3 — Окно восстановления доступа</w:t>
+      </w:r>
+    </w:p>
+    <w:p>
+      <w:r>
+        <w:rPr>
+          <w:rFonts w:ascii="Times New Roman" w:hAnsi="Times New Roman" w:cs="Times New Roman" w:eastAsia="Times New Roman"/>
+          <w:b w:val="0"/>
+          <w:i w:val="0"/>
+          <w:color w:val="000000"/>
+          <w:sz w:val="28"/>
+        </w:rPr>
+        <w:t>Нажатие на адрес или на номер копирует его в буфер обмена - об этом сообщает всплывающая подсказка. Дальше обратитесь в бюро любым из этих способов; новый пароль вам назначит администратор.</w:t>
+      </w:r>
+    </w:p>
+    <w:p>
+      <w:pPr>
+        <w:pStyle w:val="Heading2"/>
+        <w:ind w:firstLine="0"/>
+      </w:pPr>
+      <w:r>
+        <w:rPr>
+          <w:rFonts w:ascii="Times New Roman" w:hAnsi="Times New Roman" w:cs="Times New Roman" w:eastAsia="Times New Roman"/>
+          <w:b/>
+          <w:i w:val="0"/>
+          <w:color w:val="000000"/>
+          <w:sz w:val="28"/>
+        </w:rPr>
+        <w:t>3.4. Блокировка после неудачных попыток</w:t>
+      </w:r>
+    </w:p>
+    <w:p>
+      <w:r>
+        <w:rPr>
+          <w:rFonts w:ascii="Times New Roman" w:hAnsi="Times New Roman" w:cs="Times New Roman" w:eastAsia="Times New Roman"/>
+          <w:b w:val="0"/>
+          <w:i w:val="0"/>
+          <w:color w:val="000000"/>
+          <w:sz w:val="28"/>
+        </w:rPr>
+        <w:t>Система защищена от подбора пароля. После пяти неудачных попыток подряд вход закрывается на время, и с каждым следующим кругом из пяти попыток срок растёт: одна минута, пять, пятнадцать, полчаса, час. Дальше срок не увеличивается.</w:t>
+      </w:r>
+    </w:p>
+    <w:p>
+      <w:r>
+        <w:rPr>
+          <w:rFonts w:ascii="Times New Roman" w:hAnsi="Times New Roman" w:cs="Times New Roman" w:eastAsia="Times New Roman"/>
+          <w:b w:val="0"/>
+          <w:i w:val="0"/>
+          <w:color w:val="000000"/>
+          <w:sz w:val="28"/>
+        </w:rPr>
+        <w:t>Сообщение об ошибке показывает, сколько попыток осталось, а после блокировки - сколько времени осталось ждать.</w:t>
+      </w:r>
+    </w:p>
+    <w:p>
+      <w:r>
+        <w:rPr>
+          <w:rFonts w:ascii="Times New Roman" w:hAnsi="Times New Roman" w:cs="Times New Roman" w:eastAsia="Times New Roman"/>
+          <w:b w:val="0"/>
+          <w:i w:val="0"/>
+          <w:color w:val="000000"/>
+          <w:sz w:val="28"/>
+        </w:rPr>
+        <w:t>Неудачные попытки не копятся вечно: те, что старше пяти минут, не учитываются, поэтому редкая опечатка до блокировки не доводит. Если сутки прошли без единой неудачной попытки, лестница возвращается на первую ступень.</w:t>
+      </w:r>
+    </w:p>
+    <w:tbl>
+      <w:tblPr>
+        <w:tblW w:type="auto" w:w="0"/>
+        <w:tblLayout w:type="fixed"/>
+        <w:tblLook w:firstColumn="1" w:firstRow="1" w:lastColumn="0" w:lastRow="0" w:noHBand="0" w:noVBand="1" w:val="04A0"/>
+        <w:tblLayout w:type="fixed"/>
+      </w:tblPr>
+      <w:tblGrid>
+        <w:gridCol w:w="9356"/>
+      </w:tblGrid>
+      <w:tr>
+        <w:trPr>
+          <w:cantSplit w:val="true"/>
+        </w:trPr>
+        <w:tc>
+          <w:tcPr>
+            <w:tcW w:type="dxa" w:w="9354"/>
+            <w:shd w:val="clear" w:fill="EAF1F8"/>
+            <w:tcBorders>
+              <w:left w:val="single" w:sz="24" w:color="2C6FA6"/>
+              <w:top w:val="single" w:sz="4" w:color="EAF1F8"/>
+              <w:bottom w:val="single" w:sz="4" w:color="EAF1F8"/>
+              <w:right w:val="single" w:sz="4" w:color="EAF1F8"/>
+            </w:tcBorders>
+          </w:tcPr>
+          <w:p>
+            <w:pPr>
+              <w:spacing w:line="288" w:lineRule="auto" w:after="0"/>
+              <w:ind w:firstLine="0"/>
+            </w:pPr>
+            <w:r>
+              <w:rPr>
+                <w:rFonts w:ascii="Times New Roman" w:hAnsi="Times New Roman" w:cs="Times New Roman" w:eastAsia="Times New Roman"/>
+                <w:b/>
+                <w:i w:val="0"/>
+                <w:color w:val="2C6FA6"/>
+                <w:sz w:val="26"/>
+              </w:rPr>
+              <w:t xml:space="preserve">ПРИМЕЧАНИЕ. </w:t>
+            </w:r>
+            <w:r>
+              <w:rPr>
+                <w:rFonts w:ascii="Times New Roman" w:hAnsi="Times New Roman" w:cs="Times New Roman" w:eastAsia="Times New Roman"/>
+                <w:b w:val="0"/>
+                <w:i w:val="0"/>
+                <w:color w:val="000000"/>
+                <w:sz w:val="26"/>
+              </w:rPr>
+              <w:t>Ждать окончания срока не обязательно. Администратор снимает блокировку досрочно, для этого достаточно обратиться в бюро пропусков.</w:t>
+            </w:r>
+          </w:p>
+        </w:tc>
+      </w:tr>
+    </w:tbl>
+    <w:p>
+      <w:pPr>
+        <w:spacing w:after="0" w:line="240" w:lineRule="auto"/>
+        <w:ind w:firstLine="0"/>
+      </w:pPr>
+      <w:r>
+        <w:rPr>
+          <w:rFonts w:ascii="Times New Roman" w:hAnsi="Times New Roman" w:cs="Times New Roman" w:eastAsia="Times New Roman"/>
+          <w:b w:val="0"/>
+          <w:i w:val="0"/>
+          <w:color w:val="000000"/>
+          <w:sz w:val="12"/>
+        </w:rPr>
+      </w:r>
+    </w:p>
+    <w:p>
+      <w:pPr>
+        <w:pStyle w:val="Heading1"/>
+        <w:ind w:firstLine="0"/>
+      </w:pPr>
+      <w:r>
+        <w:rPr>
+          <w:rFonts w:ascii="Times New Roman" w:hAnsi="Times New Roman" w:cs="Times New Roman" w:eastAsia="Times New Roman"/>
+          <w:b/>
+          <w:i w:val="0"/>
+          <w:color w:val="000000"/>
+          <w:sz w:val="32"/>
+        </w:rPr>
+        <w:t>4. Рабочий экран</w:t>
+      </w:r>
+    </w:p>
+    <w:p>
+      <w:pPr>
+        <w:pStyle w:val="Heading2"/>
+        <w:ind w:firstLine="0"/>
+      </w:pPr>
+      <w:r>
+        <w:rPr>
+          <w:rFonts w:ascii="Times New Roman" w:hAnsi="Times New Roman" w:cs="Times New Roman" w:eastAsia="Times New Roman"/>
+          <w:b/>
+          <w:i w:val="0"/>
+          <w:color w:val="000000"/>
+          <w:sz w:val="28"/>
+        </w:rPr>
+        <w:t>4.1. Из чего состоит экран</w:t>
+      </w:r>
+    </w:p>
+    <w:p>
+      <w:r>
+        <w:rPr>
+          <w:rFonts w:ascii="Times New Roman" w:hAnsi="Times New Roman" w:cs="Times New Roman" w:eastAsia="Times New Roman"/>
+          <w:b w:val="0"/>
+          <w:i w:val="0"/>
+          <w:color w:val="000000"/>
+          <w:sz w:val="28"/>
+        </w:rPr>
+        <w:t>Экран одинаков во всех разделах системы и состоит из трёх частей: бокового меню слева, верхней строки и рабочей области между ними.</w:t>
+      </w:r>
+    </w:p>
+    <w:p>
+      <w:pPr>
+        <w:keepNext/>
+        <w:spacing w:before="120" w:after="40"/>
+        <w:ind w:firstLine="0"/>
+        <w:jc w:val="center"/>
+      </w:pPr>
+      <w:r>
+        <w:drawing>
+          <wp:inline xmlns:a="http://schemas.openxmlformats.org/drawingml/2006/main" xmlns:pic="http://schemas.openxmlformats.org/drawingml/2006/picture">
+            <wp:extent cx="5940000" cy="3883846"/>
+            <wp:docPr id="4" name="Picture 4"/>
+            <wp:cNvGraphicFramePr>
+              <a:graphicFrameLocks noChangeAspect="1"/>
+            </wp:cNvGraphicFramePr>
+            <a:graphic>
+              <a:graphicData uri="http://schemas.openxmlformats.org/drawingml/2006/picture">
+                <pic:pic>
+                  <pic:nvPicPr>
+                    <pic:cNvPr id="0" name="screen-layout.png"/>
+                    <pic:cNvPicPr/>
+                  </pic:nvPicPr>
+                  <pic:blipFill>
+                    <a:blip r:embed="rId14"/>
+                    <a:stretch>
+                      <a:fillRect/>
+                    </a:stretch>
+                  </pic:blipFill>
+                  <pic:spPr>
+                    <a:xfrm>
+                      <a:off x="0" y="0"/>
+                      <a:ext cx="5940000" cy="3883846"/>
+                    </a:xfrm>
+                    <a:prstGeom prst="rect"/>
+                  </pic:spPr>
+                </pic:pic>
+              </a:graphicData>
+            </a:graphic>
+          </wp:inline>
+        </w:drawing>
+      </w:r>
+    </w:p>
+    <w:p>
+      <w:pPr>
+        <w:keepNext w:val="0"/>
+        <w:spacing w:line="240" w:lineRule="auto" w:before="40" w:after="200"/>
+        <w:ind w:firstLine="0"/>
+        <w:jc w:val="center"/>
+      </w:pPr>
+      <w:r>
+        <w:rPr>
+          <w:rFonts w:ascii="Times New Roman" w:hAnsi="Times New Roman" w:cs="Times New Roman" w:eastAsia="Times New Roman"/>
+          <w:b w:val="0"/>
+          <w:i/>
+          <w:color w:val="000000"/>
+          <w:sz w:val="24"/>
+        </w:rPr>
+        <w:t>Рисунок 4.1 — Устройство рабочего экрана</w:t>
+      </w:r>
+    </w:p>
+    <w:p>
+      <w:r>
+        <w:rPr>
+          <w:rFonts w:ascii="Times New Roman" w:hAnsi="Times New Roman" w:cs="Times New Roman" w:eastAsia="Times New Roman"/>
+          <w:b w:val="0"/>
+          <w:i w:val="0"/>
+          <w:color w:val="000000"/>
+          <w:sz w:val="28"/>
+        </w:rPr>
+        <w:t>Боковое меню (1) переключает разделы. Верхняя строка (2) содержит то, что нужно из любого раздела: объявление, уведомления, поиск и переход к подаче заявки. Рабочая область (3) занята содержимым выбранного раздела.</w:t>
+      </w:r>
+    </w:p>
+    <w:p>
+      <w:pPr>
+        <w:pStyle w:val="Heading2"/>
+        <w:ind w:firstLine="0"/>
+      </w:pPr>
+      <w:r>
+        <w:rPr>
+          <w:rFonts w:ascii="Times New Roman" w:hAnsi="Times New Roman" w:cs="Times New Roman" w:eastAsia="Times New Roman"/>
+          <w:b/>
+          <w:i w:val="0"/>
+          <w:color w:val="000000"/>
+          <w:sz w:val="28"/>
+        </w:rPr>
+        <w:t>4.2. Боковое меню</w:t>
+      </w:r>
+    </w:p>
+    <w:p>
+      <w:r>
+        <w:rPr>
+          <w:rFonts w:ascii="Times New Roman" w:hAnsi="Times New Roman" w:cs="Times New Roman" w:eastAsia="Times New Roman"/>
+          <w:b w:val="0"/>
+          <w:i w:val="0"/>
+          <w:color w:val="000000"/>
+          <w:sz w:val="28"/>
+        </w:rPr>
+        <w:t>По умолчанию меню свёрнуто в узкую полосу со значками и раскрывается при наведении указателя. Кнопка с булавкой в его верхней части оставляет меню раскрытым постоянно, кнопка с двойной стрелкой убирает его до следующего наведения.</w:t>
+      </w:r>
+    </w:p>
+    <w:p>
+      <w:pPr>
+        <w:keepNext/>
+        <w:spacing w:before="120" w:after="40"/>
+        <w:ind w:firstLine="0"/>
+        <w:jc w:val="center"/>
+      </w:pPr>
+      <w:r>
+        <w:drawing>
+          <wp:inline xmlns:a="http://schemas.openxmlformats.org/drawingml/2006/main" xmlns:pic="http://schemas.openxmlformats.org/drawingml/2006/picture">
+            <wp:extent cx="5413248" cy="5181600"/>
+            <wp:docPr id="5" name="Picture 5"/>
+            <wp:cNvGraphicFramePr>
+              <a:graphicFrameLocks noChangeAspect="1"/>
+            </wp:cNvGraphicFramePr>
+            <a:graphic>
+              <a:graphicData uri="http://schemas.openxmlformats.org/drawingml/2006/picture">
+                <pic:pic>
+                  <pic:nvPicPr>
+                    <pic:cNvPr id="0" name="nav-rail.png"/>
+                    <pic:cNvPicPr/>
+                  </pic:nvPicPr>
+                  <pic:blipFill>
+                    <a:blip r:embed="rId15"/>
+                    <a:stretch>
+                      <a:fillRect/>
+                    </a:stretch>
+                  </pic:blipFill>
+                  <pic:spPr>
+                    <a:xfrm>
+                      <a:off x="0" y="0"/>
+                      <a:ext cx="5413248" cy="5181600"/>
+                    </a:xfrm>
+                    <a:prstGeom prst="rect"/>
+                  </pic:spPr>
+                </pic:pic>
+              </a:graphicData>
+            </a:graphic>
+          </wp:inline>
+        </w:drawing>
+      </w:r>
+    </w:p>
+    <w:p>
+      <w:pPr>
+        <w:keepNext w:val="0"/>
+        <w:spacing w:line="240" w:lineRule="auto" w:before="40" w:after="200"/>
+        <w:ind w:firstLine="0"/>
+        <w:jc w:val="center"/>
+      </w:pPr>
+      <w:r>
+        <w:rPr>
+          <w:rFonts w:ascii="Times New Roman" w:hAnsi="Times New Roman" w:cs="Times New Roman" w:eastAsia="Times New Roman"/>
+          <w:b w:val="0"/>
+          <w:i/>
+          <w:color w:val="000000"/>
+          <w:sz w:val="24"/>
+        </w:rPr>
+        <w:t>Рисунок 4.2 — Боковое меню в раскрытом виде</w:t>
+      </w:r>
+    </w:p>
+    <w:p>
+      <w:r>
+        <w:rPr>
+          <w:rFonts w:ascii="Times New Roman" w:hAnsi="Times New Roman" w:cs="Times New Roman" w:eastAsia="Times New Roman"/>
+          <w:b w:val="0"/>
+          <w:i w:val="0"/>
+          <w:color w:val="000000"/>
+          <w:sz w:val="28"/>
+        </w:rPr>
+        <w:t xml:space="preserve">Пункты собраны в группы. В группе </w:t>
+      </w:r>
+      <w:r>
+        <w:rPr>
+          <w:rFonts w:ascii="Times New Roman" w:hAnsi="Times New Roman" w:cs="Times New Roman" w:eastAsia="Times New Roman"/>
+          <w:b/>
+          <w:i w:val="0"/>
+          <w:color w:val="000000"/>
+          <w:sz w:val="28"/>
+        </w:rPr>
+        <w:t>«ЗАЯВКИ»</w:t>
+      </w:r>
+      <w:r>
+        <w:rPr>
+          <w:rFonts w:ascii="Times New Roman" w:hAnsi="Times New Roman" w:cs="Times New Roman" w:eastAsia="Times New Roman"/>
+          <w:b w:val="0"/>
+          <w:i w:val="0"/>
+          <w:color w:val="000000"/>
+          <w:sz w:val="28"/>
+        </w:rPr>
+        <w:t xml:space="preserve"> находится </w:t>
+      </w:r>
+      <w:r>
+        <w:rPr>
+          <w:rFonts w:ascii="Times New Roman" w:hAnsi="Times New Roman" w:cs="Times New Roman" w:eastAsia="Times New Roman"/>
+          <w:b/>
+          <w:i w:val="0"/>
+          <w:color w:val="000000"/>
+          <w:sz w:val="28"/>
+        </w:rPr>
+        <w:t>«Новая заявка»</w:t>
+      </w:r>
+      <w:r>
+        <w:rPr>
+          <w:rFonts w:ascii="Times New Roman" w:hAnsi="Times New Roman" w:cs="Times New Roman" w:eastAsia="Times New Roman"/>
+          <w:b w:val="0"/>
+          <w:i w:val="0"/>
+          <w:color w:val="000000"/>
+          <w:sz w:val="28"/>
+        </w:rPr>
+        <w:t xml:space="preserve"> - переход к оформлению. В группе </w:t>
+      </w:r>
+      <w:r>
+        <w:rPr>
+          <w:rFonts w:ascii="Times New Roman" w:hAnsi="Times New Roman" w:cs="Times New Roman" w:eastAsia="Times New Roman"/>
+          <w:b/>
+          <w:i w:val="0"/>
+          <w:color w:val="000000"/>
+          <w:sz w:val="28"/>
+        </w:rPr>
+        <w:t>«УПРАВЛЕНИЕ ДАННЫМИ»</w:t>
+      </w:r>
+      <w:r>
+        <w:rPr>
+          <w:rFonts w:ascii="Times New Roman" w:hAnsi="Times New Roman" w:cs="Times New Roman" w:eastAsia="Times New Roman"/>
+          <w:b w:val="0"/>
+          <w:i w:val="0"/>
+          <w:color w:val="000000"/>
+          <w:sz w:val="28"/>
+        </w:rPr>
+        <w:t xml:space="preserve"> (обведена на рисунке) - </w:t>
+      </w:r>
+      <w:r>
+        <w:rPr>
+          <w:rFonts w:ascii="Times New Roman" w:hAnsi="Times New Roman" w:cs="Times New Roman" w:eastAsia="Times New Roman"/>
+          <w:b/>
+          <w:i w:val="0"/>
+          <w:color w:val="000000"/>
+          <w:sz w:val="28"/>
+        </w:rPr>
+        <w:t>«Сотрудники»</w:t>
+      </w:r>
+      <w:r>
+        <w:rPr>
+          <w:rFonts w:ascii="Times New Roman" w:hAnsi="Times New Roman" w:cs="Times New Roman" w:eastAsia="Times New Roman"/>
+          <w:b w:val="0"/>
+          <w:i w:val="0"/>
+          <w:color w:val="000000"/>
+          <w:sz w:val="28"/>
+        </w:rPr>
+        <w:t xml:space="preserve"> и </w:t>
+      </w:r>
+      <w:r>
+        <w:rPr>
+          <w:rFonts w:ascii="Times New Roman" w:hAnsi="Times New Roman" w:cs="Times New Roman" w:eastAsia="Times New Roman"/>
+          <w:b/>
+          <w:i w:val="0"/>
+          <w:color w:val="000000"/>
+          <w:sz w:val="28"/>
+        </w:rPr>
+        <w:t>«Автомобили»</w:t>
+      </w:r>
+      <w:r>
+        <w:rPr>
+          <w:rFonts w:ascii="Times New Roman" w:hAnsi="Times New Roman" w:cs="Times New Roman" w:eastAsia="Times New Roman"/>
+          <w:b w:val="0"/>
+          <w:i w:val="0"/>
+          <w:color w:val="000000"/>
+          <w:sz w:val="28"/>
+        </w:rPr>
+        <w:t xml:space="preserve">, ваши собственные списки, из которых потом заполняются заявки. В группе </w:t>
+      </w:r>
+      <w:r>
+        <w:rPr>
+          <w:rFonts w:ascii="Times New Roman" w:hAnsi="Times New Roman" w:cs="Times New Roman" w:eastAsia="Times New Roman"/>
+          <w:b/>
+          <w:i w:val="0"/>
+          <w:color w:val="000000"/>
+          <w:sz w:val="28"/>
+        </w:rPr>
+        <w:t>«ПОЛЬЗОВАТЕЛЬ»</w:t>
+      </w:r>
+      <w:r>
+        <w:rPr>
+          <w:rFonts w:ascii="Times New Roman" w:hAnsi="Times New Roman" w:cs="Times New Roman" w:eastAsia="Times New Roman"/>
+          <w:b w:val="0"/>
+          <w:i w:val="0"/>
+          <w:color w:val="000000"/>
+          <w:sz w:val="28"/>
+        </w:rPr>
+        <w:t xml:space="preserve"> - </w:t>
+      </w:r>
+      <w:r>
+        <w:rPr>
+          <w:rFonts w:ascii="Times New Roman" w:hAnsi="Times New Roman" w:cs="Times New Roman" w:eastAsia="Times New Roman"/>
+          <w:b/>
+          <w:i w:val="0"/>
+          <w:color w:val="000000"/>
+          <w:sz w:val="28"/>
+        </w:rPr>
+        <w:t>«Обзор и новости»</w:t>
+      </w:r>
+      <w:r>
+        <w:rPr>
+          <w:rFonts w:ascii="Times New Roman" w:hAnsi="Times New Roman" w:cs="Times New Roman" w:eastAsia="Times New Roman"/>
+          <w:b w:val="0"/>
+          <w:i w:val="0"/>
+          <w:color w:val="000000"/>
+          <w:sz w:val="28"/>
+        </w:rPr>
+        <w:t xml:space="preserve">, </w:t>
+      </w:r>
+      <w:r>
+        <w:rPr>
+          <w:rFonts w:ascii="Times New Roman" w:hAnsi="Times New Roman" w:cs="Times New Roman" w:eastAsia="Times New Roman"/>
+          <w:b/>
+          <w:i w:val="0"/>
+          <w:color w:val="000000"/>
+          <w:sz w:val="28"/>
+        </w:rPr>
+        <w:t>«Личный кабинет»</w:t>
+      </w:r>
+      <w:r>
+        <w:rPr>
+          <w:rFonts w:ascii="Times New Roman" w:hAnsi="Times New Roman" w:cs="Times New Roman" w:eastAsia="Times New Roman"/>
+          <w:b w:val="0"/>
+          <w:i w:val="0"/>
+          <w:color w:val="000000"/>
+          <w:sz w:val="28"/>
+        </w:rPr>
+        <w:t xml:space="preserve">, переключатель </w:t>
+      </w:r>
+      <w:r>
+        <w:rPr>
+          <w:rFonts w:ascii="Times New Roman" w:hAnsi="Times New Roman" w:cs="Times New Roman" w:eastAsia="Times New Roman"/>
+          <w:b/>
+          <w:i w:val="0"/>
+          <w:color w:val="000000"/>
+          <w:sz w:val="28"/>
+        </w:rPr>
+        <w:t>«Тёмная тема»</w:t>
+      </w:r>
+      <w:r>
+        <w:rPr>
+          <w:rFonts w:ascii="Times New Roman" w:hAnsi="Times New Roman" w:cs="Times New Roman" w:eastAsia="Times New Roman"/>
+          <w:b w:val="0"/>
+          <w:i w:val="0"/>
+          <w:color w:val="000000"/>
+          <w:sz w:val="28"/>
+        </w:rPr>
+        <w:t xml:space="preserve"> и </w:t>
+      </w:r>
+      <w:r>
+        <w:rPr>
+          <w:rFonts w:ascii="Times New Roman" w:hAnsi="Times New Roman" w:cs="Times New Roman" w:eastAsia="Times New Roman"/>
+          <w:b/>
+          <w:i w:val="0"/>
+          <w:color w:val="000000"/>
+          <w:sz w:val="28"/>
+        </w:rPr>
+        <w:t>«Выйти»</w:t>
+      </w:r>
+      <w:r>
+        <w:rPr>
+          <w:rFonts w:ascii="Times New Roman" w:hAnsi="Times New Roman" w:cs="Times New Roman" w:eastAsia="Times New Roman"/>
+          <w:b w:val="0"/>
+          <w:i w:val="0"/>
+          <w:color w:val="000000"/>
+          <w:sz w:val="28"/>
+        </w:rPr>
+        <w:t>.</w:t>
+      </w:r>
+    </w:p>
+    <w:tbl>
+      <w:tblPr>
+        <w:tblW w:type="auto" w:w="0"/>
+        <w:tblLayout w:type="fixed"/>
+        <w:tblLook w:firstColumn="1" w:firstRow="1" w:lastColumn="0" w:lastRow="0" w:noHBand="0" w:noVBand="1" w:val="04A0"/>
+        <w:tblLayout w:type="fixed"/>
+      </w:tblPr>
+      <w:tblGrid>
+        <w:gridCol w:w="9356"/>
+      </w:tblGrid>
+      <w:tr>
+        <w:trPr>
+          <w:cantSplit w:val="true"/>
+        </w:trPr>
+        <w:tc>
+          <w:tcPr>
+            <w:tcW w:type="dxa" w:w="9354"/>
+            <w:shd w:val="clear" w:fill="EAF1F8"/>
+            <w:tcBorders>
+              <w:left w:val="single" w:sz="24" w:color="2C6FA6"/>
+              <w:top w:val="single" w:sz="4" w:color="EAF1F8"/>
+              <w:bottom w:val="single" w:sz="4" w:color="EAF1F8"/>
+              <w:right w:val="single" w:sz="4" w:color="EAF1F8"/>
+            </w:tcBorders>
+          </w:tcPr>
+          <w:p>
+            <w:pPr>
+              <w:spacing w:line="288" w:lineRule="auto" w:after="0"/>
+              <w:ind w:firstLine="0"/>
+            </w:pPr>
+            <w:r>
+              <w:rPr>
+                <w:rFonts w:ascii="Times New Roman" w:hAnsi="Times New Roman" w:cs="Times New Roman" w:eastAsia="Times New Roman"/>
+                <w:b/>
+                <w:i w:val="0"/>
+                <w:color w:val="2C6FA6"/>
+                <w:sz w:val="26"/>
+              </w:rPr>
+              <w:t xml:space="preserve">ПРИМЕЧАНИЕ. </w:t>
+            </w:r>
+            <w:r>
+              <w:rPr>
+                <w:rFonts w:ascii="Times New Roman" w:hAnsi="Times New Roman" w:cs="Times New Roman" w:eastAsia="Times New Roman"/>
+                <w:b w:val="0"/>
+                <w:i w:val="0"/>
+                <w:color w:val="000000"/>
+                <w:sz w:val="26"/>
+              </w:rPr>
+              <w:t>Состав пунктов зависит от выданных вам прав. Если какого-то пункта нет, значит соответствующее право не назначено; обратитесь в бюро пропусков.</w:t>
+            </w:r>
+          </w:p>
+        </w:tc>
+      </w:tr>
+    </w:tbl>
+    <w:p>
+      <w:pPr>
+        <w:spacing w:after="0" w:line="240" w:lineRule="auto"/>
+        <w:ind w:firstLine="0"/>
+      </w:pPr>
+      <w:r>
+        <w:rPr>
+          <w:rFonts w:ascii="Times New Roman" w:hAnsi="Times New Roman" w:cs="Times New Roman" w:eastAsia="Times New Roman"/>
+          <w:b w:val="0"/>
+          <w:i w:val="0"/>
+          <w:color w:val="000000"/>
+          <w:sz w:val="12"/>
+        </w:rPr>
+      </w:r>
+    </w:p>
+    <w:p>
+      <w:pPr>
+        <w:pStyle w:val="Heading2"/>
+        <w:ind w:firstLine="0"/>
+      </w:pPr>
+      <w:r>
+        <w:rPr>
+          <w:rFonts w:ascii="Times New Roman" w:hAnsi="Times New Roman" w:cs="Times New Roman" w:eastAsia="Times New Roman"/>
+          <w:b/>
+          <w:i w:val="0"/>
+          <w:color w:val="000000"/>
+          <w:sz w:val="28"/>
+        </w:rPr>
+        <w:t>4.3. Верхняя строка</w:t>
+      </w:r>
+    </w:p>
+    <w:p>
+      <w:pPr>
+        <w:keepNext/>
+        <w:spacing w:before="120" w:after="40"/>
+        <w:ind w:firstLine="0"/>
+        <w:jc w:val="center"/>
+      </w:pPr>
+      <w:r>
+        <w:drawing>
+          <wp:inline xmlns:a="http://schemas.openxmlformats.org/drawingml/2006/main" xmlns:pic="http://schemas.openxmlformats.org/drawingml/2006/picture">
+            <wp:extent cx="5940000" cy="700615"/>
+            <wp:docPr id="6" name="Picture 6"/>
+            <wp:cNvGraphicFramePr>
+              <a:graphicFrameLocks noChangeAspect="1"/>
+            </wp:cNvGraphicFramePr>
+            <a:graphic>
+              <a:graphicData uri="http://schemas.openxmlformats.org/drawingml/2006/picture">
+                <pic:pic>
+                  <pic:nvPicPr>
+                    <pic:cNvPr id="0" name="header-buttons.png"/>
+                    <pic:cNvPicPr/>
+                  </pic:nvPicPr>
+                  <pic:blipFill>
+                    <a:blip r:embed="rId16"/>
+                    <a:stretch>
+                      <a:fillRect/>
+                    </a:stretch>
+                  </pic:blipFill>
+                  <pic:spPr>
+                    <a:xfrm>
+                      <a:off x="0" y="0"/>
+                      <a:ext cx="5940000" cy="700615"/>
+                    </a:xfrm>
+                    <a:prstGeom prst="rect"/>
+                  </pic:spPr>
+                </pic:pic>
+              </a:graphicData>
+            </a:graphic>
+          </wp:inline>
+        </w:drawing>
+      </w:r>
+    </w:p>
+    <w:p>
+      <w:pPr>
+        <w:keepNext w:val="0"/>
+        <w:spacing w:line="240" w:lineRule="auto" w:before="40" w:after="200"/>
+        <w:ind w:firstLine="0"/>
+        <w:jc w:val="center"/>
+      </w:pPr>
+      <w:r>
+        <w:rPr>
+          <w:rFonts w:ascii="Times New Roman" w:hAnsi="Times New Roman" w:cs="Times New Roman" w:eastAsia="Times New Roman"/>
+          <w:b w:val="0"/>
+          <w:i/>
+          <w:color w:val="000000"/>
+          <w:sz w:val="24"/>
+        </w:rPr>
+        <w:t>Рисунок 4.3 — Верхняя строка</w:t>
+      </w:r>
+    </w:p>
+    <w:p>
+      <w:r>
+        <w:rPr>
+          <w:rFonts w:ascii="Times New Roman" w:hAnsi="Times New Roman" w:cs="Times New Roman" w:eastAsia="Times New Roman"/>
+          <w:b w:val="0"/>
+          <w:i w:val="0"/>
+          <w:color w:val="000000"/>
+          <w:sz w:val="28"/>
+        </w:rPr>
+        <w:t>Слева выведены приветствие и текущие дата и время (1) - те, что идут на сервере системы, а не на вашем компьютере. По ним удобно сверяться, если речь о сроках.</w:t>
+      </w:r>
+    </w:p>
+    <w:p>
+      <w:r>
+        <w:rPr>
+          <w:rFonts w:ascii="Times New Roman" w:hAnsi="Times New Roman" w:cs="Times New Roman" w:eastAsia="Times New Roman"/>
+          <w:b w:val="0"/>
+          <w:i w:val="0"/>
+          <w:color w:val="000000"/>
+          <w:sz w:val="28"/>
+        </w:rPr>
+        <w:t xml:space="preserve">Кнопка </w:t>
+      </w:r>
+      <w:r>
+        <w:rPr>
+          <w:rFonts w:ascii="Times New Roman" w:hAnsi="Times New Roman" w:cs="Times New Roman" w:eastAsia="Times New Roman"/>
+          <w:b/>
+          <w:i w:val="0"/>
+          <w:color w:val="000000"/>
+          <w:sz w:val="28"/>
+        </w:rPr>
+        <w:t>«Важное объявление»</w:t>
+      </w:r>
+      <w:r>
+        <w:rPr>
+          <w:rFonts w:ascii="Times New Roman" w:hAnsi="Times New Roman" w:cs="Times New Roman" w:eastAsia="Times New Roman"/>
+          <w:b w:val="0"/>
+          <w:i w:val="0"/>
+          <w:color w:val="000000"/>
+          <w:sz w:val="28"/>
+        </w:rPr>
+        <w:t xml:space="preserve"> (2) появляется, когда у бюро пропусков есть действующее объявление, и видна из любого раздела. Нажатие открывает его полностью. Обычное объявление подписано просто «Объявление», важное выделяется цветом.</w:t>
+      </w:r>
+    </w:p>
+    <w:p>
+      <w:r>
+        <w:rPr>
+          <w:rFonts w:ascii="Times New Roman" w:hAnsi="Times New Roman" w:cs="Times New Roman" w:eastAsia="Times New Roman"/>
+          <w:b w:val="0"/>
+          <w:i w:val="0"/>
+          <w:color w:val="000000"/>
+          <w:sz w:val="28"/>
+        </w:rPr>
+        <w:t>Значок с числом (3) открывает список уведомлений, см. подраздел 4.5. Число - количество непрочитанных.</w:t>
+      </w:r>
+    </w:p>
+    <w:p>
+      <w:r>
+        <w:rPr>
+          <w:rFonts w:ascii="Times New Roman" w:hAnsi="Times New Roman" w:cs="Times New Roman" w:eastAsia="Times New Roman"/>
+          <w:b w:val="0"/>
+          <w:i w:val="0"/>
+          <w:color w:val="000000"/>
+          <w:sz w:val="28"/>
+        </w:rPr>
+        <w:t xml:space="preserve">Кнопка </w:t>
+      </w:r>
+      <w:r>
+        <w:rPr>
+          <w:rFonts w:ascii="Times New Roman" w:hAnsi="Times New Roman" w:cs="Times New Roman" w:eastAsia="Times New Roman"/>
+          <w:b/>
+          <w:i w:val="0"/>
+          <w:color w:val="000000"/>
+          <w:sz w:val="28"/>
+        </w:rPr>
+        <w:t>«Подать заявку»</w:t>
+      </w:r>
+      <w:r>
+        <w:rPr>
+          <w:rFonts w:ascii="Times New Roman" w:hAnsi="Times New Roman" w:cs="Times New Roman" w:eastAsia="Times New Roman"/>
+          <w:b w:val="0"/>
+          <w:i w:val="0"/>
+          <w:color w:val="000000"/>
+          <w:sz w:val="28"/>
+        </w:rPr>
+        <w:t xml:space="preserve"> (4) переводит к оформлению заявки из любого раздела. Кнопка </w:t>
+      </w:r>
+      <w:r>
+        <w:rPr>
+          <w:rFonts w:ascii="Times New Roman" w:hAnsi="Times New Roman" w:cs="Times New Roman" w:eastAsia="Times New Roman"/>
+          <w:b/>
+          <w:i w:val="0"/>
+          <w:color w:val="000000"/>
+          <w:sz w:val="28"/>
+        </w:rPr>
+        <w:t>«Поиск по системе»</w:t>
+      </w:r>
+      <w:r>
+        <w:rPr>
+          <w:rFonts w:ascii="Times New Roman" w:hAnsi="Times New Roman" w:cs="Times New Roman" w:eastAsia="Times New Roman"/>
+          <w:b w:val="0"/>
+          <w:i w:val="0"/>
+          <w:color w:val="000000"/>
+          <w:sz w:val="28"/>
+        </w:rPr>
+        <w:t xml:space="preserve"> (5) открывает сквозной поиск, см. подраздел 4.4.</w:t>
+      </w:r>
+    </w:p>
+    <w:tbl>
+      <w:tblPr>
+        <w:tblW w:type="auto" w:w="0"/>
+        <w:tblLayout w:type="fixed"/>
+        <w:tblLook w:firstColumn="1" w:firstRow="1" w:lastColumn="0" w:lastRow="0" w:noHBand="0" w:noVBand="1" w:val="04A0"/>
+        <w:tblLayout w:type="fixed"/>
+      </w:tblPr>
+      <w:tblGrid>
+        <w:gridCol w:w="9356"/>
+      </w:tblGrid>
+      <w:tr>
+        <w:trPr>
+          <w:cantSplit w:val="true"/>
+        </w:trPr>
+        <w:tc>
+          <w:tcPr>
+            <w:tcW w:type="dxa" w:w="9354"/>
+            <w:shd w:val="clear" w:fill="EAF1F8"/>
+            <w:tcBorders>
+              <w:left w:val="single" w:sz="24" w:color="2C6FA6"/>
+              <w:top w:val="single" w:sz="4" w:color="EAF1F8"/>
+              <w:bottom w:val="single" w:sz="4" w:color="EAF1F8"/>
+              <w:right w:val="single" w:sz="4" w:color="EAF1F8"/>
+            </w:tcBorders>
+          </w:tcPr>
+          <w:p>
+            <w:pPr>
+              <w:spacing w:line="288" w:lineRule="auto" w:after="0"/>
+              <w:ind w:firstLine="0"/>
+            </w:pPr>
+            <w:r>
+              <w:rPr>
+                <w:rFonts w:ascii="Times New Roman" w:hAnsi="Times New Roman" w:cs="Times New Roman" w:eastAsia="Times New Roman"/>
+                <w:b/>
+                <w:i w:val="0"/>
+                <w:color w:val="2C6FA6"/>
+                <w:sz w:val="26"/>
+              </w:rPr>
+              <w:t xml:space="preserve">ПРИМЕЧАНИЕ. </w:t>
+            </w:r>
+            <w:r>
+              <w:rPr>
+                <w:rFonts w:ascii="Times New Roman" w:hAnsi="Times New Roman" w:cs="Times New Roman" w:eastAsia="Times New Roman"/>
+                <w:b w:val="0"/>
+                <w:i w:val="0"/>
+                <w:color w:val="000000"/>
+                <w:sz w:val="26"/>
+              </w:rPr>
+              <w:t xml:space="preserve">Если бюро пропусков разрешило вам сообщать о неполадках, в верхней строке появляется ещё и кнопка </w:t>
+            </w:r>
+            <w:r>
+              <w:rPr>
+                <w:rFonts w:ascii="Times New Roman" w:hAnsi="Times New Roman" w:cs="Times New Roman" w:eastAsia="Times New Roman"/>
+                <w:b/>
+                <w:i w:val="0"/>
+                <w:color w:val="000000"/>
+                <w:sz w:val="26"/>
+              </w:rPr>
+              <w:t>«Сообщить о проблеме»</w:t>
+            </w:r>
+            <w:r>
+              <w:rPr>
+                <w:rFonts w:ascii="Times New Roman" w:hAnsi="Times New Roman" w:cs="Times New Roman" w:eastAsia="Times New Roman"/>
+                <w:b w:val="0"/>
+                <w:i w:val="0"/>
+                <w:color w:val="000000"/>
+                <w:sz w:val="26"/>
+              </w:rPr>
+              <w:t>. Она открывает форму, в которой можно описать ошибку, не выходя из системы.</w:t>
+            </w:r>
+          </w:p>
+        </w:tc>
+      </w:tr>
+    </w:tbl>
+    <w:p>
+      <w:pPr>
+        <w:spacing w:after="0" w:line="240" w:lineRule="auto"/>
+        <w:ind w:firstLine="0"/>
+      </w:pPr>
+      <w:r>
+        <w:rPr>
+          <w:rFonts w:ascii="Times New Roman" w:hAnsi="Times New Roman" w:cs="Times New Roman" w:eastAsia="Times New Roman"/>
+          <w:b w:val="0"/>
+          <w:i w:val="0"/>
+          <w:color w:val="000000"/>
+          <w:sz w:val="12"/>
+        </w:rPr>
+      </w:r>
+    </w:p>
+    <w:p>
+      <w:pPr>
+        <w:pStyle w:val="Heading2"/>
+        <w:ind w:firstLine="0"/>
+      </w:pPr>
+      <w:r>
+        <w:rPr>
+          <w:rFonts w:ascii="Times New Roman" w:hAnsi="Times New Roman" w:cs="Times New Roman" w:eastAsia="Times New Roman"/>
+          <w:b/>
+          <w:i w:val="0"/>
+          <w:color w:val="000000"/>
+          <w:sz w:val="28"/>
+        </w:rPr>
+        <w:t>4.4. Поиск по системе</w:t>
+      </w:r>
+    </w:p>
+    <w:p>
+      <w:r>
+        <w:rPr>
+          <w:rFonts w:ascii="Times New Roman" w:hAnsi="Times New Roman" w:cs="Times New Roman" w:eastAsia="Times New Roman"/>
+          <w:b w:val="0"/>
+          <w:i w:val="0"/>
+          <w:color w:val="000000"/>
+          <w:sz w:val="28"/>
+        </w:rPr>
+        <w:t>Поиск ищет сразу по всему, что вам доступно: людям, машинам, заявкам, разделам системы. Открывается кнопкой в верхней строке или сочетанием клавиш Ctrl+K (на компьютерах Apple - Cmd+K).</w:t>
+      </w:r>
+    </w:p>
+    <w:p>
+      <w:pPr>
+        <w:keepNext/>
+        <w:spacing w:before="120" w:after="40"/>
+        <w:ind w:firstLine="0"/>
+        <w:jc w:val="center"/>
+      </w:pPr>
+      <w:r>
+        <w:drawing>
+          <wp:inline xmlns:a="http://schemas.openxmlformats.org/drawingml/2006/main" xmlns:pic="http://schemas.openxmlformats.org/drawingml/2006/picture">
+            <wp:extent cx="5608320" cy="5181600"/>
+            <wp:docPr id="7" name="Picture 7"/>
+            <wp:cNvGraphicFramePr>
+              <a:graphicFrameLocks noChangeAspect="1"/>
+            </wp:cNvGraphicFramePr>
+            <a:graphic>
+              <a:graphicData uri="http://schemas.openxmlformats.org/drawingml/2006/picture">
+                <pic:pic>
+                  <pic:nvPicPr>
+                    <pic:cNvPr id="0" name="search-panel.png"/>
+                    <pic:cNvPicPr/>
+                  </pic:nvPicPr>
+                  <pic:blipFill>
+                    <a:blip r:embed="rId17"/>
+                    <a:stretch>
+                      <a:fillRect/>
+                    </a:stretch>
+                  </pic:blipFill>
+                  <pic:spPr>
+                    <a:xfrm>
+                      <a:off x="0" y="0"/>
+                      <a:ext cx="5608320" cy="5181600"/>
+                    </a:xfrm>
+                    <a:prstGeom prst="rect"/>
+                  </pic:spPr>
+                </pic:pic>
+              </a:graphicData>
+            </a:graphic>
+          </wp:inline>
+        </w:drawing>
+      </w:r>
+    </w:p>
+    <w:p>
+      <w:pPr>
+        <w:keepNext w:val="0"/>
+        <w:spacing w:line="240" w:lineRule="auto" w:before="40" w:after="200"/>
+        <w:ind w:firstLine="0"/>
+        <w:jc w:val="center"/>
+      </w:pPr>
+      <w:r>
+        <w:rPr>
+          <w:rFonts w:ascii="Times New Roman" w:hAnsi="Times New Roman" w:cs="Times New Roman" w:eastAsia="Times New Roman"/>
+          <w:b w:val="0"/>
+          <w:i/>
+          <w:color w:val="000000"/>
+          <w:sz w:val="24"/>
+        </w:rPr>
+        <w:t>Рисунок 4.4 — Панель поиска</w:t>
+      </w:r>
+    </w:p>
+    <w:p>
+      <w:r>
+        <w:rPr>
+          <w:rFonts w:ascii="Times New Roman" w:hAnsi="Times New Roman" w:cs="Times New Roman" w:eastAsia="Times New Roman"/>
+          <w:b w:val="0"/>
+          <w:i w:val="0"/>
+          <w:color w:val="000000"/>
+          <w:sz w:val="28"/>
+        </w:rPr>
+        <w:t xml:space="preserve">Введите в поле </w:t>
+      </w:r>
+      <w:r>
+        <w:rPr>
+          <w:rFonts w:ascii="Times New Roman" w:hAnsi="Times New Roman" w:cs="Times New Roman" w:eastAsia="Times New Roman"/>
+          <w:b/>
+          <w:i w:val="0"/>
+          <w:color w:val="000000"/>
+          <w:sz w:val="28"/>
+        </w:rPr>
+        <w:t>«Поиск по системе»</w:t>
+      </w:r>
+      <w:r>
+        <w:rPr>
+          <w:rFonts w:ascii="Times New Roman" w:hAnsi="Times New Roman" w:cs="Times New Roman" w:eastAsia="Times New Roman"/>
+          <w:b w:val="0"/>
+          <w:i w:val="0"/>
+          <w:color w:val="000000"/>
+          <w:sz w:val="28"/>
+        </w:rPr>
+        <w:t xml:space="preserve"> (1) фамилию, государственный регистрационный знак, номер заявки или название раздела. Совпадения группируются по разделам (2).</w:t>
+      </w:r>
+    </w:p>
+    <w:p>
+      <w:r>
+        <w:rPr>
+          <w:rFonts w:ascii="Times New Roman" w:hAnsi="Times New Roman" w:cs="Times New Roman" w:eastAsia="Times New Roman"/>
+          <w:b w:val="0"/>
+          <w:i w:val="0"/>
+          <w:color w:val="000000"/>
+          <w:sz w:val="28"/>
+        </w:rPr>
+        <w:t>Поиск не требует точного написания. Он находит совпадение при опечатке, при пропущенном отчестве, при наборе латиницей вместо кириллицы и при неверной раскладке клавиатуры: набранное «bdfyjd» будет найдено как «Иванов».</w:t>
+      </w:r>
+    </w:p>
+    <w:p>
+      <w:pPr>
+        <w:pStyle w:val="Heading2"/>
+        <w:ind w:firstLine="0"/>
+      </w:pPr>
+      <w:r>
+        <w:rPr>
+          <w:rFonts w:ascii="Times New Roman" w:hAnsi="Times New Roman" w:cs="Times New Roman" w:eastAsia="Times New Roman"/>
+          <w:b/>
+          <w:i w:val="0"/>
+          <w:color w:val="000000"/>
+          <w:sz w:val="28"/>
+        </w:rPr>
+        <w:t>4.5. Уведомления</w:t>
+      </w:r>
+    </w:p>
+    <w:p>
+      <w:r>
+        <w:rPr>
+          <w:rFonts w:ascii="Times New Roman" w:hAnsi="Times New Roman" w:cs="Times New Roman" w:eastAsia="Times New Roman"/>
+          <w:b w:val="0"/>
+          <w:i w:val="0"/>
+          <w:color w:val="000000"/>
+          <w:sz w:val="28"/>
+        </w:rPr>
+        <w:t>Система сообщает о событиях по вашим заявкам: заявка принята в работу, согласована, отклонена, по ней задан вопрос. Уведомления приходят и на страницы, открытые в других вкладках, - обновлять страницу для этого не требуется.</w:t>
+      </w:r>
+    </w:p>
+    <w:p>
+      <w:pPr>
+        <w:keepNext/>
+        <w:spacing w:before="120" w:after="40"/>
+        <w:ind w:firstLine="0"/>
+        <w:jc w:val="center"/>
+      </w:pPr>
+      <w:r>
+        <w:drawing>
+          <wp:inline xmlns:a="http://schemas.openxmlformats.org/drawingml/2006/main" xmlns:pic="http://schemas.openxmlformats.org/drawingml/2006/picture">
+            <wp:extent cx="2682239" cy="3090672"/>
+            <wp:docPr id="8" name="Picture 8"/>
+            <wp:cNvGraphicFramePr>
+              <a:graphicFrameLocks noChangeAspect="1"/>
+            </wp:cNvGraphicFramePr>
+            <a:graphic>
+              <a:graphicData uri="http://schemas.openxmlformats.org/drawingml/2006/picture">
+                <pic:pic>
+                  <pic:nvPicPr>
+                    <pic:cNvPr id="0" name="notifications.png"/>
+                    <pic:cNvPicPr/>
+                  </pic:nvPicPr>
+                  <pic:blipFill>
+                    <a:blip r:embed="rId18"/>
+                    <a:stretch>
+                      <a:fillRect/>
+                    </a:stretch>
+                  </pic:blipFill>
+                  <pic:spPr>
+                    <a:xfrm>
+                      <a:off x="0" y="0"/>
+                      <a:ext cx="2682239" cy="3090672"/>
+                    </a:xfrm>
+                    <a:prstGeom prst="rect"/>
+                  </pic:spPr>
+                </pic:pic>
+              </a:graphicData>
+            </a:graphic>
+          </wp:inline>
+        </w:drawing>
+      </w:r>
+    </w:p>
+    <w:p>
+      <w:pPr>
+        <w:keepNext w:val="0"/>
+        <w:spacing w:line="240" w:lineRule="auto" w:before="40" w:after="200"/>
+        <w:ind w:firstLine="0"/>
+        <w:jc w:val="center"/>
+      </w:pPr>
+      <w:r>
+        <w:rPr>
+          <w:rFonts w:ascii="Times New Roman" w:hAnsi="Times New Roman" w:cs="Times New Roman" w:eastAsia="Times New Roman"/>
+          <w:b w:val="0"/>
+          <w:i/>
+          <w:color w:val="000000"/>
+          <w:sz w:val="24"/>
+        </w:rPr>
+        <w:t>Рисунок 4.5 — Список уведомлений</w:t>
+      </w:r>
+    </w:p>
+    <w:p>
+      <w:r>
+        <w:rPr>
+          <w:rFonts w:ascii="Times New Roman" w:hAnsi="Times New Roman" w:cs="Times New Roman" w:eastAsia="Times New Roman"/>
+          <w:b w:val="0"/>
+          <w:i w:val="0"/>
+          <w:color w:val="000000"/>
+          <w:sz w:val="28"/>
+        </w:rPr>
+        <w:t xml:space="preserve">Заголовок списка показывает общее число уведомлений. Обведённый на рисунке переключатель </w:t>
+      </w:r>
+      <w:r>
+        <w:rPr>
+          <w:rFonts w:ascii="Times New Roman" w:hAnsi="Times New Roman" w:cs="Times New Roman" w:eastAsia="Times New Roman"/>
+          <w:b/>
+          <w:i w:val="0"/>
+          <w:color w:val="000000"/>
+          <w:sz w:val="28"/>
+        </w:rPr>
+        <w:t>«Непрочитанные»</w:t>
+      </w:r>
+      <w:r>
+        <w:rPr>
+          <w:rFonts w:ascii="Times New Roman" w:hAnsi="Times New Roman" w:cs="Times New Roman" w:eastAsia="Times New Roman"/>
+          <w:b w:val="0"/>
+          <w:i w:val="0"/>
+          <w:color w:val="000000"/>
+          <w:sz w:val="28"/>
+        </w:rPr>
+        <w:t xml:space="preserve"> оставляет в списке только те, что вы ещё не открывали. Кнопка </w:t>
+      </w:r>
+      <w:r>
+        <w:rPr>
+          <w:rFonts w:ascii="Times New Roman" w:hAnsi="Times New Roman" w:cs="Times New Roman" w:eastAsia="Times New Roman"/>
+          <w:b/>
+          <w:i w:val="0"/>
+          <w:color w:val="000000"/>
+          <w:sz w:val="28"/>
+        </w:rPr>
+        <w:t>«Очистить»</w:t>
+      </w:r>
+      <w:r>
+        <w:rPr>
+          <w:rFonts w:ascii="Times New Roman" w:hAnsi="Times New Roman" w:cs="Times New Roman" w:eastAsia="Times New Roman"/>
+          <w:b w:val="0"/>
+          <w:i w:val="0"/>
+          <w:color w:val="000000"/>
+          <w:sz w:val="28"/>
+        </w:rPr>
+        <w:t xml:space="preserve"> убирает прочитанные, а значок шестерёнки открывает страницу настройки, на которой выбирается, о чём сообщать.</w:t>
+      </w:r>
+    </w:p>
+    <w:p>
+      <w:r>
+        <w:rPr>
+          <w:rFonts w:ascii="Times New Roman" w:hAnsi="Times New Roman" w:cs="Times New Roman" w:eastAsia="Times New Roman"/>
+          <w:b w:val="0"/>
+          <w:i w:val="0"/>
+          <w:color w:val="000000"/>
+          <w:sz w:val="28"/>
+        </w:rPr>
+        <w:t>Полный список уведомлений с той же лентой доступен в личном кабинете.</w:t>
+      </w:r>
+    </w:p>
+    <w:p>
+      <w:pPr>
+        <w:pStyle w:val="Heading2"/>
+        <w:ind w:firstLine="0"/>
+      </w:pPr>
+      <w:r>
+        <w:rPr>
+          <w:rFonts w:ascii="Times New Roman" w:hAnsi="Times New Roman" w:cs="Times New Roman" w:eastAsia="Times New Roman"/>
+          <w:b/>
+          <w:i w:val="0"/>
+          <w:color w:val="000000"/>
+          <w:sz w:val="28"/>
+        </w:rPr>
+        <w:t>4.6. Тема оформления</w:t>
+      </w:r>
+    </w:p>
+    <w:p>
+      <w:r>
+        <w:rPr>
+          <w:rFonts w:ascii="Times New Roman" w:hAnsi="Times New Roman" w:cs="Times New Roman" w:eastAsia="Times New Roman"/>
+          <w:b w:val="0"/>
+          <w:i w:val="0"/>
+          <w:color w:val="000000"/>
+          <w:sz w:val="28"/>
+        </w:rPr>
+        <w:t xml:space="preserve">Внизу бокового меню находится переключатель </w:t>
+      </w:r>
+      <w:r>
+        <w:rPr>
+          <w:rFonts w:ascii="Times New Roman" w:hAnsi="Times New Roman" w:cs="Times New Roman" w:eastAsia="Times New Roman"/>
+          <w:b/>
+          <w:i w:val="0"/>
+          <w:color w:val="000000"/>
+          <w:sz w:val="28"/>
+        </w:rPr>
+        <w:t>«Тёмная тема»</w:t>
+      </w:r>
+      <w:r>
+        <w:rPr>
+          <w:rFonts w:ascii="Times New Roman" w:hAnsi="Times New Roman" w:cs="Times New Roman" w:eastAsia="Times New Roman"/>
+          <w:b w:val="0"/>
+          <w:i w:val="0"/>
+          <w:color w:val="000000"/>
+          <w:sz w:val="28"/>
+        </w:rPr>
+        <w:t>. Он меняет оформление системы на тёмное и обратно.</w:t>
+      </w:r>
+    </w:p>
+    <w:p>
+      <w:r>
+        <w:rPr>
+          <w:rFonts w:ascii="Times New Roman" w:hAnsi="Times New Roman" w:cs="Times New Roman" w:eastAsia="Times New Roman"/>
+          <w:b w:val="0"/>
+          <w:i w:val="0"/>
+          <w:color w:val="000000"/>
+          <w:sz w:val="28"/>
+        </w:rPr>
+        <w:t>Выбор сохраняется в вашем профиле, а не в браузере, поэтому он переезжает вместе с вами на другой компьютер.</w:t>
+      </w:r>
+    </w:p>
+    <w:p>
+      <w:pPr>
+        <w:pStyle w:val="Heading2"/>
+        <w:ind w:firstLine="0"/>
+      </w:pPr>
+      <w:r>
+        <w:rPr>
+          <w:rFonts w:ascii="Times New Roman" w:hAnsi="Times New Roman" w:cs="Times New Roman" w:eastAsia="Times New Roman"/>
+          <w:b/>
+          <w:i w:val="0"/>
+          <w:color w:val="000000"/>
+          <w:sz w:val="28"/>
+        </w:rPr>
+        <w:t>4.7. Выход из системы</w:t>
+      </w:r>
+    </w:p>
+    <w:p>
+      <w:r>
+        <w:rPr>
+          <w:rFonts w:ascii="Times New Roman" w:hAnsi="Times New Roman" w:cs="Times New Roman" w:eastAsia="Times New Roman"/>
+          <w:b w:val="0"/>
+          <w:i w:val="0"/>
+          <w:color w:val="000000"/>
+          <w:sz w:val="28"/>
+        </w:rPr>
+        <w:t xml:space="preserve">Пункт </w:t>
+      </w:r>
+      <w:r>
+        <w:rPr>
+          <w:rFonts w:ascii="Times New Roman" w:hAnsi="Times New Roman" w:cs="Times New Roman" w:eastAsia="Times New Roman"/>
+          <w:b/>
+          <w:i w:val="0"/>
+          <w:color w:val="000000"/>
+          <w:sz w:val="28"/>
+        </w:rPr>
+        <w:t>«Выйти»</w:t>
+      </w:r>
+      <w:r>
+        <w:rPr>
+          <w:rFonts w:ascii="Times New Roman" w:hAnsi="Times New Roman" w:cs="Times New Roman" w:eastAsia="Times New Roman"/>
+          <w:b w:val="0"/>
+          <w:i w:val="0"/>
+          <w:color w:val="000000"/>
+          <w:sz w:val="28"/>
+        </w:rPr>
+        <w:t xml:space="preserve"> в самом низу бокового меню завершает сеанс. Система вернётся к странице входа.</w:t>
+      </w:r>
+    </w:p>
+    <w:p>
+      <w:r>
+        <w:rPr>
+          <w:rFonts w:ascii="Times New Roman" w:hAnsi="Times New Roman" w:cs="Times New Roman" w:eastAsia="Times New Roman"/>
+          <w:b w:val="0"/>
+          <w:i w:val="0"/>
+          <w:color w:val="000000"/>
+          <w:sz w:val="28"/>
+        </w:rPr>
+        <w:t>Выходить в конце работы стоит на общем компьютере: пока сеанс открыт, все действия в системе записываются на вашу учётную запись.</w:t>
+      </w:r>
+    </w:p>
+    <w:p>
+      <w:pPr>
+        <w:pStyle w:val="Heading1"/>
+        <w:ind w:firstLine="0"/>
+      </w:pPr>
+      <w:r>
+        <w:rPr>
+          <w:rFonts w:ascii="Times New Roman" w:hAnsi="Times New Roman" w:cs="Times New Roman" w:eastAsia="Times New Roman"/>
+          <w:b/>
+          <w:i w:val="0"/>
+          <w:color w:val="000000"/>
+          <w:sz w:val="32"/>
+        </w:rPr>
+        <w:t>5. Обзор и новости</w:t>
+      </w:r>
+    </w:p>
+    <w:p>
+      <w:r>
+        <w:rPr>
+          <w:rFonts w:ascii="Times New Roman" w:hAnsi="Times New Roman" w:cs="Times New Roman" w:eastAsia="Times New Roman"/>
+          <w:b w:val="0"/>
+          <w:i w:val="0"/>
+          <w:color w:val="000000"/>
+          <w:sz w:val="28"/>
+        </w:rPr>
+        <w:t xml:space="preserve">Раздел </w:t>
+      </w:r>
+      <w:r>
+        <w:rPr>
+          <w:rFonts w:ascii="Times New Roman" w:hAnsi="Times New Roman" w:cs="Times New Roman" w:eastAsia="Times New Roman"/>
+          <w:b/>
+          <w:i w:val="0"/>
+          <w:color w:val="000000"/>
+          <w:sz w:val="28"/>
+        </w:rPr>
+        <w:t>«Обзор и новости»</w:t>
+      </w:r>
+      <w:r>
+        <w:rPr>
+          <w:rFonts w:ascii="Times New Roman" w:hAnsi="Times New Roman" w:cs="Times New Roman" w:eastAsia="Times New Roman"/>
+          <w:b w:val="0"/>
+          <w:i w:val="0"/>
+          <w:color w:val="000000"/>
+          <w:sz w:val="28"/>
+        </w:rPr>
+        <w:t xml:space="preserve"> открывается сразу после входа. Здесь собрано то, что бюро пропусков сообщает всем работникам.</w:t>
+      </w:r>
+    </w:p>
+    <w:p>
+      <w:pPr>
+        <w:keepNext/>
+        <w:spacing w:before="120" w:after="40"/>
+        <w:ind w:firstLine="0"/>
+        <w:jc w:val="center"/>
+      </w:pPr>
+      <w:r>
+        <w:drawing>
+          <wp:inline xmlns:a="http://schemas.openxmlformats.org/drawingml/2006/main" xmlns:pic="http://schemas.openxmlformats.org/drawingml/2006/picture">
+            <wp:extent cx="5940000" cy="3883846"/>
+            <wp:docPr id="9" name="Picture 9"/>
+            <wp:cNvGraphicFramePr>
+              <a:graphicFrameLocks noChangeAspect="1"/>
+            </wp:cNvGraphicFramePr>
+            <a:graphic>
+              <a:graphicData uri="http://schemas.openxmlformats.org/drawingml/2006/picture">
+                <pic:pic>
+                  <pic:nvPicPr>
+                    <pic:cNvPr id="0" name="news-overview.png"/>
+                    <pic:cNvPicPr/>
+                  </pic:nvPicPr>
+                  <pic:blipFill>
+                    <a:blip r:embed="rId19"/>
+                    <a:stretch>
+                      <a:fillRect/>
+                    </a:stretch>
+                  </pic:blipFill>
+                  <pic:spPr>
+                    <a:xfrm>
+                      <a:off x="0" y="0"/>
+                      <a:ext cx="5940000" cy="3883846"/>
+                    </a:xfrm>
+                    <a:prstGeom prst="rect"/>
+                  </pic:spPr>
+                </pic:pic>
+              </a:graphicData>
+            </a:graphic>
+          </wp:inline>
+        </w:drawing>
+      </w:r>
+    </w:p>
+    <w:p>
+      <w:pPr>
+        <w:keepNext w:val="0"/>
+        <w:spacing w:line="240" w:lineRule="auto" w:before="40" w:after="200"/>
+        <w:ind w:firstLine="0"/>
+        <w:jc w:val="center"/>
+      </w:pPr>
+      <w:r>
+        <w:rPr>
+          <w:rFonts w:ascii="Times New Roman" w:hAnsi="Times New Roman" w:cs="Times New Roman" w:eastAsia="Times New Roman"/>
+          <w:b w:val="0"/>
+          <w:i/>
+          <w:color w:val="000000"/>
+          <w:sz w:val="24"/>
+        </w:rPr>
+        <w:t>Рисунок 5.1 — Раздел «Обзор и новости»</w:t>
+      </w:r>
+    </w:p>
+    <w:p>
+      <w:r>
+        <w:rPr>
+          <w:rFonts w:ascii="Times New Roman" w:hAnsi="Times New Roman" w:cs="Times New Roman" w:eastAsia="Times New Roman"/>
+          <w:b w:val="0"/>
+          <w:i w:val="0"/>
+          <w:color w:val="000000"/>
+          <w:sz w:val="28"/>
+        </w:rPr>
+        <w:t>Слева лента новостей (1), справа - руководство (2), действующее объявление (3), документы (4) и режимы работы (5).</w:t>
+      </w:r>
+    </w:p>
+    <w:p>
+      <w:pPr>
+        <w:pStyle w:val="Heading2"/>
+        <w:ind w:firstLine="0"/>
+      </w:pPr>
+      <w:r>
+        <w:rPr>
+          <w:rFonts w:ascii="Times New Roman" w:hAnsi="Times New Roman" w:cs="Times New Roman" w:eastAsia="Times New Roman"/>
+          <w:b/>
+          <w:i w:val="0"/>
+          <w:color w:val="000000"/>
+          <w:sz w:val="28"/>
+        </w:rPr>
+        <w:t>5.1. Новости</w:t>
+      </w:r>
+    </w:p>
+    <w:p>
+      <w:r>
+        <w:rPr>
+          <w:rFonts w:ascii="Times New Roman" w:hAnsi="Times New Roman" w:cs="Times New Roman" w:eastAsia="Times New Roman"/>
+          <w:b w:val="0"/>
+          <w:i w:val="0"/>
+          <w:color w:val="000000"/>
+          <w:sz w:val="28"/>
+        </w:rPr>
+        <w:t xml:space="preserve">Новости публикует бюро пропусков. В ленте видны заголовок, дата публикации и начало текста; кнопка </w:t>
+      </w:r>
+      <w:r>
+        <w:rPr>
+          <w:rFonts w:ascii="Times New Roman" w:hAnsi="Times New Roman" w:cs="Times New Roman" w:eastAsia="Times New Roman"/>
+          <w:b/>
+          <w:i w:val="0"/>
+          <w:color w:val="000000"/>
+          <w:sz w:val="28"/>
+        </w:rPr>
+        <w:t>«Читать далее»</w:t>
+      </w:r>
+      <w:r>
+        <w:rPr>
+          <w:rFonts w:ascii="Times New Roman" w:hAnsi="Times New Roman" w:cs="Times New Roman" w:eastAsia="Times New Roman"/>
+          <w:b w:val="0"/>
+          <w:i w:val="0"/>
+          <w:color w:val="000000"/>
+          <w:sz w:val="28"/>
+        </w:rPr>
+        <w:t xml:space="preserve"> открывает новость целиком.</w:t>
+      </w:r>
+    </w:p>
+    <w:p>
+      <w:r>
+        <w:rPr>
+          <w:rFonts w:ascii="Times New Roman" w:hAnsi="Times New Roman" w:cs="Times New Roman" w:eastAsia="Times New Roman"/>
+          <w:b w:val="0"/>
+          <w:i w:val="0"/>
+          <w:color w:val="000000"/>
+          <w:sz w:val="28"/>
+        </w:rPr>
+        <w:t xml:space="preserve">Кнопка </w:t>
+      </w:r>
+      <w:r>
+        <w:rPr>
+          <w:rFonts w:ascii="Times New Roman" w:hAnsi="Times New Roman" w:cs="Times New Roman" w:eastAsia="Times New Roman"/>
+          <w:b/>
+          <w:i w:val="0"/>
+          <w:color w:val="000000"/>
+          <w:sz w:val="28"/>
+        </w:rPr>
+        <w:t>«Обновить»</w:t>
+      </w:r>
+      <w:r>
+        <w:rPr>
+          <w:rFonts w:ascii="Times New Roman" w:hAnsi="Times New Roman" w:cs="Times New Roman" w:eastAsia="Times New Roman"/>
+          <w:b w:val="0"/>
+          <w:i w:val="0"/>
+          <w:color w:val="000000"/>
+          <w:sz w:val="28"/>
+        </w:rPr>
+        <w:t xml:space="preserve"> над лентой перечитывает список, не перезагружая страницу.</w:t>
+      </w:r>
+    </w:p>
+    <w:p>
+      <w:pPr>
+        <w:pStyle w:val="Heading2"/>
+        <w:ind w:firstLine="0"/>
+      </w:pPr>
+      <w:r>
+        <w:rPr>
+          <w:rFonts w:ascii="Times New Roman" w:hAnsi="Times New Roman" w:cs="Times New Roman" w:eastAsia="Times New Roman"/>
+          <w:b/>
+          <w:i w:val="0"/>
+          <w:color w:val="000000"/>
+          <w:sz w:val="28"/>
+        </w:rPr>
+        <w:t>5.2. Объявления</w:t>
+      </w:r>
+    </w:p>
+    <w:p>
+      <w:r>
+        <w:rPr>
+          <w:rFonts w:ascii="Times New Roman" w:hAnsi="Times New Roman" w:cs="Times New Roman" w:eastAsia="Times New Roman"/>
+          <w:b w:val="0"/>
+          <w:i w:val="0"/>
+          <w:color w:val="000000"/>
+          <w:sz w:val="28"/>
+        </w:rPr>
+        <w:t>Объявление - это сообщение, которое бюро пропусков считает важным настолько, что показывает его из любого раздела. Действующее объявление всегда одно: новое сменяет предыдущее.</w:t>
+      </w:r>
+    </w:p>
+    <w:p>
+      <w:r>
+        <w:rPr>
+          <w:rFonts w:ascii="Times New Roman" w:hAnsi="Times New Roman" w:cs="Times New Roman" w:eastAsia="Times New Roman"/>
+          <w:b w:val="0"/>
+          <w:i w:val="0"/>
+          <w:color w:val="000000"/>
+          <w:sz w:val="28"/>
+        </w:rPr>
+        <w:t>В разделе «Обзор и новости» объявление выводится карточкой с датой и началом текста, а в верхней строке - кнопкой, см. подраздел 4.3.</w:t>
+      </w:r>
+    </w:p>
+    <w:p>
+      <w:pPr>
+        <w:pStyle w:val="Heading2"/>
+        <w:ind w:firstLine="0"/>
+      </w:pPr>
+      <w:r>
+        <w:rPr>
+          <w:rFonts w:ascii="Times New Roman" w:hAnsi="Times New Roman" w:cs="Times New Roman" w:eastAsia="Times New Roman"/>
+          <w:b/>
+          <w:i w:val="0"/>
+          <w:color w:val="000000"/>
+          <w:sz w:val="28"/>
+        </w:rPr>
+        <w:t>5.3. Документы</w:t>
+      </w:r>
+    </w:p>
+    <w:p>
+      <w:r>
+        <w:rPr>
+          <w:rFonts w:ascii="Times New Roman" w:hAnsi="Times New Roman" w:cs="Times New Roman" w:eastAsia="Times New Roman"/>
+          <w:b w:val="0"/>
+          <w:i w:val="0"/>
+          <w:color w:val="000000"/>
+          <w:sz w:val="28"/>
+        </w:rPr>
+        <w:t xml:space="preserve">Блок </w:t>
+      </w:r>
+      <w:r>
+        <w:rPr>
+          <w:rFonts w:ascii="Times New Roman" w:hAnsi="Times New Roman" w:cs="Times New Roman" w:eastAsia="Times New Roman"/>
+          <w:b/>
+          <w:i w:val="0"/>
+          <w:color w:val="000000"/>
+          <w:sz w:val="28"/>
+        </w:rPr>
+        <w:t>«Документы»</w:t>
+      </w:r>
+      <w:r>
+        <w:rPr>
+          <w:rFonts w:ascii="Times New Roman" w:hAnsi="Times New Roman" w:cs="Times New Roman" w:eastAsia="Times New Roman"/>
+          <w:b w:val="0"/>
+          <w:i w:val="0"/>
+          <w:color w:val="000000"/>
+          <w:sz w:val="28"/>
+        </w:rPr>
+        <w:t xml:space="preserve"> содержит файлы, выложенные бюро пропусков: правила пропускного режима, образцы заполнения, памятки. Кнопка </w:t>
+      </w:r>
+      <w:r>
+        <w:rPr>
+          <w:rFonts w:ascii="Times New Roman" w:hAnsi="Times New Roman" w:cs="Times New Roman" w:eastAsia="Times New Roman"/>
+          <w:b/>
+          <w:i w:val="0"/>
+          <w:color w:val="000000"/>
+          <w:sz w:val="28"/>
+        </w:rPr>
+        <w:t>«Скачать»</w:t>
+      </w:r>
+      <w:r>
+        <w:rPr>
+          <w:rFonts w:ascii="Times New Roman" w:hAnsi="Times New Roman" w:cs="Times New Roman" w:eastAsia="Times New Roman"/>
+          <w:b w:val="0"/>
+          <w:i w:val="0"/>
+          <w:color w:val="000000"/>
+          <w:sz w:val="28"/>
+        </w:rPr>
+        <w:t xml:space="preserve"> у каждой строки сохраняет файл на компьютер.</w:t>
+      </w:r>
+    </w:p>
+    <w:p>
+      <w:r>
+        <w:rPr>
+          <w:rFonts w:ascii="Times New Roman" w:hAnsi="Times New Roman" w:cs="Times New Roman" w:eastAsia="Times New Roman"/>
+          <w:b w:val="0"/>
+          <w:i w:val="0"/>
+          <w:color w:val="000000"/>
+          <w:sz w:val="28"/>
+        </w:rPr>
+        <w:t xml:space="preserve">Если документов много, они разложены по группам, и над списком появляются кнопки отбора: </w:t>
+      </w:r>
+      <w:r>
+        <w:rPr>
+          <w:rFonts w:ascii="Times New Roman" w:hAnsi="Times New Roman" w:cs="Times New Roman" w:eastAsia="Times New Roman"/>
+          <w:b/>
+          <w:i w:val="0"/>
+          <w:color w:val="000000"/>
+          <w:sz w:val="28"/>
+        </w:rPr>
+        <w:t>«Все»</w:t>
+      </w:r>
+      <w:r>
+        <w:rPr>
+          <w:rFonts w:ascii="Times New Roman" w:hAnsi="Times New Roman" w:cs="Times New Roman" w:eastAsia="Times New Roman"/>
+          <w:b w:val="0"/>
+          <w:i w:val="0"/>
+          <w:color w:val="000000"/>
+          <w:sz w:val="28"/>
+        </w:rPr>
+        <w:t xml:space="preserve"> и названия групп.</w:t>
+      </w:r>
+    </w:p>
+    <w:p>
+      <w:pPr>
+        <w:pStyle w:val="Heading2"/>
+        <w:ind w:firstLine="0"/>
+      </w:pPr>
+      <w:r>
+        <w:rPr>
+          <w:rFonts w:ascii="Times New Roman" w:hAnsi="Times New Roman" w:cs="Times New Roman" w:eastAsia="Times New Roman"/>
+          <w:b/>
+          <w:i w:val="0"/>
+          <w:color w:val="000000"/>
+          <w:sz w:val="28"/>
+        </w:rPr>
+        <w:t>5.4. Режимы работы</w:t>
+      </w:r>
+    </w:p>
+    <w:p>
+      <w:r>
+        <w:rPr>
+          <w:rFonts w:ascii="Times New Roman" w:hAnsi="Times New Roman" w:cs="Times New Roman" w:eastAsia="Times New Roman"/>
+          <w:b w:val="0"/>
+          <w:i w:val="0"/>
+          <w:color w:val="000000"/>
+          <w:sz w:val="28"/>
+        </w:rPr>
+        <w:t xml:space="preserve">Кнопка </w:t>
+      </w:r>
+      <w:r>
+        <w:rPr>
+          <w:rFonts w:ascii="Times New Roman" w:hAnsi="Times New Roman" w:cs="Times New Roman" w:eastAsia="Times New Roman"/>
+          <w:b/>
+          <w:i w:val="0"/>
+          <w:color w:val="000000"/>
+          <w:sz w:val="28"/>
+        </w:rPr>
+        <w:t>«Режимы работы»</w:t>
+      </w:r>
+      <w:r>
+        <w:rPr>
+          <w:rFonts w:ascii="Times New Roman" w:hAnsi="Times New Roman" w:cs="Times New Roman" w:eastAsia="Times New Roman"/>
+          <w:b w:val="0"/>
+          <w:i w:val="0"/>
+          <w:color w:val="000000"/>
+          <w:sz w:val="28"/>
+        </w:rPr>
+        <w:t xml:space="preserve"> открывает окно с расписанием: когда работает бюро пропусков, когда открыты места разгрузки и места прохода.</w:t>
+      </w:r>
+    </w:p>
+    <w:p>
+      <w:pPr>
+        <w:keepNext/>
+        <w:spacing w:before="120" w:after="40"/>
+        <w:ind w:firstLine="0"/>
+        <w:jc w:val="center"/>
+      </w:pPr>
+      <w:r>
+        <w:drawing>
+          <wp:inline xmlns:a="http://schemas.openxmlformats.org/drawingml/2006/main" xmlns:pic="http://schemas.openxmlformats.org/drawingml/2006/picture">
+            <wp:extent cx="5940000" cy="3883846"/>
+            <wp:docPr id="10" name="Picture 10"/>
+            <wp:cNvGraphicFramePr>
+              <a:graphicFrameLocks noChangeAspect="1"/>
+            </wp:cNvGraphicFramePr>
+            <a:graphic>
+              <a:graphicData uri="http://schemas.openxmlformats.org/drawingml/2006/picture">
+                <pic:pic>
+                  <pic:nvPicPr>
+                    <pic:cNvPr id="0" name="work-modes.png"/>
+                    <pic:cNvPicPr/>
+                  </pic:nvPicPr>
+                  <pic:blipFill>
+                    <a:blip r:embed="rId20"/>
+                    <a:stretch>
+                      <a:fillRect/>
+                    </a:stretch>
+                  </pic:blipFill>
+                  <pic:spPr>
+                    <a:xfrm>
+                      <a:off x="0" y="0"/>
+                      <a:ext cx="5940000" cy="3883846"/>
+                    </a:xfrm>
+                    <a:prstGeom prst="rect"/>
+                  </pic:spPr>
+                </pic:pic>
+              </a:graphicData>
+            </a:graphic>
+          </wp:inline>
+        </w:drawing>
+      </w:r>
+    </w:p>
+    <w:p>
+      <w:pPr>
+        <w:keepNext w:val="0"/>
+        <w:spacing w:line="240" w:lineRule="auto" w:before="40" w:after="200"/>
+        <w:ind w:firstLine="0"/>
+        <w:jc w:val="center"/>
+      </w:pPr>
+      <w:r>
+        <w:rPr>
+          <w:rFonts w:ascii="Times New Roman" w:hAnsi="Times New Roman" w:cs="Times New Roman" w:eastAsia="Times New Roman"/>
+          <w:b w:val="0"/>
+          <w:i/>
+          <w:color w:val="000000"/>
+          <w:sz w:val="24"/>
+        </w:rPr>
+        <w:t>Рисунок 5.2 — Окно «Режимы работы»</w:t>
+      </w:r>
+    </w:p>
+    <w:p>
+      <w:r>
+        <w:rPr>
+          <w:rFonts w:ascii="Times New Roman" w:hAnsi="Times New Roman" w:cs="Times New Roman" w:eastAsia="Times New Roman"/>
+          <w:b w:val="0"/>
+          <w:i w:val="0"/>
+          <w:color w:val="000000"/>
+          <w:sz w:val="28"/>
+        </w:rPr>
+        <w:t>Сверяйтесь с ним до подачи заявки. Заявка на время, когда нужное место закрыто, приведёт к тому, что машину не примут, даже если пропуск оформлен верно.</w:t>
+      </w:r>
+    </w:p>
+    <w:p>
+      <w:r>
+        <w:rPr>
+          <w:rFonts w:ascii="Times New Roman" w:hAnsi="Times New Roman" w:cs="Times New Roman" w:eastAsia="Times New Roman"/>
+          <w:b w:val="0"/>
+          <w:i w:val="0"/>
+          <w:color w:val="000000"/>
+          <w:sz w:val="28"/>
+        </w:rPr>
+        <w:t xml:space="preserve">Окно закрывается кнопкой </w:t>
+      </w:r>
+      <w:r>
+        <w:rPr>
+          <w:rFonts w:ascii="Times New Roman" w:hAnsi="Times New Roman" w:cs="Times New Roman" w:eastAsia="Times New Roman"/>
+          <w:b/>
+          <w:i w:val="0"/>
+          <w:color w:val="000000"/>
+          <w:sz w:val="28"/>
+        </w:rPr>
+        <w:t>«Готово»</w:t>
+      </w:r>
+      <w:r>
+        <w:rPr>
+          <w:rFonts w:ascii="Times New Roman" w:hAnsi="Times New Roman" w:cs="Times New Roman" w:eastAsia="Times New Roman"/>
+          <w:b w:val="0"/>
+          <w:i w:val="0"/>
+          <w:color w:val="000000"/>
+          <w:sz w:val="28"/>
+        </w:rPr>
+        <w:t>, крестиком или клавишей Esc.</w:t>
+      </w:r>
+    </w:p>
+    <w:p>
+      <w:pPr>
+        <w:pStyle w:val="Heading2"/>
+        <w:ind w:firstLine="0"/>
+      </w:pPr>
+      <w:r>
+        <w:rPr>
+          <w:rFonts w:ascii="Times New Roman" w:hAnsi="Times New Roman" w:cs="Times New Roman" w:eastAsia="Times New Roman"/>
+          <w:b/>
+          <w:i w:val="0"/>
+          <w:color w:val="000000"/>
+          <w:sz w:val="28"/>
+        </w:rPr>
+        <w:t>5.5. Руководство и обучение</w:t>
+      </w:r>
+    </w:p>
+    <w:p>
+      <w:r>
+        <w:rPr>
+          <w:rFonts w:ascii="Times New Roman" w:hAnsi="Times New Roman" w:cs="Times New Roman" w:eastAsia="Times New Roman"/>
+          <w:b w:val="0"/>
+          <w:i w:val="0"/>
+          <w:color w:val="000000"/>
+          <w:sz w:val="28"/>
+        </w:rPr>
+        <w:t xml:space="preserve">Блок </w:t>
+      </w:r>
+      <w:r>
+        <w:rPr>
+          <w:rFonts w:ascii="Times New Roman" w:hAnsi="Times New Roman" w:cs="Times New Roman" w:eastAsia="Times New Roman"/>
+          <w:b/>
+          <w:i w:val="0"/>
+          <w:color w:val="000000"/>
+          <w:sz w:val="28"/>
+        </w:rPr>
+        <w:t>«Руководство пользования системой подачи заявок»</w:t>
+      </w:r>
+      <w:r>
+        <w:rPr>
+          <w:rFonts w:ascii="Times New Roman" w:hAnsi="Times New Roman" w:cs="Times New Roman" w:eastAsia="Times New Roman"/>
+          <w:b w:val="0"/>
+          <w:i w:val="0"/>
+          <w:color w:val="000000"/>
+          <w:sz w:val="28"/>
+        </w:rPr>
+        <w:t xml:space="preserve"> ведёт к пошаговой инструкции, которую ведёт бюро пропусков. Она дополняет настоящий документ и обновляется без выпуска новой версии программы.</w:t>
+      </w:r>
+    </w:p>
+    <w:p>
+      <w:r>
+        <w:rPr>
+          <w:rFonts w:ascii="Times New Roman" w:hAnsi="Times New Roman" w:cs="Times New Roman" w:eastAsia="Times New Roman"/>
+          <w:b w:val="0"/>
+          <w:i w:val="0"/>
+          <w:color w:val="000000"/>
+          <w:sz w:val="28"/>
+        </w:rPr>
+        <w:t xml:space="preserve">Кнопка </w:t>
+      </w:r>
+      <w:r>
+        <w:rPr>
+          <w:rFonts w:ascii="Times New Roman" w:hAnsi="Times New Roman" w:cs="Times New Roman" w:eastAsia="Times New Roman"/>
+          <w:b/>
+          <w:i w:val="0"/>
+          <w:color w:val="000000"/>
+          <w:sz w:val="28"/>
+        </w:rPr>
+        <w:t>«Обучение»</w:t>
+      </w:r>
+      <w:r>
+        <w:rPr>
+          <w:rFonts w:ascii="Times New Roman" w:hAnsi="Times New Roman" w:cs="Times New Roman" w:eastAsia="Times New Roman"/>
+          <w:b w:val="0"/>
+          <w:i w:val="0"/>
+          <w:color w:val="000000"/>
+          <w:sz w:val="28"/>
+        </w:rPr>
+        <w:t xml:space="preserve"> над лентой новостей запускает обучающий тур: система подсвечивает элементы прямо на рабочем экране и объясняет их назначение. При первом входе тур запускается сам. Пройти его повторно можно в любой момент - этой же кнопкой.</w:t>
+      </w:r>
+    </w:p>
+    <w:p>
       <w:r>
         <w:br w:type="page"/>
       </w:r>

--- a/Документация/Руководство пользователя/Руководство пользователя.docx
+++ b/Документация/Руководство пользователя/Руководство пользователя.docx
@@ -2481,7 +2481,7 @@
           <w:color w:val="000000"/>
           <w:sz w:val="28"/>
         </w:rPr>
-        <w:t xml:space="preserve">Введите логин в поле </w:t>
+        <w:t xml:space="preserve">Введите выданное имя в поле </w:t>
       </w:r>
       <w:r>
         <w:rPr>
@@ -2491,7 +2491,7 @@
           <w:color w:val="000000"/>
           <w:sz w:val="28"/>
         </w:rPr>
-        <w:t>«Имя пользователя»</w:t>
+        <w:t>«Логин»</w:t>
       </w:r>
       <w:r>
         <w:rPr>
@@ -3971,7 +3971,7 @@
       <w:r>
         <w:drawing>
           <wp:inline xmlns:a="http://schemas.openxmlformats.org/drawingml/2006/main" xmlns:pic="http://schemas.openxmlformats.org/drawingml/2006/picture">
-            <wp:extent cx="5608320" cy="5181600"/>
+            <wp:extent cx="4511040" cy="5181600"/>
             <wp:docPr id="7" name="Picture 7"/>
             <wp:cNvGraphicFramePr>
               <a:graphicFrameLocks noChangeAspect="1"/>
@@ -3992,7 +3992,7 @@
                   <pic:spPr>
                     <a:xfrm>
                       <a:off x="0" y="0"/>
-                      <a:ext cx="5608320" cy="5181600"/>
+                      <a:ext cx="4511040" cy="5181600"/>
                     </a:xfrm>
                     <a:prstGeom prst="rect"/>
                   </pic:spPr>

--- a/Документация/Руководство пользователя/Руководство пользователя.docx
+++ b/Документация/Руководство пользователя/Руководство пользователя.docx
@@ -692,6 +692,595 @@
         </w:rPr>
         <w:tab/>
         <w:t>5</w:t>
+      </w:r>
+    </w:p>
+    <w:p>
+      <w:pPr>
+        <w:tabs>
+          <w:tab w:pos="9354" w:val="right" w:leader="dot"/>
+        </w:tabs>
+        <w:spacing w:after="0" w:line="360" w:lineRule="auto"/>
+        <w:ind w:firstLine="0"/>
+        <w:jc w:val="left"/>
+      </w:pPr>
+      <w:r>
+        <w:rPr>
+          <w:rFonts w:ascii="Times New Roman" w:hAnsi="Times New Roman" w:cs="Times New Roman" w:eastAsia="Times New Roman"/>
+          <w:b/>
+          <w:i w:val="0"/>
+          <w:color w:val="000000"/>
+          <w:sz w:val="26"/>
+        </w:rPr>
+        <w:t>3. Вход в систему</w:t>
+      </w:r>
+      <w:r>
+        <w:rPr>
+          <w:rFonts w:ascii="Times New Roman" w:hAnsi="Times New Roman" w:cs="Times New Roman" w:eastAsia="Times New Roman"/>
+          <w:b w:val="0"/>
+          <w:i w:val="0"/>
+          <w:color w:val="000000"/>
+          <w:sz w:val="26"/>
+        </w:rPr>
+        <w:tab/>
+        <w:t>5</w:t>
+      </w:r>
+    </w:p>
+    <w:p>
+      <w:pPr>
+        <w:tabs>
+          <w:tab w:pos="9354" w:val="right" w:leader="dot"/>
+        </w:tabs>
+        <w:spacing w:after="0" w:line="360" w:lineRule="auto"/>
+        <w:ind w:firstLine="0" w:left="454"/>
+        <w:jc w:val="left"/>
+      </w:pPr>
+      <w:r>
+        <w:rPr>
+          <w:rFonts w:ascii="Times New Roman" w:hAnsi="Times New Roman" w:cs="Times New Roman" w:eastAsia="Times New Roman"/>
+          <w:b w:val="0"/>
+          <w:i w:val="0"/>
+          <w:color w:val="000000"/>
+          <w:sz w:val="26"/>
+        </w:rPr>
+        <w:t>3.1. Вход по логину и паролю</w:t>
+      </w:r>
+      <w:r>
+        <w:rPr>
+          <w:rFonts w:ascii="Times New Roman" w:hAnsi="Times New Roman" w:cs="Times New Roman" w:eastAsia="Times New Roman"/>
+          <w:b w:val="0"/>
+          <w:i w:val="0"/>
+          <w:color w:val="000000"/>
+          <w:sz w:val="26"/>
+        </w:rPr>
+        <w:tab/>
+        <w:t>5</w:t>
+      </w:r>
+    </w:p>
+    <w:p>
+      <w:pPr>
+        <w:tabs>
+          <w:tab w:pos="9354" w:val="right" w:leader="dot"/>
+        </w:tabs>
+        <w:spacing w:after="0" w:line="360" w:lineRule="auto"/>
+        <w:ind w:firstLine="0" w:left="454"/>
+        <w:jc w:val="left"/>
+      </w:pPr>
+      <w:r>
+        <w:rPr>
+          <w:rFonts w:ascii="Times New Roman" w:hAnsi="Times New Roman" w:cs="Times New Roman" w:eastAsia="Times New Roman"/>
+          <w:b w:val="0"/>
+          <w:i w:val="0"/>
+          <w:color w:val="000000"/>
+          <w:sz w:val="26"/>
+        </w:rPr>
+        <w:t>3.2. Согласие на обработку персональных данных</w:t>
+      </w:r>
+      <w:r>
+        <w:rPr>
+          <w:rFonts w:ascii="Times New Roman" w:hAnsi="Times New Roman" w:cs="Times New Roman" w:eastAsia="Times New Roman"/>
+          <w:b w:val="0"/>
+          <w:i w:val="0"/>
+          <w:color w:val="000000"/>
+          <w:sz w:val="26"/>
+        </w:rPr>
+        <w:tab/>
+        <w:t>7</w:t>
+      </w:r>
+    </w:p>
+    <w:p>
+      <w:pPr>
+        <w:tabs>
+          <w:tab w:pos="9354" w:val="right" w:leader="dot"/>
+        </w:tabs>
+        <w:spacing w:after="0" w:line="360" w:lineRule="auto"/>
+        <w:ind w:firstLine="0" w:left="454"/>
+        <w:jc w:val="left"/>
+      </w:pPr>
+      <w:r>
+        <w:rPr>
+          <w:rFonts w:ascii="Times New Roman" w:hAnsi="Times New Roman" w:cs="Times New Roman" w:eastAsia="Times New Roman"/>
+          <w:b w:val="0"/>
+          <w:i w:val="0"/>
+          <w:color w:val="000000"/>
+          <w:sz w:val="26"/>
+        </w:rPr>
+        <w:t>3.3. Забытый логин или пароль</w:t>
+      </w:r>
+      <w:r>
+        <w:rPr>
+          <w:rFonts w:ascii="Times New Roman" w:hAnsi="Times New Roman" w:cs="Times New Roman" w:eastAsia="Times New Roman"/>
+          <w:b w:val="0"/>
+          <w:i w:val="0"/>
+          <w:color w:val="000000"/>
+          <w:sz w:val="26"/>
+        </w:rPr>
+        <w:tab/>
+        <w:t>8</w:t>
+      </w:r>
+    </w:p>
+    <w:p>
+      <w:pPr>
+        <w:tabs>
+          <w:tab w:pos="9354" w:val="right" w:leader="dot"/>
+        </w:tabs>
+        <w:spacing w:after="0" w:line="360" w:lineRule="auto"/>
+        <w:ind w:firstLine="0" w:left="454"/>
+        <w:jc w:val="left"/>
+      </w:pPr>
+      <w:r>
+        <w:rPr>
+          <w:rFonts w:ascii="Times New Roman" w:hAnsi="Times New Roman" w:cs="Times New Roman" w:eastAsia="Times New Roman"/>
+          <w:b w:val="0"/>
+          <w:i w:val="0"/>
+          <w:color w:val="000000"/>
+          <w:sz w:val="26"/>
+        </w:rPr>
+        <w:t>3.4. Блокировка после неудачных попыток</w:t>
+      </w:r>
+      <w:r>
+        <w:rPr>
+          <w:rFonts w:ascii="Times New Roman" w:hAnsi="Times New Roman" w:cs="Times New Roman" w:eastAsia="Times New Roman"/>
+          <w:b w:val="0"/>
+          <w:i w:val="0"/>
+          <w:color w:val="000000"/>
+          <w:sz w:val="26"/>
+        </w:rPr>
+        <w:tab/>
+        <w:t>8</w:t>
+      </w:r>
+    </w:p>
+    <w:p>
+      <w:pPr>
+        <w:tabs>
+          <w:tab w:pos="9354" w:val="right" w:leader="dot"/>
+        </w:tabs>
+        <w:spacing w:after="0" w:line="360" w:lineRule="auto"/>
+        <w:ind w:firstLine="0"/>
+        <w:jc w:val="left"/>
+      </w:pPr>
+      <w:r>
+        <w:rPr>
+          <w:rFonts w:ascii="Times New Roman" w:hAnsi="Times New Roman" w:cs="Times New Roman" w:eastAsia="Times New Roman"/>
+          <w:b/>
+          <w:i w:val="0"/>
+          <w:color w:val="000000"/>
+          <w:sz w:val="26"/>
+        </w:rPr>
+        <w:t>4. Рабочий экран</w:t>
+      </w:r>
+      <w:r>
+        <w:rPr>
+          <w:rFonts w:ascii="Times New Roman" w:hAnsi="Times New Roman" w:cs="Times New Roman" w:eastAsia="Times New Roman"/>
+          <w:b w:val="0"/>
+          <w:i w:val="0"/>
+          <w:color w:val="000000"/>
+          <w:sz w:val="26"/>
+        </w:rPr>
+        <w:tab/>
+        <w:t>9</w:t>
+      </w:r>
+    </w:p>
+    <w:p>
+      <w:pPr>
+        <w:tabs>
+          <w:tab w:pos="9354" w:val="right" w:leader="dot"/>
+        </w:tabs>
+        <w:spacing w:after="0" w:line="360" w:lineRule="auto"/>
+        <w:ind w:firstLine="0" w:left="454"/>
+        <w:jc w:val="left"/>
+      </w:pPr>
+      <w:r>
+        <w:rPr>
+          <w:rFonts w:ascii="Times New Roman" w:hAnsi="Times New Roman" w:cs="Times New Roman" w:eastAsia="Times New Roman"/>
+          <w:b w:val="0"/>
+          <w:i w:val="0"/>
+          <w:color w:val="000000"/>
+          <w:sz w:val="26"/>
+        </w:rPr>
+        <w:t>4.1. Из чего состоит экран</w:t>
+      </w:r>
+      <w:r>
+        <w:rPr>
+          <w:rFonts w:ascii="Times New Roman" w:hAnsi="Times New Roman" w:cs="Times New Roman" w:eastAsia="Times New Roman"/>
+          <w:b w:val="0"/>
+          <w:i w:val="0"/>
+          <w:color w:val="000000"/>
+          <w:sz w:val="26"/>
+        </w:rPr>
+        <w:tab/>
+        <w:t>9</w:t>
+      </w:r>
+    </w:p>
+    <w:p>
+      <w:pPr>
+        <w:tabs>
+          <w:tab w:pos="9354" w:val="right" w:leader="dot"/>
+        </w:tabs>
+        <w:spacing w:after="0" w:line="360" w:lineRule="auto"/>
+        <w:ind w:firstLine="0" w:left="454"/>
+        <w:jc w:val="left"/>
+      </w:pPr>
+      <w:r>
+        <w:rPr>
+          <w:rFonts w:ascii="Times New Roman" w:hAnsi="Times New Roman" w:cs="Times New Roman" w:eastAsia="Times New Roman"/>
+          <w:b w:val="0"/>
+          <w:i w:val="0"/>
+          <w:color w:val="000000"/>
+          <w:sz w:val="26"/>
+        </w:rPr>
+        <w:t>4.2. Боковое меню</w:t>
+      </w:r>
+      <w:r>
+        <w:rPr>
+          <w:rFonts w:ascii="Times New Roman" w:hAnsi="Times New Roman" w:cs="Times New Roman" w:eastAsia="Times New Roman"/>
+          <w:b w:val="0"/>
+          <w:i w:val="0"/>
+          <w:color w:val="000000"/>
+          <w:sz w:val="26"/>
+        </w:rPr>
+        <w:tab/>
+        <w:t>10</w:t>
+      </w:r>
+    </w:p>
+    <w:p>
+      <w:pPr>
+        <w:tabs>
+          <w:tab w:pos="9354" w:val="right" w:leader="dot"/>
+        </w:tabs>
+        <w:spacing w:after="0" w:line="360" w:lineRule="auto"/>
+        <w:ind w:firstLine="0" w:left="454"/>
+        <w:jc w:val="left"/>
+      </w:pPr>
+      <w:r>
+        <w:rPr>
+          <w:rFonts w:ascii="Times New Roman" w:hAnsi="Times New Roman" w:cs="Times New Roman" w:eastAsia="Times New Roman"/>
+          <w:b w:val="0"/>
+          <w:i w:val="0"/>
+          <w:color w:val="000000"/>
+          <w:sz w:val="26"/>
+        </w:rPr>
+        <w:t>4.3. Верхняя строка</w:t>
+      </w:r>
+      <w:r>
+        <w:rPr>
+          <w:rFonts w:ascii="Times New Roman" w:hAnsi="Times New Roman" w:cs="Times New Roman" w:eastAsia="Times New Roman"/>
+          <w:b w:val="0"/>
+          <w:i w:val="0"/>
+          <w:color w:val="000000"/>
+          <w:sz w:val="26"/>
+        </w:rPr>
+        <w:tab/>
+        <w:t>12</w:t>
+      </w:r>
+    </w:p>
+    <w:p>
+      <w:pPr>
+        <w:tabs>
+          <w:tab w:pos="9354" w:val="right" w:leader="dot"/>
+        </w:tabs>
+        <w:spacing w:after="0" w:line="360" w:lineRule="auto"/>
+        <w:ind w:firstLine="0" w:left="454"/>
+        <w:jc w:val="left"/>
+      </w:pPr>
+      <w:r>
+        <w:rPr>
+          <w:rFonts w:ascii="Times New Roman" w:hAnsi="Times New Roman" w:cs="Times New Roman" w:eastAsia="Times New Roman"/>
+          <w:b w:val="0"/>
+          <w:i w:val="0"/>
+          <w:color w:val="000000"/>
+          <w:sz w:val="26"/>
+        </w:rPr>
+        <w:t>4.4. Поиск по системе</w:t>
+      </w:r>
+      <w:r>
+        <w:rPr>
+          <w:rFonts w:ascii="Times New Roman" w:hAnsi="Times New Roman" w:cs="Times New Roman" w:eastAsia="Times New Roman"/>
+          <w:b w:val="0"/>
+          <w:i w:val="0"/>
+          <w:color w:val="000000"/>
+          <w:sz w:val="26"/>
+        </w:rPr>
+        <w:tab/>
+        <w:t>12</w:t>
+      </w:r>
+    </w:p>
+    <w:p>
+      <w:pPr>
+        <w:tabs>
+          <w:tab w:pos="9354" w:val="right" w:leader="dot"/>
+        </w:tabs>
+        <w:spacing w:after="0" w:line="360" w:lineRule="auto"/>
+        <w:ind w:firstLine="0" w:left="454"/>
+        <w:jc w:val="left"/>
+      </w:pPr>
+      <w:r>
+        <w:rPr>
+          <w:rFonts w:ascii="Times New Roman" w:hAnsi="Times New Roman" w:cs="Times New Roman" w:eastAsia="Times New Roman"/>
+          <w:b w:val="0"/>
+          <w:i w:val="0"/>
+          <w:color w:val="000000"/>
+          <w:sz w:val="26"/>
+        </w:rPr>
+        <w:t>4.5. Уведомления</w:t>
+      </w:r>
+      <w:r>
+        <w:rPr>
+          <w:rFonts w:ascii="Times New Roman" w:hAnsi="Times New Roman" w:cs="Times New Roman" w:eastAsia="Times New Roman"/>
+          <w:b w:val="0"/>
+          <w:i w:val="0"/>
+          <w:color w:val="000000"/>
+          <w:sz w:val="26"/>
+        </w:rPr>
+        <w:tab/>
+        <w:t>13</w:t>
+      </w:r>
+    </w:p>
+    <w:p>
+      <w:pPr>
+        <w:tabs>
+          <w:tab w:pos="9354" w:val="right" w:leader="dot"/>
+        </w:tabs>
+        <w:spacing w:after="0" w:line="360" w:lineRule="auto"/>
+        <w:ind w:firstLine="0" w:left="454"/>
+        <w:jc w:val="left"/>
+      </w:pPr>
+      <w:r>
+        <w:rPr>
+          <w:rFonts w:ascii="Times New Roman" w:hAnsi="Times New Roman" w:cs="Times New Roman" w:eastAsia="Times New Roman"/>
+          <w:b w:val="0"/>
+          <w:i w:val="0"/>
+          <w:color w:val="000000"/>
+          <w:sz w:val="26"/>
+        </w:rPr>
+        <w:t>4.6. Тема оформления</w:t>
+      </w:r>
+      <w:r>
+        <w:rPr>
+          <w:rFonts w:ascii="Times New Roman" w:hAnsi="Times New Roman" w:cs="Times New Roman" w:eastAsia="Times New Roman"/>
+          <w:b w:val="0"/>
+          <w:i w:val="0"/>
+          <w:color w:val="000000"/>
+          <w:sz w:val="26"/>
+        </w:rPr>
+        <w:tab/>
+        <w:t>14</w:t>
+      </w:r>
+    </w:p>
+    <w:p>
+      <w:pPr>
+        <w:tabs>
+          <w:tab w:pos="9354" w:val="right" w:leader="dot"/>
+        </w:tabs>
+        <w:spacing w:after="0" w:line="360" w:lineRule="auto"/>
+        <w:ind w:firstLine="0" w:left="454"/>
+        <w:jc w:val="left"/>
+      </w:pPr>
+      <w:r>
+        <w:rPr>
+          <w:rFonts w:ascii="Times New Roman" w:hAnsi="Times New Roman" w:cs="Times New Roman" w:eastAsia="Times New Roman"/>
+          <w:b w:val="0"/>
+          <w:i w:val="0"/>
+          <w:color w:val="000000"/>
+          <w:sz w:val="26"/>
+        </w:rPr>
+        <w:t>4.7. Выход из системы</w:t>
+      </w:r>
+      <w:r>
+        <w:rPr>
+          <w:rFonts w:ascii="Times New Roman" w:hAnsi="Times New Roman" w:cs="Times New Roman" w:eastAsia="Times New Roman"/>
+          <w:b w:val="0"/>
+          <w:i w:val="0"/>
+          <w:color w:val="000000"/>
+          <w:sz w:val="26"/>
+        </w:rPr>
+        <w:tab/>
+        <w:t>14</w:t>
+      </w:r>
+    </w:p>
+    <w:p>
+      <w:pPr>
+        <w:tabs>
+          <w:tab w:pos="9354" w:val="right" w:leader="dot"/>
+        </w:tabs>
+        <w:spacing w:after="0" w:line="360" w:lineRule="auto"/>
+        <w:ind w:firstLine="0"/>
+        <w:jc w:val="left"/>
+      </w:pPr>
+      <w:r>
+        <w:rPr>
+          <w:rFonts w:ascii="Times New Roman" w:hAnsi="Times New Roman" w:cs="Times New Roman" w:eastAsia="Times New Roman"/>
+          <w:b/>
+          <w:i w:val="0"/>
+          <w:color w:val="000000"/>
+          <w:sz w:val="26"/>
+        </w:rPr>
+        <w:t>5. Обзор и новости</w:t>
+      </w:r>
+      <w:r>
+        <w:rPr>
+          <w:rFonts w:ascii="Times New Roman" w:hAnsi="Times New Roman" w:cs="Times New Roman" w:eastAsia="Times New Roman"/>
+          <w:b w:val="0"/>
+          <w:i w:val="0"/>
+          <w:color w:val="000000"/>
+          <w:sz w:val="26"/>
+        </w:rPr>
+        <w:tab/>
+        <w:t>15</w:t>
+      </w:r>
+    </w:p>
+    <w:p>
+      <w:pPr>
+        <w:tabs>
+          <w:tab w:pos="9354" w:val="right" w:leader="dot"/>
+        </w:tabs>
+        <w:spacing w:after="0" w:line="360" w:lineRule="auto"/>
+        <w:ind w:firstLine="0" w:left="454"/>
+        <w:jc w:val="left"/>
+      </w:pPr>
+      <w:r>
+        <w:rPr>
+          <w:rFonts w:ascii="Times New Roman" w:hAnsi="Times New Roman" w:cs="Times New Roman" w:eastAsia="Times New Roman"/>
+          <w:b w:val="0"/>
+          <w:i w:val="0"/>
+          <w:color w:val="000000"/>
+          <w:sz w:val="26"/>
+        </w:rPr>
+        <w:t>5.1. Новости</w:t>
+      </w:r>
+      <w:r>
+        <w:rPr>
+          <w:rFonts w:ascii="Times New Roman" w:hAnsi="Times New Roman" w:cs="Times New Roman" w:eastAsia="Times New Roman"/>
+          <w:b w:val="0"/>
+          <w:i w:val="0"/>
+          <w:color w:val="000000"/>
+          <w:sz w:val="26"/>
+        </w:rPr>
+        <w:tab/>
+        <w:t>15</w:t>
+      </w:r>
+    </w:p>
+    <w:p>
+      <w:pPr>
+        <w:tabs>
+          <w:tab w:pos="9354" w:val="right" w:leader="dot"/>
+        </w:tabs>
+        <w:spacing w:after="0" w:line="360" w:lineRule="auto"/>
+        <w:ind w:firstLine="0" w:left="454"/>
+        <w:jc w:val="left"/>
+      </w:pPr>
+      <w:r>
+        <w:rPr>
+          <w:rFonts w:ascii="Times New Roman" w:hAnsi="Times New Roman" w:cs="Times New Roman" w:eastAsia="Times New Roman"/>
+          <w:b w:val="0"/>
+          <w:i w:val="0"/>
+          <w:color w:val="000000"/>
+          <w:sz w:val="26"/>
+        </w:rPr>
+        <w:t>5.2. Объявления</w:t>
+      </w:r>
+      <w:r>
+        <w:rPr>
+          <w:rFonts w:ascii="Times New Roman" w:hAnsi="Times New Roman" w:cs="Times New Roman" w:eastAsia="Times New Roman"/>
+          <w:b w:val="0"/>
+          <w:i w:val="0"/>
+          <w:color w:val="000000"/>
+          <w:sz w:val="26"/>
+        </w:rPr>
+        <w:tab/>
+        <w:t>16</w:t>
+      </w:r>
+    </w:p>
+    <w:p>
+      <w:pPr>
+        <w:tabs>
+          <w:tab w:pos="9354" w:val="right" w:leader="dot"/>
+        </w:tabs>
+        <w:spacing w:after="0" w:line="360" w:lineRule="auto"/>
+        <w:ind w:firstLine="0" w:left="454"/>
+        <w:jc w:val="left"/>
+      </w:pPr>
+      <w:r>
+        <w:rPr>
+          <w:rFonts w:ascii="Times New Roman" w:hAnsi="Times New Roman" w:cs="Times New Roman" w:eastAsia="Times New Roman"/>
+          <w:b w:val="0"/>
+          <w:i w:val="0"/>
+          <w:color w:val="000000"/>
+          <w:sz w:val="26"/>
+        </w:rPr>
+        <w:t>5.3. Документы</w:t>
+      </w:r>
+      <w:r>
+        <w:rPr>
+          <w:rFonts w:ascii="Times New Roman" w:hAnsi="Times New Roman" w:cs="Times New Roman" w:eastAsia="Times New Roman"/>
+          <w:b w:val="0"/>
+          <w:i w:val="0"/>
+          <w:color w:val="000000"/>
+          <w:sz w:val="26"/>
+        </w:rPr>
+        <w:tab/>
+        <w:t>16</w:t>
+      </w:r>
+    </w:p>
+    <w:p>
+      <w:pPr>
+        <w:tabs>
+          <w:tab w:pos="9354" w:val="right" w:leader="dot"/>
+        </w:tabs>
+        <w:spacing w:after="0" w:line="360" w:lineRule="auto"/>
+        <w:ind w:firstLine="0" w:left="454"/>
+        <w:jc w:val="left"/>
+      </w:pPr>
+      <w:r>
+        <w:rPr>
+          <w:rFonts w:ascii="Times New Roman" w:hAnsi="Times New Roman" w:cs="Times New Roman" w:eastAsia="Times New Roman"/>
+          <w:b w:val="0"/>
+          <w:i w:val="0"/>
+          <w:color w:val="000000"/>
+          <w:sz w:val="26"/>
+        </w:rPr>
+        <w:t>5.4. Режимы работы</w:t>
+      </w:r>
+      <w:r>
+        <w:rPr>
+          <w:rFonts w:ascii="Times New Roman" w:hAnsi="Times New Roman" w:cs="Times New Roman" w:eastAsia="Times New Roman"/>
+          <w:b w:val="0"/>
+          <w:i w:val="0"/>
+          <w:color w:val="000000"/>
+          <w:sz w:val="26"/>
+        </w:rPr>
+        <w:tab/>
+        <w:t>16</w:t>
+      </w:r>
+    </w:p>
+    <w:p>
+      <w:pPr>
+        <w:tabs>
+          <w:tab w:pos="9354" w:val="right" w:leader="dot"/>
+        </w:tabs>
+        <w:spacing w:after="0" w:line="360" w:lineRule="auto"/>
+        <w:ind w:firstLine="0" w:left="454"/>
+        <w:jc w:val="left"/>
+      </w:pPr>
+      <w:r>
+        <w:rPr>
+          <w:rFonts w:ascii="Times New Roman" w:hAnsi="Times New Roman" w:cs="Times New Roman" w:eastAsia="Times New Roman"/>
+          <w:b w:val="0"/>
+          <w:i w:val="0"/>
+          <w:color w:val="000000"/>
+          <w:sz w:val="26"/>
+        </w:rPr>
+        <w:t>5.5. Руководство и обучение</w:t>
+      </w:r>
+      <w:r>
+        <w:rPr>
+          <w:rFonts w:ascii="Times New Roman" w:hAnsi="Times New Roman" w:cs="Times New Roman" w:eastAsia="Times New Roman"/>
+          <w:b w:val="0"/>
+          <w:i w:val="0"/>
+          <w:color w:val="000000"/>
+          <w:sz w:val="26"/>
+        </w:rPr>
+        <w:tab/>
+        <w:t>17</w:t>
       </w:r>
     </w:p>
     <w:p>
@@ -1768,6 +2357,2559 @@
       </w:r>
     </w:p>
     <w:p>
+      <w:pPr>
+        <w:pStyle w:val="Heading1"/>
+        <w:ind w:firstLine="0"/>
+      </w:pPr>
+      <w:r>
+        <w:rPr>
+          <w:rFonts w:ascii="Times New Roman" w:hAnsi="Times New Roman" w:cs="Times New Roman" w:eastAsia="Times New Roman"/>
+          <w:b/>
+          <w:i w:val="0"/>
+          <w:color w:val="000000"/>
+          <w:sz w:val="32"/>
+        </w:rPr>
+        <w:t>3. Вход в систему</w:t>
+      </w:r>
+    </w:p>
+    <w:p>
+      <w:pPr>
+        <w:pStyle w:val="Heading2"/>
+        <w:ind w:firstLine="0"/>
+      </w:pPr>
+      <w:r>
+        <w:rPr>
+          <w:rFonts w:ascii="Times New Roman" w:hAnsi="Times New Roman" w:cs="Times New Roman" w:eastAsia="Times New Roman"/>
+          <w:b/>
+          <w:i w:val="0"/>
+          <w:color w:val="000000"/>
+          <w:sz w:val="28"/>
+        </w:rPr>
+        <w:t>3.1. Вход по логину и паролю</w:t>
+      </w:r>
+    </w:p>
+    <w:p>
+      <w:r>
+        <w:rPr>
+          <w:rFonts w:ascii="Times New Roman" w:hAnsi="Times New Roman" w:cs="Times New Roman" w:eastAsia="Times New Roman"/>
+          <w:b w:val="0"/>
+          <w:i w:val="0"/>
+          <w:color w:val="000000"/>
+          <w:sz w:val="28"/>
+        </w:rPr>
+        <w:t>Система открывается по адресу, который выдаёт бюро пропусков. Устанавливать ничего не нужно: достаточно браузера.</w:t>
+      </w:r>
+    </w:p>
+    <w:p>
+      <w:r>
+        <w:rPr>
+          <w:rFonts w:ascii="Times New Roman" w:hAnsi="Times New Roman" w:cs="Times New Roman" w:eastAsia="Times New Roman"/>
+          <w:b w:val="0"/>
+          <w:i w:val="0"/>
+          <w:color w:val="000000"/>
+          <w:sz w:val="28"/>
+        </w:rPr>
+        <w:t>Учётную запись заводит администратор и сообщает вам логин и первоначальный пароль. Самостоятельная регистрация в системе не предусмотрена: пропускной режим не то место, где вход открывают всем желающим.</w:t>
+      </w:r>
+    </w:p>
+    <w:p>
+      <w:pPr>
+        <w:keepNext/>
+        <w:spacing w:before="120" w:after="40"/>
+        <w:ind w:firstLine="0"/>
+        <w:jc w:val="center"/>
+      </w:pPr>
+      <w:r>
+        <w:drawing>
+          <wp:inline xmlns:a="http://schemas.openxmlformats.org/drawingml/2006/main" xmlns:pic="http://schemas.openxmlformats.org/drawingml/2006/picture">
+            <wp:extent cx="5940000" cy="3883846"/>
+            <wp:docPr id="1" name="Picture 1"/>
+            <wp:cNvGraphicFramePr>
+              <a:graphicFrameLocks noChangeAspect="1"/>
+            </wp:cNvGraphicFramePr>
+            <a:graphic>
+              <a:graphicData uri="http://schemas.openxmlformats.org/drawingml/2006/picture">
+                <pic:pic>
+                  <pic:nvPicPr>
+                    <pic:cNvPr id="0" name="login-form.png"/>
+                    <pic:cNvPicPr/>
+                  </pic:nvPicPr>
+                  <pic:blipFill>
+                    <a:blip r:embed="rId11"/>
+                    <a:stretch>
+                      <a:fillRect/>
+                    </a:stretch>
+                  </pic:blipFill>
+                  <pic:spPr>
+                    <a:xfrm>
+                      <a:off x="0" y="0"/>
+                      <a:ext cx="5940000" cy="3883846"/>
+                    </a:xfrm>
+                    <a:prstGeom prst="rect"/>
+                  </pic:spPr>
+                </pic:pic>
+              </a:graphicData>
+            </a:graphic>
+          </wp:inline>
+        </w:drawing>
+      </w:r>
+    </w:p>
+    <w:p>
+      <w:pPr>
+        <w:keepNext w:val="0"/>
+        <w:spacing w:line="240" w:lineRule="auto" w:before="40" w:after="200"/>
+        <w:ind w:firstLine="0"/>
+        <w:jc w:val="center"/>
+      </w:pPr>
+      <w:r>
+        <w:rPr>
+          <w:rFonts w:ascii="Times New Roman" w:hAnsi="Times New Roman" w:cs="Times New Roman" w:eastAsia="Times New Roman"/>
+          <w:b w:val="0"/>
+          <w:i/>
+          <w:color w:val="000000"/>
+          <w:sz w:val="24"/>
+        </w:rPr>
+        <w:t>Рисунок 3.1 — Страница входа</w:t>
+      </w:r>
+    </w:p>
+    <w:p>
+      <w:r>
+        <w:rPr>
+          <w:rFonts w:ascii="Times New Roman" w:hAnsi="Times New Roman" w:cs="Times New Roman" w:eastAsia="Times New Roman"/>
+          <w:b w:val="0"/>
+          <w:i w:val="0"/>
+          <w:color w:val="000000"/>
+          <w:sz w:val="28"/>
+        </w:rPr>
+        <w:t xml:space="preserve">Введите выданное имя в поле </w:t>
+      </w:r>
+      <w:r>
+        <w:rPr>
+          <w:rFonts w:ascii="Times New Roman" w:hAnsi="Times New Roman" w:cs="Times New Roman" w:eastAsia="Times New Roman"/>
+          <w:b/>
+          <w:i w:val="0"/>
+          <w:color w:val="000000"/>
+          <w:sz w:val="28"/>
+        </w:rPr>
+        <w:t>«Логин»</w:t>
+      </w:r>
+      <w:r>
+        <w:rPr>
+          <w:rFonts w:ascii="Times New Roman" w:hAnsi="Times New Roman" w:cs="Times New Roman" w:eastAsia="Times New Roman"/>
+          <w:b w:val="0"/>
+          <w:i w:val="0"/>
+          <w:color w:val="000000"/>
+          <w:sz w:val="28"/>
+        </w:rPr>
+        <w:t xml:space="preserve"> (1) и пароль в поле </w:t>
+      </w:r>
+      <w:r>
+        <w:rPr>
+          <w:rFonts w:ascii="Times New Roman" w:hAnsi="Times New Roman" w:cs="Times New Roman" w:eastAsia="Times New Roman"/>
+          <w:b/>
+          <w:i w:val="0"/>
+          <w:color w:val="000000"/>
+          <w:sz w:val="28"/>
+        </w:rPr>
+        <w:t>«Пароль»</w:t>
+      </w:r>
+      <w:r>
+        <w:rPr>
+          <w:rFonts w:ascii="Times New Roman" w:hAnsi="Times New Roman" w:cs="Times New Roman" w:eastAsia="Times New Roman"/>
+          <w:b w:val="0"/>
+          <w:i w:val="0"/>
+          <w:color w:val="000000"/>
+          <w:sz w:val="28"/>
+        </w:rPr>
+        <w:t xml:space="preserve"> (2), затем нажмите </w:t>
+      </w:r>
+      <w:r>
+        <w:rPr>
+          <w:rFonts w:ascii="Times New Roman" w:hAnsi="Times New Roman" w:cs="Times New Roman" w:eastAsia="Times New Roman"/>
+          <w:b/>
+          <w:i w:val="0"/>
+          <w:color w:val="000000"/>
+          <w:sz w:val="28"/>
+        </w:rPr>
+        <w:t>«Войти»</w:t>
+      </w:r>
+      <w:r>
+        <w:rPr>
+          <w:rFonts w:ascii="Times New Roman" w:hAnsi="Times New Roman" w:cs="Times New Roman" w:eastAsia="Times New Roman"/>
+          <w:b w:val="0"/>
+          <w:i w:val="0"/>
+          <w:color w:val="000000"/>
+          <w:sz w:val="28"/>
+        </w:rPr>
+        <w:t xml:space="preserve"> (3). Вместо нажатия кнопки можно нажать клавишу Enter.</w:t>
+      </w:r>
+    </w:p>
+    <w:p>
+      <w:r>
+        <w:rPr>
+          <w:rFonts w:ascii="Times New Roman" w:hAnsi="Times New Roman" w:cs="Times New Roman" w:eastAsia="Times New Roman"/>
+          <w:b w:val="0"/>
+          <w:i w:val="0"/>
+          <w:color w:val="000000"/>
+          <w:sz w:val="28"/>
+        </w:rPr>
+        <w:t>Ожидаемый результат: открывается страница «Обзор и новости». Если вы входите впервые, перед ней система покажет окно согласия на обработку персональных данных, см. подраздел 3.2.</w:t>
+      </w:r>
+    </w:p>
+    <w:p>
+      <w:r>
+        <w:rPr>
+          <w:rFonts w:ascii="Times New Roman" w:hAnsi="Times New Roman" w:cs="Times New Roman" w:eastAsia="Times New Roman"/>
+          <w:b w:val="0"/>
+          <w:i w:val="0"/>
+          <w:color w:val="000000"/>
+          <w:sz w:val="28"/>
+        </w:rPr>
+        <w:t>В правой части страницы входа выведены контакты бюро пропусков и часы его работы. Их задаёт администратор, поэтому они всегда актуальны для вашего предприятия.</w:t>
+      </w:r>
+    </w:p>
+    <w:tbl>
+      <w:tblPr>
+        <w:tblW w:type="auto" w:w="0"/>
+        <w:tblLayout w:type="fixed"/>
+        <w:tblLook w:firstColumn="1" w:firstRow="1" w:lastColumn="0" w:lastRow="0" w:noHBand="0" w:noVBand="1" w:val="04A0"/>
+        <w:tblLayout w:type="fixed"/>
+      </w:tblPr>
+      <w:tblGrid>
+        <w:gridCol w:w="9356"/>
+      </w:tblGrid>
+      <w:tr>
+        <w:trPr>
+          <w:cantSplit w:val="true"/>
+        </w:trPr>
+        <w:tc>
+          <w:tcPr>
+            <w:tcW w:type="dxa" w:w="9354"/>
+            <w:shd w:val="clear" w:fill="EAF1F8"/>
+            <w:tcBorders>
+              <w:left w:val="single" w:sz="24" w:color="2C6FA6"/>
+              <w:top w:val="single" w:sz="4" w:color="EAF1F8"/>
+              <w:bottom w:val="single" w:sz="4" w:color="EAF1F8"/>
+              <w:right w:val="single" w:sz="4" w:color="EAF1F8"/>
+            </w:tcBorders>
+          </w:tcPr>
+          <w:p>
+            <w:pPr>
+              <w:spacing w:line="288" w:lineRule="auto" w:after="0"/>
+              <w:ind w:firstLine="0"/>
+            </w:pPr>
+            <w:r>
+              <w:rPr>
+                <w:rFonts w:ascii="Times New Roman" w:hAnsi="Times New Roman" w:cs="Times New Roman" w:eastAsia="Times New Roman"/>
+                <w:b/>
+                <w:i w:val="0"/>
+                <w:color w:val="2C6FA6"/>
+                <w:sz w:val="26"/>
+              </w:rPr>
+              <w:t xml:space="preserve">ПРИМЕЧАНИЕ. </w:t>
+            </w:r>
+            <w:r>
+              <w:rPr>
+                <w:rFonts w:ascii="Times New Roman" w:hAnsi="Times New Roman" w:cs="Times New Roman" w:eastAsia="Times New Roman"/>
+                <w:b w:val="0"/>
+                <w:i w:val="0"/>
+                <w:color w:val="000000"/>
+                <w:sz w:val="26"/>
+              </w:rPr>
+              <w:t>Логин - это не адрес электронной почты. Он выдаётся администратором и может выглядеть как угодно.</w:t>
+            </w:r>
+          </w:p>
+        </w:tc>
+      </w:tr>
+    </w:tbl>
+    <w:p>
+      <w:pPr>
+        <w:spacing w:after="0" w:line="240" w:lineRule="auto"/>
+        <w:ind w:firstLine="0"/>
+      </w:pPr>
+      <w:r>
+        <w:rPr>
+          <w:rFonts w:ascii="Times New Roman" w:hAnsi="Times New Roman" w:cs="Times New Roman" w:eastAsia="Times New Roman"/>
+          <w:b w:val="0"/>
+          <w:i w:val="0"/>
+          <w:color w:val="000000"/>
+          <w:sz w:val="12"/>
+        </w:rPr>
+      </w:r>
+    </w:p>
+    <w:p>
+      <w:pPr>
+        <w:pStyle w:val="Heading2"/>
+        <w:ind w:firstLine="0"/>
+      </w:pPr>
+      <w:r>
+        <w:rPr>
+          <w:rFonts w:ascii="Times New Roman" w:hAnsi="Times New Roman" w:cs="Times New Roman" w:eastAsia="Times New Roman"/>
+          <w:b/>
+          <w:i w:val="0"/>
+          <w:color w:val="000000"/>
+          <w:sz w:val="28"/>
+        </w:rPr>
+        <w:t>3.2. Согласие на обработку персональных данных</w:t>
+      </w:r>
+    </w:p>
+    <w:p>
+      <w:r>
+        <w:rPr>
+          <w:rFonts w:ascii="Times New Roman" w:hAnsi="Times New Roman" w:cs="Times New Roman" w:eastAsia="Times New Roman"/>
+          <w:b w:val="0"/>
+          <w:i w:val="0"/>
+          <w:color w:val="000000"/>
+          <w:sz w:val="28"/>
+        </w:rPr>
+        <w:t>При первом входе система показывает текст согласия на обработку персональных данных. Пока согласие не подтверждено, работать в системе нельзя: это требование закона, а не настройка, которую можно обойти.</w:t>
+      </w:r>
+    </w:p>
+    <w:p>
+      <w:pPr>
+        <w:keepNext/>
+        <w:spacing w:before="120" w:after="40"/>
+        <w:ind w:firstLine="0"/>
+        <w:jc w:val="center"/>
+      </w:pPr>
+      <w:r>
+        <w:drawing>
+          <wp:inline xmlns:a="http://schemas.openxmlformats.org/drawingml/2006/main" xmlns:pic="http://schemas.openxmlformats.org/drawingml/2006/picture">
+            <wp:extent cx="5852160" cy="5023104"/>
+            <wp:docPr id="2" name="Picture 2"/>
+            <wp:cNvGraphicFramePr>
+              <a:graphicFrameLocks noChangeAspect="1"/>
+            </wp:cNvGraphicFramePr>
+            <a:graphic>
+              <a:graphicData uri="http://schemas.openxmlformats.org/drawingml/2006/picture">
+                <pic:pic>
+                  <pic:nvPicPr>
+                    <pic:cNvPr id="0" name="consent-window.png"/>
+                    <pic:cNvPicPr/>
+                  </pic:nvPicPr>
+                  <pic:blipFill>
+                    <a:blip r:embed="rId12"/>
+                    <a:stretch>
+                      <a:fillRect/>
+                    </a:stretch>
+                  </pic:blipFill>
+                  <pic:spPr>
+                    <a:xfrm>
+                      <a:off x="0" y="0"/>
+                      <a:ext cx="5852160" cy="5023104"/>
+                    </a:xfrm>
+                    <a:prstGeom prst="rect"/>
+                  </pic:spPr>
+                </pic:pic>
+              </a:graphicData>
+            </a:graphic>
+          </wp:inline>
+        </w:drawing>
+      </w:r>
+    </w:p>
+    <w:p>
+      <w:pPr>
+        <w:keepNext w:val="0"/>
+        <w:spacing w:line="240" w:lineRule="auto" w:before="40" w:after="200"/>
+        <w:ind w:firstLine="0"/>
+        <w:jc w:val="center"/>
+      </w:pPr>
+      <w:r>
+        <w:rPr>
+          <w:rFonts w:ascii="Times New Roman" w:hAnsi="Times New Roman" w:cs="Times New Roman" w:eastAsia="Times New Roman"/>
+          <w:b w:val="0"/>
+          <w:i/>
+          <w:color w:val="000000"/>
+          <w:sz w:val="24"/>
+        </w:rPr>
+        <w:t>Рисунок 3.2 — Окно согласия на обработку персональных данных</w:t>
+      </w:r>
+    </w:p>
+    <w:p>
+      <w:r>
+        <w:rPr>
+          <w:rFonts w:ascii="Times New Roman" w:hAnsi="Times New Roman" w:cs="Times New Roman" w:eastAsia="Times New Roman"/>
+          <w:b w:val="0"/>
+          <w:i w:val="0"/>
+          <w:color w:val="000000"/>
+          <w:sz w:val="28"/>
+        </w:rPr>
+        <w:t>Прочитайте текст, прокрутив его до конца (1). Пока документ не прокручен, отметка согласия и кнопка подтверждения неактивны, а под ними выводится подсказка о том, чего не хватает: «Прокрутите документ до конца», затем «Отметьте согласие с условиями».</w:t>
+      </w:r>
+    </w:p>
+    <w:p>
+      <w:r>
+        <w:rPr>
+          <w:rFonts w:ascii="Times New Roman" w:hAnsi="Times New Roman" w:cs="Times New Roman" w:eastAsia="Times New Roman"/>
+          <w:b w:val="0"/>
+          <w:i w:val="0"/>
+          <w:color w:val="000000"/>
+          <w:sz w:val="28"/>
+        </w:rPr>
+        <w:t xml:space="preserve">Отметьте </w:t>
+      </w:r>
+      <w:r>
+        <w:rPr>
+          <w:rFonts w:ascii="Times New Roman" w:hAnsi="Times New Roman" w:cs="Times New Roman" w:eastAsia="Times New Roman"/>
+          <w:b/>
+          <w:i w:val="0"/>
+          <w:color w:val="000000"/>
+          <w:sz w:val="28"/>
+        </w:rPr>
+        <w:t>«Я прочитал документ и даю согласие на обработку персональных данных»</w:t>
+      </w:r>
+      <w:r>
+        <w:rPr>
+          <w:rFonts w:ascii="Times New Roman" w:hAnsi="Times New Roman" w:cs="Times New Roman" w:eastAsia="Times New Roman"/>
+          <w:b w:val="0"/>
+          <w:i w:val="0"/>
+          <w:color w:val="000000"/>
+          <w:sz w:val="28"/>
+        </w:rPr>
+        <w:t xml:space="preserve"> (2) и нажмите </w:t>
+      </w:r>
+      <w:r>
+        <w:rPr>
+          <w:rFonts w:ascii="Times New Roman" w:hAnsi="Times New Roman" w:cs="Times New Roman" w:eastAsia="Times New Roman"/>
+          <w:b/>
+          <w:i w:val="0"/>
+          <w:color w:val="000000"/>
+          <w:sz w:val="28"/>
+        </w:rPr>
+        <w:t>«Подтверждаю согласие»</w:t>
+      </w:r>
+      <w:r>
+        <w:rPr>
+          <w:rFonts w:ascii="Times New Roman" w:hAnsi="Times New Roman" w:cs="Times New Roman" w:eastAsia="Times New Roman"/>
+          <w:b w:val="0"/>
+          <w:i w:val="0"/>
+          <w:color w:val="000000"/>
+          <w:sz w:val="28"/>
+        </w:rPr>
+        <w:t xml:space="preserve"> (3).</w:t>
+      </w:r>
+    </w:p>
+    <w:p>
+      <w:r>
+        <w:rPr>
+          <w:rFonts w:ascii="Times New Roman" w:hAnsi="Times New Roman" w:cs="Times New Roman" w:eastAsia="Times New Roman"/>
+          <w:b w:val="0"/>
+          <w:i w:val="0"/>
+          <w:color w:val="000000"/>
+          <w:sz w:val="28"/>
+        </w:rPr>
+        <w:t>Ожидаемый результат: окно закрывается, открывается «Обзор и новости». Повторно согласие не запрашивается.</w:t>
+      </w:r>
+    </w:p>
+    <w:p>
+      <w:r>
+        <w:rPr>
+          <w:rFonts w:ascii="Times New Roman" w:hAnsi="Times New Roman" w:cs="Times New Roman" w:eastAsia="Times New Roman"/>
+          <w:b w:val="0"/>
+          <w:i w:val="0"/>
+          <w:color w:val="000000"/>
+          <w:sz w:val="28"/>
+        </w:rPr>
+        <w:t xml:space="preserve">Кнопка </w:t>
+      </w:r>
+      <w:r>
+        <w:rPr>
+          <w:rFonts w:ascii="Times New Roman" w:hAnsi="Times New Roman" w:cs="Times New Roman" w:eastAsia="Times New Roman"/>
+          <w:b/>
+          <w:i w:val="0"/>
+          <w:color w:val="000000"/>
+          <w:sz w:val="28"/>
+        </w:rPr>
+        <w:t>«Выйти»</w:t>
+      </w:r>
+      <w:r>
+        <w:rPr>
+          <w:rFonts w:ascii="Times New Roman" w:hAnsi="Times New Roman" w:cs="Times New Roman" w:eastAsia="Times New Roman"/>
+          <w:b w:val="0"/>
+          <w:i w:val="0"/>
+          <w:color w:val="000000"/>
+          <w:sz w:val="28"/>
+        </w:rPr>
+        <w:t xml:space="preserve"> закрывает сеанс без подтверждения согласия. Работать в системе после этого не получится: при следующем входе окно появится снова.</w:t>
+      </w:r>
+    </w:p>
+    <w:tbl>
+      <w:tblPr>
+        <w:tblW w:type="auto" w:w="0"/>
+        <w:tblLayout w:type="fixed"/>
+        <w:tblLook w:firstColumn="1" w:firstRow="1" w:lastColumn="0" w:lastRow="0" w:noHBand="0" w:noVBand="1" w:val="04A0"/>
+        <w:tblLayout w:type="fixed"/>
+      </w:tblPr>
+      <w:tblGrid>
+        <w:gridCol w:w="9356"/>
+      </w:tblGrid>
+      <w:tr>
+        <w:trPr>
+          <w:cantSplit w:val="true"/>
+        </w:trPr>
+        <w:tc>
+          <w:tcPr>
+            <w:tcW w:type="dxa" w:w="9354"/>
+            <w:shd w:val="clear" w:fill="FDF6E3"/>
+            <w:tcBorders>
+              <w:left w:val="single" w:sz="24" w:color="B7791F"/>
+              <w:top w:val="single" w:sz="4" w:color="FDF6E3"/>
+              <w:bottom w:val="single" w:sz="4" w:color="FDF6E3"/>
+              <w:right w:val="single" w:sz="4" w:color="FDF6E3"/>
+            </w:tcBorders>
+          </w:tcPr>
+          <w:p>
+            <w:pPr>
+              <w:spacing w:line="288" w:lineRule="auto" w:after="0"/>
+              <w:ind w:firstLine="0"/>
+            </w:pPr>
+            <w:r>
+              <w:rPr>
+                <w:rFonts w:ascii="Times New Roman" w:hAnsi="Times New Roman" w:cs="Times New Roman" w:eastAsia="Times New Roman"/>
+                <w:b/>
+                <w:i w:val="0"/>
+                <w:color w:val="B7791F"/>
+                <w:sz w:val="26"/>
+              </w:rPr>
+              <w:t xml:space="preserve">ВАЖНО. </w:t>
+            </w:r>
+            <w:r>
+              <w:rPr>
+                <w:rFonts w:ascii="Times New Roman" w:hAnsi="Times New Roman" w:cs="Times New Roman" w:eastAsia="Times New Roman"/>
+                <w:b w:val="0"/>
+                <w:i w:val="0"/>
+                <w:color w:val="000000"/>
+                <w:sz w:val="26"/>
+              </w:rPr>
+              <w:t>Система может запросить согласие повторно. Это происходит, когда бюро пропусков выпускает новую редакцию текста: согласие, данное прежней редакции, к новой не относится. В окне указаны номер редакции и дата, с которой она действует.</w:t>
+            </w:r>
+          </w:p>
+        </w:tc>
+      </w:tr>
+    </w:tbl>
+    <w:p>
+      <w:pPr>
+        <w:spacing w:after="0" w:line="240" w:lineRule="auto"/>
+        <w:ind w:firstLine="0"/>
+      </w:pPr>
+      <w:r>
+        <w:rPr>
+          <w:rFonts w:ascii="Times New Roman" w:hAnsi="Times New Roman" w:cs="Times New Roman" w:eastAsia="Times New Roman"/>
+          <w:b w:val="0"/>
+          <w:i w:val="0"/>
+          <w:color w:val="000000"/>
+          <w:sz w:val="12"/>
+        </w:rPr>
+      </w:r>
+    </w:p>
+    <w:p>
+      <w:pPr>
+        <w:pStyle w:val="Heading2"/>
+        <w:ind w:firstLine="0"/>
+      </w:pPr>
+      <w:r>
+        <w:rPr>
+          <w:rFonts w:ascii="Times New Roman" w:hAnsi="Times New Roman" w:cs="Times New Roman" w:eastAsia="Times New Roman"/>
+          <w:b/>
+          <w:i w:val="0"/>
+          <w:color w:val="000000"/>
+          <w:sz w:val="28"/>
+        </w:rPr>
+        <w:t>3.3. Забытый логин или пароль</w:t>
+      </w:r>
+    </w:p>
+    <w:p>
+      <w:r>
+        <w:rPr>
+          <w:rFonts w:ascii="Times New Roman" w:hAnsi="Times New Roman" w:cs="Times New Roman" w:eastAsia="Times New Roman"/>
+          <w:b w:val="0"/>
+          <w:i w:val="0"/>
+          <w:color w:val="000000"/>
+          <w:sz w:val="28"/>
+        </w:rPr>
+        <w:t>Восстановить пароль самостоятельно нельзя, и это сделано намеренно: почтовый ящик работника системе неизвестен, а сброс пароля по нему открыл бы дорогу к чужой учётной записи через доступ к почте.</w:t>
+      </w:r>
+    </w:p>
+    <w:p>
+      <w:r>
+        <w:rPr>
+          <w:rFonts w:ascii="Times New Roman" w:hAnsi="Times New Roman" w:cs="Times New Roman" w:eastAsia="Times New Roman"/>
+          <w:b w:val="0"/>
+          <w:i w:val="0"/>
+          <w:color w:val="000000"/>
+          <w:sz w:val="28"/>
+        </w:rPr>
+        <w:t xml:space="preserve">Нажмите </w:t>
+      </w:r>
+      <w:r>
+        <w:rPr>
+          <w:rFonts w:ascii="Times New Roman" w:hAnsi="Times New Roman" w:cs="Times New Roman" w:eastAsia="Times New Roman"/>
+          <w:b/>
+          <w:i w:val="0"/>
+          <w:color w:val="000000"/>
+          <w:sz w:val="28"/>
+        </w:rPr>
+        <w:t>«Забыли пароль?»</w:t>
+      </w:r>
+      <w:r>
+        <w:rPr>
+          <w:rFonts w:ascii="Times New Roman" w:hAnsi="Times New Roman" w:cs="Times New Roman" w:eastAsia="Times New Roman"/>
+          <w:b w:val="0"/>
+          <w:i w:val="0"/>
+          <w:color w:val="000000"/>
+          <w:sz w:val="28"/>
+        </w:rPr>
+        <w:t xml:space="preserve"> под полями входа. Откроется окно </w:t>
+      </w:r>
+      <w:r>
+        <w:rPr>
+          <w:rFonts w:ascii="Times New Roman" w:hAnsi="Times New Roman" w:cs="Times New Roman" w:eastAsia="Times New Roman"/>
+          <w:b/>
+          <w:i w:val="0"/>
+          <w:color w:val="000000"/>
+          <w:sz w:val="28"/>
+        </w:rPr>
+        <w:t>«Восстановление доступа»</w:t>
+      </w:r>
+      <w:r>
+        <w:rPr>
+          <w:rFonts w:ascii="Times New Roman" w:hAnsi="Times New Roman" w:cs="Times New Roman" w:eastAsia="Times New Roman"/>
+          <w:b w:val="0"/>
+          <w:i w:val="0"/>
+          <w:color w:val="000000"/>
+          <w:sz w:val="28"/>
+        </w:rPr>
+        <w:t xml:space="preserve"> с адресом электронной почты и телефоном бюро пропусков.</w:t>
+      </w:r>
+    </w:p>
+    <w:p>
+      <w:pPr>
+        <w:keepNext/>
+        <w:spacing w:before="120" w:after="40"/>
+        <w:ind w:firstLine="0"/>
+        <w:jc w:val="center"/>
+      </w:pPr>
+      <w:r>
+        <w:drawing>
+          <wp:inline xmlns:a="http://schemas.openxmlformats.org/drawingml/2006/main" xmlns:pic="http://schemas.openxmlformats.org/drawingml/2006/picture">
+            <wp:extent cx="3291840" cy="2316480"/>
+            <wp:docPr id="3" name="Picture 3"/>
+            <wp:cNvGraphicFramePr>
+              <a:graphicFrameLocks noChangeAspect="1"/>
+            </wp:cNvGraphicFramePr>
+            <a:graphic>
+              <a:graphicData uri="http://schemas.openxmlformats.org/drawingml/2006/picture">
+                <pic:pic>
+                  <pic:nvPicPr>
+                    <pic:cNvPr id="0" name="login-recovery.png"/>
+                    <pic:cNvPicPr/>
+                  </pic:nvPicPr>
+                  <pic:blipFill>
+                    <a:blip r:embed="rId13"/>
+                    <a:stretch>
+                      <a:fillRect/>
+                    </a:stretch>
+                  </pic:blipFill>
+                  <pic:spPr>
+                    <a:xfrm>
+                      <a:off x="0" y="0"/>
+                      <a:ext cx="3291840" cy="2316480"/>
+                    </a:xfrm>
+                    <a:prstGeom prst="rect"/>
+                  </pic:spPr>
+                </pic:pic>
+              </a:graphicData>
+            </a:graphic>
+          </wp:inline>
+        </w:drawing>
+      </w:r>
+    </w:p>
+    <w:p>
+      <w:pPr>
+        <w:keepNext w:val="0"/>
+        <w:spacing w:line="240" w:lineRule="auto" w:before="40" w:after="200"/>
+        <w:ind w:firstLine="0"/>
+        <w:jc w:val="center"/>
+      </w:pPr>
+      <w:r>
+        <w:rPr>
+          <w:rFonts w:ascii="Times New Roman" w:hAnsi="Times New Roman" w:cs="Times New Roman" w:eastAsia="Times New Roman"/>
+          <w:b w:val="0"/>
+          <w:i/>
+          <w:color w:val="000000"/>
+          <w:sz w:val="24"/>
+        </w:rPr>
+        <w:t>Рисунок 3.3 — Окно восстановления доступа</w:t>
+      </w:r>
+    </w:p>
+    <w:p>
+      <w:r>
+        <w:rPr>
+          <w:rFonts w:ascii="Times New Roman" w:hAnsi="Times New Roman" w:cs="Times New Roman" w:eastAsia="Times New Roman"/>
+          <w:b w:val="0"/>
+          <w:i w:val="0"/>
+          <w:color w:val="000000"/>
+          <w:sz w:val="28"/>
+        </w:rPr>
+        <w:t>Нажатие на адрес или на номер копирует его в буфер обмена - об этом сообщает всплывающая подсказка. Дальше обратитесь в бюро любым из этих способов; новый пароль вам назначит администратор.</w:t>
+      </w:r>
+    </w:p>
+    <w:p>
+      <w:pPr>
+        <w:pStyle w:val="Heading2"/>
+        <w:ind w:firstLine="0"/>
+      </w:pPr>
+      <w:r>
+        <w:rPr>
+          <w:rFonts w:ascii="Times New Roman" w:hAnsi="Times New Roman" w:cs="Times New Roman" w:eastAsia="Times New Roman"/>
+          <w:b/>
+          <w:i w:val="0"/>
+          <w:color w:val="000000"/>
+          <w:sz w:val="28"/>
+        </w:rPr>
+        <w:t>3.4. Блокировка после неудачных попыток</w:t>
+      </w:r>
+    </w:p>
+    <w:p>
+      <w:r>
+        <w:rPr>
+          <w:rFonts w:ascii="Times New Roman" w:hAnsi="Times New Roman" w:cs="Times New Roman" w:eastAsia="Times New Roman"/>
+          <w:b w:val="0"/>
+          <w:i w:val="0"/>
+          <w:color w:val="000000"/>
+          <w:sz w:val="28"/>
+        </w:rPr>
+        <w:t>Система защищена от подбора пароля. После пяти неудачных попыток подряд вход закрывается на время, и с каждым следующим кругом из пяти попыток срок растёт: одна минута, пять, пятнадцать, полчаса, час. Дальше срок не увеличивается.</w:t>
+      </w:r>
+    </w:p>
+    <w:p>
+      <w:r>
+        <w:rPr>
+          <w:rFonts w:ascii="Times New Roman" w:hAnsi="Times New Roman" w:cs="Times New Roman" w:eastAsia="Times New Roman"/>
+          <w:b w:val="0"/>
+          <w:i w:val="0"/>
+          <w:color w:val="000000"/>
+          <w:sz w:val="28"/>
+        </w:rPr>
+        <w:t>Сообщение об ошибке показывает, сколько попыток осталось, а после блокировки - сколько времени осталось ждать.</w:t>
+      </w:r>
+    </w:p>
+    <w:p>
+      <w:r>
+        <w:rPr>
+          <w:rFonts w:ascii="Times New Roman" w:hAnsi="Times New Roman" w:cs="Times New Roman" w:eastAsia="Times New Roman"/>
+          <w:b w:val="0"/>
+          <w:i w:val="0"/>
+          <w:color w:val="000000"/>
+          <w:sz w:val="28"/>
+        </w:rPr>
+        <w:t>Неудачные попытки не копятся вечно: те, что старше пяти минут, не учитываются, поэтому редкая опечатка до блокировки не доводит. Если сутки прошли без единой неудачной попытки, лестница возвращается на первую ступень.</w:t>
+      </w:r>
+    </w:p>
+    <w:tbl>
+      <w:tblPr>
+        <w:tblW w:type="auto" w:w="0"/>
+        <w:tblLayout w:type="fixed"/>
+        <w:tblLook w:firstColumn="1" w:firstRow="1" w:lastColumn="0" w:lastRow="0" w:noHBand="0" w:noVBand="1" w:val="04A0"/>
+        <w:tblLayout w:type="fixed"/>
+      </w:tblPr>
+      <w:tblGrid>
+        <w:gridCol w:w="9356"/>
+      </w:tblGrid>
+      <w:tr>
+        <w:trPr>
+          <w:cantSplit w:val="true"/>
+        </w:trPr>
+        <w:tc>
+          <w:tcPr>
+            <w:tcW w:type="dxa" w:w="9354"/>
+            <w:shd w:val="clear" w:fill="EAF1F8"/>
+            <w:tcBorders>
+              <w:left w:val="single" w:sz="24" w:color="2C6FA6"/>
+              <w:top w:val="single" w:sz="4" w:color="EAF1F8"/>
+              <w:bottom w:val="single" w:sz="4" w:color="EAF1F8"/>
+              <w:right w:val="single" w:sz="4" w:color="EAF1F8"/>
+            </w:tcBorders>
+          </w:tcPr>
+          <w:p>
+            <w:pPr>
+              <w:spacing w:line="288" w:lineRule="auto" w:after="0"/>
+              <w:ind w:firstLine="0"/>
+            </w:pPr>
+            <w:r>
+              <w:rPr>
+                <w:rFonts w:ascii="Times New Roman" w:hAnsi="Times New Roman" w:cs="Times New Roman" w:eastAsia="Times New Roman"/>
+                <w:b/>
+                <w:i w:val="0"/>
+                <w:color w:val="2C6FA6"/>
+                <w:sz w:val="26"/>
+              </w:rPr>
+              <w:t xml:space="preserve">ПРИМЕЧАНИЕ. </w:t>
+            </w:r>
+            <w:r>
+              <w:rPr>
+                <w:rFonts w:ascii="Times New Roman" w:hAnsi="Times New Roman" w:cs="Times New Roman" w:eastAsia="Times New Roman"/>
+                <w:b w:val="0"/>
+                <w:i w:val="0"/>
+                <w:color w:val="000000"/>
+                <w:sz w:val="26"/>
+              </w:rPr>
+              <w:t>Ждать окончания срока не обязательно. Администратор снимает блокировку досрочно, для этого достаточно обратиться в бюро пропусков.</w:t>
+            </w:r>
+          </w:p>
+        </w:tc>
+      </w:tr>
+    </w:tbl>
+    <w:p>
+      <w:pPr>
+        <w:spacing w:after="0" w:line="240" w:lineRule="auto"/>
+        <w:ind w:firstLine="0"/>
+      </w:pPr>
+      <w:r>
+        <w:rPr>
+          <w:rFonts w:ascii="Times New Roman" w:hAnsi="Times New Roman" w:cs="Times New Roman" w:eastAsia="Times New Roman"/>
+          <w:b w:val="0"/>
+          <w:i w:val="0"/>
+          <w:color w:val="000000"/>
+          <w:sz w:val="12"/>
+        </w:rPr>
+      </w:r>
+    </w:p>
+    <w:p>
+      <w:pPr>
+        <w:pStyle w:val="Heading1"/>
+        <w:ind w:firstLine="0"/>
+      </w:pPr>
+      <w:r>
+        <w:rPr>
+          <w:rFonts w:ascii="Times New Roman" w:hAnsi="Times New Roman" w:cs="Times New Roman" w:eastAsia="Times New Roman"/>
+          <w:b/>
+          <w:i w:val="0"/>
+          <w:color w:val="000000"/>
+          <w:sz w:val="32"/>
+        </w:rPr>
+        <w:t>4. Рабочий экран</w:t>
+      </w:r>
+    </w:p>
+    <w:p>
+      <w:pPr>
+        <w:pStyle w:val="Heading2"/>
+        <w:ind w:firstLine="0"/>
+      </w:pPr>
+      <w:r>
+        <w:rPr>
+          <w:rFonts w:ascii="Times New Roman" w:hAnsi="Times New Roman" w:cs="Times New Roman" w:eastAsia="Times New Roman"/>
+          <w:b/>
+          <w:i w:val="0"/>
+          <w:color w:val="000000"/>
+          <w:sz w:val="28"/>
+        </w:rPr>
+        <w:t>4.1. Из чего состоит экран</w:t>
+      </w:r>
+    </w:p>
+    <w:p>
+      <w:r>
+        <w:rPr>
+          <w:rFonts w:ascii="Times New Roman" w:hAnsi="Times New Roman" w:cs="Times New Roman" w:eastAsia="Times New Roman"/>
+          <w:b w:val="0"/>
+          <w:i w:val="0"/>
+          <w:color w:val="000000"/>
+          <w:sz w:val="28"/>
+        </w:rPr>
+        <w:t>Экран одинаков во всех разделах системы и состоит из трёх частей: бокового меню слева, верхней строки и рабочей области между ними.</w:t>
+      </w:r>
+    </w:p>
+    <w:p>
+      <w:pPr>
+        <w:keepNext/>
+        <w:spacing w:before="120" w:after="40"/>
+        <w:ind w:firstLine="0"/>
+        <w:jc w:val="center"/>
+      </w:pPr>
+      <w:r>
+        <w:drawing>
+          <wp:inline xmlns:a="http://schemas.openxmlformats.org/drawingml/2006/main" xmlns:pic="http://schemas.openxmlformats.org/drawingml/2006/picture">
+            <wp:extent cx="5940000" cy="3883846"/>
+            <wp:docPr id="4" name="Picture 4"/>
+            <wp:cNvGraphicFramePr>
+              <a:graphicFrameLocks noChangeAspect="1"/>
+            </wp:cNvGraphicFramePr>
+            <a:graphic>
+              <a:graphicData uri="http://schemas.openxmlformats.org/drawingml/2006/picture">
+                <pic:pic>
+                  <pic:nvPicPr>
+                    <pic:cNvPr id="0" name="screen-layout.png"/>
+                    <pic:cNvPicPr/>
+                  </pic:nvPicPr>
+                  <pic:blipFill>
+                    <a:blip r:embed="rId14"/>
+                    <a:stretch>
+                      <a:fillRect/>
+                    </a:stretch>
+                  </pic:blipFill>
+                  <pic:spPr>
+                    <a:xfrm>
+                      <a:off x="0" y="0"/>
+                      <a:ext cx="5940000" cy="3883846"/>
+                    </a:xfrm>
+                    <a:prstGeom prst="rect"/>
+                  </pic:spPr>
+                </pic:pic>
+              </a:graphicData>
+            </a:graphic>
+          </wp:inline>
+        </w:drawing>
+      </w:r>
+    </w:p>
+    <w:p>
+      <w:pPr>
+        <w:keepNext w:val="0"/>
+        <w:spacing w:line="240" w:lineRule="auto" w:before="40" w:after="200"/>
+        <w:ind w:firstLine="0"/>
+        <w:jc w:val="center"/>
+      </w:pPr>
+      <w:r>
+        <w:rPr>
+          <w:rFonts w:ascii="Times New Roman" w:hAnsi="Times New Roman" w:cs="Times New Roman" w:eastAsia="Times New Roman"/>
+          <w:b w:val="0"/>
+          <w:i/>
+          <w:color w:val="000000"/>
+          <w:sz w:val="24"/>
+        </w:rPr>
+        <w:t>Рисунок 4.1 — Устройство рабочего экрана</w:t>
+      </w:r>
+    </w:p>
+    <w:p>
+      <w:r>
+        <w:rPr>
+          <w:rFonts w:ascii="Times New Roman" w:hAnsi="Times New Roman" w:cs="Times New Roman" w:eastAsia="Times New Roman"/>
+          <w:b w:val="0"/>
+          <w:i w:val="0"/>
+          <w:color w:val="000000"/>
+          <w:sz w:val="28"/>
+        </w:rPr>
+        <w:t>Боковое меню (1) переключает разделы. Верхняя строка (2) содержит то, что нужно из любого раздела: объявление, уведомления, поиск и переход к подаче заявки. Рабочая область (3) занята содержимым выбранного раздела.</w:t>
+      </w:r>
+    </w:p>
+    <w:p>
+      <w:pPr>
+        <w:pStyle w:val="Heading2"/>
+        <w:ind w:firstLine="0"/>
+      </w:pPr>
+      <w:r>
+        <w:rPr>
+          <w:rFonts w:ascii="Times New Roman" w:hAnsi="Times New Roman" w:cs="Times New Roman" w:eastAsia="Times New Roman"/>
+          <w:b/>
+          <w:i w:val="0"/>
+          <w:color w:val="000000"/>
+          <w:sz w:val="28"/>
+        </w:rPr>
+        <w:t>4.2. Боковое меню</w:t>
+      </w:r>
+    </w:p>
+    <w:p>
+      <w:r>
+        <w:rPr>
+          <w:rFonts w:ascii="Times New Roman" w:hAnsi="Times New Roman" w:cs="Times New Roman" w:eastAsia="Times New Roman"/>
+          <w:b w:val="0"/>
+          <w:i w:val="0"/>
+          <w:color w:val="000000"/>
+          <w:sz w:val="28"/>
+        </w:rPr>
+        <w:t>По умолчанию меню свёрнуто в узкую полосу со значками и раскрывается при наведении указателя. Кнопка с булавкой в его верхней части оставляет меню раскрытым постоянно, кнопка с двойной стрелкой убирает его до следующего наведения.</w:t>
+      </w:r>
+    </w:p>
+    <w:p>
+      <w:pPr>
+        <w:keepNext/>
+        <w:spacing w:before="120" w:after="40"/>
+        <w:ind w:firstLine="0"/>
+        <w:jc w:val="center"/>
+      </w:pPr>
+      <w:r>
+        <w:drawing>
+          <wp:inline xmlns:a="http://schemas.openxmlformats.org/drawingml/2006/main" xmlns:pic="http://schemas.openxmlformats.org/drawingml/2006/picture">
+            <wp:extent cx="5413248" cy="5181600"/>
+            <wp:docPr id="5" name="Picture 5"/>
+            <wp:cNvGraphicFramePr>
+              <a:graphicFrameLocks noChangeAspect="1"/>
+            </wp:cNvGraphicFramePr>
+            <a:graphic>
+              <a:graphicData uri="http://schemas.openxmlformats.org/drawingml/2006/picture">
+                <pic:pic>
+                  <pic:nvPicPr>
+                    <pic:cNvPr id="0" name="nav-rail.png"/>
+                    <pic:cNvPicPr/>
+                  </pic:nvPicPr>
+                  <pic:blipFill>
+                    <a:blip r:embed="rId15"/>
+                    <a:stretch>
+                      <a:fillRect/>
+                    </a:stretch>
+                  </pic:blipFill>
+                  <pic:spPr>
+                    <a:xfrm>
+                      <a:off x="0" y="0"/>
+                      <a:ext cx="5413248" cy="5181600"/>
+                    </a:xfrm>
+                    <a:prstGeom prst="rect"/>
+                  </pic:spPr>
+                </pic:pic>
+              </a:graphicData>
+            </a:graphic>
+          </wp:inline>
+        </w:drawing>
+      </w:r>
+    </w:p>
+    <w:p>
+      <w:pPr>
+        <w:keepNext w:val="0"/>
+        <w:spacing w:line="240" w:lineRule="auto" w:before="40" w:after="200"/>
+        <w:ind w:firstLine="0"/>
+        <w:jc w:val="center"/>
+      </w:pPr>
+      <w:r>
+        <w:rPr>
+          <w:rFonts w:ascii="Times New Roman" w:hAnsi="Times New Roman" w:cs="Times New Roman" w:eastAsia="Times New Roman"/>
+          <w:b w:val="0"/>
+          <w:i/>
+          <w:color w:val="000000"/>
+          <w:sz w:val="24"/>
+        </w:rPr>
+        <w:t>Рисунок 4.2 — Боковое меню в раскрытом виде</w:t>
+      </w:r>
+    </w:p>
+    <w:p>
+      <w:r>
+        <w:rPr>
+          <w:rFonts w:ascii="Times New Roman" w:hAnsi="Times New Roman" w:cs="Times New Roman" w:eastAsia="Times New Roman"/>
+          <w:b w:val="0"/>
+          <w:i w:val="0"/>
+          <w:color w:val="000000"/>
+          <w:sz w:val="28"/>
+        </w:rPr>
+        <w:t xml:space="preserve">Пункты собраны в группы. В группе </w:t>
+      </w:r>
+      <w:r>
+        <w:rPr>
+          <w:rFonts w:ascii="Times New Roman" w:hAnsi="Times New Roman" w:cs="Times New Roman" w:eastAsia="Times New Roman"/>
+          <w:b/>
+          <w:i w:val="0"/>
+          <w:color w:val="000000"/>
+          <w:sz w:val="28"/>
+        </w:rPr>
+        <w:t>«ЗАЯВКИ»</w:t>
+      </w:r>
+      <w:r>
+        <w:rPr>
+          <w:rFonts w:ascii="Times New Roman" w:hAnsi="Times New Roman" w:cs="Times New Roman" w:eastAsia="Times New Roman"/>
+          <w:b w:val="0"/>
+          <w:i w:val="0"/>
+          <w:color w:val="000000"/>
+          <w:sz w:val="28"/>
+        </w:rPr>
+        <w:t xml:space="preserve"> находится </w:t>
+      </w:r>
+      <w:r>
+        <w:rPr>
+          <w:rFonts w:ascii="Times New Roman" w:hAnsi="Times New Roman" w:cs="Times New Roman" w:eastAsia="Times New Roman"/>
+          <w:b/>
+          <w:i w:val="0"/>
+          <w:color w:val="000000"/>
+          <w:sz w:val="28"/>
+        </w:rPr>
+        <w:t>«Новая заявка»</w:t>
+      </w:r>
+      <w:r>
+        <w:rPr>
+          <w:rFonts w:ascii="Times New Roman" w:hAnsi="Times New Roman" w:cs="Times New Roman" w:eastAsia="Times New Roman"/>
+          <w:b w:val="0"/>
+          <w:i w:val="0"/>
+          <w:color w:val="000000"/>
+          <w:sz w:val="28"/>
+        </w:rPr>
+        <w:t xml:space="preserve"> - переход к оформлению. В группе </w:t>
+      </w:r>
+      <w:r>
+        <w:rPr>
+          <w:rFonts w:ascii="Times New Roman" w:hAnsi="Times New Roman" w:cs="Times New Roman" w:eastAsia="Times New Roman"/>
+          <w:b/>
+          <w:i w:val="0"/>
+          <w:color w:val="000000"/>
+          <w:sz w:val="28"/>
+        </w:rPr>
+        <w:t>«УПРАВЛЕНИЕ ДАННЫМИ»</w:t>
+      </w:r>
+      <w:r>
+        <w:rPr>
+          <w:rFonts w:ascii="Times New Roman" w:hAnsi="Times New Roman" w:cs="Times New Roman" w:eastAsia="Times New Roman"/>
+          <w:b w:val="0"/>
+          <w:i w:val="0"/>
+          <w:color w:val="000000"/>
+          <w:sz w:val="28"/>
+        </w:rPr>
+        <w:t xml:space="preserve"> (обведена на рисунке) - </w:t>
+      </w:r>
+      <w:r>
+        <w:rPr>
+          <w:rFonts w:ascii="Times New Roman" w:hAnsi="Times New Roman" w:cs="Times New Roman" w:eastAsia="Times New Roman"/>
+          <w:b/>
+          <w:i w:val="0"/>
+          <w:color w:val="000000"/>
+          <w:sz w:val="28"/>
+        </w:rPr>
+        <w:t>«Сотрудники»</w:t>
+      </w:r>
+      <w:r>
+        <w:rPr>
+          <w:rFonts w:ascii="Times New Roman" w:hAnsi="Times New Roman" w:cs="Times New Roman" w:eastAsia="Times New Roman"/>
+          <w:b w:val="0"/>
+          <w:i w:val="0"/>
+          <w:color w:val="000000"/>
+          <w:sz w:val="28"/>
+        </w:rPr>
+        <w:t xml:space="preserve"> и </w:t>
+      </w:r>
+      <w:r>
+        <w:rPr>
+          <w:rFonts w:ascii="Times New Roman" w:hAnsi="Times New Roman" w:cs="Times New Roman" w:eastAsia="Times New Roman"/>
+          <w:b/>
+          <w:i w:val="0"/>
+          <w:color w:val="000000"/>
+          <w:sz w:val="28"/>
+        </w:rPr>
+        <w:t>«Автомобили»</w:t>
+      </w:r>
+      <w:r>
+        <w:rPr>
+          <w:rFonts w:ascii="Times New Roman" w:hAnsi="Times New Roman" w:cs="Times New Roman" w:eastAsia="Times New Roman"/>
+          <w:b w:val="0"/>
+          <w:i w:val="0"/>
+          <w:color w:val="000000"/>
+          <w:sz w:val="28"/>
+        </w:rPr>
+        <w:t xml:space="preserve">, ваши собственные списки, из которых потом заполняются заявки. В группе </w:t>
+      </w:r>
+      <w:r>
+        <w:rPr>
+          <w:rFonts w:ascii="Times New Roman" w:hAnsi="Times New Roman" w:cs="Times New Roman" w:eastAsia="Times New Roman"/>
+          <w:b/>
+          <w:i w:val="0"/>
+          <w:color w:val="000000"/>
+          <w:sz w:val="28"/>
+        </w:rPr>
+        <w:t>«ПОЛЬЗОВАТЕЛЬ»</w:t>
+      </w:r>
+      <w:r>
+        <w:rPr>
+          <w:rFonts w:ascii="Times New Roman" w:hAnsi="Times New Roman" w:cs="Times New Roman" w:eastAsia="Times New Roman"/>
+          <w:b w:val="0"/>
+          <w:i w:val="0"/>
+          <w:color w:val="000000"/>
+          <w:sz w:val="28"/>
+        </w:rPr>
+        <w:t xml:space="preserve"> - </w:t>
+      </w:r>
+      <w:r>
+        <w:rPr>
+          <w:rFonts w:ascii="Times New Roman" w:hAnsi="Times New Roman" w:cs="Times New Roman" w:eastAsia="Times New Roman"/>
+          <w:b/>
+          <w:i w:val="0"/>
+          <w:color w:val="000000"/>
+          <w:sz w:val="28"/>
+        </w:rPr>
+        <w:t>«Обзор и новости»</w:t>
+      </w:r>
+      <w:r>
+        <w:rPr>
+          <w:rFonts w:ascii="Times New Roman" w:hAnsi="Times New Roman" w:cs="Times New Roman" w:eastAsia="Times New Roman"/>
+          <w:b w:val="0"/>
+          <w:i w:val="0"/>
+          <w:color w:val="000000"/>
+          <w:sz w:val="28"/>
+        </w:rPr>
+        <w:t xml:space="preserve">, </w:t>
+      </w:r>
+      <w:r>
+        <w:rPr>
+          <w:rFonts w:ascii="Times New Roman" w:hAnsi="Times New Roman" w:cs="Times New Roman" w:eastAsia="Times New Roman"/>
+          <w:b/>
+          <w:i w:val="0"/>
+          <w:color w:val="000000"/>
+          <w:sz w:val="28"/>
+        </w:rPr>
+        <w:t>«Личный кабинет»</w:t>
+      </w:r>
+      <w:r>
+        <w:rPr>
+          <w:rFonts w:ascii="Times New Roman" w:hAnsi="Times New Roman" w:cs="Times New Roman" w:eastAsia="Times New Roman"/>
+          <w:b w:val="0"/>
+          <w:i w:val="0"/>
+          <w:color w:val="000000"/>
+          <w:sz w:val="28"/>
+        </w:rPr>
+        <w:t xml:space="preserve">, переключатель </w:t>
+      </w:r>
+      <w:r>
+        <w:rPr>
+          <w:rFonts w:ascii="Times New Roman" w:hAnsi="Times New Roman" w:cs="Times New Roman" w:eastAsia="Times New Roman"/>
+          <w:b/>
+          <w:i w:val="0"/>
+          <w:color w:val="000000"/>
+          <w:sz w:val="28"/>
+        </w:rPr>
+        <w:t>«Тёмная тема»</w:t>
+      </w:r>
+      <w:r>
+        <w:rPr>
+          <w:rFonts w:ascii="Times New Roman" w:hAnsi="Times New Roman" w:cs="Times New Roman" w:eastAsia="Times New Roman"/>
+          <w:b w:val="0"/>
+          <w:i w:val="0"/>
+          <w:color w:val="000000"/>
+          <w:sz w:val="28"/>
+        </w:rPr>
+        <w:t xml:space="preserve"> и </w:t>
+      </w:r>
+      <w:r>
+        <w:rPr>
+          <w:rFonts w:ascii="Times New Roman" w:hAnsi="Times New Roman" w:cs="Times New Roman" w:eastAsia="Times New Roman"/>
+          <w:b/>
+          <w:i w:val="0"/>
+          <w:color w:val="000000"/>
+          <w:sz w:val="28"/>
+        </w:rPr>
+        <w:t>«Выйти»</w:t>
+      </w:r>
+      <w:r>
+        <w:rPr>
+          <w:rFonts w:ascii="Times New Roman" w:hAnsi="Times New Roman" w:cs="Times New Roman" w:eastAsia="Times New Roman"/>
+          <w:b w:val="0"/>
+          <w:i w:val="0"/>
+          <w:color w:val="000000"/>
+          <w:sz w:val="28"/>
+        </w:rPr>
+        <w:t>.</w:t>
+      </w:r>
+    </w:p>
+    <w:tbl>
+      <w:tblPr>
+        <w:tblW w:type="auto" w:w="0"/>
+        <w:tblLayout w:type="fixed"/>
+        <w:tblLook w:firstColumn="1" w:firstRow="1" w:lastColumn="0" w:lastRow="0" w:noHBand="0" w:noVBand="1" w:val="04A0"/>
+        <w:tblLayout w:type="fixed"/>
+      </w:tblPr>
+      <w:tblGrid>
+        <w:gridCol w:w="9356"/>
+      </w:tblGrid>
+      <w:tr>
+        <w:trPr>
+          <w:cantSplit w:val="true"/>
+        </w:trPr>
+        <w:tc>
+          <w:tcPr>
+            <w:tcW w:type="dxa" w:w="9354"/>
+            <w:shd w:val="clear" w:fill="EAF1F8"/>
+            <w:tcBorders>
+              <w:left w:val="single" w:sz="24" w:color="2C6FA6"/>
+              <w:top w:val="single" w:sz="4" w:color="EAF1F8"/>
+              <w:bottom w:val="single" w:sz="4" w:color="EAF1F8"/>
+              <w:right w:val="single" w:sz="4" w:color="EAF1F8"/>
+            </w:tcBorders>
+          </w:tcPr>
+          <w:p>
+            <w:pPr>
+              <w:spacing w:line="288" w:lineRule="auto" w:after="0"/>
+              <w:ind w:firstLine="0"/>
+            </w:pPr>
+            <w:r>
+              <w:rPr>
+                <w:rFonts w:ascii="Times New Roman" w:hAnsi="Times New Roman" w:cs="Times New Roman" w:eastAsia="Times New Roman"/>
+                <w:b/>
+                <w:i w:val="0"/>
+                <w:color w:val="2C6FA6"/>
+                <w:sz w:val="26"/>
+              </w:rPr>
+              <w:t xml:space="preserve">ПРИМЕЧАНИЕ. </w:t>
+            </w:r>
+            <w:r>
+              <w:rPr>
+                <w:rFonts w:ascii="Times New Roman" w:hAnsi="Times New Roman" w:cs="Times New Roman" w:eastAsia="Times New Roman"/>
+                <w:b w:val="0"/>
+                <w:i w:val="0"/>
+                <w:color w:val="000000"/>
+                <w:sz w:val="26"/>
+              </w:rPr>
+              <w:t>Состав пунктов зависит от выданных вам прав. Если какого-то пункта нет, значит соответствующее право не назначено; обратитесь в бюро пропусков.</w:t>
+            </w:r>
+          </w:p>
+        </w:tc>
+      </w:tr>
+    </w:tbl>
+    <w:p>
+      <w:pPr>
+        <w:spacing w:after="0" w:line="240" w:lineRule="auto"/>
+        <w:ind w:firstLine="0"/>
+      </w:pPr>
+      <w:r>
+        <w:rPr>
+          <w:rFonts w:ascii="Times New Roman" w:hAnsi="Times New Roman" w:cs="Times New Roman" w:eastAsia="Times New Roman"/>
+          <w:b w:val="0"/>
+          <w:i w:val="0"/>
+          <w:color w:val="000000"/>
+          <w:sz w:val="12"/>
+        </w:rPr>
+      </w:r>
+    </w:p>
+    <w:p>
+      <w:pPr>
+        <w:pStyle w:val="Heading2"/>
+        <w:ind w:firstLine="0"/>
+      </w:pPr>
+      <w:r>
+        <w:rPr>
+          <w:rFonts w:ascii="Times New Roman" w:hAnsi="Times New Roman" w:cs="Times New Roman" w:eastAsia="Times New Roman"/>
+          <w:b/>
+          <w:i w:val="0"/>
+          <w:color w:val="000000"/>
+          <w:sz w:val="28"/>
+        </w:rPr>
+        <w:t>4.3. Верхняя строка</w:t>
+      </w:r>
+    </w:p>
+    <w:p>
+      <w:pPr>
+        <w:keepNext/>
+        <w:spacing w:before="120" w:after="40"/>
+        <w:ind w:firstLine="0"/>
+        <w:jc w:val="center"/>
+      </w:pPr>
+      <w:r>
+        <w:drawing>
+          <wp:inline xmlns:a="http://schemas.openxmlformats.org/drawingml/2006/main" xmlns:pic="http://schemas.openxmlformats.org/drawingml/2006/picture">
+            <wp:extent cx="5940000" cy="700615"/>
+            <wp:docPr id="6" name="Picture 6"/>
+            <wp:cNvGraphicFramePr>
+              <a:graphicFrameLocks noChangeAspect="1"/>
+            </wp:cNvGraphicFramePr>
+            <a:graphic>
+              <a:graphicData uri="http://schemas.openxmlformats.org/drawingml/2006/picture">
+                <pic:pic>
+                  <pic:nvPicPr>
+                    <pic:cNvPr id="0" name="header-buttons.png"/>
+                    <pic:cNvPicPr/>
+                  </pic:nvPicPr>
+                  <pic:blipFill>
+                    <a:blip r:embed="rId16"/>
+                    <a:stretch>
+                      <a:fillRect/>
+                    </a:stretch>
+                  </pic:blipFill>
+                  <pic:spPr>
+                    <a:xfrm>
+                      <a:off x="0" y="0"/>
+                      <a:ext cx="5940000" cy="700615"/>
+                    </a:xfrm>
+                    <a:prstGeom prst="rect"/>
+                  </pic:spPr>
+                </pic:pic>
+              </a:graphicData>
+            </a:graphic>
+          </wp:inline>
+        </w:drawing>
+      </w:r>
+    </w:p>
+    <w:p>
+      <w:pPr>
+        <w:keepNext w:val="0"/>
+        <w:spacing w:line="240" w:lineRule="auto" w:before="40" w:after="200"/>
+        <w:ind w:firstLine="0"/>
+        <w:jc w:val="center"/>
+      </w:pPr>
+      <w:r>
+        <w:rPr>
+          <w:rFonts w:ascii="Times New Roman" w:hAnsi="Times New Roman" w:cs="Times New Roman" w:eastAsia="Times New Roman"/>
+          <w:b w:val="0"/>
+          <w:i/>
+          <w:color w:val="000000"/>
+          <w:sz w:val="24"/>
+        </w:rPr>
+        <w:t>Рисунок 4.3 — Верхняя строка</w:t>
+      </w:r>
+    </w:p>
+    <w:p>
+      <w:r>
+        <w:rPr>
+          <w:rFonts w:ascii="Times New Roman" w:hAnsi="Times New Roman" w:cs="Times New Roman" w:eastAsia="Times New Roman"/>
+          <w:b w:val="0"/>
+          <w:i w:val="0"/>
+          <w:color w:val="000000"/>
+          <w:sz w:val="28"/>
+        </w:rPr>
+        <w:t>Слева выведены приветствие и текущие дата и время (1) - те, что идут на сервере системы, а не на вашем компьютере. По ним удобно сверяться, если речь о сроках.</w:t>
+      </w:r>
+    </w:p>
+    <w:p>
+      <w:r>
+        <w:rPr>
+          <w:rFonts w:ascii="Times New Roman" w:hAnsi="Times New Roman" w:cs="Times New Roman" w:eastAsia="Times New Roman"/>
+          <w:b w:val="0"/>
+          <w:i w:val="0"/>
+          <w:color w:val="000000"/>
+          <w:sz w:val="28"/>
+        </w:rPr>
+        <w:t xml:space="preserve">Кнопка </w:t>
+      </w:r>
+      <w:r>
+        <w:rPr>
+          <w:rFonts w:ascii="Times New Roman" w:hAnsi="Times New Roman" w:cs="Times New Roman" w:eastAsia="Times New Roman"/>
+          <w:b/>
+          <w:i w:val="0"/>
+          <w:color w:val="000000"/>
+          <w:sz w:val="28"/>
+        </w:rPr>
+        <w:t>«Важное объявление»</w:t>
+      </w:r>
+      <w:r>
+        <w:rPr>
+          <w:rFonts w:ascii="Times New Roman" w:hAnsi="Times New Roman" w:cs="Times New Roman" w:eastAsia="Times New Roman"/>
+          <w:b w:val="0"/>
+          <w:i w:val="0"/>
+          <w:color w:val="000000"/>
+          <w:sz w:val="28"/>
+        </w:rPr>
+        <w:t xml:space="preserve"> (2) появляется, когда у бюро пропусков есть действующее объявление, и видна из любого раздела. Нажатие открывает его полностью. Обычное объявление подписано просто «Объявление», важное выделяется цветом.</w:t>
+      </w:r>
+    </w:p>
+    <w:p>
+      <w:r>
+        <w:rPr>
+          <w:rFonts w:ascii="Times New Roman" w:hAnsi="Times New Roman" w:cs="Times New Roman" w:eastAsia="Times New Roman"/>
+          <w:b w:val="0"/>
+          <w:i w:val="0"/>
+          <w:color w:val="000000"/>
+          <w:sz w:val="28"/>
+        </w:rPr>
+        <w:t>Значок с числом (3) открывает список уведомлений, см. подраздел 4.5. Число - количество непрочитанных.</w:t>
+      </w:r>
+    </w:p>
+    <w:p>
+      <w:r>
+        <w:rPr>
+          <w:rFonts w:ascii="Times New Roman" w:hAnsi="Times New Roman" w:cs="Times New Roman" w:eastAsia="Times New Roman"/>
+          <w:b w:val="0"/>
+          <w:i w:val="0"/>
+          <w:color w:val="000000"/>
+          <w:sz w:val="28"/>
+        </w:rPr>
+        <w:t xml:space="preserve">Кнопка </w:t>
+      </w:r>
+      <w:r>
+        <w:rPr>
+          <w:rFonts w:ascii="Times New Roman" w:hAnsi="Times New Roman" w:cs="Times New Roman" w:eastAsia="Times New Roman"/>
+          <w:b/>
+          <w:i w:val="0"/>
+          <w:color w:val="000000"/>
+          <w:sz w:val="28"/>
+        </w:rPr>
+        <w:t>«Подать заявку»</w:t>
+      </w:r>
+      <w:r>
+        <w:rPr>
+          <w:rFonts w:ascii="Times New Roman" w:hAnsi="Times New Roman" w:cs="Times New Roman" w:eastAsia="Times New Roman"/>
+          <w:b w:val="0"/>
+          <w:i w:val="0"/>
+          <w:color w:val="000000"/>
+          <w:sz w:val="28"/>
+        </w:rPr>
+        <w:t xml:space="preserve"> (4) переводит к оформлению заявки из любого раздела. Кнопка </w:t>
+      </w:r>
+      <w:r>
+        <w:rPr>
+          <w:rFonts w:ascii="Times New Roman" w:hAnsi="Times New Roman" w:cs="Times New Roman" w:eastAsia="Times New Roman"/>
+          <w:b/>
+          <w:i w:val="0"/>
+          <w:color w:val="000000"/>
+          <w:sz w:val="28"/>
+        </w:rPr>
+        <w:t>«Поиск по системе»</w:t>
+      </w:r>
+      <w:r>
+        <w:rPr>
+          <w:rFonts w:ascii="Times New Roman" w:hAnsi="Times New Roman" w:cs="Times New Roman" w:eastAsia="Times New Roman"/>
+          <w:b w:val="0"/>
+          <w:i w:val="0"/>
+          <w:color w:val="000000"/>
+          <w:sz w:val="28"/>
+        </w:rPr>
+        <w:t xml:space="preserve"> (5) открывает сквозной поиск, см. подраздел 4.4.</w:t>
+      </w:r>
+    </w:p>
+    <w:tbl>
+      <w:tblPr>
+        <w:tblW w:type="auto" w:w="0"/>
+        <w:tblLayout w:type="fixed"/>
+        <w:tblLook w:firstColumn="1" w:firstRow="1" w:lastColumn="0" w:lastRow="0" w:noHBand="0" w:noVBand="1" w:val="04A0"/>
+        <w:tblLayout w:type="fixed"/>
+      </w:tblPr>
+      <w:tblGrid>
+        <w:gridCol w:w="9356"/>
+      </w:tblGrid>
+      <w:tr>
+        <w:trPr>
+          <w:cantSplit w:val="true"/>
+        </w:trPr>
+        <w:tc>
+          <w:tcPr>
+            <w:tcW w:type="dxa" w:w="9354"/>
+            <w:shd w:val="clear" w:fill="EAF1F8"/>
+            <w:tcBorders>
+              <w:left w:val="single" w:sz="24" w:color="2C6FA6"/>
+              <w:top w:val="single" w:sz="4" w:color="EAF1F8"/>
+              <w:bottom w:val="single" w:sz="4" w:color="EAF1F8"/>
+              <w:right w:val="single" w:sz="4" w:color="EAF1F8"/>
+            </w:tcBorders>
+          </w:tcPr>
+          <w:p>
+            <w:pPr>
+              <w:spacing w:line="288" w:lineRule="auto" w:after="0"/>
+              <w:ind w:firstLine="0"/>
+            </w:pPr>
+            <w:r>
+              <w:rPr>
+                <w:rFonts w:ascii="Times New Roman" w:hAnsi="Times New Roman" w:cs="Times New Roman" w:eastAsia="Times New Roman"/>
+                <w:b/>
+                <w:i w:val="0"/>
+                <w:color w:val="2C6FA6"/>
+                <w:sz w:val="26"/>
+              </w:rPr>
+              <w:t xml:space="preserve">ПРИМЕЧАНИЕ. </w:t>
+            </w:r>
+            <w:r>
+              <w:rPr>
+                <w:rFonts w:ascii="Times New Roman" w:hAnsi="Times New Roman" w:cs="Times New Roman" w:eastAsia="Times New Roman"/>
+                <w:b w:val="0"/>
+                <w:i w:val="0"/>
+                <w:color w:val="000000"/>
+                <w:sz w:val="26"/>
+              </w:rPr>
+              <w:t xml:space="preserve">Если бюро пропусков разрешило вам сообщать о неполадках, в верхней строке появляется ещё и кнопка </w:t>
+            </w:r>
+            <w:r>
+              <w:rPr>
+                <w:rFonts w:ascii="Times New Roman" w:hAnsi="Times New Roman" w:cs="Times New Roman" w:eastAsia="Times New Roman"/>
+                <w:b/>
+                <w:i w:val="0"/>
+                <w:color w:val="000000"/>
+                <w:sz w:val="26"/>
+              </w:rPr>
+              <w:t>«Сообщить о проблеме»</w:t>
+            </w:r>
+            <w:r>
+              <w:rPr>
+                <w:rFonts w:ascii="Times New Roman" w:hAnsi="Times New Roman" w:cs="Times New Roman" w:eastAsia="Times New Roman"/>
+                <w:b w:val="0"/>
+                <w:i w:val="0"/>
+                <w:color w:val="000000"/>
+                <w:sz w:val="26"/>
+              </w:rPr>
+              <w:t>. Она открывает форму, в которой можно описать ошибку, не выходя из системы.</w:t>
+            </w:r>
+          </w:p>
+        </w:tc>
+      </w:tr>
+    </w:tbl>
+    <w:p>
+      <w:pPr>
+        <w:spacing w:after="0" w:line="240" w:lineRule="auto"/>
+        <w:ind w:firstLine="0"/>
+      </w:pPr>
+      <w:r>
+        <w:rPr>
+          <w:rFonts w:ascii="Times New Roman" w:hAnsi="Times New Roman" w:cs="Times New Roman" w:eastAsia="Times New Roman"/>
+          <w:b w:val="0"/>
+          <w:i w:val="0"/>
+          <w:color w:val="000000"/>
+          <w:sz w:val="12"/>
+        </w:rPr>
+      </w:r>
+    </w:p>
+    <w:p>
+      <w:pPr>
+        <w:pStyle w:val="Heading2"/>
+        <w:ind w:firstLine="0"/>
+      </w:pPr>
+      <w:r>
+        <w:rPr>
+          <w:rFonts w:ascii="Times New Roman" w:hAnsi="Times New Roman" w:cs="Times New Roman" w:eastAsia="Times New Roman"/>
+          <w:b/>
+          <w:i w:val="0"/>
+          <w:color w:val="000000"/>
+          <w:sz w:val="28"/>
+        </w:rPr>
+        <w:t>4.4. Поиск по системе</w:t>
+      </w:r>
+    </w:p>
+    <w:p>
+      <w:r>
+        <w:rPr>
+          <w:rFonts w:ascii="Times New Roman" w:hAnsi="Times New Roman" w:cs="Times New Roman" w:eastAsia="Times New Roman"/>
+          <w:b w:val="0"/>
+          <w:i w:val="0"/>
+          <w:color w:val="000000"/>
+          <w:sz w:val="28"/>
+        </w:rPr>
+        <w:t>Поиск ищет сразу по всему, что вам доступно: людям, машинам, заявкам, разделам системы. Открывается кнопкой в верхней строке или сочетанием клавиш Ctrl+K (на компьютерах Apple - Cmd+K).</w:t>
+      </w:r>
+    </w:p>
+    <w:p>
+      <w:pPr>
+        <w:keepNext/>
+        <w:spacing w:before="120" w:after="40"/>
+        <w:ind w:firstLine="0"/>
+        <w:jc w:val="center"/>
+      </w:pPr>
+      <w:r>
+        <w:drawing>
+          <wp:inline xmlns:a="http://schemas.openxmlformats.org/drawingml/2006/main" xmlns:pic="http://schemas.openxmlformats.org/drawingml/2006/picture">
+            <wp:extent cx="4511040" cy="5181600"/>
+            <wp:docPr id="7" name="Picture 7"/>
+            <wp:cNvGraphicFramePr>
+              <a:graphicFrameLocks noChangeAspect="1"/>
+            </wp:cNvGraphicFramePr>
+            <a:graphic>
+              <a:graphicData uri="http://schemas.openxmlformats.org/drawingml/2006/picture">
+                <pic:pic>
+                  <pic:nvPicPr>
+                    <pic:cNvPr id="0" name="search-panel.png"/>
+                    <pic:cNvPicPr/>
+                  </pic:nvPicPr>
+                  <pic:blipFill>
+                    <a:blip r:embed="rId17"/>
+                    <a:stretch>
+                      <a:fillRect/>
+                    </a:stretch>
+                  </pic:blipFill>
+                  <pic:spPr>
+                    <a:xfrm>
+                      <a:off x="0" y="0"/>
+                      <a:ext cx="4511040" cy="5181600"/>
+                    </a:xfrm>
+                    <a:prstGeom prst="rect"/>
+                  </pic:spPr>
+                </pic:pic>
+              </a:graphicData>
+            </a:graphic>
+          </wp:inline>
+        </w:drawing>
+      </w:r>
+    </w:p>
+    <w:p>
+      <w:pPr>
+        <w:keepNext w:val="0"/>
+        <w:spacing w:line="240" w:lineRule="auto" w:before="40" w:after="200"/>
+        <w:ind w:firstLine="0"/>
+        <w:jc w:val="center"/>
+      </w:pPr>
+      <w:r>
+        <w:rPr>
+          <w:rFonts w:ascii="Times New Roman" w:hAnsi="Times New Roman" w:cs="Times New Roman" w:eastAsia="Times New Roman"/>
+          <w:b w:val="0"/>
+          <w:i/>
+          <w:color w:val="000000"/>
+          <w:sz w:val="24"/>
+        </w:rPr>
+        <w:t>Рисунок 4.4 — Панель поиска</w:t>
+      </w:r>
+    </w:p>
+    <w:p>
+      <w:r>
+        <w:rPr>
+          <w:rFonts w:ascii="Times New Roman" w:hAnsi="Times New Roman" w:cs="Times New Roman" w:eastAsia="Times New Roman"/>
+          <w:b w:val="0"/>
+          <w:i w:val="0"/>
+          <w:color w:val="000000"/>
+          <w:sz w:val="28"/>
+        </w:rPr>
+        <w:t xml:space="preserve">Введите в поле </w:t>
+      </w:r>
+      <w:r>
+        <w:rPr>
+          <w:rFonts w:ascii="Times New Roman" w:hAnsi="Times New Roman" w:cs="Times New Roman" w:eastAsia="Times New Roman"/>
+          <w:b/>
+          <w:i w:val="0"/>
+          <w:color w:val="000000"/>
+          <w:sz w:val="28"/>
+        </w:rPr>
+        <w:t>«Поиск по системе»</w:t>
+      </w:r>
+      <w:r>
+        <w:rPr>
+          <w:rFonts w:ascii="Times New Roman" w:hAnsi="Times New Roman" w:cs="Times New Roman" w:eastAsia="Times New Roman"/>
+          <w:b w:val="0"/>
+          <w:i w:val="0"/>
+          <w:color w:val="000000"/>
+          <w:sz w:val="28"/>
+        </w:rPr>
+        <w:t xml:space="preserve"> (1) фамилию, государственный регистрационный знак, номер заявки или название раздела. Совпадения группируются по разделам (2).</w:t>
+      </w:r>
+    </w:p>
+    <w:p>
+      <w:r>
+        <w:rPr>
+          <w:rFonts w:ascii="Times New Roman" w:hAnsi="Times New Roman" w:cs="Times New Roman" w:eastAsia="Times New Roman"/>
+          <w:b w:val="0"/>
+          <w:i w:val="0"/>
+          <w:color w:val="000000"/>
+          <w:sz w:val="28"/>
+        </w:rPr>
+        <w:t>Поиск не требует точного написания. Он находит совпадение при опечатке, при пропущенном отчестве, при наборе латиницей вместо кириллицы и при неверной раскладке клавиатуры: набранное «bdfyjd» будет найдено как «Иванов».</w:t>
+      </w:r>
+    </w:p>
+    <w:p>
+      <w:pPr>
+        <w:pStyle w:val="Heading2"/>
+        <w:ind w:firstLine="0"/>
+      </w:pPr>
+      <w:r>
+        <w:rPr>
+          <w:rFonts w:ascii="Times New Roman" w:hAnsi="Times New Roman" w:cs="Times New Roman" w:eastAsia="Times New Roman"/>
+          <w:b/>
+          <w:i w:val="0"/>
+          <w:color w:val="000000"/>
+          <w:sz w:val="28"/>
+        </w:rPr>
+        <w:t>4.5. Уведомления</w:t>
+      </w:r>
+    </w:p>
+    <w:p>
+      <w:r>
+        <w:rPr>
+          <w:rFonts w:ascii="Times New Roman" w:hAnsi="Times New Roman" w:cs="Times New Roman" w:eastAsia="Times New Roman"/>
+          <w:b w:val="0"/>
+          <w:i w:val="0"/>
+          <w:color w:val="000000"/>
+          <w:sz w:val="28"/>
+        </w:rPr>
+        <w:t>Система сообщает о событиях по вашим заявкам: заявка принята в работу, согласована, отклонена, по ней задан вопрос. Уведомления приходят и на страницы, открытые в других вкладках, - обновлять страницу для этого не требуется.</w:t>
+      </w:r>
+    </w:p>
+    <w:p>
+      <w:pPr>
+        <w:keepNext/>
+        <w:spacing w:before="120" w:after="40"/>
+        <w:ind w:firstLine="0"/>
+        <w:jc w:val="center"/>
+      </w:pPr>
+      <w:r>
+        <w:drawing>
+          <wp:inline xmlns:a="http://schemas.openxmlformats.org/drawingml/2006/main" xmlns:pic="http://schemas.openxmlformats.org/drawingml/2006/picture">
+            <wp:extent cx="2682239" cy="3090672"/>
+            <wp:docPr id="8" name="Picture 8"/>
+            <wp:cNvGraphicFramePr>
+              <a:graphicFrameLocks noChangeAspect="1"/>
+            </wp:cNvGraphicFramePr>
+            <a:graphic>
+              <a:graphicData uri="http://schemas.openxmlformats.org/drawingml/2006/picture">
+                <pic:pic>
+                  <pic:nvPicPr>
+                    <pic:cNvPr id="0" name="notifications.png"/>
+                    <pic:cNvPicPr/>
+                  </pic:nvPicPr>
+                  <pic:blipFill>
+                    <a:blip r:embed="rId18"/>
+                    <a:stretch>
+                      <a:fillRect/>
+                    </a:stretch>
+                  </pic:blipFill>
+                  <pic:spPr>
+                    <a:xfrm>
+                      <a:off x="0" y="0"/>
+                      <a:ext cx="2682239" cy="3090672"/>
+                    </a:xfrm>
+                    <a:prstGeom prst="rect"/>
+                  </pic:spPr>
+                </pic:pic>
+              </a:graphicData>
+            </a:graphic>
+          </wp:inline>
+        </w:drawing>
+      </w:r>
+    </w:p>
+    <w:p>
+      <w:pPr>
+        <w:keepNext w:val="0"/>
+        <w:spacing w:line="240" w:lineRule="auto" w:before="40" w:after="200"/>
+        <w:ind w:firstLine="0"/>
+        <w:jc w:val="center"/>
+      </w:pPr>
+      <w:r>
+        <w:rPr>
+          <w:rFonts w:ascii="Times New Roman" w:hAnsi="Times New Roman" w:cs="Times New Roman" w:eastAsia="Times New Roman"/>
+          <w:b w:val="0"/>
+          <w:i/>
+          <w:color w:val="000000"/>
+          <w:sz w:val="24"/>
+        </w:rPr>
+        <w:t>Рисунок 4.5 — Список уведомлений</w:t>
+      </w:r>
+    </w:p>
+    <w:p>
+      <w:r>
+        <w:rPr>
+          <w:rFonts w:ascii="Times New Roman" w:hAnsi="Times New Roman" w:cs="Times New Roman" w:eastAsia="Times New Roman"/>
+          <w:b w:val="0"/>
+          <w:i w:val="0"/>
+          <w:color w:val="000000"/>
+          <w:sz w:val="28"/>
+        </w:rPr>
+        <w:t xml:space="preserve">Заголовок списка показывает общее число уведомлений. Обведённый на рисунке переключатель </w:t>
+      </w:r>
+      <w:r>
+        <w:rPr>
+          <w:rFonts w:ascii="Times New Roman" w:hAnsi="Times New Roman" w:cs="Times New Roman" w:eastAsia="Times New Roman"/>
+          <w:b/>
+          <w:i w:val="0"/>
+          <w:color w:val="000000"/>
+          <w:sz w:val="28"/>
+        </w:rPr>
+        <w:t>«Непрочитанные»</w:t>
+      </w:r>
+      <w:r>
+        <w:rPr>
+          <w:rFonts w:ascii="Times New Roman" w:hAnsi="Times New Roman" w:cs="Times New Roman" w:eastAsia="Times New Roman"/>
+          <w:b w:val="0"/>
+          <w:i w:val="0"/>
+          <w:color w:val="000000"/>
+          <w:sz w:val="28"/>
+        </w:rPr>
+        <w:t xml:space="preserve"> оставляет в списке только те, что вы ещё не открывали. Кнопка </w:t>
+      </w:r>
+      <w:r>
+        <w:rPr>
+          <w:rFonts w:ascii="Times New Roman" w:hAnsi="Times New Roman" w:cs="Times New Roman" w:eastAsia="Times New Roman"/>
+          <w:b/>
+          <w:i w:val="0"/>
+          <w:color w:val="000000"/>
+          <w:sz w:val="28"/>
+        </w:rPr>
+        <w:t>«Очистить»</w:t>
+      </w:r>
+      <w:r>
+        <w:rPr>
+          <w:rFonts w:ascii="Times New Roman" w:hAnsi="Times New Roman" w:cs="Times New Roman" w:eastAsia="Times New Roman"/>
+          <w:b w:val="0"/>
+          <w:i w:val="0"/>
+          <w:color w:val="000000"/>
+          <w:sz w:val="28"/>
+        </w:rPr>
+        <w:t xml:space="preserve"> убирает прочитанные, а значок шестерёнки открывает страницу настройки, на которой выбирается, о чём сообщать.</w:t>
+      </w:r>
+    </w:p>
+    <w:p>
+      <w:r>
+        <w:rPr>
+          <w:rFonts w:ascii="Times New Roman" w:hAnsi="Times New Roman" w:cs="Times New Roman" w:eastAsia="Times New Roman"/>
+          <w:b w:val="0"/>
+          <w:i w:val="0"/>
+          <w:color w:val="000000"/>
+          <w:sz w:val="28"/>
+        </w:rPr>
+        <w:t>Полный список уведомлений с той же лентой доступен в личном кабинете.</w:t>
+      </w:r>
+    </w:p>
+    <w:p>
+      <w:pPr>
+        <w:pStyle w:val="Heading2"/>
+        <w:ind w:firstLine="0"/>
+      </w:pPr>
+      <w:r>
+        <w:rPr>
+          <w:rFonts w:ascii="Times New Roman" w:hAnsi="Times New Roman" w:cs="Times New Roman" w:eastAsia="Times New Roman"/>
+          <w:b/>
+          <w:i w:val="0"/>
+          <w:color w:val="000000"/>
+          <w:sz w:val="28"/>
+        </w:rPr>
+        <w:t>4.6. Тема оформления</w:t>
+      </w:r>
+    </w:p>
+    <w:p>
+      <w:r>
+        <w:rPr>
+          <w:rFonts w:ascii="Times New Roman" w:hAnsi="Times New Roman" w:cs="Times New Roman" w:eastAsia="Times New Roman"/>
+          <w:b w:val="0"/>
+          <w:i w:val="0"/>
+          <w:color w:val="000000"/>
+          <w:sz w:val="28"/>
+        </w:rPr>
+        <w:t xml:space="preserve">Внизу бокового меню находится переключатель </w:t>
+      </w:r>
+      <w:r>
+        <w:rPr>
+          <w:rFonts w:ascii="Times New Roman" w:hAnsi="Times New Roman" w:cs="Times New Roman" w:eastAsia="Times New Roman"/>
+          <w:b/>
+          <w:i w:val="0"/>
+          <w:color w:val="000000"/>
+          <w:sz w:val="28"/>
+        </w:rPr>
+        <w:t>«Тёмная тема»</w:t>
+      </w:r>
+      <w:r>
+        <w:rPr>
+          <w:rFonts w:ascii="Times New Roman" w:hAnsi="Times New Roman" w:cs="Times New Roman" w:eastAsia="Times New Roman"/>
+          <w:b w:val="0"/>
+          <w:i w:val="0"/>
+          <w:color w:val="000000"/>
+          <w:sz w:val="28"/>
+        </w:rPr>
+        <w:t>. Он меняет оформление системы на тёмное и обратно.</w:t>
+      </w:r>
+    </w:p>
+    <w:p>
+      <w:r>
+        <w:rPr>
+          <w:rFonts w:ascii="Times New Roman" w:hAnsi="Times New Roman" w:cs="Times New Roman" w:eastAsia="Times New Roman"/>
+          <w:b w:val="0"/>
+          <w:i w:val="0"/>
+          <w:color w:val="000000"/>
+          <w:sz w:val="28"/>
+        </w:rPr>
+        <w:t>Выбор сохраняется в вашем профиле, а не в браузере, поэтому он переезжает вместе с вами на другой компьютер.</w:t>
+      </w:r>
+    </w:p>
+    <w:p>
+      <w:pPr>
+        <w:pStyle w:val="Heading2"/>
+        <w:ind w:firstLine="0"/>
+      </w:pPr>
+      <w:r>
+        <w:rPr>
+          <w:rFonts w:ascii="Times New Roman" w:hAnsi="Times New Roman" w:cs="Times New Roman" w:eastAsia="Times New Roman"/>
+          <w:b/>
+          <w:i w:val="0"/>
+          <w:color w:val="000000"/>
+          <w:sz w:val="28"/>
+        </w:rPr>
+        <w:t>4.7. Выход из системы</w:t>
+      </w:r>
+    </w:p>
+    <w:p>
+      <w:r>
+        <w:rPr>
+          <w:rFonts w:ascii="Times New Roman" w:hAnsi="Times New Roman" w:cs="Times New Roman" w:eastAsia="Times New Roman"/>
+          <w:b w:val="0"/>
+          <w:i w:val="0"/>
+          <w:color w:val="000000"/>
+          <w:sz w:val="28"/>
+        </w:rPr>
+        <w:t xml:space="preserve">Пункт </w:t>
+      </w:r>
+      <w:r>
+        <w:rPr>
+          <w:rFonts w:ascii="Times New Roman" w:hAnsi="Times New Roman" w:cs="Times New Roman" w:eastAsia="Times New Roman"/>
+          <w:b/>
+          <w:i w:val="0"/>
+          <w:color w:val="000000"/>
+          <w:sz w:val="28"/>
+        </w:rPr>
+        <w:t>«Выйти»</w:t>
+      </w:r>
+      <w:r>
+        <w:rPr>
+          <w:rFonts w:ascii="Times New Roman" w:hAnsi="Times New Roman" w:cs="Times New Roman" w:eastAsia="Times New Roman"/>
+          <w:b w:val="0"/>
+          <w:i w:val="0"/>
+          <w:color w:val="000000"/>
+          <w:sz w:val="28"/>
+        </w:rPr>
+        <w:t xml:space="preserve"> в самом низу бокового меню завершает сеанс. Система вернётся к странице входа.</w:t>
+      </w:r>
+    </w:p>
+    <w:p>
+      <w:r>
+        <w:rPr>
+          <w:rFonts w:ascii="Times New Roman" w:hAnsi="Times New Roman" w:cs="Times New Roman" w:eastAsia="Times New Roman"/>
+          <w:b w:val="0"/>
+          <w:i w:val="0"/>
+          <w:color w:val="000000"/>
+          <w:sz w:val="28"/>
+        </w:rPr>
+        <w:t>Выходить в конце работы стоит на общем компьютере: пока сеанс открыт, все действия в системе записываются на вашу учётную запись.</w:t>
+      </w:r>
+    </w:p>
+    <w:p>
+      <w:pPr>
+        <w:pStyle w:val="Heading1"/>
+        <w:ind w:firstLine="0"/>
+      </w:pPr>
+      <w:r>
+        <w:rPr>
+          <w:rFonts w:ascii="Times New Roman" w:hAnsi="Times New Roman" w:cs="Times New Roman" w:eastAsia="Times New Roman"/>
+          <w:b/>
+          <w:i w:val="0"/>
+          <w:color w:val="000000"/>
+          <w:sz w:val="32"/>
+        </w:rPr>
+        <w:t>5. Обзор и новости</w:t>
+      </w:r>
+    </w:p>
+    <w:p>
+      <w:r>
+        <w:rPr>
+          <w:rFonts w:ascii="Times New Roman" w:hAnsi="Times New Roman" w:cs="Times New Roman" w:eastAsia="Times New Roman"/>
+          <w:b w:val="0"/>
+          <w:i w:val="0"/>
+          <w:color w:val="000000"/>
+          <w:sz w:val="28"/>
+        </w:rPr>
+        <w:t xml:space="preserve">Раздел </w:t>
+      </w:r>
+      <w:r>
+        <w:rPr>
+          <w:rFonts w:ascii="Times New Roman" w:hAnsi="Times New Roman" w:cs="Times New Roman" w:eastAsia="Times New Roman"/>
+          <w:b/>
+          <w:i w:val="0"/>
+          <w:color w:val="000000"/>
+          <w:sz w:val="28"/>
+        </w:rPr>
+        <w:t>«Обзор и новости»</w:t>
+      </w:r>
+      <w:r>
+        <w:rPr>
+          <w:rFonts w:ascii="Times New Roman" w:hAnsi="Times New Roman" w:cs="Times New Roman" w:eastAsia="Times New Roman"/>
+          <w:b w:val="0"/>
+          <w:i w:val="0"/>
+          <w:color w:val="000000"/>
+          <w:sz w:val="28"/>
+        </w:rPr>
+        <w:t xml:space="preserve"> открывается сразу после входа. Здесь собрано то, что бюро пропусков сообщает всем работникам.</w:t>
+      </w:r>
+    </w:p>
+    <w:p>
+      <w:pPr>
+        <w:keepNext/>
+        <w:spacing w:before="120" w:after="40"/>
+        <w:ind w:firstLine="0"/>
+        <w:jc w:val="center"/>
+      </w:pPr>
+      <w:r>
+        <w:drawing>
+          <wp:inline xmlns:a="http://schemas.openxmlformats.org/drawingml/2006/main" xmlns:pic="http://schemas.openxmlformats.org/drawingml/2006/picture">
+            <wp:extent cx="5940000" cy="3883846"/>
+            <wp:docPr id="9" name="Picture 9"/>
+            <wp:cNvGraphicFramePr>
+              <a:graphicFrameLocks noChangeAspect="1"/>
+            </wp:cNvGraphicFramePr>
+            <a:graphic>
+              <a:graphicData uri="http://schemas.openxmlformats.org/drawingml/2006/picture">
+                <pic:pic>
+                  <pic:nvPicPr>
+                    <pic:cNvPr id="0" name="news-overview.png"/>
+                    <pic:cNvPicPr/>
+                  </pic:nvPicPr>
+                  <pic:blipFill>
+                    <a:blip r:embed="rId19"/>
+                    <a:stretch>
+                      <a:fillRect/>
+                    </a:stretch>
+                  </pic:blipFill>
+                  <pic:spPr>
+                    <a:xfrm>
+                      <a:off x="0" y="0"/>
+                      <a:ext cx="5940000" cy="3883846"/>
+                    </a:xfrm>
+                    <a:prstGeom prst="rect"/>
+                  </pic:spPr>
+                </pic:pic>
+              </a:graphicData>
+            </a:graphic>
+          </wp:inline>
+        </w:drawing>
+      </w:r>
+    </w:p>
+    <w:p>
+      <w:pPr>
+        <w:keepNext w:val="0"/>
+        <w:spacing w:line="240" w:lineRule="auto" w:before="40" w:after="200"/>
+        <w:ind w:firstLine="0"/>
+        <w:jc w:val="center"/>
+      </w:pPr>
+      <w:r>
+        <w:rPr>
+          <w:rFonts w:ascii="Times New Roman" w:hAnsi="Times New Roman" w:cs="Times New Roman" w:eastAsia="Times New Roman"/>
+          <w:b w:val="0"/>
+          <w:i/>
+          <w:color w:val="000000"/>
+          <w:sz w:val="24"/>
+        </w:rPr>
+        <w:t>Рисунок 5.1 — Раздел «Обзор и новости»</w:t>
+      </w:r>
+    </w:p>
+    <w:p>
+      <w:r>
+        <w:rPr>
+          <w:rFonts w:ascii="Times New Roman" w:hAnsi="Times New Roman" w:cs="Times New Roman" w:eastAsia="Times New Roman"/>
+          <w:b w:val="0"/>
+          <w:i w:val="0"/>
+          <w:color w:val="000000"/>
+          <w:sz w:val="28"/>
+        </w:rPr>
+        <w:t>Слева лента новостей (1), справа - руководство (2), действующее объявление (3), документы (4) и режимы работы (5).</w:t>
+      </w:r>
+    </w:p>
+    <w:p>
+      <w:pPr>
+        <w:pStyle w:val="Heading2"/>
+        <w:ind w:firstLine="0"/>
+      </w:pPr>
+      <w:r>
+        <w:rPr>
+          <w:rFonts w:ascii="Times New Roman" w:hAnsi="Times New Roman" w:cs="Times New Roman" w:eastAsia="Times New Roman"/>
+          <w:b/>
+          <w:i w:val="0"/>
+          <w:color w:val="000000"/>
+          <w:sz w:val="28"/>
+        </w:rPr>
+        <w:t>5.1. Новости</w:t>
+      </w:r>
+    </w:p>
+    <w:p>
+      <w:r>
+        <w:rPr>
+          <w:rFonts w:ascii="Times New Roman" w:hAnsi="Times New Roman" w:cs="Times New Roman" w:eastAsia="Times New Roman"/>
+          <w:b w:val="0"/>
+          <w:i w:val="0"/>
+          <w:color w:val="000000"/>
+          <w:sz w:val="28"/>
+        </w:rPr>
+        <w:t xml:space="preserve">Новости публикует бюро пропусков. В ленте видны заголовок, дата публикации и начало текста; кнопка </w:t>
+      </w:r>
+      <w:r>
+        <w:rPr>
+          <w:rFonts w:ascii="Times New Roman" w:hAnsi="Times New Roman" w:cs="Times New Roman" w:eastAsia="Times New Roman"/>
+          <w:b/>
+          <w:i w:val="0"/>
+          <w:color w:val="000000"/>
+          <w:sz w:val="28"/>
+        </w:rPr>
+        <w:t>«Читать далее»</w:t>
+      </w:r>
+      <w:r>
+        <w:rPr>
+          <w:rFonts w:ascii="Times New Roman" w:hAnsi="Times New Roman" w:cs="Times New Roman" w:eastAsia="Times New Roman"/>
+          <w:b w:val="0"/>
+          <w:i w:val="0"/>
+          <w:color w:val="000000"/>
+          <w:sz w:val="28"/>
+        </w:rPr>
+        <w:t xml:space="preserve"> открывает новость целиком.</w:t>
+      </w:r>
+    </w:p>
+    <w:p>
+      <w:r>
+        <w:rPr>
+          <w:rFonts w:ascii="Times New Roman" w:hAnsi="Times New Roman" w:cs="Times New Roman" w:eastAsia="Times New Roman"/>
+          <w:b w:val="0"/>
+          <w:i w:val="0"/>
+          <w:color w:val="000000"/>
+          <w:sz w:val="28"/>
+        </w:rPr>
+        <w:t xml:space="preserve">Кнопка </w:t>
+      </w:r>
+      <w:r>
+        <w:rPr>
+          <w:rFonts w:ascii="Times New Roman" w:hAnsi="Times New Roman" w:cs="Times New Roman" w:eastAsia="Times New Roman"/>
+          <w:b/>
+          <w:i w:val="0"/>
+          <w:color w:val="000000"/>
+          <w:sz w:val="28"/>
+        </w:rPr>
+        <w:t>«Обновить»</w:t>
+      </w:r>
+      <w:r>
+        <w:rPr>
+          <w:rFonts w:ascii="Times New Roman" w:hAnsi="Times New Roman" w:cs="Times New Roman" w:eastAsia="Times New Roman"/>
+          <w:b w:val="0"/>
+          <w:i w:val="0"/>
+          <w:color w:val="000000"/>
+          <w:sz w:val="28"/>
+        </w:rPr>
+        <w:t xml:space="preserve"> над лентой перечитывает список, не перезагружая страницу.</w:t>
+      </w:r>
+    </w:p>
+    <w:p>
+      <w:pPr>
+        <w:pStyle w:val="Heading2"/>
+        <w:ind w:firstLine="0"/>
+      </w:pPr>
+      <w:r>
+        <w:rPr>
+          <w:rFonts w:ascii="Times New Roman" w:hAnsi="Times New Roman" w:cs="Times New Roman" w:eastAsia="Times New Roman"/>
+          <w:b/>
+          <w:i w:val="0"/>
+          <w:color w:val="000000"/>
+          <w:sz w:val="28"/>
+        </w:rPr>
+        <w:t>5.2. Объявления</w:t>
+      </w:r>
+    </w:p>
+    <w:p>
+      <w:r>
+        <w:rPr>
+          <w:rFonts w:ascii="Times New Roman" w:hAnsi="Times New Roman" w:cs="Times New Roman" w:eastAsia="Times New Roman"/>
+          <w:b w:val="0"/>
+          <w:i w:val="0"/>
+          <w:color w:val="000000"/>
+          <w:sz w:val="28"/>
+        </w:rPr>
+        <w:t>Объявление - это сообщение, которое бюро пропусков считает важным настолько, что показывает его из любого раздела. Действующее объявление всегда одно: новое сменяет предыдущее.</w:t>
+      </w:r>
+    </w:p>
+    <w:p>
+      <w:r>
+        <w:rPr>
+          <w:rFonts w:ascii="Times New Roman" w:hAnsi="Times New Roman" w:cs="Times New Roman" w:eastAsia="Times New Roman"/>
+          <w:b w:val="0"/>
+          <w:i w:val="0"/>
+          <w:color w:val="000000"/>
+          <w:sz w:val="28"/>
+        </w:rPr>
+        <w:t>В разделе «Обзор и новости» объявление выводится карточкой с датой и началом текста, а в верхней строке - кнопкой, см. подраздел 4.3.</w:t>
+      </w:r>
+    </w:p>
+    <w:p>
+      <w:pPr>
+        <w:pStyle w:val="Heading2"/>
+        <w:ind w:firstLine="0"/>
+      </w:pPr>
+      <w:r>
+        <w:rPr>
+          <w:rFonts w:ascii="Times New Roman" w:hAnsi="Times New Roman" w:cs="Times New Roman" w:eastAsia="Times New Roman"/>
+          <w:b/>
+          <w:i w:val="0"/>
+          <w:color w:val="000000"/>
+          <w:sz w:val="28"/>
+        </w:rPr>
+        <w:t>5.3. Документы</w:t>
+      </w:r>
+    </w:p>
+    <w:p>
+      <w:r>
+        <w:rPr>
+          <w:rFonts w:ascii="Times New Roman" w:hAnsi="Times New Roman" w:cs="Times New Roman" w:eastAsia="Times New Roman"/>
+          <w:b w:val="0"/>
+          <w:i w:val="0"/>
+          <w:color w:val="000000"/>
+          <w:sz w:val="28"/>
+        </w:rPr>
+        <w:t xml:space="preserve">Блок </w:t>
+      </w:r>
+      <w:r>
+        <w:rPr>
+          <w:rFonts w:ascii="Times New Roman" w:hAnsi="Times New Roman" w:cs="Times New Roman" w:eastAsia="Times New Roman"/>
+          <w:b/>
+          <w:i w:val="0"/>
+          <w:color w:val="000000"/>
+          <w:sz w:val="28"/>
+        </w:rPr>
+        <w:t>«Документы»</w:t>
+      </w:r>
+      <w:r>
+        <w:rPr>
+          <w:rFonts w:ascii="Times New Roman" w:hAnsi="Times New Roman" w:cs="Times New Roman" w:eastAsia="Times New Roman"/>
+          <w:b w:val="0"/>
+          <w:i w:val="0"/>
+          <w:color w:val="000000"/>
+          <w:sz w:val="28"/>
+        </w:rPr>
+        <w:t xml:space="preserve"> содержит файлы, выложенные бюро пропусков: правила пропускного режима, образцы заполнения, памятки. Кнопка </w:t>
+      </w:r>
+      <w:r>
+        <w:rPr>
+          <w:rFonts w:ascii="Times New Roman" w:hAnsi="Times New Roman" w:cs="Times New Roman" w:eastAsia="Times New Roman"/>
+          <w:b/>
+          <w:i w:val="0"/>
+          <w:color w:val="000000"/>
+          <w:sz w:val="28"/>
+        </w:rPr>
+        <w:t>«Скачать»</w:t>
+      </w:r>
+      <w:r>
+        <w:rPr>
+          <w:rFonts w:ascii="Times New Roman" w:hAnsi="Times New Roman" w:cs="Times New Roman" w:eastAsia="Times New Roman"/>
+          <w:b w:val="0"/>
+          <w:i w:val="0"/>
+          <w:color w:val="000000"/>
+          <w:sz w:val="28"/>
+        </w:rPr>
+        <w:t xml:space="preserve"> у каждой строки сохраняет файл на компьютер.</w:t>
+      </w:r>
+    </w:p>
+    <w:p>
+      <w:r>
+        <w:rPr>
+          <w:rFonts w:ascii="Times New Roman" w:hAnsi="Times New Roman" w:cs="Times New Roman" w:eastAsia="Times New Roman"/>
+          <w:b w:val="0"/>
+          <w:i w:val="0"/>
+          <w:color w:val="000000"/>
+          <w:sz w:val="28"/>
+        </w:rPr>
+        <w:t xml:space="preserve">Если документов много, они разложены по группам, и над списком появляются кнопки отбора: </w:t>
+      </w:r>
+      <w:r>
+        <w:rPr>
+          <w:rFonts w:ascii="Times New Roman" w:hAnsi="Times New Roman" w:cs="Times New Roman" w:eastAsia="Times New Roman"/>
+          <w:b/>
+          <w:i w:val="0"/>
+          <w:color w:val="000000"/>
+          <w:sz w:val="28"/>
+        </w:rPr>
+        <w:t>«Все»</w:t>
+      </w:r>
+      <w:r>
+        <w:rPr>
+          <w:rFonts w:ascii="Times New Roman" w:hAnsi="Times New Roman" w:cs="Times New Roman" w:eastAsia="Times New Roman"/>
+          <w:b w:val="0"/>
+          <w:i w:val="0"/>
+          <w:color w:val="000000"/>
+          <w:sz w:val="28"/>
+        </w:rPr>
+        <w:t xml:space="preserve"> и названия групп.</w:t>
+      </w:r>
+    </w:p>
+    <w:p>
+      <w:pPr>
+        <w:pStyle w:val="Heading2"/>
+        <w:ind w:firstLine="0"/>
+      </w:pPr>
+      <w:r>
+        <w:rPr>
+          <w:rFonts w:ascii="Times New Roman" w:hAnsi="Times New Roman" w:cs="Times New Roman" w:eastAsia="Times New Roman"/>
+          <w:b/>
+          <w:i w:val="0"/>
+          <w:color w:val="000000"/>
+          <w:sz w:val="28"/>
+        </w:rPr>
+        <w:t>5.4. Режимы работы</w:t>
+      </w:r>
+    </w:p>
+    <w:p>
+      <w:r>
+        <w:rPr>
+          <w:rFonts w:ascii="Times New Roman" w:hAnsi="Times New Roman" w:cs="Times New Roman" w:eastAsia="Times New Roman"/>
+          <w:b w:val="0"/>
+          <w:i w:val="0"/>
+          <w:color w:val="000000"/>
+          <w:sz w:val="28"/>
+        </w:rPr>
+        <w:t xml:space="preserve">Кнопка </w:t>
+      </w:r>
+      <w:r>
+        <w:rPr>
+          <w:rFonts w:ascii="Times New Roman" w:hAnsi="Times New Roman" w:cs="Times New Roman" w:eastAsia="Times New Roman"/>
+          <w:b/>
+          <w:i w:val="0"/>
+          <w:color w:val="000000"/>
+          <w:sz w:val="28"/>
+        </w:rPr>
+        <w:t>«Режимы работы»</w:t>
+      </w:r>
+      <w:r>
+        <w:rPr>
+          <w:rFonts w:ascii="Times New Roman" w:hAnsi="Times New Roman" w:cs="Times New Roman" w:eastAsia="Times New Roman"/>
+          <w:b w:val="0"/>
+          <w:i w:val="0"/>
+          <w:color w:val="000000"/>
+          <w:sz w:val="28"/>
+        </w:rPr>
+        <w:t xml:space="preserve"> открывает окно с расписанием: когда работает бюро пропусков, когда открыты места разгрузки и места прохода.</w:t>
+      </w:r>
+    </w:p>
+    <w:p>
+      <w:pPr>
+        <w:keepNext/>
+        <w:spacing w:before="120" w:after="40"/>
+        <w:ind w:firstLine="0"/>
+        <w:jc w:val="center"/>
+      </w:pPr>
+      <w:r>
+        <w:drawing>
+          <wp:inline xmlns:a="http://schemas.openxmlformats.org/drawingml/2006/main" xmlns:pic="http://schemas.openxmlformats.org/drawingml/2006/picture">
+            <wp:extent cx="5940000" cy="3883846"/>
+            <wp:docPr id="10" name="Picture 10"/>
+            <wp:cNvGraphicFramePr>
+              <a:graphicFrameLocks noChangeAspect="1"/>
+            </wp:cNvGraphicFramePr>
+            <a:graphic>
+              <a:graphicData uri="http://schemas.openxmlformats.org/drawingml/2006/picture">
+                <pic:pic>
+                  <pic:nvPicPr>
+                    <pic:cNvPr id="0" name="work-modes.png"/>
+                    <pic:cNvPicPr/>
+                  </pic:nvPicPr>
+                  <pic:blipFill>
+                    <a:blip r:embed="rId20"/>
+                    <a:stretch>
+                      <a:fillRect/>
+                    </a:stretch>
+                  </pic:blipFill>
+                  <pic:spPr>
+                    <a:xfrm>
+                      <a:off x="0" y="0"/>
+                      <a:ext cx="5940000" cy="3883846"/>
+                    </a:xfrm>
+                    <a:prstGeom prst="rect"/>
+                  </pic:spPr>
+                </pic:pic>
+              </a:graphicData>
+            </a:graphic>
+          </wp:inline>
+        </w:drawing>
+      </w:r>
+    </w:p>
+    <w:p>
+      <w:pPr>
+        <w:keepNext w:val="0"/>
+        <w:spacing w:line="240" w:lineRule="auto" w:before="40" w:after="200"/>
+        <w:ind w:firstLine="0"/>
+        <w:jc w:val="center"/>
+      </w:pPr>
+      <w:r>
+        <w:rPr>
+          <w:rFonts w:ascii="Times New Roman" w:hAnsi="Times New Roman" w:cs="Times New Roman" w:eastAsia="Times New Roman"/>
+          <w:b w:val="0"/>
+          <w:i/>
+          <w:color w:val="000000"/>
+          <w:sz w:val="24"/>
+        </w:rPr>
+        <w:t>Рисунок 5.2 — Окно «Режимы работы»</w:t>
+      </w:r>
+    </w:p>
+    <w:p>
+      <w:r>
+        <w:rPr>
+          <w:rFonts w:ascii="Times New Roman" w:hAnsi="Times New Roman" w:cs="Times New Roman" w:eastAsia="Times New Roman"/>
+          <w:b w:val="0"/>
+          <w:i w:val="0"/>
+          <w:color w:val="000000"/>
+          <w:sz w:val="28"/>
+        </w:rPr>
+        <w:t>Сверяйтесь с ним до подачи заявки. Заявка на время, когда нужное место закрыто, приведёт к тому, что машину не примут, даже если пропуск оформлен верно.</w:t>
+      </w:r>
+    </w:p>
+    <w:p>
+      <w:r>
+        <w:rPr>
+          <w:rFonts w:ascii="Times New Roman" w:hAnsi="Times New Roman" w:cs="Times New Roman" w:eastAsia="Times New Roman"/>
+          <w:b w:val="0"/>
+          <w:i w:val="0"/>
+          <w:color w:val="000000"/>
+          <w:sz w:val="28"/>
+        </w:rPr>
+        <w:t xml:space="preserve">Окно закрывается кнопкой </w:t>
+      </w:r>
+      <w:r>
+        <w:rPr>
+          <w:rFonts w:ascii="Times New Roman" w:hAnsi="Times New Roman" w:cs="Times New Roman" w:eastAsia="Times New Roman"/>
+          <w:b/>
+          <w:i w:val="0"/>
+          <w:color w:val="000000"/>
+          <w:sz w:val="28"/>
+        </w:rPr>
+        <w:t>«Готово»</w:t>
+      </w:r>
+      <w:r>
+        <w:rPr>
+          <w:rFonts w:ascii="Times New Roman" w:hAnsi="Times New Roman" w:cs="Times New Roman" w:eastAsia="Times New Roman"/>
+          <w:b w:val="0"/>
+          <w:i w:val="0"/>
+          <w:color w:val="000000"/>
+          <w:sz w:val="28"/>
+        </w:rPr>
+        <w:t>, крестиком или клавишей Esc.</w:t>
+      </w:r>
+    </w:p>
+    <w:p>
+      <w:pPr>
+        <w:pStyle w:val="Heading2"/>
+        <w:ind w:firstLine="0"/>
+      </w:pPr>
+      <w:r>
+        <w:rPr>
+          <w:rFonts w:ascii="Times New Roman" w:hAnsi="Times New Roman" w:cs="Times New Roman" w:eastAsia="Times New Roman"/>
+          <w:b/>
+          <w:i w:val="0"/>
+          <w:color w:val="000000"/>
+          <w:sz w:val="28"/>
+        </w:rPr>
+        <w:t>5.5. Руководство и обучение</w:t>
+      </w:r>
+    </w:p>
+    <w:p>
+      <w:r>
+        <w:rPr>
+          <w:rFonts w:ascii="Times New Roman" w:hAnsi="Times New Roman" w:cs="Times New Roman" w:eastAsia="Times New Roman"/>
+          <w:b w:val="0"/>
+          <w:i w:val="0"/>
+          <w:color w:val="000000"/>
+          <w:sz w:val="28"/>
+        </w:rPr>
+        <w:t xml:space="preserve">Блок </w:t>
+      </w:r>
+      <w:r>
+        <w:rPr>
+          <w:rFonts w:ascii="Times New Roman" w:hAnsi="Times New Roman" w:cs="Times New Roman" w:eastAsia="Times New Roman"/>
+          <w:b/>
+          <w:i w:val="0"/>
+          <w:color w:val="000000"/>
+          <w:sz w:val="28"/>
+        </w:rPr>
+        <w:t>«Руководство пользования системой подачи заявок»</w:t>
+      </w:r>
+      <w:r>
+        <w:rPr>
+          <w:rFonts w:ascii="Times New Roman" w:hAnsi="Times New Roman" w:cs="Times New Roman" w:eastAsia="Times New Roman"/>
+          <w:b w:val="0"/>
+          <w:i w:val="0"/>
+          <w:color w:val="000000"/>
+          <w:sz w:val="28"/>
+        </w:rPr>
+        <w:t xml:space="preserve"> ведёт к пошаговой инструкции, которую ведёт бюро пропусков. Она дополняет настоящий документ и обновляется без выпуска новой версии программы.</w:t>
+      </w:r>
+    </w:p>
+    <w:p>
+      <w:r>
+        <w:rPr>
+          <w:rFonts w:ascii="Times New Roman" w:hAnsi="Times New Roman" w:cs="Times New Roman" w:eastAsia="Times New Roman"/>
+          <w:b w:val="0"/>
+          <w:i w:val="0"/>
+          <w:color w:val="000000"/>
+          <w:sz w:val="28"/>
+        </w:rPr>
+        <w:t xml:space="preserve">Кнопка </w:t>
+      </w:r>
+      <w:r>
+        <w:rPr>
+          <w:rFonts w:ascii="Times New Roman" w:hAnsi="Times New Roman" w:cs="Times New Roman" w:eastAsia="Times New Roman"/>
+          <w:b/>
+          <w:i w:val="0"/>
+          <w:color w:val="000000"/>
+          <w:sz w:val="28"/>
+        </w:rPr>
+        <w:t>«Обучение»</w:t>
+      </w:r>
+      <w:r>
+        <w:rPr>
+          <w:rFonts w:ascii="Times New Roman" w:hAnsi="Times New Roman" w:cs="Times New Roman" w:eastAsia="Times New Roman"/>
+          <w:b w:val="0"/>
+          <w:i w:val="0"/>
+          <w:color w:val="000000"/>
+          <w:sz w:val="28"/>
+        </w:rPr>
+        <w:t xml:space="preserve"> над лентой новостей запускает обучающий тур: система подсвечивает элементы прямо на рабочем экране и объясняет их назначение. При первом входе тур запускается сам. Пройти его повторно можно в любой момент - этой же кнопкой.</w:t>
+      </w:r>
+    </w:p>
+    <w:p>
       <w:r>
         <w:br w:type="page"/>
       </w:r>

--- a/Документация/Руководство пользователя/Руководство пользователя.docx
+++ b/Документация/Руководство пользователя/Руководство пользователя.docx
@@ -567,7 +567,7 @@
           <w:sz w:val="26"/>
         </w:rPr>
         <w:tab/>
-        <w:t>4</w:t>
+        <w:t>5</w:t>
       </w:r>
     </w:p>
     <w:p>
@@ -598,7 +598,7 @@
           <w:sz w:val="26"/>
         </w:rPr>
         <w:tab/>
-        <w:t>4</w:t>
+        <w:t>5</w:t>
       </w:r>
     </w:p>
     <w:p>
@@ -629,7 +629,7 @@
           <w:sz w:val="26"/>
         </w:rPr>
         <w:tab/>
-        <w:t>4</w:t>
+        <w:t>5</w:t>
       </w:r>
     </w:p>
     <w:p>
@@ -660,7 +660,7 @@
           <w:sz w:val="26"/>
         </w:rPr>
         <w:tab/>
-        <w:t>4</w:t>
+        <w:t>5</w:t>
       </w:r>
     </w:p>
     <w:p>
@@ -691,7 +691,7 @@
           <w:sz w:val="26"/>
         </w:rPr>
         <w:tab/>
-        <w:t>5</w:t>
+        <w:t>6</w:t>
       </w:r>
     </w:p>
     <w:p>
@@ -722,7 +722,7 @@
           <w:sz w:val="26"/>
         </w:rPr>
         <w:tab/>
-        <w:t>5</w:t>
+        <w:t>6</w:t>
       </w:r>
     </w:p>
     <w:p>
@@ -753,7 +753,7 @@
           <w:sz w:val="26"/>
         </w:rPr>
         <w:tab/>
-        <w:t>5</w:t>
+        <w:t>6</w:t>
       </w:r>
     </w:p>
     <w:p>
@@ -784,7 +784,7 @@
           <w:sz w:val="26"/>
         </w:rPr>
         <w:tab/>
-        <w:t>7</w:t>
+        <w:t>8</w:t>
       </w:r>
     </w:p>
     <w:p>
@@ -815,7 +815,7 @@
           <w:sz w:val="26"/>
         </w:rPr>
         <w:tab/>
-        <w:t>8</w:t>
+        <w:t>9</w:t>
       </w:r>
     </w:p>
     <w:p>
@@ -846,7 +846,7 @@
           <w:sz w:val="26"/>
         </w:rPr>
         <w:tab/>
-        <w:t>8</w:t>
+        <w:t>9</w:t>
       </w:r>
     </w:p>
     <w:p>
@@ -877,7 +877,7 @@
           <w:sz w:val="26"/>
         </w:rPr>
         <w:tab/>
-        <w:t>9</w:t>
+        <w:t>10</w:t>
       </w:r>
     </w:p>
     <w:p>
@@ -908,7 +908,7 @@
           <w:sz w:val="26"/>
         </w:rPr>
         <w:tab/>
-        <w:t>9</w:t>
+        <w:t>10</w:t>
       </w:r>
     </w:p>
     <w:p>
@@ -939,7 +939,7 @@
           <w:sz w:val="26"/>
         </w:rPr>
         <w:tab/>
-        <w:t>10</w:t>
+        <w:t>11</w:t>
       </w:r>
     </w:p>
     <w:p>
@@ -970,7 +970,7 @@
           <w:sz w:val="26"/>
         </w:rPr>
         <w:tab/>
-        <w:t>12</w:t>
+        <w:t>13</w:t>
       </w:r>
     </w:p>
     <w:p>
@@ -1001,7 +1001,7 @@
           <w:sz w:val="26"/>
         </w:rPr>
         <w:tab/>
-        <w:t>12</w:t>
+        <w:t>13</w:t>
       </w:r>
     </w:p>
     <w:p>
@@ -1032,7 +1032,7 @@
           <w:sz w:val="26"/>
         </w:rPr>
         <w:tab/>
-        <w:t>13</w:t>
+        <w:t>14</w:t>
       </w:r>
     </w:p>
     <w:p>
@@ -1063,7 +1063,7 @@
           <w:sz w:val="26"/>
         </w:rPr>
         <w:tab/>
-        <w:t>14</w:t>
+        <w:t>15</w:t>
       </w:r>
     </w:p>
     <w:p>
@@ -1094,7 +1094,7 @@
           <w:sz w:val="26"/>
         </w:rPr>
         <w:tab/>
-        <w:t>14</w:t>
+        <w:t>15</w:t>
       </w:r>
     </w:p>
     <w:p>
@@ -1125,7 +1125,7 @@
           <w:sz w:val="26"/>
         </w:rPr>
         <w:tab/>
-        <w:t>15</w:t>
+        <w:t>16</w:t>
       </w:r>
     </w:p>
     <w:p>
@@ -1156,7 +1156,7 @@
           <w:sz w:val="26"/>
         </w:rPr>
         <w:tab/>
-        <w:t>15</w:t>
+        <w:t>16</w:t>
       </w:r>
     </w:p>
     <w:p>
@@ -1187,7 +1187,7 @@
           <w:sz w:val="26"/>
         </w:rPr>
         <w:tab/>
-        <w:t>16</w:t>
+        <w:t>17</w:t>
       </w:r>
     </w:p>
     <w:p>
@@ -1218,7 +1218,7 @@
           <w:sz w:val="26"/>
         </w:rPr>
         <w:tab/>
-        <w:t>16</w:t>
+        <w:t>17</w:t>
       </w:r>
     </w:p>
     <w:p>
@@ -1249,7 +1249,7 @@
           <w:sz w:val="26"/>
         </w:rPr>
         <w:tab/>
-        <w:t>16</w:t>
+        <w:t>17</w:t>
       </w:r>
     </w:p>
     <w:p>
@@ -1280,7 +1280,813 @@
           <w:sz w:val="26"/>
         </w:rPr>
         <w:tab/>
-        <w:t>17</w:t>
+        <w:t>18</w:t>
+      </w:r>
+    </w:p>
+    <w:p>
+      <w:pPr>
+        <w:tabs>
+          <w:tab w:pos="9354" w:val="right" w:leader="dot"/>
+        </w:tabs>
+        <w:spacing w:after="0" w:line="360" w:lineRule="auto"/>
+        <w:ind w:firstLine="0"/>
+        <w:jc w:val="left"/>
+      </w:pPr>
+      <w:r>
+        <w:rPr>
+          <w:rFonts w:ascii="Times New Roman" w:hAnsi="Times New Roman" w:cs="Times New Roman" w:eastAsia="Times New Roman"/>
+          <w:b/>
+          <w:i w:val="0"/>
+          <w:color w:val="000000"/>
+          <w:sz w:val="26"/>
+        </w:rPr>
+        <w:t>6. Сотрудники</w:t>
+      </w:r>
+      <w:r>
+        <w:rPr>
+          <w:rFonts w:ascii="Times New Roman" w:hAnsi="Times New Roman" w:cs="Times New Roman" w:eastAsia="Times New Roman"/>
+          <w:b w:val="0"/>
+          <w:i w:val="0"/>
+          <w:color w:val="000000"/>
+          <w:sz w:val="26"/>
+        </w:rPr>
+        <w:tab/>
+        <w:t>19</w:t>
+      </w:r>
+    </w:p>
+    <w:p>
+      <w:pPr>
+        <w:tabs>
+          <w:tab w:pos="9354" w:val="right" w:leader="dot"/>
+        </w:tabs>
+        <w:spacing w:after="0" w:line="360" w:lineRule="auto"/>
+        <w:ind w:firstLine="0" w:left="454"/>
+        <w:jc w:val="left"/>
+      </w:pPr>
+      <w:r>
+        <w:rPr>
+          <w:rFonts w:ascii="Times New Roman" w:hAnsi="Times New Roman" w:cs="Times New Roman" w:eastAsia="Times New Roman"/>
+          <w:b w:val="0"/>
+          <w:i w:val="0"/>
+          <w:color w:val="000000"/>
+          <w:sz w:val="26"/>
+        </w:rPr>
+        <w:t>6.1. Что это за список</w:t>
+      </w:r>
+      <w:r>
+        <w:rPr>
+          <w:rFonts w:ascii="Times New Roman" w:hAnsi="Times New Roman" w:cs="Times New Roman" w:eastAsia="Times New Roman"/>
+          <w:b w:val="0"/>
+          <w:i w:val="0"/>
+          <w:color w:val="000000"/>
+          <w:sz w:val="26"/>
+        </w:rPr>
+        <w:tab/>
+        <w:t>19</w:t>
+      </w:r>
+    </w:p>
+    <w:p>
+      <w:pPr>
+        <w:tabs>
+          <w:tab w:pos="9354" w:val="right" w:leader="dot"/>
+        </w:tabs>
+        <w:spacing w:after="0" w:line="360" w:lineRule="auto"/>
+        <w:ind w:firstLine="0" w:left="454"/>
+        <w:jc w:val="left"/>
+      </w:pPr>
+      <w:r>
+        <w:rPr>
+          <w:rFonts w:ascii="Times New Roman" w:hAnsi="Times New Roman" w:cs="Times New Roman" w:eastAsia="Times New Roman"/>
+          <w:b w:val="0"/>
+          <w:i w:val="0"/>
+          <w:color w:val="000000"/>
+          <w:sz w:val="26"/>
+        </w:rPr>
+        <w:t>6.2. Чьи записи показывать</w:t>
+      </w:r>
+      <w:r>
+        <w:rPr>
+          <w:rFonts w:ascii="Times New Roman" w:hAnsi="Times New Roman" w:cs="Times New Roman" w:eastAsia="Times New Roman"/>
+          <w:b w:val="0"/>
+          <w:i w:val="0"/>
+          <w:color w:val="000000"/>
+          <w:sz w:val="26"/>
+        </w:rPr>
+        <w:tab/>
+        <w:t>20</w:t>
+      </w:r>
+    </w:p>
+    <w:p>
+      <w:pPr>
+        <w:tabs>
+          <w:tab w:pos="9354" w:val="right" w:leader="dot"/>
+        </w:tabs>
+        <w:spacing w:after="0" w:line="360" w:lineRule="auto"/>
+        <w:ind w:firstLine="0" w:left="454"/>
+        <w:jc w:val="left"/>
+      </w:pPr>
+      <w:r>
+        <w:rPr>
+          <w:rFonts w:ascii="Times New Roman" w:hAnsi="Times New Roman" w:cs="Times New Roman" w:eastAsia="Times New Roman"/>
+          <w:b w:val="0"/>
+          <w:i w:val="0"/>
+          <w:color w:val="000000"/>
+          <w:sz w:val="26"/>
+        </w:rPr>
+        <w:t>6.3. Поиск, сортировка и порядок строк</w:t>
+      </w:r>
+      <w:r>
+        <w:rPr>
+          <w:rFonts w:ascii="Times New Roman" w:hAnsi="Times New Roman" w:cs="Times New Roman" w:eastAsia="Times New Roman"/>
+          <w:b w:val="0"/>
+          <w:i w:val="0"/>
+          <w:color w:val="000000"/>
+          <w:sz w:val="26"/>
+        </w:rPr>
+        <w:tab/>
+        <w:t>20</w:t>
+      </w:r>
+    </w:p>
+    <w:p>
+      <w:pPr>
+        <w:tabs>
+          <w:tab w:pos="9354" w:val="right" w:leader="dot"/>
+        </w:tabs>
+        <w:spacing w:after="0" w:line="360" w:lineRule="auto"/>
+        <w:ind w:firstLine="0" w:left="454"/>
+        <w:jc w:val="left"/>
+      </w:pPr>
+      <w:r>
+        <w:rPr>
+          <w:rFonts w:ascii="Times New Roman" w:hAnsi="Times New Roman" w:cs="Times New Roman" w:eastAsia="Times New Roman"/>
+          <w:b w:val="0"/>
+          <w:i w:val="0"/>
+          <w:color w:val="000000"/>
+          <w:sz w:val="26"/>
+        </w:rPr>
+        <w:t>6.4. Добавление сотрудника</w:t>
+      </w:r>
+      <w:r>
+        <w:rPr>
+          <w:rFonts w:ascii="Times New Roman" w:hAnsi="Times New Roman" w:cs="Times New Roman" w:eastAsia="Times New Roman"/>
+          <w:b w:val="0"/>
+          <w:i w:val="0"/>
+          <w:color w:val="000000"/>
+          <w:sz w:val="26"/>
+        </w:rPr>
+        <w:tab/>
+        <w:t>21</w:t>
+      </w:r>
+    </w:p>
+    <w:p>
+      <w:pPr>
+        <w:tabs>
+          <w:tab w:pos="9354" w:val="right" w:leader="dot"/>
+        </w:tabs>
+        <w:spacing w:after="0" w:line="360" w:lineRule="auto"/>
+        <w:ind w:firstLine="0" w:left="454"/>
+        <w:jc w:val="left"/>
+      </w:pPr>
+      <w:r>
+        <w:rPr>
+          <w:rFonts w:ascii="Times New Roman" w:hAnsi="Times New Roman" w:cs="Times New Roman" w:eastAsia="Times New Roman"/>
+          <w:b w:val="0"/>
+          <w:i w:val="0"/>
+          <w:color w:val="000000"/>
+          <w:sz w:val="26"/>
+        </w:rPr>
+        <w:t>6.5. Патент и иное разрешение на работы</w:t>
+      </w:r>
+      <w:r>
+        <w:rPr>
+          <w:rFonts w:ascii="Times New Roman" w:hAnsi="Times New Roman" w:cs="Times New Roman" w:eastAsia="Times New Roman"/>
+          <w:b w:val="0"/>
+          <w:i w:val="0"/>
+          <w:color w:val="000000"/>
+          <w:sz w:val="26"/>
+        </w:rPr>
+        <w:tab/>
+        <w:t>23</w:t>
+      </w:r>
+    </w:p>
+    <w:p>
+      <w:pPr>
+        <w:tabs>
+          <w:tab w:pos="9354" w:val="right" w:leader="dot"/>
+        </w:tabs>
+        <w:spacing w:after="0" w:line="360" w:lineRule="auto"/>
+        <w:ind w:firstLine="0" w:left="454"/>
+        <w:jc w:val="left"/>
+      </w:pPr>
+      <w:r>
+        <w:rPr>
+          <w:rFonts w:ascii="Times New Roman" w:hAnsi="Times New Roman" w:cs="Times New Roman" w:eastAsia="Times New Roman"/>
+          <w:b w:val="0"/>
+          <w:i w:val="0"/>
+          <w:color w:val="000000"/>
+          <w:sz w:val="26"/>
+        </w:rPr>
+        <w:t>6.6. Привязка записи</w:t>
+      </w:r>
+      <w:r>
+        <w:rPr>
+          <w:rFonts w:ascii="Times New Roman" w:hAnsi="Times New Roman" w:cs="Times New Roman" w:eastAsia="Times New Roman"/>
+          <w:b w:val="0"/>
+          <w:i w:val="0"/>
+          <w:color w:val="000000"/>
+          <w:sz w:val="26"/>
+        </w:rPr>
+        <w:tab/>
+        <w:t>24</w:t>
+      </w:r>
+    </w:p>
+    <w:p>
+      <w:pPr>
+        <w:tabs>
+          <w:tab w:pos="9354" w:val="right" w:leader="dot"/>
+        </w:tabs>
+        <w:spacing w:after="0" w:line="360" w:lineRule="auto"/>
+        <w:ind w:firstLine="0" w:left="454"/>
+        <w:jc w:val="left"/>
+      </w:pPr>
+      <w:r>
+        <w:rPr>
+          <w:rFonts w:ascii="Times New Roman" w:hAnsi="Times New Roman" w:cs="Times New Roman" w:eastAsia="Times New Roman"/>
+          <w:b w:val="0"/>
+          <w:i w:val="0"/>
+          <w:color w:val="000000"/>
+          <w:sz w:val="26"/>
+        </w:rPr>
+        <w:t>6.7. Изменение и удаление</w:t>
+      </w:r>
+      <w:r>
+        <w:rPr>
+          <w:rFonts w:ascii="Times New Roman" w:hAnsi="Times New Roman" w:cs="Times New Roman" w:eastAsia="Times New Roman"/>
+          <w:b w:val="0"/>
+          <w:i w:val="0"/>
+          <w:color w:val="000000"/>
+          <w:sz w:val="26"/>
+        </w:rPr>
+        <w:tab/>
+        <w:t>24</w:t>
+      </w:r>
+    </w:p>
+    <w:p>
+      <w:pPr>
+        <w:tabs>
+          <w:tab w:pos="9354" w:val="right" w:leader="dot"/>
+        </w:tabs>
+        <w:spacing w:after="0" w:line="360" w:lineRule="auto"/>
+        <w:ind w:firstLine="0" w:left="454"/>
+        <w:jc w:val="left"/>
+      </w:pPr>
+      <w:r>
+        <w:rPr>
+          <w:rFonts w:ascii="Times New Roman" w:hAnsi="Times New Roman" w:cs="Times New Roman" w:eastAsia="Times New Roman"/>
+          <w:b w:val="0"/>
+          <w:i w:val="0"/>
+          <w:color w:val="000000"/>
+          <w:sz w:val="26"/>
+        </w:rPr>
+        <w:t>6.8. Карточка сотрудника</w:t>
+      </w:r>
+      <w:r>
+        <w:rPr>
+          <w:rFonts w:ascii="Times New Roman" w:hAnsi="Times New Roman" w:cs="Times New Roman" w:eastAsia="Times New Roman"/>
+          <w:b w:val="0"/>
+          <w:i w:val="0"/>
+          <w:color w:val="000000"/>
+          <w:sz w:val="26"/>
+        </w:rPr>
+        <w:tab/>
+        <w:t>25</w:t>
+      </w:r>
+    </w:p>
+    <w:p>
+      <w:pPr>
+        <w:tabs>
+          <w:tab w:pos="9354" w:val="right" w:leader="dot"/>
+        </w:tabs>
+        <w:spacing w:after="0" w:line="360" w:lineRule="auto"/>
+        <w:ind w:firstLine="0"/>
+        <w:jc w:val="left"/>
+      </w:pPr>
+      <w:r>
+        <w:rPr>
+          <w:rFonts w:ascii="Times New Roman" w:hAnsi="Times New Roman" w:cs="Times New Roman" w:eastAsia="Times New Roman"/>
+          <w:b/>
+          <w:i w:val="0"/>
+          <w:color w:val="000000"/>
+          <w:sz w:val="26"/>
+        </w:rPr>
+        <w:t>7. Автомобили</w:t>
+      </w:r>
+      <w:r>
+        <w:rPr>
+          <w:rFonts w:ascii="Times New Roman" w:hAnsi="Times New Roman" w:cs="Times New Roman" w:eastAsia="Times New Roman"/>
+          <w:b w:val="0"/>
+          <w:i w:val="0"/>
+          <w:color w:val="000000"/>
+          <w:sz w:val="26"/>
+        </w:rPr>
+        <w:tab/>
+        <w:t>28</w:t>
+      </w:r>
+    </w:p>
+    <w:p>
+      <w:pPr>
+        <w:tabs>
+          <w:tab w:pos="9354" w:val="right" w:leader="dot"/>
+        </w:tabs>
+        <w:spacing w:after="0" w:line="360" w:lineRule="auto"/>
+        <w:ind w:firstLine="0" w:left="454"/>
+        <w:jc w:val="left"/>
+      </w:pPr>
+      <w:r>
+        <w:rPr>
+          <w:rFonts w:ascii="Times New Roman" w:hAnsi="Times New Roman" w:cs="Times New Roman" w:eastAsia="Times New Roman"/>
+          <w:b w:val="0"/>
+          <w:i w:val="0"/>
+          <w:color w:val="000000"/>
+          <w:sz w:val="26"/>
+        </w:rPr>
+        <w:t>7.1. Что это за список</w:t>
+      </w:r>
+      <w:r>
+        <w:rPr>
+          <w:rFonts w:ascii="Times New Roman" w:hAnsi="Times New Roman" w:cs="Times New Roman" w:eastAsia="Times New Roman"/>
+          <w:b w:val="0"/>
+          <w:i w:val="0"/>
+          <w:color w:val="000000"/>
+          <w:sz w:val="26"/>
+        </w:rPr>
+        <w:tab/>
+        <w:t>28</w:t>
+      </w:r>
+    </w:p>
+    <w:p>
+      <w:pPr>
+        <w:tabs>
+          <w:tab w:pos="9354" w:val="right" w:leader="dot"/>
+        </w:tabs>
+        <w:spacing w:after="0" w:line="360" w:lineRule="auto"/>
+        <w:ind w:firstLine="0" w:left="454"/>
+        <w:jc w:val="left"/>
+      </w:pPr>
+      <w:r>
+        <w:rPr>
+          <w:rFonts w:ascii="Times New Roman" w:hAnsi="Times New Roman" w:cs="Times New Roman" w:eastAsia="Times New Roman"/>
+          <w:b w:val="0"/>
+          <w:i w:val="0"/>
+          <w:color w:val="000000"/>
+          <w:sz w:val="26"/>
+        </w:rPr>
+        <w:t>7.2. Добавление автомобиля</w:t>
+      </w:r>
+      <w:r>
+        <w:rPr>
+          <w:rFonts w:ascii="Times New Roman" w:hAnsi="Times New Roman" w:cs="Times New Roman" w:eastAsia="Times New Roman"/>
+          <w:b w:val="0"/>
+          <w:i w:val="0"/>
+          <w:color w:val="000000"/>
+          <w:sz w:val="26"/>
+        </w:rPr>
+        <w:tab/>
+        <w:t>29</w:t>
+      </w:r>
+    </w:p>
+    <w:p>
+      <w:pPr>
+        <w:tabs>
+          <w:tab w:pos="9354" w:val="right" w:leader="dot"/>
+        </w:tabs>
+        <w:spacing w:after="0" w:line="360" w:lineRule="auto"/>
+        <w:ind w:firstLine="0" w:left="454"/>
+        <w:jc w:val="left"/>
+      </w:pPr>
+      <w:r>
+        <w:rPr>
+          <w:rFonts w:ascii="Times New Roman" w:hAnsi="Times New Roman" w:cs="Times New Roman" w:eastAsia="Times New Roman"/>
+          <w:b w:val="0"/>
+          <w:i w:val="0"/>
+          <w:color w:val="000000"/>
+          <w:sz w:val="26"/>
+        </w:rPr>
+        <w:t>7.3. Изменение и удаление</w:t>
+      </w:r>
+      <w:r>
+        <w:rPr>
+          <w:rFonts w:ascii="Times New Roman" w:hAnsi="Times New Roman" w:cs="Times New Roman" w:eastAsia="Times New Roman"/>
+          <w:b w:val="0"/>
+          <w:i w:val="0"/>
+          <w:color w:val="000000"/>
+          <w:sz w:val="26"/>
+        </w:rPr>
+        <w:tab/>
+        <w:t>30</w:t>
+      </w:r>
+    </w:p>
+    <w:p>
+      <w:pPr>
+        <w:tabs>
+          <w:tab w:pos="9354" w:val="right" w:leader="dot"/>
+        </w:tabs>
+        <w:spacing w:after="0" w:line="360" w:lineRule="auto"/>
+        <w:ind w:firstLine="0" w:left="454"/>
+        <w:jc w:val="left"/>
+      </w:pPr>
+      <w:r>
+        <w:rPr>
+          <w:rFonts w:ascii="Times New Roman" w:hAnsi="Times New Roman" w:cs="Times New Roman" w:eastAsia="Times New Roman"/>
+          <w:b w:val="0"/>
+          <w:i w:val="0"/>
+          <w:color w:val="000000"/>
+          <w:sz w:val="26"/>
+        </w:rPr>
+        <w:t>7.4. Карточка автомобиля</w:t>
+      </w:r>
+      <w:r>
+        <w:rPr>
+          <w:rFonts w:ascii="Times New Roman" w:hAnsi="Times New Roman" w:cs="Times New Roman" w:eastAsia="Times New Roman"/>
+          <w:b w:val="0"/>
+          <w:i w:val="0"/>
+          <w:color w:val="000000"/>
+          <w:sz w:val="26"/>
+        </w:rPr>
+        <w:tab/>
+        <w:t>31</w:t>
+      </w:r>
+    </w:p>
+    <w:p>
+      <w:pPr>
+        <w:tabs>
+          <w:tab w:pos="9354" w:val="right" w:leader="dot"/>
+        </w:tabs>
+        <w:spacing w:after="0" w:line="360" w:lineRule="auto"/>
+        <w:ind w:firstLine="0"/>
+        <w:jc w:val="left"/>
+      </w:pPr>
+      <w:r>
+        <w:rPr>
+          <w:rFonts w:ascii="Times New Roman" w:hAnsi="Times New Roman" w:cs="Times New Roman" w:eastAsia="Times New Roman"/>
+          <w:b/>
+          <w:i w:val="0"/>
+          <w:color w:val="000000"/>
+          <w:sz w:val="26"/>
+        </w:rPr>
+        <w:t>8. Личный кабинет</w:t>
+      </w:r>
+      <w:r>
+        <w:rPr>
+          <w:rFonts w:ascii="Times New Roman" w:hAnsi="Times New Roman" w:cs="Times New Roman" w:eastAsia="Times New Roman"/>
+          <w:b w:val="0"/>
+          <w:i w:val="0"/>
+          <w:color w:val="000000"/>
+          <w:sz w:val="26"/>
+        </w:rPr>
+        <w:tab/>
+        <w:t>32</w:t>
+      </w:r>
+    </w:p>
+    <w:p>
+      <w:pPr>
+        <w:tabs>
+          <w:tab w:pos="9354" w:val="right" w:leader="dot"/>
+        </w:tabs>
+        <w:spacing w:after="0" w:line="360" w:lineRule="auto"/>
+        <w:ind w:firstLine="0" w:left="454"/>
+        <w:jc w:val="left"/>
+      </w:pPr>
+      <w:r>
+        <w:rPr>
+          <w:rFonts w:ascii="Times New Roman" w:hAnsi="Times New Roman" w:cs="Times New Roman" w:eastAsia="Times New Roman"/>
+          <w:b w:val="0"/>
+          <w:i w:val="0"/>
+          <w:color w:val="000000"/>
+          <w:sz w:val="26"/>
+        </w:rPr>
+        <w:t>8.1. Что в кабинете</w:t>
+      </w:r>
+      <w:r>
+        <w:rPr>
+          <w:rFonts w:ascii="Times New Roman" w:hAnsi="Times New Roman" w:cs="Times New Roman" w:eastAsia="Times New Roman"/>
+          <w:b w:val="0"/>
+          <w:i w:val="0"/>
+          <w:color w:val="000000"/>
+          <w:sz w:val="26"/>
+        </w:rPr>
+        <w:tab/>
+        <w:t>32</w:t>
+      </w:r>
+    </w:p>
+    <w:p>
+      <w:pPr>
+        <w:tabs>
+          <w:tab w:pos="9354" w:val="right" w:leader="dot"/>
+        </w:tabs>
+        <w:spacing w:after="0" w:line="360" w:lineRule="auto"/>
+        <w:ind w:firstLine="0" w:left="454"/>
+        <w:jc w:val="left"/>
+      </w:pPr>
+      <w:r>
+        <w:rPr>
+          <w:rFonts w:ascii="Times New Roman" w:hAnsi="Times New Roman" w:cs="Times New Roman" w:eastAsia="Times New Roman"/>
+          <w:b w:val="0"/>
+          <w:i w:val="0"/>
+          <w:color w:val="000000"/>
+          <w:sz w:val="26"/>
+        </w:rPr>
+        <w:t>8.2. Согласие на обработку данных</w:t>
+      </w:r>
+      <w:r>
+        <w:rPr>
+          <w:rFonts w:ascii="Times New Roman" w:hAnsi="Times New Roman" w:cs="Times New Roman" w:eastAsia="Times New Roman"/>
+          <w:b w:val="0"/>
+          <w:i w:val="0"/>
+          <w:color w:val="000000"/>
+          <w:sz w:val="26"/>
+        </w:rPr>
+        <w:tab/>
+        <w:t>33</w:t>
+      </w:r>
+    </w:p>
+    <w:p>
+      <w:pPr>
+        <w:tabs>
+          <w:tab w:pos="9354" w:val="right" w:leader="dot"/>
+        </w:tabs>
+        <w:spacing w:after="0" w:line="360" w:lineRule="auto"/>
+        <w:ind w:firstLine="0" w:left="454"/>
+        <w:jc w:val="left"/>
+      </w:pPr>
+      <w:r>
+        <w:rPr>
+          <w:rFonts w:ascii="Times New Roman" w:hAnsi="Times New Roman" w:cs="Times New Roman" w:eastAsia="Times New Roman"/>
+          <w:b w:val="0"/>
+          <w:i w:val="0"/>
+          <w:color w:val="000000"/>
+          <w:sz w:val="26"/>
+        </w:rPr>
+        <w:t>8.3. Список заявок</w:t>
+      </w:r>
+      <w:r>
+        <w:rPr>
+          <w:rFonts w:ascii="Times New Roman" w:hAnsi="Times New Roman" w:cs="Times New Roman" w:eastAsia="Times New Roman"/>
+          <w:b w:val="0"/>
+          <w:i w:val="0"/>
+          <w:color w:val="000000"/>
+          <w:sz w:val="26"/>
+        </w:rPr>
+        <w:tab/>
+        <w:t>34</w:t>
+      </w:r>
+    </w:p>
+    <w:p>
+      <w:pPr>
+        <w:tabs>
+          <w:tab w:pos="9354" w:val="right" w:leader="dot"/>
+        </w:tabs>
+        <w:spacing w:after="0" w:line="360" w:lineRule="auto"/>
+        <w:ind w:firstLine="0" w:left="454"/>
+        <w:jc w:val="left"/>
+      </w:pPr>
+      <w:r>
+        <w:rPr>
+          <w:rFonts w:ascii="Times New Roman" w:hAnsi="Times New Roman" w:cs="Times New Roman" w:eastAsia="Times New Roman"/>
+          <w:b w:val="0"/>
+          <w:i w:val="0"/>
+          <w:color w:val="000000"/>
+          <w:sz w:val="26"/>
+        </w:rPr>
+        <w:t>8.4. Подтверждение и статус: чем отличаются</w:t>
+      </w:r>
+      <w:r>
+        <w:rPr>
+          <w:rFonts w:ascii="Times New Roman" w:hAnsi="Times New Roman" w:cs="Times New Roman" w:eastAsia="Times New Roman"/>
+          <w:b w:val="0"/>
+          <w:i w:val="0"/>
+          <w:color w:val="000000"/>
+          <w:sz w:val="26"/>
+        </w:rPr>
+        <w:tab/>
+        <w:t>34</w:t>
+      </w:r>
+    </w:p>
+    <w:p>
+      <w:pPr>
+        <w:tabs>
+          <w:tab w:pos="9354" w:val="right" w:leader="dot"/>
+        </w:tabs>
+        <w:spacing w:after="0" w:line="360" w:lineRule="auto"/>
+        <w:ind w:firstLine="0" w:left="454"/>
+        <w:jc w:val="left"/>
+      </w:pPr>
+      <w:r>
+        <w:rPr>
+          <w:rFonts w:ascii="Times New Roman" w:hAnsi="Times New Roman" w:cs="Times New Roman" w:eastAsia="Times New Roman"/>
+          <w:b w:val="0"/>
+          <w:i w:val="0"/>
+          <w:color w:val="000000"/>
+          <w:sz w:val="26"/>
+        </w:rPr>
+        <w:t>8.5. Карточка своей заявки</w:t>
+      </w:r>
+      <w:r>
+        <w:rPr>
+          <w:rFonts w:ascii="Times New Roman" w:hAnsi="Times New Roman" w:cs="Times New Roman" w:eastAsia="Times New Roman"/>
+          <w:b w:val="0"/>
+          <w:i w:val="0"/>
+          <w:color w:val="000000"/>
+          <w:sz w:val="26"/>
+        </w:rPr>
+        <w:tab/>
+        <w:t>35</w:t>
+      </w:r>
+    </w:p>
+    <w:p>
+      <w:pPr>
+        <w:tabs>
+          <w:tab w:pos="9354" w:val="right" w:leader="dot"/>
+        </w:tabs>
+        <w:spacing w:after="0" w:line="360" w:lineRule="auto"/>
+        <w:ind w:firstLine="0" w:left="454"/>
+        <w:jc w:val="left"/>
+      </w:pPr>
+      <w:r>
+        <w:rPr>
+          <w:rFonts w:ascii="Times New Roman" w:hAnsi="Times New Roman" w:cs="Times New Roman" w:eastAsia="Times New Roman"/>
+          <w:b w:val="0"/>
+          <w:i w:val="0"/>
+          <w:color w:val="000000"/>
+          <w:sz w:val="26"/>
+        </w:rPr>
+        <w:t>8.6. Дополнение поданной заявки</w:t>
+      </w:r>
+      <w:r>
+        <w:rPr>
+          <w:rFonts w:ascii="Times New Roman" w:hAnsi="Times New Roman" w:cs="Times New Roman" w:eastAsia="Times New Roman"/>
+          <w:b w:val="0"/>
+          <w:i w:val="0"/>
+          <w:color w:val="000000"/>
+          <w:sz w:val="26"/>
+        </w:rPr>
+        <w:tab/>
+        <w:t>36</w:t>
+      </w:r>
+    </w:p>
+    <w:p>
+      <w:pPr>
+        <w:tabs>
+          <w:tab w:pos="9354" w:val="right" w:leader="dot"/>
+        </w:tabs>
+        <w:spacing w:after="0" w:line="360" w:lineRule="auto"/>
+        <w:ind w:firstLine="0" w:left="454"/>
+        <w:jc w:val="left"/>
+      </w:pPr>
+      <w:r>
+        <w:rPr>
+          <w:rFonts w:ascii="Times New Roman" w:hAnsi="Times New Roman" w:cs="Times New Roman" w:eastAsia="Times New Roman"/>
+          <w:b w:val="0"/>
+          <w:i w:val="0"/>
+          <w:color w:val="000000"/>
+          <w:sz w:val="26"/>
+        </w:rPr>
+        <w:t>8.7. Отзыв заявки</w:t>
+      </w:r>
+      <w:r>
+        <w:rPr>
+          <w:rFonts w:ascii="Times New Roman" w:hAnsi="Times New Roman" w:cs="Times New Roman" w:eastAsia="Times New Roman"/>
+          <w:b w:val="0"/>
+          <w:i w:val="0"/>
+          <w:color w:val="000000"/>
+          <w:sz w:val="26"/>
+        </w:rPr>
+        <w:tab/>
+        <w:t>37</w:t>
+      </w:r>
+    </w:p>
+    <w:p>
+      <w:pPr>
+        <w:tabs>
+          <w:tab w:pos="9354" w:val="right" w:leader="dot"/>
+        </w:tabs>
+        <w:spacing w:after="0" w:line="360" w:lineRule="auto"/>
+        <w:ind w:firstLine="0" w:left="454"/>
+        <w:jc w:val="left"/>
+      </w:pPr>
+      <w:r>
+        <w:rPr>
+          <w:rFonts w:ascii="Times New Roman" w:hAnsi="Times New Roman" w:cs="Times New Roman" w:eastAsia="Times New Roman"/>
+          <w:b w:val="0"/>
+          <w:i w:val="0"/>
+          <w:color w:val="000000"/>
+          <w:sz w:val="26"/>
+        </w:rPr>
+        <w:t>8.8. Дублирование заявки</w:t>
+      </w:r>
+      <w:r>
+        <w:rPr>
+          <w:rFonts w:ascii="Times New Roman" w:hAnsi="Times New Roman" w:cs="Times New Roman" w:eastAsia="Times New Roman"/>
+          <w:b w:val="0"/>
+          <w:i w:val="0"/>
+          <w:color w:val="000000"/>
+          <w:sz w:val="26"/>
+        </w:rPr>
+        <w:tab/>
+        <w:t>38</w:t>
+      </w:r>
+    </w:p>
+    <w:p>
+      <w:pPr>
+        <w:tabs>
+          <w:tab w:pos="9354" w:val="right" w:leader="dot"/>
+        </w:tabs>
+        <w:spacing w:after="0" w:line="360" w:lineRule="auto"/>
+        <w:ind w:firstLine="0" w:left="454"/>
+        <w:jc w:val="left"/>
+      </w:pPr>
+      <w:r>
+        <w:rPr>
+          <w:rFonts w:ascii="Times New Roman" w:hAnsi="Times New Roman" w:cs="Times New Roman" w:eastAsia="Times New Roman"/>
+          <w:b w:val="0"/>
+          <w:i w:val="0"/>
+          <w:color w:val="000000"/>
+          <w:sz w:val="26"/>
+        </w:rPr>
+        <w:t>8.9. Скачивание бланков</w:t>
+      </w:r>
+      <w:r>
+        <w:rPr>
+          <w:rFonts w:ascii="Times New Roman" w:hAnsi="Times New Roman" w:cs="Times New Roman" w:eastAsia="Times New Roman"/>
+          <w:b w:val="0"/>
+          <w:i w:val="0"/>
+          <w:color w:val="000000"/>
+          <w:sz w:val="26"/>
+        </w:rPr>
+        <w:tab/>
+        <w:t>38</w:t>
+      </w:r>
+    </w:p>
+    <w:p>
+      <w:pPr>
+        <w:tabs>
+          <w:tab w:pos="9354" w:val="right" w:leader="dot"/>
+        </w:tabs>
+        <w:spacing w:after="0" w:line="360" w:lineRule="auto"/>
+        <w:ind w:firstLine="0" w:left="454"/>
+        <w:jc w:val="left"/>
+      </w:pPr>
+      <w:r>
+        <w:rPr>
+          <w:rFonts w:ascii="Times New Roman" w:hAnsi="Times New Roman" w:cs="Times New Roman" w:eastAsia="Times New Roman"/>
+          <w:b w:val="0"/>
+          <w:i w:val="0"/>
+          <w:color w:val="000000"/>
+          <w:sz w:val="26"/>
+        </w:rPr>
+        <w:t>8.10. Уведомления</w:t>
+      </w:r>
+      <w:r>
+        <w:rPr>
+          <w:rFonts w:ascii="Times New Roman" w:hAnsi="Times New Roman" w:cs="Times New Roman" w:eastAsia="Times New Roman"/>
+          <w:b w:val="0"/>
+          <w:i w:val="0"/>
+          <w:color w:val="000000"/>
+          <w:sz w:val="26"/>
+        </w:rPr>
+        <w:tab/>
+        <w:t>39</w:t>
+      </w:r>
+    </w:p>
+    <w:p>
+      <w:pPr>
+        <w:tabs>
+          <w:tab w:pos="9354" w:val="right" w:leader="dot"/>
+        </w:tabs>
+        <w:spacing w:after="0" w:line="360" w:lineRule="auto"/>
+        <w:ind w:firstLine="0" w:left="454"/>
+        <w:jc w:val="left"/>
+      </w:pPr>
+      <w:r>
+        <w:rPr>
+          <w:rFonts w:ascii="Times New Roman" w:hAnsi="Times New Roman" w:cs="Times New Roman" w:eastAsia="Times New Roman"/>
+          <w:b w:val="0"/>
+          <w:i w:val="0"/>
+          <w:color w:val="000000"/>
+          <w:sz w:val="26"/>
+        </w:rPr>
+        <w:t>8.11. Настройка уведомлений</w:t>
+      </w:r>
+      <w:r>
+        <w:rPr>
+          <w:rFonts w:ascii="Times New Roman" w:hAnsi="Times New Roman" w:cs="Times New Roman" w:eastAsia="Times New Roman"/>
+          <w:b w:val="0"/>
+          <w:i w:val="0"/>
+          <w:color w:val="000000"/>
+          <w:sz w:val="26"/>
+        </w:rPr>
+        <w:tab/>
+        <w:t>39</w:t>
       </w:r>
     </w:p>
     <w:p>
@@ -3745,7 +4551,7 @@
           <w:color w:val="000000"/>
           <w:sz w:val="28"/>
         </w:rPr>
-        <w:t>Слева выведены приветствие и текущие дата и время (1) - те, что идут на сервере системы, а не на вашем компьютере. По ним удобно сверяться, если речь о сроках.</w:t>
+        <w:t>Слева выведены приветствие и текущие дата и время (1). Часы берутся с вашего компьютера, поэтому при сомнениях в сроках сверяйтесь с датами, указанными в самой заявке.</w:t>
       </w:r>
     </w:p>
     <w:p>
@@ -4907,6 +5713,6888 @@
           <w:sz w:val="28"/>
         </w:rPr>
         <w:t xml:space="preserve"> над лентой новостей запускает обучающий тур: система подсвечивает элементы прямо на рабочем экране и объясняет их назначение. При первом входе тур запускается сам. Пройти его повторно можно в любой момент - этой же кнопкой.</w:t>
+      </w:r>
+    </w:p>
+    <w:p>
+      <w:pPr>
+        <w:pStyle w:val="Heading1"/>
+        <w:ind w:firstLine="0"/>
+      </w:pPr>
+      <w:r>
+        <w:rPr>
+          <w:rFonts w:ascii="Times New Roman" w:hAnsi="Times New Roman" w:cs="Times New Roman" w:eastAsia="Times New Roman"/>
+          <w:b/>
+          <w:i w:val="0"/>
+          <w:color w:val="000000"/>
+          <w:sz w:val="32"/>
+        </w:rPr>
+        <w:t>6. Сотрудники</w:t>
+      </w:r>
+    </w:p>
+    <w:p>
+      <w:pPr>
+        <w:pStyle w:val="Heading2"/>
+        <w:ind w:firstLine="0"/>
+      </w:pPr>
+      <w:r>
+        <w:rPr>
+          <w:rFonts w:ascii="Times New Roman" w:hAnsi="Times New Roman" w:cs="Times New Roman" w:eastAsia="Times New Roman"/>
+          <w:b/>
+          <w:i w:val="0"/>
+          <w:color w:val="000000"/>
+          <w:sz w:val="28"/>
+        </w:rPr>
+        <w:t>6.1. Что это за список</w:t>
+      </w:r>
+    </w:p>
+    <w:p>
+      <w:r>
+        <w:rPr>
+          <w:rFonts w:ascii="Times New Roman" w:hAnsi="Times New Roman" w:cs="Times New Roman" w:eastAsia="Times New Roman"/>
+          <w:b w:val="0"/>
+          <w:i w:val="0"/>
+          <w:color w:val="000000"/>
+          <w:sz w:val="28"/>
+        </w:rPr>
+        <w:t xml:space="preserve">Раздел </w:t>
+      </w:r>
+      <w:r>
+        <w:rPr>
+          <w:rFonts w:ascii="Times New Roman" w:hAnsi="Times New Roman" w:cs="Times New Roman" w:eastAsia="Times New Roman"/>
+          <w:b/>
+          <w:i w:val="0"/>
+          <w:color w:val="000000"/>
+          <w:sz w:val="28"/>
+        </w:rPr>
+        <w:t>«Сотрудники»</w:t>
+      </w:r>
+      <w:r>
+        <w:rPr>
+          <w:rFonts w:ascii="Times New Roman" w:hAnsi="Times New Roman" w:cs="Times New Roman" w:eastAsia="Times New Roman"/>
+          <w:b w:val="0"/>
+          <w:i w:val="0"/>
+          <w:color w:val="000000"/>
+          <w:sz w:val="28"/>
+        </w:rPr>
+        <w:t xml:space="preserve"> - ваш собственный перечень людей, которых вы проводите на территорию. Однажды заведённого человека не приходится вводить заново: при оформлении заявки он выбирается из этого списка.</w:t>
+      </w:r>
+    </w:p>
+    <w:p>
+      <w:r>
+        <w:rPr>
+          <w:rFonts w:ascii="Times New Roman" w:hAnsi="Times New Roman" w:cs="Times New Roman" w:eastAsia="Times New Roman"/>
+          <w:b w:val="0"/>
+          <w:i w:val="0"/>
+          <w:color w:val="000000"/>
+          <w:sz w:val="28"/>
+        </w:rPr>
+        <w:t xml:space="preserve">Пополняется список двумя путями. Первый - при подаче заявки: если в ней есть люди, которых в списке ещё нет, система перед отправкой предложит сохранить их, и после подтверждения они окажутся здесь. Отказаться тоже можно: тогда заявка уйдёт, а список не пополнится. Второй путь - завести человека заранее, кнопкой </w:t>
+      </w:r>
+      <w:r>
+        <w:rPr>
+          <w:rFonts w:ascii="Times New Roman" w:hAnsi="Times New Roman" w:cs="Times New Roman" w:eastAsia="Times New Roman"/>
+          <w:b/>
+          <w:i w:val="0"/>
+          <w:color w:val="000000"/>
+          <w:sz w:val="28"/>
+        </w:rPr>
+        <w:t>«Добавить»</w:t>
+      </w:r>
+      <w:r>
+        <w:rPr>
+          <w:rFonts w:ascii="Times New Roman" w:hAnsi="Times New Roman" w:cs="Times New Roman" w:eastAsia="Times New Roman"/>
+          <w:b w:val="0"/>
+          <w:i w:val="0"/>
+          <w:color w:val="000000"/>
+          <w:sz w:val="28"/>
+        </w:rPr>
+        <w:t>.</w:t>
+      </w:r>
+    </w:p>
+    <w:p>
+      <w:pPr>
+        <w:keepNext/>
+        <w:spacing w:before="120" w:after="40"/>
+        <w:ind w:firstLine="0"/>
+        <w:jc w:val="center"/>
+      </w:pPr>
+      <w:r>
+        <w:drawing>
+          <wp:inline xmlns:a="http://schemas.openxmlformats.org/drawingml/2006/main" xmlns:pic="http://schemas.openxmlformats.org/drawingml/2006/picture">
+            <wp:extent cx="5940000" cy="3883846"/>
+            <wp:docPr id="11" name="Picture 11"/>
+            <wp:cNvGraphicFramePr>
+              <a:graphicFrameLocks noChangeAspect="1"/>
+            </wp:cNvGraphicFramePr>
+            <a:graphic>
+              <a:graphicData uri="http://schemas.openxmlformats.org/drawingml/2006/picture">
+                <pic:pic>
+                  <pic:nvPicPr>
+                    <pic:cNvPr id="0" name="employees-list.png"/>
+                    <pic:cNvPicPr/>
+                  </pic:nvPicPr>
+                  <pic:blipFill>
+                    <a:blip r:embed="rId21"/>
+                    <a:stretch>
+                      <a:fillRect/>
+                    </a:stretch>
+                  </pic:blipFill>
+                  <pic:spPr>
+                    <a:xfrm>
+                      <a:off x="0" y="0"/>
+                      <a:ext cx="5940000" cy="3883846"/>
+                    </a:xfrm>
+                    <a:prstGeom prst="rect"/>
+                  </pic:spPr>
+                </pic:pic>
+              </a:graphicData>
+            </a:graphic>
+          </wp:inline>
+        </w:drawing>
+      </w:r>
+    </w:p>
+    <w:p>
+      <w:pPr>
+        <w:keepNext w:val="0"/>
+        <w:spacing w:line="240" w:lineRule="auto" w:before="40" w:after="200"/>
+        <w:ind w:firstLine="0"/>
+        <w:jc w:val="center"/>
+      </w:pPr>
+      <w:r>
+        <w:rPr>
+          <w:rFonts w:ascii="Times New Roman" w:hAnsi="Times New Roman" w:cs="Times New Roman" w:eastAsia="Times New Roman"/>
+          <w:b w:val="0"/>
+          <w:i/>
+          <w:color w:val="000000"/>
+          <w:sz w:val="24"/>
+        </w:rPr>
+        <w:t>Рисунок 6.1 — Раздел «Сотрудники»</w:t>
+      </w:r>
+    </w:p>
+    <w:p>
+      <w:r>
+        <w:rPr>
+          <w:rFonts w:ascii="Times New Roman" w:hAnsi="Times New Roman" w:cs="Times New Roman" w:eastAsia="Times New Roman"/>
+          <w:b w:val="0"/>
+          <w:i w:val="0"/>
+          <w:color w:val="000000"/>
+          <w:sz w:val="28"/>
+        </w:rPr>
+        <w:t xml:space="preserve">Поиск (1) и переключатель области (2) отбирают записи, кнопка </w:t>
+      </w:r>
+      <w:r>
+        <w:rPr>
+          <w:rFonts w:ascii="Times New Roman" w:hAnsi="Times New Roman" w:cs="Times New Roman" w:eastAsia="Times New Roman"/>
+          <w:b/>
+          <w:i w:val="0"/>
+          <w:color w:val="000000"/>
+          <w:sz w:val="28"/>
+        </w:rPr>
+        <w:t>«Добавить»</w:t>
+      </w:r>
+      <w:r>
+        <w:rPr>
+          <w:rFonts w:ascii="Times New Roman" w:hAnsi="Times New Roman" w:cs="Times New Roman" w:eastAsia="Times New Roman"/>
+          <w:b w:val="0"/>
+          <w:i w:val="0"/>
+          <w:color w:val="000000"/>
+          <w:sz w:val="28"/>
+        </w:rPr>
+        <w:t xml:space="preserve"> (3) открывает форму нового сотрудника. Справа (4) выведена подсказка о том, чьи записи сейчас показаны. Кнопка </w:t>
+      </w:r>
+      <w:r>
+        <w:rPr>
+          <w:rFonts w:ascii="Times New Roman" w:hAnsi="Times New Roman" w:cs="Times New Roman" w:eastAsia="Times New Roman"/>
+          <w:b/>
+          <w:i w:val="0"/>
+          <w:color w:val="000000"/>
+          <w:sz w:val="28"/>
+        </w:rPr>
+        <w:t>«Обновить»</w:t>
+      </w:r>
+      <w:r>
+        <w:rPr>
+          <w:rFonts w:ascii="Times New Roman" w:hAnsi="Times New Roman" w:cs="Times New Roman" w:eastAsia="Times New Roman"/>
+          <w:b w:val="0"/>
+          <w:i w:val="0"/>
+          <w:color w:val="000000"/>
+          <w:sz w:val="28"/>
+        </w:rPr>
+        <w:t xml:space="preserve"> рядом с «Добавить» перечитывает список с сервера.</w:t>
+      </w:r>
+    </w:p>
+    <w:tbl>
+      <w:tblPr>
+        <w:tblW w:type="auto" w:w="0"/>
+        <w:tblLayout w:type="fixed"/>
+        <w:tblLook w:firstColumn="1" w:firstRow="1" w:lastColumn="0" w:lastRow="0" w:noHBand="0" w:noVBand="1" w:val="04A0"/>
+        <w:tblLayout w:type="fixed"/>
+      </w:tblPr>
+      <w:tblGrid>
+        <w:gridCol w:w="9356"/>
+      </w:tblGrid>
+      <w:tr>
+        <w:trPr>
+          <w:cantSplit w:val="true"/>
+        </w:trPr>
+        <w:tc>
+          <w:tcPr>
+            <w:tcW w:type="dxa" w:w="9354"/>
+            <w:shd w:val="clear" w:fill="EAF1F8"/>
+            <w:tcBorders>
+              <w:left w:val="single" w:sz="24" w:color="2C6FA6"/>
+              <w:top w:val="single" w:sz="4" w:color="EAF1F8"/>
+              <w:bottom w:val="single" w:sz="4" w:color="EAF1F8"/>
+              <w:right w:val="single" w:sz="4" w:color="EAF1F8"/>
+            </w:tcBorders>
+          </w:tcPr>
+          <w:p>
+            <w:pPr>
+              <w:spacing w:line="288" w:lineRule="auto" w:after="0"/>
+              <w:ind w:firstLine="0"/>
+            </w:pPr>
+            <w:r>
+              <w:rPr>
+                <w:rFonts w:ascii="Times New Roman" w:hAnsi="Times New Roman" w:cs="Times New Roman" w:eastAsia="Times New Roman"/>
+                <w:b/>
+                <w:i w:val="0"/>
+                <w:color w:val="2C6FA6"/>
+                <w:sz w:val="26"/>
+              </w:rPr>
+              <w:t xml:space="preserve">ПРИМЕЧАНИЕ. </w:t>
+            </w:r>
+            <w:r>
+              <w:rPr>
+                <w:rFonts w:ascii="Times New Roman" w:hAnsi="Times New Roman" w:cs="Times New Roman" w:eastAsia="Times New Roman"/>
+                <w:b w:val="0"/>
+                <w:i w:val="0"/>
+                <w:color w:val="000000"/>
+                <w:sz w:val="26"/>
+              </w:rPr>
+              <w:t>Удаление человека из этого списка не отменяет и не меняет поданные заявки. Список - справочник для заполнения новых заявок, а не сами заявки.</w:t>
+            </w:r>
+          </w:p>
+        </w:tc>
+      </w:tr>
+    </w:tbl>
+    <w:p>
+      <w:pPr>
+        <w:spacing w:after="0" w:line="240" w:lineRule="auto"/>
+        <w:ind w:firstLine="0"/>
+      </w:pPr>
+      <w:r>
+        <w:rPr>
+          <w:rFonts w:ascii="Times New Roman" w:hAnsi="Times New Roman" w:cs="Times New Roman" w:eastAsia="Times New Roman"/>
+          <w:b w:val="0"/>
+          <w:i w:val="0"/>
+          <w:color w:val="000000"/>
+          <w:sz w:val="12"/>
+        </w:rPr>
+      </w:r>
+    </w:p>
+    <w:p>
+      <w:pPr>
+        <w:pStyle w:val="Heading2"/>
+        <w:ind w:firstLine="0"/>
+      </w:pPr>
+      <w:r>
+        <w:rPr>
+          <w:rFonts w:ascii="Times New Roman" w:hAnsi="Times New Roman" w:cs="Times New Roman" w:eastAsia="Times New Roman"/>
+          <w:b/>
+          <w:i w:val="0"/>
+          <w:color w:val="000000"/>
+          <w:sz w:val="28"/>
+        </w:rPr>
+        <w:t>6.2. Чьи записи показывать</w:t>
+      </w:r>
+    </w:p>
+    <w:p>
+      <w:r>
+        <w:rPr>
+          <w:rFonts w:ascii="Times New Roman" w:hAnsi="Times New Roman" w:cs="Times New Roman" w:eastAsia="Times New Roman"/>
+          <w:b w:val="0"/>
+          <w:i w:val="0"/>
+          <w:color w:val="000000"/>
+          <w:sz w:val="28"/>
+        </w:rPr>
+        <w:t>Переключатель над таблицей выбирает область:</w:t>
+      </w:r>
+    </w:p>
+    <w:p>
+      <w:pPr>
+        <w:spacing w:after="0" w:line="360" w:lineRule="auto"/>
+        <w:ind w:hanging="454" w:left="1134"/>
+        <w:jc w:val="both"/>
+      </w:pPr>
+      <w:r>
+        <w:rPr>
+          <w:rFonts w:ascii="Times New Roman" w:hAnsi="Times New Roman" w:cs="Times New Roman" w:eastAsia="Times New Roman"/>
+          <w:b w:val="0"/>
+          <w:i w:val="0"/>
+          <w:color w:val="000000"/>
+          <w:sz w:val="28"/>
+        </w:rPr>
+        <w:t>•</w:t>
+        <w:tab/>
+      </w:r>
+      <w:r>
+        <w:rPr>
+          <w:rFonts w:ascii="Times New Roman" w:hAnsi="Times New Roman" w:cs="Times New Roman" w:eastAsia="Times New Roman"/>
+          <w:b/>
+          <w:i w:val="0"/>
+          <w:color w:val="000000"/>
+          <w:sz w:val="28"/>
+        </w:rPr>
+        <w:t>«Мои сотрудники»</w:t>
+      </w:r>
+      <w:r>
+        <w:rPr>
+          <w:rFonts w:ascii="Times New Roman" w:hAnsi="Times New Roman" w:cs="Times New Roman" w:eastAsia="Times New Roman"/>
+          <w:b w:val="0"/>
+          <w:i w:val="0"/>
+          <w:color w:val="000000"/>
+          <w:sz w:val="28"/>
+        </w:rPr>
+        <w:t xml:space="preserve"> - те, кого завели лично вы. Эта область открыта по умолчанию;</w:t>
+      </w:r>
+    </w:p>
+    <w:p>
+      <w:pPr>
+        <w:spacing w:after="0" w:line="360" w:lineRule="auto"/>
+        <w:ind w:hanging="454" w:left="1134"/>
+        <w:jc w:val="both"/>
+      </w:pPr>
+      <w:r>
+        <w:rPr>
+          <w:rFonts w:ascii="Times New Roman" w:hAnsi="Times New Roman" w:cs="Times New Roman" w:eastAsia="Times New Roman"/>
+          <w:b w:val="0"/>
+          <w:i w:val="0"/>
+          <w:color w:val="000000"/>
+          <w:sz w:val="28"/>
+        </w:rPr>
+        <w:t>•</w:t>
+        <w:tab/>
+      </w:r>
+      <w:r>
+        <w:rPr>
+          <w:rFonts w:ascii="Times New Roman" w:hAnsi="Times New Roman" w:cs="Times New Roman" w:eastAsia="Times New Roman"/>
+          <w:b/>
+          <w:i w:val="0"/>
+          <w:color w:val="000000"/>
+          <w:sz w:val="28"/>
+        </w:rPr>
+        <w:t>«Сотрудники организации»</w:t>
+      </w:r>
+      <w:r>
+        <w:rPr>
+          <w:rFonts w:ascii="Times New Roman" w:hAnsi="Times New Roman" w:cs="Times New Roman" w:eastAsia="Times New Roman"/>
+          <w:b w:val="0"/>
+          <w:i w:val="0"/>
+          <w:color w:val="000000"/>
+          <w:sz w:val="28"/>
+        </w:rPr>
+        <w:t xml:space="preserve"> - все, кого завели работники вашей организации;</w:t>
+      </w:r>
+    </w:p>
+    <w:p>
+      <w:pPr>
+        <w:spacing w:after="0" w:line="360" w:lineRule="auto"/>
+        <w:ind w:hanging="454" w:left="1134"/>
+        <w:jc w:val="both"/>
+      </w:pPr>
+      <w:r>
+        <w:rPr>
+          <w:rFonts w:ascii="Times New Roman" w:hAnsi="Times New Roman" w:cs="Times New Roman" w:eastAsia="Times New Roman"/>
+          <w:b w:val="0"/>
+          <w:i w:val="0"/>
+          <w:color w:val="000000"/>
+          <w:sz w:val="28"/>
+        </w:rPr>
+        <w:t>•</w:t>
+        <w:tab/>
+      </w:r>
+      <w:r>
+        <w:rPr>
+          <w:rFonts w:ascii="Times New Roman" w:hAnsi="Times New Roman" w:cs="Times New Roman" w:eastAsia="Times New Roman"/>
+          <w:b/>
+          <w:i w:val="0"/>
+          <w:color w:val="000000"/>
+          <w:sz w:val="28"/>
+        </w:rPr>
+        <w:t>«Сотрудники компании»</w:t>
+      </w:r>
+      <w:r>
+        <w:rPr>
+          <w:rFonts w:ascii="Times New Roman" w:hAnsi="Times New Roman" w:cs="Times New Roman" w:eastAsia="Times New Roman"/>
+          <w:b w:val="0"/>
+          <w:i w:val="0"/>
+          <w:color w:val="000000"/>
+          <w:sz w:val="28"/>
+        </w:rPr>
+        <w:t xml:space="preserve"> - то же самое для компании.</w:t>
+      </w:r>
+    </w:p>
+    <w:p>
+      <w:r>
+        <w:rPr>
+          <w:rFonts w:ascii="Times New Roman" w:hAnsi="Times New Roman" w:cs="Times New Roman" w:eastAsia="Times New Roman"/>
+          <w:b w:val="0"/>
+          <w:i w:val="0"/>
+          <w:color w:val="000000"/>
+          <w:sz w:val="28"/>
+        </w:rPr>
+        <w:t>Две последние кнопки появляются, только если вы состоите в организации или в компании. Заголовок таблицы меняется вместе с областью, и на рисунках в этом разделе выбрана область «Сотрудники организации».</w:t>
+      </w:r>
+    </w:p>
+    <w:p>
+      <w:r>
+        <w:rPr>
+          <w:rFonts w:ascii="Times New Roman" w:hAnsi="Times New Roman" w:cs="Times New Roman" w:eastAsia="Times New Roman"/>
+          <w:b w:val="0"/>
+          <w:i w:val="0"/>
+          <w:color w:val="000000"/>
+          <w:sz w:val="28"/>
+        </w:rPr>
+        <w:t xml:space="preserve">Столбцы </w:t>
+      </w:r>
+      <w:r>
+        <w:rPr>
+          <w:rFonts w:ascii="Times New Roman" w:hAnsi="Times New Roman" w:cs="Times New Roman" w:eastAsia="Times New Roman"/>
+          <w:b/>
+          <w:i w:val="0"/>
+          <w:color w:val="000000"/>
+          <w:sz w:val="28"/>
+        </w:rPr>
+        <w:t>«Организация»</w:t>
+      </w:r>
+      <w:r>
+        <w:rPr>
+          <w:rFonts w:ascii="Times New Roman" w:hAnsi="Times New Roman" w:cs="Times New Roman" w:eastAsia="Times New Roman"/>
+          <w:b w:val="0"/>
+          <w:i w:val="0"/>
+          <w:color w:val="000000"/>
+          <w:sz w:val="28"/>
+        </w:rPr>
+        <w:t xml:space="preserve"> и </w:t>
+      </w:r>
+      <w:r>
+        <w:rPr>
+          <w:rFonts w:ascii="Times New Roman" w:hAnsi="Times New Roman" w:cs="Times New Roman" w:eastAsia="Times New Roman"/>
+          <w:b/>
+          <w:i w:val="0"/>
+          <w:color w:val="000000"/>
+          <w:sz w:val="28"/>
+        </w:rPr>
+        <w:t>«Компания»</w:t>
+      </w:r>
+      <w:r>
+        <w:rPr>
+          <w:rFonts w:ascii="Times New Roman" w:hAnsi="Times New Roman" w:cs="Times New Roman" w:eastAsia="Times New Roman"/>
+          <w:b w:val="0"/>
+          <w:i w:val="0"/>
+          <w:color w:val="000000"/>
+          <w:sz w:val="28"/>
+        </w:rPr>
+        <w:t xml:space="preserve"> появляются в таблице только в соответствующей области: в списке своих записей они не нужны.</w:t>
+      </w:r>
+    </w:p>
+    <w:tbl>
+      <w:tblPr>
+        <w:tblW w:type="auto" w:w="0"/>
+        <w:tblLayout w:type="fixed"/>
+        <w:tblLook w:firstColumn="1" w:firstRow="1" w:lastColumn="0" w:lastRow="0" w:noHBand="0" w:noVBand="1" w:val="04A0"/>
+        <w:tblLayout w:type="fixed"/>
+      </w:tblPr>
+      <w:tblGrid>
+        <w:gridCol w:w="9356"/>
+      </w:tblGrid>
+      <w:tr>
+        <w:trPr>
+          <w:cantSplit w:val="true"/>
+        </w:trPr>
+        <w:tc>
+          <w:tcPr>
+            <w:tcW w:type="dxa" w:w="9354"/>
+            <w:shd w:val="clear" w:fill="EAF1F8"/>
+            <w:tcBorders>
+              <w:left w:val="single" w:sz="24" w:color="2C6FA6"/>
+              <w:top w:val="single" w:sz="4" w:color="EAF1F8"/>
+              <w:bottom w:val="single" w:sz="4" w:color="EAF1F8"/>
+              <w:right w:val="single" w:sz="4" w:color="EAF1F8"/>
+            </w:tcBorders>
+          </w:tcPr>
+          <w:p>
+            <w:pPr>
+              <w:spacing w:line="288" w:lineRule="auto" w:after="0"/>
+              <w:ind w:firstLine="0"/>
+            </w:pPr>
+            <w:r>
+              <w:rPr>
+                <w:rFonts w:ascii="Times New Roman" w:hAnsi="Times New Roman" w:cs="Times New Roman" w:eastAsia="Times New Roman"/>
+                <w:b/>
+                <w:i w:val="0"/>
+                <w:color w:val="2C6FA6"/>
+                <w:sz w:val="26"/>
+              </w:rPr>
+              <w:t xml:space="preserve">ПРИМЕЧАНИЕ. </w:t>
+            </w:r>
+            <w:r>
+              <w:rPr>
+                <w:rFonts w:ascii="Times New Roman" w:hAnsi="Times New Roman" w:cs="Times New Roman" w:eastAsia="Times New Roman"/>
+                <w:b w:val="0"/>
+                <w:i w:val="0"/>
+                <w:color w:val="000000"/>
+                <w:sz w:val="26"/>
+              </w:rPr>
+              <w:t xml:space="preserve">Бюро пропусков может выдать работнику право видеть всех сотрудников системы. Тогда появляется четвёртая кнопка, </w:t>
+            </w:r>
+            <w:r>
+              <w:rPr>
+                <w:rFonts w:ascii="Times New Roman" w:hAnsi="Times New Roman" w:cs="Times New Roman" w:eastAsia="Times New Roman"/>
+                <w:b/>
+                <w:i w:val="0"/>
+                <w:color w:val="000000"/>
+                <w:sz w:val="26"/>
+              </w:rPr>
+              <w:t>«Все сотрудники системы»</w:t>
+            </w:r>
+            <w:r>
+              <w:rPr>
+                <w:rFonts w:ascii="Times New Roman" w:hAnsi="Times New Roman" w:cs="Times New Roman" w:eastAsia="Times New Roman"/>
+                <w:b w:val="0"/>
+                <w:i w:val="0"/>
+                <w:color w:val="000000"/>
+                <w:sz w:val="26"/>
+              </w:rPr>
+              <w:t>, и в этой области возможен только просмотр: ни добавить, ни изменить, ни удалить записи там нельзя.</w:t>
+            </w:r>
+          </w:p>
+        </w:tc>
+      </w:tr>
+    </w:tbl>
+    <w:p>
+      <w:pPr>
+        <w:spacing w:after="0" w:line="240" w:lineRule="auto"/>
+        <w:ind w:firstLine="0"/>
+      </w:pPr>
+      <w:r>
+        <w:rPr>
+          <w:rFonts w:ascii="Times New Roman" w:hAnsi="Times New Roman" w:cs="Times New Roman" w:eastAsia="Times New Roman"/>
+          <w:b w:val="0"/>
+          <w:i w:val="0"/>
+          <w:color w:val="000000"/>
+          <w:sz w:val="12"/>
+        </w:rPr>
+      </w:r>
+    </w:p>
+    <w:p>
+      <w:pPr>
+        <w:pStyle w:val="Heading2"/>
+        <w:ind w:firstLine="0"/>
+      </w:pPr>
+      <w:r>
+        <w:rPr>
+          <w:rFonts w:ascii="Times New Roman" w:hAnsi="Times New Roman" w:cs="Times New Roman" w:eastAsia="Times New Roman"/>
+          <w:b/>
+          <w:i w:val="0"/>
+          <w:color w:val="000000"/>
+          <w:sz w:val="28"/>
+        </w:rPr>
+        <w:t>6.3. Поиск, сортировка и порядок строк</w:t>
+      </w:r>
+    </w:p>
+    <w:p>
+      <w:pPr>
+        <w:keepNext/>
+        <w:spacing w:before="120" w:after="40"/>
+        <w:ind w:firstLine="0"/>
+        <w:jc w:val="center"/>
+      </w:pPr>
+      <w:r>
+        <w:drawing>
+          <wp:inline xmlns:a="http://schemas.openxmlformats.org/drawingml/2006/main" xmlns:pic="http://schemas.openxmlformats.org/drawingml/2006/picture">
+            <wp:extent cx="5940000" cy="1151446"/>
+            <wp:docPr id="12" name="Picture 12"/>
+            <wp:cNvGraphicFramePr>
+              <a:graphicFrameLocks noChangeAspect="1"/>
+            </wp:cNvGraphicFramePr>
+            <a:graphic>
+              <a:graphicData uri="http://schemas.openxmlformats.org/drawingml/2006/picture">
+                <pic:pic>
+                  <pic:nvPicPr>
+                    <pic:cNvPr id="0" name="employees-row.png"/>
+                    <pic:cNvPicPr/>
+                  </pic:nvPicPr>
+                  <pic:blipFill>
+                    <a:blip r:embed="rId22"/>
+                    <a:stretch>
+                      <a:fillRect/>
+                    </a:stretch>
+                  </pic:blipFill>
+                  <pic:spPr>
+                    <a:xfrm>
+                      <a:off x="0" y="0"/>
+                      <a:ext cx="5940000" cy="1151446"/>
+                    </a:xfrm>
+                    <a:prstGeom prst="rect"/>
+                  </pic:spPr>
+                </pic:pic>
+              </a:graphicData>
+            </a:graphic>
+          </wp:inline>
+        </w:drawing>
+      </w:r>
+    </w:p>
+    <w:p>
+      <w:pPr>
+        <w:keepNext w:val="0"/>
+        <w:spacing w:line="240" w:lineRule="auto" w:before="40" w:after="200"/>
+        <w:ind w:firstLine="0"/>
+        <w:jc w:val="center"/>
+      </w:pPr>
+      <w:r>
+        <w:rPr>
+          <w:rFonts w:ascii="Times New Roman" w:hAnsi="Times New Roman" w:cs="Times New Roman" w:eastAsia="Times New Roman"/>
+          <w:b w:val="0"/>
+          <w:i/>
+          <w:color w:val="000000"/>
+          <w:sz w:val="24"/>
+        </w:rPr>
+        <w:t>Рисунок 6.2 — Заголовок таблицы и строка сотрудника</w:t>
+      </w:r>
+    </w:p>
+    <w:p>
+      <w:r>
+        <w:rPr>
+          <w:rFonts w:ascii="Times New Roman" w:hAnsi="Times New Roman" w:cs="Times New Roman" w:eastAsia="Times New Roman"/>
+          <w:b w:val="0"/>
+          <w:i w:val="0"/>
+          <w:color w:val="000000"/>
+          <w:sz w:val="28"/>
+        </w:rPr>
+        <w:t>Нажатие на заголовок столбца (1) сортирует список по этому столбцу; повторное нажатие меняет порядок на обратный. Сортировать можно по номеру, фамилии, должности, состоянию и по названию организации или компании.</w:t>
+      </w:r>
+    </w:p>
+    <w:p>
+      <w:r>
+        <w:rPr>
+          <w:rFonts w:ascii="Times New Roman" w:hAnsi="Times New Roman" w:cs="Times New Roman" w:eastAsia="Times New Roman"/>
+          <w:b w:val="0"/>
+          <w:i w:val="0"/>
+          <w:color w:val="000000"/>
+          <w:sz w:val="28"/>
+        </w:rPr>
+        <w:t>Поиск в поле над таблицей ищет по фамилии, имени, отчеству, должности, гражданству, названию организации и компании. Точного написания не требуется: находит при опечатке и при наборе не в той раскладке клавиатуры.</w:t>
+      </w:r>
+    </w:p>
+    <w:p>
+      <w:r>
+        <w:rPr>
+          <w:rFonts w:ascii="Times New Roman" w:hAnsi="Times New Roman" w:cs="Times New Roman" w:eastAsia="Times New Roman"/>
+          <w:b w:val="0"/>
+          <w:i w:val="0"/>
+          <w:color w:val="000000"/>
+          <w:sz w:val="28"/>
+        </w:rPr>
+        <w:t xml:space="preserve">Столбец </w:t>
+      </w:r>
+      <w:r>
+        <w:rPr>
+          <w:rFonts w:ascii="Times New Roman" w:hAnsi="Times New Roman" w:cs="Times New Roman" w:eastAsia="Times New Roman"/>
+          <w:b/>
+          <w:i w:val="0"/>
+          <w:color w:val="000000"/>
+          <w:sz w:val="28"/>
+        </w:rPr>
+        <w:t>«Статус»</w:t>
+      </w:r>
+      <w:r>
+        <w:rPr>
+          <w:rFonts w:ascii="Times New Roman" w:hAnsi="Times New Roman" w:cs="Times New Roman" w:eastAsia="Times New Roman"/>
+          <w:b w:val="0"/>
+          <w:i w:val="0"/>
+          <w:color w:val="000000"/>
+          <w:sz w:val="28"/>
+        </w:rPr>
+        <w:t xml:space="preserve"> (2) показывает, есть ли у человека действующий пропуск: </w:t>
+      </w:r>
+      <w:r>
+        <w:rPr>
+          <w:rFonts w:ascii="Times New Roman" w:hAnsi="Times New Roman" w:cs="Times New Roman" w:eastAsia="Times New Roman"/>
+          <w:b/>
+          <w:i w:val="0"/>
+          <w:color w:val="000000"/>
+          <w:sz w:val="28"/>
+        </w:rPr>
+        <w:t>«Активен»</w:t>
+      </w:r>
+      <w:r>
+        <w:rPr>
+          <w:rFonts w:ascii="Times New Roman" w:hAnsi="Times New Roman" w:cs="Times New Roman" w:eastAsia="Times New Roman"/>
+          <w:b w:val="0"/>
+          <w:i w:val="0"/>
+          <w:color w:val="000000"/>
+          <w:sz w:val="28"/>
+        </w:rPr>
+        <w:t xml:space="preserve"> - он вписан в заявку, которая уже в работе или завершена, и срок её ещё не истёк; </w:t>
+      </w:r>
+      <w:r>
+        <w:rPr>
+          <w:rFonts w:ascii="Times New Roman" w:hAnsi="Times New Roman" w:cs="Times New Roman" w:eastAsia="Times New Roman"/>
+          <w:b/>
+          <w:i w:val="0"/>
+          <w:color w:val="000000"/>
+          <w:sz w:val="28"/>
+        </w:rPr>
+        <w:t>«Неактивен»</w:t>
+      </w:r>
+      <w:r>
+        <w:rPr>
+          <w:rFonts w:ascii="Times New Roman" w:hAnsi="Times New Roman" w:cs="Times New Roman" w:eastAsia="Times New Roman"/>
+          <w:b w:val="0"/>
+          <w:i w:val="0"/>
+          <w:color w:val="000000"/>
+          <w:sz w:val="28"/>
+        </w:rPr>
+        <w:t xml:space="preserve"> - такой заявки нет. Вместо состояния может стоять отметка </w:t>
+      </w:r>
+      <w:r>
+        <w:rPr>
+          <w:rFonts w:ascii="Times New Roman" w:hAnsi="Times New Roman" w:cs="Times New Roman" w:eastAsia="Times New Roman"/>
+          <w:b/>
+          <w:i w:val="0"/>
+          <w:color w:val="000000"/>
+          <w:sz w:val="28"/>
+        </w:rPr>
+        <w:t>«Чёрный список»</w:t>
+      </w:r>
+      <w:r>
+        <w:rPr>
+          <w:rFonts w:ascii="Times New Roman" w:hAnsi="Times New Roman" w:cs="Times New Roman" w:eastAsia="Times New Roman"/>
+          <w:b w:val="0"/>
+          <w:i w:val="0"/>
+          <w:color w:val="000000"/>
+          <w:sz w:val="28"/>
+        </w:rPr>
+        <w:t>: человеку запрещён доступ на территорию, и заявку с ним не согласуют.</w:t>
+      </w:r>
+    </w:p>
+    <w:p>
+      <w:r>
+        <w:rPr>
+          <w:rFonts w:ascii="Times New Roman" w:hAnsi="Times New Roman" w:cs="Times New Roman" w:eastAsia="Times New Roman"/>
+          <w:b w:val="0"/>
+          <w:i w:val="0"/>
+          <w:color w:val="000000"/>
+          <w:sz w:val="28"/>
+        </w:rPr>
+        <w:t xml:space="preserve">Столбец </w:t>
+      </w:r>
+      <w:r>
+        <w:rPr>
+          <w:rFonts w:ascii="Times New Roman" w:hAnsi="Times New Roman" w:cs="Times New Roman" w:eastAsia="Times New Roman"/>
+          <w:b/>
+          <w:i w:val="0"/>
+          <w:color w:val="000000"/>
+          <w:sz w:val="28"/>
+        </w:rPr>
+        <w:t>«Действия»</w:t>
+      </w:r>
+      <w:r>
+        <w:rPr>
+          <w:rFonts w:ascii="Times New Roman" w:hAnsi="Times New Roman" w:cs="Times New Roman" w:eastAsia="Times New Roman"/>
+          <w:b w:val="0"/>
+          <w:i w:val="0"/>
+          <w:color w:val="000000"/>
+          <w:sz w:val="28"/>
+        </w:rPr>
+        <w:t xml:space="preserve"> (3) содержит значок шестерёнки - изменение записи, и значок корзины - удаление. Вместо них может быть надпись </w:t>
+      </w:r>
+      <w:r>
+        <w:rPr>
+          <w:rFonts w:ascii="Times New Roman" w:hAnsi="Times New Roman" w:cs="Times New Roman" w:eastAsia="Times New Roman"/>
+          <w:b/>
+          <w:i w:val="0"/>
+          <w:color w:val="000000"/>
+          <w:sz w:val="28"/>
+        </w:rPr>
+        <w:t>«Только просмотр»</w:t>
+      </w:r>
+      <w:r>
+        <w:rPr>
+          <w:rFonts w:ascii="Times New Roman" w:hAnsi="Times New Roman" w:cs="Times New Roman" w:eastAsia="Times New Roman"/>
+          <w:b w:val="0"/>
+          <w:i w:val="0"/>
+          <w:color w:val="000000"/>
+          <w:sz w:val="28"/>
+        </w:rPr>
+        <w:t>: так помечены записи, которые вам менять нельзя (см. подраздел 6.7).</w:t>
+      </w:r>
+    </w:p>
+    <w:p>
+      <w:r>
+        <w:rPr>
+          <w:rFonts w:ascii="Times New Roman" w:hAnsi="Times New Roman" w:cs="Times New Roman" w:eastAsia="Times New Roman"/>
+          <w:b w:val="0"/>
+          <w:i w:val="0"/>
+          <w:color w:val="000000"/>
+          <w:sz w:val="28"/>
+        </w:rPr>
+        <w:t>Под таблицей выводится счёт: сколько строк показано и сколько их всего. Длинный список подгружается по мере прокрутки, отдельной кнопки для этого нет.</w:t>
+      </w:r>
+    </w:p>
+    <w:p>
+      <w:pPr>
+        <w:pStyle w:val="Heading2"/>
+        <w:ind w:firstLine="0"/>
+      </w:pPr>
+      <w:r>
+        <w:rPr>
+          <w:rFonts w:ascii="Times New Roman" w:hAnsi="Times New Roman" w:cs="Times New Roman" w:eastAsia="Times New Roman"/>
+          <w:b/>
+          <w:i w:val="0"/>
+          <w:color w:val="000000"/>
+          <w:sz w:val="28"/>
+        </w:rPr>
+        <w:t>6.4. Добавление сотрудника</w:t>
+      </w:r>
+    </w:p>
+    <w:p>
+      <w:r>
+        <w:rPr>
+          <w:rFonts w:ascii="Times New Roman" w:hAnsi="Times New Roman" w:cs="Times New Roman" w:eastAsia="Times New Roman"/>
+          <w:b w:val="0"/>
+          <w:i w:val="0"/>
+          <w:color w:val="000000"/>
+          <w:sz w:val="28"/>
+        </w:rPr>
+        <w:t xml:space="preserve">Нажмите </w:t>
+      </w:r>
+      <w:r>
+        <w:rPr>
+          <w:rFonts w:ascii="Times New Roman" w:hAnsi="Times New Roman" w:cs="Times New Roman" w:eastAsia="Times New Roman"/>
+          <w:b/>
+          <w:i w:val="0"/>
+          <w:color w:val="000000"/>
+          <w:sz w:val="28"/>
+        </w:rPr>
+        <w:t>«Добавить»</w:t>
+      </w:r>
+      <w:r>
+        <w:rPr>
+          <w:rFonts w:ascii="Times New Roman" w:hAnsi="Times New Roman" w:cs="Times New Roman" w:eastAsia="Times New Roman"/>
+          <w:b w:val="0"/>
+          <w:i w:val="0"/>
+          <w:color w:val="000000"/>
+          <w:sz w:val="28"/>
+        </w:rPr>
+        <w:t xml:space="preserve"> над таблицей. Откроется форма нового сотрудника.</w:t>
+      </w:r>
+    </w:p>
+    <w:p>
+      <w:pPr>
+        <w:keepNext/>
+        <w:spacing w:before="120" w:after="40"/>
+        <w:ind w:firstLine="0"/>
+        <w:jc w:val="center"/>
+      </w:pPr>
+      <w:r>
+        <w:drawing>
+          <wp:inline xmlns:a="http://schemas.openxmlformats.org/drawingml/2006/main" xmlns:pic="http://schemas.openxmlformats.org/drawingml/2006/picture">
+            <wp:extent cx="4998720" cy="3395472"/>
+            <wp:docPr id="13" name="Picture 13"/>
+            <wp:cNvGraphicFramePr>
+              <a:graphicFrameLocks noChangeAspect="1"/>
+            </wp:cNvGraphicFramePr>
+            <a:graphic>
+              <a:graphicData uri="http://schemas.openxmlformats.org/drawingml/2006/picture">
+                <pic:pic>
+                  <pic:nvPicPr>
+                    <pic:cNvPr id="0" name="employee-add.png"/>
+                    <pic:cNvPicPr/>
+                  </pic:nvPicPr>
+                  <pic:blipFill>
+                    <a:blip r:embed="rId23"/>
+                    <a:stretch>
+                      <a:fillRect/>
+                    </a:stretch>
+                  </pic:blipFill>
+                  <pic:spPr>
+                    <a:xfrm>
+                      <a:off x="0" y="0"/>
+                      <a:ext cx="4998720" cy="3395472"/>
+                    </a:xfrm>
+                    <a:prstGeom prst="rect"/>
+                  </pic:spPr>
+                </pic:pic>
+              </a:graphicData>
+            </a:graphic>
+          </wp:inline>
+        </w:drawing>
+      </w:r>
+    </w:p>
+    <w:p>
+      <w:pPr>
+        <w:keepNext w:val="0"/>
+        <w:spacing w:line="240" w:lineRule="auto" w:before="40" w:after="200"/>
+        <w:ind w:firstLine="0"/>
+        <w:jc w:val="center"/>
+      </w:pPr>
+      <w:r>
+        <w:rPr>
+          <w:rFonts w:ascii="Times New Roman" w:hAnsi="Times New Roman" w:cs="Times New Roman" w:eastAsia="Times New Roman"/>
+          <w:b w:val="0"/>
+          <w:i/>
+          <w:color w:val="000000"/>
+          <w:sz w:val="24"/>
+        </w:rPr>
+        <w:t>Рисунок 6.3 — Форма добавления сотрудника</w:t>
+      </w:r>
+    </w:p>
+    <w:p>
+      <w:r>
+        <w:rPr>
+          <w:rFonts w:ascii="Times New Roman" w:hAnsi="Times New Roman" w:cs="Times New Roman" w:eastAsia="Times New Roman"/>
+          <w:b w:val="0"/>
+          <w:i w:val="0"/>
+          <w:color w:val="000000"/>
+          <w:sz w:val="28"/>
+        </w:rPr>
+        <w:t>Заполните поля:</w:t>
+      </w:r>
+    </w:p>
+    <w:p>
+      <w:pPr>
+        <w:keepNext/>
+        <w:spacing w:line="240" w:lineRule="auto" w:before="160" w:after="80"/>
+        <w:ind w:firstLine="0"/>
+        <w:jc w:val="left"/>
+      </w:pPr>
+      <w:r>
+        <w:rPr>
+          <w:rFonts w:ascii="Times New Roman" w:hAnsi="Times New Roman" w:cs="Times New Roman" w:eastAsia="Times New Roman"/>
+          <w:b w:val="0"/>
+          <w:i/>
+          <w:color w:val="000000"/>
+          <w:sz w:val="24"/>
+        </w:rPr>
+        <w:t>Таблица 6.1 — Поля формы сотрудника</w:t>
+      </w:r>
+    </w:p>
+    <w:tbl>
+      <w:tblPr>
+        <w:tblStyle w:val="TableGrid"/>
+        <w:tblW w:type="auto" w:w="0"/>
+        <w:jc w:val="center"/>
+        <w:tblLayout w:type="fixed"/>
+        <w:tblLook w:firstColumn="1" w:firstRow="1" w:lastColumn="0" w:lastRow="0" w:noHBand="0" w:noVBand="1" w:val="04A0"/>
+        <w:tblLayout w:type="fixed"/>
+      </w:tblPr>
+      <w:tblGrid>
+        <w:gridCol w:w="1843"/>
+        <w:gridCol w:w="1984"/>
+        <w:gridCol w:w="5528"/>
+      </w:tblGrid>
+      <w:tr>
+        <w:trPr>
+          <w:tblHeader w:val="true"/>
+          <w:cantSplit w:val="true"/>
+        </w:trPr>
+        <w:tc>
+          <w:tcPr>
+            <w:tcW w:type="dxa" w:w="1843"/>
+            <w:shd w:val="clear" w:fill="E8E8E8"/>
+          </w:tcPr>
+          <w:p>
+            <w:pPr>
+              <w:keepNext/>
+              <w:spacing w:line="240" w:lineRule="auto" w:after="0"/>
+              <w:ind w:firstLine="0"/>
+              <w:jc w:val="left"/>
+            </w:pPr>
+            <w:r>
+              <w:rPr>
+                <w:rFonts w:ascii="Times New Roman" w:hAnsi="Times New Roman" w:cs="Times New Roman" w:eastAsia="Times New Roman"/>
+                <w:b/>
+                <w:i w:val="0"/>
+                <w:color w:val="000000"/>
+                <w:sz w:val="24"/>
+              </w:rPr>
+              <w:t>Поле</w:t>
+            </w:r>
+          </w:p>
+        </w:tc>
+        <w:tc>
+          <w:tcPr>
+            <w:tcW w:type="dxa" w:w="1984"/>
+            <w:shd w:val="clear" w:fill="E8E8E8"/>
+          </w:tcPr>
+          <w:p>
+            <w:pPr>
+              <w:keepNext/>
+              <w:spacing w:line="240" w:lineRule="auto" w:after="0"/>
+              <w:ind w:firstLine="0"/>
+              <w:jc w:val="left"/>
+            </w:pPr>
+            <w:r>
+              <w:rPr>
+                <w:rFonts w:ascii="Times New Roman" w:hAnsi="Times New Roman" w:cs="Times New Roman" w:eastAsia="Times New Roman"/>
+                <w:b/>
+                <w:i w:val="0"/>
+                <w:color w:val="000000"/>
+                <w:sz w:val="24"/>
+              </w:rPr>
+              <w:t>Обязательное</w:t>
+            </w:r>
+          </w:p>
+        </w:tc>
+        <w:tc>
+          <w:tcPr>
+            <w:tcW w:type="dxa" w:w="5528"/>
+            <w:shd w:val="clear" w:fill="E8E8E8"/>
+          </w:tcPr>
+          <w:p>
+            <w:pPr>
+              <w:keepNext/>
+              <w:spacing w:line="240" w:lineRule="auto" w:after="0"/>
+              <w:ind w:firstLine="0"/>
+              <w:jc w:val="left"/>
+            </w:pPr>
+            <w:r>
+              <w:rPr>
+                <w:rFonts w:ascii="Times New Roman" w:hAnsi="Times New Roman" w:cs="Times New Roman" w:eastAsia="Times New Roman"/>
+                <w:b/>
+                <w:i w:val="0"/>
+                <w:color w:val="000000"/>
+                <w:sz w:val="24"/>
+              </w:rPr>
+              <w:t>Что вводится</w:t>
+            </w:r>
+          </w:p>
+        </w:tc>
+      </w:tr>
+      <w:tr>
+        <w:trPr>
+          <w:cantSplit w:val="true"/>
+        </w:trPr>
+        <w:tc>
+          <w:tcPr>
+            <w:tcW w:type="dxa" w:w="1843"/>
+          </w:tcPr>
+          <w:p>
+            <w:pPr>
+              <w:spacing w:line="240" w:lineRule="auto" w:after="0"/>
+              <w:ind w:firstLine="0"/>
+              <w:jc w:val="left"/>
+            </w:pPr>
+            <w:r>
+              <w:rPr>
+                <w:rFonts w:ascii="Times New Roman" w:hAnsi="Times New Roman" w:cs="Times New Roman" w:eastAsia="Times New Roman"/>
+                <w:b w:val="0"/>
+                <w:i w:val="0"/>
+                <w:color w:val="000000"/>
+                <w:sz w:val="24"/>
+              </w:rPr>
+              <w:t>Гражданство (1)</w:t>
+            </w:r>
+          </w:p>
+        </w:tc>
+        <w:tc>
+          <w:tcPr>
+            <w:tcW w:type="dxa" w:w="1984"/>
+          </w:tcPr>
+          <w:p>
+            <w:pPr>
+              <w:spacing w:line="240" w:lineRule="auto" w:after="0"/>
+              <w:ind w:firstLine="0"/>
+              <w:jc w:val="left"/>
+            </w:pPr>
+            <w:r>
+              <w:rPr>
+                <w:rFonts w:ascii="Times New Roman" w:hAnsi="Times New Roman" w:cs="Times New Roman" w:eastAsia="Times New Roman"/>
+                <w:b w:val="0"/>
+                <w:i w:val="0"/>
+                <w:color w:val="000000"/>
+                <w:sz w:val="24"/>
+              </w:rPr>
+              <w:t>да</w:t>
+            </w:r>
+          </w:p>
+        </w:tc>
+        <w:tc>
+          <w:tcPr>
+            <w:tcW w:type="dxa" w:w="5528"/>
+          </w:tcPr>
+          <w:p>
+            <w:pPr>
+              <w:spacing w:line="240" w:lineRule="auto" w:after="0"/>
+              <w:ind w:firstLine="0"/>
+              <w:jc w:val="left"/>
+            </w:pPr>
+            <w:r>
+              <w:rPr>
+                <w:rFonts w:ascii="Times New Roman" w:hAnsi="Times New Roman" w:cs="Times New Roman" w:eastAsia="Times New Roman"/>
+                <w:b w:val="0"/>
+                <w:i w:val="0"/>
+                <w:color w:val="000000"/>
+                <w:sz w:val="24"/>
+              </w:rPr>
+              <w:t>Выбор из списка, который ведёт бюро пропусков; один из вариантов выбран заранее. От гражданства зависит, потребуется ли патент</w:t>
+            </w:r>
+          </w:p>
+        </w:tc>
+      </w:tr>
+      <w:tr>
+        <w:trPr>
+          <w:cantSplit w:val="true"/>
+        </w:trPr>
+        <w:tc>
+          <w:tcPr>
+            <w:tcW w:type="dxa" w:w="1843"/>
+          </w:tcPr>
+          <w:p>
+            <w:pPr>
+              <w:spacing w:line="240" w:lineRule="auto" w:after="0"/>
+              <w:ind w:firstLine="0"/>
+              <w:jc w:val="left"/>
+            </w:pPr>
+            <w:r>
+              <w:rPr>
+                <w:rFonts w:ascii="Times New Roman" w:hAnsi="Times New Roman" w:cs="Times New Roman" w:eastAsia="Times New Roman"/>
+                <w:b w:val="0"/>
+                <w:i w:val="0"/>
+                <w:color w:val="000000"/>
+                <w:sz w:val="24"/>
+              </w:rPr>
+              <w:t>Фамилия (2)</w:t>
+            </w:r>
+          </w:p>
+        </w:tc>
+        <w:tc>
+          <w:tcPr>
+            <w:tcW w:type="dxa" w:w="1984"/>
+          </w:tcPr>
+          <w:p>
+            <w:pPr>
+              <w:spacing w:line="240" w:lineRule="auto" w:after="0"/>
+              <w:ind w:firstLine="0"/>
+              <w:jc w:val="left"/>
+            </w:pPr>
+            <w:r>
+              <w:rPr>
+                <w:rFonts w:ascii="Times New Roman" w:hAnsi="Times New Roman" w:cs="Times New Roman" w:eastAsia="Times New Roman"/>
+                <w:b w:val="0"/>
+                <w:i w:val="0"/>
+                <w:color w:val="000000"/>
+                <w:sz w:val="24"/>
+              </w:rPr>
+              <w:t>да</w:t>
+            </w:r>
+          </w:p>
+        </w:tc>
+        <w:tc>
+          <w:tcPr>
+            <w:tcW w:type="dxa" w:w="5528"/>
+          </w:tcPr>
+          <w:p>
+            <w:pPr>
+              <w:spacing w:line="240" w:lineRule="auto" w:after="0"/>
+              <w:ind w:firstLine="0"/>
+              <w:jc w:val="left"/>
+            </w:pPr>
+            <w:r>
+              <w:rPr>
+                <w:rFonts w:ascii="Times New Roman" w:hAnsi="Times New Roman" w:cs="Times New Roman" w:eastAsia="Times New Roman"/>
+                <w:b w:val="0"/>
+                <w:i w:val="0"/>
+                <w:color w:val="000000"/>
+                <w:sz w:val="24"/>
+              </w:rPr>
+              <w:t>Как в документе, удостоверяющем личность</w:t>
+            </w:r>
+          </w:p>
+        </w:tc>
+      </w:tr>
+      <w:tr>
+        <w:trPr>
+          <w:cantSplit w:val="true"/>
+        </w:trPr>
+        <w:tc>
+          <w:tcPr>
+            <w:tcW w:type="dxa" w:w="1843"/>
+          </w:tcPr>
+          <w:p>
+            <w:pPr>
+              <w:spacing w:line="240" w:lineRule="auto" w:after="0"/>
+              <w:ind w:firstLine="0"/>
+              <w:jc w:val="left"/>
+            </w:pPr>
+            <w:r>
+              <w:rPr>
+                <w:rFonts w:ascii="Times New Roman" w:hAnsi="Times New Roman" w:cs="Times New Roman" w:eastAsia="Times New Roman"/>
+                <w:b w:val="0"/>
+                <w:i w:val="0"/>
+                <w:color w:val="000000"/>
+                <w:sz w:val="24"/>
+              </w:rPr>
+              <w:t>Имя (3)</w:t>
+            </w:r>
+          </w:p>
+        </w:tc>
+        <w:tc>
+          <w:tcPr>
+            <w:tcW w:type="dxa" w:w="1984"/>
+          </w:tcPr>
+          <w:p>
+            <w:pPr>
+              <w:spacing w:line="240" w:lineRule="auto" w:after="0"/>
+              <w:ind w:firstLine="0"/>
+              <w:jc w:val="left"/>
+            </w:pPr>
+            <w:r>
+              <w:rPr>
+                <w:rFonts w:ascii="Times New Roman" w:hAnsi="Times New Roman" w:cs="Times New Roman" w:eastAsia="Times New Roman"/>
+                <w:b w:val="0"/>
+                <w:i w:val="0"/>
+                <w:color w:val="000000"/>
+                <w:sz w:val="24"/>
+              </w:rPr>
+              <w:t>да</w:t>
+            </w:r>
+          </w:p>
+        </w:tc>
+        <w:tc>
+          <w:tcPr>
+            <w:tcW w:type="dxa" w:w="5528"/>
+          </w:tcPr>
+          <w:p>
+            <w:pPr>
+              <w:spacing w:line="240" w:lineRule="auto" w:after="0"/>
+              <w:ind w:firstLine="0"/>
+              <w:jc w:val="left"/>
+            </w:pPr>
+            <w:r>
+              <w:rPr>
+                <w:rFonts w:ascii="Times New Roman" w:hAnsi="Times New Roman" w:cs="Times New Roman" w:eastAsia="Times New Roman"/>
+                <w:b w:val="0"/>
+                <w:i w:val="0"/>
+                <w:color w:val="000000"/>
+                <w:sz w:val="24"/>
+              </w:rPr>
+              <w:t>Как в документе</w:t>
+            </w:r>
+          </w:p>
+        </w:tc>
+      </w:tr>
+      <w:tr>
+        <w:trPr>
+          <w:cantSplit w:val="true"/>
+        </w:trPr>
+        <w:tc>
+          <w:tcPr>
+            <w:tcW w:type="dxa" w:w="1843"/>
+          </w:tcPr>
+          <w:p>
+            <w:pPr>
+              <w:spacing w:line="240" w:lineRule="auto" w:after="0"/>
+              <w:ind w:firstLine="0"/>
+              <w:jc w:val="left"/>
+            </w:pPr>
+            <w:r>
+              <w:rPr>
+                <w:rFonts w:ascii="Times New Roman" w:hAnsi="Times New Roman" w:cs="Times New Roman" w:eastAsia="Times New Roman"/>
+                <w:b w:val="0"/>
+                <w:i w:val="0"/>
+                <w:color w:val="000000"/>
+                <w:sz w:val="24"/>
+              </w:rPr>
+              <w:t>Отчество</w:t>
+            </w:r>
+          </w:p>
+        </w:tc>
+        <w:tc>
+          <w:tcPr>
+            <w:tcW w:type="dxa" w:w="1984"/>
+          </w:tcPr>
+          <w:p>
+            <w:pPr>
+              <w:spacing w:line="240" w:lineRule="auto" w:after="0"/>
+              <w:ind w:firstLine="0"/>
+              <w:jc w:val="left"/>
+            </w:pPr>
+            <w:r>
+              <w:rPr>
+                <w:rFonts w:ascii="Times New Roman" w:hAnsi="Times New Roman" w:cs="Times New Roman" w:eastAsia="Times New Roman"/>
+                <w:b w:val="0"/>
+                <w:i w:val="0"/>
+                <w:color w:val="000000"/>
+                <w:sz w:val="24"/>
+              </w:rPr>
+              <w:t>нет</w:t>
+            </w:r>
+          </w:p>
+        </w:tc>
+        <w:tc>
+          <w:tcPr>
+            <w:tcW w:type="dxa" w:w="5528"/>
+          </w:tcPr>
+          <w:p>
+            <w:pPr>
+              <w:spacing w:line="240" w:lineRule="auto" w:after="0"/>
+              <w:ind w:firstLine="0"/>
+              <w:jc w:val="left"/>
+            </w:pPr>
+            <w:r>
+              <w:rPr>
+                <w:rFonts w:ascii="Times New Roman" w:hAnsi="Times New Roman" w:cs="Times New Roman" w:eastAsia="Times New Roman"/>
+                <w:b w:val="0"/>
+                <w:i w:val="0"/>
+                <w:color w:val="000000"/>
+                <w:sz w:val="24"/>
+              </w:rPr>
+              <w:t>Если его нет в документе, поле остаётся пустым</w:t>
+            </w:r>
+          </w:p>
+        </w:tc>
+      </w:tr>
+      <w:tr>
+        <w:trPr>
+          <w:cantSplit w:val="true"/>
+        </w:trPr>
+        <w:tc>
+          <w:tcPr>
+            <w:tcW w:type="dxa" w:w="1843"/>
+          </w:tcPr>
+          <w:p>
+            <w:pPr>
+              <w:spacing w:line="240" w:lineRule="auto" w:after="0"/>
+              <w:ind w:firstLine="0"/>
+              <w:jc w:val="left"/>
+            </w:pPr>
+            <w:r>
+              <w:rPr>
+                <w:rFonts w:ascii="Times New Roman" w:hAnsi="Times New Roman" w:cs="Times New Roman" w:eastAsia="Times New Roman"/>
+                <w:b w:val="0"/>
+                <w:i w:val="0"/>
+                <w:color w:val="000000"/>
+                <w:sz w:val="24"/>
+              </w:rPr>
+              <w:t>Должность (4)</w:t>
+            </w:r>
+          </w:p>
+        </w:tc>
+        <w:tc>
+          <w:tcPr>
+            <w:tcW w:type="dxa" w:w="1984"/>
+          </w:tcPr>
+          <w:p>
+            <w:pPr>
+              <w:spacing w:line="240" w:lineRule="auto" w:after="0"/>
+              <w:ind w:firstLine="0"/>
+              <w:jc w:val="left"/>
+            </w:pPr>
+            <w:r>
+              <w:rPr>
+                <w:rFonts w:ascii="Times New Roman" w:hAnsi="Times New Roman" w:cs="Times New Roman" w:eastAsia="Times New Roman"/>
+                <w:b w:val="0"/>
+                <w:i w:val="0"/>
+                <w:color w:val="000000"/>
+                <w:sz w:val="24"/>
+              </w:rPr>
+              <w:t>да</w:t>
+            </w:r>
+          </w:p>
+        </w:tc>
+        <w:tc>
+          <w:tcPr>
+            <w:tcW w:type="dxa" w:w="5528"/>
+          </w:tcPr>
+          <w:p>
+            <w:pPr>
+              <w:spacing w:line="240" w:lineRule="auto" w:after="0"/>
+              <w:ind w:firstLine="0"/>
+              <w:jc w:val="left"/>
+            </w:pPr>
+            <w:r>
+              <w:rPr>
+                <w:rFonts w:ascii="Times New Roman" w:hAnsi="Times New Roman" w:cs="Times New Roman" w:eastAsia="Times New Roman"/>
+                <w:b w:val="0"/>
+                <w:i w:val="0"/>
+                <w:color w:val="000000"/>
+                <w:sz w:val="24"/>
+              </w:rPr>
+              <w:t>Должность у вас, а не в системе</w:t>
+            </w:r>
+          </w:p>
+        </w:tc>
+      </w:tr>
+      <w:tr>
+        <w:trPr>
+          <w:cantSplit w:val="true"/>
+        </w:trPr>
+        <w:tc>
+          <w:tcPr>
+            <w:tcW w:type="dxa" w:w="1843"/>
+          </w:tcPr>
+          <w:p>
+            <w:pPr>
+              <w:spacing w:line="240" w:lineRule="auto" w:after="0"/>
+              <w:ind w:firstLine="0"/>
+              <w:jc w:val="left"/>
+            </w:pPr>
+            <w:r>
+              <w:rPr>
+                <w:rFonts w:ascii="Times New Roman" w:hAnsi="Times New Roman" w:cs="Times New Roman" w:eastAsia="Times New Roman"/>
+                <w:b w:val="0"/>
+                <w:i w:val="0"/>
+                <w:color w:val="000000"/>
+                <w:sz w:val="24"/>
+              </w:rPr>
+              <w:t>Серия и номер паспорта (5)</w:t>
+            </w:r>
+          </w:p>
+        </w:tc>
+        <w:tc>
+          <w:tcPr>
+            <w:tcW w:type="dxa" w:w="1984"/>
+          </w:tcPr>
+          <w:p>
+            <w:pPr>
+              <w:spacing w:line="240" w:lineRule="auto" w:after="0"/>
+              <w:ind w:firstLine="0"/>
+              <w:jc w:val="left"/>
+            </w:pPr>
+            <w:r>
+              <w:rPr>
+                <w:rFonts w:ascii="Times New Roman" w:hAnsi="Times New Roman" w:cs="Times New Roman" w:eastAsia="Times New Roman"/>
+                <w:b w:val="0"/>
+                <w:i w:val="0"/>
+                <w:color w:val="000000"/>
+                <w:sz w:val="24"/>
+              </w:rPr>
+              <w:t>да</w:t>
+            </w:r>
+          </w:p>
+        </w:tc>
+        <w:tc>
+          <w:tcPr>
+            <w:tcW w:type="dxa" w:w="5528"/>
+          </w:tcPr>
+          <w:p>
+            <w:pPr>
+              <w:spacing w:line="240" w:lineRule="auto" w:after="0"/>
+              <w:ind w:firstLine="0"/>
+              <w:jc w:val="left"/>
+            </w:pPr>
+            <w:r>
+              <w:rPr>
+                <w:rFonts w:ascii="Times New Roman" w:hAnsi="Times New Roman" w:cs="Times New Roman" w:eastAsia="Times New Roman"/>
+                <w:b w:val="0"/>
+                <w:i w:val="0"/>
+                <w:color w:val="000000"/>
+                <w:sz w:val="24"/>
+              </w:rPr>
+              <w:t>Только цифры, десять знаков. Пробел после серии система ставит сама</w:t>
+            </w:r>
+          </w:p>
+        </w:tc>
+      </w:tr>
+      <w:tr>
+        <w:trPr>
+          <w:cantSplit w:val="true"/>
+        </w:trPr>
+        <w:tc>
+          <w:tcPr>
+            <w:tcW w:type="dxa" w:w="1843"/>
+          </w:tcPr>
+          <w:p>
+            <w:pPr>
+              <w:spacing w:line="240" w:lineRule="auto" w:after="0"/>
+              <w:ind w:firstLine="0"/>
+              <w:jc w:val="left"/>
+            </w:pPr>
+            <w:r>
+              <w:rPr>
+                <w:rFonts w:ascii="Times New Roman" w:hAnsi="Times New Roman" w:cs="Times New Roman" w:eastAsia="Times New Roman"/>
+                <w:b w:val="0"/>
+                <w:i w:val="0"/>
+                <w:color w:val="000000"/>
+                <w:sz w:val="24"/>
+              </w:rPr>
+              <w:t>Номер патента</w:t>
+            </w:r>
+          </w:p>
+        </w:tc>
+        <w:tc>
+          <w:tcPr>
+            <w:tcW w:type="dxa" w:w="1984"/>
+          </w:tcPr>
+          <w:p>
+            <w:pPr>
+              <w:spacing w:line="240" w:lineRule="auto" w:after="0"/>
+              <w:ind w:firstLine="0"/>
+              <w:jc w:val="left"/>
+            </w:pPr>
+            <w:r>
+              <w:rPr>
+                <w:rFonts w:ascii="Times New Roman" w:hAnsi="Times New Roman" w:cs="Times New Roman" w:eastAsia="Times New Roman"/>
+                <w:b w:val="0"/>
+                <w:i w:val="0"/>
+                <w:color w:val="000000"/>
+                <w:sz w:val="24"/>
+              </w:rPr>
+              <w:t>зависит от гражданства</w:t>
+            </w:r>
+          </w:p>
+        </w:tc>
+        <w:tc>
+          <w:tcPr>
+            <w:tcW w:type="dxa" w:w="5528"/>
+          </w:tcPr>
+          <w:p>
+            <w:pPr>
+              <w:spacing w:line="240" w:lineRule="auto" w:after="0"/>
+              <w:ind w:firstLine="0"/>
+              <w:jc w:val="left"/>
+            </w:pPr>
+            <w:r>
+              <w:rPr>
+                <w:rFonts w:ascii="Times New Roman" w:hAnsi="Times New Roman" w:cs="Times New Roman" w:eastAsia="Times New Roman"/>
+                <w:b w:val="0"/>
+                <w:i w:val="0"/>
+                <w:color w:val="000000"/>
+                <w:sz w:val="24"/>
+              </w:rPr>
+              <w:t>См. подраздел 6.5</w:t>
+            </w:r>
+          </w:p>
+        </w:tc>
+      </w:tr>
+      <w:tr>
+        <w:trPr>
+          <w:cantSplit w:val="true"/>
+        </w:trPr>
+        <w:tc>
+          <w:tcPr>
+            <w:tcW w:type="dxa" w:w="1843"/>
+          </w:tcPr>
+          <w:p>
+            <w:pPr>
+              <w:spacing w:line="240" w:lineRule="auto" w:after="0"/>
+              <w:ind w:firstLine="0"/>
+              <w:jc w:val="left"/>
+            </w:pPr>
+            <w:r>
+              <w:rPr>
+                <w:rFonts w:ascii="Times New Roman" w:hAnsi="Times New Roman" w:cs="Times New Roman" w:eastAsia="Times New Roman"/>
+                <w:b w:val="0"/>
+                <w:i w:val="0"/>
+                <w:color w:val="000000"/>
+                <w:sz w:val="24"/>
+              </w:rPr>
+              <w:t>Иное разрешение на работы</w:t>
+            </w:r>
+          </w:p>
+        </w:tc>
+        <w:tc>
+          <w:tcPr>
+            <w:tcW w:type="dxa" w:w="1984"/>
+          </w:tcPr>
+          <w:p>
+            <w:pPr>
+              <w:spacing w:line="240" w:lineRule="auto" w:after="0"/>
+              <w:ind w:firstLine="0"/>
+              <w:jc w:val="left"/>
+            </w:pPr>
+            <w:r>
+              <w:rPr>
+                <w:rFonts w:ascii="Times New Roman" w:hAnsi="Times New Roman" w:cs="Times New Roman" w:eastAsia="Times New Roman"/>
+                <w:b w:val="0"/>
+                <w:i w:val="0"/>
+                <w:color w:val="000000"/>
+                <w:sz w:val="24"/>
+              </w:rPr>
+              <w:t>зависит от гражданства</w:t>
+            </w:r>
+          </w:p>
+        </w:tc>
+        <w:tc>
+          <w:tcPr>
+            <w:tcW w:type="dxa" w:w="5528"/>
+          </w:tcPr>
+          <w:p>
+            <w:pPr>
+              <w:spacing w:line="240" w:lineRule="auto" w:after="0"/>
+              <w:ind w:firstLine="0"/>
+              <w:jc w:val="left"/>
+            </w:pPr>
+            <w:r>
+              <w:rPr>
+                <w:rFonts w:ascii="Times New Roman" w:hAnsi="Times New Roman" w:cs="Times New Roman" w:eastAsia="Times New Roman"/>
+                <w:b w:val="0"/>
+                <w:i w:val="0"/>
+                <w:color w:val="000000"/>
+                <w:sz w:val="24"/>
+              </w:rPr>
+              <w:t>См. подраздел 6.5</w:t>
+            </w:r>
+          </w:p>
+        </w:tc>
+      </w:tr>
+    </w:tbl>
+    <w:p>
+      <w:pPr>
+        <w:spacing w:after="0" w:line="240" w:lineRule="auto"/>
+        <w:ind w:firstLine="0"/>
+      </w:pPr>
+      <w:r>
+        <w:rPr>
+          <w:rFonts w:ascii="Times New Roman" w:hAnsi="Times New Roman" w:cs="Times New Roman" w:eastAsia="Times New Roman"/>
+          <w:b w:val="0"/>
+          <w:i w:val="0"/>
+          <w:color w:val="000000"/>
+          <w:sz w:val="12"/>
+        </w:rPr>
+      </w:r>
+    </w:p>
+    <w:p>
+      <w:r>
+        <w:rPr>
+          <w:rFonts w:ascii="Times New Roman" w:hAnsi="Times New Roman" w:cs="Times New Roman" w:eastAsia="Times New Roman"/>
+          <w:b w:val="0"/>
+          <w:i w:val="0"/>
+          <w:color w:val="000000"/>
+          <w:sz w:val="28"/>
+        </w:rPr>
+        <w:t xml:space="preserve">Нажмите </w:t>
+      </w:r>
+      <w:r>
+        <w:rPr>
+          <w:rFonts w:ascii="Times New Roman" w:hAnsi="Times New Roman" w:cs="Times New Roman" w:eastAsia="Times New Roman"/>
+          <w:b/>
+          <w:i w:val="0"/>
+          <w:color w:val="000000"/>
+          <w:sz w:val="28"/>
+        </w:rPr>
+        <w:t>«Добавить»</w:t>
+      </w:r>
+      <w:r>
+        <w:rPr>
+          <w:rFonts w:ascii="Times New Roman" w:hAnsi="Times New Roman" w:cs="Times New Roman" w:eastAsia="Times New Roman"/>
+          <w:b w:val="0"/>
+          <w:i w:val="0"/>
+          <w:color w:val="000000"/>
+          <w:sz w:val="28"/>
+        </w:rPr>
+        <w:t xml:space="preserve"> (6).</w:t>
+      </w:r>
+    </w:p>
+    <w:p>
+      <w:r>
+        <w:rPr>
+          <w:rFonts w:ascii="Times New Roman" w:hAnsi="Times New Roman" w:cs="Times New Roman" w:eastAsia="Times New Roman"/>
+          <w:b w:val="0"/>
+          <w:i w:val="0"/>
+          <w:color w:val="000000"/>
+          <w:sz w:val="28"/>
+        </w:rPr>
+        <w:t>Ожидаемый результат: система сообщает «Сотрудник Фамилия Имя добавлен», человек появляется в списке. Форма при этом очищается и остаётся открытой - следующего сотрудника вводят сразу, не открывая её заново.</w:t>
+      </w:r>
+    </w:p>
+    <w:p>
+      <w:r>
+        <w:rPr>
+          <w:rFonts w:ascii="Times New Roman" w:hAnsi="Times New Roman" w:cs="Times New Roman" w:eastAsia="Times New Roman"/>
+          <w:b w:val="0"/>
+          <w:i w:val="0"/>
+          <w:color w:val="000000"/>
+          <w:sz w:val="28"/>
+        </w:rPr>
+        <w:t xml:space="preserve">Пока обязательные поля не заполнены, кнопка </w:t>
+      </w:r>
+      <w:r>
+        <w:rPr>
+          <w:rFonts w:ascii="Times New Roman" w:hAnsi="Times New Roman" w:cs="Times New Roman" w:eastAsia="Times New Roman"/>
+          <w:b/>
+          <w:i w:val="0"/>
+          <w:color w:val="000000"/>
+          <w:sz w:val="28"/>
+        </w:rPr>
+        <w:t>«Добавить»</w:t>
+      </w:r>
+      <w:r>
+        <w:rPr>
+          <w:rFonts w:ascii="Times New Roman" w:hAnsi="Times New Roman" w:cs="Times New Roman" w:eastAsia="Times New Roman"/>
+          <w:b w:val="0"/>
+          <w:i w:val="0"/>
+          <w:color w:val="000000"/>
+          <w:sz w:val="28"/>
+        </w:rPr>
+        <w:t xml:space="preserve"> неактивна. Наведите на неё указатель: подсказка перечислит, чего не хватает.</w:t>
+      </w:r>
+    </w:p>
+    <w:tbl>
+      <w:tblPr>
+        <w:tblW w:type="auto" w:w="0"/>
+        <w:tblLayout w:type="fixed"/>
+        <w:tblLook w:firstColumn="1" w:firstRow="1" w:lastColumn="0" w:lastRow="0" w:noHBand="0" w:noVBand="1" w:val="04A0"/>
+        <w:tblLayout w:type="fixed"/>
+      </w:tblPr>
+      <w:tblGrid>
+        <w:gridCol w:w="9356"/>
+      </w:tblGrid>
+      <w:tr>
+        <w:trPr>
+          <w:cantSplit w:val="true"/>
+        </w:trPr>
+        <w:tc>
+          <w:tcPr>
+            <w:tcW w:type="dxa" w:w="9354"/>
+            <w:shd w:val="clear" w:fill="FDF6E3"/>
+            <w:tcBorders>
+              <w:left w:val="single" w:sz="24" w:color="B7791F"/>
+              <w:top w:val="single" w:sz="4" w:color="FDF6E3"/>
+              <w:bottom w:val="single" w:sz="4" w:color="FDF6E3"/>
+              <w:right w:val="single" w:sz="4" w:color="FDF6E3"/>
+            </w:tcBorders>
+          </w:tcPr>
+          <w:p>
+            <w:pPr>
+              <w:spacing w:line="288" w:lineRule="auto" w:after="0"/>
+              <w:ind w:firstLine="0"/>
+            </w:pPr>
+            <w:r>
+              <w:rPr>
+                <w:rFonts w:ascii="Times New Roman" w:hAnsi="Times New Roman" w:cs="Times New Roman" w:eastAsia="Times New Roman"/>
+                <w:b/>
+                <w:i w:val="0"/>
+                <w:color w:val="B7791F"/>
+                <w:sz w:val="26"/>
+              </w:rPr>
+              <w:t xml:space="preserve">ВАЖНО. </w:t>
+            </w:r>
+            <w:r>
+              <w:rPr>
+                <w:rFonts w:ascii="Times New Roman" w:hAnsi="Times New Roman" w:cs="Times New Roman" w:eastAsia="Times New Roman"/>
+                <w:b w:val="0"/>
+                <w:i w:val="0"/>
+                <w:color w:val="000000"/>
+                <w:sz w:val="26"/>
+              </w:rPr>
+              <w:t>Система не даст завести одного человека дважды - записи сверяются по серии и номеру паспорта. Сообщение «Сотрудник с такими паспортными данными уже привязан к вашему аккаунту» означает, что он у вас уже есть; найдите его поиском по фамилии. Короткое сообщение «Сотрудник уже привязан к вашему аккаунту» появляется, когда такого человека уже завёл кто-то из коллег по организации или компании: заводить его заново не нужно, он доступен в соответствующей области списка.</w:t>
+            </w:r>
+          </w:p>
+        </w:tc>
+      </w:tr>
+    </w:tbl>
+    <w:p>
+      <w:pPr>
+        <w:spacing w:after="0" w:line="240" w:lineRule="auto"/>
+        <w:ind w:firstLine="0"/>
+      </w:pPr>
+      <w:r>
+        <w:rPr>
+          <w:rFonts w:ascii="Times New Roman" w:hAnsi="Times New Roman" w:cs="Times New Roman" w:eastAsia="Times New Roman"/>
+          <w:b w:val="0"/>
+          <w:i w:val="0"/>
+          <w:color w:val="000000"/>
+          <w:sz w:val="12"/>
+        </w:rPr>
+      </w:r>
+    </w:p>
+    <w:p>
+      <w:pPr>
+        <w:pStyle w:val="Heading2"/>
+        <w:ind w:firstLine="0"/>
+      </w:pPr>
+      <w:r>
+        <w:rPr>
+          <w:rFonts w:ascii="Times New Roman" w:hAnsi="Times New Roman" w:cs="Times New Roman" w:eastAsia="Times New Roman"/>
+          <w:b/>
+          <w:i w:val="0"/>
+          <w:color w:val="000000"/>
+          <w:sz w:val="28"/>
+        </w:rPr>
+        <w:t>6.5. Патент и иное разрешение на работы</w:t>
+      </w:r>
+    </w:p>
+    <w:p>
+      <w:r>
+        <w:rPr>
+          <w:rFonts w:ascii="Times New Roman" w:hAnsi="Times New Roman" w:cs="Times New Roman" w:eastAsia="Times New Roman"/>
+          <w:b w:val="0"/>
+          <w:i w:val="0"/>
+          <w:color w:val="000000"/>
+          <w:sz w:val="28"/>
+        </w:rPr>
+        <w:t xml:space="preserve">Для гражданства, при котором работа требует разрешительного документа, поля </w:t>
+      </w:r>
+      <w:r>
+        <w:rPr>
+          <w:rFonts w:ascii="Times New Roman" w:hAnsi="Times New Roman" w:cs="Times New Roman" w:eastAsia="Times New Roman"/>
+          <w:b/>
+          <w:i w:val="0"/>
+          <w:color w:val="000000"/>
+          <w:sz w:val="28"/>
+        </w:rPr>
+        <w:t>«Номер патента»</w:t>
+      </w:r>
+      <w:r>
+        <w:rPr>
+          <w:rFonts w:ascii="Times New Roman" w:hAnsi="Times New Roman" w:cs="Times New Roman" w:eastAsia="Times New Roman"/>
+          <w:b w:val="0"/>
+          <w:i w:val="0"/>
+          <w:color w:val="000000"/>
+          <w:sz w:val="28"/>
+        </w:rPr>
+        <w:t xml:space="preserve"> и </w:t>
+      </w:r>
+      <w:r>
+        <w:rPr>
+          <w:rFonts w:ascii="Times New Roman" w:hAnsi="Times New Roman" w:cs="Times New Roman" w:eastAsia="Times New Roman"/>
+          <w:b/>
+          <w:i w:val="0"/>
+          <w:color w:val="000000"/>
+          <w:sz w:val="28"/>
+        </w:rPr>
+        <w:t>«Иное разрешение на работы»</w:t>
+      </w:r>
+      <w:r>
+        <w:rPr>
+          <w:rFonts w:ascii="Times New Roman" w:hAnsi="Times New Roman" w:cs="Times New Roman" w:eastAsia="Times New Roman"/>
+          <w:b w:val="0"/>
+          <w:i w:val="0"/>
+          <w:color w:val="000000"/>
+          <w:sz w:val="28"/>
+        </w:rPr>
+        <w:t xml:space="preserve"> становятся доступными, и одно из них обязательно к заполнению.</w:t>
+      </w:r>
+    </w:p>
+    <w:p>
+      <w:pPr>
+        <w:keepNext/>
+        <w:spacing w:before="120" w:after="40"/>
+        <w:ind w:firstLine="0"/>
+        <w:jc w:val="center"/>
+      </w:pPr>
+      <w:r>
+        <w:drawing>
+          <wp:inline xmlns:a="http://schemas.openxmlformats.org/drawingml/2006/main" xmlns:pic="http://schemas.openxmlformats.org/drawingml/2006/picture">
+            <wp:extent cx="4998720" cy="2956560"/>
+            <wp:docPr id="14" name="Picture 14"/>
+            <wp:cNvGraphicFramePr>
+              <a:graphicFrameLocks noChangeAspect="1"/>
+            </wp:cNvGraphicFramePr>
+            <a:graphic>
+              <a:graphicData uri="http://schemas.openxmlformats.org/drawingml/2006/picture">
+                <pic:pic>
+                  <pic:nvPicPr>
+                    <pic:cNvPr id="0" name="employee-patent.png"/>
+                    <pic:cNvPicPr/>
+                  </pic:nvPicPr>
+                  <pic:blipFill>
+                    <a:blip r:embed="rId24"/>
+                    <a:stretch>
+                      <a:fillRect/>
+                    </a:stretch>
+                  </pic:blipFill>
+                  <pic:spPr>
+                    <a:xfrm>
+                      <a:off x="0" y="0"/>
+                      <a:ext cx="4998720" cy="2956560"/>
+                    </a:xfrm>
+                    <a:prstGeom prst="rect"/>
+                  </pic:spPr>
+                </pic:pic>
+              </a:graphicData>
+            </a:graphic>
+          </wp:inline>
+        </w:drawing>
+      </w:r>
+    </w:p>
+    <w:p>
+      <w:pPr>
+        <w:keepNext w:val="0"/>
+        <w:spacing w:line="240" w:lineRule="auto" w:before="40" w:after="200"/>
+        <w:ind w:firstLine="0"/>
+        <w:jc w:val="center"/>
+      </w:pPr>
+      <w:r>
+        <w:rPr>
+          <w:rFonts w:ascii="Times New Roman" w:hAnsi="Times New Roman" w:cs="Times New Roman" w:eastAsia="Times New Roman"/>
+          <w:b w:val="0"/>
+          <w:i/>
+          <w:color w:val="000000"/>
+          <w:sz w:val="24"/>
+        </w:rPr>
+        <w:t>Рисунок 6.4 — Поля разрешительных документов</w:t>
+      </w:r>
+    </w:p>
+    <w:p>
+      <w:r>
+        <w:rPr>
+          <w:rFonts w:ascii="Times New Roman" w:hAnsi="Times New Roman" w:cs="Times New Roman" w:eastAsia="Times New Roman"/>
+          <w:b w:val="0"/>
+          <w:i w:val="0"/>
+          <w:color w:val="000000"/>
+          <w:sz w:val="28"/>
+        </w:rPr>
+        <w:t xml:space="preserve">Введите </w:t>
+      </w:r>
+      <w:r>
+        <w:rPr>
+          <w:rFonts w:ascii="Times New Roman" w:hAnsi="Times New Roman" w:cs="Times New Roman" w:eastAsia="Times New Roman"/>
+          <w:b/>
+          <w:i w:val="0"/>
+          <w:color w:val="000000"/>
+          <w:sz w:val="28"/>
+        </w:rPr>
+        <w:t>«Номер патента»</w:t>
+      </w:r>
+      <w:r>
+        <w:rPr>
+          <w:rFonts w:ascii="Times New Roman" w:hAnsi="Times New Roman" w:cs="Times New Roman" w:eastAsia="Times New Roman"/>
+          <w:b w:val="0"/>
+          <w:i w:val="0"/>
+          <w:color w:val="000000"/>
+          <w:sz w:val="28"/>
+        </w:rPr>
+        <w:t xml:space="preserve"> (1) либо выберите в списке </w:t>
+      </w:r>
+      <w:r>
+        <w:rPr>
+          <w:rFonts w:ascii="Times New Roman" w:hAnsi="Times New Roman" w:cs="Times New Roman" w:eastAsia="Times New Roman"/>
+          <w:b/>
+          <w:i w:val="0"/>
+          <w:color w:val="000000"/>
+          <w:sz w:val="28"/>
+        </w:rPr>
+        <w:t>«Иное разрешение на работы»</w:t>
+      </w:r>
+      <w:r>
+        <w:rPr>
+          <w:rFonts w:ascii="Times New Roman" w:hAnsi="Times New Roman" w:cs="Times New Roman" w:eastAsia="Times New Roman"/>
+          <w:b w:val="0"/>
+          <w:i w:val="0"/>
+          <w:color w:val="000000"/>
+          <w:sz w:val="28"/>
+        </w:rPr>
+        <w:t xml:space="preserve"> (2) - разрешение на работу временного проживания, разрешение на работу вида на жительство, свидетельство участника Госпрограммы, разрешение на работу для высококвалифицированных специалистов или иное разрешение.</w:t>
+      </w:r>
+    </w:p>
+    <w:p>
+      <w:r>
+        <w:rPr>
+          <w:rFonts w:ascii="Times New Roman" w:hAnsi="Times New Roman" w:cs="Times New Roman" w:eastAsia="Times New Roman"/>
+          <w:b w:val="0"/>
+          <w:i w:val="0"/>
+          <w:color w:val="000000"/>
+          <w:sz w:val="28"/>
+        </w:rPr>
+        <w:t>Заполнено может быть только одно из двух: ввод номера патента гасит выбор разрешения, а выбор разрешения очищает номер патента. Для гражданства, при котором разрешение не нужно, оба поля неактивны, а введённое ранее очищается.</w:t>
+      </w:r>
+    </w:p>
+    <w:p>
+      <w:pPr>
+        <w:pStyle w:val="Heading2"/>
+        <w:ind w:firstLine="0"/>
+      </w:pPr>
+      <w:r>
+        <w:rPr>
+          <w:rFonts w:ascii="Times New Roman" w:hAnsi="Times New Roman" w:cs="Times New Roman" w:eastAsia="Times New Roman"/>
+          <w:b/>
+          <w:i w:val="0"/>
+          <w:color w:val="000000"/>
+          <w:sz w:val="28"/>
+        </w:rPr>
+        <w:t>6.6. Привязка записи</w:t>
+      </w:r>
+    </w:p>
+    <w:p>
+      <w:r>
+        <w:rPr>
+          <w:rFonts w:ascii="Times New Roman" w:hAnsi="Times New Roman" w:cs="Times New Roman" w:eastAsia="Times New Roman"/>
+          <w:b w:val="0"/>
+          <w:i w:val="0"/>
+          <w:color w:val="000000"/>
+          <w:sz w:val="28"/>
+        </w:rPr>
+        <w:t xml:space="preserve">Внизу формы находится блок </w:t>
+      </w:r>
+      <w:r>
+        <w:rPr>
+          <w:rFonts w:ascii="Times New Roman" w:hAnsi="Times New Roman" w:cs="Times New Roman" w:eastAsia="Times New Roman"/>
+          <w:b/>
+          <w:i w:val="0"/>
+          <w:color w:val="000000"/>
+          <w:sz w:val="28"/>
+        </w:rPr>
+        <w:t>«Привязка»</w:t>
+      </w:r>
+      <w:r>
+        <w:rPr>
+          <w:rFonts w:ascii="Times New Roman" w:hAnsi="Times New Roman" w:cs="Times New Roman" w:eastAsia="Times New Roman"/>
+          <w:b w:val="0"/>
+          <w:i w:val="0"/>
+          <w:color w:val="000000"/>
+          <w:sz w:val="28"/>
+        </w:rPr>
+        <w:t>.</w:t>
+      </w:r>
+    </w:p>
+    <w:p>
+      <w:pPr>
+        <w:keepNext/>
+        <w:spacing w:before="120" w:after="40"/>
+        <w:ind w:firstLine="0"/>
+        <w:jc w:val="center"/>
+      </w:pPr>
+      <w:r>
+        <w:drawing>
+          <wp:inline xmlns:a="http://schemas.openxmlformats.org/drawingml/2006/main" xmlns:pic="http://schemas.openxmlformats.org/drawingml/2006/picture">
+            <wp:extent cx="4145280" cy="1505712"/>
+            <wp:docPr id="15" name="Picture 15"/>
+            <wp:cNvGraphicFramePr>
+              <a:graphicFrameLocks noChangeAspect="1"/>
+            </wp:cNvGraphicFramePr>
+            <a:graphic>
+              <a:graphicData uri="http://schemas.openxmlformats.org/drawingml/2006/picture">
+                <pic:pic>
+                  <pic:nvPicPr>
+                    <pic:cNvPr id="0" name="employee-binding.png"/>
+                    <pic:cNvPicPr/>
+                  </pic:nvPicPr>
+                  <pic:blipFill>
+                    <a:blip r:embed="rId25"/>
+                    <a:stretch>
+                      <a:fillRect/>
+                    </a:stretch>
+                  </pic:blipFill>
+                  <pic:spPr>
+                    <a:xfrm>
+                      <a:off x="0" y="0"/>
+                      <a:ext cx="4145280" cy="1505712"/>
+                    </a:xfrm>
+                    <a:prstGeom prst="rect"/>
+                  </pic:spPr>
+                </pic:pic>
+              </a:graphicData>
+            </a:graphic>
+          </wp:inline>
+        </w:drawing>
+      </w:r>
+    </w:p>
+    <w:p>
+      <w:pPr>
+        <w:keepNext w:val="0"/>
+        <w:spacing w:line="240" w:lineRule="auto" w:before="40" w:after="200"/>
+        <w:ind w:firstLine="0"/>
+        <w:jc w:val="center"/>
+      </w:pPr>
+      <w:r>
+        <w:rPr>
+          <w:rFonts w:ascii="Times New Roman" w:hAnsi="Times New Roman" w:cs="Times New Roman" w:eastAsia="Times New Roman"/>
+          <w:b w:val="0"/>
+          <w:i/>
+          <w:color w:val="000000"/>
+          <w:sz w:val="24"/>
+        </w:rPr>
+        <w:t>Рисунок 6.5 — Блок «Привязка»</w:t>
+      </w:r>
+    </w:p>
+    <w:p>
+      <w:r>
+        <w:rPr>
+          <w:rFonts w:ascii="Times New Roman" w:hAnsi="Times New Roman" w:cs="Times New Roman" w:eastAsia="Times New Roman"/>
+          <w:b w:val="0"/>
+          <w:i w:val="0"/>
+          <w:color w:val="000000"/>
+          <w:sz w:val="28"/>
+        </w:rPr>
+        <w:t xml:space="preserve">Заводимый человек всегда привязывается к вашей учётной записи - он появится в области «Мои сотрудники». Отметка </w:t>
+      </w:r>
+      <w:r>
+        <w:rPr>
+          <w:rFonts w:ascii="Times New Roman" w:hAnsi="Times New Roman" w:cs="Times New Roman" w:eastAsia="Times New Roman"/>
+          <w:b/>
+          <w:i w:val="0"/>
+          <w:color w:val="000000"/>
+          <w:sz w:val="28"/>
+        </w:rPr>
+        <w:t>«Привязать к организации»</w:t>
+      </w:r>
+      <w:r>
+        <w:rPr>
+          <w:rFonts w:ascii="Times New Roman" w:hAnsi="Times New Roman" w:cs="Times New Roman" w:eastAsia="Times New Roman"/>
+          <w:b w:val="0"/>
+          <w:i w:val="0"/>
+          <w:color w:val="000000"/>
+          <w:sz w:val="28"/>
+        </w:rPr>
+        <w:t xml:space="preserve"> (1) дополнительно открывает запись всем работникам вашей организации: она попадёт в область «Сотрудники организации», и коллеги смогут выбирать этого человека в своих заявках. Такая же отметка есть для компании, если вы в ней состоите.</w:t>
+      </w:r>
+    </w:p>
+    <w:tbl>
+      <w:tblPr>
+        <w:tblW w:type="auto" w:w="0"/>
+        <w:tblLayout w:type="fixed"/>
+        <w:tblLook w:firstColumn="1" w:firstRow="1" w:lastColumn="0" w:lastRow="0" w:noHBand="0" w:noVBand="1" w:val="04A0"/>
+        <w:tblLayout w:type="fixed"/>
+      </w:tblPr>
+      <w:tblGrid>
+        <w:gridCol w:w="9356"/>
+      </w:tblGrid>
+      <w:tr>
+        <w:trPr>
+          <w:cantSplit w:val="true"/>
+        </w:trPr>
+        <w:tc>
+          <w:tcPr>
+            <w:tcW w:type="dxa" w:w="9354"/>
+            <w:shd w:val="clear" w:fill="FDF6E3"/>
+            <w:tcBorders>
+              <w:left w:val="single" w:sz="24" w:color="B7791F"/>
+              <w:top w:val="single" w:sz="4" w:color="FDF6E3"/>
+              <w:bottom w:val="single" w:sz="4" w:color="FDF6E3"/>
+              <w:right w:val="single" w:sz="4" w:color="FDF6E3"/>
+            </w:tcBorders>
+          </w:tcPr>
+          <w:p>
+            <w:pPr>
+              <w:spacing w:line="288" w:lineRule="auto" w:after="0"/>
+              <w:ind w:firstLine="0"/>
+            </w:pPr>
+            <w:r>
+              <w:rPr>
+                <w:rFonts w:ascii="Times New Roman" w:hAnsi="Times New Roman" w:cs="Times New Roman" w:eastAsia="Times New Roman"/>
+                <w:b/>
+                <w:i w:val="0"/>
+                <w:color w:val="B7791F"/>
+                <w:sz w:val="26"/>
+              </w:rPr>
+              <w:t xml:space="preserve">ВАЖНО. </w:t>
+            </w:r>
+            <w:r>
+              <w:rPr>
+                <w:rFonts w:ascii="Times New Roman" w:hAnsi="Times New Roman" w:cs="Times New Roman" w:eastAsia="Times New Roman"/>
+                <w:b w:val="0"/>
+                <w:i w:val="0"/>
+                <w:color w:val="000000"/>
+                <w:sz w:val="26"/>
+              </w:rPr>
+              <w:t>Привязка к организации открывает сведения о человеке, включая паспортные данные, всем работникам организации в системе. Отмечайте её осознанно.</w:t>
+            </w:r>
+          </w:p>
+        </w:tc>
+      </w:tr>
+    </w:tbl>
+    <w:p>
+      <w:pPr>
+        <w:spacing w:after="0" w:line="240" w:lineRule="auto"/>
+        <w:ind w:firstLine="0"/>
+      </w:pPr>
+      <w:r>
+        <w:rPr>
+          <w:rFonts w:ascii="Times New Roman" w:hAnsi="Times New Roman" w:cs="Times New Roman" w:eastAsia="Times New Roman"/>
+          <w:b w:val="0"/>
+          <w:i w:val="0"/>
+          <w:color w:val="000000"/>
+          <w:sz w:val="12"/>
+        </w:rPr>
+      </w:r>
+    </w:p>
+    <w:p>
+      <w:pPr>
+        <w:pStyle w:val="Heading2"/>
+        <w:ind w:firstLine="0"/>
+      </w:pPr>
+      <w:r>
+        <w:rPr>
+          <w:rFonts w:ascii="Times New Roman" w:hAnsi="Times New Roman" w:cs="Times New Roman" w:eastAsia="Times New Roman"/>
+          <w:b/>
+          <w:i w:val="0"/>
+          <w:color w:val="000000"/>
+          <w:sz w:val="28"/>
+        </w:rPr>
+        <w:t>6.7. Изменение и удаление</w:t>
+      </w:r>
+    </w:p>
+    <w:p>
+      <w:r>
+        <w:rPr>
+          <w:rFonts w:ascii="Times New Roman" w:hAnsi="Times New Roman" w:cs="Times New Roman" w:eastAsia="Times New Roman"/>
+          <w:b w:val="0"/>
+          <w:i w:val="0"/>
+          <w:color w:val="000000"/>
+          <w:sz w:val="28"/>
+        </w:rPr>
+        <w:t xml:space="preserve">Значок шестерёнки в столбце «Действия» открывает ту же форму с заполненными полями. Измените нужное и нажмите </w:t>
+      </w:r>
+      <w:r>
+        <w:rPr>
+          <w:rFonts w:ascii="Times New Roman" w:hAnsi="Times New Roman" w:cs="Times New Roman" w:eastAsia="Times New Roman"/>
+          <w:b/>
+          <w:i w:val="0"/>
+          <w:color w:val="000000"/>
+          <w:sz w:val="28"/>
+        </w:rPr>
+        <w:t>«Сохранить»</w:t>
+      </w:r>
+      <w:r>
+        <w:rPr>
+          <w:rFonts w:ascii="Times New Roman" w:hAnsi="Times New Roman" w:cs="Times New Roman" w:eastAsia="Times New Roman"/>
+          <w:b w:val="0"/>
+          <w:i w:val="0"/>
+          <w:color w:val="000000"/>
+          <w:sz w:val="28"/>
+        </w:rPr>
+        <w:t>. Если ничего не изменилось, система сообщит «Изменений не обнаружено» и обращения к серверу не будет.</w:t>
+      </w:r>
+    </w:p>
+    <w:p>
+      <w:r>
+        <w:rPr>
+          <w:rFonts w:ascii="Times New Roman" w:hAnsi="Times New Roman" w:cs="Times New Roman" w:eastAsia="Times New Roman"/>
+          <w:b w:val="0"/>
+          <w:i w:val="0"/>
+          <w:color w:val="000000"/>
+          <w:sz w:val="28"/>
+        </w:rPr>
+        <w:t>Значок корзины удаляет запись. Система переспрашивает:</w:t>
+      </w:r>
+    </w:p>
+    <w:p>
+      <w:pPr>
+        <w:keepNext/>
+        <w:spacing w:before="120" w:after="40"/>
+        <w:ind w:firstLine="0"/>
+        <w:jc w:val="center"/>
+      </w:pPr>
+      <w:r>
+        <w:drawing>
+          <wp:inline xmlns:a="http://schemas.openxmlformats.org/drawingml/2006/main" xmlns:pic="http://schemas.openxmlformats.org/drawingml/2006/picture">
+            <wp:extent cx="2926080" cy="1755648"/>
+            <wp:docPr id="16" name="Picture 16"/>
+            <wp:cNvGraphicFramePr>
+              <a:graphicFrameLocks noChangeAspect="1"/>
+            </wp:cNvGraphicFramePr>
+            <a:graphic>
+              <a:graphicData uri="http://schemas.openxmlformats.org/drawingml/2006/picture">
+                <pic:pic>
+                  <pic:nvPicPr>
+                    <pic:cNvPr id="0" name="employee-delete.png"/>
+                    <pic:cNvPicPr/>
+                  </pic:nvPicPr>
+                  <pic:blipFill>
+                    <a:blip r:embed="rId26"/>
+                    <a:stretch>
+                      <a:fillRect/>
+                    </a:stretch>
+                  </pic:blipFill>
+                  <pic:spPr>
+                    <a:xfrm>
+                      <a:off x="0" y="0"/>
+                      <a:ext cx="2926080" cy="1755648"/>
+                    </a:xfrm>
+                    <a:prstGeom prst="rect"/>
+                  </pic:spPr>
+                </pic:pic>
+              </a:graphicData>
+            </a:graphic>
+          </wp:inline>
+        </w:drawing>
+      </w:r>
+    </w:p>
+    <w:p>
+      <w:pPr>
+        <w:keepNext w:val="0"/>
+        <w:spacing w:line="240" w:lineRule="auto" w:before="40" w:after="200"/>
+        <w:ind w:firstLine="0"/>
+        <w:jc w:val="center"/>
+      </w:pPr>
+      <w:r>
+        <w:rPr>
+          <w:rFonts w:ascii="Times New Roman" w:hAnsi="Times New Roman" w:cs="Times New Roman" w:eastAsia="Times New Roman"/>
+          <w:b w:val="0"/>
+          <w:i/>
+          <w:color w:val="000000"/>
+          <w:sz w:val="24"/>
+        </w:rPr>
+        <w:t>Рисунок 6.6 — Подтверждение удаления сотрудника</w:t>
+      </w:r>
+    </w:p>
+    <w:p>
+      <w:r>
+        <w:rPr>
+          <w:rFonts w:ascii="Times New Roman" w:hAnsi="Times New Roman" w:cs="Times New Roman" w:eastAsia="Times New Roman"/>
+          <w:b w:val="0"/>
+          <w:i w:val="0"/>
+          <w:color w:val="000000"/>
+          <w:sz w:val="28"/>
+        </w:rPr>
+        <w:t xml:space="preserve">Нажмите </w:t>
+      </w:r>
+      <w:r>
+        <w:rPr>
+          <w:rFonts w:ascii="Times New Roman" w:hAnsi="Times New Roman" w:cs="Times New Roman" w:eastAsia="Times New Roman"/>
+          <w:b/>
+          <w:i w:val="0"/>
+          <w:color w:val="000000"/>
+          <w:sz w:val="28"/>
+        </w:rPr>
+        <w:t>«Удалить»</w:t>
+      </w:r>
+      <w:r>
+        <w:rPr>
+          <w:rFonts w:ascii="Times New Roman" w:hAnsi="Times New Roman" w:cs="Times New Roman" w:eastAsia="Times New Roman"/>
+          <w:b w:val="0"/>
+          <w:i w:val="0"/>
+          <w:color w:val="000000"/>
+          <w:sz w:val="28"/>
+        </w:rPr>
+        <w:t xml:space="preserve"> для подтверждения или </w:t>
+      </w:r>
+      <w:r>
+        <w:rPr>
+          <w:rFonts w:ascii="Times New Roman" w:hAnsi="Times New Roman" w:cs="Times New Roman" w:eastAsia="Times New Roman"/>
+          <w:b/>
+          <w:i w:val="0"/>
+          <w:color w:val="000000"/>
+          <w:sz w:val="28"/>
+        </w:rPr>
+        <w:t>«Отмена»</w:t>
+      </w:r>
+      <w:r>
+        <w:rPr>
+          <w:rFonts w:ascii="Times New Roman" w:hAnsi="Times New Roman" w:cs="Times New Roman" w:eastAsia="Times New Roman"/>
+          <w:b w:val="0"/>
+          <w:i w:val="0"/>
+          <w:color w:val="000000"/>
+          <w:sz w:val="28"/>
+        </w:rPr>
+        <w:t>, чтобы ничего не делать.</w:t>
+      </w:r>
+    </w:p>
+    <w:tbl>
+      <w:tblPr>
+        <w:tblW w:type="auto" w:w="0"/>
+        <w:tblLayout w:type="fixed"/>
+        <w:tblLook w:firstColumn="1" w:firstRow="1" w:lastColumn="0" w:lastRow="0" w:noHBand="0" w:noVBand="1" w:val="04A0"/>
+        <w:tblLayout w:type="fixed"/>
+      </w:tblPr>
+      <w:tblGrid>
+        <w:gridCol w:w="9356"/>
+      </w:tblGrid>
+      <w:tr>
+        <w:trPr>
+          <w:cantSplit w:val="true"/>
+        </w:trPr>
+        <w:tc>
+          <w:tcPr>
+            <w:tcW w:type="dxa" w:w="9354"/>
+            <w:shd w:val="clear" w:fill="FBEAE7"/>
+            <w:tcBorders>
+              <w:left w:val="single" w:sz="24" w:color="C0392B"/>
+              <w:top w:val="single" w:sz="4" w:color="FBEAE7"/>
+              <w:bottom w:val="single" w:sz="4" w:color="FBEAE7"/>
+              <w:right w:val="single" w:sz="4" w:color="FBEAE7"/>
+            </w:tcBorders>
+          </w:tcPr>
+          <w:p>
+            <w:pPr>
+              <w:spacing w:line="288" w:lineRule="auto" w:after="0"/>
+              <w:ind w:firstLine="0"/>
+            </w:pPr>
+            <w:r>
+              <w:rPr>
+                <w:rFonts w:ascii="Times New Roman" w:hAnsi="Times New Roman" w:cs="Times New Roman" w:eastAsia="Times New Roman"/>
+                <w:b/>
+                <w:i w:val="0"/>
+                <w:color w:val="C0392B"/>
+                <w:sz w:val="26"/>
+              </w:rPr>
+              <w:t xml:space="preserve">ОПАСНО. </w:t>
+            </w:r>
+            <w:r>
+              <w:rPr>
+                <w:rFonts w:ascii="Times New Roman" w:hAnsi="Times New Roman" w:cs="Times New Roman" w:eastAsia="Times New Roman"/>
+                <w:b w:val="0"/>
+                <w:i w:val="0"/>
+                <w:color w:val="000000"/>
+                <w:sz w:val="26"/>
+              </w:rPr>
+              <w:t>Удаление окончательно. Запись не попадает в корзину и восстановлению не подлежит - человека придётся заводить заново, со всеми документами.</w:t>
+            </w:r>
+          </w:p>
+        </w:tc>
+      </w:tr>
+    </w:tbl>
+    <w:p>
+      <w:pPr>
+        <w:spacing w:after="0" w:line="240" w:lineRule="auto"/>
+        <w:ind w:firstLine="0"/>
+      </w:pPr>
+      <w:r>
+        <w:rPr>
+          <w:rFonts w:ascii="Times New Roman" w:hAnsi="Times New Roman" w:cs="Times New Roman" w:eastAsia="Times New Roman"/>
+          <w:b w:val="0"/>
+          <w:i w:val="0"/>
+          <w:color w:val="000000"/>
+          <w:sz w:val="12"/>
+        </w:rPr>
+      </w:r>
+    </w:p>
+    <w:p>
+      <w:r>
+        <w:rPr>
+          <w:rFonts w:ascii="Times New Roman" w:hAnsi="Times New Roman" w:cs="Times New Roman" w:eastAsia="Times New Roman"/>
+          <w:b w:val="0"/>
+          <w:i w:val="0"/>
+          <w:color w:val="000000"/>
+          <w:sz w:val="28"/>
+        </w:rPr>
+        <w:t xml:space="preserve">Изменять и удалять можно записи, заведённые вами, а также записи, привязанные к вашей организации или компании. Чужая запись помечается надписью </w:t>
+      </w:r>
+      <w:r>
+        <w:rPr>
+          <w:rFonts w:ascii="Times New Roman" w:hAnsi="Times New Roman" w:cs="Times New Roman" w:eastAsia="Times New Roman"/>
+          <w:b/>
+          <w:i w:val="0"/>
+          <w:color w:val="000000"/>
+          <w:sz w:val="28"/>
+        </w:rPr>
+        <w:t>«Только просмотр»</w:t>
+      </w:r>
+      <w:r>
+        <w:rPr>
+          <w:rFonts w:ascii="Times New Roman" w:hAnsi="Times New Roman" w:cs="Times New Roman" w:eastAsia="Times New Roman"/>
+          <w:b w:val="0"/>
+          <w:i w:val="0"/>
+          <w:color w:val="000000"/>
+          <w:sz w:val="28"/>
+        </w:rPr>
+        <w:t>; наведите на неё указатель, и система пояснит причину. Права на изменение и на удаление выдаются по отдельности, поэтому у части работников остаётся только шестерёнка.</w:t>
+      </w:r>
+    </w:p>
+    <w:p>
+      <w:pPr>
+        <w:pStyle w:val="Heading2"/>
+        <w:ind w:firstLine="0"/>
+      </w:pPr>
+      <w:r>
+        <w:rPr>
+          <w:rFonts w:ascii="Times New Roman" w:hAnsi="Times New Roman" w:cs="Times New Roman" w:eastAsia="Times New Roman"/>
+          <w:b/>
+          <w:i w:val="0"/>
+          <w:color w:val="000000"/>
+          <w:sz w:val="28"/>
+        </w:rPr>
+        <w:t>6.8. Карточка сотрудника</w:t>
+      </w:r>
+    </w:p>
+    <w:p>
+      <w:r>
+        <w:rPr>
+          <w:rFonts w:ascii="Times New Roman" w:hAnsi="Times New Roman" w:cs="Times New Roman" w:eastAsia="Times New Roman"/>
+          <w:b w:val="0"/>
+          <w:i w:val="0"/>
+          <w:color w:val="000000"/>
+          <w:sz w:val="28"/>
+        </w:rPr>
+        <w:t>Нажатие на строку таблицы открывает карточку - все сведения о человеке, собранные системой.</w:t>
+      </w:r>
+    </w:p>
+    <w:p>
+      <w:pPr>
+        <w:keepNext/>
+        <w:spacing w:before="120" w:after="40"/>
+        <w:ind w:firstLine="0"/>
+        <w:jc w:val="center"/>
+      </w:pPr>
+      <w:r>
+        <w:drawing>
+          <wp:inline xmlns:a="http://schemas.openxmlformats.org/drawingml/2006/main" xmlns:pic="http://schemas.openxmlformats.org/drawingml/2006/picture">
+            <wp:extent cx="3474719" cy="3553968"/>
+            <wp:docPr id="17" name="Picture 17"/>
+            <wp:cNvGraphicFramePr>
+              <a:graphicFrameLocks noChangeAspect="1"/>
+            </wp:cNvGraphicFramePr>
+            <a:graphic>
+              <a:graphicData uri="http://schemas.openxmlformats.org/drawingml/2006/picture">
+                <pic:pic>
+                  <pic:nvPicPr>
+                    <pic:cNvPr id="0" name="employee-details.png"/>
+                    <pic:cNvPicPr/>
+                  </pic:nvPicPr>
+                  <pic:blipFill>
+                    <a:blip r:embed="rId27"/>
+                    <a:stretch>
+                      <a:fillRect/>
+                    </a:stretch>
+                  </pic:blipFill>
+                  <pic:spPr>
+                    <a:xfrm>
+                      <a:off x="0" y="0"/>
+                      <a:ext cx="3474719" cy="3553968"/>
+                    </a:xfrm>
+                    <a:prstGeom prst="rect"/>
+                  </pic:spPr>
+                </pic:pic>
+              </a:graphicData>
+            </a:graphic>
+          </wp:inline>
+        </w:drawing>
+      </w:r>
+    </w:p>
+    <w:p>
+      <w:pPr>
+        <w:keepNext w:val="0"/>
+        <w:spacing w:line="240" w:lineRule="auto" w:before="40" w:after="200"/>
+        <w:ind w:firstLine="0"/>
+        <w:jc w:val="center"/>
+      </w:pPr>
+      <w:r>
+        <w:rPr>
+          <w:rFonts w:ascii="Times New Roman" w:hAnsi="Times New Roman" w:cs="Times New Roman" w:eastAsia="Times New Roman"/>
+          <w:b w:val="0"/>
+          <w:i/>
+          <w:color w:val="000000"/>
+          <w:sz w:val="24"/>
+        </w:rPr>
+        <w:t>Рисунок 6.7 — Карточка сотрудника, основные сведения</w:t>
+      </w:r>
+    </w:p>
+    <w:p>
+      <w:r>
+        <w:rPr>
+          <w:rFonts w:ascii="Times New Roman" w:hAnsi="Times New Roman" w:cs="Times New Roman" w:eastAsia="Times New Roman"/>
+          <w:b w:val="0"/>
+          <w:i w:val="0"/>
+          <w:color w:val="000000"/>
+          <w:sz w:val="28"/>
+        </w:rPr>
+        <w:t xml:space="preserve">Раздел </w:t>
+      </w:r>
+      <w:r>
+        <w:rPr>
+          <w:rFonts w:ascii="Times New Roman" w:hAnsi="Times New Roman" w:cs="Times New Roman" w:eastAsia="Times New Roman"/>
+          <w:b/>
+          <w:i w:val="0"/>
+          <w:color w:val="000000"/>
+          <w:sz w:val="28"/>
+        </w:rPr>
+        <w:t>«Основная информация»</w:t>
+      </w:r>
+      <w:r>
+        <w:rPr>
+          <w:rFonts w:ascii="Times New Roman" w:hAnsi="Times New Roman" w:cs="Times New Roman" w:eastAsia="Times New Roman"/>
+          <w:b w:val="0"/>
+          <w:i w:val="0"/>
+          <w:color w:val="000000"/>
+          <w:sz w:val="28"/>
+        </w:rPr>
+        <w:t xml:space="preserve"> содержит фамилию, имя, отчество, должность, гражданство, организацию и компанию, а если у человека есть действующий пропуск - дату, до которой он действует, и разрешённое время прохода. Организация и компания здесь берутся из действующей заявки, поэтому они могут отличаться от тех, что указаны в строке списка.</w:t>
+      </w:r>
+    </w:p>
+    <w:p>
+      <w:r>
+        <w:rPr>
+          <w:rFonts w:ascii="Times New Roman" w:hAnsi="Times New Roman" w:cs="Times New Roman" w:eastAsia="Times New Roman"/>
+          <w:b w:val="0"/>
+          <w:i w:val="0"/>
+          <w:color w:val="000000"/>
+          <w:sz w:val="28"/>
+        </w:rPr>
+        <w:t xml:space="preserve">Кнопка </w:t>
+      </w:r>
+      <w:r>
+        <w:rPr>
+          <w:rFonts w:ascii="Times New Roman" w:hAnsi="Times New Roman" w:cs="Times New Roman" w:eastAsia="Times New Roman"/>
+          <w:b/>
+          <w:i w:val="0"/>
+          <w:color w:val="000000"/>
+          <w:sz w:val="28"/>
+        </w:rPr>
+        <w:t>«Открыть заявку»</w:t>
+      </w:r>
+      <w:r>
+        <w:rPr>
+          <w:rFonts w:ascii="Times New Roman" w:hAnsi="Times New Roman" w:cs="Times New Roman" w:eastAsia="Times New Roman"/>
+          <w:b w:val="0"/>
+          <w:i w:val="0"/>
+          <w:color w:val="000000"/>
+          <w:sz w:val="28"/>
+        </w:rPr>
+        <w:t xml:space="preserve"> в заголовке карточки переводит к заявке, по которой человек проходит сейчас. Она появляется, только когда такая заявка есть.</w:t>
+      </w:r>
+    </w:p>
+    <w:p>
+      <w:pPr>
+        <w:keepNext/>
+        <w:spacing w:before="120" w:after="40"/>
+        <w:ind w:firstLine="0"/>
+        <w:jc w:val="center"/>
+      </w:pPr>
+      <w:r>
+        <w:drawing>
+          <wp:inline xmlns:a="http://schemas.openxmlformats.org/drawingml/2006/main" xmlns:pic="http://schemas.openxmlformats.org/drawingml/2006/picture">
+            <wp:extent cx="3474719" cy="2676144"/>
+            <wp:docPr id="18" name="Picture 18"/>
+            <wp:cNvGraphicFramePr>
+              <a:graphicFrameLocks noChangeAspect="1"/>
+            </wp:cNvGraphicFramePr>
+            <a:graphic>
+              <a:graphicData uri="http://schemas.openxmlformats.org/drawingml/2006/picture">
+                <pic:pic>
+                  <pic:nvPicPr>
+                    <pic:cNvPr id="0" name="employee-details-more.png"/>
+                    <pic:cNvPicPr/>
+                  </pic:nvPicPr>
+                  <pic:blipFill>
+                    <a:blip r:embed="rId28"/>
+                    <a:stretch>
+                      <a:fillRect/>
+                    </a:stretch>
+                  </pic:blipFill>
+                  <pic:spPr>
+                    <a:xfrm>
+                      <a:off x="0" y="0"/>
+                      <a:ext cx="3474719" cy="2676144"/>
+                    </a:xfrm>
+                    <a:prstGeom prst="rect"/>
+                  </pic:spPr>
+                </pic:pic>
+              </a:graphicData>
+            </a:graphic>
+          </wp:inline>
+        </w:drawing>
+      </w:r>
+    </w:p>
+    <w:p>
+      <w:pPr>
+        <w:keepNext w:val="0"/>
+        <w:spacing w:line="240" w:lineRule="auto" w:before="40" w:after="200"/>
+        <w:ind w:firstLine="0"/>
+        <w:jc w:val="center"/>
+      </w:pPr>
+      <w:r>
+        <w:rPr>
+          <w:rFonts w:ascii="Times New Roman" w:hAnsi="Times New Roman" w:cs="Times New Roman" w:eastAsia="Times New Roman"/>
+          <w:b w:val="0"/>
+          <w:i/>
+          <w:color w:val="000000"/>
+          <w:sz w:val="24"/>
+        </w:rPr>
+        <w:t>Рисунок 6.8 — Карточка сотрудника, документы, места прохода и состояние</w:t>
+      </w:r>
+    </w:p>
+    <w:p>
+      <w:r>
+        <w:rPr>
+          <w:rFonts w:ascii="Times New Roman" w:hAnsi="Times New Roman" w:cs="Times New Roman" w:eastAsia="Times New Roman"/>
+          <w:b w:val="0"/>
+          <w:i w:val="0"/>
+          <w:color w:val="000000"/>
+          <w:sz w:val="28"/>
+        </w:rPr>
+        <w:t>Ниже расположены:</w:t>
+      </w:r>
+    </w:p>
+    <w:p>
+      <w:pPr>
+        <w:spacing w:after="0" w:line="360" w:lineRule="auto"/>
+        <w:ind w:hanging="454" w:left="1134"/>
+        <w:jc w:val="both"/>
+      </w:pPr>
+      <w:r>
+        <w:rPr>
+          <w:rFonts w:ascii="Times New Roman" w:hAnsi="Times New Roman" w:cs="Times New Roman" w:eastAsia="Times New Roman"/>
+          <w:b w:val="0"/>
+          <w:i w:val="0"/>
+          <w:color w:val="000000"/>
+          <w:sz w:val="28"/>
+        </w:rPr>
+        <w:t>•</w:t>
+        <w:tab/>
+      </w:r>
+      <w:r>
+        <w:rPr>
+          <w:rFonts w:ascii="Times New Roman" w:hAnsi="Times New Roman" w:cs="Times New Roman" w:eastAsia="Times New Roman"/>
+          <w:b/>
+          <w:i w:val="0"/>
+          <w:color w:val="000000"/>
+          <w:sz w:val="28"/>
+        </w:rPr>
+        <w:t>«Документы»</w:t>
+      </w:r>
+      <w:r>
+        <w:rPr>
+          <w:rFonts w:ascii="Times New Roman" w:hAnsi="Times New Roman" w:cs="Times New Roman" w:eastAsia="Times New Roman"/>
+          <w:b w:val="0"/>
+          <w:i w:val="0"/>
+          <w:color w:val="000000"/>
+          <w:sz w:val="28"/>
+        </w:rPr>
+        <w:t xml:space="preserve"> (1) - серия и номер паспорта, номер патента, а если вместо патента выбрано иное разрешение на работы - и оно. Паспорт и патент закрыты: чтобы прочитать их, нажмите </w:t>
+      </w:r>
+      <w:r>
+        <w:rPr>
+          <w:rFonts w:ascii="Times New Roman" w:hAnsi="Times New Roman" w:cs="Times New Roman" w:eastAsia="Times New Roman"/>
+          <w:b/>
+          <w:i w:val="0"/>
+          <w:color w:val="000000"/>
+          <w:sz w:val="28"/>
+        </w:rPr>
+        <w:t>«Показать»</w:t>
+      </w:r>
+      <w:r>
+        <w:rPr>
+          <w:rFonts w:ascii="Times New Roman" w:hAnsi="Times New Roman" w:cs="Times New Roman" w:eastAsia="Times New Roman"/>
+          <w:b w:val="0"/>
+          <w:i w:val="0"/>
+          <w:color w:val="000000"/>
+          <w:sz w:val="28"/>
+        </w:rPr>
+        <w:t xml:space="preserve"> рядом с полем;</w:t>
+      </w:r>
+    </w:p>
+    <w:p>
+      <w:pPr>
+        <w:spacing w:after="0" w:line="360" w:lineRule="auto"/>
+        <w:ind w:hanging="454" w:left="1134"/>
+        <w:jc w:val="both"/>
+      </w:pPr>
+      <w:r>
+        <w:rPr>
+          <w:rFonts w:ascii="Times New Roman" w:hAnsi="Times New Roman" w:cs="Times New Roman" w:eastAsia="Times New Roman"/>
+          <w:b w:val="0"/>
+          <w:i w:val="0"/>
+          <w:color w:val="000000"/>
+          <w:sz w:val="28"/>
+        </w:rPr>
+        <w:t>•</w:t>
+        <w:tab/>
+      </w:r>
+      <w:r>
+        <w:rPr>
+          <w:rFonts w:ascii="Times New Roman" w:hAnsi="Times New Roman" w:cs="Times New Roman" w:eastAsia="Times New Roman"/>
+          <w:b/>
+          <w:i w:val="0"/>
+          <w:color w:val="000000"/>
+          <w:sz w:val="28"/>
+        </w:rPr>
+        <w:t>«Места прохода»</w:t>
+      </w:r>
+      <w:r>
+        <w:rPr>
+          <w:rFonts w:ascii="Times New Roman" w:hAnsi="Times New Roman" w:cs="Times New Roman" w:eastAsia="Times New Roman"/>
+          <w:b w:val="0"/>
+          <w:i w:val="0"/>
+          <w:color w:val="000000"/>
+          <w:sz w:val="28"/>
+        </w:rPr>
+        <w:t xml:space="preserve"> (2) - посты, через которые человек проходит по действующей заявке. Если заявки нет, выводится «Места прохода не указаны»;</w:t>
+      </w:r>
+    </w:p>
+    <w:p>
+      <w:pPr>
+        <w:spacing w:after="0" w:line="360" w:lineRule="auto"/>
+        <w:ind w:hanging="454" w:left="1134"/>
+        <w:jc w:val="both"/>
+      </w:pPr>
+      <w:r>
+        <w:rPr>
+          <w:rFonts w:ascii="Times New Roman" w:hAnsi="Times New Roman" w:cs="Times New Roman" w:eastAsia="Times New Roman"/>
+          <w:b w:val="0"/>
+          <w:i w:val="0"/>
+          <w:color w:val="000000"/>
+          <w:sz w:val="28"/>
+        </w:rPr>
+        <w:t>•</w:t>
+        <w:tab/>
+      </w:r>
+      <w:r>
+        <w:rPr>
+          <w:rFonts w:ascii="Times New Roman" w:hAnsi="Times New Roman" w:cs="Times New Roman" w:eastAsia="Times New Roman"/>
+          <w:b/>
+          <w:i w:val="0"/>
+          <w:color w:val="000000"/>
+          <w:sz w:val="28"/>
+        </w:rPr>
+        <w:t>«Статус»</w:t>
+      </w:r>
+      <w:r>
+        <w:rPr>
+          <w:rFonts w:ascii="Times New Roman" w:hAnsi="Times New Roman" w:cs="Times New Roman" w:eastAsia="Times New Roman"/>
+          <w:b w:val="0"/>
+          <w:i w:val="0"/>
+          <w:color w:val="000000"/>
+          <w:sz w:val="28"/>
+        </w:rPr>
+        <w:t xml:space="preserve"> (3) - где человек находится по отметкам поста: «На территории», «Покинул территорию» или «Не входил».</w:t>
+      </w:r>
+    </w:p>
+    <w:p>
+      <w:r>
+        <w:rPr>
+          <w:rFonts w:ascii="Times New Roman" w:hAnsi="Times New Roman" w:cs="Times New Roman" w:eastAsia="Times New Roman"/>
+          <w:b w:val="0"/>
+          <w:i w:val="0"/>
+          <w:color w:val="000000"/>
+          <w:sz w:val="28"/>
+        </w:rPr>
+        <w:t>Карточка закрывается крестиком, нажатием вне окна или клавишей Esc.</w:t>
+      </w:r>
+    </w:p>
+    <w:tbl>
+      <w:tblPr>
+        <w:tblW w:type="auto" w:w="0"/>
+        <w:tblLayout w:type="fixed"/>
+        <w:tblLook w:firstColumn="1" w:firstRow="1" w:lastColumn="0" w:lastRow="0" w:noHBand="0" w:noVBand="1" w:val="04A0"/>
+        <w:tblLayout w:type="fixed"/>
+      </w:tblPr>
+      <w:tblGrid>
+        <w:gridCol w:w="9356"/>
+      </w:tblGrid>
+      <w:tr>
+        <w:trPr>
+          <w:cantSplit w:val="true"/>
+        </w:trPr>
+        <w:tc>
+          <w:tcPr>
+            <w:tcW w:type="dxa" w:w="9354"/>
+            <w:shd w:val="clear" w:fill="EAF1F8"/>
+            <w:tcBorders>
+              <w:left w:val="single" w:sz="24" w:color="2C6FA6"/>
+              <w:top w:val="single" w:sz="4" w:color="EAF1F8"/>
+              <w:bottom w:val="single" w:sz="4" w:color="EAF1F8"/>
+              <w:right w:val="single" w:sz="4" w:color="EAF1F8"/>
+            </w:tcBorders>
+          </w:tcPr>
+          <w:p>
+            <w:pPr>
+              <w:spacing w:line="288" w:lineRule="auto" w:after="0"/>
+              <w:ind w:firstLine="0"/>
+            </w:pPr>
+            <w:r>
+              <w:rPr>
+                <w:rFonts w:ascii="Times New Roman" w:hAnsi="Times New Roman" w:cs="Times New Roman" w:eastAsia="Times New Roman"/>
+                <w:b/>
+                <w:i w:val="0"/>
+                <w:color w:val="2C6FA6"/>
+                <w:sz w:val="26"/>
+              </w:rPr>
+              <w:t xml:space="preserve">ПРИМЕЧАНИЕ. </w:t>
+            </w:r>
+            <w:r>
+              <w:rPr>
+                <w:rFonts w:ascii="Times New Roman" w:hAnsi="Times New Roman" w:cs="Times New Roman" w:eastAsia="Times New Roman"/>
+                <w:b w:val="0"/>
+                <w:i w:val="0"/>
+                <w:color w:val="000000"/>
+                <w:sz w:val="26"/>
+              </w:rPr>
+              <w:t>Работникам, которым бюро пропусков выдало соответствующее право, в карточке доступны ещё два раздела - полная история изменений записи и история проходов через посты с выгрузкой в электронную таблицу. Обычному заявителю они не показываются.</w:t>
+            </w:r>
+          </w:p>
+        </w:tc>
+      </w:tr>
+    </w:tbl>
+    <w:p>
+      <w:pPr>
+        <w:spacing w:after="0" w:line="240" w:lineRule="auto"/>
+        <w:ind w:firstLine="0"/>
+      </w:pPr>
+      <w:r>
+        <w:rPr>
+          <w:rFonts w:ascii="Times New Roman" w:hAnsi="Times New Roman" w:cs="Times New Roman" w:eastAsia="Times New Roman"/>
+          <w:b w:val="0"/>
+          <w:i w:val="0"/>
+          <w:color w:val="000000"/>
+          <w:sz w:val="12"/>
+        </w:rPr>
+      </w:r>
+    </w:p>
+    <w:p>
+      <w:pPr>
+        <w:pStyle w:val="Heading1"/>
+        <w:ind w:firstLine="0"/>
+      </w:pPr>
+      <w:r>
+        <w:rPr>
+          <w:rFonts w:ascii="Times New Roman" w:hAnsi="Times New Roman" w:cs="Times New Roman" w:eastAsia="Times New Roman"/>
+          <w:b/>
+          <w:i w:val="0"/>
+          <w:color w:val="000000"/>
+          <w:sz w:val="32"/>
+        </w:rPr>
+        <w:t>7. Автомобили</w:t>
+      </w:r>
+    </w:p>
+    <w:p>
+      <w:pPr>
+        <w:pStyle w:val="Heading2"/>
+        <w:ind w:firstLine="0"/>
+      </w:pPr>
+      <w:r>
+        <w:rPr>
+          <w:rFonts w:ascii="Times New Roman" w:hAnsi="Times New Roman" w:cs="Times New Roman" w:eastAsia="Times New Roman"/>
+          <w:b/>
+          <w:i w:val="0"/>
+          <w:color w:val="000000"/>
+          <w:sz w:val="28"/>
+        </w:rPr>
+        <w:t>7.1. Что это за список</w:t>
+      </w:r>
+    </w:p>
+    <w:p>
+      <w:r>
+        <w:rPr>
+          <w:rFonts w:ascii="Times New Roman" w:hAnsi="Times New Roman" w:cs="Times New Roman" w:eastAsia="Times New Roman"/>
+          <w:b w:val="0"/>
+          <w:i w:val="0"/>
+          <w:color w:val="000000"/>
+          <w:sz w:val="28"/>
+        </w:rPr>
+        <w:t xml:space="preserve">Раздел </w:t>
+      </w:r>
+      <w:r>
+        <w:rPr>
+          <w:rFonts w:ascii="Times New Roman" w:hAnsi="Times New Roman" w:cs="Times New Roman" w:eastAsia="Times New Roman"/>
+          <w:b/>
+          <w:i w:val="0"/>
+          <w:color w:val="000000"/>
+          <w:sz w:val="28"/>
+        </w:rPr>
+        <w:t>«Автомобили»</w:t>
+      </w:r>
+      <w:r>
+        <w:rPr>
+          <w:rFonts w:ascii="Times New Roman" w:hAnsi="Times New Roman" w:cs="Times New Roman" w:eastAsia="Times New Roman"/>
+          <w:b w:val="0"/>
+          <w:i w:val="0"/>
+          <w:color w:val="000000"/>
+          <w:sz w:val="28"/>
+        </w:rPr>
+        <w:t xml:space="preserve"> устроен так же, как «Сотрудники», и служит той же цели: хранит транспорт, который вы проводите на территорию, чтобы не вводить номер и марку в каждой заявке заново. Пополняется он тем же порядком: при подаче заявки система предлагает сохранить машины, которых в списке ещё нет, а кнопка </w:t>
+      </w:r>
+      <w:r>
+        <w:rPr>
+          <w:rFonts w:ascii="Times New Roman" w:hAnsi="Times New Roman" w:cs="Times New Roman" w:eastAsia="Times New Roman"/>
+          <w:b/>
+          <w:i w:val="0"/>
+          <w:color w:val="000000"/>
+          <w:sz w:val="28"/>
+        </w:rPr>
+        <w:t>«Добавить»</w:t>
+      </w:r>
+      <w:r>
+        <w:rPr>
+          <w:rFonts w:ascii="Times New Roman" w:hAnsi="Times New Roman" w:cs="Times New Roman" w:eastAsia="Times New Roman"/>
+          <w:b w:val="0"/>
+          <w:i w:val="0"/>
+          <w:color w:val="000000"/>
+          <w:sz w:val="28"/>
+        </w:rPr>
+        <w:t xml:space="preserve"> заводит машину заранее.</w:t>
+      </w:r>
+    </w:p>
+    <w:p>
+      <w:pPr>
+        <w:keepNext/>
+        <w:spacing w:before="120" w:after="40"/>
+        <w:ind w:firstLine="0"/>
+        <w:jc w:val="center"/>
+      </w:pPr>
+      <w:r>
+        <w:drawing>
+          <wp:inline xmlns:a="http://schemas.openxmlformats.org/drawingml/2006/main" xmlns:pic="http://schemas.openxmlformats.org/drawingml/2006/picture">
+            <wp:extent cx="5940000" cy="3883846"/>
+            <wp:docPr id="19" name="Picture 19"/>
+            <wp:cNvGraphicFramePr>
+              <a:graphicFrameLocks noChangeAspect="1"/>
+            </wp:cNvGraphicFramePr>
+            <a:graphic>
+              <a:graphicData uri="http://schemas.openxmlformats.org/drawingml/2006/picture">
+                <pic:pic>
+                  <pic:nvPicPr>
+                    <pic:cNvPr id="0" name="cars-list.png"/>
+                    <pic:cNvPicPr/>
+                  </pic:nvPicPr>
+                  <pic:blipFill>
+                    <a:blip r:embed="rId29"/>
+                    <a:stretch>
+                      <a:fillRect/>
+                    </a:stretch>
+                  </pic:blipFill>
+                  <pic:spPr>
+                    <a:xfrm>
+                      <a:off x="0" y="0"/>
+                      <a:ext cx="5940000" cy="3883846"/>
+                    </a:xfrm>
+                    <a:prstGeom prst="rect"/>
+                  </pic:spPr>
+                </pic:pic>
+              </a:graphicData>
+            </a:graphic>
+          </wp:inline>
+        </w:drawing>
+      </w:r>
+    </w:p>
+    <w:p>
+      <w:pPr>
+        <w:keepNext w:val="0"/>
+        <w:spacing w:line="240" w:lineRule="auto" w:before="40" w:after="200"/>
+        <w:ind w:firstLine="0"/>
+        <w:jc w:val="center"/>
+      </w:pPr>
+      <w:r>
+        <w:rPr>
+          <w:rFonts w:ascii="Times New Roman" w:hAnsi="Times New Roman" w:cs="Times New Roman" w:eastAsia="Times New Roman"/>
+          <w:b w:val="0"/>
+          <w:i/>
+          <w:color w:val="000000"/>
+          <w:sz w:val="24"/>
+        </w:rPr>
+        <w:t>Рисунок 7.1 — Раздел «Автомобили»</w:t>
+      </w:r>
+    </w:p>
+    <w:p>
+      <w:r>
+        <w:rPr>
+          <w:rFonts w:ascii="Times New Roman" w:hAnsi="Times New Roman" w:cs="Times New Roman" w:eastAsia="Times New Roman"/>
+          <w:b w:val="0"/>
+          <w:i w:val="0"/>
+          <w:color w:val="000000"/>
+          <w:sz w:val="28"/>
+        </w:rPr>
+        <w:t>Переключатель области (1) работает как в разделе «Сотрудники»: «Мои машины», «Машины организации», «Машины компании», см. подраздел 6.2. Поиск ищет по государственному регистрационному знаку, марке, формату номера, названию организации и компании.</w:t>
+      </w:r>
+    </w:p>
+    <w:p>
+      <w:r>
+        <w:rPr>
+          <w:rFonts w:ascii="Times New Roman" w:hAnsi="Times New Roman" w:cs="Times New Roman" w:eastAsia="Times New Roman"/>
+          <w:b w:val="0"/>
+          <w:i w:val="0"/>
+          <w:color w:val="000000"/>
+          <w:sz w:val="28"/>
+        </w:rPr>
+        <w:t xml:space="preserve">Столбец </w:t>
+      </w:r>
+      <w:r>
+        <w:rPr>
+          <w:rFonts w:ascii="Times New Roman" w:hAnsi="Times New Roman" w:cs="Times New Roman" w:eastAsia="Times New Roman"/>
+          <w:b/>
+          <w:i w:val="0"/>
+          <w:color w:val="000000"/>
+          <w:sz w:val="28"/>
+        </w:rPr>
+        <w:t>«Формат номера»</w:t>
+      </w:r>
+      <w:r>
+        <w:rPr>
+          <w:rFonts w:ascii="Times New Roman" w:hAnsi="Times New Roman" w:cs="Times New Roman" w:eastAsia="Times New Roman"/>
+          <w:b w:val="0"/>
+          <w:i w:val="0"/>
+          <w:color w:val="000000"/>
+          <w:sz w:val="28"/>
+        </w:rPr>
+        <w:t xml:space="preserve"> (2) показывает, по правилам какой страны записан номер. Столбец </w:t>
+      </w:r>
+      <w:r>
+        <w:rPr>
+          <w:rFonts w:ascii="Times New Roman" w:hAnsi="Times New Roman" w:cs="Times New Roman" w:eastAsia="Times New Roman"/>
+          <w:b/>
+          <w:i w:val="0"/>
+          <w:color w:val="000000"/>
+          <w:sz w:val="28"/>
+        </w:rPr>
+        <w:t>«Действия»</w:t>
+      </w:r>
+      <w:r>
+        <w:rPr>
+          <w:rFonts w:ascii="Times New Roman" w:hAnsi="Times New Roman" w:cs="Times New Roman" w:eastAsia="Times New Roman"/>
+          <w:b w:val="0"/>
+          <w:i w:val="0"/>
+          <w:color w:val="000000"/>
+          <w:sz w:val="28"/>
+        </w:rPr>
+        <w:t xml:space="preserve"> (3) содержит те же значки шестерёнки и корзины, а столбец «Статус» - </w:t>
+      </w:r>
+      <w:r>
+        <w:rPr>
+          <w:rFonts w:ascii="Times New Roman" w:hAnsi="Times New Roman" w:cs="Times New Roman" w:eastAsia="Times New Roman"/>
+          <w:b/>
+          <w:i w:val="0"/>
+          <w:color w:val="000000"/>
+          <w:sz w:val="28"/>
+        </w:rPr>
+        <w:t>«Активна»</w:t>
+      </w:r>
+      <w:r>
+        <w:rPr>
+          <w:rFonts w:ascii="Times New Roman" w:hAnsi="Times New Roman" w:cs="Times New Roman" w:eastAsia="Times New Roman"/>
+          <w:b w:val="0"/>
+          <w:i w:val="0"/>
+          <w:color w:val="000000"/>
+          <w:sz w:val="28"/>
+        </w:rPr>
+        <w:t xml:space="preserve">, если на машину есть действующая заявка, и </w:t>
+      </w:r>
+      <w:r>
+        <w:rPr>
+          <w:rFonts w:ascii="Times New Roman" w:hAnsi="Times New Roman" w:cs="Times New Roman" w:eastAsia="Times New Roman"/>
+          <w:b/>
+          <w:i w:val="0"/>
+          <w:color w:val="000000"/>
+          <w:sz w:val="28"/>
+        </w:rPr>
+        <w:t>«Неактивна»</w:t>
+      </w:r>
+      <w:r>
+        <w:rPr>
+          <w:rFonts w:ascii="Times New Roman" w:hAnsi="Times New Roman" w:cs="Times New Roman" w:eastAsia="Times New Roman"/>
+          <w:b w:val="0"/>
+          <w:i w:val="0"/>
+          <w:color w:val="000000"/>
+          <w:sz w:val="28"/>
+        </w:rPr>
+        <w:t xml:space="preserve">, если нет. Машина из чёрного списка помечается отметкой </w:t>
+      </w:r>
+      <w:r>
+        <w:rPr>
+          <w:rFonts w:ascii="Times New Roman" w:hAnsi="Times New Roman" w:cs="Times New Roman" w:eastAsia="Times New Roman"/>
+          <w:b/>
+          <w:i w:val="0"/>
+          <w:color w:val="000000"/>
+          <w:sz w:val="28"/>
+        </w:rPr>
+        <w:t>«Чёрный список»</w:t>
+      </w:r>
+      <w:r>
+        <w:rPr>
+          <w:rFonts w:ascii="Times New Roman" w:hAnsi="Times New Roman" w:cs="Times New Roman" w:eastAsia="Times New Roman"/>
+          <w:b w:val="0"/>
+          <w:i w:val="0"/>
+          <w:color w:val="000000"/>
+          <w:sz w:val="28"/>
+        </w:rPr>
+        <w:t>.</w:t>
+      </w:r>
+    </w:p>
+    <w:p>
+      <w:pPr>
+        <w:pStyle w:val="Heading2"/>
+        <w:ind w:firstLine="0"/>
+      </w:pPr>
+      <w:r>
+        <w:rPr>
+          <w:rFonts w:ascii="Times New Roman" w:hAnsi="Times New Roman" w:cs="Times New Roman" w:eastAsia="Times New Roman"/>
+          <w:b/>
+          <w:i w:val="0"/>
+          <w:color w:val="000000"/>
+          <w:sz w:val="28"/>
+        </w:rPr>
+        <w:t>7.2. Добавление автомобиля</w:t>
+      </w:r>
+    </w:p>
+    <w:p>
+      <w:r>
+        <w:rPr>
+          <w:rFonts w:ascii="Times New Roman" w:hAnsi="Times New Roman" w:cs="Times New Roman" w:eastAsia="Times New Roman"/>
+          <w:b w:val="0"/>
+          <w:i w:val="0"/>
+          <w:color w:val="000000"/>
+          <w:sz w:val="28"/>
+        </w:rPr>
+        <w:t xml:space="preserve">Нажмите </w:t>
+      </w:r>
+      <w:r>
+        <w:rPr>
+          <w:rFonts w:ascii="Times New Roman" w:hAnsi="Times New Roman" w:cs="Times New Roman" w:eastAsia="Times New Roman"/>
+          <w:b/>
+          <w:i w:val="0"/>
+          <w:color w:val="000000"/>
+          <w:sz w:val="28"/>
+        </w:rPr>
+        <w:t>«Добавить»</w:t>
+      </w:r>
+      <w:r>
+        <w:rPr>
+          <w:rFonts w:ascii="Times New Roman" w:hAnsi="Times New Roman" w:cs="Times New Roman" w:eastAsia="Times New Roman"/>
+          <w:b w:val="0"/>
+          <w:i w:val="0"/>
+          <w:color w:val="000000"/>
+          <w:sz w:val="28"/>
+        </w:rPr>
+        <w:t xml:space="preserve"> над таблицей.</w:t>
+      </w:r>
+    </w:p>
+    <w:p>
+      <w:pPr>
+        <w:keepNext/>
+        <w:spacing w:before="120" w:after="40"/>
+        <w:ind w:firstLine="0"/>
+        <w:jc w:val="center"/>
+      </w:pPr>
+      <w:r>
+        <w:drawing>
+          <wp:inline xmlns:a="http://schemas.openxmlformats.org/drawingml/2006/main" xmlns:pic="http://schemas.openxmlformats.org/drawingml/2006/picture">
+            <wp:extent cx="3535680" cy="3169920"/>
+            <wp:docPr id="20" name="Picture 20"/>
+            <wp:cNvGraphicFramePr>
+              <a:graphicFrameLocks noChangeAspect="1"/>
+            </wp:cNvGraphicFramePr>
+            <a:graphic>
+              <a:graphicData uri="http://schemas.openxmlformats.org/drawingml/2006/picture">
+                <pic:pic>
+                  <pic:nvPicPr>
+                    <pic:cNvPr id="0" name="car-add.png"/>
+                    <pic:cNvPicPr/>
+                  </pic:nvPicPr>
+                  <pic:blipFill>
+                    <a:blip r:embed="rId30"/>
+                    <a:stretch>
+                      <a:fillRect/>
+                    </a:stretch>
+                  </pic:blipFill>
+                  <pic:spPr>
+                    <a:xfrm>
+                      <a:off x="0" y="0"/>
+                      <a:ext cx="3535680" cy="3169920"/>
+                    </a:xfrm>
+                    <a:prstGeom prst="rect"/>
+                  </pic:spPr>
+                </pic:pic>
+              </a:graphicData>
+            </a:graphic>
+          </wp:inline>
+        </w:drawing>
+      </w:r>
+    </w:p>
+    <w:p>
+      <w:pPr>
+        <w:keepNext w:val="0"/>
+        <w:spacing w:line="240" w:lineRule="auto" w:before="40" w:after="200"/>
+        <w:ind w:firstLine="0"/>
+        <w:jc w:val="center"/>
+      </w:pPr>
+      <w:r>
+        <w:rPr>
+          <w:rFonts w:ascii="Times New Roman" w:hAnsi="Times New Roman" w:cs="Times New Roman" w:eastAsia="Times New Roman"/>
+          <w:b w:val="0"/>
+          <w:i/>
+          <w:color w:val="000000"/>
+          <w:sz w:val="24"/>
+        </w:rPr>
+        <w:t>Рисунок 7.2 — Форма добавления автомобиля</w:t>
+      </w:r>
+    </w:p>
+    <w:p>
+      <w:r>
+        <w:rPr>
+          <w:rFonts w:ascii="Times New Roman" w:hAnsi="Times New Roman" w:cs="Times New Roman" w:eastAsia="Times New Roman"/>
+          <w:b/>
+          <w:i w:val="0"/>
+          <w:color w:val="000000"/>
+          <w:sz w:val="28"/>
+        </w:rPr>
+        <w:t>«Формат номеров»</w:t>
+      </w:r>
+      <w:r>
+        <w:rPr>
+          <w:rFonts w:ascii="Times New Roman" w:hAnsi="Times New Roman" w:cs="Times New Roman" w:eastAsia="Times New Roman"/>
+          <w:b w:val="0"/>
+          <w:i w:val="0"/>
+          <w:color w:val="000000"/>
+          <w:sz w:val="28"/>
+        </w:rPr>
+        <w:t xml:space="preserve"> (1) - страна, по правилам которой записан государственный регистрационный знак. Форматы ведёт бюро пропусков; один из них выбран заранее.</w:t>
+      </w:r>
+    </w:p>
+    <w:p>
+      <w:r>
+        <w:rPr>
+          <w:rFonts w:ascii="Times New Roman" w:hAnsi="Times New Roman" w:cs="Times New Roman" w:eastAsia="Times New Roman"/>
+          <w:b/>
+          <w:i w:val="0"/>
+          <w:color w:val="000000"/>
+          <w:sz w:val="28"/>
+        </w:rPr>
+        <w:t>«Номер Т/С»</w:t>
+      </w:r>
+      <w:r>
+        <w:rPr>
+          <w:rFonts w:ascii="Times New Roman" w:hAnsi="Times New Roman" w:cs="Times New Roman" w:eastAsia="Times New Roman"/>
+          <w:b w:val="0"/>
+          <w:i w:val="0"/>
+          <w:color w:val="000000"/>
+          <w:sz w:val="28"/>
+        </w:rPr>
+        <w:t xml:space="preserve"> (2) вводится по частям: сколько клеток у выбранного формата, столько частей и будет. Для российского номера это буква, три цифры, две буквы и код региона. Длина каждой части ограничена, лишние знаки не вводятся.</w:t>
+      </w:r>
+    </w:p>
+    <w:p>
+      <w:r>
+        <w:rPr>
+          <w:rFonts w:ascii="Times New Roman" w:hAnsi="Times New Roman" w:cs="Times New Roman" w:eastAsia="Times New Roman"/>
+          <w:b/>
+          <w:i w:val="0"/>
+          <w:color w:val="000000"/>
+          <w:sz w:val="28"/>
+        </w:rPr>
+        <w:t>«Марка Т/С»</w:t>
+      </w:r>
+      <w:r>
+        <w:rPr>
+          <w:rFonts w:ascii="Times New Roman" w:hAnsi="Times New Roman" w:cs="Times New Roman" w:eastAsia="Times New Roman"/>
+          <w:b w:val="0"/>
+          <w:i w:val="0"/>
+          <w:color w:val="000000"/>
+          <w:sz w:val="28"/>
+        </w:rPr>
+        <w:t xml:space="preserve"> (3) выбирается из справочника марок.</w:t>
+      </w:r>
+    </w:p>
+    <w:p>
+      <w:pPr>
+        <w:keepNext/>
+        <w:spacing w:before="120" w:after="40"/>
+        <w:ind w:firstLine="0"/>
+        <w:jc w:val="center"/>
+      </w:pPr>
+      <w:r>
+        <w:drawing>
+          <wp:inline xmlns:a="http://schemas.openxmlformats.org/drawingml/2006/main" xmlns:pic="http://schemas.openxmlformats.org/drawingml/2006/picture">
+            <wp:extent cx="2243328" cy="1938528"/>
+            <wp:docPr id="21" name="Picture 21"/>
+            <wp:cNvGraphicFramePr>
+              <a:graphicFrameLocks noChangeAspect="1"/>
+            </wp:cNvGraphicFramePr>
+            <a:graphic>
+              <a:graphicData uri="http://schemas.openxmlformats.org/drawingml/2006/picture">
+                <pic:pic>
+                  <pic:nvPicPr>
+                    <pic:cNvPr id="0" name="car-mark.png"/>
+                    <pic:cNvPicPr/>
+                  </pic:nvPicPr>
+                  <pic:blipFill>
+                    <a:blip r:embed="rId31"/>
+                    <a:stretch>
+                      <a:fillRect/>
+                    </a:stretch>
+                  </pic:blipFill>
+                  <pic:spPr>
+                    <a:xfrm>
+                      <a:off x="0" y="0"/>
+                      <a:ext cx="2243328" cy="1938528"/>
+                    </a:xfrm>
+                    <a:prstGeom prst="rect"/>
+                  </pic:spPr>
+                </pic:pic>
+              </a:graphicData>
+            </a:graphic>
+          </wp:inline>
+        </w:drawing>
+      </w:r>
+    </w:p>
+    <w:p>
+      <w:pPr>
+        <w:keepNext w:val="0"/>
+        <w:spacing w:line="240" w:lineRule="auto" w:before="40" w:after="200"/>
+        <w:ind w:firstLine="0"/>
+        <w:jc w:val="center"/>
+      </w:pPr>
+      <w:r>
+        <w:rPr>
+          <w:rFonts w:ascii="Times New Roman" w:hAnsi="Times New Roman" w:cs="Times New Roman" w:eastAsia="Times New Roman"/>
+          <w:b w:val="0"/>
+          <w:i/>
+          <w:color w:val="000000"/>
+          <w:sz w:val="24"/>
+        </w:rPr>
+        <w:t>Рисунок 7.3 — Выбор марки</w:t>
+      </w:r>
+    </w:p>
+    <w:p>
+      <w:r>
+        <w:rPr>
+          <w:rFonts w:ascii="Times New Roman" w:hAnsi="Times New Roman" w:cs="Times New Roman" w:eastAsia="Times New Roman"/>
+          <w:b w:val="0"/>
+          <w:i w:val="0"/>
+          <w:color w:val="000000"/>
+          <w:sz w:val="28"/>
+        </w:rPr>
+        <w:t>Список марок длинный, поэтому в нём есть строка поиска (1): наберите несколько букв, и список сократится. Если ничего не найдено, выводится «Марки не найдены» - обратитесь в бюро пропусков, справочник марок ведут там.</w:t>
+      </w:r>
+    </w:p>
+    <w:p>
+      <w:r>
+        <w:rPr>
+          <w:rFonts w:ascii="Times New Roman" w:hAnsi="Times New Roman" w:cs="Times New Roman" w:eastAsia="Times New Roman"/>
+          <w:b w:val="0"/>
+          <w:i w:val="0"/>
+          <w:color w:val="000000"/>
+          <w:sz w:val="28"/>
+        </w:rPr>
+        <w:t xml:space="preserve">Блок </w:t>
+      </w:r>
+      <w:r>
+        <w:rPr>
+          <w:rFonts w:ascii="Times New Roman" w:hAnsi="Times New Roman" w:cs="Times New Roman" w:eastAsia="Times New Roman"/>
+          <w:b/>
+          <w:i w:val="0"/>
+          <w:color w:val="000000"/>
+          <w:sz w:val="28"/>
+        </w:rPr>
+        <w:t>«Привязка»</w:t>
+      </w:r>
+      <w:r>
+        <w:rPr>
+          <w:rFonts w:ascii="Times New Roman" w:hAnsi="Times New Roman" w:cs="Times New Roman" w:eastAsia="Times New Roman"/>
+          <w:b w:val="0"/>
+          <w:i w:val="0"/>
+          <w:color w:val="000000"/>
+          <w:sz w:val="28"/>
+        </w:rPr>
+        <w:t xml:space="preserve"> внизу формы устроен как у сотрудника (см. подраздел 6.6): машина всегда привязывается к вашей учётной записи, а отметка привязки к организации или компании открывает её коллегам. Отличие одно: у машины эти две отметки взаимоисключающие - поставив одну, вторую поставить нельзя.</w:t>
+      </w:r>
+    </w:p>
+    <w:p>
+      <w:r>
+        <w:rPr>
+          <w:rFonts w:ascii="Times New Roman" w:hAnsi="Times New Roman" w:cs="Times New Roman" w:eastAsia="Times New Roman"/>
+          <w:b w:val="0"/>
+          <w:i w:val="0"/>
+          <w:color w:val="000000"/>
+          <w:sz w:val="28"/>
+        </w:rPr>
+        <w:t xml:space="preserve">Нажмите </w:t>
+      </w:r>
+      <w:r>
+        <w:rPr>
+          <w:rFonts w:ascii="Times New Roman" w:hAnsi="Times New Roman" w:cs="Times New Roman" w:eastAsia="Times New Roman"/>
+          <w:b/>
+          <w:i w:val="0"/>
+          <w:color w:val="000000"/>
+          <w:sz w:val="28"/>
+        </w:rPr>
+        <w:t>«Добавить»</w:t>
+      </w:r>
+      <w:r>
+        <w:rPr>
+          <w:rFonts w:ascii="Times New Roman" w:hAnsi="Times New Roman" w:cs="Times New Roman" w:eastAsia="Times New Roman"/>
+          <w:b w:val="0"/>
+          <w:i w:val="0"/>
+          <w:color w:val="000000"/>
+          <w:sz w:val="28"/>
+        </w:rPr>
+        <w:t xml:space="preserve"> (4).</w:t>
+      </w:r>
+    </w:p>
+    <w:p>
+      <w:r>
+        <w:rPr>
+          <w:rFonts w:ascii="Times New Roman" w:hAnsi="Times New Roman" w:cs="Times New Roman" w:eastAsia="Times New Roman"/>
+          <w:b w:val="0"/>
+          <w:i w:val="0"/>
+          <w:color w:val="000000"/>
+          <w:sz w:val="28"/>
+        </w:rPr>
+        <w:t>Ожидаемый результат: система сообщает «Автомобиль добавлен», машина появляется в списке.</w:t>
+      </w:r>
+    </w:p>
+    <w:tbl>
+      <w:tblPr>
+        <w:tblW w:type="auto" w:w="0"/>
+        <w:tblLayout w:type="fixed"/>
+        <w:tblLook w:firstColumn="1" w:firstRow="1" w:lastColumn="0" w:lastRow="0" w:noHBand="0" w:noVBand="1" w:val="04A0"/>
+        <w:tblLayout w:type="fixed"/>
+      </w:tblPr>
+      <w:tblGrid>
+        <w:gridCol w:w="9356"/>
+      </w:tblGrid>
+      <w:tr>
+        <w:trPr>
+          <w:cantSplit w:val="true"/>
+        </w:trPr>
+        <w:tc>
+          <w:tcPr>
+            <w:tcW w:type="dxa" w:w="9354"/>
+            <w:shd w:val="clear" w:fill="FDF6E3"/>
+            <w:tcBorders>
+              <w:left w:val="single" w:sz="24" w:color="B7791F"/>
+              <w:top w:val="single" w:sz="4" w:color="FDF6E3"/>
+              <w:bottom w:val="single" w:sz="4" w:color="FDF6E3"/>
+              <w:right w:val="single" w:sz="4" w:color="FDF6E3"/>
+            </w:tcBorders>
+          </w:tcPr>
+          <w:p>
+            <w:pPr>
+              <w:spacing w:line="288" w:lineRule="auto" w:after="0"/>
+              <w:ind w:firstLine="0"/>
+            </w:pPr>
+            <w:r>
+              <w:rPr>
+                <w:rFonts w:ascii="Times New Roman" w:hAnsi="Times New Roman" w:cs="Times New Roman" w:eastAsia="Times New Roman"/>
+                <w:b/>
+                <w:i w:val="0"/>
+                <w:color w:val="B7791F"/>
+                <w:sz w:val="26"/>
+              </w:rPr>
+              <w:t xml:space="preserve">ВАЖНО. </w:t>
+            </w:r>
+            <w:r>
+              <w:rPr>
+                <w:rFonts w:ascii="Times New Roman" w:hAnsi="Times New Roman" w:cs="Times New Roman" w:eastAsia="Times New Roman"/>
+                <w:b w:val="0"/>
+                <w:i w:val="0"/>
+                <w:color w:val="000000"/>
+                <w:sz w:val="26"/>
+              </w:rPr>
+              <w:t>Сочетание номера и марки не повторяется. Сообщение «Автомобиль уже привязан к вашему аккаунту» появляется и тогда, когда такая машина есть у вас, и тогда, когда её уже завёл кто-то из коллег по организации или компании. Найдите её поиском: если своей машины в области «Мои машины» нет, посмотрите в области организации или компании - оттуда её тоже можно выбрать в заявке.</w:t>
+            </w:r>
+          </w:p>
+        </w:tc>
+      </w:tr>
+    </w:tbl>
+    <w:p>
+      <w:pPr>
+        <w:spacing w:after="0" w:line="240" w:lineRule="auto"/>
+        <w:ind w:firstLine="0"/>
+      </w:pPr>
+      <w:r>
+        <w:rPr>
+          <w:rFonts w:ascii="Times New Roman" w:hAnsi="Times New Roman" w:cs="Times New Roman" w:eastAsia="Times New Roman"/>
+          <w:b w:val="0"/>
+          <w:i w:val="0"/>
+          <w:color w:val="000000"/>
+          <w:sz w:val="12"/>
+        </w:rPr>
+      </w:r>
+    </w:p>
+    <w:p>
+      <w:pPr>
+        <w:pStyle w:val="Heading2"/>
+        <w:ind w:firstLine="0"/>
+      </w:pPr>
+      <w:r>
+        <w:rPr>
+          <w:rFonts w:ascii="Times New Roman" w:hAnsi="Times New Roman" w:cs="Times New Roman" w:eastAsia="Times New Roman"/>
+          <w:b/>
+          <w:i w:val="0"/>
+          <w:color w:val="000000"/>
+          <w:sz w:val="28"/>
+        </w:rPr>
+        <w:t>7.3. Изменение и удаление</w:t>
+      </w:r>
+    </w:p>
+    <w:p>
+      <w:r>
+        <w:rPr>
+          <w:rFonts w:ascii="Times New Roman" w:hAnsi="Times New Roman" w:cs="Times New Roman" w:eastAsia="Times New Roman"/>
+          <w:b w:val="0"/>
+          <w:i w:val="0"/>
+          <w:color w:val="000000"/>
+          <w:sz w:val="28"/>
+        </w:rPr>
+        <w:t xml:space="preserve">Значок шестерёнки открывает ту же форму с заполненными полями, кнопка в ней подписана </w:t>
+      </w:r>
+      <w:r>
+        <w:rPr>
+          <w:rFonts w:ascii="Times New Roman" w:hAnsi="Times New Roman" w:cs="Times New Roman" w:eastAsia="Times New Roman"/>
+          <w:b/>
+          <w:i w:val="0"/>
+          <w:color w:val="000000"/>
+          <w:sz w:val="28"/>
+        </w:rPr>
+        <w:t>«Сохранить»</w:t>
+      </w:r>
+      <w:r>
+        <w:rPr>
+          <w:rFonts w:ascii="Times New Roman" w:hAnsi="Times New Roman" w:cs="Times New Roman" w:eastAsia="Times New Roman"/>
+          <w:b w:val="0"/>
+          <w:i w:val="0"/>
+          <w:color w:val="000000"/>
+          <w:sz w:val="28"/>
+        </w:rPr>
+        <w:t>. Значок корзины удаляет машину из списка, с подтверждением:</w:t>
+      </w:r>
+    </w:p>
+    <w:p>
+      <w:pPr>
+        <w:keepNext/>
+        <w:spacing w:before="120" w:after="40"/>
+        <w:ind w:firstLine="0"/>
+        <w:jc w:val="center"/>
+      </w:pPr>
+      <w:r>
+        <w:drawing>
+          <wp:inline xmlns:a="http://schemas.openxmlformats.org/drawingml/2006/main" xmlns:pic="http://schemas.openxmlformats.org/drawingml/2006/picture">
+            <wp:extent cx="2316480" cy="1438656"/>
+            <wp:docPr id="22" name="Picture 22"/>
+            <wp:cNvGraphicFramePr>
+              <a:graphicFrameLocks noChangeAspect="1"/>
+            </wp:cNvGraphicFramePr>
+            <a:graphic>
+              <a:graphicData uri="http://schemas.openxmlformats.org/drawingml/2006/picture">
+                <pic:pic>
+                  <pic:nvPicPr>
+                    <pic:cNvPr id="0" name="car-delete.png"/>
+                    <pic:cNvPicPr/>
+                  </pic:nvPicPr>
+                  <pic:blipFill>
+                    <a:blip r:embed="rId32"/>
+                    <a:stretch>
+                      <a:fillRect/>
+                    </a:stretch>
+                  </pic:blipFill>
+                  <pic:spPr>
+                    <a:xfrm>
+                      <a:off x="0" y="0"/>
+                      <a:ext cx="2316480" cy="1438656"/>
+                    </a:xfrm>
+                    <a:prstGeom prst="rect"/>
+                  </pic:spPr>
+                </pic:pic>
+              </a:graphicData>
+            </a:graphic>
+          </wp:inline>
+        </w:drawing>
+      </w:r>
+    </w:p>
+    <w:p>
+      <w:pPr>
+        <w:keepNext w:val="0"/>
+        <w:spacing w:line="240" w:lineRule="auto" w:before="40" w:after="200"/>
+        <w:ind w:firstLine="0"/>
+        <w:jc w:val="center"/>
+      </w:pPr>
+      <w:r>
+        <w:rPr>
+          <w:rFonts w:ascii="Times New Roman" w:hAnsi="Times New Roman" w:cs="Times New Roman" w:eastAsia="Times New Roman"/>
+          <w:b w:val="0"/>
+          <w:i/>
+          <w:color w:val="000000"/>
+          <w:sz w:val="24"/>
+        </w:rPr>
+        <w:t>Рисунок 7.4 — Подтверждение удаления автомобиля</w:t>
+      </w:r>
+    </w:p>
+    <w:tbl>
+      <w:tblPr>
+        <w:tblW w:type="auto" w:w="0"/>
+        <w:tblLayout w:type="fixed"/>
+        <w:tblLook w:firstColumn="1" w:firstRow="1" w:lastColumn="0" w:lastRow="0" w:noHBand="0" w:noVBand="1" w:val="04A0"/>
+        <w:tblLayout w:type="fixed"/>
+      </w:tblPr>
+      <w:tblGrid>
+        <w:gridCol w:w="9356"/>
+      </w:tblGrid>
+      <w:tr>
+        <w:trPr>
+          <w:cantSplit w:val="true"/>
+        </w:trPr>
+        <w:tc>
+          <w:tcPr>
+            <w:tcW w:type="dxa" w:w="9354"/>
+            <w:shd w:val="clear" w:fill="FBEAE7"/>
+            <w:tcBorders>
+              <w:left w:val="single" w:sz="24" w:color="C0392B"/>
+              <w:top w:val="single" w:sz="4" w:color="FBEAE7"/>
+              <w:bottom w:val="single" w:sz="4" w:color="FBEAE7"/>
+              <w:right w:val="single" w:sz="4" w:color="FBEAE7"/>
+            </w:tcBorders>
+          </w:tcPr>
+          <w:p>
+            <w:pPr>
+              <w:spacing w:line="288" w:lineRule="auto" w:after="0"/>
+              <w:ind w:firstLine="0"/>
+            </w:pPr>
+            <w:r>
+              <w:rPr>
+                <w:rFonts w:ascii="Times New Roman" w:hAnsi="Times New Roman" w:cs="Times New Roman" w:eastAsia="Times New Roman"/>
+                <w:b/>
+                <w:i w:val="0"/>
+                <w:color w:val="C0392B"/>
+                <w:sz w:val="26"/>
+              </w:rPr>
+              <w:t xml:space="preserve">ОПАСНО. </w:t>
+            </w:r>
+            <w:r>
+              <w:rPr>
+                <w:rFonts w:ascii="Times New Roman" w:hAnsi="Times New Roman" w:cs="Times New Roman" w:eastAsia="Times New Roman"/>
+                <w:b w:val="0"/>
+                <w:i w:val="0"/>
+                <w:color w:val="000000"/>
+                <w:sz w:val="26"/>
+              </w:rPr>
+              <w:t>Удаление окончательно, восстановить запись нельзя. На поданные заявки оно не влияет.</w:t>
+            </w:r>
+          </w:p>
+        </w:tc>
+      </w:tr>
+    </w:tbl>
+    <w:p>
+      <w:pPr>
+        <w:spacing w:after="0" w:line="240" w:lineRule="auto"/>
+        <w:ind w:firstLine="0"/>
+      </w:pPr>
+      <w:r>
+        <w:rPr>
+          <w:rFonts w:ascii="Times New Roman" w:hAnsi="Times New Roman" w:cs="Times New Roman" w:eastAsia="Times New Roman"/>
+          <w:b w:val="0"/>
+          <w:i w:val="0"/>
+          <w:color w:val="000000"/>
+          <w:sz w:val="12"/>
+        </w:rPr>
+      </w:r>
+    </w:p>
+    <w:p>
+      <w:r>
+        <w:rPr>
+          <w:rFonts w:ascii="Times New Roman" w:hAnsi="Times New Roman" w:cs="Times New Roman" w:eastAsia="Times New Roman"/>
+          <w:b w:val="0"/>
+          <w:i w:val="0"/>
+          <w:color w:val="000000"/>
+          <w:sz w:val="28"/>
+        </w:rPr>
+        <w:t xml:space="preserve">Правила доступа те же, что у сотрудников: свои записи и записи своей организации или компании доступны для изменения, чужие помечаются надписью </w:t>
+      </w:r>
+      <w:r>
+        <w:rPr>
+          <w:rFonts w:ascii="Times New Roman" w:hAnsi="Times New Roman" w:cs="Times New Roman" w:eastAsia="Times New Roman"/>
+          <w:b/>
+          <w:i w:val="0"/>
+          <w:color w:val="000000"/>
+          <w:sz w:val="28"/>
+        </w:rPr>
+        <w:t>«Только просмотр»</w:t>
+      </w:r>
+      <w:r>
+        <w:rPr>
+          <w:rFonts w:ascii="Times New Roman" w:hAnsi="Times New Roman" w:cs="Times New Roman" w:eastAsia="Times New Roman"/>
+          <w:b w:val="0"/>
+          <w:i w:val="0"/>
+          <w:color w:val="000000"/>
+          <w:sz w:val="28"/>
+        </w:rPr>
+        <w:t>.</w:t>
+      </w:r>
+    </w:p>
+    <w:p>
+      <w:pPr>
+        <w:pStyle w:val="Heading2"/>
+        <w:ind w:firstLine="0"/>
+      </w:pPr>
+      <w:r>
+        <w:rPr>
+          <w:rFonts w:ascii="Times New Roman" w:hAnsi="Times New Roman" w:cs="Times New Roman" w:eastAsia="Times New Roman"/>
+          <w:b/>
+          <w:i w:val="0"/>
+          <w:color w:val="000000"/>
+          <w:sz w:val="28"/>
+        </w:rPr>
+        <w:t>7.4. Карточка автомобиля</w:t>
+      </w:r>
+    </w:p>
+    <w:p>
+      <w:r>
+        <w:rPr>
+          <w:rFonts w:ascii="Times New Roman" w:hAnsi="Times New Roman" w:cs="Times New Roman" w:eastAsia="Times New Roman"/>
+          <w:b w:val="0"/>
+          <w:i w:val="0"/>
+          <w:color w:val="000000"/>
+          <w:sz w:val="28"/>
+        </w:rPr>
+        <w:t>Нажатие на строку открывает карточку машины.</w:t>
+      </w:r>
+    </w:p>
+    <w:p>
+      <w:pPr>
+        <w:keepNext/>
+        <w:spacing w:before="120" w:after="40"/>
+        <w:ind w:firstLine="0"/>
+        <w:jc w:val="center"/>
+      </w:pPr>
+      <w:r>
+        <w:drawing>
+          <wp:inline xmlns:a="http://schemas.openxmlformats.org/drawingml/2006/main" xmlns:pic="http://schemas.openxmlformats.org/drawingml/2006/picture">
+            <wp:extent cx="3474719" cy="2859023"/>
+            <wp:docPr id="23" name="Picture 23"/>
+            <wp:cNvGraphicFramePr>
+              <a:graphicFrameLocks noChangeAspect="1"/>
+            </wp:cNvGraphicFramePr>
+            <a:graphic>
+              <a:graphicData uri="http://schemas.openxmlformats.org/drawingml/2006/picture">
+                <pic:pic>
+                  <pic:nvPicPr>
+                    <pic:cNvPr id="0" name="car-details.png"/>
+                    <pic:cNvPicPr/>
+                  </pic:nvPicPr>
+                  <pic:blipFill>
+                    <a:blip r:embed="rId33"/>
+                    <a:stretch>
+                      <a:fillRect/>
+                    </a:stretch>
+                  </pic:blipFill>
+                  <pic:spPr>
+                    <a:xfrm>
+                      <a:off x="0" y="0"/>
+                      <a:ext cx="3474719" cy="2859023"/>
+                    </a:xfrm>
+                    <a:prstGeom prst="rect"/>
+                  </pic:spPr>
+                </pic:pic>
+              </a:graphicData>
+            </a:graphic>
+          </wp:inline>
+        </w:drawing>
+      </w:r>
+    </w:p>
+    <w:p>
+      <w:pPr>
+        <w:keepNext w:val="0"/>
+        <w:spacing w:line="240" w:lineRule="auto" w:before="40" w:after="200"/>
+        <w:ind w:firstLine="0"/>
+        <w:jc w:val="center"/>
+      </w:pPr>
+      <w:r>
+        <w:rPr>
+          <w:rFonts w:ascii="Times New Roman" w:hAnsi="Times New Roman" w:cs="Times New Roman" w:eastAsia="Times New Roman"/>
+          <w:b w:val="0"/>
+          <w:i/>
+          <w:color w:val="000000"/>
+          <w:sz w:val="24"/>
+        </w:rPr>
+        <w:t>Рисунок 7.5 — Карточка автомобиля, основные сведения</w:t>
+      </w:r>
+    </w:p>
+    <w:p>
+      <w:r>
+        <w:rPr>
+          <w:rFonts w:ascii="Times New Roman" w:hAnsi="Times New Roman" w:cs="Times New Roman" w:eastAsia="Times New Roman"/>
+          <w:b w:val="0"/>
+          <w:i w:val="0"/>
+          <w:color w:val="000000"/>
+          <w:sz w:val="28"/>
+        </w:rPr>
+        <w:t xml:space="preserve">Раздел </w:t>
+      </w:r>
+      <w:r>
+        <w:rPr>
+          <w:rFonts w:ascii="Times New Roman" w:hAnsi="Times New Roman" w:cs="Times New Roman" w:eastAsia="Times New Roman"/>
+          <w:b/>
+          <w:i w:val="0"/>
+          <w:color w:val="000000"/>
+          <w:sz w:val="28"/>
+        </w:rPr>
+        <w:t>«Основная информация»</w:t>
+      </w:r>
+      <w:r>
+        <w:rPr>
+          <w:rFonts w:ascii="Times New Roman" w:hAnsi="Times New Roman" w:cs="Times New Roman" w:eastAsia="Times New Roman"/>
+          <w:b w:val="0"/>
+          <w:i w:val="0"/>
+          <w:color w:val="000000"/>
+          <w:sz w:val="28"/>
+        </w:rPr>
+        <w:t xml:space="preserve"> содержит номер и марку, организацию и компанию, а при действующем пропуске - дату, до которой он действует, и разрешённое время пребывания на территории.</w:t>
+      </w:r>
+    </w:p>
+    <w:tbl>
+      <w:tblPr>
+        <w:tblW w:type="auto" w:w="0"/>
+        <w:tblLayout w:type="fixed"/>
+        <w:tblLook w:firstColumn="1" w:firstRow="1" w:lastColumn="0" w:lastRow="0" w:noHBand="0" w:noVBand="1" w:val="04A0"/>
+        <w:tblLayout w:type="fixed"/>
+      </w:tblPr>
+      <w:tblGrid>
+        <w:gridCol w:w="9356"/>
+      </w:tblGrid>
+      <w:tr>
+        <w:trPr>
+          <w:cantSplit w:val="true"/>
+        </w:trPr>
+        <w:tc>
+          <w:tcPr>
+            <w:tcW w:type="dxa" w:w="9354"/>
+            <w:shd w:val="clear" w:fill="EAF1F8"/>
+            <w:tcBorders>
+              <w:left w:val="single" w:sz="24" w:color="2C6FA6"/>
+              <w:top w:val="single" w:sz="4" w:color="EAF1F8"/>
+              <w:bottom w:val="single" w:sz="4" w:color="EAF1F8"/>
+              <w:right w:val="single" w:sz="4" w:color="EAF1F8"/>
+            </w:tcBorders>
+          </w:tcPr>
+          <w:p>
+            <w:pPr>
+              <w:spacing w:line="288" w:lineRule="auto" w:after="0"/>
+              <w:ind w:firstLine="0"/>
+            </w:pPr>
+            <w:r>
+              <w:rPr>
+                <w:rFonts w:ascii="Times New Roman" w:hAnsi="Times New Roman" w:cs="Times New Roman" w:eastAsia="Times New Roman"/>
+                <w:b/>
+                <w:i w:val="0"/>
+                <w:color w:val="2C6FA6"/>
+                <w:sz w:val="26"/>
+              </w:rPr>
+              <w:t xml:space="preserve">ПРИМЕЧАНИЕ. </w:t>
+            </w:r>
+            <w:r>
+              <w:rPr>
+                <w:rFonts w:ascii="Times New Roman" w:hAnsi="Times New Roman" w:cs="Times New Roman" w:eastAsia="Times New Roman"/>
+                <w:b w:val="0"/>
+                <w:i w:val="0"/>
+                <w:color w:val="000000"/>
+                <w:sz w:val="26"/>
+              </w:rPr>
+              <w:t>Организация и компания в карточке берутся из действующей заявки, поэтому они могут отличаться от тех, что указаны в строке списка: заявку на эту машину мог подать работник другой организации.</w:t>
+            </w:r>
+          </w:p>
+        </w:tc>
+      </w:tr>
+    </w:tbl>
+    <w:p>
+      <w:pPr>
+        <w:spacing w:after="0" w:line="240" w:lineRule="auto"/>
+        <w:ind w:firstLine="0"/>
+      </w:pPr>
+      <w:r>
+        <w:rPr>
+          <w:rFonts w:ascii="Times New Roman" w:hAnsi="Times New Roman" w:cs="Times New Roman" w:eastAsia="Times New Roman"/>
+          <w:b w:val="0"/>
+          <w:i w:val="0"/>
+          <w:color w:val="000000"/>
+          <w:sz w:val="12"/>
+        </w:rPr>
+      </w:r>
+    </w:p>
+    <w:p>
+      <w:pPr>
+        <w:keepNext/>
+        <w:spacing w:before="120" w:after="40"/>
+        <w:ind w:firstLine="0"/>
+        <w:jc w:val="center"/>
+      </w:pPr>
+      <w:r>
+        <w:drawing>
+          <wp:inline xmlns:a="http://schemas.openxmlformats.org/drawingml/2006/main" xmlns:pic="http://schemas.openxmlformats.org/drawingml/2006/picture">
+            <wp:extent cx="3474719" cy="2596896"/>
+            <wp:docPr id="24" name="Picture 24"/>
+            <wp:cNvGraphicFramePr>
+              <a:graphicFrameLocks noChangeAspect="1"/>
+            </wp:cNvGraphicFramePr>
+            <a:graphic>
+              <a:graphicData uri="http://schemas.openxmlformats.org/drawingml/2006/picture">
+                <pic:pic>
+                  <pic:nvPicPr>
+                    <pic:cNvPr id="0" name="car-details-more.png"/>
+                    <pic:cNvPicPr/>
+                  </pic:nvPicPr>
+                  <pic:blipFill>
+                    <a:blip r:embed="rId34"/>
+                    <a:stretch>
+                      <a:fillRect/>
+                    </a:stretch>
+                  </pic:blipFill>
+                  <pic:spPr>
+                    <a:xfrm>
+                      <a:off x="0" y="0"/>
+                      <a:ext cx="3474719" cy="2596896"/>
+                    </a:xfrm>
+                    <a:prstGeom prst="rect"/>
+                  </pic:spPr>
+                </pic:pic>
+              </a:graphicData>
+            </a:graphic>
+          </wp:inline>
+        </w:drawing>
+      </w:r>
+    </w:p>
+    <w:p>
+      <w:pPr>
+        <w:keepNext w:val="0"/>
+        <w:spacing w:line="240" w:lineRule="auto" w:before="40" w:after="200"/>
+        <w:ind w:firstLine="0"/>
+        <w:jc w:val="center"/>
+      </w:pPr>
+      <w:r>
+        <w:rPr>
+          <w:rFonts w:ascii="Times New Roman" w:hAnsi="Times New Roman" w:cs="Times New Roman" w:eastAsia="Times New Roman"/>
+          <w:b w:val="0"/>
+          <w:i/>
+          <w:color w:val="000000"/>
+          <w:sz w:val="24"/>
+        </w:rPr>
+        <w:t>Рисунок 7.6 — Карточка автомобиля, места разгрузки, проезд и состояние</w:t>
+      </w:r>
+    </w:p>
+    <w:p>
+      <w:r>
+        <w:rPr>
+          <w:rFonts w:ascii="Times New Roman" w:hAnsi="Times New Roman" w:cs="Times New Roman" w:eastAsia="Times New Roman"/>
+          <w:b w:val="0"/>
+          <w:i w:val="0"/>
+          <w:color w:val="000000"/>
+          <w:sz w:val="28"/>
+        </w:rPr>
+        <w:t>Ниже расположены:</w:t>
+      </w:r>
+    </w:p>
+    <w:p>
+      <w:pPr>
+        <w:spacing w:after="0" w:line="360" w:lineRule="auto"/>
+        <w:ind w:hanging="454" w:left="1134"/>
+        <w:jc w:val="both"/>
+      </w:pPr>
+      <w:r>
+        <w:rPr>
+          <w:rFonts w:ascii="Times New Roman" w:hAnsi="Times New Roman" w:cs="Times New Roman" w:eastAsia="Times New Roman"/>
+          <w:b w:val="0"/>
+          <w:i w:val="0"/>
+          <w:color w:val="000000"/>
+          <w:sz w:val="28"/>
+        </w:rPr>
+        <w:t>•</w:t>
+        <w:tab/>
+      </w:r>
+      <w:r>
+        <w:rPr>
+          <w:rFonts w:ascii="Times New Roman" w:hAnsi="Times New Roman" w:cs="Times New Roman" w:eastAsia="Times New Roman"/>
+          <w:b/>
+          <w:i w:val="0"/>
+          <w:color w:val="000000"/>
+          <w:sz w:val="28"/>
+        </w:rPr>
+        <w:t>«Места разгрузки»</w:t>
+      </w:r>
+      <w:r>
+        <w:rPr>
+          <w:rFonts w:ascii="Times New Roman" w:hAnsi="Times New Roman" w:cs="Times New Roman" w:eastAsia="Times New Roman"/>
+          <w:b w:val="0"/>
+          <w:i w:val="0"/>
+          <w:color w:val="000000"/>
+          <w:sz w:val="28"/>
+        </w:rPr>
+        <w:t xml:space="preserve"> (1) - площадки, к которым машина привязана действующей заявкой. Нажатие на площадку открывает окно с её описанием, режимом работы и местоположением, а если задана ссылка на карту - и переход к ней;</w:t>
+      </w:r>
+    </w:p>
+    <w:p>
+      <w:pPr>
+        <w:spacing w:after="0" w:line="360" w:lineRule="auto"/>
+        <w:ind w:hanging="454" w:left="1134"/>
+        <w:jc w:val="both"/>
+      </w:pPr>
+      <w:r>
+        <w:rPr>
+          <w:rFonts w:ascii="Times New Roman" w:hAnsi="Times New Roman" w:cs="Times New Roman" w:eastAsia="Times New Roman"/>
+          <w:b w:val="0"/>
+          <w:i w:val="0"/>
+          <w:color w:val="000000"/>
+          <w:sz w:val="28"/>
+        </w:rPr>
+        <w:t>•</w:t>
+        <w:tab/>
+      </w:r>
+      <w:r>
+        <w:rPr>
+          <w:rFonts w:ascii="Times New Roman" w:hAnsi="Times New Roman" w:cs="Times New Roman" w:eastAsia="Times New Roman"/>
+          <w:b/>
+          <w:i w:val="0"/>
+          <w:color w:val="000000"/>
+          <w:sz w:val="28"/>
+        </w:rPr>
+        <w:t>«Проезд»</w:t>
+      </w:r>
+      <w:r>
+        <w:rPr>
+          <w:rFonts w:ascii="Times New Roman" w:hAnsi="Times New Roman" w:cs="Times New Roman" w:eastAsia="Times New Roman"/>
+          <w:b w:val="0"/>
+          <w:i w:val="0"/>
+          <w:color w:val="000000"/>
+          <w:sz w:val="28"/>
+        </w:rPr>
+        <w:t xml:space="preserve"> (2) - посты, через которые машина проезжает. В списке автомобилей этот раздел не заполняется, поэтому обычно выводится «Проезд не указан»; посты видны в самой заявке;</w:t>
+      </w:r>
+    </w:p>
+    <w:p>
+      <w:pPr>
+        <w:spacing w:after="0" w:line="360" w:lineRule="auto"/>
+        <w:ind w:hanging="454" w:left="1134"/>
+        <w:jc w:val="both"/>
+      </w:pPr>
+      <w:r>
+        <w:rPr>
+          <w:rFonts w:ascii="Times New Roman" w:hAnsi="Times New Roman" w:cs="Times New Roman" w:eastAsia="Times New Roman"/>
+          <w:b w:val="0"/>
+          <w:i w:val="0"/>
+          <w:color w:val="000000"/>
+          <w:sz w:val="28"/>
+        </w:rPr>
+        <w:t>•</w:t>
+        <w:tab/>
+      </w:r>
+      <w:r>
+        <w:rPr>
+          <w:rFonts w:ascii="Times New Roman" w:hAnsi="Times New Roman" w:cs="Times New Roman" w:eastAsia="Times New Roman"/>
+          <w:b/>
+          <w:i w:val="0"/>
+          <w:color w:val="000000"/>
+          <w:sz w:val="28"/>
+        </w:rPr>
+        <w:t>«Статус»</w:t>
+      </w:r>
+      <w:r>
+        <w:rPr>
+          <w:rFonts w:ascii="Times New Roman" w:hAnsi="Times New Roman" w:cs="Times New Roman" w:eastAsia="Times New Roman"/>
+          <w:b w:val="0"/>
+          <w:i w:val="0"/>
+          <w:color w:val="000000"/>
+          <w:sz w:val="28"/>
+        </w:rPr>
+        <w:t xml:space="preserve"> (3) - где машина находится по отметкам поста: «На территории», «Выехал» или «Не въезжал».</w:t>
+      </w:r>
+    </w:p>
+    <w:p>
+      <w:r>
+        <w:rPr>
+          <w:rFonts w:ascii="Times New Roman" w:hAnsi="Times New Roman" w:cs="Times New Roman" w:eastAsia="Times New Roman"/>
+          <w:b w:val="0"/>
+          <w:i w:val="0"/>
+          <w:color w:val="000000"/>
+          <w:sz w:val="28"/>
+        </w:rPr>
+        <w:t>Карточка закрывается крестиком, нажатием вне окна или клавишей Esc.</w:t>
+      </w:r>
+    </w:p>
+    <w:p>
+      <w:pPr>
+        <w:pStyle w:val="Heading1"/>
+        <w:ind w:firstLine="0"/>
+      </w:pPr>
+      <w:r>
+        <w:rPr>
+          <w:rFonts w:ascii="Times New Roman" w:hAnsi="Times New Roman" w:cs="Times New Roman" w:eastAsia="Times New Roman"/>
+          <w:b/>
+          <w:i w:val="0"/>
+          <w:color w:val="000000"/>
+          <w:sz w:val="32"/>
+        </w:rPr>
+        <w:t>8. Личный кабинет</w:t>
+      </w:r>
+    </w:p>
+    <w:p>
+      <w:pPr>
+        <w:pStyle w:val="Heading2"/>
+        <w:ind w:firstLine="0"/>
+      </w:pPr>
+      <w:r>
+        <w:rPr>
+          <w:rFonts w:ascii="Times New Roman" w:hAnsi="Times New Roman" w:cs="Times New Roman" w:eastAsia="Times New Roman"/>
+          <w:b/>
+          <w:i w:val="0"/>
+          <w:color w:val="000000"/>
+          <w:sz w:val="28"/>
+        </w:rPr>
+        <w:t>8.1. Что в кабинете</w:t>
+      </w:r>
+    </w:p>
+    <w:p>
+      <w:r>
+        <w:rPr>
+          <w:rFonts w:ascii="Times New Roman" w:hAnsi="Times New Roman" w:cs="Times New Roman" w:eastAsia="Times New Roman"/>
+          <w:b w:val="0"/>
+          <w:i w:val="0"/>
+          <w:color w:val="000000"/>
+          <w:sz w:val="28"/>
+        </w:rPr>
+        <w:t xml:space="preserve">Раздел </w:t>
+      </w:r>
+      <w:r>
+        <w:rPr>
+          <w:rFonts w:ascii="Times New Roman" w:hAnsi="Times New Roman" w:cs="Times New Roman" w:eastAsia="Times New Roman"/>
+          <w:b/>
+          <w:i w:val="0"/>
+          <w:color w:val="000000"/>
+          <w:sz w:val="28"/>
+        </w:rPr>
+        <w:t>«Личный кабинет»</w:t>
+      </w:r>
+      <w:r>
+        <w:rPr>
+          <w:rFonts w:ascii="Times New Roman" w:hAnsi="Times New Roman" w:cs="Times New Roman" w:eastAsia="Times New Roman"/>
+          <w:b w:val="0"/>
+          <w:i w:val="0"/>
+          <w:color w:val="000000"/>
+          <w:sz w:val="28"/>
+        </w:rPr>
+        <w:t xml:space="preserve"> собирает всё, что касается лично вас: сведения о вашей учётной записи, уведомления и список поданных заявок.</w:t>
+      </w:r>
+    </w:p>
+    <w:p>
+      <w:pPr>
+        <w:keepNext/>
+        <w:spacing w:before="120" w:after="40"/>
+        <w:ind w:firstLine="0"/>
+        <w:jc w:val="center"/>
+      </w:pPr>
+      <w:r>
+        <w:drawing>
+          <wp:inline xmlns:a="http://schemas.openxmlformats.org/drawingml/2006/main" xmlns:pic="http://schemas.openxmlformats.org/drawingml/2006/picture">
+            <wp:extent cx="5940000" cy="3883846"/>
+            <wp:docPr id="25" name="Picture 25"/>
+            <wp:cNvGraphicFramePr>
+              <a:graphicFrameLocks noChangeAspect="1"/>
+            </wp:cNvGraphicFramePr>
+            <a:graphic>
+              <a:graphicData uri="http://schemas.openxmlformats.org/drawingml/2006/picture">
+                <pic:pic>
+                  <pic:nvPicPr>
+                    <pic:cNvPr id="0" name="cabinet-overview.png"/>
+                    <pic:cNvPicPr/>
+                  </pic:nvPicPr>
+                  <pic:blipFill>
+                    <a:blip r:embed="rId35"/>
+                    <a:stretch>
+                      <a:fillRect/>
+                    </a:stretch>
+                  </pic:blipFill>
+                  <pic:spPr>
+                    <a:xfrm>
+                      <a:off x="0" y="0"/>
+                      <a:ext cx="5940000" cy="3883846"/>
+                    </a:xfrm>
+                    <a:prstGeom prst="rect"/>
+                  </pic:spPr>
+                </pic:pic>
+              </a:graphicData>
+            </a:graphic>
+          </wp:inline>
+        </w:drawing>
+      </w:r>
+    </w:p>
+    <w:p>
+      <w:pPr>
+        <w:keepNext w:val="0"/>
+        <w:spacing w:line="240" w:lineRule="auto" w:before="40" w:after="200"/>
+        <w:ind w:firstLine="0"/>
+        <w:jc w:val="center"/>
+      </w:pPr>
+      <w:r>
+        <w:rPr>
+          <w:rFonts w:ascii="Times New Roman" w:hAnsi="Times New Roman" w:cs="Times New Roman" w:eastAsia="Times New Roman"/>
+          <w:b w:val="0"/>
+          <w:i/>
+          <w:color w:val="000000"/>
+          <w:sz w:val="24"/>
+        </w:rPr>
+        <w:t>Рисунок 8.1 — Личный кабинет</w:t>
+      </w:r>
+    </w:p>
+    <w:p>
+      <w:r>
+        <w:rPr>
+          <w:rFonts w:ascii="Times New Roman" w:hAnsi="Times New Roman" w:cs="Times New Roman" w:eastAsia="Times New Roman"/>
+          <w:b w:val="0"/>
+          <w:i w:val="0"/>
+          <w:color w:val="000000"/>
+          <w:sz w:val="28"/>
+        </w:rPr>
+        <w:t>Слева вверху карточка работника (1): фамилия, имя и отчество, тип учётной записи, организация и компания, должность, адрес электронной почты и телефон. Изменить эти сведения самостоятельно нельзя - их ведёт администратор; нажатие на почту или телефон копирует их в буфер обмена.</w:t>
+      </w:r>
+    </w:p>
+    <w:p>
+      <w:r>
+        <w:rPr>
+          <w:rFonts w:ascii="Times New Roman" w:hAnsi="Times New Roman" w:cs="Times New Roman" w:eastAsia="Times New Roman"/>
+          <w:b w:val="0"/>
+          <w:i w:val="0"/>
+          <w:color w:val="000000"/>
+          <w:sz w:val="28"/>
+        </w:rPr>
+        <w:t>Справа вверху - уведомления (2), внизу - список ваших заявок (3).</w:t>
+      </w:r>
+    </w:p>
+    <w:p>
+      <w:pPr>
+        <w:pStyle w:val="Heading2"/>
+        <w:ind w:firstLine="0"/>
+      </w:pPr>
+      <w:r>
+        <w:rPr>
+          <w:rFonts w:ascii="Times New Roman" w:hAnsi="Times New Roman" w:cs="Times New Roman" w:eastAsia="Times New Roman"/>
+          <w:b/>
+          <w:i w:val="0"/>
+          <w:color w:val="000000"/>
+          <w:sz w:val="28"/>
+        </w:rPr>
+        <w:t>8.2. Согласие на обработку данных</w:t>
+      </w:r>
+    </w:p>
+    <w:p>
+      <w:r>
+        <w:rPr>
+          <w:rFonts w:ascii="Times New Roman" w:hAnsi="Times New Roman" w:cs="Times New Roman" w:eastAsia="Times New Roman"/>
+          <w:b w:val="0"/>
+          <w:i w:val="0"/>
+          <w:color w:val="000000"/>
+          <w:sz w:val="28"/>
+        </w:rPr>
+        <w:t xml:space="preserve">Если согласие на обработку персональных данных дано, в карточке работника видна отметка </w:t>
+      </w:r>
+      <w:r>
+        <w:rPr>
+          <w:rFonts w:ascii="Times New Roman" w:hAnsi="Times New Roman" w:cs="Times New Roman" w:eastAsia="Times New Roman"/>
+          <w:b/>
+          <w:i w:val="0"/>
+          <w:color w:val="000000"/>
+          <w:sz w:val="28"/>
+        </w:rPr>
+        <w:t>«Согласие на обработку данных»</w:t>
+      </w:r>
+      <w:r>
+        <w:rPr>
+          <w:rFonts w:ascii="Times New Roman" w:hAnsi="Times New Roman" w:cs="Times New Roman" w:eastAsia="Times New Roman"/>
+          <w:b w:val="0"/>
+          <w:i w:val="0"/>
+          <w:color w:val="000000"/>
+          <w:sz w:val="28"/>
+        </w:rPr>
+        <w:t>. Наведите на неё указатель - подсказка покажет дату, когда согласие было дано.</w:t>
+      </w:r>
+    </w:p>
+    <w:p>
+      <w:r>
+        <w:rPr>
+          <w:rFonts w:ascii="Times New Roman" w:hAnsi="Times New Roman" w:cs="Times New Roman" w:eastAsia="Times New Roman"/>
+          <w:b w:val="0"/>
+          <w:i w:val="0"/>
+          <w:color w:val="000000"/>
+          <w:sz w:val="28"/>
+        </w:rPr>
+        <w:t xml:space="preserve">Нажатие на отметку отзывает согласие. Система переспросит: </w:t>
+      </w:r>
+      <w:r>
+        <w:rPr>
+          <w:rFonts w:ascii="Times New Roman" w:hAnsi="Times New Roman" w:cs="Times New Roman" w:eastAsia="Times New Roman"/>
+          <w:b/>
+          <w:i w:val="0"/>
+          <w:color w:val="000000"/>
+          <w:sz w:val="28"/>
+        </w:rPr>
+        <w:t>«Отзыв согласия»</w:t>
+      </w:r>
+      <w:r>
+        <w:rPr>
+          <w:rFonts w:ascii="Times New Roman" w:hAnsi="Times New Roman" w:cs="Times New Roman" w:eastAsia="Times New Roman"/>
+          <w:b w:val="0"/>
+          <w:i w:val="0"/>
+          <w:color w:val="000000"/>
+          <w:sz w:val="28"/>
+        </w:rPr>
+        <w:t xml:space="preserve"> - и предупредит, что после отзыва доступ закрывается и работать получится только после нового подтверждения.</w:t>
+      </w:r>
+    </w:p>
+    <w:tbl>
+      <w:tblPr>
+        <w:tblW w:type="auto" w:w="0"/>
+        <w:tblLayout w:type="fixed"/>
+        <w:tblLook w:firstColumn="1" w:firstRow="1" w:lastColumn="0" w:lastRow="0" w:noHBand="0" w:noVBand="1" w:val="04A0"/>
+        <w:tblLayout w:type="fixed"/>
+      </w:tblPr>
+      <w:tblGrid>
+        <w:gridCol w:w="9356"/>
+      </w:tblGrid>
+      <w:tr>
+        <w:trPr>
+          <w:cantSplit w:val="true"/>
+        </w:trPr>
+        <w:tc>
+          <w:tcPr>
+            <w:tcW w:type="dxa" w:w="9354"/>
+            <w:shd w:val="clear" w:fill="FBEAE7"/>
+            <w:tcBorders>
+              <w:left w:val="single" w:sz="24" w:color="C0392B"/>
+              <w:top w:val="single" w:sz="4" w:color="FBEAE7"/>
+              <w:bottom w:val="single" w:sz="4" w:color="FBEAE7"/>
+              <w:right w:val="single" w:sz="4" w:color="FBEAE7"/>
+            </w:tcBorders>
+          </w:tcPr>
+          <w:p>
+            <w:pPr>
+              <w:spacing w:line="288" w:lineRule="auto" w:after="0"/>
+              <w:ind w:firstLine="0"/>
+            </w:pPr>
+            <w:r>
+              <w:rPr>
+                <w:rFonts w:ascii="Times New Roman" w:hAnsi="Times New Roman" w:cs="Times New Roman" w:eastAsia="Times New Roman"/>
+                <w:b/>
+                <w:i w:val="0"/>
+                <w:color w:val="C0392B"/>
+                <w:sz w:val="26"/>
+              </w:rPr>
+              <w:t xml:space="preserve">ОПАСНО. </w:t>
+            </w:r>
+            <w:r>
+              <w:rPr>
+                <w:rFonts w:ascii="Times New Roman" w:hAnsi="Times New Roman" w:cs="Times New Roman" w:eastAsia="Times New Roman"/>
+                <w:b w:val="0"/>
+                <w:i w:val="0"/>
+                <w:color w:val="000000"/>
+                <w:sz w:val="26"/>
+              </w:rPr>
+              <w:t>Отзыв согласия немедленно закрывает доступ к системе. Сразу после него откроется окно согласия, и, пока вы не подтвердите его заново, работать в системе нельзя. Отзыв - это не «отключить уведомления», а полный отказ от работы в системе.</w:t>
+            </w:r>
+          </w:p>
+        </w:tc>
+      </w:tr>
+    </w:tbl>
+    <w:p>
+      <w:pPr>
+        <w:spacing w:after="0" w:line="240" w:lineRule="auto"/>
+        <w:ind w:firstLine="0"/>
+      </w:pPr>
+      <w:r>
+        <w:rPr>
+          <w:rFonts w:ascii="Times New Roman" w:hAnsi="Times New Roman" w:cs="Times New Roman" w:eastAsia="Times New Roman"/>
+          <w:b w:val="0"/>
+          <w:i w:val="0"/>
+          <w:color w:val="000000"/>
+          <w:sz w:val="12"/>
+        </w:rPr>
+      </w:r>
+    </w:p>
+    <w:p>
+      <w:pPr>
+        <w:pStyle w:val="Heading2"/>
+        <w:ind w:firstLine="0"/>
+      </w:pPr>
+      <w:r>
+        <w:rPr>
+          <w:rFonts w:ascii="Times New Roman" w:hAnsi="Times New Roman" w:cs="Times New Roman" w:eastAsia="Times New Roman"/>
+          <w:b/>
+          <w:i w:val="0"/>
+          <w:color w:val="000000"/>
+          <w:sz w:val="28"/>
+        </w:rPr>
+        <w:t>8.3. Список заявок</w:t>
+      </w:r>
+    </w:p>
+    <w:p>
+      <w:pPr>
+        <w:keepNext/>
+        <w:spacing w:before="120" w:after="40"/>
+        <w:ind w:firstLine="0"/>
+        <w:jc w:val="center"/>
+      </w:pPr>
+      <w:r>
+        <w:drawing>
+          <wp:inline xmlns:a="http://schemas.openxmlformats.org/drawingml/2006/main" xmlns:pic="http://schemas.openxmlformats.org/drawingml/2006/picture">
+            <wp:extent cx="5940000" cy="1526123"/>
+            <wp:docPr id="26" name="Picture 26"/>
+            <wp:cNvGraphicFramePr>
+              <a:graphicFrameLocks noChangeAspect="1"/>
+            </wp:cNvGraphicFramePr>
+            <a:graphic>
+              <a:graphicData uri="http://schemas.openxmlformats.org/drawingml/2006/picture">
+                <pic:pic>
+                  <pic:nvPicPr>
+                    <pic:cNvPr id="0" name="cabinet-applications.png"/>
+                    <pic:cNvPicPr/>
+                  </pic:nvPicPr>
+                  <pic:blipFill>
+                    <a:blip r:embed="rId36"/>
+                    <a:stretch>
+                      <a:fillRect/>
+                    </a:stretch>
+                  </pic:blipFill>
+                  <pic:spPr>
+                    <a:xfrm>
+                      <a:off x="0" y="0"/>
+                      <a:ext cx="5940000" cy="1526123"/>
+                    </a:xfrm>
+                    <a:prstGeom prst="rect"/>
+                  </pic:spPr>
+                </pic:pic>
+              </a:graphicData>
+            </a:graphic>
+          </wp:inline>
+        </w:drawing>
+      </w:r>
+    </w:p>
+    <w:p>
+      <w:pPr>
+        <w:keepNext w:val="0"/>
+        <w:spacing w:line="240" w:lineRule="auto" w:before="40" w:after="200"/>
+        <w:ind w:firstLine="0"/>
+        <w:jc w:val="center"/>
+      </w:pPr>
+      <w:r>
+        <w:rPr>
+          <w:rFonts w:ascii="Times New Roman" w:hAnsi="Times New Roman" w:cs="Times New Roman" w:eastAsia="Times New Roman"/>
+          <w:b w:val="0"/>
+          <w:i/>
+          <w:color w:val="000000"/>
+          <w:sz w:val="24"/>
+        </w:rPr>
+        <w:t>Рисунок 8.2 — Список заявок в кабинете</w:t>
+      </w:r>
+    </w:p>
+    <w:p>
+      <w:r>
+        <w:rPr>
+          <w:rFonts w:ascii="Times New Roman" w:hAnsi="Times New Roman" w:cs="Times New Roman" w:eastAsia="Times New Roman"/>
+          <w:b w:val="0"/>
+          <w:i w:val="0"/>
+          <w:color w:val="000000"/>
+          <w:sz w:val="28"/>
+        </w:rPr>
+        <w:t xml:space="preserve">Поиск и отбор по дате (1) сужают список; чип </w:t>
+      </w:r>
+      <w:r>
+        <w:rPr>
+          <w:rFonts w:ascii="Times New Roman" w:hAnsi="Times New Roman" w:cs="Times New Roman" w:eastAsia="Times New Roman"/>
+          <w:b/>
+          <w:i w:val="0"/>
+          <w:color w:val="000000"/>
+          <w:sz w:val="28"/>
+        </w:rPr>
+        <w:t>«Обновления»</w:t>
+      </w:r>
+      <w:r>
+        <w:rPr>
+          <w:rFonts w:ascii="Times New Roman" w:hAnsi="Times New Roman" w:cs="Times New Roman" w:eastAsia="Times New Roman"/>
+          <w:b w:val="0"/>
+          <w:i w:val="0"/>
+          <w:color w:val="000000"/>
+          <w:sz w:val="28"/>
+        </w:rPr>
+        <w:t xml:space="preserve"> (2) со счётчиком оставляет только те заявки, по которым что-то изменилось с вашего последнего просмотра.</w:t>
+      </w:r>
+    </w:p>
+    <w:p>
+      <w:r>
+        <w:rPr>
+          <w:rFonts w:ascii="Times New Roman" w:hAnsi="Times New Roman" w:cs="Times New Roman" w:eastAsia="Times New Roman"/>
+          <w:b w:val="0"/>
+          <w:i w:val="0"/>
+          <w:color w:val="000000"/>
+          <w:sz w:val="28"/>
+        </w:rPr>
+        <w:t xml:space="preserve">Переключатель слева от чипа выбирает, чьи заявки показывать: </w:t>
+      </w:r>
+      <w:r>
+        <w:rPr>
+          <w:rFonts w:ascii="Times New Roman" w:hAnsi="Times New Roman" w:cs="Times New Roman" w:eastAsia="Times New Roman"/>
+          <w:b/>
+          <w:i w:val="0"/>
+          <w:color w:val="000000"/>
+          <w:sz w:val="28"/>
+        </w:rPr>
+        <w:t>«Мои заявки»</w:t>
+      </w:r>
+      <w:r>
+        <w:rPr>
+          <w:rFonts w:ascii="Times New Roman" w:hAnsi="Times New Roman" w:cs="Times New Roman" w:eastAsia="Times New Roman"/>
+          <w:b w:val="0"/>
+          <w:i w:val="0"/>
+          <w:color w:val="000000"/>
+          <w:sz w:val="28"/>
+        </w:rPr>
+        <w:t xml:space="preserve"> или </w:t>
+      </w:r>
+      <w:r>
+        <w:rPr>
+          <w:rFonts w:ascii="Times New Roman" w:hAnsi="Times New Roman" w:cs="Times New Roman" w:eastAsia="Times New Roman"/>
+          <w:b/>
+          <w:i w:val="0"/>
+          <w:color w:val="000000"/>
+          <w:sz w:val="28"/>
+        </w:rPr>
+        <w:t>«Заявки организации (отдела)»</w:t>
+      </w:r>
+      <w:r>
+        <w:rPr>
+          <w:rFonts w:ascii="Times New Roman" w:hAnsi="Times New Roman" w:cs="Times New Roman" w:eastAsia="Times New Roman"/>
+          <w:b w:val="0"/>
+          <w:i w:val="0"/>
+          <w:color w:val="000000"/>
+          <w:sz w:val="28"/>
+        </w:rPr>
+        <w:t>. Второй пункт появляется, только если вы состоите в организации.</w:t>
+      </w:r>
+    </w:p>
+    <w:p>
+      <w:r>
+        <w:rPr>
+          <w:rFonts w:ascii="Times New Roman" w:hAnsi="Times New Roman" w:cs="Times New Roman" w:eastAsia="Times New Roman"/>
+          <w:b w:val="0"/>
+          <w:i w:val="0"/>
+          <w:color w:val="000000"/>
+          <w:sz w:val="28"/>
+        </w:rPr>
+        <w:t xml:space="preserve">Столбцы: </w:t>
+      </w:r>
+      <w:r>
+        <w:rPr>
+          <w:rFonts w:ascii="Times New Roman" w:hAnsi="Times New Roman" w:cs="Times New Roman" w:eastAsia="Times New Roman"/>
+          <w:b/>
+          <w:i w:val="0"/>
+          <w:color w:val="000000"/>
+          <w:sz w:val="28"/>
+        </w:rPr>
+        <w:t>«Номер заявки»</w:t>
+      </w:r>
+      <w:r>
+        <w:rPr>
+          <w:rFonts w:ascii="Times New Roman" w:hAnsi="Times New Roman" w:cs="Times New Roman" w:eastAsia="Times New Roman"/>
+          <w:b w:val="0"/>
+          <w:i w:val="0"/>
+          <w:color w:val="000000"/>
+          <w:sz w:val="28"/>
+        </w:rPr>
+        <w:t xml:space="preserve"> (нажатие копирует номер), </w:t>
+      </w:r>
+      <w:r>
+        <w:rPr>
+          <w:rFonts w:ascii="Times New Roman" w:hAnsi="Times New Roman" w:cs="Times New Roman" w:eastAsia="Times New Roman"/>
+          <w:b/>
+          <w:i w:val="0"/>
+          <w:color w:val="000000"/>
+          <w:sz w:val="28"/>
+        </w:rPr>
+        <w:t>«Дата и время»</w:t>
+      </w:r>
+      <w:r>
+        <w:rPr>
+          <w:rFonts w:ascii="Times New Roman" w:hAnsi="Times New Roman" w:cs="Times New Roman" w:eastAsia="Times New Roman"/>
+          <w:b w:val="0"/>
+          <w:i w:val="0"/>
+          <w:color w:val="000000"/>
+          <w:sz w:val="28"/>
+        </w:rPr>
+        <w:t xml:space="preserve">, </w:t>
+      </w:r>
+      <w:r>
+        <w:rPr>
+          <w:rFonts w:ascii="Times New Roman" w:hAnsi="Times New Roman" w:cs="Times New Roman" w:eastAsia="Times New Roman"/>
+          <w:b/>
+          <w:i w:val="0"/>
+          <w:color w:val="000000"/>
+          <w:sz w:val="28"/>
+        </w:rPr>
+        <w:t>«Отправитель»</w:t>
+      </w:r>
+      <w:r>
+        <w:rPr>
+          <w:rFonts w:ascii="Times New Roman" w:hAnsi="Times New Roman" w:cs="Times New Roman" w:eastAsia="Times New Roman"/>
+          <w:b w:val="0"/>
+          <w:i w:val="0"/>
+          <w:color w:val="000000"/>
+          <w:sz w:val="28"/>
+        </w:rPr>
+        <w:t xml:space="preserve">, </w:t>
+      </w:r>
+      <w:r>
+        <w:rPr>
+          <w:rFonts w:ascii="Times New Roman" w:hAnsi="Times New Roman" w:cs="Times New Roman" w:eastAsia="Times New Roman"/>
+          <w:b/>
+          <w:i w:val="0"/>
+          <w:color w:val="000000"/>
+          <w:sz w:val="28"/>
+        </w:rPr>
+        <w:t>«Подтверждение»</w:t>
+      </w:r>
+      <w:r>
+        <w:rPr>
+          <w:rFonts w:ascii="Times New Roman" w:hAnsi="Times New Roman" w:cs="Times New Roman" w:eastAsia="Times New Roman"/>
+          <w:b w:val="0"/>
+          <w:i w:val="0"/>
+          <w:color w:val="000000"/>
+          <w:sz w:val="28"/>
+        </w:rPr>
+        <w:t xml:space="preserve">, </w:t>
+      </w:r>
+      <w:r>
+        <w:rPr>
+          <w:rFonts w:ascii="Times New Roman" w:hAnsi="Times New Roman" w:cs="Times New Roman" w:eastAsia="Times New Roman"/>
+          <w:b/>
+          <w:i w:val="0"/>
+          <w:color w:val="000000"/>
+          <w:sz w:val="28"/>
+        </w:rPr>
+        <w:t>«Статус»</w:t>
+      </w:r>
+      <w:r>
+        <w:rPr>
+          <w:rFonts w:ascii="Times New Roman" w:hAnsi="Times New Roman" w:cs="Times New Roman" w:eastAsia="Times New Roman"/>
+          <w:b w:val="0"/>
+          <w:i w:val="0"/>
+          <w:color w:val="000000"/>
+          <w:sz w:val="28"/>
+        </w:rPr>
+        <w:t xml:space="preserve">, </w:t>
+      </w:r>
+      <w:r>
+        <w:rPr>
+          <w:rFonts w:ascii="Times New Roman" w:hAnsi="Times New Roman" w:cs="Times New Roman" w:eastAsia="Times New Roman"/>
+          <w:b/>
+          <w:i w:val="0"/>
+          <w:color w:val="000000"/>
+          <w:sz w:val="28"/>
+        </w:rPr>
+        <w:t>«Теги»</w:t>
+      </w:r>
+      <w:r>
+        <w:rPr>
+          <w:rFonts w:ascii="Times New Roman" w:hAnsi="Times New Roman" w:cs="Times New Roman" w:eastAsia="Times New Roman"/>
+          <w:b w:val="0"/>
+          <w:i w:val="0"/>
+          <w:color w:val="000000"/>
+          <w:sz w:val="28"/>
+        </w:rPr>
+        <w:t>. Нажатие на заголовок сортирует список.</w:t>
+      </w:r>
+    </w:p>
+    <w:p>
+      <w:r>
+        <w:rPr>
+          <w:rFonts w:ascii="Times New Roman" w:hAnsi="Times New Roman" w:cs="Times New Roman" w:eastAsia="Times New Roman"/>
+          <w:b w:val="0"/>
+          <w:i w:val="0"/>
+          <w:color w:val="000000"/>
+          <w:sz w:val="28"/>
+        </w:rPr>
+        <w:t>Строки сгруппированы по времени подачи: «Сегодня», «Вчера», «На этой неделе», «На прошлой неделе», «В этом месяце», «В прошлом месяце», «Ранее». Группы видны, пока список отсортирован по дате.</w:t>
+      </w:r>
+    </w:p>
+    <w:p>
+      <w:r>
+        <w:rPr>
+          <w:rFonts w:ascii="Times New Roman" w:hAnsi="Times New Roman" w:cs="Times New Roman" w:eastAsia="Times New Roman"/>
+          <w:b w:val="0"/>
+          <w:i w:val="0"/>
+          <w:color w:val="000000"/>
+          <w:sz w:val="28"/>
+        </w:rPr>
+        <w:t xml:space="preserve">Под таблицей выведено, сколько строк показано и сколько их всего; длинный список подгружается по мере прокрутки. Если заявок нет, система так и пишет: </w:t>
+      </w:r>
+      <w:r>
+        <w:rPr>
+          <w:rFonts w:ascii="Times New Roman" w:hAnsi="Times New Roman" w:cs="Times New Roman" w:eastAsia="Times New Roman"/>
+          <w:b/>
+          <w:i w:val="0"/>
+          <w:color w:val="000000"/>
+          <w:sz w:val="28"/>
+        </w:rPr>
+        <w:t>«Заявок нет»</w:t>
+      </w:r>
+      <w:r>
+        <w:rPr>
+          <w:rFonts w:ascii="Times New Roman" w:hAnsi="Times New Roman" w:cs="Times New Roman" w:eastAsia="Times New Roman"/>
+          <w:b w:val="0"/>
+          <w:i w:val="0"/>
+          <w:color w:val="000000"/>
+          <w:sz w:val="28"/>
+        </w:rPr>
+        <w:t xml:space="preserve">, а при активном отборе - </w:t>
+      </w:r>
+      <w:r>
+        <w:rPr>
+          <w:rFonts w:ascii="Times New Roman" w:hAnsi="Times New Roman" w:cs="Times New Roman" w:eastAsia="Times New Roman"/>
+          <w:b/>
+          <w:i w:val="0"/>
+          <w:color w:val="000000"/>
+          <w:sz w:val="28"/>
+        </w:rPr>
+        <w:t>«Нет заявок по выбранным фильтрам»</w:t>
+      </w:r>
+      <w:r>
+        <w:rPr>
+          <w:rFonts w:ascii="Times New Roman" w:hAnsi="Times New Roman" w:cs="Times New Roman" w:eastAsia="Times New Roman"/>
+          <w:b w:val="0"/>
+          <w:i w:val="0"/>
+          <w:color w:val="000000"/>
+          <w:sz w:val="28"/>
+        </w:rPr>
+        <w:t>.</w:t>
+      </w:r>
+    </w:p>
+    <w:p>
+      <w:pPr>
+        <w:pStyle w:val="Heading2"/>
+        <w:ind w:firstLine="0"/>
+      </w:pPr>
+      <w:r>
+        <w:rPr>
+          <w:rFonts w:ascii="Times New Roman" w:hAnsi="Times New Roman" w:cs="Times New Roman" w:eastAsia="Times New Roman"/>
+          <w:b/>
+          <w:i w:val="0"/>
+          <w:color w:val="000000"/>
+          <w:sz w:val="28"/>
+        </w:rPr>
+        <w:t>8.4. Подтверждение и статус: чем отличаются</w:t>
+      </w:r>
+    </w:p>
+    <w:p>
+      <w:r>
+        <w:rPr>
+          <w:rFonts w:ascii="Times New Roman" w:hAnsi="Times New Roman" w:cs="Times New Roman" w:eastAsia="Times New Roman"/>
+          <w:b w:val="0"/>
+          <w:i w:val="0"/>
+          <w:color w:val="000000"/>
+          <w:sz w:val="28"/>
+        </w:rPr>
+        <w:t>Два столбца отвечают на разные вопросы.</w:t>
+      </w:r>
+    </w:p>
+    <w:p>
+      <w:r>
+        <w:rPr>
+          <w:rFonts w:ascii="Times New Roman" w:hAnsi="Times New Roman" w:cs="Times New Roman" w:eastAsia="Times New Roman"/>
+          <w:b/>
+          <w:i w:val="0"/>
+          <w:color w:val="000000"/>
+          <w:sz w:val="28"/>
+        </w:rPr>
+        <w:t>«Подтверждение»</w:t>
+      </w:r>
+      <w:r>
+        <w:rPr>
+          <w:rFonts w:ascii="Times New Roman" w:hAnsi="Times New Roman" w:cs="Times New Roman" w:eastAsia="Times New Roman"/>
+          <w:b w:val="0"/>
+          <w:i w:val="0"/>
+          <w:color w:val="000000"/>
+          <w:sz w:val="28"/>
+        </w:rPr>
+        <w:t xml:space="preserve"> - что решили согласующие: </w:t>
+      </w:r>
+      <w:r>
+        <w:rPr>
+          <w:rFonts w:ascii="Times New Roman" w:hAnsi="Times New Roman" w:cs="Times New Roman" w:eastAsia="Times New Roman"/>
+          <w:b/>
+          <w:i w:val="0"/>
+          <w:color w:val="000000"/>
+          <w:sz w:val="28"/>
+        </w:rPr>
+        <w:t>«Согласование»</w:t>
+      </w:r>
+      <w:r>
+        <w:rPr>
+          <w:rFonts w:ascii="Times New Roman" w:hAnsi="Times New Roman" w:cs="Times New Roman" w:eastAsia="Times New Roman"/>
+          <w:b w:val="0"/>
+          <w:i w:val="0"/>
+          <w:color w:val="000000"/>
+          <w:sz w:val="28"/>
+        </w:rPr>
+        <w:t xml:space="preserve"> (решения собраны не все), </w:t>
+      </w:r>
+      <w:r>
+        <w:rPr>
+          <w:rFonts w:ascii="Times New Roman" w:hAnsi="Times New Roman" w:cs="Times New Roman" w:eastAsia="Times New Roman"/>
+          <w:b/>
+          <w:i w:val="0"/>
+          <w:color w:val="000000"/>
+          <w:sz w:val="28"/>
+        </w:rPr>
+        <w:t>«Согласовано»</w:t>
+      </w:r>
+      <w:r>
+        <w:rPr>
+          <w:rFonts w:ascii="Times New Roman" w:hAnsi="Times New Roman" w:cs="Times New Roman" w:eastAsia="Times New Roman"/>
+          <w:b w:val="0"/>
+          <w:i w:val="0"/>
+          <w:color w:val="000000"/>
+          <w:sz w:val="28"/>
+        </w:rPr>
+        <w:t xml:space="preserve">, </w:t>
+      </w:r>
+      <w:r>
+        <w:rPr>
+          <w:rFonts w:ascii="Times New Roman" w:hAnsi="Times New Roman" w:cs="Times New Roman" w:eastAsia="Times New Roman"/>
+          <w:b/>
+          <w:i w:val="0"/>
+          <w:color w:val="000000"/>
+          <w:sz w:val="28"/>
+        </w:rPr>
+        <w:t>«Не согласовано»</w:t>
+      </w:r>
+      <w:r>
+        <w:rPr>
+          <w:rFonts w:ascii="Times New Roman" w:hAnsi="Times New Roman" w:cs="Times New Roman" w:eastAsia="Times New Roman"/>
+          <w:b w:val="0"/>
+          <w:i w:val="0"/>
+          <w:color w:val="000000"/>
+          <w:sz w:val="28"/>
+        </w:rPr>
+        <w:t>.</w:t>
+      </w:r>
+    </w:p>
+    <w:p>
+      <w:r>
+        <w:rPr>
+          <w:rFonts w:ascii="Times New Roman" w:hAnsi="Times New Roman" w:cs="Times New Roman" w:eastAsia="Times New Roman"/>
+          <w:b/>
+          <w:i w:val="0"/>
+          <w:color w:val="000000"/>
+          <w:sz w:val="28"/>
+        </w:rPr>
+        <w:t>«Статус»</w:t>
+      </w:r>
+      <w:r>
+        <w:rPr>
+          <w:rFonts w:ascii="Times New Roman" w:hAnsi="Times New Roman" w:cs="Times New Roman" w:eastAsia="Times New Roman"/>
+          <w:b w:val="0"/>
+          <w:i w:val="0"/>
+          <w:color w:val="000000"/>
+          <w:sz w:val="28"/>
+        </w:rPr>
+        <w:t xml:space="preserve"> - что с заявкой делает бюро пропусков: </w:t>
+      </w:r>
+      <w:r>
+        <w:rPr>
+          <w:rFonts w:ascii="Times New Roman" w:hAnsi="Times New Roman" w:cs="Times New Roman" w:eastAsia="Times New Roman"/>
+          <w:b/>
+          <w:i w:val="0"/>
+          <w:color w:val="000000"/>
+          <w:sz w:val="28"/>
+        </w:rPr>
+        <w:t>«Непрочитано»</w:t>
+      </w:r>
+      <w:r>
+        <w:rPr>
+          <w:rFonts w:ascii="Times New Roman" w:hAnsi="Times New Roman" w:cs="Times New Roman" w:eastAsia="Times New Roman"/>
+          <w:b w:val="0"/>
+          <w:i w:val="0"/>
+          <w:color w:val="000000"/>
+          <w:sz w:val="28"/>
+        </w:rPr>
+        <w:t xml:space="preserve">, </w:t>
+      </w:r>
+      <w:r>
+        <w:rPr>
+          <w:rFonts w:ascii="Times New Roman" w:hAnsi="Times New Roman" w:cs="Times New Roman" w:eastAsia="Times New Roman"/>
+          <w:b/>
+          <w:i w:val="0"/>
+          <w:color w:val="000000"/>
+          <w:sz w:val="28"/>
+        </w:rPr>
+        <w:t>«В обработке»</w:t>
+      </w:r>
+      <w:r>
+        <w:rPr>
+          <w:rFonts w:ascii="Times New Roman" w:hAnsi="Times New Roman" w:cs="Times New Roman" w:eastAsia="Times New Roman"/>
+          <w:b w:val="0"/>
+          <w:i w:val="0"/>
+          <w:color w:val="000000"/>
+          <w:sz w:val="28"/>
+        </w:rPr>
+        <w:t xml:space="preserve">, </w:t>
+      </w:r>
+      <w:r>
+        <w:rPr>
+          <w:rFonts w:ascii="Times New Roman" w:hAnsi="Times New Roman" w:cs="Times New Roman" w:eastAsia="Times New Roman"/>
+          <w:b/>
+          <w:i w:val="0"/>
+          <w:color w:val="000000"/>
+          <w:sz w:val="28"/>
+        </w:rPr>
+        <w:t>«В работе»</w:t>
+      </w:r>
+      <w:r>
+        <w:rPr>
+          <w:rFonts w:ascii="Times New Roman" w:hAnsi="Times New Roman" w:cs="Times New Roman" w:eastAsia="Times New Roman"/>
+          <w:b w:val="0"/>
+          <w:i w:val="0"/>
+          <w:color w:val="000000"/>
+          <w:sz w:val="28"/>
+        </w:rPr>
+        <w:t xml:space="preserve">, </w:t>
+      </w:r>
+      <w:r>
+        <w:rPr>
+          <w:rFonts w:ascii="Times New Roman" w:hAnsi="Times New Roman" w:cs="Times New Roman" w:eastAsia="Times New Roman"/>
+          <w:b/>
+          <w:i w:val="0"/>
+          <w:color w:val="000000"/>
+          <w:sz w:val="28"/>
+        </w:rPr>
+        <w:t>«Завершено»</w:t>
+      </w:r>
+      <w:r>
+        <w:rPr>
+          <w:rFonts w:ascii="Times New Roman" w:hAnsi="Times New Roman" w:cs="Times New Roman" w:eastAsia="Times New Roman"/>
+          <w:b w:val="0"/>
+          <w:i w:val="0"/>
+          <w:color w:val="000000"/>
+          <w:sz w:val="28"/>
+        </w:rPr>
+        <w:t xml:space="preserve">, </w:t>
+      </w:r>
+      <w:r>
+        <w:rPr>
+          <w:rFonts w:ascii="Times New Roman" w:hAnsi="Times New Roman" w:cs="Times New Roman" w:eastAsia="Times New Roman"/>
+          <w:b/>
+          <w:i w:val="0"/>
+          <w:color w:val="000000"/>
+          <w:sz w:val="28"/>
+        </w:rPr>
+        <w:t>«Отказано»</w:t>
+      </w:r>
+      <w:r>
+        <w:rPr>
+          <w:rFonts w:ascii="Times New Roman" w:hAnsi="Times New Roman" w:cs="Times New Roman" w:eastAsia="Times New Roman"/>
+          <w:b w:val="0"/>
+          <w:i w:val="0"/>
+          <w:color w:val="000000"/>
+          <w:sz w:val="28"/>
+        </w:rPr>
+        <w:t xml:space="preserve">, </w:t>
+      </w:r>
+      <w:r>
+        <w:rPr>
+          <w:rFonts w:ascii="Times New Roman" w:hAnsi="Times New Roman" w:cs="Times New Roman" w:eastAsia="Times New Roman"/>
+          <w:b/>
+          <w:i w:val="0"/>
+          <w:color w:val="000000"/>
+          <w:sz w:val="28"/>
+        </w:rPr>
+        <w:t>«Отозвана»</w:t>
+      </w:r>
+      <w:r>
+        <w:rPr>
+          <w:rFonts w:ascii="Times New Roman" w:hAnsi="Times New Roman" w:cs="Times New Roman" w:eastAsia="Times New Roman"/>
+          <w:b w:val="0"/>
+          <w:i w:val="0"/>
+          <w:color w:val="000000"/>
+          <w:sz w:val="28"/>
+        </w:rPr>
+        <w:t>.</w:t>
+      </w:r>
+    </w:p>
+    <w:p>
+      <w:r>
+        <w:rPr>
+          <w:rFonts w:ascii="Times New Roman" w:hAnsi="Times New Roman" w:cs="Times New Roman" w:eastAsia="Times New Roman"/>
+          <w:b w:val="0"/>
+          <w:i w:val="0"/>
+          <w:color w:val="000000"/>
+          <w:sz w:val="28"/>
+        </w:rPr>
+        <w:t>Значения не связаны напрямую: заявка может быть согласована, но ещё не принята в работу, и наоборот - принята в работу без согласующих, если их для неё не назначено.</w:t>
+      </w:r>
+    </w:p>
+    <w:p>
+      <w:r>
+        <w:rPr>
+          <w:rFonts w:ascii="Times New Roman" w:hAnsi="Times New Roman" w:cs="Times New Roman" w:eastAsia="Times New Roman"/>
+          <w:b w:val="0"/>
+          <w:i w:val="0"/>
+          <w:color w:val="000000"/>
+          <w:sz w:val="28"/>
+        </w:rPr>
+        <w:t xml:space="preserve">Метки в столбце </w:t>
+      </w:r>
+      <w:r>
+        <w:rPr>
+          <w:rFonts w:ascii="Times New Roman" w:hAnsi="Times New Roman" w:cs="Times New Roman" w:eastAsia="Times New Roman"/>
+          <w:b/>
+          <w:i w:val="0"/>
+          <w:color w:val="000000"/>
+          <w:sz w:val="28"/>
+        </w:rPr>
+        <w:t>«Теги»</w:t>
+      </w:r>
+      <w:r>
+        <w:rPr>
+          <w:rFonts w:ascii="Times New Roman" w:hAnsi="Times New Roman" w:cs="Times New Roman" w:eastAsia="Times New Roman"/>
+          <w:b w:val="0"/>
+          <w:i w:val="0"/>
+          <w:color w:val="000000"/>
+          <w:sz w:val="28"/>
+        </w:rPr>
+        <w:t xml:space="preserve">: </w:t>
+      </w:r>
+      <w:r>
+        <w:rPr>
+          <w:rFonts w:ascii="Times New Roman" w:hAnsi="Times New Roman" w:cs="Times New Roman" w:eastAsia="Times New Roman"/>
+          <w:b/>
+          <w:i w:val="0"/>
+          <w:color w:val="000000"/>
+          <w:sz w:val="28"/>
+        </w:rPr>
+        <w:t>«Крыша»</w:t>
+      </w:r>
+      <w:r>
+        <w:rPr>
+          <w:rFonts w:ascii="Times New Roman" w:hAnsi="Times New Roman" w:cs="Times New Roman" w:eastAsia="Times New Roman"/>
+          <w:b w:val="0"/>
+          <w:i w:val="0"/>
+          <w:color w:val="000000"/>
+          <w:sz w:val="28"/>
+        </w:rPr>
+        <w:t xml:space="preserve"> и </w:t>
+      </w:r>
+      <w:r>
+        <w:rPr>
+          <w:rFonts w:ascii="Times New Roman" w:hAnsi="Times New Roman" w:cs="Times New Roman" w:eastAsia="Times New Roman"/>
+          <w:b/>
+          <w:i w:val="0"/>
+          <w:color w:val="000000"/>
+          <w:sz w:val="28"/>
+        </w:rPr>
+        <w:t>«Парковка»</w:t>
+      </w:r>
+      <w:r>
+        <w:rPr>
+          <w:rFonts w:ascii="Times New Roman" w:hAnsi="Times New Roman" w:cs="Times New Roman" w:eastAsia="Times New Roman"/>
+          <w:b w:val="0"/>
+          <w:i w:val="0"/>
+          <w:color w:val="000000"/>
+          <w:sz w:val="28"/>
+        </w:rPr>
+        <w:t xml:space="preserve"> - отмеченные при подаче условия; </w:t>
+      </w:r>
+      <w:r>
+        <w:rPr>
+          <w:rFonts w:ascii="Times New Roman" w:hAnsi="Times New Roman" w:cs="Times New Roman" w:eastAsia="Times New Roman"/>
+          <w:b/>
+          <w:i w:val="0"/>
+          <w:color w:val="000000"/>
+          <w:sz w:val="28"/>
+        </w:rPr>
+        <w:t>«Вопросы»</w:t>
+      </w:r>
+      <w:r>
+        <w:rPr>
+          <w:rFonts w:ascii="Times New Roman" w:hAnsi="Times New Roman" w:cs="Times New Roman" w:eastAsia="Times New Roman"/>
+          <w:b w:val="0"/>
+          <w:i w:val="0"/>
+          <w:color w:val="000000"/>
+          <w:sz w:val="28"/>
+        </w:rPr>
+        <w:t xml:space="preserve"> - есть новые вопросы или ответы; метка с числом дней - сколько заявка ждёт согласования; метка о сходстве с чёрным списком - в заявке есть люди или транспорт, близкие к записям чёрного списка.</w:t>
+      </w:r>
+    </w:p>
+    <w:p>
+      <w:pPr>
+        <w:pStyle w:val="Heading2"/>
+        <w:ind w:firstLine="0"/>
+      </w:pPr>
+      <w:r>
+        <w:rPr>
+          <w:rFonts w:ascii="Times New Roman" w:hAnsi="Times New Roman" w:cs="Times New Roman" w:eastAsia="Times New Roman"/>
+          <w:b/>
+          <w:i w:val="0"/>
+          <w:color w:val="000000"/>
+          <w:sz w:val="28"/>
+        </w:rPr>
+        <w:t>8.5. Карточка своей заявки</w:t>
+      </w:r>
+    </w:p>
+    <w:p>
+      <w:r>
+        <w:rPr>
+          <w:rFonts w:ascii="Times New Roman" w:hAnsi="Times New Roman" w:cs="Times New Roman" w:eastAsia="Times New Roman"/>
+          <w:b w:val="0"/>
+          <w:i w:val="0"/>
+          <w:color w:val="000000"/>
+          <w:sz w:val="28"/>
+        </w:rPr>
+        <w:t>Нажатие на строку открывает заявку.</w:t>
+      </w:r>
+    </w:p>
+    <w:p>
+      <w:pPr>
+        <w:keepNext/>
+        <w:spacing w:before="120" w:after="40"/>
+        <w:ind w:firstLine="0"/>
+        <w:jc w:val="center"/>
+      </w:pPr>
+      <w:r>
+        <w:drawing>
+          <wp:inline xmlns:a="http://schemas.openxmlformats.org/drawingml/2006/main" xmlns:pic="http://schemas.openxmlformats.org/drawingml/2006/picture">
+            <wp:extent cx="5940000" cy="3883846"/>
+            <wp:docPr id="27" name="Picture 27"/>
+            <wp:cNvGraphicFramePr>
+              <a:graphicFrameLocks noChangeAspect="1"/>
+            </wp:cNvGraphicFramePr>
+            <a:graphic>
+              <a:graphicData uri="http://schemas.openxmlformats.org/drawingml/2006/picture">
+                <pic:pic>
+                  <pic:nvPicPr>
+                    <pic:cNvPr id="0" name="cabinet-detail.png"/>
+                    <pic:cNvPicPr/>
+                  </pic:nvPicPr>
+                  <pic:blipFill>
+                    <a:blip r:embed="rId37"/>
+                    <a:stretch>
+                      <a:fillRect/>
+                    </a:stretch>
+                  </pic:blipFill>
+                  <pic:spPr>
+                    <a:xfrm>
+                      <a:off x="0" y="0"/>
+                      <a:ext cx="5940000" cy="3883846"/>
+                    </a:xfrm>
+                    <a:prstGeom prst="rect"/>
+                  </pic:spPr>
+                </pic:pic>
+              </a:graphicData>
+            </a:graphic>
+          </wp:inline>
+        </w:drawing>
+      </w:r>
+    </w:p>
+    <w:p>
+      <w:pPr>
+        <w:keepNext w:val="0"/>
+        <w:spacing w:line="240" w:lineRule="auto" w:before="40" w:after="200"/>
+        <w:ind w:firstLine="0"/>
+        <w:jc w:val="center"/>
+      </w:pPr>
+      <w:r>
+        <w:rPr>
+          <w:rFonts w:ascii="Times New Roman" w:hAnsi="Times New Roman" w:cs="Times New Roman" w:eastAsia="Times New Roman"/>
+          <w:b w:val="0"/>
+          <w:i/>
+          <w:color w:val="000000"/>
+          <w:sz w:val="24"/>
+        </w:rPr>
+        <w:t>Рисунок 8.3 — Карточка своей заявки</w:t>
+      </w:r>
+    </w:p>
+    <w:p>
+      <w:r>
+        <w:rPr>
+          <w:rFonts w:ascii="Times New Roman" w:hAnsi="Times New Roman" w:cs="Times New Roman" w:eastAsia="Times New Roman"/>
+          <w:b w:val="0"/>
+          <w:i w:val="0"/>
+          <w:color w:val="000000"/>
+          <w:sz w:val="28"/>
+        </w:rPr>
+        <w:t xml:space="preserve">Кнопки в шапке: </w:t>
+      </w:r>
+      <w:r>
+        <w:rPr>
+          <w:rFonts w:ascii="Times New Roman" w:hAnsi="Times New Roman" w:cs="Times New Roman" w:eastAsia="Times New Roman"/>
+          <w:b/>
+          <w:i w:val="0"/>
+          <w:color w:val="000000"/>
+          <w:sz w:val="28"/>
+        </w:rPr>
+        <w:t>«Дополнить»</w:t>
+      </w:r>
+      <w:r>
+        <w:rPr>
+          <w:rFonts w:ascii="Times New Roman" w:hAnsi="Times New Roman" w:cs="Times New Roman" w:eastAsia="Times New Roman"/>
+          <w:b w:val="0"/>
+          <w:i w:val="0"/>
+          <w:color w:val="000000"/>
+          <w:sz w:val="28"/>
+        </w:rPr>
+        <w:t xml:space="preserve"> (1), </w:t>
+      </w:r>
+      <w:r>
+        <w:rPr>
+          <w:rFonts w:ascii="Times New Roman" w:hAnsi="Times New Roman" w:cs="Times New Roman" w:eastAsia="Times New Roman"/>
+          <w:b/>
+          <w:i w:val="0"/>
+          <w:color w:val="000000"/>
+          <w:sz w:val="28"/>
+        </w:rPr>
+        <w:t>«Продублировать»</w:t>
+      </w:r>
+      <w:r>
+        <w:rPr>
+          <w:rFonts w:ascii="Times New Roman" w:hAnsi="Times New Roman" w:cs="Times New Roman" w:eastAsia="Times New Roman"/>
+          <w:b w:val="0"/>
+          <w:i w:val="0"/>
+          <w:color w:val="000000"/>
+          <w:sz w:val="28"/>
+        </w:rPr>
+        <w:t xml:space="preserve"> (2) и </w:t>
+      </w:r>
+      <w:r>
+        <w:rPr>
+          <w:rFonts w:ascii="Times New Roman" w:hAnsi="Times New Roman" w:cs="Times New Roman" w:eastAsia="Times New Roman"/>
+          <w:b/>
+          <w:i w:val="0"/>
+          <w:color w:val="000000"/>
+          <w:sz w:val="28"/>
+        </w:rPr>
+        <w:t>«Отозвать»</w:t>
+      </w:r>
+      <w:r>
+        <w:rPr>
+          <w:rFonts w:ascii="Times New Roman" w:hAnsi="Times New Roman" w:cs="Times New Roman" w:eastAsia="Times New Roman"/>
+          <w:b w:val="0"/>
+          <w:i w:val="0"/>
+          <w:color w:val="000000"/>
+          <w:sz w:val="28"/>
+        </w:rPr>
+        <w:t xml:space="preserve"> (3). Ниже - вложения заявки слева, сообщение к заявке и вопросы в середине, справа - </w:t>
+      </w:r>
+      <w:r>
+        <w:rPr>
+          <w:rFonts w:ascii="Times New Roman" w:hAnsi="Times New Roman" w:cs="Times New Roman" w:eastAsia="Times New Roman"/>
+          <w:b/>
+          <w:i w:val="0"/>
+          <w:color w:val="000000"/>
+          <w:sz w:val="28"/>
+        </w:rPr>
+        <w:t>«Основная информация»</w:t>
+      </w:r>
+      <w:r>
+        <w:rPr>
+          <w:rFonts w:ascii="Times New Roman" w:hAnsi="Times New Roman" w:cs="Times New Roman" w:eastAsia="Times New Roman"/>
+          <w:b w:val="0"/>
+          <w:i w:val="0"/>
+          <w:color w:val="000000"/>
+          <w:sz w:val="28"/>
+        </w:rPr>
+        <w:t xml:space="preserve">, блок </w:t>
+      </w:r>
+      <w:r>
+        <w:rPr>
+          <w:rFonts w:ascii="Times New Roman" w:hAnsi="Times New Roman" w:cs="Times New Roman" w:eastAsia="Times New Roman"/>
+          <w:b/>
+          <w:i w:val="0"/>
+          <w:color w:val="000000"/>
+          <w:sz w:val="28"/>
+        </w:rPr>
+        <w:t>«Согласование заявки»</w:t>
+      </w:r>
+      <w:r>
+        <w:rPr>
+          <w:rFonts w:ascii="Times New Roman" w:hAnsi="Times New Roman" w:cs="Times New Roman" w:eastAsia="Times New Roman"/>
+          <w:b w:val="0"/>
+          <w:i w:val="0"/>
+          <w:color w:val="000000"/>
+          <w:sz w:val="28"/>
+        </w:rPr>
+        <w:t xml:space="preserve"> со списком ответственных и их решениями, а после того как заявку приняли в работу, отказали, завершили или отозвали - блок </w:t>
+      </w:r>
+      <w:r>
+        <w:rPr>
+          <w:rFonts w:ascii="Times New Roman" w:hAnsi="Times New Roman" w:cs="Times New Roman" w:eastAsia="Times New Roman"/>
+          <w:b/>
+          <w:i w:val="0"/>
+          <w:color w:val="000000"/>
+          <w:sz w:val="28"/>
+        </w:rPr>
+        <w:t>«Статус заявки»</w:t>
+      </w:r>
+      <w:r>
+        <w:rPr>
+          <w:rFonts w:ascii="Times New Roman" w:hAnsi="Times New Roman" w:cs="Times New Roman" w:eastAsia="Times New Roman"/>
+          <w:b w:val="0"/>
+          <w:i w:val="0"/>
+          <w:color w:val="000000"/>
+          <w:sz w:val="28"/>
+        </w:rPr>
+        <w:t xml:space="preserve"> с тем, кто и когда это сделал и с каким комментарием.</w:t>
+      </w:r>
+    </w:p>
+    <w:p>
+      <w:r>
+        <w:rPr>
+          <w:rFonts w:ascii="Times New Roman" w:hAnsi="Times New Roman" w:cs="Times New Roman" w:eastAsia="Times New Roman"/>
+          <w:b w:val="0"/>
+          <w:i w:val="0"/>
+          <w:color w:val="000000"/>
+          <w:sz w:val="28"/>
+        </w:rPr>
+        <w:t xml:space="preserve">Блок </w:t>
+      </w:r>
+      <w:r>
+        <w:rPr>
+          <w:rFonts w:ascii="Times New Roman" w:hAnsi="Times New Roman" w:cs="Times New Roman" w:eastAsia="Times New Roman"/>
+          <w:b/>
+          <w:i w:val="0"/>
+          <w:color w:val="000000"/>
+          <w:sz w:val="28"/>
+        </w:rPr>
+        <w:t>«Дополнения заявки»</w:t>
+      </w:r>
+      <w:r>
+        <w:rPr>
+          <w:rFonts w:ascii="Times New Roman" w:hAnsi="Times New Roman" w:cs="Times New Roman" w:eastAsia="Times New Roman"/>
+          <w:b w:val="0"/>
+          <w:i w:val="0"/>
+          <w:color w:val="000000"/>
+          <w:sz w:val="28"/>
+        </w:rPr>
+        <w:t xml:space="preserve"> появляется, если вы дополняли заявку, см. подраздел 8.6.</w:t>
+      </w:r>
+    </w:p>
+    <w:tbl>
+      <w:tblPr>
+        <w:tblW w:type="auto" w:w="0"/>
+        <w:tblLayout w:type="fixed"/>
+        <w:tblLook w:firstColumn="1" w:firstRow="1" w:lastColumn="0" w:lastRow="0" w:noHBand="0" w:noVBand="1" w:val="04A0"/>
+        <w:tblLayout w:type="fixed"/>
+      </w:tblPr>
+      <w:tblGrid>
+        <w:gridCol w:w="9356"/>
+      </w:tblGrid>
+      <w:tr>
+        <w:trPr>
+          <w:cantSplit w:val="true"/>
+        </w:trPr>
+        <w:tc>
+          <w:tcPr>
+            <w:tcW w:type="dxa" w:w="9354"/>
+            <w:shd w:val="clear" w:fill="EAF1F8"/>
+            <w:tcBorders>
+              <w:left w:val="single" w:sz="24" w:color="2C6FA6"/>
+              <w:top w:val="single" w:sz="4" w:color="EAF1F8"/>
+              <w:bottom w:val="single" w:sz="4" w:color="EAF1F8"/>
+              <w:right w:val="single" w:sz="4" w:color="EAF1F8"/>
+            </w:tcBorders>
+          </w:tcPr>
+          <w:p>
+            <w:pPr>
+              <w:spacing w:line="288" w:lineRule="auto" w:after="0"/>
+              <w:ind w:firstLine="0"/>
+            </w:pPr>
+            <w:r>
+              <w:rPr>
+                <w:rFonts w:ascii="Times New Roman" w:hAnsi="Times New Roman" w:cs="Times New Roman" w:eastAsia="Times New Roman"/>
+                <w:b/>
+                <w:i w:val="0"/>
+                <w:color w:val="2C6FA6"/>
+                <w:sz w:val="26"/>
+              </w:rPr>
+              <w:t xml:space="preserve">ПРИМЕЧАНИЕ. </w:t>
+            </w:r>
+            <w:r>
+              <w:rPr>
+                <w:rFonts w:ascii="Times New Roman" w:hAnsi="Times New Roman" w:cs="Times New Roman" w:eastAsia="Times New Roman"/>
+                <w:b w:val="0"/>
+                <w:i w:val="0"/>
+                <w:color w:val="000000"/>
+                <w:sz w:val="26"/>
+              </w:rPr>
+              <w:t xml:space="preserve">Поля для комментария и ленты действий по заявке в вашей карточке нет - они принадлежат работникам бюро пропусков. Если нужно что-то уточнить, пользуйтесь блоком </w:t>
+            </w:r>
+            <w:r>
+              <w:rPr>
+                <w:rFonts w:ascii="Times New Roman" w:hAnsi="Times New Roman" w:cs="Times New Roman" w:eastAsia="Times New Roman"/>
+                <w:b/>
+                <w:i w:val="0"/>
+                <w:color w:val="000000"/>
+                <w:sz w:val="26"/>
+              </w:rPr>
+              <w:t>«Вопросы к заявке»</w:t>
+            </w:r>
+            <w:r>
+              <w:rPr>
+                <w:rFonts w:ascii="Times New Roman" w:hAnsi="Times New Roman" w:cs="Times New Roman" w:eastAsia="Times New Roman"/>
+                <w:b w:val="0"/>
+                <w:i w:val="0"/>
+                <w:color w:val="000000"/>
+                <w:sz w:val="26"/>
+              </w:rPr>
+              <w:t>: ответ придёт уведомлением.</w:t>
+            </w:r>
+          </w:p>
+        </w:tc>
+      </w:tr>
+    </w:tbl>
+    <w:p>
+      <w:pPr>
+        <w:spacing w:after="0" w:line="240" w:lineRule="auto"/>
+        <w:ind w:firstLine="0"/>
+      </w:pPr>
+      <w:r>
+        <w:rPr>
+          <w:rFonts w:ascii="Times New Roman" w:hAnsi="Times New Roman" w:cs="Times New Roman" w:eastAsia="Times New Roman"/>
+          <w:b w:val="0"/>
+          <w:i w:val="0"/>
+          <w:color w:val="000000"/>
+          <w:sz w:val="12"/>
+        </w:rPr>
+      </w:r>
+    </w:p>
+    <w:p>
+      <w:pPr>
+        <w:pStyle w:val="Heading2"/>
+        <w:ind w:firstLine="0"/>
+      </w:pPr>
+      <w:r>
+        <w:rPr>
+          <w:rFonts w:ascii="Times New Roman" w:hAnsi="Times New Roman" w:cs="Times New Roman" w:eastAsia="Times New Roman"/>
+          <w:b/>
+          <w:i w:val="0"/>
+          <w:color w:val="000000"/>
+          <w:sz w:val="28"/>
+        </w:rPr>
+        <w:t>8.6. Дополнение поданной заявки</w:t>
+      </w:r>
+    </w:p>
+    <w:p>
+      <w:r>
+        <w:rPr>
+          <w:rFonts w:ascii="Times New Roman" w:hAnsi="Times New Roman" w:cs="Times New Roman" w:eastAsia="Times New Roman"/>
+          <w:b w:val="0"/>
+          <w:i w:val="0"/>
+          <w:color w:val="000000"/>
+          <w:sz w:val="28"/>
+        </w:rPr>
+        <w:t>Если после подачи выяснилось, что нужно добавить ещё людей или машины, новую заявку оформлять не требуется - дополните поданную.</w:t>
+      </w:r>
+    </w:p>
+    <w:p>
+      <w:r>
+        <w:rPr>
+          <w:rFonts w:ascii="Times New Roman" w:hAnsi="Times New Roman" w:cs="Times New Roman" w:eastAsia="Times New Roman"/>
+          <w:b w:val="0"/>
+          <w:i w:val="0"/>
+          <w:color w:val="000000"/>
+          <w:sz w:val="28"/>
+        </w:rPr>
+        <w:t xml:space="preserve">Нажмите </w:t>
+      </w:r>
+      <w:r>
+        <w:rPr>
+          <w:rFonts w:ascii="Times New Roman" w:hAnsi="Times New Roman" w:cs="Times New Roman" w:eastAsia="Times New Roman"/>
+          <w:b/>
+          <w:i w:val="0"/>
+          <w:color w:val="000000"/>
+          <w:sz w:val="28"/>
+        </w:rPr>
+        <w:t>«Дополнить»</w:t>
+      </w:r>
+      <w:r>
+        <w:rPr>
+          <w:rFonts w:ascii="Times New Roman" w:hAnsi="Times New Roman" w:cs="Times New Roman" w:eastAsia="Times New Roman"/>
+          <w:b w:val="0"/>
+          <w:i w:val="0"/>
+          <w:color w:val="000000"/>
+          <w:sz w:val="28"/>
+        </w:rPr>
+        <w:t>.</w:t>
+      </w:r>
+    </w:p>
+    <w:p>
+      <w:pPr>
+        <w:keepNext/>
+        <w:spacing w:before="120" w:after="40"/>
+        <w:ind w:firstLine="0"/>
+        <w:jc w:val="center"/>
+      </w:pPr>
+      <w:r>
+        <w:drawing>
+          <wp:inline xmlns:a="http://schemas.openxmlformats.org/drawingml/2006/main" xmlns:pic="http://schemas.openxmlformats.org/drawingml/2006/picture">
+            <wp:extent cx="5940000" cy="4925630"/>
+            <wp:docPr id="28" name="Picture 28"/>
+            <wp:cNvGraphicFramePr>
+              <a:graphicFrameLocks noChangeAspect="1"/>
+            </wp:cNvGraphicFramePr>
+            <a:graphic>
+              <a:graphicData uri="http://schemas.openxmlformats.org/drawingml/2006/picture">
+                <pic:pic>
+                  <pic:nvPicPr>
+                    <pic:cNvPr id="0" name="cabinet-supplement.png"/>
+                    <pic:cNvPicPr/>
+                  </pic:nvPicPr>
+                  <pic:blipFill>
+                    <a:blip r:embed="rId38"/>
+                    <a:stretch>
+                      <a:fillRect/>
+                    </a:stretch>
+                  </pic:blipFill>
+                  <pic:spPr>
+                    <a:xfrm>
+                      <a:off x="0" y="0"/>
+                      <a:ext cx="5940000" cy="4925630"/>
+                    </a:xfrm>
+                    <a:prstGeom prst="rect"/>
+                  </pic:spPr>
+                </pic:pic>
+              </a:graphicData>
+            </a:graphic>
+          </wp:inline>
+        </w:drawing>
+      </w:r>
+    </w:p>
+    <w:p>
+      <w:pPr>
+        <w:keepNext w:val="0"/>
+        <w:spacing w:line="240" w:lineRule="auto" w:before="40" w:after="200"/>
+        <w:ind w:firstLine="0"/>
+        <w:jc w:val="center"/>
+      </w:pPr>
+      <w:r>
+        <w:rPr>
+          <w:rFonts w:ascii="Times New Roman" w:hAnsi="Times New Roman" w:cs="Times New Roman" w:eastAsia="Times New Roman"/>
+          <w:b w:val="0"/>
+          <w:i/>
+          <w:color w:val="000000"/>
+          <w:sz w:val="24"/>
+        </w:rPr>
+        <w:t>Рисунок 8.4 — Окно дополнения заявки</w:t>
+      </w:r>
+    </w:p>
+    <w:p>
+      <w:r>
+        <w:rPr>
+          <w:rFonts w:ascii="Times New Roman" w:hAnsi="Times New Roman" w:cs="Times New Roman" w:eastAsia="Times New Roman"/>
+          <w:b w:val="0"/>
+          <w:i w:val="0"/>
+          <w:color w:val="000000"/>
+          <w:sz w:val="28"/>
+        </w:rPr>
+        <w:t xml:space="preserve">Выберите </w:t>
+      </w:r>
+      <w:r>
+        <w:rPr>
+          <w:rFonts w:ascii="Times New Roman" w:hAnsi="Times New Roman" w:cs="Times New Roman" w:eastAsia="Times New Roman"/>
+          <w:b/>
+          <w:i w:val="0"/>
+          <w:color w:val="000000"/>
+          <w:sz w:val="28"/>
+        </w:rPr>
+        <w:t>«Вложение заявки»</w:t>
+      </w:r>
+      <w:r>
+        <w:rPr>
+          <w:rFonts w:ascii="Times New Roman" w:hAnsi="Times New Roman" w:cs="Times New Roman" w:eastAsia="Times New Roman"/>
+          <w:b w:val="0"/>
+          <w:i w:val="0"/>
+          <w:color w:val="000000"/>
+          <w:sz w:val="28"/>
+        </w:rPr>
+        <w:t xml:space="preserve"> - именно в него попадут новые строки. Организация, компания и срок действия принадлежат вложению и не меняются, поэтому они показаны, но недоступны для правки. Дальше заполните строки так же, как при подаче заявки, и напишите </w:t>
+      </w:r>
+      <w:r>
+        <w:rPr>
+          <w:rFonts w:ascii="Times New Roman" w:hAnsi="Times New Roman" w:cs="Times New Roman" w:eastAsia="Times New Roman"/>
+          <w:b/>
+          <w:i w:val="0"/>
+          <w:color w:val="000000"/>
+          <w:sz w:val="28"/>
+        </w:rPr>
+        <w:t>«Комментарий - зачем понадобилась добавка»</w:t>
+      </w:r>
+      <w:r>
+        <w:rPr>
+          <w:rFonts w:ascii="Times New Roman" w:hAnsi="Times New Roman" w:cs="Times New Roman" w:eastAsia="Times New Roman"/>
+          <w:b w:val="0"/>
+          <w:i w:val="0"/>
+          <w:color w:val="000000"/>
+          <w:sz w:val="28"/>
+        </w:rPr>
+        <w:t>.</w:t>
+      </w:r>
+    </w:p>
+    <w:p>
+      <w:r>
+        <w:rPr>
+          <w:rFonts w:ascii="Times New Roman" w:hAnsi="Times New Roman" w:cs="Times New Roman" w:eastAsia="Times New Roman"/>
+          <w:b w:val="0"/>
+          <w:i w:val="0"/>
+          <w:color w:val="000000"/>
+          <w:sz w:val="28"/>
+        </w:rPr>
+        <w:t xml:space="preserve">Нажмите </w:t>
+      </w:r>
+      <w:r>
+        <w:rPr>
+          <w:rFonts w:ascii="Times New Roman" w:hAnsi="Times New Roman" w:cs="Times New Roman" w:eastAsia="Times New Roman"/>
+          <w:b/>
+          <w:i w:val="0"/>
+          <w:color w:val="000000"/>
+          <w:sz w:val="28"/>
+        </w:rPr>
+        <w:t>«Отправить дополнение»</w:t>
+      </w:r>
+      <w:r>
+        <w:rPr>
+          <w:rFonts w:ascii="Times New Roman" w:hAnsi="Times New Roman" w:cs="Times New Roman" w:eastAsia="Times New Roman"/>
+          <w:b w:val="0"/>
+          <w:i w:val="0"/>
+          <w:color w:val="000000"/>
+          <w:sz w:val="28"/>
+        </w:rPr>
+        <w:t>.</w:t>
+      </w:r>
+    </w:p>
+    <w:p>
+      <w:r>
+        <w:rPr>
+          <w:rFonts w:ascii="Times New Roman" w:hAnsi="Times New Roman" w:cs="Times New Roman" w:eastAsia="Times New Roman"/>
+          <w:b w:val="0"/>
+          <w:i w:val="0"/>
+          <w:color w:val="000000"/>
+          <w:sz w:val="28"/>
+        </w:rPr>
+        <w:t>Ожидаемый результат зависит от того, что происходит с заявкой:</w:t>
+      </w:r>
+    </w:p>
+    <w:p>
+      <w:pPr>
+        <w:spacing w:after="0" w:line="360" w:lineRule="auto"/>
+        <w:ind w:hanging="454" w:left="1134"/>
+        <w:jc w:val="both"/>
+      </w:pPr>
+      <w:r>
+        <w:rPr>
+          <w:rFonts w:ascii="Times New Roman" w:hAnsi="Times New Roman" w:cs="Times New Roman" w:eastAsia="Times New Roman"/>
+          <w:b w:val="0"/>
+          <w:i w:val="0"/>
+          <w:color w:val="000000"/>
+          <w:sz w:val="28"/>
+        </w:rPr>
+        <w:t>•</w:t>
+        <w:tab/>
+      </w:r>
+      <w:r>
+        <w:rPr>
+          <w:rFonts w:ascii="Times New Roman" w:hAnsi="Times New Roman" w:cs="Times New Roman" w:eastAsia="Times New Roman"/>
+          <w:b w:val="0"/>
+          <w:i w:val="0"/>
+          <w:color w:val="000000"/>
+          <w:sz w:val="28"/>
+        </w:rPr>
+        <w:t>заявку ещё не приняли в работу - строки вливаются в неё, и согласующие рассматривают заявку уже вместе с ними;</w:t>
+      </w:r>
+    </w:p>
+    <w:p>
+      <w:pPr>
+        <w:spacing w:after="0" w:line="360" w:lineRule="auto"/>
+        <w:ind w:hanging="454" w:left="1134"/>
+        <w:jc w:val="both"/>
+      </w:pPr>
+      <w:r>
+        <w:rPr>
+          <w:rFonts w:ascii="Times New Roman" w:hAnsi="Times New Roman" w:cs="Times New Roman" w:eastAsia="Times New Roman"/>
+          <w:b w:val="0"/>
+          <w:i w:val="0"/>
+          <w:color w:val="000000"/>
+          <w:sz w:val="28"/>
+        </w:rPr>
+        <w:t>•</w:t>
+        <w:tab/>
+      </w:r>
+      <w:r>
+        <w:rPr>
+          <w:rFonts w:ascii="Times New Roman" w:hAnsi="Times New Roman" w:cs="Times New Roman" w:eastAsia="Times New Roman"/>
+          <w:b w:val="0"/>
+          <w:i w:val="0"/>
+          <w:color w:val="000000"/>
+          <w:sz w:val="28"/>
+        </w:rPr>
+        <w:t>заявка уже в работе - дополнение уходит на отдельный круг согласования, а выданные ранее пропуска продолжают действовать.</w:t>
+      </w:r>
+    </w:p>
+    <w:p>
+      <w:r>
+        <w:rPr>
+          <w:rFonts w:ascii="Times New Roman" w:hAnsi="Times New Roman" w:cs="Times New Roman" w:eastAsia="Times New Roman"/>
+          <w:b w:val="0"/>
+          <w:i w:val="0"/>
+          <w:color w:val="000000"/>
+          <w:sz w:val="28"/>
+        </w:rPr>
+        <w:t xml:space="preserve">Ход дополнения виден в блоке </w:t>
+      </w:r>
+      <w:r>
+        <w:rPr>
+          <w:rFonts w:ascii="Times New Roman" w:hAnsi="Times New Roman" w:cs="Times New Roman" w:eastAsia="Times New Roman"/>
+          <w:b/>
+          <w:i w:val="0"/>
+          <w:color w:val="000000"/>
+          <w:sz w:val="28"/>
+        </w:rPr>
+        <w:t>«Дополнения заявки»</w:t>
+      </w:r>
+      <w:r>
+        <w:rPr>
+          <w:rFonts w:ascii="Times New Roman" w:hAnsi="Times New Roman" w:cs="Times New Roman" w:eastAsia="Times New Roman"/>
+          <w:b w:val="0"/>
+          <w:i w:val="0"/>
+          <w:color w:val="000000"/>
+          <w:sz w:val="28"/>
+        </w:rPr>
+        <w:t xml:space="preserve">: кто подал, что добавлено, как решили согласующие и какое решение принял работник бюро пропусков. Пока раунд не закрыт, кнопка </w:t>
+      </w:r>
+      <w:r>
+        <w:rPr>
+          <w:rFonts w:ascii="Times New Roman" w:hAnsi="Times New Roman" w:cs="Times New Roman" w:eastAsia="Times New Roman"/>
+          <w:b/>
+          <w:i w:val="0"/>
+          <w:color w:val="000000"/>
+          <w:sz w:val="28"/>
+        </w:rPr>
+        <w:t>«Дополнить»</w:t>
+      </w:r>
+      <w:r>
+        <w:rPr>
+          <w:rFonts w:ascii="Times New Roman" w:hAnsi="Times New Roman" w:cs="Times New Roman" w:eastAsia="Times New Roman"/>
+          <w:b w:val="0"/>
+          <w:i w:val="0"/>
+          <w:color w:val="000000"/>
+          <w:sz w:val="28"/>
+        </w:rPr>
+        <w:t xml:space="preserve"> недоступна: одновременно рассматривается только одно дополнение.</w:t>
+      </w:r>
+    </w:p>
+    <w:p>
+      <w:r>
+        <w:rPr>
+          <w:rFonts w:ascii="Times New Roman" w:hAnsi="Times New Roman" w:cs="Times New Roman" w:eastAsia="Times New Roman"/>
+          <w:b w:val="0"/>
+          <w:i w:val="0"/>
+          <w:color w:val="000000"/>
+          <w:sz w:val="28"/>
+        </w:rPr>
+        <w:t xml:space="preserve">Своё дополнение можно снять кнопкой </w:t>
+      </w:r>
+      <w:r>
+        <w:rPr>
+          <w:rFonts w:ascii="Times New Roman" w:hAnsi="Times New Roman" w:cs="Times New Roman" w:eastAsia="Times New Roman"/>
+          <w:b/>
+          <w:i w:val="0"/>
+          <w:color w:val="000000"/>
+          <w:sz w:val="28"/>
+        </w:rPr>
+        <w:t>«Снять дополнение»</w:t>
+      </w:r>
+      <w:r>
+        <w:rPr>
+          <w:rFonts w:ascii="Times New Roman" w:hAnsi="Times New Roman" w:cs="Times New Roman" w:eastAsia="Times New Roman"/>
+          <w:b w:val="0"/>
+          <w:i w:val="0"/>
+          <w:color w:val="000000"/>
+          <w:sz w:val="28"/>
+        </w:rPr>
+        <w:t xml:space="preserve"> - тогда его строки на пост не попадут.</w:t>
+      </w:r>
+    </w:p>
+    <w:p>
+      <w:pPr>
+        <w:pStyle w:val="Heading2"/>
+        <w:ind w:firstLine="0"/>
+      </w:pPr>
+      <w:r>
+        <w:rPr>
+          <w:rFonts w:ascii="Times New Roman" w:hAnsi="Times New Roman" w:cs="Times New Roman" w:eastAsia="Times New Roman"/>
+          <w:b/>
+          <w:i w:val="0"/>
+          <w:color w:val="000000"/>
+          <w:sz w:val="28"/>
+        </w:rPr>
+        <w:t>8.7. Отзыв заявки</w:t>
+      </w:r>
+    </w:p>
+    <w:p>
+      <w:r>
+        <w:rPr>
+          <w:rFonts w:ascii="Times New Roman" w:hAnsi="Times New Roman" w:cs="Times New Roman" w:eastAsia="Times New Roman"/>
+          <w:b w:val="0"/>
+          <w:i w:val="0"/>
+          <w:color w:val="000000"/>
+          <w:sz w:val="28"/>
+        </w:rPr>
+        <w:t xml:space="preserve">Если заявка больше не нужна, нажмите </w:t>
+      </w:r>
+      <w:r>
+        <w:rPr>
+          <w:rFonts w:ascii="Times New Roman" w:hAnsi="Times New Roman" w:cs="Times New Roman" w:eastAsia="Times New Roman"/>
+          <w:b/>
+          <w:i w:val="0"/>
+          <w:color w:val="000000"/>
+          <w:sz w:val="28"/>
+        </w:rPr>
+        <w:t>«Отозвать»</w:t>
+      </w:r>
+      <w:r>
+        <w:rPr>
+          <w:rFonts w:ascii="Times New Roman" w:hAnsi="Times New Roman" w:cs="Times New Roman" w:eastAsia="Times New Roman"/>
+          <w:b w:val="0"/>
+          <w:i w:val="0"/>
+          <w:color w:val="000000"/>
+          <w:sz w:val="28"/>
+        </w:rPr>
+        <w:t>.</w:t>
+      </w:r>
+    </w:p>
+    <w:p>
+      <w:pPr>
+        <w:keepNext/>
+        <w:spacing w:before="120" w:after="40"/>
+        <w:ind w:firstLine="0"/>
+        <w:jc w:val="center"/>
+      </w:pPr>
+      <w:r>
+        <w:drawing>
+          <wp:inline xmlns:a="http://schemas.openxmlformats.org/drawingml/2006/main" xmlns:pic="http://schemas.openxmlformats.org/drawingml/2006/picture">
+            <wp:extent cx="2926080" cy="2267712"/>
+            <wp:docPr id="29" name="Picture 29"/>
+            <wp:cNvGraphicFramePr>
+              <a:graphicFrameLocks noChangeAspect="1"/>
+            </wp:cNvGraphicFramePr>
+            <a:graphic>
+              <a:graphicData uri="http://schemas.openxmlformats.org/drawingml/2006/picture">
+                <pic:pic>
+                  <pic:nvPicPr>
+                    <pic:cNvPr id="0" name="cabinet-revoke.png"/>
+                    <pic:cNvPicPr/>
+                  </pic:nvPicPr>
+                  <pic:blipFill>
+                    <a:blip r:embed="rId39"/>
+                    <a:stretch>
+                      <a:fillRect/>
+                    </a:stretch>
+                  </pic:blipFill>
+                  <pic:spPr>
+                    <a:xfrm>
+                      <a:off x="0" y="0"/>
+                      <a:ext cx="2926080" cy="2267712"/>
+                    </a:xfrm>
+                    <a:prstGeom prst="rect"/>
+                  </pic:spPr>
+                </pic:pic>
+              </a:graphicData>
+            </a:graphic>
+          </wp:inline>
+        </w:drawing>
+      </w:r>
+    </w:p>
+    <w:p>
+      <w:pPr>
+        <w:keepNext w:val="0"/>
+        <w:spacing w:line="240" w:lineRule="auto" w:before="40" w:after="200"/>
+        <w:ind w:firstLine="0"/>
+        <w:jc w:val="center"/>
+      </w:pPr>
+      <w:r>
+        <w:rPr>
+          <w:rFonts w:ascii="Times New Roman" w:hAnsi="Times New Roman" w:cs="Times New Roman" w:eastAsia="Times New Roman"/>
+          <w:b w:val="0"/>
+          <w:i/>
+          <w:color w:val="000000"/>
+          <w:sz w:val="24"/>
+        </w:rPr>
+        <w:t>Рисунок 8.5 — Подтверждение отзыва заявки</w:t>
+      </w:r>
+    </w:p>
+    <w:p>
+      <w:r>
+        <w:rPr>
+          <w:rFonts w:ascii="Times New Roman" w:hAnsi="Times New Roman" w:cs="Times New Roman" w:eastAsia="Times New Roman"/>
+          <w:b w:val="0"/>
+          <w:i w:val="0"/>
+          <w:color w:val="000000"/>
+          <w:sz w:val="28"/>
+        </w:rPr>
+        <w:t xml:space="preserve">Система объясняет последствия и переспрашивает. Нажмите </w:t>
+      </w:r>
+      <w:r>
+        <w:rPr>
+          <w:rFonts w:ascii="Times New Roman" w:hAnsi="Times New Roman" w:cs="Times New Roman" w:eastAsia="Times New Roman"/>
+          <w:b/>
+          <w:i w:val="0"/>
+          <w:color w:val="000000"/>
+          <w:sz w:val="28"/>
+        </w:rPr>
+        <w:t>«Отозвать»</w:t>
+      </w:r>
+      <w:r>
+        <w:rPr>
+          <w:rFonts w:ascii="Times New Roman" w:hAnsi="Times New Roman" w:cs="Times New Roman" w:eastAsia="Times New Roman"/>
+          <w:b w:val="0"/>
+          <w:i w:val="0"/>
+          <w:color w:val="000000"/>
+          <w:sz w:val="28"/>
+        </w:rPr>
+        <w:t xml:space="preserve"> для подтверждения или </w:t>
+      </w:r>
+      <w:r>
+        <w:rPr>
+          <w:rFonts w:ascii="Times New Roman" w:hAnsi="Times New Roman" w:cs="Times New Roman" w:eastAsia="Times New Roman"/>
+          <w:b/>
+          <w:i w:val="0"/>
+          <w:color w:val="000000"/>
+          <w:sz w:val="28"/>
+        </w:rPr>
+        <w:t>«Отмена»</w:t>
+      </w:r>
+      <w:r>
+        <w:rPr>
+          <w:rFonts w:ascii="Times New Roman" w:hAnsi="Times New Roman" w:cs="Times New Roman" w:eastAsia="Times New Roman"/>
+          <w:b w:val="0"/>
+          <w:i w:val="0"/>
+          <w:color w:val="000000"/>
+          <w:sz w:val="28"/>
+        </w:rPr>
+        <w:t>.</w:t>
+      </w:r>
+    </w:p>
+    <w:tbl>
+      <w:tblPr>
+        <w:tblW w:type="auto" w:w="0"/>
+        <w:tblLayout w:type="fixed"/>
+        <w:tblLook w:firstColumn="1" w:firstRow="1" w:lastColumn="0" w:lastRow="0" w:noHBand="0" w:noVBand="1" w:val="04A0"/>
+        <w:tblLayout w:type="fixed"/>
+      </w:tblPr>
+      <w:tblGrid>
+        <w:gridCol w:w="9356"/>
+      </w:tblGrid>
+      <w:tr>
+        <w:trPr>
+          <w:cantSplit w:val="true"/>
+        </w:trPr>
+        <w:tc>
+          <w:tcPr>
+            <w:tcW w:type="dxa" w:w="9354"/>
+            <w:shd w:val="clear" w:fill="FBEAE7"/>
+            <w:tcBorders>
+              <w:left w:val="single" w:sz="24" w:color="C0392B"/>
+              <w:top w:val="single" w:sz="4" w:color="FBEAE7"/>
+              <w:bottom w:val="single" w:sz="4" w:color="FBEAE7"/>
+              <w:right w:val="single" w:sz="4" w:color="FBEAE7"/>
+            </w:tcBorders>
+          </w:tcPr>
+          <w:p>
+            <w:pPr>
+              <w:spacing w:line="288" w:lineRule="auto" w:after="0"/>
+              <w:ind w:firstLine="0"/>
+            </w:pPr>
+            <w:r>
+              <w:rPr>
+                <w:rFonts w:ascii="Times New Roman" w:hAnsi="Times New Roman" w:cs="Times New Roman" w:eastAsia="Times New Roman"/>
+                <w:b/>
+                <w:i w:val="0"/>
+                <w:color w:val="C0392B"/>
+                <w:sz w:val="26"/>
+              </w:rPr>
+              <w:t xml:space="preserve">ОПАСНО. </w:t>
+            </w:r>
+            <w:r>
+              <w:rPr>
+                <w:rFonts w:ascii="Times New Roman" w:hAnsi="Times New Roman" w:cs="Times New Roman" w:eastAsia="Times New Roman"/>
+                <w:b w:val="0"/>
+                <w:i w:val="0"/>
+                <w:color w:val="000000"/>
+                <w:sz w:val="26"/>
+              </w:rPr>
+              <w:t>Отзыв необратим. Все люди, машины и вложения заявки становятся недействующими, и пост по ней больше никого не пропустит. Вернуть заявку в работу нельзя - если она понадобится снова, продублируйте её и пройдите согласование заново.</w:t>
+            </w:r>
+          </w:p>
+        </w:tc>
+      </w:tr>
+    </w:tbl>
+    <w:p>
+      <w:pPr>
+        <w:spacing w:after="0" w:line="240" w:lineRule="auto"/>
+        <w:ind w:firstLine="0"/>
+      </w:pPr>
+      <w:r>
+        <w:rPr>
+          <w:rFonts w:ascii="Times New Roman" w:hAnsi="Times New Roman" w:cs="Times New Roman" w:eastAsia="Times New Roman"/>
+          <w:b w:val="0"/>
+          <w:i w:val="0"/>
+          <w:color w:val="000000"/>
+          <w:sz w:val="12"/>
+        </w:rPr>
+      </w:r>
+    </w:p>
+    <w:p>
+      <w:r>
+        <w:rPr>
+          <w:rFonts w:ascii="Times New Roman" w:hAnsi="Times New Roman" w:cs="Times New Roman" w:eastAsia="Times New Roman"/>
+          <w:b w:val="0"/>
+          <w:i w:val="0"/>
+          <w:color w:val="000000"/>
+          <w:sz w:val="28"/>
+        </w:rPr>
+        <w:t>Отозвать можно заявку, которая ещё не завершена, не отклонена и не отозвана раньше.</w:t>
+      </w:r>
+    </w:p>
+    <w:p>
+      <w:pPr>
+        <w:pStyle w:val="Heading2"/>
+        <w:ind w:firstLine="0"/>
+      </w:pPr>
+      <w:r>
+        <w:rPr>
+          <w:rFonts w:ascii="Times New Roman" w:hAnsi="Times New Roman" w:cs="Times New Roman" w:eastAsia="Times New Roman"/>
+          <w:b/>
+          <w:i w:val="0"/>
+          <w:color w:val="000000"/>
+          <w:sz w:val="28"/>
+        </w:rPr>
+        <w:t>8.8. Дублирование заявки</w:t>
+      </w:r>
+    </w:p>
+    <w:p>
+      <w:r>
+        <w:rPr>
+          <w:rFonts w:ascii="Times New Roman" w:hAnsi="Times New Roman" w:cs="Times New Roman" w:eastAsia="Times New Roman"/>
+          <w:b w:val="0"/>
+          <w:i w:val="0"/>
+          <w:color w:val="000000"/>
+          <w:sz w:val="28"/>
+        </w:rPr>
+        <w:t xml:space="preserve">Кнопка </w:t>
+      </w:r>
+      <w:r>
+        <w:rPr>
+          <w:rFonts w:ascii="Times New Roman" w:hAnsi="Times New Roman" w:cs="Times New Roman" w:eastAsia="Times New Roman"/>
+          <w:b/>
+          <w:i w:val="0"/>
+          <w:color w:val="000000"/>
+          <w:sz w:val="28"/>
+        </w:rPr>
+        <w:t>«Продублировать»</w:t>
+      </w:r>
+      <w:r>
+        <w:rPr>
+          <w:rFonts w:ascii="Times New Roman" w:hAnsi="Times New Roman" w:cs="Times New Roman" w:eastAsia="Times New Roman"/>
+          <w:b w:val="0"/>
+          <w:i w:val="0"/>
+          <w:color w:val="000000"/>
+          <w:sz w:val="28"/>
+        </w:rPr>
+        <w:t xml:space="preserve"> переносит содержимое заявки в форму подачи, чтобы не вводить всё заново. Рядом с кнопкой выбирается срок новой заявки: </w:t>
+      </w:r>
+      <w:r>
+        <w:rPr>
+          <w:rFonts w:ascii="Times New Roman" w:hAnsi="Times New Roman" w:cs="Times New Roman" w:eastAsia="Times New Roman"/>
+          <w:b/>
+          <w:i w:val="0"/>
+          <w:color w:val="000000"/>
+          <w:sz w:val="28"/>
+        </w:rPr>
+        <w:t>«На следующий месяц»</w:t>
+      </w:r>
+      <w:r>
+        <w:rPr>
+          <w:rFonts w:ascii="Times New Roman" w:hAnsi="Times New Roman" w:cs="Times New Roman" w:eastAsia="Times New Roman"/>
+          <w:b w:val="0"/>
+          <w:i w:val="0"/>
+          <w:color w:val="000000"/>
+          <w:sz w:val="28"/>
+        </w:rPr>
+        <w:t xml:space="preserve">, </w:t>
+      </w:r>
+      <w:r>
+        <w:rPr>
+          <w:rFonts w:ascii="Times New Roman" w:hAnsi="Times New Roman" w:cs="Times New Roman" w:eastAsia="Times New Roman"/>
+          <w:b/>
+          <w:i w:val="0"/>
+          <w:color w:val="000000"/>
+          <w:sz w:val="28"/>
+        </w:rPr>
+        <w:t>«На завтра»</w:t>
+      </w:r>
+      <w:r>
+        <w:rPr>
+          <w:rFonts w:ascii="Times New Roman" w:hAnsi="Times New Roman" w:cs="Times New Roman" w:eastAsia="Times New Roman"/>
+          <w:b w:val="0"/>
+          <w:i w:val="0"/>
+          <w:color w:val="000000"/>
+          <w:sz w:val="28"/>
+        </w:rPr>
+        <w:t xml:space="preserve"> или </w:t>
+      </w:r>
+      <w:r>
+        <w:rPr>
+          <w:rFonts w:ascii="Times New Roman" w:hAnsi="Times New Roman" w:cs="Times New Roman" w:eastAsia="Times New Roman"/>
+          <w:b/>
+          <w:i w:val="0"/>
+          <w:color w:val="000000"/>
+          <w:sz w:val="28"/>
+        </w:rPr>
+        <w:t>«Другой срок»</w:t>
+      </w:r>
+      <w:r>
+        <w:rPr>
+          <w:rFonts w:ascii="Times New Roman" w:hAnsi="Times New Roman" w:cs="Times New Roman" w:eastAsia="Times New Roman"/>
+          <w:b w:val="0"/>
+          <w:i w:val="0"/>
+          <w:color w:val="000000"/>
+          <w:sz w:val="28"/>
+        </w:rPr>
+        <w:t xml:space="preserve"> - в последнем случае даты вы указываете сами.</w:t>
+      </w:r>
+    </w:p>
+    <w:p>
+      <w:r>
+        <w:rPr>
+          <w:rFonts w:ascii="Times New Roman" w:hAnsi="Times New Roman" w:cs="Times New Roman" w:eastAsia="Times New Roman"/>
+          <w:b w:val="0"/>
+          <w:i w:val="0"/>
+          <w:color w:val="000000"/>
+          <w:sz w:val="28"/>
+        </w:rPr>
+        <w:t>Копируются вложения со всем составом: машины с номерами, марками, местами разгрузки и постами; люди с должностями, гражданством и документами; позиции ценностей. Переносится и сопроводительное сообщение.</w:t>
+      </w:r>
+    </w:p>
+    <w:p>
+      <w:r>
+        <w:rPr>
+          <w:rFonts w:ascii="Times New Roman" w:hAnsi="Times New Roman" w:cs="Times New Roman" w:eastAsia="Times New Roman"/>
+          <w:b w:val="0"/>
+          <w:i w:val="0"/>
+          <w:color w:val="000000"/>
+          <w:sz w:val="28"/>
+        </w:rPr>
+        <w:t>Не копируются согласие на обработку данных и дополнительные поля - их нужно заполнить заново, иначе заявка не отправится.</w:t>
+      </w:r>
+    </w:p>
+    <w:p>
+      <w:r>
+        <w:rPr>
+          <w:rFonts w:ascii="Times New Roman" w:hAnsi="Times New Roman" w:cs="Times New Roman" w:eastAsia="Times New Roman"/>
+          <w:b w:val="0"/>
+          <w:i w:val="0"/>
+          <w:color w:val="000000"/>
+          <w:sz w:val="28"/>
+        </w:rPr>
+        <w:t xml:space="preserve">Если в форме подачи уже есть незаконченная заявка, система спросит, что делать: </w:t>
+      </w:r>
+      <w:r>
+        <w:rPr>
+          <w:rFonts w:ascii="Times New Roman" w:hAnsi="Times New Roman" w:cs="Times New Roman" w:eastAsia="Times New Roman"/>
+          <w:b/>
+          <w:i w:val="0"/>
+          <w:color w:val="000000"/>
+          <w:sz w:val="28"/>
+        </w:rPr>
+        <w:t>«Отмена»</w:t>
+      </w:r>
+      <w:r>
+        <w:rPr>
+          <w:rFonts w:ascii="Times New Roman" w:hAnsi="Times New Roman" w:cs="Times New Roman" w:eastAsia="Times New Roman"/>
+          <w:b w:val="0"/>
+          <w:i w:val="0"/>
+          <w:color w:val="000000"/>
+          <w:sz w:val="28"/>
+        </w:rPr>
+        <w:t xml:space="preserve"> оставит форму как есть, </w:t>
+      </w:r>
+      <w:r>
+        <w:rPr>
+          <w:rFonts w:ascii="Times New Roman" w:hAnsi="Times New Roman" w:cs="Times New Roman" w:eastAsia="Times New Roman"/>
+          <w:b/>
+          <w:i w:val="0"/>
+          <w:color w:val="000000"/>
+          <w:sz w:val="28"/>
+        </w:rPr>
+        <w:t>«Объединить»</w:t>
+      </w:r>
+      <w:r>
+        <w:rPr>
+          <w:rFonts w:ascii="Times New Roman" w:hAnsi="Times New Roman" w:cs="Times New Roman" w:eastAsia="Times New Roman"/>
+          <w:b w:val="0"/>
+          <w:i w:val="0"/>
+          <w:color w:val="000000"/>
+          <w:sz w:val="28"/>
+        </w:rPr>
+        <w:t xml:space="preserve"> добавит вложения дубля к уже набранным, </w:t>
+      </w:r>
+      <w:r>
+        <w:rPr>
+          <w:rFonts w:ascii="Times New Roman" w:hAnsi="Times New Roman" w:cs="Times New Roman" w:eastAsia="Times New Roman"/>
+          <w:b/>
+          <w:i w:val="0"/>
+          <w:color w:val="000000"/>
+          <w:sz w:val="28"/>
+        </w:rPr>
+        <w:t>«Заменить»</w:t>
+      </w:r>
+      <w:r>
+        <w:rPr>
+          <w:rFonts w:ascii="Times New Roman" w:hAnsi="Times New Roman" w:cs="Times New Roman" w:eastAsia="Times New Roman"/>
+          <w:b w:val="0"/>
+          <w:i w:val="0"/>
+          <w:color w:val="000000"/>
+          <w:sz w:val="28"/>
+        </w:rPr>
+        <w:t xml:space="preserve"> очистит форму и подставит дубль целиком.</w:t>
+      </w:r>
+    </w:p>
+    <w:p>
+      <w:pPr>
+        <w:pStyle w:val="Heading2"/>
+        <w:ind w:firstLine="0"/>
+      </w:pPr>
+      <w:r>
+        <w:rPr>
+          <w:rFonts w:ascii="Times New Roman" w:hAnsi="Times New Roman" w:cs="Times New Roman" w:eastAsia="Times New Roman"/>
+          <w:b/>
+          <w:i w:val="0"/>
+          <w:color w:val="000000"/>
+          <w:sz w:val="28"/>
+        </w:rPr>
+        <w:t>8.9. Скачивание бланков</w:t>
+      </w:r>
+    </w:p>
+    <w:p>
+      <w:r>
+        <w:rPr>
+          <w:rFonts w:ascii="Times New Roman" w:hAnsi="Times New Roman" w:cs="Times New Roman" w:eastAsia="Times New Roman"/>
+          <w:b w:val="0"/>
+          <w:i w:val="0"/>
+          <w:color w:val="000000"/>
+          <w:sz w:val="28"/>
+        </w:rPr>
+        <w:t xml:space="preserve">Если бюро пропусков настроило печатную форму для вложений вашей заявки, в строке списка появляется кнопка </w:t>
+      </w:r>
+      <w:r>
+        <w:rPr>
+          <w:rFonts w:ascii="Times New Roman" w:hAnsi="Times New Roman" w:cs="Times New Roman" w:eastAsia="Times New Roman"/>
+          <w:b/>
+          <w:i w:val="0"/>
+          <w:color w:val="000000"/>
+          <w:sz w:val="28"/>
+        </w:rPr>
+        <w:t>«Скачать»</w:t>
+      </w:r>
+      <w:r>
+        <w:rPr>
+          <w:rFonts w:ascii="Times New Roman" w:hAnsi="Times New Roman" w:cs="Times New Roman" w:eastAsia="Times New Roman"/>
+          <w:b w:val="0"/>
+          <w:i w:val="0"/>
+          <w:color w:val="000000"/>
+          <w:sz w:val="28"/>
+        </w:rPr>
+        <w:t xml:space="preserve">. Она открывает окно </w:t>
+      </w:r>
+      <w:r>
+        <w:rPr>
+          <w:rFonts w:ascii="Times New Roman" w:hAnsi="Times New Roman" w:cs="Times New Roman" w:eastAsia="Times New Roman"/>
+          <w:b/>
+          <w:i w:val="0"/>
+          <w:color w:val="000000"/>
+          <w:sz w:val="28"/>
+        </w:rPr>
+        <w:t>«Скачивание бланков»</w:t>
+      </w:r>
+      <w:r>
+        <w:rPr>
+          <w:rFonts w:ascii="Times New Roman" w:hAnsi="Times New Roman" w:cs="Times New Roman" w:eastAsia="Times New Roman"/>
+          <w:b w:val="0"/>
+          <w:i w:val="0"/>
+          <w:color w:val="000000"/>
+          <w:sz w:val="28"/>
+        </w:rPr>
+        <w:t xml:space="preserve">: отметьте нужные вложения и нажмите кнопку скачивания - рядом с ней система показывает, сколько вложений отмечено, - либо </w:t>
+      </w:r>
+      <w:r>
+        <w:rPr>
+          <w:rFonts w:ascii="Times New Roman" w:hAnsi="Times New Roman" w:cs="Times New Roman" w:eastAsia="Times New Roman"/>
+          <w:b/>
+          <w:i w:val="0"/>
+          <w:color w:val="000000"/>
+          <w:sz w:val="28"/>
+        </w:rPr>
+        <w:t>«Скачать все»</w:t>
+      </w:r>
+      <w:r>
+        <w:rPr>
+          <w:rFonts w:ascii="Times New Roman" w:hAnsi="Times New Roman" w:cs="Times New Roman" w:eastAsia="Times New Roman"/>
+          <w:b w:val="0"/>
+          <w:i w:val="0"/>
+          <w:color w:val="000000"/>
+          <w:sz w:val="28"/>
+        </w:rPr>
+        <w:t>. Несколько бланков сохраняются одним архивом.</w:t>
+      </w:r>
+    </w:p>
+    <w:p>
+      <w:r>
+        <w:rPr>
+          <w:rFonts w:ascii="Times New Roman" w:hAnsi="Times New Roman" w:cs="Times New Roman" w:eastAsia="Times New Roman"/>
+          <w:b w:val="0"/>
+          <w:i w:val="0"/>
+          <w:color w:val="000000"/>
+          <w:sz w:val="28"/>
+        </w:rPr>
+        <w:t>Переключатель в окне выбирает, что скачивать: сохранённый ранее файл или сформированный заново. Если сохранённого файла у вложения нет, система об этом скажет и предложит сформировать заново.</w:t>
+      </w:r>
+    </w:p>
+    <w:p>
+      <w:pPr>
+        <w:pStyle w:val="Heading2"/>
+        <w:ind w:firstLine="0"/>
+      </w:pPr>
+      <w:r>
+        <w:rPr>
+          <w:rFonts w:ascii="Times New Roman" w:hAnsi="Times New Roman" w:cs="Times New Roman" w:eastAsia="Times New Roman"/>
+          <w:b/>
+          <w:i w:val="0"/>
+          <w:color w:val="000000"/>
+          <w:sz w:val="28"/>
+        </w:rPr>
+        <w:t>8.10. Уведомления</w:t>
+      </w:r>
+    </w:p>
+    <w:p>
+      <w:r>
+        <w:rPr>
+          <w:rFonts w:ascii="Times New Roman" w:hAnsi="Times New Roman" w:cs="Times New Roman" w:eastAsia="Times New Roman"/>
+          <w:b w:val="0"/>
+          <w:i w:val="0"/>
+          <w:color w:val="000000"/>
+          <w:sz w:val="28"/>
+        </w:rPr>
+        <w:t>Система сообщает о событиях по вашим заявкам: заявка отправлена, изменился статус, задан вопрос, пришёл ответ, вынесено решение по дополнению, истекает срок пропуска.</w:t>
+      </w:r>
+    </w:p>
+    <w:p>
+      <w:r>
+        <w:rPr>
+          <w:rFonts w:ascii="Times New Roman" w:hAnsi="Times New Roman" w:cs="Times New Roman" w:eastAsia="Times New Roman"/>
+          <w:b w:val="0"/>
+          <w:i w:val="0"/>
+          <w:color w:val="000000"/>
+          <w:sz w:val="28"/>
+        </w:rPr>
+        <w:t xml:space="preserve">Список уведомлений открывается значком с колокольчиком в верхней строке и, кроме того, всегда виден в личном кабинете. В обоих местах есть переключатель </w:t>
+      </w:r>
+      <w:r>
+        <w:rPr>
+          <w:rFonts w:ascii="Times New Roman" w:hAnsi="Times New Roman" w:cs="Times New Roman" w:eastAsia="Times New Roman"/>
+          <w:b/>
+          <w:i w:val="0"/>
+          <w:color w:val="000000"/>
+          <w:sz w:val="28"/>
+        </w:rPr>
+        <w:t>«Все»</w:t>
+      </w:r>
+      <w:r>
+        <w:rPr>
+          <w:rFonts w:ascii="Times New Roman" w:hAnsi="Times New Roman" w:cs="Times New Roman" w:eastAsia="Times New Roman"/>
+          <w:b w:val="0"/>
+          <w:i w:val="0"/>
+          <w:color w:val="000000"/>
+          <w:sz w:val="28"/>
+        </w:rPr>
+        <w:t xml:space="preserve"> и </w:t>
+      </w:r>
+      <w:r>
+        <w:rPr>
+          <w:rFonts w:ascii="Times New Roman" w:hAnsi="Times New Roman" w:cs="Times New Roman" w:eastAsia="Times New Roman"/>
+          <w:b/>
+          <w:i w:val="0"/>
+          <w:color w:val="000000"/>
+          <w:sz w:val="28"/>
+        </w:rPr>
+        <w:t>«Непрочитанные»</w:t>
+      </w:r>
+      <w:r>
+        <w:rPr>
+          <w:rFonts w:ascii="Times New Roman" w:hAnsi="Times New Roman" w:cs="Times New Roman" w:eastAsia="Times New Roman"/>
+          <w:b w:val="0"/>
+          <w:i w:val="0"/>
+          <w:color w:val="000000"/>
+          <w:sz w:val="28"/>
+        </w:rPr>
+        <w:t xml:space="preserve">, кнопка </w:t>
+      </w:r>
+      <w:r>
+        <w:rPr>
+          <w:rFonts w:ascii="Times New Roman" w:hAnsi="Times New Roman" w:cs="Times New Roman" w:eastAsia="Times New Roman"/>
+          <w:b/>
+          <w:i w:val="0"/>
+          <w:color w:val="000000"/>
+          <w:sz w:val="28"/>
+        </w:rPr>
+        <w:t>«Очистить»</w:t>
+      </w:r>
+      <w:r>
+        <w:rPr>
+          <w:rFonts w:ascii="Times New Roman" w:hAnsi="Times New Roman" w:cs="Times New Roman" w:eastAsia="Times New Roman"/>
+          <w:b w:val="0"/>
+          <w:i w:val="0"/>
+          <w:color w:val="000000"/>
+          <w:sz w:val="28"/>
+        </w:rPr>
+        <w:t xml:space="preserve"> и значок настройки.</w:t>
+      </w:r>
+    </w:p>
+    <w:p>
+      <w:r>
+        <w:rPr>
+          <w:rFonts w:ascii="Times New Roman" w:hAnsi="Times New Roman" w:cs="Times New Roman" w:eastAsia="Times New Roman"/>
+          <w:b w:val="0"/>
+          <w:i w:val="0"/>
+          <w:color w:val="000000"/>
+          <w:sz w:val="28"/>
+        </w:rPr>
+        <w:t>Нажатие на уведомление открывает его целиком, оттуда же можно перейти к заявке, вернуть уведомление в непрочитанные или удалить его.</w:t>
+      </w:r>
+    </w:p>
+    <w:tbl>
+      <w:tblPr>
+        <w:tblW w:type="auto" w:w="0"/>
+        <w:tblLayout w:type="fixed"/>
+        <w:tblLook w:firstColumn="1" w:firstRow="1" w:lastColumn="0" w:lastRow="0" w:noHBand="0" w:noVBand="1" w:val="04A0"/>
+        <w:tblLayout w:type="fixed"/>
+      </w:tblPr>
+      <w:tblGrid>
+        <w:gridCol w:w="9356"/>
+      </w:tblGrid>
+      <w:tr>
+        <w:trPr>
+          <w:cantSplit w:val="true"/>
+        </w:trPr>
+        <w:tc>
+          <w:tcPr>
+            <w:tcW w:type="dxa" w:w="9354"/>
+            <w:shd w:val="clear" w:fill="FDF6E3"/>
+            <w:tcBorders>
+              <w:left w:val="single" w:sz="24" w:color="B7791F"/>
+              <w:top w:val="single" w:sz="4" w:color="FDF6E3"/>
+              <w:bottom w:val="single" w:sz="4" w:color="FDF6E3"/>
+              <w:right w:val="single" w:sz="4" w:color="FDF6E3"/>
+            </w:tcBorders>
+          </w:tcPr>
+          <w:p>
+            <w:pPr>
+              <w:spacing w:line="288" w:lineRule="auto" w:after="0"/>
+              <w:ind w:firstLine="0"/>
+            </w:pPr>
+            <w:r>
+              <w:rPr>
+                <w:rFonts w:ascii="Times New Roman" w:hAnsi="Times New Roman" w:cs="Times New Roman" w:eastAsia="Times New Roman"/>
+                <w:b/>
+                <w:i w:val="0"/>
+                <w:color w:val="B7791F"/>
+                <w:sz w:val="26"/>
+              </w:rPr>
+              <w:t xml:space="preserve">ВАЖНО. </w:t>
+            </w:r>
+            <w:r>
+              <w:rPr>
+                <w:rFonts w:ascii="Times New Roman" w:hAnsi="Times New Roman" w:cs="Times New Roman" w:eastAsia="Times New Roman"/>
+                <w:b/>
+                <w:i w:val="0"/>
+                <w:color w:val="000000"/>
+                <w:sz w:val="26"/>
+              </w:rPr>
+              <w:t>«Очистить»</w:t>
+            </w:r>
+            <w:r>
+              <w:rPr>
+                <w:rFonts w:ascii="Times New Roman" w:hAnsi="Times New Roman" w:cs="Times New Roman" w:eastAsia="Times New Roman"/>
+                <w:b w:val="0"/>
+                <w:i w:val="0"/>
+                <w:color w:val="000000"/>
+                <w:sz w:val="26"/>
+              </w:rPr>
+              <w:t xml:space="preserve"> удаляет уведомления безвозвратно. В личном кабинете система переспрашивает перед очисткой, а в списке из верхней строки - нет.</w:t>
+            </w:r>
+          </w:p>
+        </w:tc>
+      </w:tr>
+    </w:tbl>
+    <w:p>
+      <w:pPr>
+        <w:spacing w:after="0" w:line="240" w:lineRule="auto"/>
+        <w:ind w:firstLine="0"/>
+      </w:pPr>
+      <w:r>
+        <w:rPr>
+          <w:rFonts w:ascii="Times New Roman" w:hAnsi="Times New Roman" w:cs="Times New Roman" w:eastAsia="Times New Roman"/>
+          <w:b w:val="0"/>
+          <w:i w:val="0"/>
+          <w:color w:val="000000"/>
+          <w:sz w:val="12"/>
+        </w:rPr>
+      </w:r>
+    </w:p>
+    <w:p>
+      <w:pPr>
+        <w:pStyle w:val="Heading2"/>
+        <w:ind w:firstLine="0"/>
+      </w:pPr>
+      <w:r>
+        <w:rPr>
+          <w:rFonts w:ascii="Times New Roman" w:hAnsi="Times New Roman" w:cs="Times New Roman" w:eastAsia="Times New Roman"/>
+          <w:b/>
+          <w:i w:val="0"/>
+          <w:color w:val="000000"/>
+          <w:sz w:val="28"/>
+        </w:rPr>
+        <w:t>8.11. Настройка уведомлений</w:t>
+      </w:r>
+    </w:p>
+    <w:p>
+      <w:r>
+        <w:rPr>
+          <w:rFonts w:ascii="Times New Roman" w:hAnsi="Times New Roman" w:cs="Times New Roman" w:eastAsia="Times New Roman"/>
+          <w:b w:val="0"/>
+          <w:i w:val="0"/>
+          <w:color w:val="000000"/>
+          <w:sz w:val="28"/>
+        </w:rPr>
+        <w:t xml:space="preserve">Значок настройки в списке уведомлений открывает страницу </w:t>
+      </w:r>
+      <w:r>
+        <w:rPr>
+          <w:rFonts w:ascii="Times New Roman" w:hAnsi="Times New Roman" w:cs="Times New Roman" w:eastAsia="Times New Roman"/>
+          <w:b/>
+          <w:i w:val="0"/>
+          <w:color w:val="000000"/>
+          <w:sz w:val="28"/>
+        </w:rPr>
+        <w:t>«Настройка уведомлений»</w:t>
+      </w:r>
+      <w:r>
+        <w:rPr>
+          <w:rFonts w:ascii="Times New Roman" w:hAnsi="Times New Roman" w:cs="Times New Roman" w:eastAsia="Times New Roman"/>
+          <w:b w:val="0"/>
+          <w:i w:val="0"/>
+          <w:color w:val="000000"/>
+          <w:sz w:val="28"/>
+        </w:rPr>
+        <w:t>.</w:t>
+      </w:r>
+    </w:p>
+    <w:p>
+      <w:pPr>
+        <w:keepNext/>
+        <w:spacing w:before="120" w:after="40"/>
+        <w:ind w:firstLine="0"/>
+        <w:jc w:val="center"/>
+      </w:pPr>
+      <w:r>
+        <w:drawing>
+          <wp:inline xmlns:a="http://schemas.openxmlformats.org/drawingml/2006/main" xmlns:pic="http://schemas.openxmlformats.org/drawingml/2006/picture">
+            <wp:extent cx="5940000" cy="3883846"/>
+            <wp:docPr id="30" name="Picture 30"/>
+            <wp:cNvGraphicFramePr>
+              <a:graphicFrameLocks noChangeAspect="1"/>
+            </wp:cNvGraphicFramePr>
+            <a:graphic>
+              <a:graphicData uri="http://schemas.openxmlformats.org/drawingml/2006/picture">
+                <pic:pic>
+                  <pic:nvPicPr>
+                    <pic:cNvPr id="0" name="notif-settings.png"/>
+                    <pic:cNvPicPr/>
+                  </pic:nvPicPr>
+                  <pic:blipFill>
+                    <a:blip r:embed="rId40"/>
+                    <a:stretch>
+                      <a:fillRect/>
+                    </a:stretch>
+                  </pic:blipFill>
+                  <pic:spPr>
+                    <a:xfrm>
+                      <a:off x="0" y="0"/>
+                      <a:ext cx="5940000" cy="3883846"/>
+                    </a:xfrm>
+                    <a:prstGeom prst="rect"/>
+                  </pic:spPr>
+                </pic:pic>
+              </a:graphicData>
+            </a:graphic>
+          </wp:inline>
+        </w:drawing>
+      </w:r>
+    </w:p>
+    <w:p>
+      <w:pPr>
+        <w:keepNext w:val="0"/>
+        <w:spacing w:line="240" w:lineRule="auto" w:before="40" w:after="200"/>
+        <w:ind w:firstLine="0"/>
+        <w:jc w:val="center"/>
+      </w:pPr>
+      <w:r>
+        <w:rPr>
+          <w:rFonts w:ascii="Times New Roman" w:hAnsi="Times New Roman" w:cs="Times New Roman" w:eastAsia="Times New Roman"/>
+          <w:b w:val="0"/>
+          <w:i/>
+          <w:color w:val="000000"/>
+          <w:sz w:val="24"/>
+        </w:rPr>
+        <w:t>Рисунок 8.6 — Настройка уведомлений</w:t>
+      </w:r>
+    </w:p>
+    <w:p>
+      <w:r>
+        <w:rPr>
+          <w:rFonts w:ascii="Times New Roman" w:hAnsi="Times New Roman" w:cs="Times New Roman" w:eastAsia="Times New Roman"/>
+          <w:b w:val="0"/>
+          <w:i w:val="0"/>
+          <w:color w:val="000000"/>
+          <w:sz w:val="28"/>
+        </w:rPr>
+        <w:t xml:space="preserve">Уведомления собраны по разделам; у каждого раздела свой переключатель, у каждого вида - свой. Часть уведомлений отключить нельзя, и они помечены подписью </w:t>
+      </w:r>
+      <w:r>
+        <w:rPr>
+          <w:rFonts w:ascii="Times New Roman" w:hAnsi="Times New Roman" w:cs="Times New Roman" w:eastAsia="Times New Roman"/>
+          <w:b/>
+          <w:i w:val="0"/>
+          <w:color w:val="000000"/>
+          <w:sz w:val="28"/>
+        </w:rPr>
+        <w:t>«Нельзя отключить»</w:t>
+      </w:r>
+      <w:r>
+        <w:rPr>
+          <w:rFonts w:ascii="Times New Roman" w:hAnsi="Times New Roman" w:cs="Times New Roman" w:eastAsia="Times New Roman"/>
+          <w:b w:val="0"/>
+          <w:i w:val="0"/>
+          <w:color w:val="000000"/>
+          <w:sz w:val="28"/>
+        </w:rPr>
+        <w:t>: это то, о чём работник должен узнать в любом случае, - например, «Требуется согласование» и «Напоминание о согласовании» у тех, чьё решение по заявкам требуется.</w:t>
+      </w:r>
+    </w:p>
+    <w:p>
+      <w:r>
+        <w:rPr>
+          <w:rFonts w:ascii="Times New Roman" w:hAnsi="Times New Roman" w:cs="Times New Roman" w:eastAsia="Times New Roman"/>
+          <w:b w:val="0"/>
+          <w:i w:val="0"/>
+          <w:color w:val="000000"/>
+          <w:sz w:val="28"/>
+        </w:rPr>
+        <w:t>Сообщения о безопасности учётной записи - смена пароля, блокировка и разблокировка - на этой странице не перечислены совсем: они приходят всегда, и настраивать в них нечего.</w:t>
+      </w:r>
+    </w:p>
+    <w:p>
+      <w:r>
+        <w:rPr>
+          <w:rFonts w:ascii="Times New Roman" w:hAnsi="Times New Roman" w:cs="Times New Roman" w:eastAsia="Times New Roman"/>
+          <w:b w:val="0"/>
+          <w:i w:val="0"/>
+          <w:color w:val="000000"/>
+          <w:sz w:val="28"/>
+        </w:rPr>
+        <w:t xml:space="preserve">После правок нажмите </w:t>
+      </w:r>
+      <w:r>
+        <w:rPr>
+          <w:rFonts w:ascii="Times New Roman" w:hAnsi="Times New Roman" w:cs="Times New Roman" w:eastAsia="Times New Roman"/>
+          <w:b/>
+          <w:i w:val="0"/>
+          <w:color w:val="000000"/>
+          <w:sz w:val="28"/>
+        </w:rPr>
+        <w:t>«Сохранить»</w:t>
+      </w:r>
+      <w:r>
+        <w:rPr>
+          <w:rFonts w:ascii="Times New Roman" w:hAnsi="Times New Roman" w:cs="Times New Roman" w:eastAsia="Times New Roman"/>
+          <w:b w:val="0"/>
+          <w:i w:val="0"/>
+          <w:color w:val="000000"/>
+          <w:sz w:val="28"/>
+        </w:rPr>
+        <w:t>.</w:t>
+      </w:r>
+    </w:p>
+    <w:p>
+      <w:r>
+        <w:rPr>
+          <w:rFonts w:ascii="Times New Roman" w:hAnsi="Times New Roman" w:cs="Times New Roman" w:eastAsia="Times New Roman"/>
+          <w:b w:val="0"/>
+          <w:i w:val="0"/>
+          <w:color w:val="000000"/>
+          <w:sz w:val="28"/>
+        </w:rPr>
+        <w:t xml:space="preserve">Вверху страницы находится блок </w:t>
+      </w:r>
+      <w:r>
+        <w:rPr>
+          <w:rFonts w:ascii="Times New Roman" w:hAnsi="Times New Roman" w:cs="Times New Roman" w:eastAsia="Times New Roman"/>
+          <w:b/>
+          <w:i w:val="0"/>
+          <w:color w:val="000000"/>
+          <w:sz w:val="28"/>
+        </w:rPr>
+        <w:t>«Push-уведомления в браузере»</w:t>
+      </w:r>
+      <w:r>
+        <w:rPr>
+          <w:rFonts w:ascii="Times New Roman" w:hAnsi="Times New Roman" w:cs="Times New Roman" w:eastAsia="Times New Roman"/>
+          <w:b w:val="0"/>
+          <w:i w:val="0"/>
+          <w:color w:val="000000"/>
+          <w:sz w:val="28"/>
+        </w:rPr>
+        <w:t>. Они приходят системным уведомлением, даже когда вкладка с системой закрыта. Если бюро пропусков их не настроило или браузер их не поддерживает, система прямо об этом пишет.</w:t>
+      </w:r>
+    </w:p>
+    <w:tbl>
+      <w:tblPr>
+        <w:tblW w:type="auto" w:w="0"/>
+        <w:tblLayout w:type="fixed"/>
+        <w:tblLook w:firstColumn="1" w:firstRow="1" w:lastColumn="0" w:lastRow="0" w:noHBand="0" w:noVBand="1" w:val="04A0"/>
+        <w:tblLayout w:type="fixed"/>
+      </w:tblPr>
+      <w:tblGrid>
+        <w:gridCol w:w="9356"/>
+      </w:tblGrid>
+      <w:tr>
+        <w:trPr>
+          <w:cantSplit w:val="true"/>
+        </w:trPr>
+        <w:tc>
+          <w:tcPr>
+            <w:tcW w:type="dxa" w:w="9354"/>
+            <w:shd w:val="clear" w:fill="EAF1F8"/>
+            <w:tcBorders>
+              <w:left w:val="single" w:sz="24" w:color="2C6FA6"/>
+              <w:top w:val="single" w:sz="4" w:color="EAF1F8"/>
+              <w:bottom w:val="single" w:sz="4" w:color="EAF1F8"/>
+              <w:right w:val="single" w:sz="4" w:color="EAF1F8"/>
+            </w:tcBorders>
+          </w:tcPr>
+          <w:p>
+            <w:pPr>
+              <w:spacing w:line="288" w:lineRule="auto" w:after="0"/>
+              <w:ind w:firstLine="0"/>
+            </w:pPr>
+            <w:r>
+              <w:rPr>
+                <w:rFonts w:ascii="Times New Roman" w:hAnsi="Times New Roman" w:cs="Times New Roman" w:eastAsia="Times New Roman"/>
+                <w:b/>
+                <w:i w:val="0"/>
+                <w:color w:val="2C6FA6"/>
+                <w:sz w:val="26"/>
+              </w:rPr>
+              <w:t xml:space="preserve">ПРИМЕЧАНИЕ. </w:t>
+            </w:r>
+            <w:r>
+              <w:rPr>
+                <w:rFonts w:ascii="Times New Roman" w:hAnsi="Times New Roman" w:cs="Times New Roman" w:eastAsia="Times New Roman"/>
+                <w:b w:val="0"/>
+                <w:i w:val="0"/>
+                <w:color w:val="000000"/>
+                <w:sz w:val="26"/>
+              </w:rPr>
+              <w:t>В разделе «Заявки» есть уведомления, адресованные согласующим - «Требуется согласование» и «Напоминание о согласовании». Они видны всем, но приходят только тем, чьё решение по заявкам требуется.</w:t>
+            </w:r>
+          </w:p>
+        </w:tc>
+      </w:tr>
+    </w:tbl>
+    <w:p>
+      <w:pPr>
+        <w:spacing w:after="0" w:line="240" w:lineRule="auto"/>
+        <w:ind w:firstLine="0"/>
+      </w:pPr>
+      <w:r>
+        <w:rPr>
+          <w:rFonts w:ascii="Times New Roman" w:hAnsi="Times New Roman" w:cs="Times New Roman" w:eastAsia="Times New Roman"/>
+          <w:b w:val="0"/>
+          <w:i w:val="0"/>
+          <w:color w:val="000000"/>
+          <w:sz w:val="12"/>
+        </w:rPr>
       </w:r>
     </w:p>
     <w:p>

--- a/Документация/Руководство пользователя/Руководство пользователя.docx
+++ b/Документация/Руководство пользователя/Руководство пользователя.docx
@@ -567,7 +567,7 @@
           <w:sz w:val="26"/>
         </w:rPr>
         <w:tab/>
-        <w:t>5</w:t>
+        <w:t>6</w:t>
       </w:r>
     </w:p>
     <w:p>
@@ -598,7 +598,7 @@
           <w:sz w:val="26"/>
         </w:rPr>
         <w:tab/>
-        <w:t>5</w:t>
+        <w:t>6</w:t>
       </w:r>
     </w:p>
     <w:p>
@@ -629,7 +629,7 @@
           <w:sz w:val="26"/>
         </w:rPr>
         <w:tab/>
-        <w:t>5</w:t>
+        <w:t>6</w:t>
       </w:r>
     </w:p>
     <w:p>
@@ -660,7 +660,7 @@
           <w:sz w:val="26"/>
         </w:rPr>
         <w:tab/>
-        <w:t>5</w:t>
+        <w:t>6</w:t>
       </w:r>
     </w:p>
     <w:p>
@@ -691,7 +691,7 @@
           <w:sz w:val="26"/>
         </w:rPr>
         <w:tab/>
-        <w:t>6</w:t>
+        <w:t>7</w:t>
       </w:r>
     </w:p>
     <w:p>
@@ -722,7 +722,7 @@
           <w:sz w:val="26"/>
         </w:rPr>
         <w:tab/>
-        <w:t>6</w:t>
+        <w:t>7</w:t>
       </w:r>
     </w:p>
     <w:p>
@@ -753,7 +753,7 @@
           <w:sz w:val="26"/>
         </w:rPr>
         <w:tab/>
-        <w:t>6</w:t>
+        <w:t>7</w:t>
       </w:r>
     </w:p>
     <w:p>
@@ -784,7 +784,7 @@
           <w:sz w:val="26"/>
         </w:rPr>
         <w:tab/>
-        <w:t>8</w:t>
+        <w:t>9</w:t>
       </w:r>
     </w:p>
     <w:p>
@@ -815,7 +815,7 @@
           <w:sz w:val="26"/>
         </w:rPr>
         <w:tab/>
-        <w:t>9</w:t>
+        <w:t>10</w:t>
       </w:r>
     </w:p>
     <w:p>
@@ -846,7 +846,7 @@
           <w:sz w:val="26"/>
         </w:rPr>
         <w:tab/>
-        <w:t>9</w:t>
+        <w:t>10</w:t>
       </w:r>
     </w:p>
     <w:p>
@@ -877,7 +877,7 @@
           <w:sz w:val="26"/>
         </w:rPr>
         <w:tab/>
-        <w:t>10</w:t>
+        <w:t>11</w:t>
       </w:r>
     </w:p>
     <w:p>
@@ -908,7 +908,7 @@
           <w:sz w:val="26"/>
         </w:rPr>
         <w:tab/>
-        <w:t>10</w:t>
+        <w:t>11</w:t>
       </w:r>
     </w:p>
     <w:p>
@@ -939,7 +939,7 @@
           <w:sz w:val="26"/>
         </w:rPr>
         <w:tab/>
-        <w:t>11</w:t>
+        <w:t>12</w:t>
       </w:r>
     </w:p>
     <w:p>
@@ -970,7 +970,7 @@
           <w:sz w:val="26"/>
         </w:rPr>
         <w:tab/>
-        <w:t>13</w:t>
+        <w:t>14</w:t>
       </w:r>
     </w:p>
     <w:p>
@@ -1001,7 +1001,7 @@
           <w:sz w:val="26"/>
         </w:rPr>
         <w:tab/>
-        <w:t>13</w:t>
+        <w:t>14</w:t>
       </w:r>
     </w:p>
     <w:p>
@@ -1032,7 +1032,7 @@
           <w:sz w:val="26"/>
         </w:rPr>
         <w:tab/>
-        <w:t>14</w:t>
+        <w:t>15</w:t>
       </w:r>
     </w:p>
     <w:p>
@@ -1063,7 +1063,7 @@
           <w:sz w:val="26"/>
         </w:rPr>
         <w:tab/>
-        <w:t>15</w:t>
+        <w:t>16</w:t>
       </w:r>
     </w:p>
     <w:p>
@@ -1094,7 +1094,7 @@
           <w:sz w:val="26"/>
         </w:rPr>
         <w:tab/>
-        <w:t>15</w:t>
+        <w:t>16</w:t>
       </w:r>
     </w:p>
     <w:p>
@@ -1125,7 +1125,7 @@
           <w:sz w:val="26"/>
         </w:rPr>
         <w:tab/>
-        <w:t>16</w:t>
+        <w:t>17</w:t>
       </w:r>
     </w:p>
     <w:p>
@@ -1156,7 +1156,7 @@
           <w:sz w:val="26"/>
         </w:rPr>
         <w:tab/>
-        <w:t>16</w:t>
+        <w:t>17</w:t>
       </w:r>
     </w:p>
     <w:p>
@@ -1187,7 +1187,7 @@
           <w:sz w:val="26"/>
         </w:rPr>
         <w:tab/>
-        <w:t>17</w:t>
+        <w:t>18</w:t>
       </w:r>
     </w:p>
     <w:p>
@@ -1218,7 +1218,7 @@
           <w:sz w:val="26"/>
         </w:rPr>
         <w:tab/>
-        <w:t>17</w:t>
+        <w:t>18</w:t>
       </w:r>
     </w:p>
     <w:p>
@@ -1249,7 +1249,7 @@
           <w:sz w:val="26"/>
         </w:rPr>
         <w:tab/>
-        <w:t>17</w:t>
+        <w:t>18</w:t>
       </w:r>
     </w:p>
     <w:p>
@@ -1280,7 +1280,7 @@
           <w:sz w:val="26"/>
         </w:rPr>
         <w:tab/>
-        <w:t>18</w:t>
+        <w:t>19</w:t>
       </w:r>
     </w:p>
     <w:p>
@@ -1311,7 +1311,7 @@
           <w:sz w:val="26"/>
         </w:rPr>
         <w:tab/>
-        <w:t>19</w:t>
+        <w:t>20</w:t>
       </w:r>
     </w:p>
     <w:p>
@@ -1342,7 +1342,7 @@
           <w:sz w:val="26"/>
         </w:rPr>
         <w:tab/>
-        <w:t>19</w:t>
+        <w:t>20</w:t>
       </w:r>
     </w:p>
     <w:p>
@@ -1373,7 +1373,7 @@
           <w:sz w:val="26"/>
         </w:rPr>
         <w:tab/>
-        <w:t>20</w:t>
+        <w:t>21</w:t>
       </w:r>
     </w:p>
     <w:p>
@@ -1404,7 +1404,7 @@
           <w:sz w:val="26"/>
         </w:rPr>
         <w:tab/>
-        <w:t>20</w:t>
+        <w:t>21</w:t>
       </w:r>
     </w:p>
     <w:p>
@@ -1435,7 +1435,7 @@
           <w:sz w:val="26"/>
         </w:rPr>
         <w:tab/>
-        <w:t>21</w:t>
+        <w:t>22</w:t>
       </w:r>
     </w:p>
     <w:p>
@@ -1466,7 +1466,7 @@
           <w:sz w:val="26"/>
         </w:rPr>
         <w:tab/>
-        <w:t>23</w:t>
+        <w:t>24</w:t>
       </w:r>
     </w:p>
     <w:p>
@@ -1497,7 +1497,7 @@
           <w:sz w:val="26"/>
         </w:rPr>
         <w:tab/>
-        <w:t>24</w:t>
+        <w:t>25</w:t>
       </w:r>
     </w:p>
     <w:p>
@@ -1528,7 +1528,7 @@
           <w:sz w:val="26"/>
         </w:rPr>
         <w:tab/>
-        <w:t>24</w:t>
+        <w:t>25</w:t>
       </w:r>
     </w:p>
     <w:p>
@@ -1559,7 +1559,7 @@
           <w:sz w:val="26"/>
         </w:rPr>
         <w:tab/>
-        <w:t>25</w:t>
+        <w:t>26</w:t>
       </w:r>
     </w:p>
     <w:p>
@@ -1590,7 +1590,7 @@
           <w:sz w:val="26"/>
         </w:rPr>
         <w:tab/>
-        <w:t>28</w:t>
+        <w:t>29</w:t>
       </w:r>
     </w:p>
     <w:p>
@@ -1621,7 +1621,7 @@
           <w:sz w:val="26"/>
         </w:rPr>
         <w:tab/>
-        <w:t>28</w:t>
+        <w:t>29</w:t>
       </w:r>
     </w:p>
     <w:p>
@@ -1652,7 +1652,7 @@
           <w:sz w:val="26"/>
         </w:rPr>
         <w:tab/>
-        <w:t>29</w:t>
+        <w:t>30</w:t>
       </w:r>
     </w:p>
     <w:p>
@@ -1683,7 +1683,7 @@
           <w:sz w:val="26"/>
         </w:rPr>
         <w:tab/>
-        <w:t>30</w:t>
+        <w:t>31</w:t>
       </w:r>
     </w:p>
     <w:p>
@@ -1714,7 +1714,7 @@
           <w:sz w:val="26"/>
         </w:rPr>
         <w:tab/>
-        <w:t>31</w:t>
+        <w:t>32</w:t>
       </w:r>
     </w:p>
     <w:p>
@@ -1734,7 +1734,7 @@
           <w:color w:val="000000"/>
           <w:sz w:val="26"/>
         </w:rPr>
-        <w:t>8. Личный кабинет</w:t>
+        <w:t>8. Оформление и подача заявки</w:t>
       </w:r>
       <w:r>
         <w:rPr>
@@ -1745,7 +1745,7 @@
           <w:sz w:val="26"/>
         </w:rPr>
         <w:tab/>
-        <w:t>32</w:t>
+        <w:t>34</w:t>
       </w:r>
     </w:p>
     <w:p>
@@ -1765,7 +1765,7 @@
           <w:color w:val="000000"/>
           <w:sz w:val="26"/>
         </w:rPr>
-        <w:t>8.1. Что в кабинете</w:t>
+        <w:t>8.1. Из чего состоит заявка</w:t>
       </w:r>
       <w:r>
         <w:rPr>
@@ -1776,7 +1776,7 @@
           <w:sz w:val="26"/>
         </w:rPr>
         <w:tab/>
-        <w:t>32</w:t>
+        <w:t>34</w:t>
       </w:r>
     </w:p>
     <w:p>
@@ -1796,7 +1796,7 @@
           <w:color w:val="000000"/>
           <w:sz w:val="26"/>
         </w:rPr>
-        <w:t>8.2. Согласие на обработку данных</w:t>
+        <w:t>8.2. Получатели заявки</w:t>
       </w:r>
       <w:r>
         <w:rPr>
@@ -1807,7 +1807,7 @@
           <w:sz w:val="26"/>
         </w:rPr>
         <w:tab/>
-        <w:t>33</w:t>
+        <w:t>35</w:t>
       </w:r>
     </w:p>
     <w:p>
@@ -1827,7 +1827,7 @@
           <w:color w:val="000000"/>
           <w:sz w:val="26"/>
         </w:rPr>
-        <w:t>8.3. Список заявок</w:t>
+        <w:t>8.3. Реквизиты заявки</w:t>
       </w:r>
       <w:r>
         <w:rPr>
@@ -1838,7 +1838,7 @@
           <w:sz w:val="26"/>
         </w:rPr>
         <w:tab/>
-        <w:t>34</w:t>
+        <w:t>36</w:t>
       </w:r>
     </w:p>
     <w:p>
@@ -1858,7 +1858,7 @@
           <w:color w:val="000000"/>
           <w:sz w:val="26"/>
         </w:rPr>
-        <w:t>8.4. Подтверждение и статус: чем отличаются</w:t>
+        <w:t>8.4. Вложения заявки</w:t>
       </w:r>
       <w:r>
         <w:rPr>
@@ -1869,7 +1869,7 @@
           <w:sz w:val="26"/>
         </w:rPr>
         <w:tab/>
-        <w:t>34</w:t>
+        <w:t>37</w:t>
       </w:r>
     </w:p>
     <w:p>
@@ -1889,7 +1889,7 @@
           <w:color w:val="000000"/>
           <w:sz w:val="26"/>
         </w:rPr>
-        <w:t>8.5. Карточка своей заявки</w:t>
+        <w:t>8.5. Сроки действия и время пребывания</w:t>
       </w:r>
       <w:r>
         <w:rPr>
@@ -1900,7 +1900,7 @@
           <w:sz w:val="26"/>
         </w:rPr>
         <w:tab/>
-        <w:t>35</w:t>
+        <w:t>38</w:t>
       </w:r>
     </w:p>
     <w:p>
@@ -1920,7 +1920,7 @@
           <w:color w:val="000000"/>
           <w:sz w:val="26"/>
         </w:rPr>
-        <w:t>8.6. Дополнение поданной заявки</w:t>
+        <w:t>8.6. Люди во вложении</w:t>
       </w:r>
       <w:r>
         <w:rPr>
@@ -1931,7 +1931,7 @@
           <w:sz w:val="26"/>
         </w:rPr>
         <w:tab/>
-        <w:t>36</w:t>
+        <w:t>39</w:t>
       </w:r>
     </w:p>
     <w:p>
@@ -1951,7 +1951,7 @@
           <w:color w:val="000000"/>
           <w:sz w:val="26"/>
         </w:rPr>
-        <w:t>8.7. Отзыв заявки</w:t>
+        <w:t>8.7. Выбор из ранее заведённых</w:t>
       </w:r>
       <w:r>
         <w:rPr>
@@ -1962,7 +1962,7 @@
           <w:sz w:val="26"/>
         </w:rPr>
         <w:tab/>
-        <w:t>37</w:t>
+        <w:t>41</w:t>
       </w:r>
     </w:p>
     <w:p>
@@ -1982,7 +1982,7 @@
           <w:color w:val="000000"/>
           <w:sz w:val="26"/>
         </w:rPr>
-        <w:t>8.8. Дублирование заявки</w:t>
+        <w:t>8.8. Списки строк</w:t>
       </w:r>
       <w:r>
         <w:rPr>
@@ -1993,7 +1993,7 @@
           <w:sz w:val="26"/>
         </w:rPr>
         <w:tab/>
-        <w:t>38</w:t>
+        <w:t>42</w:t>
       </w:r>
     </w:p>
     <w:p>
@@ -2013,7 +2013,7 @@
           <w:color w:val="000000"/>
           <w:sz w:val="26"/>
         </w:rPr>
-        <w:t>8.9. Скачивание бланков</w:t>
+        <w:t>8.9. Транспорт во вложении</w:t>
       </w:r>
       <w:r>
         <w:rPr>
@@ -2024,7 +2024,7 @@
           <w:sz w:val="26"/>
         </w:rPr>
         <w:tab/>
-        <w:t>38</w:t>
+        <w:t>43</w:t>
       </w:r>
     </w:p>
     <w:p>
@@ -2044,7 +2044,7 @@
           <w:color w:val="000000"/>
           <w:sz w:val="26"/>
         </w:rPr>
-        <w:t>8.10. Уведомления</w:t>
+        <w:t>8.10. Материальные ценности</w:t>
       </w:r>
       <w:r>
         <w:rPr>
@@ -2055,7 +2055,7 @@
           <w:sz w:val="26"/>
         </w:rPr>
         <w:tab/>
-        <w:t>39</w:t>
+        <w:t>44</w:t>
       </w:r>
     </w:p>
     <w:p>
@@ -2075,7 +2075,7 @@
           <w:color w:val="000000"/>
           <w:sz w:val="26"/>
         </w:rPr>
-        <w:t>8.11. Настройка уведомлений</w:t>
+        <w:t>8.11. Места прохода и разгрузки</w:t>
       </w:r>
       <w:r>
         <w:rPr>
@@ -2086,7 +2086,534 @@
           <w:sz w:val="26"/>
         </w:rPr>
         <w:tab/>
-        <w:t>39</w:t>
+        <w:t>45</w:t>
+      </w:r>
+    </w:p>
+    <w:p>
+      <w:pPr>
+        <w:tabs>
+          <w:tab w:pos="9354" w:val="right" w:leader="dot"/>
+        </w:tabs>
+        <w:spacing w:after="0" w:line="360" w:lineRule="auto"/>
+        <w:ind w:firstLine="0" w:left="454"/>
+        <w:jc w:val="left"/>
+      </w:pPr>
+      <w:r>
+        <w:rPr>
+          <w:rFonts w:ascii="Times New Roman" w:hAnsi="Times New Roman" w:cs="Times New Roman" w:eastAsia="Times New Roman"/>
+          <w:b w:val="0"/>
+          <w:i w:val="0"/>
+          <w:color w:val="000000"/>
+          <w:sz w:val="26"/>
+        </w:rPr>
+        <w:t>8.12. Когда строку добавить не получается</w:t>
+      </w:r>
+      <w:r>
+        <w:rPr>
+          <w:rFonts w:ascii="Times New Roman" w:hAnsi="Times New Roman" w:cs="Times New Roman" w:eastAsia="Times New Roman"/>
+          <w:b w:val="0"/>
+          <w:i w:val="0"/>
+          <w:color w:val="000000"/>
+          <w:sz w:val="26"/>
+        </w:rPr>
+        <w:tab/>
+        <w:t>46</w:t>
+      </w:r>
+    </w:p>
+    <w:p>
+      <w:pPr>
+        <w:tabs>
+          <w:tab w:pos="9354" w:val="right" w:leader="dot"/>
+        </w:tabs>
+        <w:spacing w:after="0" w:line="360" w:lineRule="auto"/>
+        <w:ind w:firstLine="0" w:left="454"/>
+        <w:jc w:val="left"/>
+      </w:pPr>
+      <w:r>
+        <w:rPr>
+          <w:rFonts w:ascii="Times New Roman" w:hAnsi="Times New Roman" w:cs="Times New Roman" w:eastAsia="Times New Roman"/>
+          <w:b w:val="0"/>
+          <w:i w:val="0"/>
+          <w:color w:val="000000"/>
+          <w:sz w:val="26"/>
+        </w:rPr>
+        <w:t>8.13. Сопроводительное письмо и файлы</w:t>
+      </w:r>
+      <w:r>
+        <w:rPr>
+          <w:rFonts w:ascii="Times New Roman" w:hAnsi="Times New Roman" w:cs="Times New Roman" w:eastAsia="Times New Roman"/>
+          <w:b w:val="0"/>
+          <w:i w:val="0"/>
+          <w:color w:val="000000"/>
+          <w:sz w:val="26"/>
+        </w:rPr>
+        <w:tab/>
+        <w:t>47</w:t>
+      </w:r>
+    </w:p>
+    <w:p>
+      <w:pPr>
+        <w:tabs>
+          <w:tab w:pos="9354" w:val="right" w:leader="dot"/>
+        </w:tabs>
+        <w:spacing w:after="0" w:line="360" w:lineRule="auto"/>
+        <w:ind w:firstLine="0" w:left="454"/>
+        <w:jc w:val="left"/>
+      </w:pPr>
+      <w:r>
+        <w:rPr>
+          <w:rFonts w:ascii="Times New Roman" w:hAnsi="Times New Roman" w:cs="Times New Roman" w:eastAsia="Times New Roman"/>
+          <w:b w:val="0"/>
+          <w:i w:val="0"/>
+          <w:color w:val="000000"/>
+          <w:sz w:val="26"/>
+        </w:rPr>
+        <w:t>8.14. Согласие и отправка</w:t>
+      </w:r>
+      <w:r>
+        <w:rPr>
+          <w:rFonts w:ascii="Times New Roman" w:hAnsi="Times New Roman" w:cs="Times New Roman" w:eastAsia="Times New Roman"/>
+          <w:b w:val="0"/>
+          <w:i w:val="0"/>
+          <w:color w:val="000000"/>
+          <w:sz w:val="26"/>
+        </w:rPr>
+        <w:tab/>
+        <w:t>47</w:t>
+      </w:r>
+    </w:p>
+    <w:p>
+      <w:pPr>
+        <w:tabs>
+          <w:tab w:pos="9354" w:val="right" w:leader="dot"/>
+        </w:tabs>
+        <w:spacing w:after="0" w:line="360" w:lineRule="auto"/>
+        <w:ind w:firstLine="0" w:left="454"/>
+        <w:jc w:val="left"/>
+      </w:pPr>
+      <w:r>
+        <w:rPr>
+          <w:rFonts w:ascii="Times New Roman" w:hAnsi="Times New Roman" w:cs="Times New Roman" w:eastAsia="Times New Roman"/>
+          <w:b w:val="0"/>
+          <w:i w:val="0"/>
+          <w:color w:val="000000"/>
+          <w:sz w:val="26"/>
+        </w:rPr>
+        <w:t>8.15. Привязка новых данных</w:t>
+      </w:r>
+      <w:r>
+        <w:rPr>
+          <w:rFonts w:ascii="Times New Roman" w:hAnsi="Times New Roman" w:cs="Times New Roman" w:eastAsia="Times New Roman"/>
+          <w:b w:val="0"/>
+          <w:i w:val="0"/>
+          <w:color w:val="000000"/>
+          <w:sz w:val="26"/>
+        </w:rPr>
+        <w:tab/>
+        <w:t>48</w:t>
+      </w:r>
+    </w:p>
+    <w:p>
+      <w:pPr>
+        <w:tabs>
+          <w:tab w:pos="9354" w:val="right" w:leader="dot"/>
+        </w:tabs>
+        <w:spacing w:after="0" w:line="360" w:lineRule="auto"/>
+        <w:ind w:firstLine="0" w:left="454"/>
+        <w:jc w:val="left"/>
+      </w:pPr>
+      <w:r>
+        <w:rPr>
+          <w:rFonts w:ascii="Times New Roman" w:hAnsi="Times New Roman" w:cs="Times New Roman" w:eastAsia="Times New Roman"/>
+          <w:b w:val="0"/>
+          <w:i w:val="0"/>
+          <w:color w:val="000000"/>
+          <w:sz w:val="26"/>
+        </w:rPr>
+        <w:t>8.16. Заявка отправлена</w:t>
+      </w:r>
+      <w:r>
+        <w:rPr>
+          <w:rFonts w:ascii="Times New Roman" w:hAnsi="Times New Roman" w:cs="Times New Roman" w:eastAsia="Times New Roman"/>
+          <w:b w:val="0"/>
+          <w:i w:val="0"/>
+          <w:color w:val="000000"/>
+          <w:sz w:val="26"/>
+        </w:rPr>
+        <w:tab/>
+        <w:t>50</w:t>
+      </w:r>
+    </w:p>
+    <w:p>
+      <w:pPr>
+        <w:tabs>
+          <w:tab w:pos="9354" w:val="right" w:leader="dot"/>
+        </w:tabs>
+        <w:spacing w:after="0" w:line="360" w:lineRule="auto"/>
+        <w:ind w:firstLine="0"/>
+        <w:jc w:val="left"/>
+      </w:pPr>
+      <w:r>
+        <w:rPr>
+          <w:rFonts w:ascii="Times New Roman" w:hAnsi="Times New Roman" w:cs="Times New Roman" w:eastAsia="Times New Roman"/>
+          <w:b/>
+          <w:i w:val="0"/>
+          <w:color w:val="000000"/>
+          <w:sz w:val="26"/>
+        </w:rPr>
+        <w:t>9. Личный кабинет</w:t>
+      </w:r>
+      <w:r>
+        <w:rPr>
+          <w:rFonts w:ascii="Times New Roman" w:hAnsi="Times New Roman" w:cs="Times New Roman" w:eastAsia="Times New Roman"/>
+          <w:b w:val="0"/>
+          <w:i w:val="0"/>
+          <w:color w:val="000000"/>
+          <w:sz w:val="26"/>
+        </w:rPr>
+        <w:tab/>
+        <w:t>51</w:t>
+      </w:r>
+    </w:p>
+    <w:p>
+      <w:pPr>
+        <w:tabs>
+          <w:tab w:pos="9354" w:val="right" w:leader="dot"/>
+        </w:tabs>
+        <w:spacing w:after="0" w:line="360" w:lineRule="auto"/>
+        <w:ind w:firstLine="0" w:left="454"/>
+        <w:jc w:val="left"/>
+      </w:pPr>
+      <w:r>
+        <w:rPr>
+          <w:rFonts w:ascii="Times New Roman" w:hAnsi="Times New Roman" w:cs="Times New Roman" w:eastAsia="Times New Roman"/>
+          <w:b w:val="0"/>
+          <w:i w:val="0"/>
+          <w:color w:val="000000"/>
+          <w:sz w:val="26"/>
+        </w:rPr>
+        <w:t>9.1. Что в кабинете</w:t>
+      </w:r>
+      <w:r>
+        <w:rPr>
+          <w:rFonts w:ascii="Times New Roman" w:hAnsi="Times New Roman" w:cs="Times New Roman" w:eastAsia="Times New Roman"/>
+          <w:b w:val="0"/>
+          <w:i w:val="0"/>
+          <w:color w:val="000000"/>
+          <w:sz w:val="26"/>
+        </w:rPr>
+        <w:tab/>
+        <w:t>51</w:t>
+      </w:r>
+    </w:p>
+    <w:p>
+      <w:pPr>
+        <w:tabs>
+          <w:tab w:pos="9354" w:val="right" w:leader="dot"/>
+        </w:tabs>
+        <w:spacing w:after="0" w:line="360" w:lineRule="auto"/>
+        <w:ind w:firstLine="0" w:left="454"/>
+        <w:jc w:val="left"/>
+      </w:pPr>
+      <w:r>
+        <w:rPr>
+          <w:rFonts w:ascii="Times New Roman" w:hAnsi="Times New Roman" w:cs="Times New Roman" w:eastAsia="Times New Roman"/>
+          <w:b w:val="0"/>
+          <w:i w:val="0"/>
+          <w:color w:val="000000"/>
+          <w:sz w:val="26"/>
+        </w:rPr>
+        <w:t>9.2. Согласие на обработку данных</w:t>
+      </w:r>
+      <w:r>
+        <w:rPr>
+          <w:rFonts w:ascii="Times New Roman" w:hAnsi="Times New Roman" w:cs="Times New Roman" w:eastAsia="Times New Roman"/>
+          <w:b w:val="0"/>
+          <w:i w:val="0"/>
+          <w:color w:val="000000"/>
+          <w:sz w:val="26"/>
+        </w:rPr>
+        <w:tab/>
+        <w:t>51</w:t>
+      </w:r>
+    </w:p>
+    <w:p>
+      <w:pPr>
+        <w:tabs>
+          <w:tab w:pos="9354" w:val="right" w:leader="dot"/>
+        </w:tabs>
+        <w:spacing w:after="0" w:line="360" w:lineRule="auto"/>
+        <w:ind w:firstLine="0" w:left="454"/>
+        <w:jc w:val="left"/>
+      </w:pPr>
+      <w:r>
+        <w:rPr>
+          <w:rFonts w:ascii="Times New Roman" w:hAnsi="Times New Roman" w:cs="Times New Roman" w:eastAsia="Times New Roman"/>
+          <w:b w:val="0"/>
+          <w:i w:val="0"/>
+          <w:color w:val="000000"/>
+          <w:sz w:val="26"/>
+        </w:rPr>
+        <w:t>9.3. Список заявок</w:t>
+      </w:r>
+      <w:r>
+        <w:rPr>
+          <w:rFonts w:ascii="Times New Roman" w:hAnsi="Times New Roman" w:cs="Times New Roman" w:eastAsia="Times New Roman"/>
+          <w:b w:val="0"/>
+          <w:i w:val="0"/>
+          <w:color w:val="000000"/>
+          <w:sz w:val="26"/>
+        </w:rPr>
+        <w:tab/>
+        <w:t>52</w:t>
+      </w:r>
+    </w:p>
+    <w:p>
+      <w:pPr>
+        <w:tabs>
+          <w:tab w:pos="9354" w:val="right" w:leader="dot"/>
+        </w:tabs>
+        <w:spacing w:after="0" w:line="360" w:lineRule="auto"/>
+        <w:ind w:firstLine="0" w:left="454"/>
+        <w:jc w:val="left"/>
+      </w:pPr>
+      <w:r>
+        <w:rPr>
+          <w:rFonts w:ascii="Times New Roman" w:hAnsi="Times New Roman" w:cs="Times New Roman" w:eastAsia="Times New Roman"/>
+          <w:b w:val="0"/>
+          <w:i w:val="0"/>
+          <w:color w:val="000000"/>
+          <w:sz w:val="26"/>
+        </w:rPr>
+        <w:t>9.4. Подтверждение и статус: чем отличаются</w:t>
+      </w:r>
+      <w:r>
+        <w:rPr>
+          <w:rFonts w:ascii="Times New Roman" w:hAnsi="Times New Roman" w:cs="Times New Roman" w:eastAsia="Times New Roman"/>
+          <w:b w:val="0"/>
+          <w:i w:val="0"/>
+          <w:color w:val="000000"/>
+          <w:sz w:val="26"/>
+        </w:rPr>
+        <w:tab/>
+        <w:t>53</w:t>
+      </w:r>
+    </w:p>
+    <w:p>
+      <w:pPr>
+        <w:tabs>
+          <w:tab w:pos="9354" w:val="right" w:leader="dot"/>
+        </w:tabs>
+        <w:spacing w:after="0" w:line="360" w:lineRule="auto"/>
+        <w:ind w:firstLine="0" w:left="454"/>
+        <w:jc w:val="left"/>
+      </w:pPr>
+      <w:r>
+        <w:rPr>
+          <w:rFonts w:ascii="Times New Roman" w:hAnsi="Times New Roman" w:cs="Times New Roman" w:eastAsia="Times New Roman"/>
+          <w:b w:val="0"/>
+          <w:i w:val="0"/>
+          <w:color w:val="000000"/>
+          <w:sz w:val="26"/>
+        </w:rPr>
+        <w:t>9.5. Карточка своей заявки</w:t>
+      </w:r>
+      <w:r>
+        <w:rPr>
+          <w:rFonts w:ascii="Times New Roman" w:hAnsi="Times New Roman" w:cs="Times New Roman" w:eastAsia="Times New Roman"/>
+          <w:b w:val="0"/>
+          <w:i w:val="0"/>
+          <w:color w:val="000000"/>
+          <w:sz w:val="26"/>
+        </w:rPr>
+        <w:tab/>
+        <w:t>53</w:t>
+      </w:r>
+    </w:p>
+    <w:p>
+      <w:pPr>
+        <w:tabs>
+          <w:tab w:pos="9354" w:val="right" w:leader="dot"/>
+        </w:tabs>
+        <w:spacing w:after="0" w:line="360" w:lineRule="auto"/>
+        <w:ind w:firstLine="0" w:left="454"/>
+        <w:jc w:val="left"/>
+      </w:pPr>
+      <w:r>
+        <w:rPr>
+          <w:rFonts w:ascii="Times New Roman" w:hAnsi="Times New Roman" w:cs="Times New Roman" w:eastAsia="Times New Roman"/>
+          <w:b w:val="0"/>
+          <w:i w:val="0"/>
+          <w:color w:val="000000"/>
+          <w:sz w:val="26"/>
+        </w:rPr>
+        <w:t>9.6. Дополнение поданной заявки</w:t>
+      </w:r>
+      <w:r>
+        <w:rPr>
+          <w:rFonts w:ascii="Times New Roman" w:hAnsi="Times New Roman" w:cs="Times New Roman" w:eastAsia="Times New Roman"/>
+          <w:b w:val="0"/>
+          <w:i w:val="0"/>
+          <w:color w:val="000000"/>
+          <w:sz w:val="26"/>
+        </w:rPr>
+        <w:tab/>
+        <w:t>54</w:t>
+      </w:r>
+    </w:p>
+    <w:p>
+      <w:pPr>
+        <w:tabs>
+          <w:tab w:pos="9354" w:val="right" w:leader="dot"/>
+        </w:tabs>
+        <w:spacing w:after="0" w:line="360" w:lineRule="auto"/>
+        <w:ind w:firstLine="0" w:left="454"/>
+        <w:jc w:val="left"/>
+      </w:pPr>
+      <w:r>
+        <w:rPr>
+          <w:rFonts w:ascii="Times New Roman" w:hAnsi="Times New Roman" w:cs="Times New Roman" w:eastAsia="Times New Roman"/>
+          <w:b w:val="0"/>
+          <w:i w:val="0"/>
+          <w:color w:val="000000"/>
+          <w:sz w:val="26"/>
+        </w:rPr>
+        <w:t>9.7. Отзыв заявки</w:t>
+      </w:r>
+      <w:r>
+        <w:rPr>
+          <w:rFonts w:ascii="Times New Roman" w:hAnsi="Times New Roman" w:cs="Times New Roman" w:eastAsia="Times New Roman"/>
+          <w:b w:val="0"/>
+          <w:i w:val="0"/>
+          <w:color w:val="000000"/>
+          <w:sz w:val="26"/>
+        </w:rPr>
+        <w:tab/>
+        <w:t>56</w:t>
+      </w:r>
+    </w:p>
+    <w:p>
+      <w:pPr>
+        <w:tabs>
+          <w:tab w:pos="9354" w:val="right" w:leader="dot"/>
+        </w:tabs>
+        <w:spacing w:after="0" w:line="360" w:lineRule="auto"/>
+        <w:ind w:firstLine="0" w:left="454"/>
+        <w:jc w:val="left"/>
+      </w:pPr>
+      <w:r>
+        <w:rPr>
+          <w:rFonts w:ascii="Times New Roman" w:hAnsi="Times New Roman" w:cs="Times New Roman" w:eastAsia="Times New Roman"/>
+          <w:b w:val="0"/>
+          <w:i w:val="0"/>
+          <w:color w:val="000000"/>
+          <w:sz w:val="26"/>
+        </w:rPr>
+        <w:t>9.8. Дублирование заявки</w:t>
+      </w:r>
+      <w:r>
+        <w:rPr>
+          <w:rFonts w:ascii="Times New Roman" w:hAnsi="Times New Roman" w:cs="Times New Roman" w:eastAsia="Times New Roman"/>
+          <w:b w:val="0"/>
+          <w:i w:val="0"/>
+          <w:color w:val="000000"/>
+          <w:sz w:val="26"/>
+        </w:rPr>
+        <w:tab/>
+        <w:t>56</w:t>
+      </w:r>
+    </w:p>
+    <w:p>
+      <w:pPr>
+        <w:tabs>
+          <w:tab w:pos="9354" w:val="right" w:leader="dot"/>
+        </w:tabs>
+        <w:spacing w:after="0" w:line="360" w:lineRule="auto"/>
+        <w:ind w:firstLine="0" w:left="454"/>
+        <w:jc w:val="left"/>
+      </w:pPr>
+      <w:r>
+        <w:rPr>
+          <w:rFonts w:ascii="Times New Roman" w:hAnsi="Times New Roman" w:cs="Times New Roman" w:eastAsia="Times New Roman"/>
+          <w:b w:val="0"/>
+          <w:i w:val="0"/>
+          <w:color w:val="000000"/>
+          <w:sz w:val="26"/>
+        </w:rPr>
+        <w:t>9.9. Скачивание бланков</w:t>
+      </w:r>
+      <w:r>
+        <w:rPr>
+          <w:rFonts w:ascii="Times New Roman" w:hAnsi="Times New Roman" w:cs="Times New Roman" w:eastAsia="Times New Roman"/>
+          <w:b w:val="0"/>
+          <w:i w:val="0"/>
+          <w:color w:val="000000"/>
+          <w:sz w:val="26"/>
+        </w:rPr>
+        <w:tab/>
+        <w:t>57</w:t>
+      </w:r>
+    </w:p>
+    <w:p>
+      <w:pPr>
+        <w:tabs>
+          <w:tab w:pos="9354" w:val="right" w:leader="dot"/>
+        </w:tabs>
+        <w:spacing w:after="0" w:line="360" w:lineRule="auto"/>
+        <w:ind w:firstLine="0" w:left="454"/>
+        <w:jc w:val="left"/>
+      </w:pPr>
+      <w:r>
+        <w:rPr>
+          <w:rFonts w:ascii="Times New Roman" w:hAnsi="Times New Roman" w:cs="Times New Roman" w:eastAsia="Times New Roman"/>
+          <w:b w:val="0"/>
+          <w:i w:val="0"/>
+          <w:color w:val="000000"/>
+          <w:sz w:val="26"/>
+        </w:rPr>
+        <w:t>9.10. Уведомления</w:t>
+      </w:r>
+      <w:r>
+        <w:rPr>
+          <w:rFonts w:ascii="Times New Roman" w:hAnsi="Times New Roman" w:cs="Times New Roman" w:eastAsia="Times New Roman"/>
+          <w:b w:val="0"/>
+          <w:i w:val="0"/>
+          <w:color w:val="000000"/>
+          <w:sz w:val="26"/>
+        </w:rPr>
+        <w:tab/>
+        <w:t>57</w:t>
+      </w:r>
+    </w:p>
+    <w:p>
+      <w:pPr>
+        <w:tabs>
+          <w:tab w:pos="9354" w:val="right" w:leader="dot"/>
+        </w:tabs>
+        <w:spacing w:after="0" w:line="360" w:lineRule="auto"/>
+        <w:ind w:firstLine="0" w:left="454"/>
+        <w:jc w:val="left"/>
+      </w:pPr>
+      <w:r>
+        <w:rPr>
+          <w:rFonts w:ascii="Times New Roman" w:hAnsi="Times New Roman" w:cs="Times New Roman" w:eastAsia="Times New Roman"/>
+          <w:b w:val="0"/>
+          <w:i w:val="0"/>
+          <w:color w:val="000000"/>
+          <w:sz w:val="26"/>
+        </w:rPr>
+        <w:t>9.11. Настройка уведомлений</w:t>
+      </w:r>
+      <w:r>
+        <w:rPr>
+          <w:rFonts w:ascii="Times New Roman" w:hAnsi="Times New Roman" w:cs="Times New Roman" w:eastAsia="Times New Roman"/>
+          <w:b w:val="0"/>
+          <w:i w:val="0"/>
+          <w:color w:val="000000"/>
+          <w:sz w:val="26"/>
+        </w:rPr>
+        <w:tab/>
+        <w:t>58</w:t>
       </w:r>
     </w:p>
     <w:p>
@@ -9883,7 +10410,7 @@
           <w:color w:val="000000"/>
           <w:sz w:val="32"/>
         </w:rPr>
-        <w:t>8. Личный кабинет</w:t>
+        <w:t>8. Оформление и подача заявки</w:t>
       </w:r>
     </w:p>
     <w:p>
@@ -9899,19 +10426,19 @@
           <w:color w:val="000000"/>
           <w:sz w:val="28"/>
         </w:rPr>
-        <w:t>8.1. Что в кабинете</w:t>
-      </w:r>
-    </w:p>
-    <w:p>
-      <w:r>
-        <w:rPr>
-          <w:rFonts w:ascii="Times New Roman" w:hAnsi="Times New Roman" w:cs="Times New Roman" w:eastAsia="Times New Roman"/>
-          <w:b w:val="0"/>
-          <w:i w:val="0"/>
-          <w:color w:val="000000"/>
-          <w:sz w:val="28"/>
-        </w:rPr>
-        <w:t xml:space="preserve">Раздел </w:t>
+        <w:t>8.1. Из чего состоит заявка</w:t>
+      </w:r>
+    </w:p>
+    <w:p>
+      <w:r>
+        <w:rPr>
+          <w:rFonts w:ascii="Times New Roman" w:hAnsi="Times New Roman" w:cs="Times New Roman" w:eastAsia="Times New Roman"/>
+          <w:b w:val="0"/>
+          <w:i w:val="0"/>
+          <w:color w:val="000000"/>
+          <w:sz w:val="28"/>
+        </w:rPr>
+        <w:t xml:space="preserve">Заявка - это просьба пропустить на территорию людей, транспорт или материальные ценности. Открывается она кнопкой </w:t>
       </w:r>
       <w:r>
         <w:rPr>
@@ -9921,17 +10448,49 @@
           <w:color w:val="000000"/>
           <w:sz w:val="28"/>
         </w:rPr>
-        <w:t>«Личный кабинет»</w:t>
-      </w:r>
-      <w:r>
-        <w:rPr>
-          <w:rFonts w:ascii="Times New Roman" w:hAnsi="Times New Roman" w:cs="Times New Roman" w:eastAsia="Times New Roman"/>
-          <w:b w:val="0"/>
-          <w:i w:val="0"/>
-          <w:color w:val="000000"/>
-          <w:sz w:val="28"/>
-        </w:rPr>
-        <w:t xml:space="preserve"> собирает всё, что касается лично вас: сведения о вашей учётной записи, уведомления и список поданных заявок.</w:t>
+        <w:t>«Подать заявку»</w:t>
+      </w:r>
+      <w:r>
+        <w:rPr>
+          <w:rFonts w:ascii="Times New Roman" w:hAnsi="Times New Roman" w:cs="Times New Roman" w:eastAsia="Times New Roman"/>
+          <w:b w:val="0"/>
+          <w:i w:val="0"/>
+          <w:color w:val="000000"/>
+          <w:sz w:val="28"/>
+        </w:rPr>
+        <w:t xml:space="preserve"> в верхней строке или пунктом </w:t>
+      </w:r>
+      <w:r>
+        <w:rPr>
+          <w:rFonts w:ascii="Times New Roman" w:hAnsi="Times New Roman" w:cs="Times New Roman" w:eastAsia="Times New Roman"/>
+          <w:b/>
+          <w:i w:val="0"/>
+          <w:color w:val="000000"/>
+          <w:sz w:val="28"/>
+        </w:rPr>
+        <w:t>«Новая заявка»</w:t>
+      </w:r>
+      <w:r>
+        <w:rPr>
+          <w:rFonts w:ascii="Times New Roman" w:hAnsi="Times New Roman" w:cs="Times New Roman" w:eastAsia="Times New Roman"/>
+          <w:b w:val="0"/>
+          <w:i w:val="0"/>
+          <w:color w:val="000000"/>
+          <w:sz w:val="28"/>
+        </w:rPr>
+        <w:t xml:space="preserve"> бокового меню.</w:t>
+      </w:r>
+    </w:p>
+    <w:p>
+      <w:r>
+        <w:rPr>
+          <w:rFonts w:ascii="Times New Roman" w:hAnsi="Times New Roman" w:cs="Times New Roman" w:eastAsia="Times New Roman"/>
+          <w:b w:val="0"/>
+          <w:i w:val="0"/>
+          <w:color w:val="000000"/>
+          <w:sz w:val="28"/>
+        </w:rPr>
+        <w:t>Заявка состоит из вложений. Вложение - это отдельный список одного вида: люди, машины или ценности. В одной заявке их может быть несколько, и у каждого свой срок действия и свой состав строк. Виды вложений и их названия ведёт бюро пропусков, поэтому названия колонок на вашем экране могут отличаться от приведённых на рисунках.</w:t>
       </w:r>
     </w:p>
     <w:p>
@@ -9953,7 +10512,7 @@
               <a:graphicData uri="http://schemas.openxmlformats.org/drawingml/2006/picture">
                 <pic:pic>
                   <pic:nvPicPr>
-                    <pic:cNvPr id="0" name="cabinet-overview.png"/>
+                    <pic:cNvPr id="0" name="createapp-overview.png"/>
                     <pic:cNvPicPr/>
                   </pic:nvPicPr>
                   <pic:blipFill>
@@ -9991,31 +10550,356 @@
           <w:color w:val="000000"/>
           <w:sz w:val="24"/>
         </w:rPr>
-        <w:t>Рисунок 8.1 — Личный кабинет</w:t>
-      </w:r>
-    </w:p>
-    <w:p>
-      <w:r>
-        <w:rPr>
-          <w:rFonts w:ascii="Times New Roman" w:hAnsi="Times New Roman" w:cs="Times New Roman" w:eastAsia="Times New Roman"/>
-          <w:b w:val="0"/>
-          <w:i w:val="0"/>
-          <w:color w:val="000000"/>
-          <w:sz w:val="28"/>
-        </w:rPr>
-        <w:t>Слева вверху карточка работника (1): фамилия, имя и отчество, тип учётной записи, организация и компания, должность, адрес электронной почты и телефон. Изменить эти сведения самостоятельно нельзя - их ведёт администратор; нажатие на почту или телефон копирует их в буфер обмена.</w:t>
-      </w:r>
-    </w:p>
-    <w:p>
-      <w:r>
-        <w:rPr>
-          <w:rFonts w:ascii="Times New Roman" w:hAnsi="Times New Roman" w:cs="Times New Roman" w:eastAsia="Times New Roman"/>
-          <w:b w:val="0"/>
-          <w:i w:val="0"/>
-          <w:color w:val="000000"/>
-          <w:sz w:val="28"/>
-        </w:rPr>
-        <w:t>Справа вверху - уведомления (2), внизу - список ваших заявок (3).</w:t>
+        <w:t>Рисунок 8.1 — Экран оформления заявки</w:t>
+      </w:r>
+    </w:p>
+    <w:p>
+      <w:r>
+        <w:rPr>
+          <w:rFonts w:ascii="Times New Roman" w:hAnsi="Times New Roman" w:cs="Times New Roman" w:eastAsia="Times New Roman"/>
+          <w:b w:val="0"/>
+          <w:i w:val="0"/>
+          <w:color w:val="000000"/>
+          <w:sz w:val="28"/>
+        </w:rPr>
+        <w:t>На экране:</w:t>
+      </w:r>
+    </w:p>
+    <w:p>
+      <w:pPr>
+        <w:spacing w:after="0" w:line="360" w:lineRule="auto"/>
+        <w:ind w:hanging="454" w:left="1134"/>
+        <w:jc w:val="both"/>
+      </w:pPr>
+      <w:r>
+        <w:rPr>
+          <w:rFonts w:ascii="Times New Roman" w:hAnsi="Times New Roman" w:cs="Times New Roman" w:eastAsia="Times New Roman"/>
+          <w:b w:val="0"/>
+          <w:i w:val="0"/>
+          <w:color w:val="000000"/>
+          <w:sz w:val="28"/>
+        </w:rPr>
+        <w:t>•</w:t>
+        <w:tab/>
+      </w:r>
+      <w:r>
+        <w:rPr>
+          <w:rFonts w:ascii="Times New Roman" w:hAnsi="Times New Roman" w:cs="Times New Roman" w:eastAsia="Times New Roman"/>
+          <w:b w:val="0"/>
+          <w:i w:val="0"/>
+          <w:color w:val="000000"/>
+          <w:sz w:val="28"/>
+        </w:rPr>
+        <w:t xml:space="preserve">строка </w:t>
+      </w:r>
+      <w:r>
+        <w:rPr>
+          <w:rFonts w:ascii="Times New Roman" w:hAnsi="Times New Roman" w:cs="Times New Roman" w:eastAsia="Times New Roman"/>
+          <w:b/>
+          <w:i w:val="0"/>
+          <w:color w:val="000000"/>
+          <w:sz w:val="28"/>
+        </w:rPr>
+        <w:t>«Получатели:»</w:t>
+      </w:r>
+      <w:r>
+        <w:rPr>
+          <w:rFonts w:ascii="Times New Roman" w:hAnsi="Times New Roman" w:cs="Times New Roman" w:eastAsia="Times New Roman"/>
+          <w:b w:val="0"/>
+          <w:i w:val="0"/>
+          <w:color w:val="000000"/>
+          <w:sz w:val="28"/>
+        </w:rPr>
+        <w:t xml:space="preserve"> (1) - кто увидит заявку и чьё согласование потребуется;</w:t>
+      </w:r>
+    </w:p>
+    <w:p>
+      <w:pPr>
+        <w:spacing w:after="0" w:line="360" w:lineRule="auto"/>
+        <w:ind w:hanging="454" w:left="1134"/>
+        <w:jc w:val="both"/>
+      </w:pPr>
+      <w:r>
+        <w:rPr>
+          <w:rFonts w:ascii="Times New Roman" w:hAnsi="Times New Roman" w:cs="Times New Roman" w:eastAsia="Times New Roman"/>
+          <w:b w:val="0"/>
+          <w:i w:val="0"/>
+          <w:color w:val="000000"/>
+          <w:sz w:val="28"/>
+        </w:rPr>
+        <w:t>•</w:t>
+        <w:tab/>
+      </w:r>
+      <w:r>
+        <w:rPr>
+          <w:rFonts w:ascii="Times New Roman" w:hAnsi="Times New Roman" w:cs="Times New Roman" w:eastAsia="Times New Roman"/>
+          <w:b w:val="0"/>
+          <w:i w:val="0"/>
+          <w:color w:val="000000"/>
+          <w:sz w:val="28"/>
+        </w:rPr>
+        <w:t>список вложений (2) - колонки по видам, в них добавляются бланки;</w:t>
+      </w:r>
+    </w:p>
+    <w:p>
+      <w:pPr>
+        <w:spacing w:after="0" w:line="360" w:lineRule="auto"/>
+        <w:ind w:hanging="454" w:left="1134"/>
+        <w:jc w:val="both"/>
+      </w:pPr>
+      <w:r>
+        <w:rPr>
+          <w:rFonts w:ascii="Times New Roman" w:hAnsi="Times New Roman" w:cs="Times New Roman" w:eastAsia="Times New Roman"/>
+          <w:b w:val="0"/>
+          <w:i w:val="0"/>
+          <w:color w:val="000000"/>
+          <w:sz w:val="28"/>
+        </w:rPr>
+        <w:t>•</w:t>
+        <w:tab/>
+      </w:r>
+      <w:r>
+        <w:rPr>
+          <w:rFonts w:ascii="Times New Roman" w:hAnsi="Times New Roman" w:cs="Times New Roman" w:eastAsia="Times New Roman"/>
+          <w:b w:val="0"/>
+          <w:i w:val="0"/>
+          <w:color w:val="000000"/>
+          <w:sz w:val="28"/>
+        </w:rPr>
+        <w:t>сопроводительное письмо и файлы (3);</w:t>
+      </w:r>
+    </w:p>
+    <w:p>
+      <w:pPr>
+        <w:spacing w:after="0" w:line="360" w:lineRule="auto"/>
+        <w:ind w:hanging="454" w:left="1134"/>
+        <w:jc w:val="both"/>
+      </w:pPr>
+      <w:r>
+        <w:rPr>
+          <w:rFonts w:ascii="Times New Roman" w:hAnsi="Times New Roman" w:cs="Times New Roman" w:eastAsia="Times New Roman"/>
+          <w:b w:val="0"/>
+          <w:i w:val="0"/>
+          <w:color w:val="000000"/>
+          <w:sz w:val="28"/>
+        </w:rPr>
+        <w:t>•</w:t>
+        <w:tab/>
+      </w:r>
+      <w:r>
+        <w:rPr>
+          <w:rFonts w:ascii="Times New Roman" w:hAnsi="Times New Roman" w:cs="Times New Roman" w:eastAsia="Times New Roman"/>
+          <w:b w:val="0"/>
+          <w:i w:val="0"/>
+          <w:color w:val="000000"/>
+          <w:sz w:val="28"/>
+        </w:rPr>
+        <w:t xml:space="preserve">согласие на обработку данных и кнопка </w:t>
+      </w:r>
+      <w:r>
+        <w:rPr>
+          <w:rFonts w:ascii="Times New Roman" w:hAnsi="Times New Roman" w:cs="Times New Roman" w:eastAsia="Times New Roman"/>
+          <w:b/>
+          <w:i w:val="0"/>
+          <w:color w:val="000000"/>
+          <w:sz w:val="28"/>
+        </w:rPr>
+        <w:t>«Отправить заявку»</w:t>
+      </w:r>
+      <w:r>
+        <w:rPr>
+          <w:rFonts w:ascii="Times New Roman" w:hAnsi="Times New Roman" w:cs="Times New Roman" w:eastAsia="Times New Roman"/>
+          <w:b w:val="0"/>
+          <w:i w:val="0"/>
+          <w:color w:val="000000"/>
+          <w:sz w:val="28"/>
+        </w:rPr>
+        <w:t xml:space="preserve"> (4);</w:t>
+      </w:r>
+    </w:p>
+    <w:p>
+      <w:pPr>
+        <w:spacing w:after="0" w:line="360" w:lineRule="auto"/>
+        <w:ind w:hanging="454" w:left="1134"/>
+        <w:jc w:val="both"/>
+      </w:pPr>
+      <w:r>
+        <w:rPr>
+          <w:rFonts w:ascii="Times New Roman" w:hAnsi="Times New Roman" w:cs="Times New Roman" w:eastAsia="Times New Roman"/>
+          <w:b w:val="0"/>
+          <w:i w:val="0"/>
+          <w:color w:val="000000"/>
+          <w:sz w:val="28"/>
+        </w:rPr>
+        <w:t>•</w:t>
+        <w:tab/>
+      </w:r>
+      <w:r>
+        <w:rPr>
+          <w:rFonts w:ascii="Times New Roman" w:hAnsi="Times New Roman" w:cs="Times New Roman" w:eastAsia="Times New Roman"/>
+          <w:b w:val="0"/>
+          <w:i w:val="0"/>
+          <w:color w:val="000000"/>
+          <w:sz w:val="28"/>
+        </w:rPr>
+        <w:t>реквизиты заявки (5) - организация, компания, инициатор и телефон;</w:t>
+      </w:r>
+    </w:p>
+    <w:p>
+      <w:pPr>
+        <w:spacing w:after="0" w:line="360" w:lineRule="auto"/>
+        <w:ind w:hanging="454" w:left="1134"/>
+        <w:jc w:val="both"/>
+      </w:pPr>
+      <w:r>
+        <w:rPr>
+          <w:rFonts w:ascii="Times New Roman" w:hAnsi="Times New Roman" w:cs="Times New Roman" w:eastAsia="Times New Roman"/>
+          <w:b w:val="0"/>
+          <w:i w:val="0"/>
+          <w:color w:val="000000"/>
+          <w:sz w:val="28"/>
+        </w:rPr>
+        <w:t>•</w:t>
+        <w:tab/>
+      </w:r>
+      <w:r>
+        <w:rPr>
+          <w:rFonts w:ascii="Times New Roman" w:hAnsi="Times New Roman" w:cs="Times New Roman" w:eastAsia="Times New Roman"/>
+          <w:b w:val="0"/>
+          <w:i w:val="0"/>
+          <w:color w:val="000000"/>
+          <w:sz w:val="28"/>
+        </w:rPr>
+        <w:t>сроки действия и время пребывания (6);</w:t>
+      </w:r>
+    </w:p>
+    <w:p>
+      <w:pPr>
+        <w:spacing w:after="0" w:line="360" w:lineRule="auto"/>
+        <w:ind w:hanging="454" w:left="1134"/>
+        <w:jc w:val="both"/>
+      </w:pPr>
+      <w:r>
+        <w:rPr>
+          <w:rFonts w:ascii="Times New Roman" w:hAnsi="Times New Roman" w:cs="Times New Roman" w:eastAsia="Times New Roman"/>
+          <w:b w:val="0"/>
+          <w:i w:val="0"/>
+          <w:color w:val="000000"/>
+          <w:sz w:val="28"/>
+        </w:rPr>
+        <w:t>•</w:t>
+        <w:tab/>
+      </w:r>
+      <w:r>
+        <w:rPr>
+          <w:rFonts w:ascii="Times New Roman" w:hAnsi="Times New Roman" w:cs="Times New Roman" w:eastAsia="Times New Roman"/>
+          <w:b w:val="0"/>
+          <w:i w:val="0"/>
+          <w:color w:val="000000"/>
+          <w:sz w:val="28"/>
+        </w:rPr>
+        <w:t>форма выбранного вложения и список введённых строк (7).</w:t>
+      </w:r>
+    </w:p>
+    <w:p>
+      <w:r>
+        <w:rPr>
+          <w:rFonts w:ascii="Times New Roman" w:hAnsi="Times New Roman" w:cs="Times New Roman" w:eastAsia="Times New Roman"/>
+          <w:b w:val="0"/>
+          <w:i w:val="0"/>
+          <w:color w:val="000000"/>
+          <w:sz w:val="28"/>
+        </w:rPr>
+        <w:t xml:space="preserve">Начинается заявка с вложения: пока ни одного не добавлено, на экране есть только строка получателей и колонки видов, а вместо всего остального - надпись </w:t>
+      </w:r>
+      <w:r>
+        <w:rPr>
+          <w:rFonts w:ascii="Times New Roman" w:hAnsi="Times New Roman" w:cs="Times New Roman" w:eastAsia="Times New Roman"/>
+          <w:b/>
+          <w:i w:val="0"/>
+          <w:color w:val="000000"/>
+          <w:sz w:val="28"/>
+        </w:rPr>
+        <w:t>«Добавьте или выберите вложение для начала работы»</w:t>
+      </w:r>
+      <w:r>
+        <w:rPr>
+          <w:rFonts w:ascii="Times New Roman" w:hAnsi="Times New Roman" w:cs="Times New Roman" w:eastAsia="Times New Roman"/>
+          <w:b w:val="0"/>
+          <w:i w:val="0"/>
+          <w:color w:val="000000"/>
+          <w:sz w:val="28"/>
+        </w:rPr>
+        <w:t>. Реквизиты, сроки, письмо и кнопка отправки появляются вместе с первым бланком.</w:t>
+      </w:r>
+    </w:p>
+    <w:tbl>
+      <w:tblPr>
+        <w:tblW w:type="auto" w:w="0"/>
+        <w:tblLayout w:type="fixed"/>
+        <w:tblLook w:firstColumn="1" w:firstRow="1" w:lastColumn="0" w:lastRow="0" w:noHBand="0" w:noVBand="1" w:val="04A0"/>
+        <w:tblLayout w:type="fixed"/>
+      </w:tblPr>
+      <w:tblGrid>
+        <w:gridCol w:w="9356"/>
+      </w:tblGrid>
+      <w:tr>
+        <w:trPr>
+          <w:cantSplit w:val="true"/>
+        </w:trPr>
+        <w:tc>
+          <w:tcPr>
+            <w:tcW w:type="dxa" w:w="9354"/>
+            <w:shd w:val="clear" w:fill="EAF1F8"/>
+            <w:tcBorders>
+              <w:left w:val="single" w:sz="24" w:color="2C6FA6"/>
+              <w:top w:val="single" w:sz="4" w:color="EAF1F8"/>
+              <w:bottom w:val="single" w:sz="4" w:color="EAF1F8"/>
+              <w:right w:val="single" w:sz="4" w:color="EAF1F8"/>
+            </w:tcBorders>
+          </w:tcPr>
+          <w:p>
+            <w:pPr>
+              <w:spacing w:line="288" w:lineRule="auto" w:after="0"/>
+              <w:ind w:firstLine="0"/>
+            </w:pPr>
+            <w:r>
+              <w:rPr>
+                <w:rFonts w:ascii="Times New Roman" w:hAnsi="Times New Roman" w:cs="Times New Roman" w:eastAsia="Times New Roman"/>
+                <w:b/>
+                <w:i w:val="0"/>
+                <w:color w:val="2C6FA6"/>
+                <w:sz w:val="26"/>
+              </w:rPr>
+              <w:t xml:space="preserve">ПРИМЕЧАНИЕ. </w:t>
+            </w:r>
+            <w:r>
+              <w:rPr>
+                <w:rFonts w:ascii="Times New Roman" w:hAnsi="Times New Roman" w:cs="Times New Roman" w:eastAsia="Times New Roman"/>
+                <w:b w:val="0"/>
+                <w:i w:val="0"/>
+                <w:color w:val="000000"/>
+                <w:sz w:val="26"/>
+              </w:rPr>
+              <w:t>Заполнять заявку можно не за один раз. Введённое сохраняется черновиком в самом браузере: закройте страницу и вернитесь позже - набранные вложения и строки останутся на месте. Черновик живёт на том компьютере и в том браузере, где вы работали: с другого рабочего места он не откроется. Приложенные к заявке файлы хранятся на сервере сутки.</w:t>
+            </w:r>
+          </w:p>
+        </w:tc>
+      </w:tr>
+    </w:tbl>
+    <w:p>
+      <w:pPr>
+        <w:spacing w:after="0" w:line="240" w:lineRule="auto"/>
+        <w:ind w:firstLine="0"/>
+      </w:pPr>
+      <w:r>
+        <w:rPr>
+          <w:rFonts w:ascii="Times New Roman" w:hAnsi="Times New Roman" w:cs="Times New Roman" w:eastAsia="Times New Roman"/>
+          <w:b w:val="0"/>
+          <w:i w:val="0"/>
+          <w:color w:val="000000"/>
+          <w:sz w:val="12"/>
+        </w:rPr>
       </w:r>
     </w:p>
     <w:p>
@@ -10031,7 +10915,6343 @@
           <w:color w:val="000000"/>
           <w:sz w:val="28"/>
         </w:rPr>
-        <w:t>8.2. Согласие на обработку данных</w:t>
+        <w:t>8.2. Получатели заявки</w:t>
+      </w:r>
+    </w:p>
+    <w:p>
+      <w:r>
+        <w:rPr>
+          <w:rFonts w:ascii="Times New Roman" w:hAnsi="Times New Roman" w:cs="Times New Roman" w:eastAsia="Times New Roman"/>
+          <w:b w:val="0"/>
+          <w:i w:val="0"/>
+          <w:color w:val="000000"/>
+          <w:sz w:val="28"/>
+        </w:rPr>
+        <w:t>Строка получателей отвечает на вопрос, кто эту заявку увидит.</w:t>
+      </w:r>
+    </w:p>
+    <w:p>
+      <w:pPr>
+        <w:keepNext/>
+        <w:spacing w:before="120" w:after="40"/>
+        <w:ind w:firstLine="0"/>
+        <w:jc w:val="center"/>
+      </w:pPr>
+      <w:r>
+        <w:drawing>
+          <wp:inline xmlns:a="http://schemas.openxmlformats.org/drawingml/2006/main" xmlns:pic="http://schemas.openxmlformats.org/drawingml/2006/picture">
+            <wp:extent cx="3407663" cy="2444496"/>
+            <wp:docPr id="26" name="Picture 26"/>
+            <wp:cNvGraphicFramePr>
+              <a:graphicFrameLocks noChangeAspect="1"/>
+            </wp:cNvGraphicFramePr>
+            <a:graphic>
+              <a:graphicData uri="http://schemas.openxmlformats.org/drawingml/2006/picture">
+                <pic:pic>
+                  <pic:nvPicPr>
+                    <pic:cNvPr id="0" name="createapp-recipients.png"/>
+                    <pic:cNvPicPr/>
+                  </pic:nvPicPr>
+                  <pic:blipFill>
+                    <a:blip r:embed="rId36"/>
+                    <a:stretch>
+                      <a:fillRect/>
+                    </a:stretch>
+                  </pic:blipFill>
+                  <pic:spPr>
+                    <a:xfrm>
+                      <a:off x="0" y="0"/>
+                      <a:ext cx="3407663" cy="2444496"/>
+                    </a:xfrm>
+                    <a:prstGeom prst="rect"/>
+                  </pic:spPr>
+                </pic:pic>
+              </a:graphicData>
+            </a:graphic>
+          </wp:inline>
+        </w:drawing>
+      </w:r>
+    </w:p>
+    <w:p>
+      <w:pPr>
+        <w:keepNext w:val="0"/>
+        <w:spacing w:line="240" w:lineRule="auto" w:before="40" w:after="200"/>
+        <w:ind w:firstLine="0"/>
+        <w:jc w:val="center"/>
+      </w:pPr>
+      <w:r>
+        <w:rPr>
+          <w:rFonts w:ascii="Times New Roman" w:hAnsi="Times New Roman" w:cs="Times New Roman" w:eastAsia="Times New Roman"/>
+          <w:b w:val="0"/>
+          <w:i/>
+          <w:color w:val="000000"/>
+          <w:sz w:val="24"/>
+        </w:rPr>
+        <w:t>Рисунок 8.2 — Строка получателей и окно выбора</w:t>
+      </w:r>
+    </w:p>
+    <w:p>
+      <w:r>
+        <w:rPr>
+          <w:rFonts w:ascii="Times New Roman" w:hAnsi="Times New Roman" w:cs="Times New Roman" w:eastAsia="Times New Roman"/>
+          <w:b w:val="0"/>
+          <w:i w:val="0"/>
+          <w:color w:val="000000"/>
+          <w:sz w:val="28"/>
+        </w:rPr>
+        <w:t xml:space="preserve">Отметкой с фамилией (1) показан каждый, кто уже в списке. Работники, чьё согласование обязательно, попадают сюда сами: их назначает бюро пропусков для вашей организации или компании, и убрать их из заявки нельзя. Добавленные вами получатели снабжены крестиком </w:t>
+      </w:r>
+      <w:r>
+        <w:rPr>
+          <w:rFonts w:ascii="Times New Roman" w:hAnsi="Times New Roman" w:cs="Times New Roman" w:eastAsia="Times New Roman"/>
+          <w:b/>
+          <w:i w:val="0"/>
+          <w:color w:val="000000"/>
+          <w:sz w:val="28"/>
+        </w:rPr>
+        <w:t>«Убрать читателя»</w:t>
+      </w:r>
+      <w:r>
+        <w:rPr>
+          <w:rFonts w:ascii="Times New Roman" w:hAnsi="Times New Roman" w:cs="Times New Roman" w:eastAsia="Times New Roman"/>
+          <w:b w:val="0"/>
+          <w:i w:val="0"/>
+          <w:color w:val="000000"/>
+          <w:sz w:val="28"/>
+        </w:rPr>
+        <w:t>.</w:t>
+      </w:r>
+    </w:p>
+    <w:p>
+      <w:r>
+        <w:rPr>
+          <w:rFonts w:ascii="Times New Roman" w:hAnsi="Times New Roman" w:cs="Times New Roman" w:eastAsia="Times New Roman"/>
+          <w:b w:val="0"/>
+          <w:i w:val="0"/>
+          <w:color w:val="000000"/>
+          <w:sz w:val="28"/>
+        </w:rPr>
+        <w:t xml:space="preserve">Кнопка </w:t>
+      </w:r>
+      <w:r>
+        <w:rPr>
+          <w:rFonts w:ascii="Times New Roman" w:hAnsi="Times New Roman" w:cs="Times New Roman" w:eastAsia="Times New Roman"/>
+          <w:b/>
+          <w:i w:val="0"/>
+          <w:color w:val="000000"/>
+          <w:sz w:val="28"/>
+        </w:rPr>
+        <w:t>«+ получатель»</w:t>
+      </w:r>
+      <w:r>
+        <w:rPr>
+          <w:rFonts w:ascii="Times New Roman" w:hAnsi="Times New Roman" w:cs="Times New Roman" w:eastAsia="Times New Roman"/>
+          <w:b w:val="0"/>
+          <w:i w:val="0"/>
+          <w:color w:val="000000"/>
+          <w:sz w:val="28"/>
+        </w:rPr>
+        <w:t xml:space="preserve"> (2) открывает окно выбора. Поле </w:t>
+      </w:r>
+      <w:r>
+        <w:rPr>
+          <w:rFonts w:ascii="Times New Roman" w:hAnsi="Times New Roman" w:cs="Times New Roman" w:eastAsia="Times New Roman"/>
+          <w:b/>
+          <w:i w:val="0"/>
+          <w:color w:val="000000"/>
+          <w:sz w:val="28"/>
+        </w:rPr>
+        <w:t>«Поиск»</w:t>
+      </w:r>
+      <w:r>
+        <w:rPr>
+          <w:rFonts w:ascii="Times New Roman" w:hAnsi="Times New Roman" w:cs="Times New Roman" w:eastAsia="Times New Roman"/>
+          <w:b w:val="0"/>
+          <w:i w:val="0"/>
+          <w:color w:val="000000"/>
+          <w:sz w:val="28"/>
+        </w:rPr>
+        <w:t xml:space="preserve"> (3) отбирает по фамилии и должности. Нажатие на строку добавляет работника в заявку.</w:t>
+      </w:r>
+    </w:p>
+    <w:p>
+      <w:r>
+        <w:rPr>
+          <w:rFonts w:ascii="Times New Roman" w:hAnsi="Times New Roman" w:cs="Times New Roman" w:eastAsia="Times New Roman"/>
+          <w:b w:val="0"/>
+          <w:i w:val="0"/>
+          <w:color w:val="000000"/>
+          <w:sz w:val="28"/>
+        </w:rPr>
+        <w:t xml:space="preserve">В списке выбора - ваши коллеги по организации и компании, а также руководители. Если добавлять некого, кнопки </w:t>
+      </w:r>
+      <w:r>
+        <w:rPr>
+          <w:rFonts w:ascii="Times New Roman" w:hAnsi="Times New Roman" w:cs="Times New Roman" w:eastAsia="Times New Roman"/>
+          <w:b/>
+          <w:i w:val="0"/>
+          <w:color w:val="000000"/>
+          <w:sz w:val="28"/>
+        </w:rPr>
+        <w:t>«+ получатель»</w:t>
+      </w:r>
+      <w:r>
+        <w:rPr>
+          <w:rFonts w:ascii="Times New Roman" w:hAnsi="Times New Roman" w:cs="Times New Roman" w:eastAsia="Times New Roman"/>
+          <w:b w:val="0"/>
+          <w:i w:val="0"/>
+          <w:color w:val="000000"/>
+          <w:sz w:val="28"/>
+        </w:rPr>
+        <w:t xml:space="preserve"> на экране нет вовсе, а при пустом отборе окно пишет </w:t>
+      </w:r>
+      <w:r>
+        <w:rPr>
+          <w:rFonts w:ascii="Times New Roman" w:hAnsi="Times New Roman" w:cs="Times New Roman" w:eastAsia="Times New Roman"/>
+          <w:b/>
+          <w:i w:val="0"/>
+          <w:color w:val="000000"/>
+          <w:sz w:val="28"/>
+        </w:rPr>
+        <w:t>«Пользователей нет»</w:t>
+      </w:r>
+      <w:r>
+        <w:rPr>
+          <w:rFonts w:ascii="Times New Roman" w:hAnsi="Times New Roman" w:cs="Times New Roman" w:eastAsia="Times New Roman"/>
+          <w:b w:val="0"/>
+          <w:i w:val="0"/>
+          <w:color w:val="000000"/>
+          <w:sz w:val="28"/>
+        </w:rPr>
+        <w:t>.</w:t>
+      </w:r>
+    </w:p>
+    <w:p>
+      <w:r>
+        <w:rPr>
+          <w:rFonts w:ascii="Times New Roman" w:hAnsi="Times New Roman" w:cs="Times New Roman" w:eastAsia="Times New Roman"/>
+          <w:b w:val="0"/>
+          <w:i w:val="0"/>
+          <w:color w:val="000000"/>
+          <w:sz w:val="28"/>
+        </w:rPr>
+        <w:t xml:space="preserve">Когда получателей больше, чем помещается в строку, лишние сворачиваются в отметку </w:t>
+      </w:r>
+      <w:r>
+        <w:rPr>
+          <w:rFonts w:ascii="Times New Roman" w:hAnsi="Times New Roman" w:cs="Times New Roman" w:eastAsia="Times New Roman"/>
+          <w:b/>
+          <w:i w:val="0"/>
+          <w:color w:val="000000"/>
+          <w:sz w:val="28"/>
+        </w:rPr>
+        <w:t>«+N»</w:t>
+      </w:r>
+      <w:r>
+        <w:rPr>
+          <w:rFonts w:ascii="Times New Roman" w:hAnsi="Times New Roman" w:cs="Times New Roman" w:eastAsia="Times New Roman"/>
+          <w:b w:val="0"/>
+          <w:i w:val="0"/>
+          <w:color w:val="000000"/>
+          <w:sz w:val="28"/>
+        </w:rPr>
+        <w:t>; нажатие на неё раскрывает полный список.</w:t>
+      </w:r>
+    </w:p>
+    <w:tbl>
+      <w:tblPr>
+        <w:tblW w:type="auto" w:w="0"/>
+        <w:tblLayout w:type="fixed"/>
+        <w:tblLook w:firstColumn="1" w:firstRow="1" w:lastColumn="0" w:lastRow="0" w:noHBand="0" w:noVBand="1" w:val="04A0"/>
+        <w:tblLayout w:type="fixed"/>
+      </w:tblPr>
+      <w:tblGrid>
+        <w:gridCol w:w="9356"/>
+      </w:tblGrid>
+      <w:tr>
+        <w:trPr>
+          <w:cantSplit w:val="true"/>
+        </w:trPr>
+        <w:tc>
+          <w:tcPr>
+            <w:tcW w:type="dxa" w:w="9354"/>
+            <w:shd w:val="clear" w:fill="EAF1F8"/>
+            <w:tcBorders>
+              <w:left w:val="single" w:sz="24" w:color="2C6FA6"/>
+              <w:top w:val="single" w:sz="4" w:color="EAF1F8"/>
+              <w:bottom w:val="single" w:sz="4" w:color="EAF1F8"/>
+              <w:right w:val="single" w:sz="4" w:color="EAF1F8"/>
+            </w:tcBorders>
+          </w:tcPr>
+          <w:p>
+            <w:pPr>
+              <w:spacing w:line="288" w:lineRule="auto" w:after="0"/>
+              <w:ind w:firstLine="0"/>
+            </w:pPr>
+            <w:r>
+              <w:rPr>
+                <w:rFonts w:ascii="Times New Roman" w:hAnsi="Times New Roman" w:cs="Times New Roman" w:eastAsia="Times New Roman"/>
+                <w:b/>
+                <w:i w:val="0"/>
+                <w:color w:val="2C6FA6"/>
+                <w:sz w:val="26"/>
+              </w:rPr>
+              <w:t xml:space="preserve">ПРИМЕЧАНИЕ. </w:t>
+            </w:r>
+            <w:r>
+              <w:rPr>
+                <w:rFonts w:ascii="Times New Roman" w:hAnsi="Times New Roman" w:cs="Times New Roman" w:eastAsia="Times New Roman"/>
+                <w:b w:val="0"/>
+                <w:i w:val="0"/>
+                <w:color w:val="000000"/>
+                <w:sz w:val="26"/>
+              </w:rPr>
+              <w:t xml:space="preserve">У работника, который ещё не дал согласия на обработку персональных данных, вместо фамилии выводится </w:t>
+            </w:r>
+            <w:r>
+              <w:rPr>
+                <w:rFonts w:ascii="Times New Roman" w:hAnsi="Times New Roman" w:cs="Times New Roman" w:eastAsia="Times New Roman"/>
+                <w:b/>
+                <w:i w:val="0"/>
+                <w:color w:val="000000"/>
+                <w:sz w:val="26"/>
+              </w:rPr>
+              <w:t>«ФИО скрыто до согласия на обработку данных»</w:t>
+            </w:r>
+            <w:r>
+              <w:rPr>
+                <w:rFonts w:ascii="Times New Roman" w:hAnsi="Times New Roman" w:cs="Times New Roman" w:eastAsia="Times New Roman"/>
+                <w:b w:val="0"/>
+                <w:i w:val="0"/>
+                <w:color w:val="000000"/>
+                <w:sz w:val="26"/>
+              </w:rPr>
+              <w:t>. Выбрать его получателем это не мешает.</w:t>
+            </w:r>
+          </w:p>
+        </w:tc>
+      </w:tr>
+    </w:tbl>
+    <w:p>
+      <w:pPr>
+        <w:spacing w:after="0" w:line="240" w:lineRule="auto"/>
+        <w:ind w:firstLine="0"/>
+      </w:pPr>
+      <w:r>
+        <w:rPr>
+          <w:rFonts w:ascii="Times New Roman" w:hAnsi="Times New Roman" w:cs="Times New Roman" w:eastAsia="Times New Roman"/>
+          <w:b w:val="0"/>
+          <w:i w:val="0"/>
+          <w:color w:val="000000"/>
+          <w:sz w:val="12"/>
+        </w:rPr>
+      </w:r>
+    </w:p>
+    <w:p>
+      <w:pPr>
+        <w:pStyle w:val="Heading2"/>
+        <w:ind w:firstLine="0"/>
+      </w:pPr>
+      <w:r>
+        <w:rPr>
+          <w:rFonts w:ascii="Times New Roman" w:hAnsi="Times New Roman" w:cs="Times New Roman" w:eastAsia="Times New Roman"/>
+          <w:b/>
+          <w:i w:val="0"/>
+          <w:color w:val="000000"/>
+          <w:sz w:val="28"/>
+        </w:rPr>
+        <w:t>8.3. Реквизиты заявки</w:t>
+      </w:r>
+    </w:p>
+    <w:p>
+      <w:pPr>
+        <w:keepNext/>
+        <w:spacing w:before="120" w:after="40"/>
+        <w:ind w:firstLine="0"/>
+        <w:jc w:val="center"/>
+      </w:pPr>
+      <w:r>
+        <w:drawing>
+          <wp:inline xmlns:a="http://schemas.openxmlformats.org/drawingml/2006/main" xmlns:pic="http://schemas.openxmlformats.org/drawingml/2006/picture">
+            <wp:extent cx="5940000" cy="1757630"/>
+            <wp:docPr id="27" name="Picture 27"/>
+            <wp:cNvGraphicFramePr>
+              <a:graphicFrameLocks noChangeAspect="1"/>
+            </wp:cNvGraphicFramePr>
+            <a:graphic>
+              <a:graphicData uri="http://schemas.openxmlformats.org/drawingml/2006/picture">
+                <pic:pic>
+                  <pic:nvPicPr>
+                    <pic:cNvPr id="0" name="createapp-orginfo.png"/>
+                    <pic:cNvPicPr/>
+                  </pic:nvPicPr>
+                  <pic:blipFill>
+                    <a:blip r:embed="rId37"/>
+                    <a:stretch>
+                      <a:fillRect/>
+                    </a:stretch>
+                  </pic:blipFill>
+                  <pic:spPr>
+                    <a:xfrm>
+                      <a:off x="0" y="0"/>
+                      <a:ext cx="5940000" cy="1757630"/>
+                    </a:xfrm>
+                    <a:prstGeom prst="rect"/>
+                  </pic:spPr>
+                </pic:pic>
+              </a:graphicData>
+            </a:graphic>
+          </wp:inline>
+        </w:drawing>
+      </w:r>
+    </w:p>
+    <w:p>
+      <w:pPr>
+        <w:keepNext w:val="0"/>
+        <w:spacing w:line="240" w:lineRule="auto" w:before="40" w:after="200"/>
+        <w:ind w:firstLine="0"/>
+        <w:jc w:val="center"/>
+      </w:pPr>
+      <w:r>
+        <w:rPr>
+          <w:rFonts w:ascii="Times New Roman" w:hAnsi="Times New Roman" w:cs="Times New Roman" w:eastAsia="Times New Roman"/>
+          <w:b w:val="0"/>
+          <w:i/>
+          <w:color w:val="000000"/>
+          <w:sz w:val="24"/>
+        </w:rPr>
+        <w:t>Рисунок 8.3 — Реквизиты заявки</w:t>
+      </w:r>
+    </w:p>
+    <w:p>
+      <w:pPr>
+        <w:keepNext/>
+        <w:spacing w:line="240" w:lineRule="auto" w:before="160" w:after="80"/>
+        <w:ind w:firstLine="0"/>
+        <w:jc w:val="left"/>
+      </w:pPr>
+      <w:r>
+        <w:rPr>
+          <w:rFonts w:ascii="Times New Roman" w:hAnsi="Times New Roman" w:cs="Times New Roman" w:eastAsia="Times New Roman"/>
+          <w:b w:val="0"/>
+          <w:i/>
+          <w:color w:val="000000"/>
+          <w:sz w:val="24"/>
+        </w:rPr>
+        <w:t>Таблица 8.1 — Реквизиты заявки</w:t>
+      </w:r>
+    </w:p>
+    <w:tbl>
+      <w:tblPr>
+        <w:tblStyle w:val="TableGrid"/>
+        <w:tblW w:type="auto" w:w="0"/>
+        <w:jc w:val="center"/>
+        <w:tblLayout w:type="fixed"/>
+        <w:tblLook w:firstColumn="1" w:firstRow="1" w:lastColumn="0" w:lastRow="0" w:noHBand="0" w:noVBand="1" w:val="04A0"/>
+        <w:tblLayout w:type="fixed"/>
+      </w:tblPr>
+      <w:tblGrid>
+        <w:gridCol w:w="1843"/>
+        <w:gridCol w:w="1984"/>
+        <w:gridCol w:w="5528"/>
+      </w:tblGrid>
+      <w:tr>
+        <w:trPr>
+          <w:tblHeader w:val="true"/>
+          <w:cantSplit w:val="true"/>
+        </w:trPr>
+        <w:tc>
+          <w:tcPr>
+            <w:tcW w:type="dxa" w:w="1843"/>
+            <w:shd w:val="clear" w:fill="E8E8E8"/>
+          </w:tcPr>
+          <w:p>
+            <w:pPr>
+              <w:keepNext/>
+              <w:spacing w:line="240" w:lineRule="auto" w:after="0"/>
+              <w:ind w:firstLine="0"/>
+              <w:jc w:val="left"/>
+            </w:pPr>
+            <w:r>
+              <w:rPr>
+                <w:rFonts w:ascii="Times New Roman" w:hAnsi="Times New Roman" w:cs="Times New Roman" w:eastAsia="Times New Roman"/>
+                <w:b/>
+                <w:i w:val="0"/>
+                <w:color w:val="000000"/>
+                <w:sz w:val="24"/>
+              </w:rPr>
+              <w:t>Поле</w:t>
+            </w:r>
+          </w:p>
+        </w:tc>
+        <w:tc>
+          <w:tcPr>
+            <w:tcW w:type="dxa" w:w="1984"/>
+            <w:shd w:val="clear" w:fill="E8E8E8"/>
+          </w:tcPr>
+          <w:p>
+            <w:pPr>
+              <w:keepNext/>
+              <w:spacing w:line="240" w:lineRule="auto" w:after="0"/>
+              <w:ind w:firstLine="0"/>
+              <w:jc w:val="left"/>
+            </w:pPr>
+            <w:r>
+              <w:rPr>
+                <w:rFonts w:ascii="Times New Roman" w:hAnsi="Times New Roman" w:cs="Times New Roman" w:eastAsia="Times New Roman"/>
+                <w:b/>
+                <w:i w:val="0"/>
+                <w:color w:val="000000"/>
+                <w:sz w:val="24"/>
+              </w:rPr>
+              <w:t>Обязательное</w:t>
+            </w:r>
+          </w:p>
+        </w:tc>
+        <w:tc>
+          <w:tcPr>
+            <w:tcW w:type="dxa" w:w="5528"/>
+            <w:shd w:val="clear" w:fill="E8E8E8"/>
+          </w:tcPr>
+          <w:p>
+            <w:pPr>
+              <w:keepNext/>
+              <w:spacing w:line="240" w:lineRule="auto" w:after="0"/>
+              <w:ind w:firstLine="0"/>
+              <w:jc w:val="left"/>
+            </w:pPr>
+            <w:r>
+              <w:rPr>
+                <w:rFonts w:ascii="Times New Roman" w:hAnsi="Times New Roman" w:cs="Times New Roman" w:eastAsia="Times New Roman"/>
+                <w:b/>
+                <w:i w:val="0"/>
+                <w:color w:val="000000"/>
+                <w:sz w:val="24"/>
+              </w:rPr>
+              <w:t>Что вводится</w:t>
+            </w:r>
+          </w:p>
+        </w:tc>
+      </w:tr>
+      <w:tr>
+        <w:trPr>
+          <w:cantSplit w:val="true"/>
+        </w:trPr>
+        <w:tc>
+          <w:tcPr>
+            <w:tcW w:type="dxa" w:w="1843"/>
+          </w:tcPr>
+          <w:p>
+            <w:pPr>
+              <w:spacing w:line="240" w:lineRule="auto" w:after="0"/>
+              <w:ind w:firstLine="0"/>
+              <w:jc w:val="left"/>
+            </w:pPr>
+            <w:r>
+              <w:rPr>
+                <w:rFonts w:ascii="Times New Roman" w:hAnsi="Times New Roman" w:cs="Times New Roman" w:eastAsia="Times New Roman"/>
+                <w:b w:val="0"/>
+                <w:i w:val="0"/>
+                <w:color w:val="000000"/>
+                <w:sz w:val="24"/>
+              </w:rPr>
+              <w:t>Организация / Отдел (1)</w:t>
+            </w:r>
+          </w:p>
+        </w:tc>
+        <w:tc>
+          <w:tcPr>
+            <w:tcW w:type="dxa" w:w="1984"/>
+          </w:tcPr>
+          <w:p>
+            <w:pPr>
+              <w:spacing w:line="240" w:lineRule="auto" w:after="0"/>
+              <w:ind w:firstLine="0"/>
+              <w:jc w:val="left"/>
+            </w:pPr>
+            <w:r>
+              <w:rPr>
+                <w:rFonts w:ascii="Times New Roman" w:hAnsi="Times New Roman" w:cs="Times New Roman" w:eastAsia="Times New Roman"/>
+                <w:b w:val="0"/>
+                <w:i w:val="0"/>
+                <w:color w:val="000000"/>
+                <w:sz w:val="24"/>
+              </w:rPr>
+              <w:t>одно из двух</w:t>
+            </w:r>
+          </w:p>
+        </w:tc>
+        <w:tc>
+          <w:tcPr>
+            <w:tcW w:type="dxa" w:w="5528"/>
+          </w:tcPr>
+          <w:p>
+            <w:pPr>
+              <w:spacing w:line="240" w:lineRule="auto" w:after="0"/>
+              <w:ind w:firstLine="0"/>
+              <w:jc w:val="left"/>
+            </w:pPr>
+            <w:r>
+              <w:rPr>
+                <w:rFonts w:ascii="Times New Roman" w:hAnsi="Times New Roman" w:cs="Times New Roman" w:eastAsia="Times New Roman"/>
+                <w:b w:val="0"/>
+                <w:i w:val="0"/>
+                <w:color w:val="000000"/>
+                <w:sz w:val="24"/>
+              </w:rPr>
+              <w:t>Подставляется из вашего профиля</w:t>
+            </w:r>
+          </w:p>
+        </w:tc>
+      </w:tr>
+      <w:tr>
+        <w:trPr>
+          <w:cantSplit w:val="true"/>
+        </w:trPr>
+        <w:tc>
+          <w:tcPr>
+            <w:tcW w:type="dxa" w:w="1843"/>
+          </w:tcPr>
+          <w:p>
+            <w:pPr>
+              <w:spacing w:line="240" w:lineRule="auto" w:after="0"/>
+              <w:ind w:firstLine="0"/>
+              <w:jc w:val="left"/>
+            </w:pPr>
+            <w:r>
+              <w:rPr>
+                <w:rFonts w:ascii="Times New Roman" w:hAnsi="Times New Roman" w:cs="Times New Roman" w:eastAsia="Times New Roman"/>
+                <w:b w:val="0"/>
+                <w:i w:val="0"/>
+                <w:color w:val="000000"/>
+                <w:sz w:val="24"/>
+              </w:rPr>
+              <w:t>Компания (2)</w:t>
+            </w:r>
+          </w:p>
+        </w:tc>
+        <w:tc>
+          <w:tcPr>
+            <w:tcW w:type="dxa" w:w="1984"/>
+          </w:tcPr>
+          <w:p>
+            <w:pPr>
+              <w:spacing w:line="240" w:lineRule="auto" w:after="0"/>
+              <w:ind w:firstLine="0"/>
+              <w:jc w:val="left"/>
+            </w:pPr>
+            <w:r>
+              <w:rPr>
+                <w:rFonts w:ascii="Times New Roman" w:hAnsi="Times New Roman" w:cs="Times New Roman" w:eastAsia="Times New Roman"/>
+                <w:b w:val="0"/>
+                <w:i w:val="0"/>
+                <w:color w:val="000000"/>
+                <w:sz w:val="24"/>
+              </w:rPr>
+              <w:t>одно из двух</w:t>
+            </w:r>
+          </w:p>
+        </w:tc>
+        <w:tc>
+          <w:tcPr>
+            <w:tcW w:type="dxa" w:w="5528"/>
+          </w:tcPr>
+          <w:p>
+            <w:pPr>
+              <w:spacing w:line="240" w:lineRule="auto" w:after="0"/>
+              <w:ind w:firstLine="0"/>
+              <w:jc w:val="left"/>
+            </w:pPr>
+            <w:r>
+              <w:rPr>
+                <w:rFonts w:ascii="Times New Roman" w:hAnsi="Times New Roman" w:cs="Times New Roman" w:eastAsia="Times New Roman"/>
+                <w:b w:val="0"/>
+                <w:i w:val="0"/>
+                <w:color w:val="000000"/>
+                <w:sz w:val="24"/>
+              </w:rPr>
+              <w:t>Подставляется из вашего профиля</w:t>
+            </w:r>
+          </w:p>
+        </w:tc>
+      </w:tr>
+      <w:tr>
+        <w:trPr>
+          <w:cantSplit w:val="true"/>
+        </w:trPr>
+        <w:tc>
+          <w:tcPr>
+            <w:tcW w:type="dxa" w:w="1843"/>
+          </w:tcPr>
+          <w:p>
+            <w:pPr>
+              <w:spacing w:line="240" w:lineRule="auto" w:after="0"/>
+              <w:ind w:firstLine="0"/>
+              <w:jc w:val="left"/>
+            </w:pPr>
+            <w:r>
+              <w:rPr>
+                <w:rFonts w:ascii="Times New Roman" w:hAnsi="Times New Roman" w:cs="Times New Roman" w:eastAsia="Times New Roman"/>
+                <w:b w:val="0"/>
+                <w:i w:val="0"/>
+                <w:color w:val="000000"/>
+                <w:sz w:val="24"/>
+              </w:rPr>
+              <w:t>Инициатор заявки (3)</w:t>
+            </w:r>
+          </w:p>
+        </w:tc>
+        <w:tc>
+          <w:tcPr>
+            <w:tcW w:type="dxa" w:w="1984"/>
+          </w:tcPr>
+          <w:p>
+            <w:pPr>
+              <w:spacing w:line="240" w:lineRule="auto" w:after="0"/>
+              <w:ind w:firstLine="0"/>
+              <w:jc w:val="left"/>
+            </w:pPr>
+            <w:r>
+              <w:rPr>
+                <w:rFonts w:ascii="Times New Roman" w:hAnsi="Times New Roman" w:cs="Times New Roman" w:eastAsia="Times New Roman"/>
+                <w:b w:val="0"/>
+                <w:i w:val="0"/>
+                <w:color w:val="000000"/>
+                <w:sz w:val="24"/>
+              </w:rPr>
+              <w:t>да</w:t>
+            </w:r>
+          </w:p>
+        </w:tc>
+        <w:tc>
+          <w:tcPr>
+            <w:tcW w:type="dxa" w:w="5528"/>
+          </w:tcPr>
+          <w:p>
+            <w:pPr>
+              <w:spacing w:line="240" w:lineRule="auto" w:after="0"/>
+              <w:ind w:firstLine="0"/>
+              <w:jc w:val="left"/>
+            </w:pPr>
+            <w:r>
+              <w:rPr>
+                <w:rFonts w:ascii="Times New Roman" w:hAnsi="Times New Roman" w:cs="Times New Roman" w:eastAsia="Times New Roman"/>
+                <w:b w:val="0"/>
+                <w:i w:val="0"/>
+                <w:color w:val="000000"/>
+                <w:sz w:val="24"/>
+              </w:rPr>
+              <w:t>Фамилия, имя и отчество того, кто отвечает за заявку. Подставляется из профиля, но её можно изменить</w:t>
+            </w:r>
+          </w:p>
+        </w:tc>
+      </w:tr>
+      <w:tr>
+        <w:trPr>
+          <w:cantSplit w:val="true"/>
+        </w:trPr>
+        <w:tc>
+          <w:tcPr>
+            <w:tcW w:type="dxa" w:w="1843"/>
+          </w:tcPr>
+          <w:p>
+            <w:pPr>
+              <w:spacing w:line="240" w:lineRule="auto" w:after="0"/>
+              <w:ind w:firstLine="0"/>
+              <w:jc w:val="left"/>
+            </w:pPr>
+            <w:r>
+              <w:rPr>
+                <w:rFonts w:ascii="Times New Roman" w:hAnsi="Times New Roman" w:cs="Times New Roman" w:eastAsia="Times New Roman"/>
+                <w:b w:val="0"/>
+                <w:i w:val="0"/>
+                <w:color w:val="000000"/>
+                <w:sz w:val="24"/>
+              </w:rPr>
+              <w:t>Телефон (4)</w:t>
+            </w:r>
+          </w:p>
+        </w:tc>
+        <w:tc>
+          <w:tcPr>
+            <w:tcW w:type="dxa" w:w="1984"/>
+          </w:tcPr>
+          <w:p>
+            <w:pPr>
+              <w:spacing w:line="240" w:lineRule="auto" w:after="0"/>
+              <w:ind w:firstLine="0"/>
+              <w:jc w:val="left"/>
+            </w:pPr>
+            <w:r>
+              <w:rPr>
+                <w:rFonts w:ascii="Times New Roman" w:hAnsi="Times New Roman" w:cs="Times New Roman" w:eastAsia="Times New Roman"/>
+                <w:b w:val="0"/>
+                <w:i w:val="0"/>
+                <w:color w:val="000000"/>
+                <w:sz w:val="24"/>
+              </w:rPr>
+              <w:t>да</w:t>
+            </w:r>
+          </w:p>
+        </w:tc>
+        <w:tc>
+          <w:tcPr>
+            <w:tcW w:type="dxa" w:w="5528"/>
+          </w:tcPr>
+          <w:p>
+            <w:pPr>
+              <w:spacing w:line="240" w:lineRule="auto" w:after="0"/>
+              <w:ind w:firstLine="0"/>
+              <w:jc w:val="left"/>
+            </w:pPr>
+            <w:r>
+              <w:rPr>
+                <w:rFonts w:ascii="Times New Roman" w:hAnsi="Times New Roman" w:cs="Times New Roman" w:eastAsia="Times New Roman"/>
+                <w:b w:val="0"/>
+                <w:i w:val="0"/>
+                <w:color w:val="000000"/>
+                <w:sz w:val="24"/>
+              </w:rPr>
+              <w:t>Номер для связи по этой заявке, вводится по образцу +7 (999) 999 99-99</w:t>
+            </w:r>
+          </w:p>
+        </w:tc>
+      </w:tr>
+    </w:tbl>
+    <w:p>
+      <w:pPr>
+        <w:spacing w:after="0" w:line="240" w:lineRule="auto"/>
+        <w:ind w:firstLine="0"/>
+      </w:pPr>
+      <w:r>
+        <w:rPr>
+          <w:rFonts w:ascii="Times New Roman" w:hAnsi="Times New Roman" w:cs="Times New Roman" w:eastAsia="Times New Roman"/>
+          <w:b w:val="0"/>
+          <w:i w:val="0"/>
+          <w:color w:val="000000"/>
+          <w:sz w:val="12"/>
+        </w:rPr>
+      </w:r>
+    </w:p>
+    <w:p>
+      <w:r>
+        <w:rPr>
+          <w:rFonts w:ascii="Times New Roman" w:hAnsi="Times New Roman" w:cs="Times New Roman" w:eastAsia="Times New Roman"/>
+          <w:b w:val="0"/>
+          <w:i w:val="0"/>
+          <w:color w:val="000000"/>
+          <w:sz w:val="28"/>
+        </w:rPr>
+        <w:t>Организация и компания заполняются из вашего профиля и правке не поддаются: заявку вы подаёте от своего юридического лица. Заполнено должно быть хотя бы одно из двух полей, иначе заявка не отправится.</w:t>
+      </w:r>
+    </w:p>
+    <w:tbl>
+      <w:tblPr>
+        <w:tblW w:type="auto" w:w="0"/>
+        <w:tblLayout w:type="fixed"/>
+        <w:tblLook w:firstColumn="1" w:firstRow="1" w:lastColumn="0" w:lastRow="0" w:noHBand="0" w:noVBand="1" w:val="04A0"/>
+        <w:tblLayout w:type="fixed"/>
+      </w:tblPr>
+      <w:tblGrid>
+        <w:gridCol w:w="9356"/>
+      </w:tblGrid>
+      <w:tr>
+        <w:trPr>
+          <w:cantSplit w:val="true"/>
+        </w:trPr>
+        <w:tc>
+          <w:tcPr>
+            <w:tcW w:type="dxa" w:w="9354"/>
+            <w:shd w:val="clear" w:fill="EAF1F8"/>
+            <w:tcBorders>
+              <w:left w:val="single" w:sz="24" w:color="2C6FA6"/>
+              <w:top w:val="single" w:sz="4" w:color="EAF1F8"/>
+              <w:bottom w:val="single" w:sz="4" w:color="EAF1F8"/>
+              <w:right w:val="single" w:sz="4" w:color="EAF1F8"/>
+            </w:tcBorders>
+          </w:tcPr>
+          <w:p>
+            <w:pPr>
+              <w:spacing w:line="288" w:lineRule="auto" w:after="0"/>
+              <w:ind w:firstLine="0"/>
+            </w:pPr>
+            <w:r>
+              <w:rPr>
+                <w:rFonts w:ascii="Times New Roman" w:hAnsi="Times New Roman" w:cs="Times New Roman" w:eastAsia="Times New Roman"/>
+                <w:b/>
+                <w:i w:val="0"/>
+                <w:color w:val="2C6FA6"/>
+                <w:sz w:val="26"/>
+              </w:rPr>
+              <w:t xml:space="preserve">ПРИМЕЧАНИЕ. </w:t>
+            </w:r>
+            <w:r>
+              <w:rPr>
+                <w:rFonts w:ascii="Times New Roman" w:hAnsi="Times New Roman" w:cs="Times New Roman" w:eastAsia="Times New Roman"/>
+                <w:b w:val="0"/>
+                <w:i w:val="0"/>
+                <w:color w:val="000000"/>
+                <w:sz w:val="26"/>
+              </w:rPr>
+              <w:t>Работнику, которому бюро пропусков выдало право подавать заявки от чужого имени, эти два поля открыты для ввода и подсказывают названия из справочника. Обычному заявителю они доступны только для чтения.</w:t>
+            </w:r>
+          </w:p>
+        </w:tc>
+      </w:tr>
+    </w:tbl>
+    <w:p>
+      <w:pPr>
+        <w:spacing w:after="0" w:line="240" w:lineRule="auto"/>
+        <w:ind w:firstLine="0"/>
+      </w:pPr>
+      <w:r>
+        <w:rPr>
+          <w:rFonts w:ascii="Times New Roman" w:hAnsi="Times New Roman" w:cs="Times New Roman" w:eastAsia="Times New Roman"/>
+          <w:b w:val="0"/>
+          <w:i w:val="0"/>
+          <w:color w:val="000000"/>
+          <w:sz w:val="12"/>
+        </w:rPr>
+      </w:r>
+    </w:p>
+    <w:p>
+      <w:pPr>
+        <w:pStyle w:val="Heading2"/>
+        <w:ind w:firstLine="0"/>
+      </w:pPr>
+      <w:r>
+        <w:rPr>
+          <w:rFonts w:ascii="Times New Roman" w:hAnsi="Times New Roman" w:cs="Times New Roman" w:eastAsia="Times New Roman"/>
+          <w:b/>
+          <w:i w:val="0"/>
+          <w:color w:val="000000"/>
+          <w:sz w:val="28"/>
+        </w:rPr>
+        <w:t>8.4. Вложения заявки</w:t>
+      </w:r>
+    </w:p>
+    <w:p>
+      <w:r>
+        <w:rPr>
+          <w:rFonts w:ascii="Times New Roman" w:hAnsi="Times New Roman" w:cs="Times New Roman" w:eastAsia="Times New Roman"/>
+          <w:b w:val="0"/>
+          <w:i w:val="0"/>
+          <w:color w:val="000000"/>
+          <w:sz w:val="28"/>
+        </w:rPr>
+        <w:t>Вложения набираются в списке слева.</w:t>
+      </w:r>
+    </w:p>
+    <w:p>
+      <w:pPr>
+        <w:keepNext/>
+        <w:spacing w:before="120" w:after="40"/>
+        <w:ind w:firstLine="0"/>
+        <w:jc w:val="center"/>
+      </w:pPr>
+      <w:r>
+        <w:drawing>
+          <wp:inline xmlns:a="http://schemas.openxmlformats.org/drawingml/2006/main" xmlns:pic="http://schemas.openxmlformats.org/drawingml/2006/picture">
+            <wp:extent cx="4267200" cy="3718559"/>
+            <wp:docPr id="28" name="Picture 28"/>
+            <wp:cNvGraphicFramePr>
+              <a:graphicFrameLocks noChangeAspect="1"/>
+            </wp:cNvGraphicFramePr>
+            <a:graphic>
+              <a:graphicData uri="http://schemas.openxmlformats.org/drawingml/2006/picture">
+                <pic:pic>
+                  <pic:nvPicPr>
+                    <pic:cNvPr id="0" name="createapp-blanks.png"/>
+                    <pic:cNvPicPr/>
+                  </pic:nvPicPr>
+                  <pic:blipFill>
+                    <a:blip r:embed="rId38"/>
+                    <a:stretch>
+                      <a:fillRect/>
+                    </a:stretch>
+                  </pic:blipFill>
+                  <pic:spPr>
+                    <a:xfrm>
+                      <a:off x="0" y="0"/>
+                      <a:ext cx="4267200" cy="3718559"/>
+                    </a:xfrm>
+                    <a:prstGeom prst="rect"/>
+                  </pic:spPr>
+                </pic:pic>
+              </a:graphicData>
+            </a:graphic>
+          </wp:inline>
+        </w:drawing>
+      </w:r>
+    </w:p>
+    <w:p>
+      <w:pPr>
+        <w:keepNext w:val="0"/>
+        <w:spacing w:line="240" w:lineRule="auto" w:before="40" w:after="200"/>
+        <w:ind w:firstLine="0"/>
+        <w:jc w:val="center"/>
+      </w:pPr>
+      <w:r>
+        <w:rPr>
+          <w:rFonts w:ascii="Times New Roman" w:hAnsi="Times New Roman" w:cs="Times New Roman" w:eastAsia="Times New Roman"/>
+          <w:b w:val="0"/>
+          <w:i/>
+          <w:color w:val="000000"/>
+          <w:sz w:val="24"/>
+        </w:rPr>
+        <w:t>Рисунок 8.4 — Список вложений заявки</w:t>
+      </w:r>
+    </w:p>
+    <w:p>
+      <w:r>
+        <w:rPr>
+          <w:rFonts w:ascii="Times New Roman" w:hAnsi="Times New Roman" w:cs="Times New Roman" w:eastAsia="Times New Roman"/>
+          <w:b w:val="0"/>
+          <w:i w:val="0"/>
+          <w:color w:val="000000"/>
+          <w:sz w:val="28"/>
+        </w:rPr>
+        <w:t xml:space="preserve">Колонка (1) - вид вложения. Счётчик в её заголовке (2) показывает, сколько бланков этого вида уже в заявке; больше десяти в одну колонку не помещается, и по достижении предела система сообщает </w:t>
+      </w:r>
+      <w:r>
+        <w:rPr>
+          <w:rFonts w:ascii="Times New Roman" w:hAnsi="Times New Roman" w:cs="Times New Roman" w:eastAsia="Times New Roman"/>
+          <w:b/>
+          <w:i w:val="0"/>
+          <w:color w:val="000000"/>
+          <w:sz w:val="28"/>
+        </w:rPr>
+        <w:t>«В категории &lt;название&gt; уже 10 бланков - это максимум»</w:t>
+      </w:r>
+      <w:r>
+        <w:rPr>
+          <w:rFonts w:ascii="Times New Roman" w:hAnsi="Times New Roman" w:cs="Times New Roman" w:eastAsia="Times New Roman"/>
+          <w:b w:val="0"/>
+          <w:i w:val="0"/>
+          <w:color w:val="000000"/>
+          <w:sz w:val="28"/>
+        </w:rPr>
+        <w:t>.</w:t>
+      </w:r>
+    </w:p>
+    <w:p>
+      <w:r>
+        <w:rPr>
+          <w:rFonts w:ascii="Times New Roman" w:hAnsi="Times New Roman" w:cs="Times New Roman" w:eastAsia="Times New Roman"/>
+          <w:b w:val="0"/>
+          <w:i w:val="0"/>
+          <w:color w:val="000000"/>
+          <w:sz w:val="28"/>
+        </w:rPr>
+        <w:t xml:space="preserve">Кнопка </w:t>
+      </w:r>
+      <w:r>
+        <w:rPr>
+          <w:rFonts w:ascii="Times New Roman" w:hAnsi="Times New Roman" w:cs="Times New Roman" w:eastAsia="Times New Roman"/>
+          <w:b/>
+          <w:i w:val="0"/>
+          <w:color w:val="000000"/>
+          <w:sz w:val="28"/>
+        </w:rPr>
+        <w:t>«Добавить»</w:t>
+      </w:r>
+      <w:r>
+        <w:rPr>
+          <w:rFonts w:ascii="Times New Roman" w:hAnsi="Times New Roman" w:cs="Times New Roman" w:eastAsia="Times New Roman"/>
+          <w:b w:val="0"/>
+          <w:i w:val="0"/>
+          <w:color w:val="000000"/>
+          <w:sz w:val="28"/>
+        </w:rPr>
+        <w:t xml:space="preserve"> (3) заводит новый бланк. Он получает имя вида </w:t>
+      </w:r>
+      <w:r>
+        <w:rPr>
+          <w:rFonts w:ascii="Times New Roman" w:hAnsi="Times New Roman" w:cs="Times New Roman" w:eastAsia="Times New Roman"/>
+          <w:b/>
+          <w:i w:val="0"/>
+          <w:color w:val="000000"/>
+          <w:sz w:val="28"/>
+        </w:rPr>
+        <w:t>«&lt;название вида&gt; №1»</w:t>
+      </w:r>
+      <w:r>
+        <w:rPr>
+          <w:rFonts w:ascii="Times New Roman" w:hAnsi="Times New Roman" w:cs="Times New Roman" w:eastAsia="Times New Roman"/>
+          <w:b w:val="0"/>
+          <w:i w:val="0"/>
+          <w:color w:val="000000"/>
+          <w:sz w:val="28"/>
+        </w:rPr>
+        <w:t xml:space="preserve"> и сразу открывается на правку. Нажатие на бланк переключает форму на него.</w:t>
+      </w:r>
+    </w:p>
+    <w:p>
+      <w:r>
+        <w:rPr>
+          <w:rFonts w:ascii="Times New Roman" w:hAnsi="Times New Roman" w:cs="Times New Roman" w:eastAsia="Times New Roman"/>
+          <w:b w:val="0"/>
+          <w:i w:val="0"/>
+          <w:color w:val="000000"/>
+          <w:sz w:val="28"/>
+        </w:rPr>
+        <w:t>Двойное нажатие на имя бланка позволяет его переименовать: введите новое имя и нажмите Enter, отказаться от правки - клавишей Esc. Крестик в строке бланка удаляет его.</w:t>
+      </w:r>
+    </w:p>
+    <w:p>
+      <w:r>
+        <w:rPr>
+          <w:rFonts w:ascii="Times New Roman" w:hAnsi="Times New Roman" w:cs="Times New Roman" w:eastAsia="Times New Roman"/>
+          <w:b w:val="0"/>
+          <w:i w:val="0"/>
+          <w:color w:val="000000"/>
+          <w:sz w:val="28"/>
+        </w:rPr>
+        <w:t xml:space="preserve">Кнопки </w:t>
+      </w:r>
+      <w:r>
+        <w:rPr>
+          <w:rFonts w:ascii="Times New Roman" w:hAnsi="Times New Roman" w:cs="Times New Roman" w:eastAsia="Times New Roman"/>
+          <w:b/>
+          <w:i w:val="0"/>
+          <w:color w:val="000000"/>
+          <w:sz w:val="28"/>
+        </w:rPr>
+        <w:t>«Удалить выбранные»</w:t>
+      </w:r>
+      <w:r>
+        <w:rPr>
+          <w:rFonts w:ascii="Times New Roman" w:hAnsi="Times New Roman" w:cs="Times New Roman" w:eastAsia="Times New Roman"/>
+          <w:b w:val="0"/>
+          <w:i w:val="0"/>
+          <w:color w:val="000000"/>
+          <w:sz w:val="28"/>
+        </w:rPr>
+        <w:t xml:space="preserve"> (4) и </w:t>
+      </w:r>
+      <w:r>
+        <w:rPr>
+          <w:rFonts w:ascii="Times New Roman" w:hAnsi="Times New Roman" w:cs="Times New Roman" w:eastAsia="Times New Roman"/>
+          <w:b/>
+          <w:i w:val="0"/>
+          <w:color w:val="000000"/>
+          <w:sz w:val="28"/>
+        </w:rPr>
+        <w:t>«Удалить все»</w:t>
+      </w:r>
+      <w:r>
+        <w:rPr>
+          <w:rFonts w:ascii="Times New Roman" w:hAnsi="Times New Roman" w:cs="Times New Roman" w:eastAsia="Times New Roman"/>
+          <w:b w:val="0"/>
+          <w:i w:val="0"/>
+          <w:color w:val="000000"/>
+          <w:sz w:val="28"/>
+        </w:rPr>
+        <w:t xml:space="preserve"> работают с отметками слева от имён. Перед удалением система переспрашивает окном </w:t>
+      </w:r>
+      <w:r>
+        <w:rPr>
+          <w:rFonts w:ascii="Times New Roman" w:hAnsi="Times New Roman" w:cs="Times New Roman" w:eastAsia="Times New Roman"/>
+          <w:b/>
+          <w:i w:val="0"/>
+          <w:color w:val="000000"/>
+          <w:sz w:val="28"/>
+        </w:rPr>
+        <w:t>«Подтверждение удаления»</w:t>
+      </w:r>
+      <w:r>
+        <w:rPr>
+          <w:rFonts w:ascii="Times New Roman" w:hAnsi="Times New Roman" w:cs="Times New Roman" w:eastAsia="Times New Roman"/>
+          <w:b w:val="0"/>
+          <w:i w:val="0"/>
+          <w:color w:val="000000"/>
+          <w:sz w:val="28"/>
+        </w:rPr>
+        <w:t>.</w:t>
+      </w:r>
+    </w:p>
+    <w:tbl>
+      <w:tblPr>
+        <w:tblW w:type="auto" w:w="0"/>
+        <w:tblLayout w:type="fixed"/>
+        <w:tblLook w:firstColumn="1" w:firstRow="1" w:lastColumn="0" w:lastRow="0" w:noHBand="0" w:noVBand="1" w:val="04A0"/>
+        <w:tblLayout w:type="fixed"/>
+      </w:tblPr>
+      <w:tblGrid>
+        <w:gridCol w:w="9356"/>
+      </w:tblGrid>
+      <w:tr>
+        <w:trPr>
+          <w:cantSplit w:val="true"/>
+        </w:trPr>
+        <w:tc>
+          <w:tcPr>
+            <w:tcW w:type="dxa" w:w="9354"/>
+            <w:shd w:val="clear" w:fill="FDF6E3"/>
+            <w:tcBorders>
+              <w:left w:val="single" w:sz="24" w:color="B7791F"/>
+              <w:top w:val="single" w:sz="4" w:color="FDF6E3"/>
+              <w:bottom w:val="single" w:sz="4" w:color="FDF6E3"/>
+              <w:right w:val="single" w:sz="4" w:color="FDF6E3"/>
+            </w:tcBorders>
+          </w:tcPr>
+          <w:p>
+            <w:pPr>
+              <w:spacing w:line="288" w:lineRule="auto" w:after="0"/>
+              <w:ind w:firstLine="0"/>
+            </w:pPr>
+            <w:r>
+              <w:rPr>
+                <w:rFonts w:ascii="Times New Roman" w:hAnsi="Times New Roman" w:cs="Times New Roman" w:eastAsia="Times New Roman"/>
+                <w:b/>
+                <w:i w:val="0"/>
+                <w:color w:val="B7791F"/>
+                <w:sz w:val="26"/>
+              </w:rPr>
+              <w:t xml:space="preserve">ВАЖНО. </w:t>
+            </w:r>
+            <w:r>
+              <w:rPr>
+                <w:rFonts w:ascii="Times New Roman" w:hAnsi="Times New Roman" w:cs="Times New Roman" w:eastAsia="Times New Roman"/>
+                <w:b w:val="0"/>
+                <w:i w:val="0"/>
+                <w:color w:val="000000"/>
+                <w:sz w:val="26"/>
+              </w:rPr>
+              <w:t>Удаление бланка уносит с собой все введённые в него строки - людей, машины или позиции. Восстановить их нельзя, вводить придётся заново.</w:t>
+            </w:r>
+          </w:p>
+        </w:tc>
+      </w:tr>
+    </w:tbl>
+    <w:p>
+      <w:pPr>
+        <w:spacing w:after="0" w:line="240" w:lineRule="auto"/>
+        <w:ind w:firstLine="0"/>
+      </w:pPr>
+      <w:r>
+        <w:rPr>
+          <w:rFonts w:ascii="Times New Roman" w:hAnsi="Times New Roman" w:cs="Times New Roman" w:eastAsia="Times New Roman"/>
+          <w:b w:val="0"/>
+          <w:i w:val="0"/>
+          <w:color w:val="000000"/>
+          <w:sz w:val="12"/>
+        </w:rPr>
+      </w:r>
+    </w:p>
+    <w:p>
+      <w:pPr>
+        <w:pStyle w:val="Heading2"/>
+        <w:ind w:firstLine="0"/>
+      </w:pPr>
+      <w:r>
+        <w:rPr>
+          <w:rFonts w:ascii="Times New Roman" w:hAnsi="Times New Roman" w:cs="Times New Roman" w:eastAsia="Times New Roman"/>
+          <w:b/>
+          <w:i w:val="0"/>
+          <w:color w:val="000000"/>
+          <w:sz w:val="28"/>
+        </w:rPr>
+        <w:t>8.5. Сроки действия и время пребывания</w:t>
+      </w:r>
+    </w:p>
+    <w:p>
+      <w:r>
+        <w:rPr>
+          <w:rFonts w:ascii="Times New Roman" w:hAnsi="Times New Roman" w:cs="Times New Roman" w:eastAsia="Times New Roman"/>
+          <w:b w:val="0"/>
+          <w:i w:val="0"/>
+          <w:color w:val="000000"/>
+          <w:sz w:val="28"/>
+        </w:rPr>
+        <w:t>Срок задаётся не заявке целиком, а каждому вложению отдельно: люди могут ходить неделю, а машина приехать один раз.</w:t>
+      </w:r>
+    </w:p>
+    <w:p>
+      <w:pPr>
+        <w:keepNext/>
+        <w:spacing w:before="120" w:after="40"/>
+        <w:ind w:firstLine="0"/>
+        <w:jc w:val="center"/>
+      </w:pPr>
+      <w:r>
+        <w:drawing>
+          <wp:inline xmlns:a="http://schemas.openxmlformats.org/drawingml/2006/main" xmlns:pic="http://schemas.openxmlformats.org/drawingml/2006/picture">
+            <wp:extent cx="5940000" cy="1955630"/>
+            <wp:docPr id="29" name="Picture 29"/>
+            <wp:cNvGraphicFramePr>
+              <a:graphicFrameLocks noChangeAspect="1"/>
+            </wp:cNvGraphicFramePr>
+            <a:graphic>
+              <a:graphicData uri="http://schemas.openxmlformats.org/drawingml/2006/picture">
+                <pic:pic>
+                  <pic:nvPicPr>
+                    <pic:cNvPr id="0" name="createapp-dates.png"/>
+                    <pic:cNvPicPr/>
+                  </pic:nvPicPr>
+                  <pic:blipFill>
+                    <a:blip r:embed="rId39"/>
+                    <a:stretch>
+                      <a:fillRect/>
+                    </a:stretch>
+                  </pic:blipFill>
+                  <pic:spPr>
+                    <a:xfrm>
+                      <a:off x="0" y="0"/>
+                      <a:ext cx="5940000" cy="1955630"/>
+                    </a:xfrm>
+                    <a:prstGeom prst="rect"/>
+                  </pic:spPr>
+                </pic:pic>
+              </a:graphicData>
+            </a:graphic>
+          </wp:inline>
+        </w:drawing>
+      </w:r>
+    </w:p>
+    <w:p>
+      <w:pPr>
+        <w:keepNext w:val="0"/>
+        <w:spacing w:line="240" w:lineRule="auto" w:before="40" w:after="200"/>
+        <w:ind w:firstLine="0"/>
+        <w:jc w:val="center"/>
+      </w:pPr>
+      <w:r>
+        <w:rPr>
+          <w:rFonts w:ascii="Times New Roman" w:hAnsi="Times New Roman" w:cs="Times New Roman" w:eastAsia="Times New Roman"/>
+          <w:b w:val="0"/>
+          <w:i/>
+          <w:color w:val="000000"/>
+          <w:sz w:val="24"/>
+        </w:rPr>
+        <w:t>Рисунок 8.5 — Сроки действия вложения</w:t>
+      </w:r>
+    </w:p>
+    <w:p>
+      <w:r>
+        <w:rPr>
+          <w:rFonts w:ascii="Times New Roman" w:hAnsi="Times New Roman" w:cs="Times New Roman" w:eastAsia="Times New Roman"/>
+          <w:b/>
+          <w:i w:val="0"/>
+          <w:color w:val="000000"/>
+          <w:sz w:val="28"/>
+        </w:rPr>
+        <w:t>«Дата действия»</w:t>
+      </w:r>
+      <w:r>
+        <w:rPr>
+          <w:rFonts w:ascii="Times New Roman" w:hAnsi="Times New Roman" w:cs="Times New Roman" w:eastAsia="Times New Roman"/>
+          <w:b w:val="0"/>
+          <w:i w:val="0"/>
+          <w:color w:val="000000"/>
+          <w:sz w:val="28"/>
+        </w:rPr>
+        <w:t xml:space="preserve"> (1) - день начала и день окончания в виде дд.мм.гггг. Отметка </w:t>
+      </w:r>
+      <w:r>
+        <w:rPr>
+          <w:rFonts w:ascii="Times New Roman" w:hAnsi="Times New Roman" w:cs="Times New Roman" w:eastAsia="Times New Roman"/>
+          <w:b/>
+          <w:i w:val="0"/>
+          <w:color w:val="000000"/>
+          <w:sz w:val="28"/>
+        </w:rPr>
+        <w:t>«однодневная заявка»</w:t>
+      </w:r>
+      <w:r>
+        <w:rPr>
+          <w:rFonts w:ascii="Times New Roman" w:hAnsi="Times New Roman" w:cs="Times New Roman" w:eastAsia="Times New Roman"/>
+          <w:b w:val="0"/>
+          <w:i w:val="0"/>
+          <w:color w:val="000000"/>
+          <w:sz w:val="28"/>
+        </w:rPr>
+        <w:t xml:space="preserve"> (2) оставляет одно поле даты: пропуск действует один день.</w:t>
+      </w:r>
+    </w:p>
+    <w:p>
+      <w:r>
+        <w:rPr>
+          <w:rFonts w:ascii="Times New Roman" w:hAnsi="Times New Roman" w:cs="Times New Roman" w:eastAsia="Times New Roman"/>
+          <w:b/>
+          <w:i w:val="0"/>
+          <w:color w:val="000000"/>
+          <w:sz w:val="28"/>
+        </w:rPr>
+        <w:t>«Время пребывания (проезда)»</w:t>
+      </w:r>
+      <w:r>
+        <w:rPr>
+          <w:rFonts w:ascii="Times New Roman" w:hAnsi="Times New Roman" w:cs="Times New Roman" w:eastAsia="Times New Roman"/>
+          <w:b w:val="0"/>
+          <w:i w:val="0"/>
+          <w:color w:val="000000"/>
+          <w:sz w:val="28"/>
+        </w:rPr>
+        <w:t xml:space="preserve"> (3) - часы и минуты в виде чч:мм. Это разрешённое время суток, а не длительность: например, с 08:00 до 18:00 каждый день срока.</w:t>
+      </w:r>
+    </w:p>
+    <w:p>
+      <w:r>
+        <w:rPr>
+          <w:rFonts w:ascii="Times New Roman" w:hAnsi="Times New Roman" w:cs="Times New Roman" w:eastAsia="Times New Roman"/>
+          <w:b w:val="0"/>
+          <w:i w:val="0"/>
+          <w:color w:val="000000"/>
+          <w:sz w:val="28"/>
+        </w:rPr>
+        <w:t xml:space="preserve">Блок </w:t>
+      </w:r>
+      <w:r>
+        <w:rPr>
+          <w:rFonts w:ascii="Times New Roman" w:hAnsi="Times New Roman" w:cs="Times New Roman" w:eastAsia="Times New Roman"/>
+          <w:b/>
+          <w:i w:val="0"/>
+          <w:color w:val="000000"/>
+          <w:sz w:val="28"/>
+        </w:rPr>
+        <w:t>«Дополнительно»</w:t>
+      </w:r>
+      <w:r>
+        <w:rPr>
+          <w:rFonts w:ascii="Times New Roman" w:hAnsi="Times New Roman" w:cs="Times New Roman" w:eastAsia="Times New Roman"/>
+          <w:b w:val="0"/>
+          <w:i w:val="0"/>
+          <w:color w:val="000000"/>
+          <w:sz w:val="28"/>
+        </w:rPr>
+        <w:t xml:space="preserve"> (4) содержит два условия: </w:t>
+      </w:r>
+      <w:r>
+        <w:rPr>
+          <w:rFonts w:ascii="Times New Roman" w:hAnsi="Times New Roman" w:cs="Times New Roman" w:eastAsia="Times New Roman"/>
+          <w:b/>
+          <w:i w:val="0"/>
+          <w:color w:val="000000"/>
+          <w:sz w:val="28"/>
+        </w:rPr>
+        <w:t>«Доступ на крышу»</w:t>
+      </w:r>
+      <w:r>
+        <w:rPr>
+          <w:rFonts w:ascii="Times New Roman" w:hAnsi="Times New Roman" w:cs="Times New Roman" w:eastAsia="Times New Roman"/>
+          <w:b w:val="0"/>
+          <w:i w:val="0"/>
+          <w:color w:val="000000"/>
+          <w:sz w:val="28"/>
+        </w:rPr>
+        <w:t xml:space="preserve"> и </w:t>
+      </w:r>
+      <w:r>
+        <w:rPr>
+          <w:rFonts w:ascii="Times New Roman" w:hAnsi="Times New Roman" w:cs="Times New Roman" w:eastAsia="Times New Roman"/>
+          <w:b/>
+          <w:i w:val="0"/>
+          <w:color w:val="000000"/>
+          <w:sz w:val="28"/>
+        </w:rPr>
+        <w:t>«Бесплатная парковка»</w:t>
+      </w:r>
+      <w:r>
+        <w:rPr>
+          <w:rFonts w:ascii="Times New Roman" w:hAnsi="Times New Roman" w:cs="Times New Roman" w:eastAsia="Times New Roman"/>
+          <w:b w:val="0"/>
+          <w:i w:val="0"/>
+          <w:color w:val="000000"/>
+          <w:sz w:val="28"/>
+        </w:rPr>
+        <w:t>. Отмеченные, они попадают в заявку метками, и бюро пропусков видит их при рассмотрении.</w:t>
+      </w:r>
+    </w:p>
+    <w:p>
+      <w:r>
+        <w:rPr>
+          <w:rFonts w:ascii="Times New Roman" w:hAnsi="Times New Roman" w:cs="Times New Roman" w:eastAsia="Times New Roman"/>
+          <w:b w:val="0"/>
+          <w:i w:val="0"/>
+          <w:color w:val="000000"/>
+          <w:sz w:val="28"/>
+        </w:rPr>
+        <w:t xml:space="preserve">Кнопка </w:t>
+      </w:r>
+      <w:r>
+        <w:rPr>
+          <w:rFonts w:ascii="Times New Roman" w:hAnsi="Times New Roman" w:cs="Times New Roman" w:eastAsia="Times New Roman"/>
+          <w:b/>
+          <w:i w:val="0"/>
+          <w:color w:val="000000"/>
+          <w:sz w:val="28"/>
+        </w:rPr>
+        <w:t>«Быстрый выбор»</w:t>
+      </w:r>
+      <w:r>
+        <w:rPr>
+          <w:rFonts w:ascii="Times New Roman" w:hAnsi="Times New Roman" w:cs="Times New Roman" w:eastAsia="Times New Roman"/>
+          <w:b w:val="0"/>
+          <w:i w:val="0"/>
+          <w:color w:val="000000"/>
+          <w:sz w:val="28"/>
+        </w:rPr>
+        <w:t xml:space="preserve"> рядом с подписью «Дата действия» подставляет готовый срок.</w:t>
+      </w:r>
+    </w:p>
+    <w:p>
+      <w:pPr>
+        <w:keepNext/>
+        <w:spacing w:before="120" w:after="40"/>
+        <w:ind w:firstLine="0"/>
+        <w:jc w:val="center"/>
+      </w:pPr>
+      <w:r>
+        <w:drawing>
+          <wp:inline xmlns:a="http://schemas.openxmlformats.org/drawingml/2006/main" xmlns:pic="http://schemas.openxmlformats.org/drawingml/2006/picture">
+            <wp:extent cx="3480816" cy="2456688"/>
+            <wp:docPr id="30" name="Picture 30"/>
+            <wp:cNvGraphicFramePr>
+              <a:graphicFrameLocks noChangeAspect="1"/>
+            </wp:cNvGraphicFramePr>
+            <a:graphic>
+              <a:graphicData uri="http://schemas.openxmlformats.org/drawingml/2006/picture">
+                <pic:pic>
+                  <pic:nvPicPr>
+                    <pic:cNvPr id="0" name="createapp-quickdate.png"/>
+                    <pic:cNvPicPr/>
+                  </pic:nvPicPr>
+                  <pic:blipFill>
+                    <a:blip r:embed="rId40"/>
+                    <a:stretch>
+                      <a:fillRect/>
+                    </a:stretch>
+                  </pic:blipFill>
+                  <pic:spPr>
+                    <a:xfrm>
+                      <a:off x="0" y="0"/>
+                      <a:ext cx="3480816" cy="2456688"/>
+                    </a:xfrm>
+                    <a:prstGeom prst="rect"/>
+                  </pic:spPr>
+                </pic:pic>
+              </a:graphicData>
+            </a:graphic>
+          </wp:inline>
+        </w:drawing>
+      </w:r>
+    </w:p>
+    <w:p>
+      <w:pPr>
+        <w:keepNext w:val="0"/>
+        <w:spacing w:line="240" w:lineRule="auto" w:before="40" w:after="200"/>
+        <w:ind w:firstLine="0"/>
+        <w:jc w:val="center"/>
+      </w:pPr>
+      <w:r>
+        <w:rPr>
+          <w:rFonts w:ascii="Times New Roman" w:hAnsi="Times New Roman" w:cs="Times New Roman" w:eastAsia="Times New Roman"/>
+          <w:b w:val="0"/>
+          <w:i/>
+          <w:color w:val="000000"/>
+          <w:sz w:val="24"/>
+        </w:rPr>
+        <w:t>Рисунок 8.6 — Быстрый выбор срока</w:t>
+      </w:r>
+    </w:p>
+    <w:p>
+      <w:r>
+        <w:rPr>
+          <w:rFonts w:ascii="Times New Roman" w:hAnsi="Times New Roman" w:cs="Times New Roman" w:eastAsia="Times New Roman"/>
+          <w:b w:val="0"/>
+          <w:i w:val="0"/>
+          <w:color w:val="000000"/>
+          <w:sz w:val="28"/>
+        </w:rPr>
+        <w:t xml:space="preserve">В меню пять вариантов - </w:t>
+      </w:r>
+      <w:r>
+        <w:rPr>
+          <w:rFonts w:ascii="Times New Roman" w:hAnsi="Times New Roman" w:cs="Times New Roman" w:eastAsia="Times New Roman"/>
+          <w:b/>
+          <w:i w:val="0"/>
+          <w:color w:val="000000"/>
+          <w:sz w:val="28"/>
+        </w:rPr>
+        <w:t>«Сегодня»</w:t>
+      </w:r>
+      <w:r>
+        <w:rPr>
+          <w:rFonts w:ascii="Times New Roman" w:hAnsi="Times New Roman" w:cs="Times New Roman" w:eastAsia="Times New Roman"/>
+          <w:b w:val="0"/>
+          <w:i w:val="0"/>
+          <w:color w:val="000000"/>
+          <w:sz w:val="28"/>
+        </w:rPr>
+        <w:t xml:space="preserve">, </w:t>
+      </w:r>
+      <w:r>
+        <w:rPr>
+          <w:rFonts w:ascii="Times New Roman" w:hAnsi="Times New Roman" w:cs="Times New Roman" w:eastAsia="Times New Roman"/>
+          <w:b/>
+          <w:i w:val="0"/>
+          <w:color w:val="000000"/>
+          <w:sz w:val="28"/>
+        </w:rPr>
+        <w:t>«Завтра»</w:t>
+      </w:r>
+      <w:r>
+        <w:rPr>
+          <w:rFonts w:ascii="Times New Roman" w:hAnsi="Times New Roman" w:cs="Times New Roman" w:eastAsia="Times New Roman"/>
+          <w:b w:val="0"/>
+          <w:i w:val="0"/>
+          <w:color w:val="000000"/>
+          <w:sz w:val="28"/>
+        </w:rPr>
+        <w:t xml:space="preserve">, </w:t>
+      </w:r>
+      <w:r>
+        <w:rPr>
+          <w:rFonts w:ascii="Times New Roman" w:hAnsi="Times New Roman" w:cs="Times New Roman" w:eastAsia="Times New Roman"/>
+          <w:b/>
+          <w:i w:val="0"/>
+          <w:color w:val="000000"/>
+          <w:sz w:val="28"/>
+        </w:rPr>
+        <w:t>«Послезавтра»</w:t>
+      </w:r>
+      <w:r>
+        <w:rPr>
+          <w:rFonts w:ascii="Times New Roman" w:hAnsi="Times New Roman" w:cs="Times New Roman" w:eastAsia="Times New Roman"/>
+          <w:b w:val="0"/>
+          <w:i w:val="0"/>
+          <w:color w:val="000000"/>
+          <w:sz w:val="28"/>
+        </w:rPr>
+        <w:t xml:space="preserve">, </w:t>
+      </w:r>
+      <w:r>
+        <w:rPr>
+          <w:rFonts w:ascii="Times New Roman" w:hAnsi="Times New Roman" w:cs="Times New Roman" w:eastAsia="Times New Roman"/>
+          <w:b/>
+          <w:i w:val="0"/>
+          <w:color w:val="000000"/>
+          <w:sz w:val="28"/>
+        </w:rPr>
+        <w:t>«На &lt;текущий месяц&gt;»</w:t>
+      </w:r>
+      <w:r>
+        <w:rPr>
+          <w:rFonts w:ascii="Times New Roman" w:hAnsi="Times New Roman" w:cs="Times New Roman" w:eastAsia="Times New Roman"/>
+          <w:b w:val="0"/>
+          <w:i w:val="0"/>
+          <w:color w:val="000000"/>
+          <w:sz w:val="28"/>
+        </w:rPr>
+        <w:t xml:space="preserve"> и </w:t>
+      </w:r>
+      <w:r>
+        <w:rPr>
+          <w:rFonts w:ascii="Times New Roman" w:hAnsi="Times New Roman" w:cs="Times New Roman" w:eastAsia="Times New Roman"/>
+          <w:b/>
+          <w:i w:val="0"/>
+          <w:color w:val="000000"/>
+          <w:sz w:val="28"/>
+        </w:rPr>
+        <w:t>«На &lt;следующий месяц&gt;»</w:t>
+      </w:r>
+      <w:r>
+        <w:rPr>
+          <w:rFonts w:ascii="Times New Roman" w:hAnsi="Times New Roman" w:cs="Times New Roman" w:eastAsia="Times New Roman"/>
+          <w:b w:val="0"/>
+          <w:i w:val="0"/>
+          <w:color w:val="000000"/>
+          <w:sz w:val="28"/>
+        </w:rPr>
+        <w:t>, - и рядом с каждым показаны даты, которые он подставит.</w:t>
+      </w:r>
+    </w:p>
+    <w:p>
+      <w:r>
+        <w:rPr>
+          <w:rFonts w:ascii="Times New Roman" w:hAnsi="Times New Roman" w:cs="Times New Roman" w:eastAsia="Times New Roman"/>
+          <w:b w:val="0"/>
+          <w:i w:val="0"/>
+          <w:color w:val="000000"/>
+          <w:sz w:val="28"/>
+        </w:rPr>
+        <w:t>Задним числом заявку подать нельзя: прошедшие дни в календаре недоступны, а введённая руками прошедшая дата очищается, как только вы уходите из поля. Верхнего предела нет.</w:t>
+      </w:r>
+    </w:p>
+    <w:tbl>
+      <w:tblPr>
+        <w:tblW w:type="auto" w:w="0"/>
+        <w:tblLayout w:type="fixed"/>
+        <w:tblLook w:firstColumn="1" w:firstRow="1" w:lastColumn="0" w:lastRow="0" w:noHBand="0" w:noVBand="1" w:val="04A0"/>
+        <w:tblLayout w:type="fixed"/>
+      </w:tblPr>
+      <w:tblGrid>
+        <w:gridCol w:w="9356"/>
+      </w:tblGrid>
+      <w:tr>
+        <w:trPr>
+          <w:cantSplit w:val="true"/>
+        </w:trPr>
+        <w:tc>
+          <w:tcPr>
+            <w:tcW w:type="dxa" w:w="9354"/>
+            <w:shd w:val="clear" w:fill="EAF1F8"/>
+            <w:tcBorders>
+              <w:left w:val="single" w:sz="24" w:color="2C6FA6"/>
+              <w:top w:val="single" w:sz="4" w:color="EAF1F8"/>
+              <w:bottom w:val="single" w:sz="4" w:color="EAF1F8"/>
+              <w:right w:val="single" w:sz="4" w:color="EAF1F8"/>
+            </w:tcBorders>
+          </w:tcPr>
+          <w:p>
+            <w:pPr>
+              <w:spacing w:line="288" w:lineRule="auto" w:after="0"/>
+              <w:ind w:firstLine="0"/>
+            </w:pPr>
+            <w:r>
+              <w:rPr>
+                <w:rFonts w:ascii="Times New Roman" w:hAnsi="Times New Roman" w:cs="Times New Roman" w:eastAsia="Times New Roman"/>
+                <w:b/>
+                <w:i w:val="0"/>
+                <w:color w:val="2C6FA6"/>
+                <w:sz w:val="26"/>
+              </w:rPr>
+              <w:t xml:space="preserve">ПРИМЕЧАНИЕ. </w:t>
+            </w:r>
+            <w:r>
+              <w:rPr>
+                <w:rFonts w:ascii="Times New Roman" w:hAnsi="Times New Roman" w:cs="Times New Roman" w:eastAsia="Times New Roman"/>
+                <w:b w:val="0"/>
+                <w:i w:val="0"/>
+                <w:color w:val="000000"/>
+                <w:sz w:val="26"/>
+              </w:rPr>
+              <w:t>Под некоторыми полями вложения может стоять звёздочка обязательности, а могут появиться и поля, которых нет на рисунках. Состав полей каждого вида вложения настраивает бюро пропусков, поэтому набор на вашем экране бывает и короче, и длиннее.</w:t>
+            </w:r>
+          </w:p>
+        </w:tc>
+      </w:tr>
+    </w:tbl>
+    <w:p>
+      <w:pPr>
+        <w:spacing w:after="0" w:line="240" w:lineRule="auto"/>
+        <w:ind w:firstLine="0"/>
+      </w:pPr>
+      <w:r>
+        <w:rPr>
+          <w:rFonts w:ascii="Times New Roman" w:hAnsi="Times New Roman" w:cs="Times New Roman" w:eastAsia="Times New Roman"/>
+          <w:b w:val="0"/>
+          <w:i w:val="0"/>
+          <w:color w:val="000000"/>
+          <w:sz w:val="12"/>
+        </w:rPr>
+      </w:r>
+    </w:p>
+    <w:p>
+      <w:pPr>
+        <w:pStyle w:val="Heading2"/>
+        <w:ind w:firstLine="0"/>
+      </w:pPr>
+      <w:r>
+        <w:rPr>
+          <w:rFonts w:ascii="Times New Roman" w:hAnsi="Times New Roman" w:cs="Times New Roman" w:eastAsia="Times New Roman"/>
+          <w:b/>
+          <w:i w:val="0"/>
+          <w:color w:val="000000"/>
+          <w:sz w:val="28"/>
+        </w:rPr>
+        <w:t>8.6. Люди во вложении</w:t>
+      </w:r>
+    </w:p>
+    <w:p>
+      <w:r>
+        <w:rPr>
+          <w:rFonts w:ascii="Times New Roman" w:hAnsi="Times New Roman" w:cs="Times New Roman" w:eastAsia="Times New Roman"/>
+          <w:b w:val="0"/>
+          <w:i w:val="0"/>
+          <w:color w:val="000000"/>
+          <w:sz w:val="28"/>
+        </w:rPr>
+        <w:t xml:space="preserve">Форма </w:t>
+      </w:r>
+      <w:r>
+        <w:rPr>
+          <w:rFonts w:ascii="Times New Roman" w:hAnsi="Times New Roman" w:cs="Times New Roman" w:eastAsia="Times New Roman"/>
+          <w:b/>
+          <w:i w:val="0"/>
+          <w:color w:val="000000"/>
+          <w:sz w:val="28"/>
+        </w:rPr>
+        <w:t>«Новый сотрудник»</w:t>
+      </w:r>
+      <w:r>
+        <w:rPr>
+          <w:rFonts w:ascii="Times New Roman" w:hAnsi="Times New Roman" w:cs="Times New Roman" w:eastAsia="Times New Roman"/>
+          <w:b w:val="0"/>
+          <w:i w:val="0"/>
+          <w:color w:val="000000"/>
+          <w:sz w:val="28"/>
+        </w:rPr>
+        <w:t xml:space="preserve"> открывается вместе с бланком вида «Сотрудники».</w:t>
+      </w:r>
+    </w:p>
+    <w:p>
+      <w:pPr>
+        <w:keepNext/>
+        <w:spacing w:before="120" w:after="40"/>
+        <w:ind w:firstLine="0"/>
+        <w:jc w:val="center"/>
+      </w:pPr>
+      <w:r>
+        <w:drawing>
+          <wp:inline xmlns:a="http://schemas.openxmlformats.org/drawingml/2006/main" xmlns:pic="http://schemas.openxmlformats.org/drawingml/2006/picture">
+            <wp:extent cx="4937760" cy="3986784"/>
+            <wp:docPr id="31" name="Picture 31"/>
+            <wp:cNvGraphicFramePr>
+              <a:graphicFrameLocks noChangeAspect="1"/>
+            </wp:cNvGraphicFramePr>
+            <a:graphic>
+              <a:graphicData uri="http://schemas.openxmlformats.org/drawingml/2006/picture">
+                <pic:pic>
+                  <pic:nvPicPr>
+                    <pic:cNvPr id="0" name="createapp-employee-form.png"/>
+                    <pic:cNvPicPr/>
+                  </pic:nvPicPr>
+                  <pic:blipFill>
+                    <a:blip r:embed="rId41"/>
+                    <a:stretch>
+                      <a:fillRect/>
+                    </a:stretch>
+                  </pic:blipFill>
+                  <pic:spPr>
+                    <a:xfrm>
+                      <a:off x="0" y="0"/>
+                      <a:ext cx="4937760" cy="3986784"/>
+                    </a:xfrm>
+                    <a:prstGeom prst="rect"/>
+                  </pic:spPr>
+                </pic:pic>
+              </a:graphicData>
+            </a:graphic>
+          </wp:inline>
+        </w:drawing>
+      </w:r>
+    </w:p>
+    <w:p>
+      <w:pPr>
+        <w:keepNext w:val="0"/>
+        <w:spacing w:line="240" w:lineRule="auto" w:before="40" w:after="200"/>
+        <w:ind w:firstLine="0"/>
+        <w:jc w:val="center"/>
+      </w:pPr>
+      <w:r>
+        <w:rPr>
+          <w:rFonts w:ascii="Times New Roman" w:hAnsi="Times New Roman" w:cs="Times New Roman" w:eastAsia="Times New Roman"/>
+          <w:b w:val="0"/>
+          <w:i/>
+          <w:color w:val="000000"/>
+          <w:sz w:val="24"/>
+        </w:rPr>
+        <w:t>Рисунок 8.7 — Форма сотрудника в заявке</w:t>
+      </w:r>
+    </w:p>
+    <w:p>
+      <w:pPr>
+        <w:keepNext/>
+        <w:spacing w:line="240" w:lineRule="auto" w:before="160" w:after="80"/>
+        <w:ind w:firstLine="0"/>
+        <w:jc w:val="left"/>
+      </w:pPr>
+      <w:r>
+        <w:rPr>
+          <w:rFonts w:ascii="Times New Roman" w:hAnsi="Times New Roman" w:cs="Times New Roman" w:eastAsia="Times New Roman"/>
+          <w:b w:val="0"/>
+          <w:i/>
+          <w:color w:val="000000"/>
+          <w:sz w:val="24"/>
+        </w:rPr>
+        <w:t>Таблица 8.2 — Поля сотрудника в заявке</w:t>
+      </w:r>
+    </w:p>
+    <w:tbl>
+      <w:tblPr>
+        <w:tblStyle w:val="TableGrid"/>
+        <w:tblW w:type="auto" w:w="0"/>
+        <w:jc w:val="center"/>
+        <w:tblLayout w:type="fixed"/>
+        <w:tblLook w:firstColumn="1" w:firstRow="1" w:lastColumn="0" w:lastRow="0" w:noHBand="0" w:noVBand="1" w:val="04A0"/>
+        <w:tblLayout w:type="fixed"/>
+      </w:tblPr>
+      <w:tblGrid>
+        <w:gridCol w:w="1916"/>
+        <w:gridCol w:w="1984"/>
+        <w:gridCol w:w="5455"/>
+      </w:tblGrid>
+      <w:tr>
+        <w:trPr>
+          <w:tblHeader w:val="true"/>
+          <w:cantSplit w:val="true"/>
+        </w:trPr>
+        <w:tc>
+          <w:tcPr>
+            <w:tcW w:type="dxa" w:w="1915"/>
+            <w:shd w:val="clear" w:fill="E8E8E8"/>
+          </w:tcPr>
+          <w:p>
+            <w:pPr>
+              <w:keepNext/>
+              <w:spacing w:line="240" w:lineRule="auto" w:after="0"/>
+              <w:ind w:firstLine="0"/>
+              <w:jc w:val="left"/>
+            </w:pPr>
+            <w:r>
+              <w:rPr>
+                <w:rFonts w:ascii="Times New Roman" w:hAnsi="Times New Roman" w:cs="Times New Roman" w:eastAsia="Times New Roman"/>
+                <w:b/>
+                <w:i w:val="0"/>
+                <w:color w:val="000000"/>
+                <w:sz w:val="24"/>
+              </w:rPr>
+              <w:t>Поле</w:t>
+            </w:r>
+          </w:p>
+        </w:tc>
+        <w:tc>
+          <w:tcPr>
+            <w:tcW w:type="dxa" w:w="1984"/>
+            <w:shd w:val="clear" w:fill="E8E8E8"/>
+          </w:tcPr>
+          <w:p>
+            <w:pPr>
+              <w:keepNext/>
+              <w:spacing w:line="240" w:lineRule="auto" w:after="0"/>
+              <w:ind w:firstLine="0"/>
+              <w:jc w:val="left"/>
+            </w:pPr>
+            <w:r>
+              <w:rPr>
+                <w:rFonts w:ascii="Times New Roman" w:hAnsi="Times New Roman" w:cs="Times New Roman" w:eastAsia="Times New Roman"/>
+                <w:b/>
+                <w:i w:val="0"/>
+                <w:color w:val="000000"/>
+                <w:sz w:val="24"/>
+              </w:rPr>
+              <w:t>Обязательное</w:t>
+            </w:r>
+          </w:p>
+        </w:tc>
+        <w:tc>
+          <w:tcPr>
+            <w:tcW w:type="dxa" w:w="5455"/>
+            <w:shd w:val="clear" w:fill="E8E8E8"/>
+          </w:tcPr>
+          <w:p>
+            <w:pPr>
+              <w:keepNext/>
+              <w:spacing w:line="240" w:lineRule="auto" w:after="0"/>
+              <w:ind w:firstLine="0"/>
+              <w:jc w:val="left"/>
+            </w:pPr>
+            <w:r>
+              <w:rPr>
+                <w:rFonts w:ascii="Times New Roman" w:hAnsi="Times New Roman" w:cs="Times New Roman" w:eastAsia="Times New Roman"/>
+                <w:b/>
+                <w:i w:val="0"/>
+                <w:color w:val="000000"/>
+                <w:sz w:val="24"/>
+              </w:rPr>
+              <w:t>Что вводится</w:t>
+            </w:r>
+          </w:p>
+        </w:tc>
+      </w:tr>
+      <w:tr>
+        <w:trPr>
+          <w:cantSplit w:val="true"/>
+        </w:trPr>
+        <w:tc>
+          <w:tcPr>
+            <w:tcW w:type="dxa" w:w="1915"/>
+          </w:tcPr>
+          <w:p>
+            <w:pPr>
+              <w:spacing w:line="240" w:lineRule="auto" w:after="0"/>
+              <w:ind w:firstLine="0"/>
+              <w:jc w:val="left"/>
+            </w:pPr>
+            <w:r>
+              <w:rPr>
+                <w:rFonts w:ascii="Times New Roman" w:hAnsi="Times New Roman" w:cs="Times New Roman" w:eastAsia="Times New Roman"/>
+                <w:b w:val="0"/>
+                <w:i w:val="0"/>
+                <w:color w:val="000000"/>
+                <w:sz w:val="24"/>
+              </w:rPr>
+              <w:t>Гражданство (1)</w:t>
+            </w:r>
+          </w:p>
+        </w:tc>
+        <w:tc>
+          <w:tcPr>
+            <w:tcW w:type="dxa" w:w="1984"/>
+          </w:tcPr>
+          <w:p>
+            <w:pPr>
+              <w:spacing w:line="240" w:lineRule="auto" w:after="0"/>
+              <w:ind w:firstLine="0"/>
+              <w:jc w:val="left"/>
+            </w:pPr>
+            <w:r>
+              <w:rPr>
+                <w:rFonts w:ascii="Times New Roman" w:hAnsi="Times New Roman" w:cs="Times New Roman" w:eastAsia="Times New Roman"/>
+                <w:b w:val="0"/>
+                <w:i w:val="0"/>
+                <w:color w:val="000000"/>
+                <w:sz w:val="24"/>
+              </w:rPr>
+              <w:t>да</w:t>
+            </w:r>
+          </w:p>
+        </w:tc>
+        <w:tc>
+          <w:tcPr>
+            <w:tcW w:type="dxa" w:w="5455"/>
+          </w:tcPr>
+          <w:p>
+            <w:pPr>
+              <w:spacing w:line="240" w:lineRule="auto" w:after="0"/>
+              <w:ind w:firstLine="0"/>
+              <w:jc w:val="left"/>
+            </w:pPr>
+            <w:r>
+              <w:rPr>
+                <w:rFonts w:ascii="Times New Roman" w:hAnsi="Times New Roman" w:cs="Times New Roman" w:eastAsia="Times New Roman"/>
+                <w:b w:val="0"/>
+                <w:i w:val="0"/>
+                <w:color w:val="000000"/>
+                <w:sz w:val="24"/>
+              </w:rPr>
+              <w:t>Выбор из справочника. От гражданства зависит, потребуется ли разрешительный документ</w:t>
+            </w:r>
+          </w:p>
+        </w:tc>
+      </w:tr>
+      <w:tr>
+        <w:trPr>
+          <w:cantSplit w:val="true"/>
+        </w:trPr>
+        <w:tc>
+          <w:tcPr>
+            <w:tcW w:type="dxa" w:w="1915"/>
+          </w:tcPr>
+          <w:p>
+            <w:pPr>
+              <w:spacing w:line="240" w:lineRule="auto" w:after="0"/>
+              <w:ind w:firstLine="0"/>
+              <w:jc w:val="left"/>
+            </w:pPr>
+            <w:r>
+              <w:rPr>
+                <w:rFonts w:ascii="Times New Roman" w:hAnsi="Times New Roman" w:cs="Times New Roman" w:eastAsia="Times New Roman"/>
+                <w:b w:val="0"/>
+                <w:i w:val="0"/>
+                <w:color w:val="000000"/>
+                <w:sz w:val="24"/>
+              </w:rPr>
+              <w:t>Фамилия (2)</w:t>
+            </w:r>
+          </w:p>
+        </w:tc>
+        <w:tc>
+          <w:tcPr>
+            <w:tcW w:type="dxa" w:w="1984"/>
+          </w:tcPr>
+          <w:p>
+            <w:pPr>
+              <w:spacing w:line="240" w:lineRule="auto" w:after="0"/>
+              <w:ind w:firstLine="0"/>
+              <w:jc w:val="left"/>
+            </w:pPr>
+            <w:r>
+              <w:rPr>
+                <w:rFonts w:ascii="Times New Roman" w:hAnsi="Times New Roman" w:cs="Times New Roman" w:eastAsia="Times New Roman"/>
+                <w:b w:val="0"/>
+                <w:i w:val="0"/>
+                <w:color w:val="000000"/>
+                <w:sz w:val="24"/>
+              </w:rPr>
+              <w:t>да</w:t>
+            </w:r>
+          </w:p>
+        </w:tc>
+        <w:tc>
+          <w:tcPr>
+            <w:tcW w:type="dxa" w:w="5455"/>
+          </w:tcPr>
+          <w:p>
+            <w:pPr>
+              <w:spacing w:line="240" w:lineRule="auto" w:after="0"/>
+              <w:ind w:firstLine="0"/>
+              <w:jc w:val="left"/>
+            </w:pPr>
+            <w:r>
+              <w:rPr>
+                <w:rFonts w:ascii="Times New Roman" w:hAnsi="Times New Roman" w:cs="Times New Roman" w:eastAsia="Times New Roman"/>
+                <w:b w:val="0"/>
+                <w:i w:val="0"/>
+                <w:color w:val="000000"/>
+                <w:sz w:val="24"/>
+              </w:rPr>
+              <w:t>Как в документе, удостоверяющем личность. Первая буква приводится к заглавной, когда вы уходите из поля</w:t>
+            </w:r>
+          </w:p>
+        </w:tc>
+      </w:tr>
+      <w:tr>
+        <w:trPr>
+          <w:cantSplit w:val="true"/>
+        </w:trPr>
+        <w:tc>
+          <w:tcPr>
+            <w:tcW w:type="dxa" w:w="1915"/>
+          </w:tcPr>
+          <w:p>
+            <w:pPr>
+              <w:spacing w:line="240" w:lineRule="auto" w:after="0"/>
+              <w:ind w:firstLine="0"/>
+              <w:jc w:val="left"/>
+            </w:pPr>
+            <w:r>
+              <w:rPr>
+                <w:rFonts w:ascii="Times New Roman" w:hAnsi="Times New Roman" w:cs="Times New Roman" w:eastAsia="Times New Roman"/>
+                <w:b w:val="0"/>
+                <w:i w:val="0"/>
+                <w:color w:val="000000"/>
+                <w:sz w:val="24"/>
+              </w:rPr>
+              <w:t>Имя (3)</w:t>
+            </w:r>
+          </w:p>
+        </w:tc>
+        <w:tc>
+          <w:tcPr>
+            <w:tcW w:type="dxa" w:w="1984"/>
+          </w:tcPr>
+          <w:p>
+            <w:pPr>
+              <w:spacing w:line="240" w:lineRule="auto" w:after="0"/>
+              <w:ind w:firstLine="0"/>
+              <w:jc w:val="left"/>
+            </w:pPr>
+            <w:r>
+              <w:rPr>
+                <w:rFonts w:ascii="Times New Roman" w:hAnsi="Times New Roman" w:cs="Times New Roman" w:eastAsia="Times New Roman"/>
+                <w:b w:val="0"/>
+                <w:i w:val="0"/>
+                <w:color w:val="000000"/>
+                <w:sz w:val="24"/>
+              </w:rPr>
+              <w:t>да</w:t>
+            </w:r>
+          </w:p>
+        </w:tc>
+        <w:tc>
+          <w:tcPr>
+            <w:tcW w:type="dxa" w:w="5455"/>
+          </w:tcPr>
+          <w:p>
+            <w:pPr>
+              <w:spacing w:line="240" w:lineRule="auto" w:after="0"/>
+              <w:ind w:firstLine="0"/>
+              <w:jc w:val="left"/>
+            </w:pPr>
+            <w:r>
+              <w:rPr>
+                <w:rFonts w:ascii="Times New Roman" w:hAnsi="Times New Roman" w:cs="Times New Roman" w:eastAsia="Times New Roman"/>
+                <w:b w:val="0"/>
+                <w:i w:val="0"/>
+                <w:color w:val="000000"/>
+                <w:sz w:val="24"/>
+              </w:rPr>
+              <w:t>Как в документе</w:t>
+            </w:r>
+          </w:p>
+        </w:tc>
+      </w:tr>
+      <w:tr>
+        <w:trPr>
+          <w:cantSplit w:val="true"/>
+        </w:trPr>
+        <w:tc>
+          <w:tcPr>
+            <w:tcW w:type="dxa" w:w="1915"/>
+          </w:tcPr>
+          <w:p>
+            <w:pPr>
+              <w:spacing w:line="240" w:lineRule="auto" w:after="0"/>
+              <w:ind w:firstLine="0"/>
+              <w:jc w:val="left"/>
+            </w:pPr>
+            <w:r>
+              <w:rPr>
+                <w:rFonts w:ascii="Times New Roman" w:hAnsi="Times New Roman" w:cs="Times New Roman" w:eastAsia="Times New Roman"/>
+                <w:b w:val="0"/>
+                <w:i w:val="0"/>
+                <w:color w:val="000000"/>
+                <w:sz w:val="24"/>
+              </w:rPr>
+              <w:t>Отчество</w:t>
+            </w:r>
+          </w:p>
+        </w:tc>
+        <w:tc>
+          <w:tcPr>
+            <w:tcW w:type="dxa" w:w="1984"/>
+          </w:tcPr>
+          <w:p>
+            <w:pPr>
+              <w:spacing w:line="240" w:lineRule="auto" w:after="0"/>
+              <w:ind w:firstLine="0"/>
+              <w:jc w:val="left"/>
+            </w:pPr>
+            <w:r>
+              <w:rPr>
+                <w:rFonts w:ascii="Times New Roman" w:hAnsi="Times New Roman" w:cs="Times New Roman" w:eastAsia="Times New Roman"/>
+                <w:b w:val="0"/>
+                <w:i w:val="0"/>
+                <w:color w:val="000000"/>
+                <w:sz w:val="24"/>
+              </w:rPr>
+              <w:t>нет</w:t>
+            </w:r>
+          </w:p>
+        </w:tc>
+        <w:tc>
+          <w:tcPr>
+            <w:tcW w:type="dxa" w:w="5455"/>
+          </w:tcPr>
+          <w:p>
+            <w:pPr>
+              <w:spacing w:line="240" w:lineRule="auto" w:after="0"/>
+              <w:ind w:firstLine="0"/>
+              <w:jc w:val="left"/>
+            </w:pPr>
+            <w:r>
+              <w:rPr>
+                <w:rFonts w:ascii="Times New Roman" w:hAnsi="Times New Roman" w:cs="Times New Roman" w:eastAsia="Times New Roman"/>
+                <w:b w:val="0"/>
+                <w:i w:val="0"/>
+                <w:color w:val="000000"/>
+                <w:sz w:val="24"/>
+              </w:rPr>
+              <w:t>Если его нет в документе, поле остаётся пустым</w:t>
+            </w:r>
+          </w:p>
+        </w:tc>
+      </w:tr>
+      <w:tr>
+        <w:trPr>
+          <w:cantSplit w:val="true"/>
+        </w:trPr>
+        <w:tc>
+          <w:tcPr>
+            <w:tcW w:type="dxa" w:w="1915"/>
+          </w:tcPr>
+          <w:p>
+            <w:pPr>
+              <w:spacing w:line="240" w:lineRule="auto" w:after="0"/>
+              <w:ind w:firstLine="0"/>
+              <w:jc w:val="left"/>
+            </w:pPr>
+            <w:r>
+              <w:rPr>
+                <w:rFonts w:ascii="Times New Roman" w:hAnsi="Times New Roman" w:cs="Times New Roman" w:eastAsia="Times New Roman"/>
+                <w:b w:val="0"/>
+                <w:i w:val="0"/>
+                <w:color w:val="000000"/>
+                <w:sz w:val="24"/>
+              </w:rPr>
+              <w:t>Должность (4)</w:t>
+            </w:r>
+          </w:p>
+        </w:tc>
+        <w:tc>
+          <w:tcPr>
+            <w:tcW w:type="dxa" w:w="1984"/>
+          </w:tcPr>
+          <w:p>
+            <w:pPr>
+              <w:spacing w:line="240" w:lineRule="auto" w:after="0"/>
+              <w:ind w:firstLine="0"/>
+              <w:jc w:val="left"/>
+            </w:pPr>
+            <w:r>
+              <w:rPr>
+                <w:rFonts w:ascii="Times New Roman" w:hAnsi="Times New Roman" w:cs="Times New Roman" w:eastAsia="Times New Roman"/>
+                <w:b w:val="0"/>
+                <w:i w:val="0"/>
+                <w:color w:val="000000"/>
+                <w:sz w:val="24"/>
+              </w:rPr>
+              <w:t>да</w:t>
+            </w:r>
+          </w:p>
+        </w:tc>
+        <w:tc>
+          <w:tcPr>
+            <w:tcW w:type="dxa" w:w="5455"/>
+          </w:tcPr>
+          <w:p>
+            <w:pPr>
+              <w:spacing w:line="240" w:lineRule="auto" w:after="0"/>
+              <w:ind w:firstLine="0"/>
+              <w:jc w:val="left"/>
+            </w:pPr>
+            <w:r>
+              <w:rPr>
+                <w:rFonts w:ascii="Times New Roman" w:hAnsi="Times New Roman" w:cs="Times New Roman" w:eastAsia="Times New Roman"/>
+                <w:b w:val="0"/>
+                <w:i w:val="0"/>
+                <w:color w:val="000000"/>
+                <w:sz w:val="24"/>
+              </w:rPr>
+              <w:t>Должность у вас, а не в системе</w:t>
+            </w:r>
+          </w:p>
+        </w:tc>
+      </w:tr>
+      <w:tr>
+        <w:trPr>
+          <w:cantSplit w:val="true"/>
+        </w:trPr>
+        <w:tc>
+          <w:tcPr>
+            <w:tcW w:type="dxa" w:w="1915"/>
+          </w:tcPr>
+          <w:p>
+            <w:pPr>
+              <w:spacing w:line="240" w:lineRule="auto" w:after="0"/>
+              <w:ind w:firstLine="0"/>
+              <w:jc w:val="left"/>
+            </w:pPr>
+            <w:r>
+              <w:rPr>
+                <w:rFonts w:ascii="Times New Roman" w:hAnsi="Times New Roman" w:cs="Times New Roman" w:eastAsia="Times New Roman"/>
+                <w:b w:val="0"/>
+                <w:i w:val="0"/>
+                <w:color w:val="000000"/>
+                <w:sz w:val="24"/>
+              </w:rPr>
+              <w:t>Паспортные данные (5)</w:t>
+            </w:r>
+          </w:p>
+        </w:tc>
+        <w:tc>
+          <w:tcPr>
+            <w:tcW w:type="dxa" w:w="1984"/>
+          </w:tcPr>
+          <w:p>
+            <w:pPr>
+              <w:spacing w:line="240" w:lineRule="auto" w:after="0"/>
+              <w:ind w:firstLine="0"/>
+              <w:jc w:val="left"/>
+            </w:pPr>
+            <w:r>
+              <w:rPr>
+                <w:rFonts w:ascii="Times New Roman" w:hAnsi="Times New Roman" w:cs="Times New Roman" w:eastAsia="Times New Roman"/>
+                <w:b w:val="0"/>
+                <w:i w:val="0"/>
+                <w:color w:val="000000"/>
+                <w:sz w:val="24"/>
+              </w:rPr>
+              <w:t>да</w:t>
+            </w:r>
+          </w:p>
+        </w:tc>
+        <w:tc>
+          <w:tcPr>
+            <w:tcW w:type="dxa" w:w="5455"/>
+          </w:tcPr>
+          <w:p>
+            <w:pPr>
+              <w:spacing w:line="240" w:lineRule="auto" w:after="0"/>
+              <w:ind w:firstLine="0"/>
+              <w:jc w:val="left"/>
+            </w:pPr>
+            <w:r>
+              <w:rPr>
+                <w:rFonts w:ascii="Times New Roman" w:hAnsi="Times New Roman" w:cs="Times New Roman" w:eastAsia="Times New Roman"/>
+                <w:b w:val="0"/>
+                <w:i w:val="0"/>
+                <w:color w:val="000000"/>
+                <w:sz w:val="24"/>
+              </w:rPr>
+              <w:t>Серия и номер</w:t>
+            </w:r>
+          </w:p>
+        </w:tc>
+      </w:tr>
+      <w:tr>
+        <w:trPr>
+          <w:cantSplit w:val="true"/>
+        </w:trPr>
+        <w:tc>
+          <w:tcPr>
+            <w:tcW w:type="dxa" w:w="1915"/>
+          </w:tcPr>
+          <w:p>
+            <w:pPr>
+              <w:spacing w:line="240" w:lineRule="auto" w:after="0"/>
+              <w:ind w:firstLine="0"/>
+              <w:jc w:val="left"/>
+            </w:pPr>
+            <w:r>
+              <w:rPr>
+                <w:rFonts w:ascii="Times New Roman" w:hAnsi="Times New Roman" w:cs="Times New Roman" w:eastAsia="Times New Roman"/>
+                <w:b w:val="0"/>
+                <w:i w:val="0"/>
+                <w:color w:val="000000"/>
+                <w:sz w:val="24"/>
+              </w:rPr>
+              <w:t>Номер патента</w:t>
+            </w:r>
+          </w:p>
+        </w:tc>
+        <w:tc>
+          <w:tcPr>
+            <w:tcW w:type="dxa" w:w="1984"/>
+          </w:tcPr>
+          <w:p>
+            <w:pPr>
+              <w:spacing w:line="240" w:lineRule="auto" w:after="0"/>
+              <w:ind w:firstLine="0"/>
+              <w:jc w:val="left"/>
+            </w:pPr>
+            <w:r>
+              <w:rPr>
+                <w:rFonts w:ascii="Times New Roman" w:hAnsi="Times New Roman" w:cs="Times New Roman" w:eastAsia="Times New Roman"/>
+                <w:b w:val="0"/>
+                <w:i w:val="0"/>
+                <w:color w:val="000000"/>
+                <w:sz w:val="24"/>
+              </w:rPr>
+              <w:t>зависит от гражданства</w:t>
+            </w:r>
+          </w:p>
+        </w:tc>
+        <w:tc>
+          <w:tcPr>
+            <w:tcW w:type="dxa" w:w="5455"/>
+          </w:tcPr>
+          <w:p>
+            <w:pPr>
+              <w:spacing w:line="240" w:lineRule="auto" w:after="0"/>
+              <w:ind w:firstLine="0"/>
+              <w:jc w:val="left"/>
+            </w:pPr>
+            <w:r>
+              <w:rPr>
+                <w:rFonts w:ascii="Times New Roman" w:hAnsi="Times New Roman" w:cs="Times New Roman" w:eastAsia="Times New Roman"/>
+                <w:b w:val="0"/>
+                <w:i w:val="0"/>
+                <w:color w:val="000000"/>
+                <w:sz w:val="24"/>
+              </w:rPr>
+              <w:t>Заполняется, если работа требует патента</w:t>
+            </w:r>
+          </w:p>
+        </w:tc>
+      </w:tr>
+      <w:tr>
+        <w:trPr>
+          <w:cantSplit w:val="true"/>
+        </w:trPr>
+        <w:tc>
+          <w:tcPr>
+            <w:tcW w:type="dxa" w:w="1915"/>
+          </w:tcPr>
+          <w:p>
+            <w:pPr>
+              <w:spacing w:line="240" w:lineRule="auto" w:after="0"/>
+              <w:ind w:firstLine="0"/>
+              <w:jc w:val="left"/>
+            </w:pPr>
+            <w:r>
+              <w:rPr>
+                <w:rFonts w:ascii="Times New Roman" w:hAnsi="Times New Roman" w:cs="Times New Roman" w:eastAsia="Times New Roman"/>
+                <w:b w:val="0"/>
+                <w:i w:val="0"/>
+                <w:color w:val="000000"/>
+                <w:sz w:val="24"/>
+              </w:rPr>
+              <w:t>Иное разрешение на работы</w:t>
+            </w:r>
+          </w:p>
+        </w:tc>
+        <w:tc>
+          <w:tcPr>
+            <w:tcW w:type="dxa" w:w="1984"/>
+          </w:tcPr>
+          <w:p>
+            <w:pPr>
+              <w:spacing w:line="240" w:lineRule="auto" w:after="0"/>
+              <w:ind w:firstLine="0"/>
+              <w:jc w:val="left"/>
+            </w:pPr>
+            <w:r>
+              <w:rPr>
+                <w:rFonts w:ascii="Times New Roman" w:hAnsi="Times New Roman" w:cs="Times New Roman" w:eastAsia="Times New Roman"/>
+                <w:b w:val="0"/>
+                <w:i w:val="0"/>
+                <w:color w:val="000000"/>
+                <w:sz w:val="24"/>
+              </w:rPr>
+              <w:t>зависит от гражданства</w:t>
+            </w:r>
+          </w:p>
+        </w:tc>
+        <w:tc>
+          <w:tcPr>
+            <w:tcW w:type="dxa" w:w="5455"/>
+          </w:tcPr>
+          <w:p>
+            <w:pPr>
+              <w:spacing w:line="240" w:lineRule="auto" w:after="0"/>
+              <w:ind w:firstLine="0"/>
+              <w:jc w:val="left"/>
+            </w:pPr>
+            <w:r>
+              <w:rPr>
+                <w:rFonts w:ascii="Times New Roman" w:hAnsi="Times New Roman" w:cs="Times New Roman" w:eastAsia="Times New Roman"/>
+                <w:b w:val="0"/>
+                <w:i w:val="0"/>
+                <w:color w:val="000000"/>
+                <w:sz w:val="24"/>
+              </w:rPr>
+              <w:t>Выбор документа вместо патента</w:t>
+            </w:r>
+          </w:p>
+        </w:tc>
+      </w:tr>
+      <w:tr>
+        <w:trPr>
+          <w:cantSplit w:val="true"/>
+        </w:trPr>
+        <w:tc>
+          <w:tcPr>
+            <w:tcW w:type="dxa" w:w="1915"/>
+          </w:tcPr>
+          <w:p>
+            <w:pPr>
+              <w:spacing w:line="240" w:lineRule="auto" w:after="0"/>
+              <w:ind w:firstLine="0"/>
+              <w:jc w:val="left"/>
+            </w:pPr>
+            <w:r>
+              <w:rPr>
+                <w:rFonts w:ascii="Times New Roman" w:hAnsi="Times New Roman" w:cs="Times New Roman" w:eastAsia="Times New Roman"/>
+                <w:b w:val="0"/>
+                <w:i w:val="0"/>
+                <w:color w:val="000000"/>
+                <w:sz w:val="24"/>
+              </w:rPr>
+              <w:t>Места прохода (целевые таблицы) (6)</w:t>
+            </w:r>
+          </w:p>
+        </w:tc>
+        <w:tc>
+          <w:tcPr>
+            <w:tcW w:type="dxa" w:w="1984"/>
+          </w:tcPr>
+          <w:p>
+            <w:pPr>
+              <w:spacing w:line="240" w:lineRule="auto" w:after="0"/>
+              <w:ind w:firstLine="0"/>
+              <w:jc w:val="left"/>
+            </w:pPr>
+            <w:r>
+              <w:rPr>
+                <w:rFonts w:ascii="Times New Roman" w:hAnsi="Times New Roman" w:cs="Times New Roman" w:eastAsia="Times New Roman"/>
+                <w:b w:val="0"/>
+                <w:i w:val="0"/>
+                <w:color w:val="000000"/>
+                <w:sz w:val="24"/>
+              </w:rPr>
+              <w:t>да</w:t>
+            </w:r>
+          </w:p>
+        </w:tc>
+        <w:tc>
+          <w:tcPr>
+            <w:tcW w:type="dxa" w:w="5455"/>
+          </w:tcPr>
+          <w:p>
+            <w:pPr>
+              <w:spacing w:line="240" w:lineRule="auto" w:after="0"/>
+              <w:ind w:firstLine="0"/>
+              <w:jc w:val="left"/>
+            </w:pPr>
+            <w:r>
+              <w:rPr>
+                <w:rFonts w:ascii="Times New Roman" w:hAnsi="Times New Roman" w:cs="Times New Roman" w:eastAsia="Times New Roman"/>
+                <w:b w:val="0"/>
+                <w:i w:val="0"/>
+                <w:color w:val="000000"/>
+                <w:sz w:val="24"/>
+              </w:rPr>
+              <w:t>Посты, через которые человек будет ходить</w:t>
+            </w:r>
+          </w:p>
+        </w:tc>
+      </w:tr>
+    </w:tbl>
+    <w:p>
+      <w:pPr>
+        <w:spacing w:after="0" w:line="240" w:lineRule="auto"/>
+        <w:ind w:firstLine="0"/>
+      </w:pPr>
+      <w:r>
+        <w:rPr>
+          <w:rFonts w:ascii="Times New Roman" w:hAnsi="Times New Roman" w:cs="Times New Roman" w:eastAsia="Times New Roman"/>
+          <w:b w:val="0"/>
+          <w:i w:val="0"/>
+          <w:color w:val="000000"/>
+          <w:sz w:val="12"/>
+        </w:rPr>
+      </w:r>
+    </w:p>
+    <w:p>
+      <w:r>
+        <w:rPr>
+          <w:rFonts w:ascii="Times New Roman" w:hAnsi="Times New Roman" w:cs="Times New Roman" w:eastAsia="Times New Roman"/>
+          <w:b w:val="0"/>
+          <w:i w:val="0"/>
+          <w:color w:val="000000"/>
+          <w:sz w:val="28"/>
+        </w:rPr>
+        <w:t xml:space="preserve">Заполните поля и нажмите </w:t>
+      </w:r>
+      <w:r>
+        <w:rPr>
+          <w:rFonts w:ascii="Times New Roman" w:hAnsi="Times New Roman" w:cs="Times New Roman" w:eastAsia="Times New Roman"/>
+          <w:b/>
+          <w:i w:val="0"/>
+          <w:color w:val="000000"/>
+          <w:sz w:val="28"/>
+        </w:rPr>
+        <w:t>«Добавить»</w:t>
+      </w:r>
+      <w:r>
+        <w:rPr>
+          <w:rFonts w:ascii="Times New Roman" w:hAnsi="Times New Roman" w:cs="Times New Roman" w:eastAsia="Times New Roman"/>
+          <w:b w:val="0"/>
+          <w:i w:val="0"/>
+          <w:color w:val="000000"/>
+          <w:sz w:val="28"/>
+        </w:rPr>
+        <w:t xml:space="preserve"> (7).</w:t>
+      </w:r>
+    </w:p>
+    <w:p>
+      <w:r>
+        <w:rPr>
+          <w:rFonts w:ascii="Times New Roman" w:hAnsi="Times New Roman" w:cs="Times New Roman" w:eastAsia="Times New Roman"/>
+          <w:b w:val="0"/>
+          <w:i w:val="0"/>
+          <w:color w:val="000000"/>
+          <w:sz w:val="28"/>
+        </w:rPr>
+        <w:t>Ожидаемый результат: человек появляется в списке справа, форма очищается и остаётся открытой - следующего вводят сразу.</w:t>
+      </w:r>
+    </w:p>
+    <w:p>
+      <w:r>
+        <w:rPr>
+          <w:rFonts w:ascii="Times New Roman" w:hAnsi="Times New Roman" w:cs="Times New Roman" w:eastAsia="Times New Roman"/>
+          <w:b w:val="0"/>
+          <w:i w:val="0"/>
+          <w:color w:val="000000"/>
+          <w:sz w:val="28"/>
+        </w:rPr>
+        <w:t xml:space="preserve">Патент и иное разрешение исключают друг друга: заполнить можно только одно. При гражданстве, которому разрешительный документ не нужен, оба поля неактивны и подписаны </w:t>
+      </w:r>
+      <w:r>
+        <w:rPr>
+          <w:rFonts w:ascii="Times New Roman" w:hAnsi="Times New Roman" w:cs="Times New Roman" w:eastAsia="Times New Roman"/>
+          <w:b/>
+          <w:i w:val="0"/>
+          <w:color w:val="000000"/>
+          <w:sz w:val="28"/>
+        </w:rPr>
+        <w:t>«Не требуется»</w:t>
+      </w:r>
+      <w:r>
+        <w:rPr>
+          <w:rFonts w:ascii="Times New Roman" w:hAnsi="Times New Roman" w:cs="Times New Roman" w:eastAsia="Times New Roman"/>
+          <w:b w:val="0"/>
+          <w:i w:val="0"/>
+          <w:color w:val="000000"/>
+          <w:sz w:val="28"/>
+        </w:rPr>
+        <w:t>.</w:t>
+      </w:r>
+    </w:p>
+    <w:p>
+      <w:r>
+        <w:rPr>
+          <w:rFonts w:ascii="Times New Roman" w:hAnsi="Times New Roman" w:cs="Times New Roman" w:eastAsia="Times New Roman"/>
+          <w:b w:val="0"/>
+          <w:i w:val="0"/>
+          <w:color w:val="000000"/>
+          <w:sz w:val="28"/>
+        </w:rPr>
+        <w:t xml:space="preserve">Пока обязательные поля не заполнены, кнопка </w:t>
+      </w:r>
+      <w:r>
+        <w:rPr>
+          <w:rFonts w:ascii="Times New Roman" w:hAnsi="Times New Roman" w:cs="Times New Roman" w:eastAsia="Times New Roman"/>
+          <w:b/>
+          <w:i w:val="0"/>
+          <w:color w:val="000000"/>
+          <w:sz w:val="28"/>
+        </w:rPr>
+        <w:t>«Добавить»</w:t>
+      </w:r>
+      <w:r>
+        <w:rPr>
+          <w:rFonts w:ascii="Times New Roman" w:hAnsi="Times New Roman" w:cs="Times New Roman" w:eastAsia="Times New Roman"/>
+          <w:b w:val="0"/>
+          <w:i w:val="0"/>
+          <w:color w:val="000000"/>
+          <w:sz w:val="28"/>
+        </w:rPr>
+        <w:t xml:space="preserve"> неактивна. Наведите на неё указатель - подсказка перечислит, чего не хватает.</w:t>
+      </w:r>
+    </w:p>
+    <w:p>
+      <w:pPr>
+        <w:pStyle w:val="Heading2"/>
+        <w:ind w:firstLine="0"/>
+      </w:pPr>
+      <w:r>
+        <w:rPr>
+          <w:rFonts w:ascii="Times New Roman" w:hAnsi="Times New Roman" w:cs="Times New Roman" w:eastAsia="Times New Roman"/>
+          <w:b/>
+          <w:i w:val="0"/>
+          <w:color w:val="000000"/>
+          <w:sz w:val="28"/>
+        </w:rPr>
+        <w:t>8.7. Выбор из ранее заведённых</w:t>
+      </w:r>
+    </w:p>
+    <w:p>
+      <w:r>
+        <w:rPr>
+          <w:rFonts w:ascii="Times New Roman" w:hAnsi="Times New Roman" w:cs="Times New Roman" w:eastAsia="Times New Roman"/>
+          <w:b w:val="0"/>
+          <w:i w:val="0"/>
+          <w:color w:val="000000"/>
+          <w:sz w:val="28"/>
+        </w:rPr>
+        <w:t>Людей и машины, заведённых в разделах «Сотрудники» и «Автомобили» (см. разделы 6 и 7), не нужно вводить заново.</w:t>
+      </w:r>
+    </w:p>
+    <w:p>
+      <w:r>
+        <w:rPr>
+          <w:rFonts w:ascii="Times New Roman" w:hAnsi="Times New Roman" w:cs="Times New Roman" w:eastAsia="Times New Roman"/>
+          <w:b w:val="0"/>
+          <w:i w:val="0"/>
+          <w:color w:val="000000"/>
+          <w:sz w:val="28"/>
+        </w:rPr>
+        <w:t xml:space="preserve">Нажмите </w:t>
+      </w:r>
+      <w:r>
+        <w:rPr>
+          <w:rFonts w:ascii="Times New Roman" w:hAnsi="Times New Roman" w:cs="Times New Roman" w:eastAsia="Times New Roman"/>
+          <w:b/>
+          <w:i w:val="0"/>
+          <w:color w:val="000000"/>
+          <w:sz w:val="28"/>
+        </w:rPr>
+        <w:t>«Добавить существующего(-их)»</w:t>
+      </w:r>
+      <w:r>
+        <w:rPr>
+          <w:rFonts w:ascii="Times New Roman" w:hAnsi="Times New Roman" w:cs="Times New Roman" w:eastAsia="Times New Roman"/>
+          <w:b w:val="0"/>
+          <w:i w:val="0"/>
+          <w:color w:val="000000"/>
+          <w:sz w:val="28"/>
+        </w:rPr>
+        <w:t xml:space="preserve"> в шапке формы - для машин кнопка подписана </w:t>
+      </w:r>
+      <w:r>
+        <w:rPr>
+          <w:rFonts w:ascii="Times New Roman" w:hAnsi="Times New Roman" w:cs="Times New Roman" w:eastAsia="Times New Roman"/>
+          <w:b/>
+          <w:i w:val="0"/>
+          <w:color w:val="000000"/>
+          <w:sz w:val="28"/>
+        </w:rPr>
+        <w:t>«Добавить существующую(-ие)»</w:t>
+      </w:r>
+      <w:r>
+        <w:rPr>
+          <w:rFonts w:ascii="Times New Roman" w:hAnsi="Times New Roman" w:cs="Times New Roman" w:eastAsia="Times New Roman"/>
+          <w:b w:val="0"/>
+          <w:i w:val="0"/>
+          <w:color w:val="000000"/>
+          <w:sz w:val="28"/>
+        </w:rPr>
+        <w:t>.</w:t>
+      </w:r>
+    </w:p>
+    <w:p>
+      <w:pPr>
+        <w:keepNext/>
+        <w:spacing w:before="120" w:after="40"/>
+        <w:ind w:firstLine="0"/>
+        <w:jc w:val="center"/>
+      </w:pPr>
+      <w:r>
+        <w:drawing>
+          <wp:inline xmlns:a="http://schemas.openxmlformats.org/drawingml/2006/main" xmlns:pic="http://schemas.openxmlformats.org/drawingml/2006/picture">
+            <wp:extent cx="5940000" cy="3104030"/>
+            <wp:docPr id="32" name="Picture 32"/>
+            <wp:cNvGraphicFramePr>
+              <a:graphicFrameLocks noChangeAspect="1"/>
+            </wp:cNvGraphicFramePr>
+            <a:graphic>
+              <a:graphicData uri="http://schemas.openxmlformats.org/drawingml/2006/picture">
+                <pic:pic>
+                  <pic:nvPicPr>
+                    <pic:cNvPr id="0" name="createapp-existing-employees.png"/>
+                    <pic:cNvPicPr/>
+                  </pic:nvPicPr>
+                  <pic:blipFill>
+                    <a:blip r:embed="rId42"/>
+                    <a:stretch>
+                      <a:fillRect/>
+                    </a:stretch>
+                  </pic:blipFill>
+                  <pic:spPr>
+                    <a:xfrm>
+                      <a:off x="0" y="0"/>
+                      <a:ext cx="5940000" cy="3104030"/>
+                    </a:xfrm>
+                    <a:prstGeom prst="rect"/>
+                  </pic:spPr>
+                </pic:pic>
+              </a:graphicData>
+            </a:graphic>
+          </wp:inline>
+        </w:drawing>
+      </w:r>
+    </w:p>
+    <w:p>
+      <w:pPr>
+        <w:keepNext w:val="0"/>
+        <w:spacing w:line="240" w:lineRule="auto" w:before="40" w:after="200"/>
+        <w:ind w:firstLine="0"/>
+        <w:jc w:val="center"/>
+      </w:pPr>
+      <w:r>
+        <w:rPr>
+          <w:rFonts w:ascii="Times New Roman" w:hAnsi="Times New Roman" w:cs="Times New Roman" w:eastAsia="Times New Roman"/>
+          <w:b w:val="0"/>
+          <w:i/>
+          <w:color w:val="000000"/>
+          <w:sz w:val="24"/>
+        </w:rPr>
+        <w:t>Рисунок 8.8 — Выбор ранее заведённых сотрудников</w:t>
+      </w:r>
+    </w:p>
+    <w:p>
+      <w:r>
+        <w:rPr>
+          <w:rFonts w:ascii="Times New Roman" w:hAnsi="Times New Roman" w:cs="Times New Roman" w:eastAsia="Times New Roman"/>
+          <w:b w:val="0"/>
+          <w:i w:val="0"/>
+          <w:color w:val="000000"/>
+          <w:sz w:val="28"/>
+        </w:rPr>
+        <w:t xml:space="preserve">Окно </w:t>
+      </w:r>
+      <w:r>
+        <w:rPr>
+          <w:rFonts w:ascii="Times New Roman" w:hAnsi="Times New Roman" w:cs="Times New Roman" w:eastAsia="Times New Roman"/>
+          <w:b/>
+          <w:i w:val="0"/>
+          <w:color w:val="000000"/>
+          <w:sz w:val="28"/>
+        </w:rPr>
+        <w:t>«Выбор существующих сотрудников»</w:t>
+      </w:r>
+      <w:r>
+        <w:rPr>
+          <w:rFonts w:ascii="Times New Roman" w:hAnsi="Times New Roman" w:cs="Times New Roman" w:eastAsia="Times New Roman"/>
+          <w:b w:val="0"/>
+          <w:i w:val="0"/>
+          <w:color w:val="000000"/>
+          <w:sz w:val="28"/>
+        </w:rPr>
+        <w:t xml:space="preserve"> показывает ваш список. Вкладки (1) переключают область: </w:t>
+      </w:r>
+      <w:r>
+        <w:rPr>
+          <w:rFonts w:ascii="Times New Roman" w:hAnsi="Times New Roman" w:cs="Times New Roman" w:eastAsia="Times New Roman"/>
+          <w:b/>
+          <w:i w:val="0"/>
+          <w:color w:val="000000"/>
+          <w:sz w:val="28"/>
+        </w:rPr>
+        <w:t>«Все сотрудники»</w:t>
+      </w:r>
+      <w:r>
+        <w:rPr>
+          <w:rFonts w:ascii="Times New Roman" w:hAnsi="Times New Roman" w:cs="Times New Roman" w:eastAsia="Times New Roman"/>
+          <w:b w:val="0"/>
+          <w:i w:val="0"/>
+          <w:color w:val="000000"/>
+          <w:sz w:val="28"/>
+        </w:rPr>
+        <w:t xml:space="preserve">, </w:t>
+      </w:r>
+      <w:r>
+        <w:rPr>
+          <w:rFonts w:ascii="Times New Roman" w:hAnsi="Times New Roman" w:cs="Times New Roman" w:eastAsia="Times New Roman"/>
+          <w:b/>
+          <w:i w:val="0"/>
+          <w:color w:val="000000"/>
+          <w:sz w:val="28"/>
+        </w:rPr>
+        <w:t>«Организация»</w:t>
+      </w:r>
+      <w:r>
+        <w:rPr>
+          <w:rFonts w:ascii="Times New Roman" w:hAnsi="Times New Roman" w:cs="Times New Roman" w:eastAsia="Times New Roman"/>
+          <w:b w:val="0"/>
+          <w:i w:val="0"/>
+          <w:color w:val="000000"/>
+          <w:sz w:val="28"/>
+        </w:rPr>
+        <w:t xml:space="preserve">, </w:t>
+      </w:r>
+      <w:r>
+        <w:rPr>
+          <w:rFonts w:ascii="Times New Roman" w:hAnsi="Times New Roman" w:cs="Times New Roman" w:eastAsia="Times New Roman"/>
+          <w:b/>
+          <w:i w:val="0"/>
+          <w:color w:val="000000"/>
+          <w:sz w:val="28"/>
+        </w:rPr>
+        <w:t>«Мои»</w:t>
+      </w:r>
+      <w:r>
+        <w:rPr>
+          <w:rFonts w:ascii="Times New Roman" w:hAnsi="Times New Roman" w:cs="Times New Roman" w:eastAsia="Times New Roman"/>
+          <w:b w:val="0"/>
+          <w:i w:val="0"/>
+          <w:color w:val="000000"/>
+          <w:sz w:val="28"/>
+        </w:rPr>
+        <w:t xml:space="preserve">; </w:t>
+      </w:r>
+      <w:r>
+        <w:rPr>
+          <w:rFonts w:ascii="Times New Roman" w:hAnsi="Times New Roman" w:cs="Times New Roman" w:eastAsia="Times New Roman"/>
+          <w:b/>
+          <w:i w:val="0"/>
+          <w:color w:val="000000"/>
+          <w:sz w:val="28"/>
+        </w:rPr>
+        <w:t>«Компания»</w:t>
+      </w:r>
+      <w:r>
+        <w:rPr>
+          <w:rFonts w:ascii="Times New Roman" w:hAnsi="Times New Roman" w:cs="Times New Roman" w:eastAsia="Times New Roman"/>
+          <w:b w:val="0"/>
+          <w:i w:val="0"/>
+          <w:color w:val="000000"/>
+          <w:sz w:val="28"/>
+        </w:rPr>
+        <w:t xml:space="preserve"> появляется, если вы в ней состоите. Поиск (2) отбирает строки по фамилии, должности, гражданству и паспорту. Отметьте нужных - нажатием на строку или на отметку в первом столбце; счётчик </w:t>
+      </w:r>
+      <w:r>
+        <w:rPr>
+          <w:rFonts w:ascii="Times New Roman" w:hAnsi="Times New Roman" w:cs="Times New Roman" w:eastAsia="Times New Roman"/>
+          <w:b/>
+          <w:i w:val="0"/>
+          <w:color w:val="000000"/>
+          <w:sz w:val="28"/>
+        </w:rPr>
+        <w:t>«Выбрано: N»</w:t>
+      </w:r>
+      <w:r>
+        <w:rPr>
+          <w:rFonts w:ascii="Times New Roman" w:hAnsi="Times New Roman" w:cs="Times New Roman" w:eastAsia="Times New Roman"/>
+          <w:b w:val="0"/>
+          <w:i w:val="0"/>
+          <w:color w:val="000000"/>
+          <w:sz w:val="28"/>
+        </w:rPr>
+        <w:t xml:space="preserve"> (3) показывает, сколько набрано. Столбец </w:t>
+      </w:r>
+      <w:r>
+        <w:rPr>
+          <w:rFonts w:ascii="Times New Roman" w:hAnsi="Times New Roman" w:cs="Times New Roman" w:eastAsia="Times New Roman"/>
+          <w:b/>
+          <w:i w:val="0"/>
+          <w:color w:val="000000"/>
+          <w:sz w:val="28"/>
+        </w:rPr>
+        <w:t>«Статус»</w:t>
+      </w:r>
+      <w:r>
+        <w:rPr>
+          <w:rFonts w:ascii="Times New Roman" w:hAnsi="Times New Roman" w:cs="Times New Roman" w:eastAsia="Times New Roman"/>
+          <w:b w:val="0"/>
+          <w:i w:val="0"/>
+          <w:color w:val="000000"/>
+          <w:sz w:val="28"/>
+        </w:rPr>
+        <w:t xml:space="preserve"> говорит, есть ли у человека действующий пропуск, а человек из чёрного списка помечен отдельно.</w:t>
+      </w:r>
+    </w:p>
+    <w:p>
+      <w:r>
+        <w:rPr>
+          <w:rFonts w:ascii="Times New Roman" w:hAnsi="Times New Roman" w:cs="Times New Roman" w:eastAsia="Times New Roman"/>
+          <w:b w:val="0"/>
+          <w:i w:val="0"/>
+          <w:color w:val="000000"/>
+          <w:sz w:val="28"/>
+        </w:rPr>
+        <w:t xml:space="preserve">Нажмите </w:t>
+      </w:r>
+      <w:r>
+        <w:rPr>
+          <w:rFonts w:ascii="Times New Roman" w:hAnsi="Times New Roman" w:cs="Times New Roman" w:eastAsia="Times New Roman"/>
+          <w:b/>
+          <w:i w:val="0"/>
+          <w:color w:val="000000"/>
+          <w:sz w:val="28"/>
+        </w:rPr>
+        <w:t>«Добавить (N)»</w:t>
+      </w:r>
+      <w:r>
+        <w:rPr>
+          <w:rFonts w:ascii="Times New Roman" w:hAnsi="Times New Roman" w:cs="Times New Roman" w:eastAsia="Times New Roman"/>
+          <w:b w:val="0"/>
+          <w:i w:val="0"/>
+          <w:color w:val="000000"/>
+          <w:sz w:val="28"/>
+        </w:rPr>
+        <w:t xml:space="preserve"> (4) - у машин кнопка подписана </w:t>
+      </w:r>
+      <w:r>
+        <w:rPr>
+          <w:rFonts w:ascii="Times New Roman" w:hAnsi="Times New Roman" w:cs="Times New Roman" w:eastAsia="Times New Roman"/>
+          <w:b/>
+          <w:i w:val="0"/>
+          <w:color w:val="000000"/>
+          <w:sz w:val="28"/>
+        </w:rPr>
+        <w:t>«Выбрать (N)»</w:t>
+      </w:r>
+      <w:r>
+        <w:rPr>
+          <w:rFonts w:ascii="Times New Roman" w:hAnsi="Times New Roman" w:cs="Times New Roman" w:eastAsia="Times New Roman"/>
+          <w:b w:val="0"/>
+          <w:i w:val="0"/>
+          <w:color w:val="000000"/>
+          <w:sz w:val="28"/>
+        </w:rPr>
+        <w:t>.</w:t>
+      </w:r>
+    </w:p>
+    <w:p>
+      <w:r>
+        <w:rPr>
+          <w:rFonts w:ascii="Times New Roman" w:hAnsi="Times New Roman" w:cs="Times New Roman" w:eastAsia="Times New Roman"/>
+          <w:b w:val="0"/>
+          <w:i w:val="0"/>
+          <w:color w:val="000000"/>
+          <w:sz w:val="28"/>
+        </w:rPr>
+        <w:t xml:space="preserve">Ожидаемый результат: окно закрывается, и в форме появляется плашка </w:t>
+      </w:r>
+      <w:r>
+        <w:rPr>
+          <w:rFonts w:ascii="Times New Roman" w:hAnsi="Times New Roman" w:cs="Times New Roman" w:eastAsia="Times New Roman"/>
+          <w:b/>
+          <w:i w:val="0"/>
+          <w:color w:val="000000"/>
+          <w:sz w:val="28"/>
+        </w:rPr>
+        <w:t>«Сотрудников добавлено: N»</w:t>
+      </w:r>
+      <w:r>
+        <w:rPr>
+          <w:rFonts w:ascii="Times New Roman" w:hAnsi="Times New Roman" w:cs="Times New Roman" w:eastAsia="Times New Roman"/>
+          <w:b w:val="0"/>
+          <w:i w:val="0"/>
+          <w:color w:val="000000"/>
+          <w:sz w:val="28"/>
+        </w:rPr>
+        <w:t xml:space="preserve"> (для машин - </w:t>
+      </w:r>
+      <w:r>
+        <w:rPr>
+          <w:rFonts w:ascii="Times New Roman" w:hAnsi="Times New Roman" w:cs="Times New Roman" w:eastAsia="Times New Roman"/>
+          <w:b/>
+          <w:i w:val="0"/>
+          <w:color w:val="000000"/>
+          <w:sz w:val="28"/>
+        </w:rPr>
+        <w:t>«Машин добавлено: N»</w:t>
+      </w:r>
+      <w:r>
+        <w:rPr>
+          <w:rFonts w:ascii="Times New Roman" w:hAnsi="Times New Roman" w:cs="Times New Roman" w:eastAsia="Times New Roman"/>
+          <w:b w:val="0"/>
+          <w:i w:val="0"/>
+          <w:color w:val="000000"/>
+          <w:sz w:val="28"/>
+        </w:rPr>
+        <w:t>).</w:t>
+      </w:r>
+    </w:p>
+    <w:p>
+      <w:pPr>
+        <w:keepNext/>
+        <w:spacing w:before="120" w:after="40"/>
+        <w:ind w:firstLine="0"/>
+        <w:jc w:val="center"/>
+      </w:pPr>
+      <w:r>
+        <w:drawing>
+          <wp:inline xmlns:a="http://schemas.openxmlformats.org/drawingml/2006/main" xmlns:pic="http://schemas.openxmlformats.org/drawingml/2006/picture">
+            <wp:extent cx="3407663" cy="1024128"/>
+            <wp:docPr id="33" name="Picture 33"/>
+            <wp:cNvGraphicFramePr>
+              <a:graphicFrameLocks noChangeAspect="1"/>
+            </wp:cNvGraphicFramePr>
+            <a:graphic>
+              <a:graphicData uri="http://schemas.openxmlformats.org/drawingml/2006/picture">
+                <pic:pic>
+                  <pic:nvPicPr>
+                    <pic:cNvPr id="0" name="createapp-transfer.png"/>
+                    <pic:cNvPicPr/>
+                  </pic:nvPicPr>
+                  <pic:blipFill>
+                    <a:blip r:embed="rId43"/>
+                    <a:stretch>
+                      <a:fillRect/>
+                    </a:stretch>
+                  </pic:blipFill>
+                  <pic:spPr>
+                    <a:xfrm>
+                      <a:off x="0" y="0"/>
+                      <a:ext cx="3407663" cy="1024128"/>
+                    </a:xfrm>
+                    <a:prstGeom prst="rect"/>
+                  </pic:spPr>
+                </pic:pic>
+              </a:graphicData>
+            </a:graphic>
+          </wp:inline>
+        </w:drawing>
+      </w:r>
+    </w:p>
+    <w:p>
+      <w:pPr>
+        <w:keepNext w:val="0"/>
+        <w:spacing w:line="240" w:lineRule="auto" w:before="40" w:after="200"/>
+        <w:ind w:firstLine="0"/>
+        <w:jc w:val="center"/>
+      </w:pPr>
+      <w:r>
+        <w:rPr>
+          <w:rFonts w:ascii="Times New Roman" w:hAnsi="Times New Roman" w:cs="Times New Roman" w:eastAsia="Times New Roman"/>
+          <w:b w:val="0"/>
+          <w:i/>
+          <w:color w:val="000000"/>
+          <w:sz w:val="24"/>
+        </w:rPr>
+        <w:t>Рисунок 8.9 — Плашка переноса выбранных записей</w:t>
+      </w:r>
+    </w:p>
+    <w:p>
+      <w:r>
+        <w:rPr>
+          <w:rFonts w:ascii="Times New Roman" w:hAnsi="Times New Roman" w:cs="Times New Roman" w:eastAsia="Times New Roman"/>
+          <w:b w:val="0"/>
+          <w:i w:val="0"/>
+          <w:color w:val="000000"/>
+          <w:sz w:val="28"/>
+        </w:rPr>
+        <w:t xml:space="preserve">Выбранные записи ещё не в заявке. Кнопка </w:t>
+      </w:r>
+      <w:r>
+        <w:rPr>
+          <w:rFonts w:ascii="Times New Roman" w:hAnsi="Times New Roman" w:cs="Times New Roman" w:eastAsia="Times New Roman"/>
+          <w:b/>
+          <w:i w:val="0"/>
+          <w:color w:val="000000"/>
+          <w:sz w:val="28"/>
+        </w:rPr>
+        <w:t>«Просмотреть»</w:t>
+      </w:r>
+      <w:r>
+        <w:rPr>
+          <w:rFonts w:ascii="Times New Roman" w:hAnsi="Times New Roman" w:cs="Times New Roman" w:eastAsia="Times New Roman"/>
+          <w:b w:val="0"/>
+          <w:i w:val="0"/>
+          <w:color w:val="000000"/>
+          <w:sz w:val="28"/>
+        </w:rPr>
+        <w:t xml:space="preserve"> (1) разворачивает их перечень, кнопка </w:t>
+      </w:r>
+      <w:r>
+        <w:rPr>
+          <w:rFonts w:ascii="Times New Roman" w:hAnsi="Times New Roman" w:cs="Times New Roman" w:eastAsia="Times New Roman"/>
+          <w:b/>
+          <w:i w:val="0"/>
+          <w:color w:val="000000"/>
+          <w:sz w:val="28"/>
+        </w:rPr>
+        <w:t>«Добавить»</w:t>
+      </w:r>
+      <w:r>
+        <w:rPr>
+          <w:rFonts w:ascii="Times New Roman" w:hAnsi="Times New Roman" w:cs="Times New Roman" w:eastAsia="Times New Roman"/>
+          <w:b w:val="0"/>
+          <w:i w:val="0"/>
+          <w:color w:val="000000"/>
+          <w:sz w:val="28"/>
+        </w:rPr>
+        <w:t xml:space="preserve"> (2) переносит строки в заявку. Пока вторая кнопка не нажата, в списке справа их нет.</w:t>
+      </w:r>
+    </w:p>
+    <w:tbl>
+      <w:tblPr>
+        <w:tblW w:type="auto" w:w="0"/>
+        <w:tblLayout w:type="fixed"/>
+        <w:tblLook w:firstColumn="1" w:firstRow="1" w:lastColumn="0" w:lastRow="0" w:noHBand="0" w:noVBand="1" w:val="04A0"/>
+        <w:tblLayout w:type="fixed"/>
+      </w:tblPr>
+      <w:tblGrid>
+        <w:gridCol w:w="9356"/>
+      </w:tblGrid>
+      <w:tr>
+        <w:trPr>
+          <w:cantSplit w:val="true"/>
+        </w:trPr>
+        <w:tc>
+          <w:tcPr>
+            <w:tcW w:type="dxa" w:w="9354"/>
+            <w:shd w:val="clear" w:fill="FDF6E3"/>
+            <w:tcBorders>
+              <w:left w:val="single" w:sz="24" w:color="B7791F"/>
+              <w:top w:val="single" w:sz="4" w:color="FDF6E3"/>
+              <w:bottom w:val="single" w:sz="4" w:color="FDF6E3"/>
+              <w:right w:val="single" w:sz="4" w:color="FDF6E3"/>
+            </w:tcBorders>
+          </w:tcPr>
+          <w:p>
+            <w:pPr>
+              <w:spacing w:line="288" w:lineRule="auto" w:after="0"/>
+              <w:ind w:firstLine="0"/>
+            </w:pPr>
+            <w:r>
+              <w:rPr>
+                <w:rFonts w:ascii="Times New Roman" w:hAnsi="Times New Roman" w:cs="Times New Roman" w:eastAsia="Times New Roman"/>
+                <w:b/>
+                <w:i w:val="0"/>
+                <w:color w:val="B7791F"/>
+                <w:sz w:val="26"/>
+              </w:rPr>
+              <w:t xml:space="preserve">ВАЖНО. </w:t>
+            </w:r>
+            <w:r>
+              <w:rPr>
+                <w:rFonts w:ascii="Times New Roman" w:hAnsi="Times New Roman" w:cs="Times New Roman" w:eastAsia="Times New Roman"/>
+                <w:b w:val="0"/>
+                <w:i w:val="0"/>
+                <w:color w:val="000000"/>
+                <w:sz w:val="26"/>
+              </w:rPr>
+              <w:t xml:space="preserve">Этот шаг пропускают чаще всего. Если после выбора из окна кажется, что записи не добавились, посмотрите на плашку: строки ждут нажатия </w:t>
+            </w:r>
+            <w:r>
+              <w:rPr>
+                <w:rFonts w:ascii="Times New Roman" w:hAnsi="Times New Roman" w:cs="Times New Roman" w:eastAsia="Times New Roman"/>
+                <w:b/>
+                <w:i w:val="0"/>
+                <w:color w:val="000000"/>
+                <w:sz w:val="26"/>
+              </w:rPr>
+              <w:t>«Добавить»</w:t>
+            </w:r>
+            <w:r>
+              <w:rPr>
+                <w:rFonts w:ascii="Times New Roman" w:hAnsi="Times New Roman" w:cs="Times New Roman" w:eastAsia="Times New Roman"/>
+                <w:b w:val="0"/>
+                <w:i w:val="0"/>
+                <w:color w:val="000000"/>
+                <w:sz w:val="26"/>
+              </w:rPr>
+              <w:t>.</w:t>
+            </w:r>
+          </w:p>
+        </w:tc>
+      </w:tr>
+    </w:tbl>
+    <w:p>
+      <w:pPr>
+        <w:spacing w:after="0" w:line="240" w:lineRule="auto"/>
+        <w:ind w:firstLine="0"/>
+      </w:pPr>
+      <w:r>
+        <w:rPr>
+          <w:rFonts w:ascii="Times New Roman" w:hAnsi="Times New Roman" w:cs="Times New Roman" w:eastAsia="Times New Roman"/>
+          <w:b w:val="0"/>
+          <w:i w:val="0"/>
+          <w:color w:val="000000"/>
+          <w:sz w:val="12"/>
+        </w:rPr>
+      </w:r>
+    </w:p>
+    <w:p>
+      <w:r>
+        <w:rPr>
+          <w:rFonts w:ascii="Times New Roman" w:hAnsi="Times New Roman" w:cs="Times New Roman" w:eastAsia="Times New Roman"/>
+          <w:b w:val="0"/>
+          <w:i w:val="0"/>
+          <w:color w:val="000000"/>
+          <w:sz w:val="28"/>
+        </w:rPr>
+        <w:t xml:space="preserve">Кнопка </w:t>
+      </w:r>
+      <w:r>
+        <w:rPr>
+          <w:rFonts w:ascii="Times New Roman" w:hAnsi="Times New Roman" w:cs="Times New Roman" w:eastAsia="Times New Roman"/>
+          <w:b/>
+          <w:i w:val="0"/>
+          <w:color w:val="000000"/>
+          <w:sz w:val="28"/>
+        </w:rPr>
+        <w:t>«Добавить»</w:t>
+      </w:r>
+      <w:r>
+        <w:rPr>
+          <w:rFonts w:ascii="Times New Roman" w:hAnsi="Times New Roman" w:cs="Times New Roman" w:eastAsia="Times New Roman"/>
+          <w:b w:val="0"/>
+          <w:i w:val="0"/>
+          <w:color w:val="000000"/>
+          <w:sz w:val="28"/>
+        </w:rPr>
+        <w:t xml:space="preserve"> на плашке неактивна, пока не выбрано место: людям - хотя бы одно место прохода, машинам - место разгрузки и проезд. Наведите на неё указатель, и система назовёт, чего не хватает. Это те же поля, что обязательны при вводе вручную: выбранные записи попадают в заявку с ними.</w:t>
+      </w:r>
+    </w:p>
+    <w:p>
+      <w:r>
+        <w:rPr>
+          <w:rFonts w:ascii="Times New Roman" w:hAnsi="Times New Roman" w:cs="Times New Roman" w:eastAsia="Times New Roman"/>
+          <w:b w:val="0"/>
+          <w:i w:val="0"/>
+          <w:color w:val="000000"/>
+          <w:sz w:val="28"/>
+        </w:rPr>
+        <w:t>Записи, которые уже есть в заявке, при переносе пропускаются, и система сообщает, сколько строк пропущено.</w:t>
+      </w:r>
+    </w:p>
+    <w:p>
+      <w:pPr>
+        <w:pStyle w:val="Heading2"/>
+        <w:ind w:firstLine="0"/>
+      </w:pPr>
+      <w:r>
+        <w:rPr>
+          <w:rFonts w:ascii="Times New Roman" w:hAnsi="Times New Roman" w:cs="Times New Roman" w:eastAsia="Times New Roman"/>
+          <w:b/>
+          <w:i w:val="0"/>
+          <w:color w:val="000000"/>
+          <w:sz w:val="28"/>
+        </w:rPr>
+        <w:t>8.8. Списки строк</w:t>
+      </w:r>
+    </w:p>
+    <w:p>
+      <w:r>
+        <w:rPr>
+          <w:rFonts w:ascii="Times New Roman" w:hAnsi="Times New Roman" w:cs="Times New Roman" w:eastAsia="Times New Roman"/>
+          <w:b w:val="0"/>
+          <w:i w:val="0"/>
+          <w:color w:val="000000"/>
+          <w:sz w:val="28"/>
+        </w:rPr>
+        <w:t xml:space="preserve">Введённые строки собираются в список справа от формы: </w:t>
+      </w:r>
+      <w:r>
+        <w:rPr>
+          <w:rFonts w:ascii="Times New Roman" w:hAnsi="Times New Roman" w:cs="Times New Roman" w:eastAsia="Times New Roman"/>
+          <w:b/>
+          <w:i w:val="0"/>
+          <w:color w:val="000000"/>
+          <w:sz w:val="28"/>
+        </w:rPr>
+        <w:t>«Список сотрудников»</w:t>
+      </w:r>
+      <w:r>
+        <w:rPr>
+          <w:rFonts w:ascii="Times New Roman" w:hAnsi="Times New Roman" w:cs="Times New Roman" w:eastAsia="Times New Roman"/>
+          <w:b w:val="0"/>
+          <w:i w:val="0"/>
+          <w:color w:val="000000"/>
+          <w:sz w:val="28"/>
+        </w:rPr>
+        <w:t xml:space="preserve">, </w:t>
+      </w:r>
+      <w:r>
+        <w:rPr>
+          <w:rFonts w:ascii="Times New Roman" w:hAnsi="Times New Roman" w:cs="Times New Roman" w:eastAsia="Times New Roman"/>
+          <w:b/>
+          <w:i w:val="0"/>
+          <w:color w:val="000000"/>
+          <w:sz w:val="28"/>
+        </w:rPr>
+        <w:t>«Список транспортных средств»</w:t>
+      </w:r>
+      <w:r>
+        <w:rPr>
+          <w:rFonts w:ascii="Times New Roman" w:hAnsi="Times New Roman" w:cs="Times New Roman" w:eastAsia="Times New Roman"/>
+          <w:b w:val="0"/>
+          <w:i w:val="0"/>
+          <w:color w:val="000000"/>
+          <w:sz w:val="28"/>
+        </w:rPr>
+        <w:t xml:space="preserve"> или </w:t>
+      </w:r>
+      <w:r>
+        <w:rPr>
+          <w:rFonts w:ascii="Times New Roman" w:hAnsi="Times New Roman" w:cs="Times New Roman" w:eastAsia="Times New Roman"/>
+          <w:b/>
+          <w:i w:val="0"/>
+          <w:color w:val="000000"/>
+          <w:sz w:val="28"/>
+        </w:rPr>
+        <w:t>«Список ТМЦ»</w:t>
+      </w:r>
+      <w:r>
+        <w:rPr>
+          <w:rFonts w:ascii="Times New Roman" w:hAnsi="Times New Roman" w:cs="Times New Roman" w:eastAsia="Times New Roman"/>
+          <w:b w:val="0"/>
+          <w:i w:val="0"/>
+          <w:color w:val="000000"/>
+          <w:sz w:val="28"/>
+        </w:rPr>
+        <w:t>.</w:t>
+      </w:r>
+    </w:p>
+    <w:p>
+      <w:pPr>
+        <w:keepNext/>
+        <w:spacing w:before="120" w:after="40"/>
+        <w:ind w:firstLine="0"/>
+        <w:jc w:val="center"/>
+      </w:pPr>
+      <w:r>
+        <w:drawing>
+          <wp:inline xmlns:a="http://schemas.openxmlformats.org/drawingml/2006/main" xmlns:pic="http://schemas.openxmlformats.org/drawingml/2006/picture">
+            <wp:extent cx="3773424" cy="1658112"/>
+            <wp:docPr id="34" name="Picture 34"/>
+            <wp:cNvGraphicFramePr>
+              <a:graphicFrameLocks noChangeAspect="1"/>
+            </wp:cNvGraphicFramePr>
+            <a:graphic>
+              <a:graphicData uri="http://schemas.openxmlformats.org/drawingml/2006/picture">
+                <pic:pic>
+                  <pic:nvPicPr>
+                    <pic:cNvPr id="0" name="createapp-employees-list.png"/>
+                    <pic:cNvPicPr/>
+                  </pic:nvPicPr>
+                  <pic:blipFill>
+                    <a:blip r:embed="rId44"/>
+                    <a:stretch>
+                      <a:fillRect/>
+                    </a:stretch>
+                  </pic:blipFill>
+                  <pic:spPr>
+                    <a:xfrm>
+                      <a:off x="0" y="0"/>
+                      <a:ext cx="3773424" cy="1658112"/>
+                    </a:xfrm>
+                    <a:prstGeom prst="rect"/>
+                  </pic:spPr>
+                </pic:pic>
+              </a:graphicData>
+            </a:graphic>
+          </wp:inline>
+        </w:drawing>
+      </w:r>
+    </w:p>
+    <w:p>
+      <w:pPr>
+        <w:keepNext w:val="0"/>
+        <w:spacing w:line="240" w:lineRule="auto" w:before="40" w:after="200"/>
+        <w:ind w:firstLine="0"/>
+        <w:jc w:val="center"/>
+      </w:pPr>
+      <w:r>
+        <w:rPr>
+          <w:rFonts w:ascii="Times New Roman" w:hAnsi="Times New Roman" w:cs="Times New Roman" w:eastAsia="Times New Roman"/>
+          <w:b w:val="0"/>
+          <w:i/>
+          <w:color w:val="000000"/>
+          <w:sz w:val="24"/>
+        </w:rPr>
+        <w:t>Рисунок 8.10 — Список сотрудников в заявке</w:t>
+      </w:r>
+    </w:p>
+    <w:p>
+      <w:r>
+        <w:rPr>
+          <w:rFonts w:ascii="Times New Roman" w:hAnsi="Times New Roman" w:cs="Times New Roman" w:eastAsia="Times New Roman"/>
+          <w:b w:val="0"/>
+          <w:i w:val="0"/>
+          <w:color w:val="000000"/>
+          <w:sz w:val="28"/>
+        </w:rPr>
+        <w:t xml:space="preserve">Счётчик рядом с заголовком (1) показывает число строк. Столбец </w:t>
+      </w:r>
+      <w:r>
+        <w:rPr>
+          <w:rFonts w:ascii="Times New Roman" w:hAnsi="Times New Roman" w:cs="Times New Roman" w:eastAsia="Times New Roman"/>
+          <w:b/>
+          <w:i w:val="0"/>
+          <w:color w:val="000000"/>
+          <w:sz w:val="28"/>
+        </w:rPr>
+        <w:t>«Действия»</w:t>
+      </w:r>
+      <w:r>
+        <w:rPr>
+          <w:rFonts w:ascii="Times New Roman" w:hAnsi="Times New Roman" w:cs="Times New Roman" w:eastAsia="Times New Roman"/>
+          <w:b w:val="0"/>
+          <w:i w:val="0"/>
+          <w:color w:val="000000"/>
+          <w:sz w:val="28"/>
+        </w:rPr>
+        <w:t xml:space="preserve"> (2) содержит три значка: </w:t>
+      </w:r>
+      <w:r>
+        <w:rPr>
+          <w:rFonts w:ascii="Times New Roman" w:hAnsi="Times New Roman" w:cs="Times New Roman" w:eastAsia="Times New Roman"/>
+          <w:b/>
+          <w:i w:val="0"/>
+          <w:color w:val="000000"/>
+          <w:sz w:val="28"/>
+        </w:rPr>
+        <w:t>«Детали»</w:t>
+      </w:r>
+      <w:r>
+        <w:rPr>
+          <w:rFonts w:ascii="Times New Roman" w:hAnsi="Times New Roman" w:cs="Times New Roman" w:eastAsia="Times New Roman"/>
+          <w:b w:val="0"/>
+          <w:i w:val="0"/>
+          <w:color w:val="000000"/>
+          <w:sz w:val="28"/>
+        </w:rPr>
+        <w:t xml:space="preserve"> открывает карточку записи, </w:t>
+      </w:r>
+      <w:r>
+        <w:rPr>
+          <w:rFonts w:ascii="Times New Roman" w:hAnsi="Times New Roman" w:cs="Times New Roman" w:eastAsia="Times New Roman"/>
+          <w:b/>
+          <w:i w:val="0"/>
+          <w:color w:val="000000"/>
+          <w:sz w:val="28"/>
+        </w:rPr>
+        <w:t>«Редактировать»</w:t>
+      </w:r>
+      <w:r>
+        <w:rPr>
+          <w:rFonts w:ascii="Times New Roman" w:hAnsi="Times New Roman" w:cs="Times New Roman" w:eastAsia="Times New Roman"/>
+          <w:b w:val="0"/>
+          <w:i w:val="0"/>
+          <w:color w:val="000000"/>
+          <w:sz w:val="28"/>
+        </w:rPr>
+        <w:t xml:space="preserve"> возвращает её в форму, </w:t>
+      </w:r>
+      <w:r>
+        <w:rPr>
+          <w:rFonts w:ascii="Times New Roman" w:hAnsi="Times New Roman" w:cs="Times New Roman" w:eastAsia="Times New Roman"/>
+          <w:b/>
+          <w:i w:val="0"/>
+          <w:color w:val="000000"/>
+          <w:sz w:val="28"/>
+        </w:rPr>
+        <w:t>«Удалить»</w:t>
+      </w:r>
+      <w:r>
+        <w:rPr>
+          <w:rFonts w:ascii="Times New Roman" w:hAnsi="Times New Roman" w:cs="Times New Roman" w:eastAsia="Times New Roman"/>
+          <w:b w:val="0"/>
+          <w:i w:val="0"/>
+          <w:color w:val="000000"/>
+          <w:sz w:val="28"/>
+        </w:rPr>
+        <w:t xml:space="preserve"> убирает строку из заявки.</w:t>
+      </w:r>
+    </w:p>
+    <w:p>
+      <w:r>
+        <w:rPr>
+          <w:rFonts w:ascii="Times New Roman" w:hAnsi="Times New Roman" w:cs="Times New Roman" w:eastAsia="Times New Roman"/>
+          <w:b w:val="0"/>
+          <w:i w:val="0"/>
+          <w:color w:val="000000"/>
+          <w:sz w:val="28"/>
+        </w:rPr>
+        <w:t xml:space="preserve">Кнопка </w:t>
+      </w:r>
+      <w:r>
+        <w:rPr>
+          <w:rFonts w:ascii="Times New Roman" w:hAnsi="Times New Roman" w:cs="Times New Roman" w:eastAsia="Times New Roman"/>
+          <w:b/>
+          <w:i w:val="0"/>
+          <w:color w:val="000000"/>
+          <w:sz w:val="28"/>
+        </w:rPr>
+        <w:t>«Очистить»</w:t>
+      </w:r>
+      <w:r>
+        <w:rPr>
+          <w:rFonts w:ascii="Times New Roman" w:hAnsi="Times New Roman" w:cs="Times New Roman" w:eastAsia="Times New Roman"/>
+          <w:b w:val="0"/>
+          <w:i w:val="0"/>
+          <w:color w:val="000000"/>
+          <w:sz w:val="28"/>
+        </w:rPr>
+        <w:t xml:space="preserve"> (3) убирает все строки списка. Система переспрашивает и называет число: </w:t>
+      </w:r>
+      <w:r>
+        <w:rPr>
+          <w:rFonts w:ascii="Times New Roman" w:hAnsi="Times New Roman" w:cs="Times New Roman" w:eastAsia="Times New Roman"/>
+          <w:b/>
+          <w:i w:val="0"/>
+          <w:color w:val="000000"/>
+          <w:sz w:val="28"/>
+        </w:rPr>
+        <w:t>«Будет убрано строк: N. Отменить это действие нельзя.»</w:t>
+      </w:r>
+    </w:p>
+    <w:p>
+      <w:r>
+        <w:rPr>
+          <w:rFonts w:ascii="Times New Roman" w:hAnsi="Times New Roman" w:cs="Times New Roman" w:eastAsia="Times New Roman"/>
+          <w:b w:val="0"/>
+          <w:i w:val="0"/>
+          <w:color w:val="000000"/>
+          <w:sz w:val="28"/>
+        </w:rPr>
+        <w:t>Поиск и постраничный показ появляются над списком, только когда строк больше пятидесяти: при ручной подаче они не нужны, а после массового ввода из бланка - необходимы.</w:t>
+      </w:r>
+    </w:p>
+    <w:p>
+      <w:pPr>
+        <w:pStyle w:val="Heading2"/>
+        <w:ind w:firstLine="0"/>
+      </w:pPr>
+      <w:r>
+        <w:rPr>
+          <w:rFonts w:ascii="Times New Roman" w:hAnsi="Times New Roman" w:cs="Times New Roman" w:eastAsia="Times New Roman"/>
+          <w:b/>
+          <w:i w:val="0"/>
+          <w:color w:val="000000"/>
+          <w:sz w:val="28"/>
+        </w:rPr>
+        <w:t>8.9. Транспорт во вложении</w:t>
+      </w:r>
+    </w:p>
+    <w:p>
+      <w:r>
+        <w:rPr>
+          <w:rFonts w:ascii="Times New Roman" w:hAnsi="Times New Roman" w:cs="Times New Roman" w:eastAsia="Times New Roman"/>
+          <w:b w:val="0"/>
+          <w:i w:val="0"/>
+          <w:color w:val="000000"/>
+          <w:sz w:val="28"/>
+        </w:rPr>
+        <w:t xml:space="preserve">Форма </w:t>
+      </w:r>
+      <w:r>
+        <w:rPr>
+          <w:rFonts w:ascii="Times New Roman" w:hAnsi="Times New Roman" w:cs="Times New Roman" w:eastAsia="Times New Roman"/>
+          <w:b/>
+          <w:i w:val="0"/>
+          <w:color w:val="000000"/>
+          <w:sz w:val="28"/>
+        </w:rPr>
+        <w:t>«Добавление Т/С»</w:t>
+      </w:r>
+      <w:r>
+        <w:rPr>
+          <w:rFonts w:ascii="Times New Roman" w:hAnsi="Times New Roman" w:cs="Times New Roman" w:eastAsia="Times New Roman"/>
+          <w:b w:val="0"/>
+          <w:i w:val="0"/>
+          <w:color w:val="000000"/>
+          <w:sz w:val="28"/>
+        </w:rPr>
+        <w:t xml:space="preserve"> открывается вместе с бланком вида «Автомобили».</w:t>
+      </w:r>
+    </w:p>
+    <w:p>
+      <w:pPr>
+        <w:keepNext/>
+        <w:spacing w:before="120" w:after="40"/>
+        <w:ind w:firstLine="0"/>
+        <w:jc w:val="center"/>
+      </w:pPr>
+      <w:r>
+        <w:drawing>
+          <wp:inline xmlns:a="http://schemas.openxmlformats.org/drawingml/2006/main" xmlns:pic="http://schemas.openxmlformats.org/drawingml/2006/picture">
+            <wp:extent cx="5358384" cy="1219200"/>
+            <wp:docPr id="35" name="Picture 35"/>
+            <wp:cNvGraphicFramePr>
+              <a:graphicFrameLocks noChangeAspect="1"/>
+            </wp:cNvGraphicFramePr>
+            <a:graphic>
+              <a:graphicData uri="http://schemas.openxmlformats.org/drawingml/2006/picture">
+                <pic:pic>
+                  <pic:nvPicPr>
+                    <pic:cNvPr id="0" name="createapp-vehicle-form.png"/>
+                    <pic:cNvPicPr/>
+                  </pic:nvPicPr>
+                  <pic:blipFill>
+                    <a:blip r:embed="rId45"/>
+                    <a:stretch>
+                      <a:fillRect/>
+                    </a:stretch>
+                  </pic:blipFill>
+                  <pic:spPr>
+                    <a:xfrm>
+                      <a:off x="0" y="0"/>
+                      <a:ext cx="5358384" cy="1219200"/>
+                    </a:xfrm>
+                    <a:prstGeom prst="rect"/>
+                  </pic:spPr>
+                </pic:pic>
+              </a:graphicData>
+            </a:graphic>
+          </wp:inline>
+        </w:drawing>
+      </w:r>
+    </w:p>
+    <w:p>
+      <w:pPr>
+        <w:keepNext w:val="0"/>
+        <w:spacing w:line="240" w:lineRule="auto" w:before="40" w:after="200"/>
+        <w:ind w:firstLine="0"/>
+        <w:jc w:val="center"/>
+      </w:pPr>
+      <w:r>
+        <w:rPr>
+          <w:rFonts w:ascii="Times New Roman" w:hAnsi="Times New Roman" w:cs="Times New Roman" w:eastAsia="Times New Roman"/>
+          <w:b w:val="0"/>
+          <w:i/>
+          <w:color w:val="000000"/>
+          <w:sz w:val="24"/>
+        </w:rPr>
+        <w:t>Рисунок 8.11 — Форма транспортного средства</w:t>
+      </w:r>
+    </w:p>
+    <w:p>
+      <w:r>
+        <w:rPr>
+          <w:rFonts w:ascii="Times New Roman" w:hAnsi="Times New Roman" w:cs="Times New Roman" w:eastAsia="Times New Roman"/>
+          <w:b/>
+          <w:i w:val="0"/>
+          <w:color w:val="000000"/>
+          <w:sz w:val="28"/>
+        </w:rPr>
+        <w:t>«Формат номеров»</w:t>
+      </w:r>
+      <w:r>
+        <w:rPr>
+          <w:rFonts w:ascii="Times New Roman" w:hAnsi="Times New Roman" w:cs="Times New Roman" w:eastAsia="Times New Roman"/>
+          <w:b w:val="0"/>
+          <w:i w:val="0"/>
+          <w:color w:val="000000"/>
+          <w:sz w:val="28"/>
+        </w:rPr>
+        <w:t xml:space="preserve"> (1) - страна, по правилам которой записан государственный регистрационный знак; форматы ведёт бюро пропусков.</w:t>
+      </w:r>
+    </w:p>
+    <w:p>
+      <w:r>
+        <w:rPr>
+          <w:rFonts w:ascii="Times New Roman" w:hAnsi="Times New Roman" w:cs="Times New Roman" w:eastAsia="Times New Roman"/>
+          <w:b/>
+          <w:i w:val="0"/>
+          <w:color w:val="000000"/>
+          <w:sz w:val="28"/>
+        </w:rPr>
+        <w:t>«Номер Т/С»</w:t>
+      </w:r>
+      <w:r>
+        <w:rPr>
+          <w:rFonts w:ascii="Times New Roman" w:hAnsi="Times New Roman" w:cs="Times New Roman" w:eastAsia="Times New Roman"/>
+          <w:b w:val="0"/>
+          <w:i w:val="0"/>
+          <w:color w:val="000000"/>
+          <w:sz w:val="28"/>
+        </w:rPr>
+        <w:t xml:space="preserve"> (2) вводится по частям: сколько клеток у выбранного формата, столько частей и будет, и в каждой ограничены длина и набор допустимых знаков.</w:t>
+      </w:r>
+    </w:p>
+    <w:p>
+      <w:r>
+        <w:rPr>
+          <w:rFonts w:ascii="Times New Roman" w:hAnsi="Times New Roman" w:cs="Times New Roman" w:eastAsia="Times New Roman"/>
+          <w:b/>
+          <w:i w:val="0"/>
+          <w:color w:val="000000"/>
+          <w:sz w:val="28"/>
+        </w:rPr>
+        <w:t>«Марка Т/С»</w:t>
+      </w:r>
+      <w:r>
+        <w:rPr>
+          <w:rFonts w:ascii="Times New Roman" w:hAnsi="Times New Roman" w:cs="Times New Roman" w:eastAsia="Times New Roman"/>
+          <w:b w:val="0"/>
+          <w:i w:val="0"/>
+          <w:color w:val="000000"/>
+          <w:sz w:val="28"/>
+        </w:rPr>
+        <w:t xml:space="preserve"> (3) выбирается из справочника; в списке есть строка поиска.</w:t>
+      </w:r>
+    </w:p>
+    <w:p>
+      <w:r>
+        <w:rPr>
+          <w:rFonts w:ascii="Times New Roman" w:hAnsi="Times New Roman" w:cs="Times New Roman" w:eastAsia="Times New Roman"/>
+          <w:b w:val="0"/>
+          <w:i w:val="0"/>
+          <w:color w:val="000000"/>
+          <w:sz w:val="28"/>
+        </w:rPr>
+        <w:t xml:space="preserve">Отметка </w:t>
+      </w:r>
+      <w:r>
+        <w:rPr>
+          <w:rFonts w:ascii="Times New Roman" w:hAnsi="Times New Roman" w:cs="Times New Roman" w:eastAsia="Times New Roman"/>
+          <w:b/>
+          <w:i w:val="0"/>
+          <w:color w:val="000000"/>
+          <w:sz w:val="28"/>
+        </w:rPr>
+        <w:t>«по факту»</w:t>
+      </w:r>
+      <w:r>
+        <w:rPr>
+          <w:rFonts w:ascii="Times New Roman" w:hAnsi="Times New Roman" w:cs="Times New Roman" w:eastAsia="Times New Roman"/>
+          <w:b w:val="0"/>
+          <w:i w:val="0"/>
+          <w:color w:val="000000"/>
+          <w:sz w:val="28"/>
+        </w:rPr>
+        <w:t xml:space="preserve"> (4) есть у номера и у марки. Её ставят, когда точные данные заранее неизвестны: вместо значения в заявку уходит </w:t>
+      </w:r>
+      <w:r>
+        <w:rPr>
+          <w:rFonts w:ascii="Times New Roman" w:hAnsi="Times New Roman" w:cs="Times New Roman" w:eastAsia="Times New Roman"/>
+          <w:b/>
+          <w:i w:val="0"/>
+          <w:color w:val="000000"/>
+          <w:sz w:val="28"/>
+        </w:rPr>
+        <w:t>«По факту»</w:t>
+      </w:r>
+      <w:r>
+        <w:rPr>
+          <w:rFonts w:ascii="Times New Roman" w:hAnsi="Times New Roman" w:cs="Times New Roman" w:eastAsia="Times New Roman"/>
+          <w:b w:val="0"/>
+          <w:i w:val="0"/>
+          <w:color w:val="000000"/>
+          <w:sz w:val="28"/>
+        </w:rPr>
+        <w:t>, а настоящий номер и марку вносит охранник, когда машина подъедет к посту.</w:t>
+      </w:r>
+    </w:p>
+    <w:p>
+      <w:r>
+        <w:rPr>
+          <w:rFonts w:ascii="Times New Roman" w:hAnsi="Times New Roman" w:cs="Times New Roman" w:eastAsia="Times New Roman"/>
+          <w:b w:val="0"/>
+          <w:i w:val="0"/>
+          <w:color w:val="000000"/>
+          <w:sz w:val="28"/>
+        </w:rPr>
+        <w:t>Ниже указываются места.</w:t>
+      </w:r>
+    </w:p>
+    <w:p>
+      <w:pPr>
+        <w:keepNext/>
+        <w:spacing w:before="120" w:after="40"/>
+        <w:ind w:firstLine="0"/>
+        <w:jc w:val="center"/>
+      </w:pPr>
+      <w:r>
+        <w:drawing>
+          <wp:inline xmlns:a="http://schemas.openxmlformats.org/drawingml/2006/main" xmlns:pic="http://schemas.openxmlformats.org/drawingml/2006/picture">
+            <wp:extent cx="4504944" cy="2365248"/>
+            <wp:docPr id="36" name="Picture 36"/>
+            <wp:cNvGraphicFramePr>
+              <a:graphicFrameLocks noChangeAspect="1"/>
+            </wp:cNvGraphicFramePr>
+            <a:graphic>
+              <a:graphicData uri="http://schemas.openxmlformats.org/drawingml/2006/picture">
+                <pic:pic>
+                  <pic:nvPicPr>
+                    <pic:cNvPr id="0" name="createapp-vehicle-places.png"/>
+                    <pic:cNvPicPr/>
+                  </pic:nvPicPr>
+                  <pic:blipFill>
+                    <a:blip r:embed="rId46"/>
+                    <a:stretch>
+                      <a:fillRect/>
+                    </a:stretch>
+                  </pic:blipFill>
+                  <pic:spPr>
+                    <a:xfrm>
+                      <a:off x="0" y="0"/>
+                      <a:ext cx="4504944" cy="2365248"/>
+                    </a:xfrm>
+                    <a:prstGeom prst="rect"/>
+                  </pic:spPr>
+                </pic:pic>
+              </a:graphicData>
+            </a:graphic>
+          </wp:inline>
+        </w:drawing>
+      </w:r>
+    </w:p>
+    <w:p>
+      <w:pPr>
+        <w:keepNext w:val="0"/>
+        <w:spacing w:line="240" w:lineRule="auto" w:before="40" w:after="200"/>
+        <w:ind w:firstLine="0"/>
+        <w:jc w:val="center"/>
+      </w:pPr>
+      <w:r>
+        <w:rPr>
+          <w:rFonts w:ascii="Times New Roman" w:hAnsi="Times New Roman" w:cs="Times New Roman" w:eastAsia="Times New Roman"/>
+          <w:b w:val="0"/>
+          <w:i/>
+          <w:color w:val="000000"/>
+          <w:sz w:val="24"/>
+        </w:rPr>
+        <w:t>Рисунок 8.12 — Места разгрузки и проезд</w:t>
+      </w:r>
+    </w:p>
+    <w:p>
+      <w:r>
+        <w:rPr>
+          <w:rFonts w:ascii="Times New Roman" w:hAnsi="Times New Roman" w:cs="Times New Roman" w:eastAsia="Times New Roman"/>
+          <w:b/>
+          <w:i w:val="0"/>
+          <w:color w:val="000000"/>
+          <w:sz w:val="28"/>
+        </w:rPr>
+        <w:t>«Места разгрузки (выбор)»</w:t>
+      </w:r>
+      <w:r>
+        <w:rPr>
+          <w:rFonts w:ascii="Times New Roman" w:hAnsi="Times New Roman" w:cs="Times New Roman" w:eastAsia="Times New Roman"/>
+          <w:b w:val="0"/>
+          <w:i w:val="0"/>
+          <w:color w:val="000000"/>
+          <w:sz w:val="28"/>
+        </w:rPr>
+        <w:t xml:space="preserve"> (1) - площадки, к которым машина подъедет. </w:t>
+      </w:r>
+      <w:r>
+        <w:rPr>
+          <w:rFonts w:ascii="Times New Roman" w:hAnsi="Times New Roman" w:cs="Times New Roman" w:eastAsia="Times New Roman"/>
+          <w:b/>
+          <w:i w:val="0"/>
+          <w:color w:val="000000"/>
+          <w:sz w:val="28"/>
+        </w:rPr>
+        <w:t>«Проезд»</w:t>
+      </w:r>
+      <w:r>
+        <w:rPr>
+          <w:rFonts w:ascii="Times New Roman" w:hAnsi="Times New Roman" w:cs="Times New Roman" w:eastAsia="Times New Roman"/>
+          <w:b w:val="0"/>
+          <w:i w:val="0"/>
+          <w:color w:val="000000"/>
+          <w:sz w:val="28"/>
+        </w:rPr>
+        <w:t xml:space="preserve"> (2) - посты, через которые она проедет. Выбранные плитки выделены цветом.</w:t>
+      </w:r>
+    </w:p>
+    <w:p>
+      <w:r>
+        <w:rPr>
+          <w:rFonts w:ascii="Times New Roman" w:hAnsi="Times New Roman" w:cs="Times New Roman" w:eastAsia="Times New Roman"/>
+          <w:b w:val="0"/>
+          <w:i w:val="0"/>
+          <w:color w:val="000000"/>
+          <w:sz w:val="28"/>
+        </w:rPr>
+        <w:t xml:space="preserve">Нажмите </w:t>
+      </w:r>
+      <w:r>
+        <w:rPr>
+          <w:rFonts w:ascii="Times New Roman" w:hAnsi="Times New Roman" w:cs="Times New Roman" w:eastAsia="Times New Roman"/>
+          <w:b/>
+          <w:i w:val="0"/>
+          <w:color w:val="000000"/>
+          <w:sz w:val="28"/>
+        </w:rPr>
+        <w:t>«Добавить»</w:t>
+      </w:r>
+      <w:r>
+        <w:rPr>
+          <w:rFonts w:ascii="Times New Roman" w:hAnsi="Times New Roman" w:cs="Times New Roman" w:eastAsia="Times New Roman"/>
+          <w:b w:val="0"/>
+          <w:i w:val="0"/>
+          <w:color w:val="000000"/>
+          <w:sz w:val="28"/>
+        </w:rPr>
+        <w:t>.</w:t>
+      </w:r>
+    </w:p>
+    <w:p>
+      <w:r>
+        <w:rPr>
+          <w:rFonts w:ascii="Times New Roman" w:hAnsi="Times New Roman" w:cs="Times New Roman" w:eastAsia="Times New Roman"/>
+          <w:b w:val="0"/>
+          <w:i w:val="0"/>
+          <w:color w:val="000000"/>
+          <w:sz w:val="28"/>
+        </w:rPr>
+        <w:t>Ожидаемый результат: машина появляется в списке справа.</w:t>
+      </w:r>
+    </w:p>
+    <w:tbl>
+      <w:tblPr>
+        <w:tblW w:type="auto" w:w="0"/>
+        <w:tblLayout w:type="fixed"/>
+        <w:tblLook w:firstColumn="1" w:firstRow="1" w:lastColumn="0" w:lastRow="0" w:noHBand="0" w:noVBand="1" w:val="04A0"/>
+        <w:tblLayout w:type="fixed"/>
+      </w:tblPr>
+      <w:tblGrid>
+        <w:gridCol w:w="9356"/>
+      </w:tblGrid>
+      <w:tr>
+        <w:trPr>
+          <w:cantSplit w:val="true"/>
+        </w:trPr>
+        <w:tc>
+          <w:tcPr>
+            <w:tcW w:type="dxa" w:w="9354"/>
+            <w:shd w:val="clear" w:fill="EAF1F8"/>
+            <w:tcBorders>
+              <w:left w:val="single" w:sz="24" w:color="2C6FA6"/>
+              <w:top w:val="single" w:sz="4" w:color="EAF1F8"/>
+              <w:bottom w:val="single" w:sz="4" w:color="EAF1F8"/>
+              <w:right w:val="single" w:sz="4" w:color="EAF1F8"/>
+            </w:tcBorders>
+          </w:tcPr>
+          <w:p>
+            <w:pPr>
+              <w:spacing w:line="288" w:lineRule="auto" w:after="0"/>
+              <w:ind w:firstLine="0"/>
+            </w:pPr>
+            <w:r>
+              <w:rPr>
+                <w:rFonts w:ascii="Times New Roman" w:hAnsi="Times New Roman" w:cs="Times New Roman" w:eastAsia="Times New Roman"/>
+                <w:b/>
+                <w:i w:val="0"/>
+                <w:color w:val="2C6FA6"/>
+                <w:sz w:val="26"/>
+              </w:rPr>
+              <w:t xml:space="preserve">ПРИМЕЧАНИЕ. </w:t>
+            </w:r>
+            <w:r>
+              <w:rPr>
+                <w:rFonts w:ascii="Times New Roman" w:hAnsi="Times New Roman" w:cs="Times New Roman" w:eastAsia="Times New Roman"/>
+                <w:b w:val="0"/>
+                <w:i w:val="0"/>
+                <w:color w:val="000000"/>
+                <w:sz w:val="26"/>
+              </w:rPr>
+              <w:t xml:space="preserve">Место разгрузки может подставиться само - тогда система пишет </w:t>
+            </w:r>
+            <w:r>
+              <w:rPr>
+                <w:rFonts w:ascii="Times New Roman" w:hAnsi="Times New Roman" w:cs="Times New Roman" w:eastAsia="Times New Roman"/>
+                <w:b/>
+                <w:i w:val="0"/>
+                <w:color w:val="000000"/>
+                <w:sz w:val="26"/>
+              </w:rPr>
+              <w:t>«Место разгрузки выбрано автоматически для вашей организации»</w:t>
+            </w:r>
+            <w:r>
+              <w:rPr>
+                <w:rFonts w:ascii="Times New Roman" w:hAnsi="Times New Roman" w:cs="Times New Roman" w:eastAsia="Times New Roman"/>
+                <w:b w:val="0"/>
+                <w:i w:val="0"/>
+                <w:color w:val="000000"/>
+                <w:sz w:val="26"/>
+              </w:rPr>
+              <w:t>. Так настроено бюро пропусков для тех, у кого площадка всегда одна и та же.</w:t>
+            </w:r>
+          </w:p>
+        </w:tc>
+      </w:tr>
+    </w:tbl>
+    <w:p>
+      <w:pPr>
+        <w:spacing w:after="0" w:line="240" w:lineRule="auto"/>
+        <w:ind w:firstLine="0"/>
+      </w:pPr>
+      <w:r>
+        <w:rPr>
+          <w:rFonts w:ascii="Times New Roman" w:hAnsi="Times New Roman" w:cs="Times New Roman" w:eastAsia="Times New Roman"/>
+          <w:b w:val="0"/>
+          <w:i w:val="0"/>
+          <w:color w:val="000000"/>
+          <w:sz w:val="12"/>
+        </w:rPr>
+      </w:r>
+    </w:p>
+    <w:p>
+      <w:pPr>
+        <w:pStyle w:val="Heading2"/>
+        <w:ind w:firstLine="0"/>
+      </w:pPr>
+      <w:r>
+        <w:rPr>
+          <w:rFonts w:ascii="Times New Roman" w:hAnsi="Times New Roman" w:cs="Times New Roman" w:eastAsia="Times New Roman"/>
+          <w:b/>
+          <w:i w:val="0"/>
+          <w:color w:val="000000"/>
+          <w:sz w:val="28"/>
+        </w:rPr>
+        <w:t>8.10. Материальные ценности</w:t>
+      </w:r>
+    </w:p>
+    <w:p>
+      <w:r>
+        <w:rPr>
+          <w:rFonts w:ascii="Times New Roman" w:hAnsi="Times New Roman" w:cs="Times New Roman" w:eastAsia="Times New Roman"/>
+          <w:b w:val="0"/>
+          <w:i w:val="0"/>
+          <w:color w:val="000000"/>
+          <w:sz w:val="28"/>
+        </w:rPr>
+        <w:t xml:space="preserve">Форма </w:t>
+      </w:r>
+      <w:r>
+        <w:rPr>
+          <w:rFonts w:ascii="Times New Roman" w:hAnsi="Times New Roman" w:cs="Times New Roman" w:eastAsia="Times New Roman"/>
+          <w:b/>
+          <w:i w:val="0"/>
+          <w:color w:val="000000"/>
+          <w:sz w:val="28"/>
+        </w:rPr>
+        <w:t>«Новые ТМЦ»</w:t>
+      </w:r>
+      <w:r>
+        <w:rPr>
+          <w:rFonts w:ascii="Times New Roman" w:hAnsi="Times New Roman" w:cs="Times New Roman" w:eastAsia="Times New Roman"/>
+          <w:b w:val="0"/>
+          <w:i w:val="0"/>
+          <w:color w:val="000000"/>
+          <w:sz w:val="28"/>
+        </w:rPr>
+        <w:t xml:space="preserve"> описывает, что вносится или вывозится.</w:t>
+      </w:r>
+    </w:p>
+    <w:p>
+      <w:pPr>
+        <w:keepNext/>
+        <w:spacing w:before="120" w:after="40"/>
+        <w:ind w:firstLine="0"/>
+        <w:jc w:val="center"/>
+      </w:pPr>
+      <w:r>
+        <w:drawing>
+          <wp:inline xmlns:a="http://schemas.openxmlformats.org/drawingml/2006/main" xmlns:pic="http://schemas.openxmlformats.org/drawingml/2006/picture">
+            <wp:extent cx="4937760" cy="1901952"/>
+            <wp:docPr id="37" name="Picture 37"/>
+            <wp:cNvGraphicFramePr>
+              <a:graphicFrameLocks noChangeAspect="1"/>
+            </wp:cNvGraphicFramePr>
+            <a:graphic>
+              <a:graphicData uri="http://schemas.openxmlformats.org/drawingml/2006/picture">
+                <pic:pic>
+                  <pic:nvPicPr>
+                    <pic:cNvPr id="0" name="createapp-items-form.png"/>
+                    <pic:cNvPicPr/>
+                  </pic:nvPicPr>
+                  <pic:blipFill>
+                    <a:blip r:embed="rId47"/>
+                    <a:stretch>
+                      <a:fillRect/>
+                    </a:stretch>
+                  </pic:blipFill>
+                  <pic:spPr>
+                    <a:xfrm>
+                      <a:off x="0" y="0"/>
+                      <a:ext cx="4937760" cy="1901952"/>
+                    </a:xfrm>
+                    <a:prstGeom prst="rect"/>
+                  </pic:spPr>
+                </pic:pic>
+              </a:graphicData>
+            </a:graphic>
+          </wp:inline>
+        </w:drawing>
+      </w:r>
+    </w:p>
+    <w:p>
+      <w:pPr>
+        <w:keepNext w:val="0"/>
+        <w:spacing w:line="240" w:lineRule="auto" w:before="40" w:after="200"/>
+        <w:ind w:firstLine="0"/>
+        <w:jc w:val="center"/>
+      </w:pPr>
+      <w:r>
+        <w:rPr>
+          <w:rFonts w:ascii="Times New Roman" w:hAnsi="Times New Roman" w:cs="Times New Roman" w:eastAsia="Times New Roman"/>
+          <w:b w:val="0"/>
+          <w:i/>
+          <w:color w:val="000000"/>
+          <w:sz w:val="24"/>
+        </w:rPr>
+        <w:t>Рисунок 8.13 — Форма материальных ценностей</w:t>
+      </w:r>
+    </w:p>
+    <w:p>
+      <w:r>
+        <w:rPr>
+          <w:rFonts w:ascii="Times New Roman" w:hAnsi="Times New Roman" w:cs="Times New Roman" w:eastAsia="Times New Roman"/>
+          <w:b w:val="0"/>
+          <w:i w:val="0"/>
+          <w:color w:val="000000"/>
+          <w:sz w:val="28"/>
+        </w:rPr>
+        <w:t xml:space="preserve">Строки вводятся таблицей: </w:t>
+      </w:r>
+      <w:r>
+        <w:rPr>
+          <w:rFonts w:ascii="Times New Roman" w:hAnsi="Times New Roman" w:cs="Times New Roman" w:eastAsia="Times New Roman"/>
+          <w:b/>
+          <w:i w:val="0"/>
+          <w:color w:val="000000"/>
+          <w:sz w:val="28"/>
+        </w:rPr>
+        <w:t>«Наименование ТМЦ»</w:t>
+      </w:r>
+      <w:r>
+        <w:rPr>
+          <w:rFonts w:ascii="Times New Roman" w:hAnsi="Times New Roman" w:cs="Times New Roman" w:eastAsia="Times New Roman"/>
+          <w:b w:val="0"/>
+          <w:i w:val="0"/>
+          <w:color w:val="000000"/>
+          <w:sz w:val="28"/>
+        </w:rPr>
+        <w:t xml:space="preserve"> (1) и </w:t>
+      </w:r>
+      <w:r>
+        <w:rPr>
+          <w:rFonts w:ascii="Times New Roman" w:hAnsi="Times New Roman" w:cs="Times New Roman" w:eastAsia="Times New Roman"/>
+          <w:b/>
+          <w:i w:val="0"/>
+          <w:color w:val="000000"/>
+          <w:sz w:val="28"/>
+        </w:rPr>
+        <w:t>«Количество»</w:t>
+      </w:r>
+      <w:r>
+        <w:rPr>
+          <w:rFonts w:ascii="Times New Roman" w:hAnsi="Times New Roman" w:cs="Times New Roman" w:eastAsia="Times New Roman"/>
+          <w:b w:val="0"/>
+          <w:i w:val="0"/>
+          <w:color w:val="000000"/>
+          <w:sz w:val="28"/>
+        </w:rPr>
+        <w:t xml:space="preserve"> (2), не меньше единицы. Кнопка </w:t>
+      </w:r>
+      <w:r>
+        <w:rPr>
+          <w:rFonts w:ascii="Times New Roman" w:hAnsi="Times New Roman" w:cs="Times New Roman" w:eastAsia="Times New Roman"/>
+          <w:b/>
+          <w:i w:val="0"/>
+          <w:color w:val="000000"/>
+          <w:sz w:val="28"/>
+        </w:rPr>
+        <w:t>«+ Добавить строку»</w:t>
+      </w:r>
+      <w:r>
+        <w:rPr>
+          <w:rFonts w:ascii="Times New Roman" w:hAnsi="Times New Roman" w:cs="Times New Roman" w:eastAsia="Times New Roman"/>
+          <w:b w:val="0"/>
+          <w:i w:val="0"/>
+          <w:color w:val="000000"/>
+          <w:sz w:val="28"/>
+        </w:rPr>
+        <w:t xml:space="preserve"> (3) добавляет пустую строку, счётчик </w:t>
+      </w:r>
+      <w:r>
+        <w:rPr>
+          <w:rFonts w:ascii="Times New Roman" w:hAnsi="Times New Roman" w:cs="Times New Roman" w:eastAsia="Times New Roman"/>
+          <w:b/>
+          <w:i w:val="0"/>
+          <w:color w:val="000000"/>
+          <w:sz w:val="28"/>
+        </w:rPr>
+        <w:t>«Всего позиций: N»</w:t>
+      </w:r>
+      <w:r>
+        <w:rPr>
+          <w:rFonts w:ascii="Times New Roman" w:hAnsi="Times New Roman" w:cs="Times New Roman" w:eastAsia="Times New Roman"/>
+          <w:b w:val="0"/>
+          <w:i w:val="0"/>
+          <w:color w:val="000000"/>
+          <w:sz w:val="28"/>
+        </w:rPr>
+        <w:t xml:space="preserve"> (4) показывает, сколько их набрано. Крестик в конце строки убирает её.</w:t>
+      </w:r>
+    </w:p>
+    <w:p>
+      <w:r>
+        <w:rPr>
+          <w:rFonts w:ascii="Times New Roman" w:hAnsi="Times New Roman" w:cs="Times New Roman" w:eastAsia="Times New Roman"/>
+          <w:b w:val="0"/>
+          <w:i w:val="0"/>
+          <w:color w:val="000000"/>
+          <w:sz w:val="28"/>
+        </w:rPr>
+        <w:t xml:space="preserve">Блок </w:t>
+      </w:r>
+      <w:r>
+        <w:rPr>
+          <w:rFonts w:ascii="Times New Roman" w:hAnsi="Times New Roman" w:cs="Times New Roman" w:eastAsia="Times New Roman"/>
+          <w:b/>
+          <w:i w:val="0"/>
+          <w:color w:val="000000"/>
+          <w:sz w:val="28"/>
+        </w:rPr>
+        <w:t>«Места разгрузки (выбор)»</w:t>
+      </w:r>
+      <w:r>
+        <w:rPr>
+          <w:rFonts w:ascii="Times New Roman" w:hAnsi="Times New Roman" w:cs="Times New Roman" w:eastAsia="Times New Roman"/>
+          <w:b w:val="0"/>
+          <w:i w:val="0"/>
+          <w:color w:val="000000"/>
+          <w:sz w:val="28"/>
+        </w:rPr>
+        <w:t xml:space="preserve"> под таблицей появляется, только если в заявке нет вложений с машинами: когда машины есть, площадка берётся у них.</w:t>
+      </w:r>
+    </w:p>
+    <w:p>
+      <w:r>
+        <w:rPr>
+          <w:rFonts w:ascii="Times New Roman" w:hAnsi="Times New Roman" w:cs="Times New Roman" w:eastAsia="Times New Roman"/>
+          <w:b w:val="0"/>
+          <w:i w:val="0"/>
+          <w:color w:val="000000"/>
+          <w:sz w:val="28"/>
+        </w:rPr>
+        <w:t xml:space="preserve">Нажмите </w:t>
+      </w:r>
+      <w:r>
+        <w:rPr>
+          <w:rFonts w:ascii="Times New Roman" w:hAnsi="Times New Roman" w:cs="Times New Roman" w:eastAsia="Times New Roman"/>
+          <w:b/>
+          <w:i w:val="0"/>
+          <w:color w:val="000000"/>
+          <w:sz w:val="28"/>
+        </w:rPr>
+        <w:t>«Добавить»</w:t>
+      </w:r>
+      <w:r>
+        <w:rPr>
+          <w:rFonts w:ascii="Times New Roman" w:hAnsi="Times New Roman" w:cs="Times New Roman" w:eastAsia="Times New Roman"/>
+          <w:b w:val="0"/>
+          <w:i w:val="0"/>
+          <w:color w:val="000000"/>
+          <w:sz w:val="28"/>
+        </w:rPr>
+        <w:t>.</w:t>
+      </w:r>
+    </w:p>
+    <w:p>
+      <w:pPr>
+        <w:pStyle w:val="Heading2"/>
+        <w:ind w:firstLine="0"/>
+      </w:pPr>
+      <w:r>
+        <w:rPr>
+          <w:rFonts w:ascii="Times New Roman" w:hAnsi="Times New Roman" w:cs="Times New Roman" w:eastAsia="Times New Roman"/>
+          <w:b/>
+          <w:i w:val="0"/>
+          <w:color w:val="000000"/>
+          <w:sz w:val="28"/>
+        </w:rPr>
+        <w:t>8.11. Места прохода и разгрузки</w:t>
+      </w:r>
+    </w:p>
+    <w:p>
+      <w:r>
+        <w:rPr>
+          <w:rFonts w:ascii="Times New Roman" w:hAnsi="Times New Roman" w:cs="Times New Roman" w:eastAsia="Times New Roman"/>
+          <w:b w:val="0"/>
+          <w:i w:val="0"/>
+          <w:color w:val="000000"/>
+          <w:sz w:val="28"/>
+        </w:rPr>
+        <w:t>Посты и площадки выбираются плитками: нажатая плитка выделена цветом.</w:t>
+      </w:r>
+    </w:p>
+    <w:p>
+      <w:pPr>
+        <w:keepNext/>
+        <w:spacing w:before="120" w:after="40"/>
+        <w:ind w:firstLine="0"/>
+        <w:jc w:val="center"/>
+      </w:pPr>
+      <w:r>
+        <w:drawing>
+          <wp:inline xmlns:a="http://schemas.openxmlformats.org/drawingml/2006/main" xmlns:pic="http://schemas.openxmlformats.org/drawingml/2006/picture">
+            <wp:extent cx="3407663" cy="853440"/>
+            <wp:docPr id="38" name="Picture 38"/>
+            <wp:cNvGraphicFramePr>
+              <a:graphicFrameLocks noChangeAspect="1"/>
+            </wp:cNvGraphicFramePr>
+            <a:graphic>
+              <a:graphicData uri="http://schemas.openxmlformats.org/drawingml/2006/picture">
+                <pic:pic>
+                  <pic:nvPicPr>
+                    <pic:cNvPr id="0" name="createapp-places.png"/>
+                    <pic:cNvPicPr/>
+                  </pic:nvPicPr>
+                  <pic:blipFill>
+                    <a:blip r:embed="rId48"/>
+                    <a:stretch>
+                      <a:fillRect/>
+                    </a:stretch>
+                  </pic:blipFill>
+                  <pic:spPr>
+                    <a:xfrm>
+                      <a:off x="0" y="0"/>
+                      <a:ext cx="3407663" cy="853440"/>
+                    </a:xfrm>
+                    <a:prstGeom prst="rect"/>
+                  </pic:spPr>
+                </pic:pic>
+              </a:graphicData>
+            </a:graphic>
+          </wp:inline>
+        </w:drawing>
+      </w:r>
+    </w:p>
+    <w:p>
+      <w:pPr>
+        <w:keepNext w:val="0"/>
+        <w:spacing w:line="240" w:lineRule="auto" w:before="40" w:after="200"/>
+        <w:ind w:firstLine="0"/>
+        <w:jc w:val="center"/>
+      </w:pPr>
+      <w:r>
+        <w:rPr>
+          <w:rFonts w:ascii="Times New Roman" w:hAnsi="Times New Roman" w:cs="Times New Roman" w:eastAsia="Times New Roman"/>
+          <w:b w:val="0"/>
+          <w:i/>
+          <w:color w:val="000000"/>
+          <w:sz w:val="24"/>
+        </w:rPr>
+        <w:t>Рисунок 8.14 — Выбор мест прохода</w:t>
+      </w:r>
+    </w:p>
+    <w:p>
+      <w:r>
+        <w:rPr>
+          <w:rFonts w:ascii="Times New Roman" w:hAnsi="Times New Roman" w:cs="Times New Roman" w:eastAsia="Times New Roman"/>
+          <w:b w:val="0"/>
+          <w:i w:val="0"/>
+          <w:color w:val="000000"/>
+          <w:sz w:val="28"/>
+        </w:rPr>
+        <w:t xml:space="preserve">Место, закрытое бюро пропусков, показано блёклой плиткой и не выбирается: нажатие на неё вместо выбора показывает </w:t>
+      </w:r>
+      <w:r>
+        <w:rPr>
+          <w:rFonts w:ascii="Times New Roman" w:hAnsi="Times New Roman" w:cs="Times New Roman" w:eastAsia="Times New Roman"/>
+          <w:b/>
+          <w:i w:val="0"/>
+          <w:color w:val="000000"/>
+          <w:sz w:val="28"/>
+        </w:rPr>
+        <w:t>«Недоступно»</w:t>
+      </w:r>
+      <w:r>
+        <w:rPr>
+          <w:rFonts w:ascii="Times New Roman" w:hAnsi="Times New Roman" w:cs="Times New Roman" w:eastAsia="Times New Roman"/>
+          <w:b w:val="0"/>
+          <w:i w:val="0"/>
+          <w:color w:val="000000"/>
+          <w:sz w:val="28"/>
+        </w:rPr>
+        <w:t xml:space="preserve"> и причину, если она указана.</w:t>
+      </w:r>
+    </w:p>
+    <w:p>
+      <w:r>
+        <w:rPr>
+          <w:rFonts w:ascii="Times New Roman" w:hAnsi="Times New Roman" w:cs="Times New Roman" w:eastAsia="Times New Roman"/>
+          <w:b w:val="0"/>
+          <w:i w:val="0"/>
+          <w:color w:val="000000"/>
+          <w:sz w:val="28"/>
+        </w:rPr>
+        <w:t xml:space="preserve">Если выбранное место работает не круглосуточно, а срок заявки выходит за его часы, система показывает панель </w:t>
+      </w:r>
+      <w:r>
+        <w:rPr>
+          <w:rFonts w:ascii="Times New Roman" w:hAnsi="Times New Roman" w:cs="Times New Roman" w:eastAsia="Times New Roman"/>
+          <w:b/>
+          <w:i w:val="0"/>
+          <w:color w:val="000000"/>
+          <w:sz w:val="28"/>
+        </w:rPr>
+        <w:t>«Предупреждение»</w:t>
+      </w:r>
+      <w:r>
+        <w:rPr>
+          <w:rFonts w:ascii="Times New Roman" w:hAnsi="Times New Roman" w:cs="Times New Roman" w:eastAsia="Times New Roman"/>
+          <w:b w:val="0"/>
+          <w:i w:val="0"/>
+          <w:color w:val="000000"/>
+          <w:sz w:val="28"/>
+        </w:rPr>
+        <w:t xml:space="preserve"> со списком расхождений. Подавать заявку она не мешает: пост может работать по своему расписанию, и решение остаётся за вами.</w:t>
+      </w:r>
+    </w:p>
+    <w:p>
+      <w:pPr>
+        <w:pStyle w:val="Heading2"/>
+        <w:ind w:firstLine="0"/>
+      </w:pPr>
+      <w:r>
+        <w:rPr>
+          <w:rFonts w:ascii="Times New Roman" w:hAnsi="Times New Roman" w:cs="Times New Roman" w:eastAsia="Times New Roman"/>
+          <w:b/>
+          <w:i w:val="0"/>
+          <w:color w:val="000000"/>
+          <w:sz w:val="28"/>
+        </w:rPr>
+        <w:t>8.12. Когда строку добавить не получается</w:t>
+      </w:r>
+    </w:p>
+    <w:p>
+      <w:r>
+        <w:rPr>
+          <w:rFonts w:ascii="Times New Roman" w:hAnsi="Times New Roman" w:cs="Times New Roman" w:eastAsia="Times New Roman"/>
+          <w:b w:val="0"/>
+          <w:i w:val="0"/>
+          <w:color w:val="000000"/>
+          <w:sz w:val="28"/>
+        </w:rPr>
+        <w:t>Часть строк система не принимает и объясняет, почему.</w:t>
+      </w:r>
+    </w:p>
+    <w:p>
+      <w:pPr>
+        <w:keepNext/>
+        <w:spacing w:before="120" w:after="40"/>
+        <w:ind w:firstLine="0"/>
+        <w:jc w:val="center"/>
+      </w:pPr>
+      <w:r>
+        <w:drawing>
+          <wp:inline xmlns:a="http://schemas.openxmlformats.org/drawingml/2006/main" xmlns:pic="http://schemas.openxmlformats.org/drawingml/2006/picture">
+            <wp:extent cx="4261104" cy="1493519"/>
+            <wp:docPr id="39" name="Picture 39"/>
+            <wp:cNvGraphicFramePr>
+              <a:graphicFrameLocks noChangeAspect="1"/>
+            </wp:cNvGraphicFramePr>
+            <a:graphic>
+              <a:graphicData uri="http://schemas.openxmlformats.org/drawingml/2006/picture">
+                <pic:pic>
+                  <pic:nvPicPr>
+                    <pic:cNvPr id="0" name="createapp-blacklist.png"/>
+                    <pic:cNvPicPr/>
+                  </pic:nvPicPr>
+                  <pic:blipFill>
+                    <a:blip r:embed="rId49"/>
+                    <a:stretch>
+                      <a:fillRect/>
+                    </a:stretch>
+                  </pic:blipFill>
+                  <pic:spPr>
+                    <a:xfrm>
+                      <a:off x="0" y="0"/>
+                      <a:ext cx="4261104" cy="1493519"/>
+                    </a:xfrm>
+                    <a:prstGeom prst="rect"/>
+                  </pic:spPr>
+                </pic:pic>
+              </a:graphicData>
+            </a:graphic>
+          </wp:inline>
+        </w:drawing>
+      </w:r>
+    </w:p>
+    <w:p>
+      <w:pPr>
+        <w:keepNext w:val="0"/>
+        <w:spacing w:line="240" w:lineRule="auto" w:before="40" w:after="200"/>
+        <w:ind w:firstLine="0"/>
+        <w:jc w:val="center"/>
+      </w:pPr>
+      <w:r>
+        <w:rPr>
+          <w:rFonts w:ascii="Times New Roman" w:hAnsi="Times New Roman" w:cs="Times New Roman" w:eastAsia="Times New Roman"/>
+          <w:b w:val="0"/>
+          <w:i/>
+          <w:color w:val="000000"/>
+          <w:sz w:val="24"/>
+        </w:rPr>
+        <w:t>Рисунок 8.15 — Предупреждение о чёрном списке</w:t>
+      </w:r>
+    </w:p>
+    <w:p>
+      <w:r>
+        <w:rPr>
+          <w:rFonts w:ascii="Times New Roman" w:hAnsi="Times New Roman" w:cs="Times New Roman" w:eastAsia="Times New Roman"/>
+          <w:b/>
+          <w:i w:val="0"/>
+          <w:color w:val="000000"/>
+          <w:sz w:val="28"/>
+        </w:rPr>
+        <w:t>Человек в чёрном списке.</w:t>
+      </w:r>
+      <w:r>
+        <w:rPr>
+          <w:rFonts w:ascii="Times New Roman" w:hAnsi="Times New Roman" w:cs="Times New Roman" w:eastAsia="Times New Roman"/>
+          <w:b w:val="0"/>
+          <w:i w:val="0"/>
+          <w:color w:val="000000"/>
+          <w:sz w:val="28"/>
+        </w:rPr>
+        <w:t xml:space="preserve"> Как только фамилия, имя и отчество совпадут с записью чёрного списка, в форме появляется предупреждение </w:t>
+      </w:r>
+      <w:r>
+        <w:rPr>
+          <w:rFonts w:ascii="Times New Roman" w:hAnsi="Times New Roman" w:cs="Times New Roman" w:eastAsia="Times New Roman"/>
+          <w:b/>
+          <w:i w:val="0"/>
+          <w:color w:val="000000"/>
+          <w:sz w:val="28"/>
+        </w:rPr>
+        <w:t>«Человек в чёрном списке»</w:t>
+      </w:r>
+      <w:r>
+        <w:rPr>
+          <w:rFonts w:ascii="Times New Roman" w:hAnsi="Times New Roman" w:cs="Times New Roman" w:eastAsia="Times New Roman"/>
+          <w:b w:val="0"/>
+          <w:i w:val="0"/>
+          <w:color w:val="000000"/>
+          <w:sz w:val="28"/>
+        </w:rPr>
+        <w:t xml:space="preserve"> с причиной и пояснением, что добавить его в заявку нельзя. Кнопка </w:t>
+      </w:r>
+      <w:r>
+        <w:rPr>
+          <w:rFonts w:ascii="Times New Roman" w:hAnsi="Times New Roman" w:cs="Times New Roman" w:eastAsia="Times New Roman"/>
+          <w:b/>
+          <w:i w:val="0"/>
+          <w:color w:val="000000"/>
+          <w:sz w:val="28"/>
+        </w:rPr>
+        <w:t>«Добавить»</w:t>
+      </w:r>
+      <w:r>
+        <w:rPr>
+          <w:rFonts w:ascii="Times New Roman" w:hAnsi="Times New Roman" w:cs="Times New Roman" w:eastAsia="Times New Roman"/>
+          <w:b w:val="0"/>
+          <w:i w:val="0"/>
+          <w:color w:val="000000"/>
+          <w:sz w:val="28"/>
+        </w:rPr>
+        <w:t xml:space="preserve"> гаснет.</w:t>
+      </w:r>
+    </w:p>
+    <w:p>
+      <w:r>
+        <w:rPr>
+          <w:rFonts w:ascii="Times New Roman" w:hAnsi="Times New Roman" w:cs="Times New Roman" w:eastAsia="Times New Roman"/>
+          <w:b/>
+          <w:i w:val="0"/>
+          <w:color w:val="000000"/>
+          <w:sz w:val="28"/>
+        </w:rPr>
+        <w:t>Машина в чёрном списке.</w:t>
+      </w:r>
+      <w:r>
+        <w:rPr>
+          <w:rFonts w:ascii="Times New Roman" w:hAnsi="Times New Roman" w:cs="Times New Roman" w:eastAsia="Times New Roman"/>
+          <w:b w:val="0"/>
+          <w:i w:val="0"/>
+          <w:color w:val="000000"/>
+          <w:sz w:val="28"/>
+        </w:rPr>
+        <w:t xml:space="preserve"> Так же для транспорта: </w:t>
+      </w:r>
+      <w:r>
+        <w:rPr>
+          <w:rFonts w:ascii="Times New Roman" w:hAnsi="Times New Roman" w:cs="Times New Roman" w:eastAsia="Times New Roman"/>
+          <w:b/>
+          <w:i w:val="0"/>
+          <w:color w:val="000000"/>
+          <w:sz w:val="28"/>
+        </w:rPr>
+        <w:t>«Машина в чёрном списке»</w:t>
+      </w:r>
+      <w:r>
+        <w:rPr>
+          <w:rFonts w:ascii="Times New Roman" w:hAnsi="Times New Roman" w:cs="Times New Roman" w:eastAsia="Times New Roman"/>
+          <w:b w:val="0"/>
+          <w:i w:val="0"/>
+          <w:color w:val="000000"/>
+          <w:sz w:val="28"/>
+        </w:rPr>
+        <w:t xml:space="preserve"> с причиной.</w:t>
+      </w:r>
+    </w:p>
+    <w:p>
+      <w:r>
+        <w:rPr>
+          <w:rFonts w:ascii="Times New Roman" w:hAnsi="Times New Roman" w:cs="Times New Roman" w:eastAsia="Times New Roman"/>
+          <w:b/>
+          <w:i w:val="0"/>
+          <w:color w:val="000000"/>
+          <w:sz w:val="28"/>
+        </w:rPr>
+        <w:t>На машину уже есть действующая заявка.</w:t>
+      </w:r>
+      <w:r>
+        <w:rPr>
+          <w:rFonts w:ascii="Times New Roman" w:hAnsi="Times New Roman" w:cs="Times New Roman" w:eastAsia="Times New Roman"/>
+          <w:b w:val="0"/>
+          <w:i w:val="0"/>
+          <w:color w:val="000000"/>
+          <w:sz w:val="28"/>
+        </w:rPr>
+        <w:t xml:space="preserve"> Система пишет </w:t>
+      </w:r>
+      <w:r>
+        <w:rPr>
+          <w:rFonts w:ascii="Times New Roman" w:hAnsi="Times New Roman" w:cs="Times New Roman" w:eastAsia="Times New Roman"/>
+          <w:b/>
+          <w:i w:val="0"/>
+          <w:color w:val="000000"/>
+          <w:sz w:val="28"/>
+        </w:rPr>
+        <w:t>«На это авто уже есть активная заявка!»</w:t>
+      </w:r>
+      <w:r>
+        <w:rPr>
+          <w:rFonts w:ascii="Times New Roman" w:hAnsi="Times New Roman" w:cs="Times New Roman" w:eastAsia="Times New Roman"/>
+          <w:b w:val="0"/>
+          <w:i w:val="0"/>
+          <w:color w:val="000000"/>
+          <w:sz w:val="28"/>
+        </w:rPr>
+        <w:t xml:space="preserve"> и показывает, до какой даты она действует, её номер, организацию и компанию. Второй пропуск на ту же машину не выдаётся.</w:t>
+      </w:r>
+    </w:p>
+    <w:p>
+      <w:r>
+        <w:rPr>
+          <w:rFonts w:ascii="Times New Roman" w:hAnsi="Times New Roman" w:cs="Times New Roman" w:eastAsia="Times New Roman"/>
+          <w:b/>
+          <w:i w:val="0"/>
+          <w:color w:val="000000"/>
+          <w:sz w:val="28"/>
+        </w:rPr>
+        <w:t>Повтор внутри заявки.</w:t>
+      </w:r>
+      <w:r>
+        <w:rPr>
+          <w:rFonts w:ascii="Times New Roman" w:hAnsi="Times New Roman" w:cs="Times New Roman" w:eastAsia="Times New Roman"/>
+          <w:b w:val="0"/>
+          <w:i w:val="0"/>
+          <w:color w:val="000000"/>
+          <w:sz w:val="28"/>
+        </w:rPr>
+        <w:t xml:space="preserve"> Попытка добавить того, кто уже в списке, отклоняется сообщением </w:t>
+      </w:r>
+      <w:r>
+        <w:rPr>
+          <w:rFonts w:ascii="Times New Roman" w:hAnsi="Times New Roman" w:cs="Times New Roman" w:eastAsia="Times New Roman"/>
+          <w:b/>
+          <w:i w:val="0"/>
+          <w:color w:val="000000"/>
+          <w:sz w:val="28"/>
+        </w:rPr>
+        <w:t>«&lt;Фамилия Имя Отчество&gt; уже добавлен в список»</w:t>
+      </w:r>
+      <w:r>
+        <w:rPr>
+          <w:rFonts w:ascii="Times New Roman" w:hAnsi="Times New Roman" w:cs="Times New Roman" w:eastAsia="Times New Roman"/>
+          <w:b w:val="0"/>
+          <w:i w:val="0"/>
+          <w:color w:val="000000"/>
+          <w:sz w:val="28"/>
+        </w:rPr>
+        <w:t xml:space="preserve">; для машин - </w:t>
+      </w:r>
+      <w:r>
+        <w:rPr>
+          <w:rFonts w:ascii="Times New Roman" w:hAnsi="Times New Roman" w:cs="Times New Roman" w:eastAsia="Times New Roman"/>
+          <w:b/>
+          <w:i w:val="0"/>
+          <w:color w:val="000000"/>
+          <w:sz w:val="28"/>
+        </w:rPr>
+        <w:t>«&lt;Марка Номер&gt; уже добавлена в список»</w:t>
+      </w:r>
+      <w:r>
+        <w:rPr>
+          <w:rFonts w:ascii="Times New Roman" w:hAnsi="Times New Roman" w:cs="Times New Roman" w:eastAsia="Times New Roman"/>
+          <w:b w:val="0"/>
+          <w:i w:val="0"/>
+          <w:color w:val="000000"/>
+          <w:sz w:val="28"/>
+        </w:rPr>
+        <w:t>.</w:t>
+      </w:r>
+    </w:p>
+    <w:tbl>
+      <w:tblPr>
+        <w:tblW w:type="auto" w:w="0"/>
+        <w:tblLayout w:type="fixed"/>
+        <w:tblLook w:firstColumn="1" w:firstRow="1" w:lastColumn="0" w:lastRow="0" w:noHBand="0" w:noVBand="1" w:val="04A0"/>
+        <w:tblLayout w:type="fixed"/>
+      </w:tblPr>
+      <w:tblGrid>
+        <w:gridCol w:w="9356"/>
+      </w:tblGrid>
+      <w:tr>
+        <w:trPr>
+          <w:cantSplit w:val="true"/>
+        </w:trPr>
+        <w:tc>
+          <w:tcPr>
+            <w:tcW w:type="dxa" w:w="9354"/>
+            <w:shd w:val="clear" w:fill="EAF1F8"/>
+            <w:tcBorders>
+              <w:left w:val="single" w:sz="24" w:color="2C6FA6"/>
+              <w:top w:val="single" w:sz="4" w:color="EAF1F8"/>
+              <w:bottom w:val="single" w:sz="4" w:color="EAF1F8"/>
+              <w:right w:val="single" w:sz="4" w:color="EAF1F8"/>
+            </w:tcBorders>
+          </w:tcPr>
+          <w:p>
+            <w:pPr>
+              <w:spacing w:line="288" w:lineRule="auto" w:after="0"/>
+              <w:ind w:firstLine="0"/>
+            </w:pPr>
+            <w:r>
+              <w:rPr>
+                <w:rFonts w:ascii="Times New Roman" w:hAnsi="Times New Roman" w:cs="Times New Roman" w:eastAsia="Times New Roman"/>
+                <w:b/>
+                <w:i w:val="0"/>
+                <w:color w:val="2C6FA6"/>
+                <w:sz w:val="26"/>
+              </w:rPr>
+              <w:t xml:space="preserve">ПРИМЕЧАНИЕ. </w:t>
+            </w:r>
+            <w:r>
+              <w:rPr>
+                <w:rFonts w:ascii="Times New Roman" w:hAnsi="Times New Roman" w:cs="Times New Roman" w:eastAsia="Times New Roman"/>
+                <w:b w:val="0"/>
+                <w:i w:val="0"/>
+                <w:color w:val="000000"/>
+                <w:sz w:val="26"/>
+              </w:rPr>
+              <w:t>Снять запрет чёрного списка на этом экране нельзя. Пропустить человека, несмотря на пометку, вправе только работник бюро пропусков при рассмотрении заявки, и он обязан указать причину.</w:t>
+            </w:r>
+          </w:p>
+        </w:tc>
+      </w:tr>
+    </w:tbl>
+    <w:p>
+      <w:pPr>
+        <w:spacing w:after="0" w:line="240" w:lineRule="auto"/>
+        <w:ind w:firstLine="0"/>
+      </w:pPr>
+      <w:r>
+        <w:rPr>
+          <w:rFonts w:ascii="Times New Roman" w:hAnsi="Times New Roman" w:cs="Times New Roman" w:eastAsia="Times New Roman"/>
+          <w:b w:val="0"/>
+          <w:i w:val="0"/>
+          <w:color w:val="000000"/>
+          <w:sz w:val="12"/>
+        </w:rPr>
+      </w:r>
+    </w:p>
+    <w:p>
+      <w:pPr>
+        <w:pStyle w:val="Heading2"/>
+        <w:ind w:firstLine="0"/>
+      </w:pPr>
+      <w:r>
+        <w:rPr>
+          <w:rFonts w:ascii="Times New Roman" w:hAnsi="Times New Roman" w:cs="Times New Roman" w:eastAsia="Times New Roman"/>
+          <w:b/>
+          <w:i w:val="0"/>
+          <w:color w:val="000000"/>
+          <w:sz w:val="28"/>
+        </w:rPr>
+        <w:t>8.13. Сопроводительное письмо и файлы</w:t>
+      </w:r>
+    </w:p>
+    <w:p>
+      <w:pPr>
+        <w:keepNext/>
+        <w:spacing w:before="120" w:after="40"/>
+        <w:ind w:firstLine="0"/>
+        <w:jc w:val="center"/>
+      </w:pPr>
+      <w:r>
+        <w:drawing>
+          <wp:inline xmlns:a="http://schemas.openxmlformats.org/drawingml/2006/main" xmlns:pic="http://schemas.openxmlformats.org/drawingml/2006/picture">
+            <wp:extent cx="5132832" cy="1987296"/>
+            <wp:docPr id="40" name="Picture 40"/>
+            <wp:cNvGraphicFramePr>
+              <a:graphicFrameLocks noChangeAspect="1"/>
+            </wp:cNvGraphicFramePr>
+            <a:graphic>
+              <a:graphicData uri="http://schemas.openxmlformats.org/drawingml/2006/picture">
+                <pic:pic>
+                  <pic:nvPicPr>
+                    <pic:cNvPr id="0" name="createapp-letter.png"/>
+                    <pic:cNvPicPr/>
+                  </pic:nvPicPr>
+                  <pic:blipFill>
+                    <a:blip r:embed="rId50"/>
+                    <a:stretch>
+                      <a:fillRect/>
+                    </a:stretch>
+                  </pic:blipFill>
+                  <pic:spPr>
+                    <a:xfrm>
+                      <a:off x="0" y="0"/>
+                      <a:ext cx="5132832" cy="1987296"/>
+                    </a:xfrm>
+                    <a:prstGeom prst="rect"/>
+                  </pic:spPr>
+                </pic:pic>
+              </a:graphicData>
+            </a:graphic>
+          </wp:inline>
+        </w:drawing>
+      </w:r>
+    </w:p>
+    <w:p>
+      <w:pPr>
+        <w:keepNext w:val="0"/>
+        <w:spacing w:line="240" w:lineRule="auto" w:before="40" w:after="200"/>
+        <w:ind w:firstLine="0"/>
+        <w:jc w:val="center"/>
+      </w:pPr>
+      <w:r>
+        <w:rPr>
+          <w:rFonts w:ascii="Times New Roman" w:hAnsi="Times New Roman" w:cs="Times New Roman" w:eastAsia="Times New Roman"/>
+          <w:b w:val="0"/>
+          <w:i/>
+          <w:color w:val="000000"/>
+          <w:sz w:val="24"/>
+        </w:rPr>
+        <w:t>Рисунок 8.16 — Сопроводительное письмо и вложенные файлы</w:t>
+      </w:r>
+    </w:p>
+    <w:p>
+      <w:r>
+        <w:rPr>
+          <w:rFonts w:ascii="Times New Roman" w:hAnsi="Times New Roman" w:cs="Times New Roman" w:eastAsia="Times New Roman"/>
+          <w:b w:val="0"/>
+          <w:i w:val="0"/>
+          <w:color w:val="000000"/>
+          <w:sz w:val="28"/>
+        </w:rPr>
+        <w:t xml:space="preserve">Поле </w:t>
+      </w:r>
+      <w:r>
+        <w:rPr>
+          <w:rFonts w:ascii="Times New Roman" w:hAnsi="Times New Roman" w:cs="Times New Roman" w:eastAsia="Times New Roman"/>
+          <w:b/>
+          <w:i w:val="0"/>
+          <w:color w:val="000000"/>
+          <w:sz w:val="28"/>
+        </w:rPr>
+        <w:t>«Введите сопроводительное письмо / сообщение»</w:t>
+      </w:r>
+      <w:r>
+        <w:rPr>
+          <w:rFonts w:ascii="Times New Roman" w:hAnsi="Times New Roman" w:cs="Times New Roman" w:eastAsia="Times New Roman"/>
+          <w:b w:val="0"/>
+          <w:i w:val="0"/>
+          <w:color w:val="000000"/>
+          <w:sz w:val="28"/>
+        </w:rPr>
+        <w:t xml:space="preserve"> (1) - произвольный текст к заявке: чем вызван проход, к кому едут, что везут. Текст можно оформить - выделить полужирным, курсивом, собрать списком (2).</w:t>
+      </w:r>
+    </w:p>
+    <w:p>
+      <w:r>
+        <w:rPr>
+          <w:rFonts w:ascii="Times New Roman" w:hAnsi="Times New Roman" w:cs="Times New Roman" w:eastAsia="Times New Roman"/>
+          <w:b w:val="0"/>
+          <w:i w:val="0"/>
+          <w:color w:val="000000"/>
+          <w:sz w:val="28"/>
+        </w:rPr>
+        <w:t xml:space="preserve">Кнопка </w:t>
+      </w:r>
+      <w:r>
+        <w:rPr>
+          <w:rFonts w:ascii="Times New Roman" w:hAnsi="Times New Roman" w:cs="Times New Roman" w:eastAsia="Times New Roman"/>
+          <w:b/>
+          <w:i w:val="0"/>
+          <w:color w:val="000000"/>
+          <w:sz w:val="28"/>
+        </w:rPr>
+        <w:t>«Прикрепить»</w:t>
+      </w:r>
+      <w:r>
+        <w:rPr>
+          <w:rFonts w:ascii="Times New Roman" w:hAnsi="Times New Roman" w:cs="Times New Roman" w:eastAsia="Times New Roman"/>
+          <w:b w:val="0"/>
+          <w:i w:val="0"/>
+          <w:color w:val="000000"/>
+          <w:sz w:val="28"/>
+        </w:rPr>
+        <w:t xml:space="preserve"> (3) добавляет файлы: письма, доверенности, накладные. К заявке прикладывается до десяти файлов; выбираются изображения, документы PDF, DOCX и XLSX. Приложенный файл показан плашкой с именем, и его можно убрать крестиком.</w:t>
+      </w:r>
+    </w:p>
+    <w:p>
+      <w:r>
+        <w:rPr>
+          <w:rFonts w:ascii="Times New Roman" w:hAnsi="Times New Roman" w:cs="Times New Roman" w:eastAsia="Times New Roman"/>
+          <w:b w:val="0"/>
+          <w:i w:val="0"/>
+          <w:color w:val="000000"/>
+          <w:sz w:val="28"/>
+        </w:rPr>
+        <w:t xml:space="preserve">Если выбрать файлов больше, чем осталось мест, система откажет: </w:t>
+      </w:r>
+      <w:r>
+        <w:rPr>
+          <w:rFonts w:ascii="Times New Roman" w:hAnsi="Times New Roman" w:cs="Times New Roman" w:eastAsia="Times New Roman"/>
+          <w:b/>
+          <w:i w:val="0"/>
+          <w:color w:val="000000"/>
+          <w:sz w:val="28"/>
+        </w:rPr>
+        <w:t>«К заявке можно приложить не больше 10 файлов»</w:t>
+      </w:r>
+      <w:r>
+        <w:rPr>
+          <w:rFonts w:ascii="Times New Roman" w:hAnsi="Times New Roman" w:cs="Times New Roman" w:eastAsia="Times New Roman"/>
+          <w:b w:val="0"/>
+          <w:i w:val="0"/>
+          <w:color w:val="000000"/>
+          <w:sz w:val="28"/>
+        </w:rPr>
+        <w:t>.</w:t>
+      </w:r>
+    </w:p>
+    <w:p>
+      <w:pPr>
+        <w:pStyle w:val="Heading2"/>
+        <w:ind w:firstLine="0"/>
+      </w:pPr>
+      <w:r>
+        <w:rPr>
+          <w:rFonts w:ascii="Times New Roman" w:hAnsi="Times New Roman" w:cs="Times New Roman" w:eastAsia="Times New Roman"/>
+          <w:b/>
+          <w:i w:val="0"/>
+          <w:color w:val="000000"/>
+          <w:sz w:val="28"/>
+        </w:rPr>
+        <w:t>8.14. Согласие и отправка</w:t>
+      </w:r>
+    </w:p>
+    <w:p>
+      <w:pPr>
+        <w:keepNext/>
+        <w:spacing w:before="120" w:after="40"/>
+        <w:ind w:firstLine="0"/>
+        <w:jc w:val="center"/>
+      </w:pPr>
+      <w:r>
+        <w:drawing>
+          <wp:inline xmlns:a="http://schemas.openxmlformats.org/drawingml/2006/main" xmlns:pic="http://schemas.openxmlformats.org/drawingml/2006/picture">
+            <wp:extent cx="4139184" cy="2060448"/>
+            <wp:docPr id="41" name="Picture 41"/>
+            <wp:cNvGraphicFramePr>
+              <a:graphicFrameLocks noChangeAspect="1"/>
+            </wp:cNvGraphicFramePr>
+            <a:graphic>
+              <a:graphicData uri="http://schemas.openxmlformats.org/drawingml/2006/picture">
+                <pic:pic>
+                  <pic:nvPicPr>
+                    <pic:cNvPr id="0" name="createapp-submit.png"/>
+                    <pic:cNvPicPr/>
+                  </pic:nvPicPr>
+                  <pic:blipFill>
+                    <a:blip r:embed="rId51"/>
+                    <a:stretch>
+                      <a:fillRect/>
+                    </a:stretch>
+                  </pic:blipFill>
+                  <pic:spPr>
+                    <a:xfrm>
+                      <a:off x="0" y="0"/>
+                      <a:ext cx="4139184" cy="2060448"/>
+                    </a:xfrm>
+                    <a:prstGeom prst="rect"/>
+                  </pic:spPr>
+                </pic:pic>
+              </a:graphicData>
+            </a:graphic>
+          </wp:inline>
+        </w:drawing>
+      </w:r>
+    </w:p>
+    <w:p>
+      <w:pPr>
+        <w:keepNext w:val="0"/>
+        <w:spacing w:line="240" w:lineRule="auto" w:before="40" w:after="200"/>
+        <w:ind w:firstLine="0"/>
+        <w:jc w:val="center"/>
+      </w:pPr>
+      <w:r>
+        <w:rPr>
+          <w:rFonts w:ascii="Times New Roman" w:hAnsi="Times New Roman" w:cs="Times New Roman" w:eastAsia="Times New Roman"/>
+          <w:b w:val="0"/>
+          <w:i/>
+          <w:color w:val="000000"/>
+          <w:sz w:val="24"/>
+        </w:rPr>
+        <w:t>Рисунок 8.17 — Согласие и кнопка отправки</w:t>
+      </w:r>
+    </w:p>
+    <w:p>
+      <w:r>
+        <w:rPr>
+          <w:rFonts w:ascii="Times New Roman" w:hAnsi="Times New Roman" w:cs="Times New Roman" w:eastAsia="Times New Roman"/>
+          <w:b w:val="0"/>
+          <w:i w:val="0"/>
+          <w:color w:val="000000"/>
+          <w:sz w:val="28"/>
+        </w:rPr>
+        <w:t xml:space="preserve">Отметьте </w:t>
+      </w:r>
+      <w:r>
+        <w:rPr>
+          <w:rFonts w:ascii="Times New Roman" w:hAnsi="Times New Roman" w:cs="Times New Roman" w:eastAsia="Times New Roman"/>
+          <w:b/>
+          <w:i w:val="0"/>
+          <w:color w:val="000000"/>
+          <w:sz w:val="28"/>
+        </w:rPr>
+        <w:t>«Даю согласие на обработку, хранение, передачу персональных данных, изложенных в заявке»</w:t>
+      </w:r>
+      <w:r>
+        <w:rPr>
+          <w:rFonts w:ascii="Times New Roman" w:hAnsi="Times New Roman" w:cs="Times New Roman" w:eastAsia="Times New Roman"/>
+          <w:b w:val="0"/>
+          <w:i w:val="0"/>
+          <w:color w:val="000000"/>
+          <w:sz w:val="28"/>
+        </w:rPr>
+        <w:t xml:space="preserve"> (1). Слово </w:t>
+      </w:r>
+      <w:r>
+        <w:rPr>
+          <w:rFonts w:ascii="Times New Roman" w:hAnsi="Times New Roman" w:cs="Times New Roman" w:eastAsia="Times New Roman"/>
+          <w:b/>
+          <w:i w:val="0"/>
+          <w:color w:val="000000"/>
+          <w:sz w:val="28"/>
+        </w:rPr>
+        <w:t>«согласие»</w:t>
+      </w:r>
+      <w:r>
+        <w:rPr>
+          <w:rFonts w:ascii="Times New Roman" w:hAnsi="Times New Roman" w:cs="Times New Roman" w:eastAsia="Times New Roman"/>
+          <w:b w:val="0"/>
+          <w:i w:val="0"/>
+          <w:color w:val="000000"/>
+          <w:sz w:val="28"/>
+        </w:rPr>
+        <w:t xml:space="preserve"> - ссылка: она открывает текст согласия отдельной страницей.</w:t>
+      </w:r>
+    </w:p>
+    <w:p>
+      <w:r>
+        <w:rPr>
+          <w:rFonts w:ascii="Times New Roman" w:hAnsi="Times New Roman" w:cs="Times New Roman" w:eastAsia="Times New Roman"/>
+          <w:b w:val="0"/>
+          <w:i w:val="0"/>
+          <w:color w:val="000000"/>
+          <w:sz w:val="28"/>
+        </w:rPr>
+        <w:t xml:space="preserve">Кнопка </w:t>
+      </w:r>
+      <w:r>
+        <w:rPr>
+          <w:rFonts w:ascii="Times New Roman" w:hAnsi="Times New Roman" w:cs="Times New Roman" w:eastAsia="Times New Roman"/>
+          <w:b/>
+          <w:i w:val="0"/>
+          <w:color w:val="000000"/>
+          <w:sz w:val="28"/>
+        </w:rPr>
+        <w:t>«Отправить заявку»</w:t>
+      </w:r>
+      <w:r>
+        <w:rPr>
+          <w:rFonts w:ascii="Times New Roman" w:hAnsi="Times New Roman" w:cs="Times New Roman" w:eastAsia="Times New Roman"/>
+          <w:b w:val="0"/>
+          <w:i w:val="0"/>
+          <w:color w:val="000000"/>
+          <w:sz w:val="28"/>
+        </w:rPr>
+        <w:t xml:space="preserve"> (2) остаётся неактивной, пока заявка не заполнена. Наведите на неё указатель - подсказка (3) перечислит, чего не хватает: сначала общее (</w:t>
+      </w:r>
+      <w:r>
+        <w:rPr>
+          <w:rFonts w:ascii="Times New Roman" w:hAnsi="Times New Roman" w:cs="Times New Roman" w:eastAsia="Times New Roman"/>
+          <w:b/>
+          <w:i w:val="0"/>
+          <w:color w:val="000000"/>
+          <w:sz w:val="28"/>
+        </w:rPr>
+        <w:t>«Не заполнена организация или компания»</w:t>
+      </w:r>
+      <w:r>
+        <w:rPr>
+          <w:rFonts w:ascii="Times New Roman" w:hAnsi="Times New Roman" w:cs="Times New Roman" w:eastAsia="Times New Roman"/>
+          <w:b w:val="0"/>
+          <w:i w:val="0"/>
+          <w:color w:val="000000"/>
+          <w:sz w:val="28"/>
+        </w:rPr>
+        <w:t xml:space="preserve">, </w:t>
+      </w:r>
+      <w:r>
+        <w:rPr>
+          <w:rFonts w:ascii="Times New Roman" w:hAnsi="Times New Roman" w:cs="Times New Roman" w:eastAsia="Times New Roman"/>
+          <w:b/>
+          <w:i w:val="0"/>
+          <w:color w:val="000000"/>
+          <w:sz w:val="28"/>
+        </w:rPr>
+        <w:t>«Не указан инициатор заявки»</w:t>
+      </w:r>
+      <w:r>
+        <w:rPr>
+          <w:rFonts w:ascii="Times New Roman" w:hAnsi="Times New Roman" w:cs="Times New Roman" w:eastAsia="Times New Roman"/>
+          <w:b w:val="0"/>
+          <w:i w:val="0"/>
+          <w:color w:val="000000"/>
+          <w:sz w:val="28"/>
+        </w:rPr>
+        <w:t xml:space="preserve">, </w:t>
+      </w:r>
+      <w:r>
+        <w:rPr>
+          <w:rFonts w:ascii="Times New Roman" w:hAnsi="Times New Roman" w:cs="Times New Roman" w:eastAsia="Times New Roman"/>
+          <w:b/>
+          <w:i w:val="0"/>
+          <w:color w:val="000000"/>
+          <w:sz w:val="28"/>
+        </w:rPr>
+        <w:t>«Не указан номер телефона»</w:t>
+      </w:r>
+      <w:r>
+        <w:rPr>
+          <w:rFonts w:ascii="Times New Roman" w:hAnsi="Times New Roman" w:cs="Times New Roman" w:eastAsia="Times New Roman"/>
+          <w:b w:val="0"/>
+          <w:i w:val="0"/>
+          <w:color w:val="000000"/>
+          <w:sz w:val="28"/>
+        </w:rPr>
+        <w:t xml:space="preserve">, </w:t>
+      </w:r>
+      <w:r>
+        <w:rPr>
+          <w:rFonts w:ascii="Times New Roman" w:hAnsi="Times New Roman" w:cs="Times New Roman" w:eastAsia="Times New Roman"/>
+          <w:b/>
+          <w:i w:val="0"/>
+          <w:color w:val="000000"/>
+          <w:sz w:val="28"/>
+        </w:rPr>
+        <w:t>«Не дано согласие на обработку данных»</w:t>
+      </w:r>
+      <w:r>
+        <w:rPr>
+          <w:rFonts w:ascii="Times New Roman" w:hAnsi="Times New Roman" w:cs="Times New Roman" w:eastAsia="Times New Roman"/>
+          <w:b w:val="0"/>
+          <w:i w:val="0"/>
+          <w:color w:val="000000"/>
+          <w:sz w:val="28"/>
+        </w:rPr>
+        <w:t xml:space="preserve">), затем по каждому вложению отдельным списком - </w:t>
+      </w:r>
+      <w:r>
+        <w:rPr>
+          <w:rFonts w:ascii="Times New Roman" w:hAnsi="Times New Roman" w:cs="Times New Roman" w:eastAsia="Times New Roman"/>
+          <w:b/>
+          <w:i w:val="0"/>
+          <w:color w:val="000000"/>
+          <w:sz w:val="28"/>
+        </w:rPr>
+        <w:t>«Не добавлено ни одного сотрудника»</w:t>
+      </w:r>
+      <w:r>
+        <w:rPr>
+          <w:rFonts w:ascii="Times New Roman" w:hAnsi="Times New Roman" w:cs="Times New Roman" w:eastAsia="Times New Roman"/>
+          <w:b w:val="0"/>
+          <w:i w:val="0"/>
+          <w:color w:val="000000"/>
+          <w:sz w:val="28"/>
+        </w:rPr>
+        <w:t xml:space="preserve">, </w:t>
+      </w:r>
+      <w:r>
+        <w:rPr>
+          <w:rFonts w:ascii="Times New Roman" w:hAnsi="Times New Roman" w:cs="Times New Roman" w:eastAsia="Times New Roman"/>
+          <w:b/>
+          <w:i w:val="0"/>
+          <w:color w:val="000000"/>
+          <w:sz w:val="28"/>
+        </w:rPr>
+        <w:t>«Не указан период действия (даты) или время пребывания»</w:t>
+      </w:r>
+      <w:r>
+        <w:rPr>
+          <w:rFonts w:ascii="Times New Roman" w:hAnsi="Times New Roman" w:cs="Times New Roman" w:eastAsia="Times New Roman"/>
+          <w:b w:val="0"/>
+          <w:i w:val="0"/>
+          <w:color w:val="000000"/>
+          <w:sz w:val="28"/>
+        </w:rPr>
+        <w:t xml:space="preserve"> и тому подобное. Название вложения в подсказке нажимается: система переключит форму на него.</w:t>
+      </w:r>
+    </w:p>
+    <w:p>
+      <w:r>
+        <w:rPr>
+          <w:rFonts w:ascii="Times New Roman" w:hAnsi="Times New Roman" w:cs="Times New Roman" w:eastAsia="Times New Roman"/>
+          <w:b w:val="0"/>
+          <w:i w:val="0"/>
+          <w:color w:val="000000"/>
+          <w:sz w:val="28"/>
+        </w:rPr>
+        <w:t xml:space="preserve">Нажмите </w:t>
+      </w:r>
+      <w:r>
+        <w:rPr>
+          <w:rFonts w:ascii="Times New Roman" w:hAnsi="Times New Roman" w:cs="Times New Roman" w:eastAsia="Times New Roman"/>
+          <w:b/>
+          <w:i w:val="0"/>
+          <w:color w:val="000000"/>
+          <w:sz w:val="28"/>
+        </w:rPr>
+        <w:t>«Отправить заявку»</w:t>
+      </w:r>
+      <w:r>
+        <w:rPr>
+          <w:rFonts w:ascii="Times New Roman" w:hAnsi="Times New Roman" w:cs="Times New Roman" w:eastAsia="Times New Roman"/>
+          <w:b w:val="0"/>
+          <w:i w:val="0"/>
+          <w:color w:val="000000"/>
+          <w:sz w:val="28"/>
+        </w:rPr>
+        <w:t>.</w:t>
+      </w:r>
+    </w:p>
+    <w:p>
+      <w:r>
+        <w:rPr>
+          <w:rFonts w:ascii="Times New Roman" w:hAnsi="Times New Roman" w:cs="Times New Roman" w:eastAsia="Times New Roman"/>
+          <w:b w:val="0"/>
+          <w:i w:val="0"/>
+          <w:color w:val="000000"/>
+          <w:sz w:val="28"/>
+        </w:rPr>
+        <w:t xml:space="preserve">Пока заявка уходит, кнопка подписана </w:t>
+      </w:r>
+      <w:r>
+        <w:rPr>
+          <w:rFonts w:ascii="Times New Roman" w:hAnsi="Times New Roman" w:cs="Times New Roman" w:eastAsia="Times New Roman"/>
+          <w:b/>
+          <w:i w:val="0"/>
+          <w:color w:val="000000"/>
+          <w:sz w:val="28"/>
+        </w:rPr>
+        <w:t>«Отправляем...»</w:t>
+      </w:r>
+      <w:r>
+        <w:rPr>
+          <w:rFonts w:ascii="Times New Roman" w:hAnsi="Times New Roman" w:cs="Times New Roman" w:eastAsia="Times New Roman"/>
+          <w:b w:val="0"/>
+          <w:i w:val="0"/>
+          <w:color w:val="000000"/>
+          <w:sz w:val="28"/>
+        </w:rPr>
+        <w:t xml:space="preserve">, а рядом выводится </w:t>
+      </w:r>
+      <w:r>
+        <w:rPr>
+          <w:rFonts w:ascii="Times New Roman" w:hAnsi="Times New Roman" w:cs="Times New Roman" w:eastAsia="Times New Roman"/>
+          <w:b/>
+          <w:i w:val="0"/>
+          <w:color w:val="000000"/>
+          <w:sz w:val="28"/>
+        </w:rPr>
+        <w:t>«Заявка отправляется - при большом числе строк это может занять до пары минут. Не закрывайте страницу.»</w:t>
+      </w:r>
+    </w:p>
+    <w:p>
+      <w:pPr>
+        <w:pStyle w:val="Heading2"/>
+        <w:ind w:firstLine="0"/>
+      </w:pPr>
+      <w:r>
+        <w:rPr>
+          <w:rFonts w:ascii="Times New Roman" w:hAnsi="Times New Roman" w:cs="Times New Roman" w:eastAsia="Times New Roman"/>
+          <w:b/>
+          <w:i w:val="0"/>
+          <w:color w:val="000000"/>
+          <w:sz w:val="28"/>
+        </w:rPr>
+        <w:t>8.15. Привязка новых данных</w:t>
+      </w:r>
+    </w:p>
+    <w:p>
+      <w:r>
+        <w:rPr>
+          <w:rFonts w:ascii="Times New Roman" w:hAnsi="Times New Roman" w:cs="Times New Roman" w:eastAsia="Times New Roman"/>
+          <w:b w:val="0"/>
+          <w:i w:val="0"/>
+          <w:color w:val="000000"/>
+          <w:sz w:val="28"/>
+        </w:rPr>
+        <w:t xml:space="preserve">Если в заявке есть люди или машины, которых нет в ваших списках, перед отправкой откроется окно </w:t>
+      </w:r>
+      <w:r>
+        <w:rPr>
+          <w:rFonts w:ascii="Times New Roman" w:hAnsi="Times New Roman" w:cs="Times New Roman" w:eastAsia="Times New Roman"/>
+          <w:b/>
+          <w:i w:val="0"/>
+          <w:color w:val="000000"/>
+          <w:sz w:val="28"/>
+        </w:rPr>
+        <w:t>«Привязка новых данных»</w:t>
+      </w:r>
+      <w:r>
+        <w:rPr>
+          <w:rFonts w:ascii="Times New Roman" w:hAnsi="Times New Roman" w:cs="Times New Roman" w:eastAsia="Times New Roman"/>
+          <w:b w:val="0"/>
+          <w:i w:val="0"/>
+          <w:color w:val="000000"/>
+          <w:sz w:val="28"/>
+        </w:rPr>
+        <w:t>.</w:t>
+      </w:r>
+    </w:p>
+    <w:p>
+      <w:pPr>
+        <w:keepNext/>
+        <w:spacing w:before="120" w:after="40"/>
+        <w:ind w:firstLine="0"/>
+        <w:jc w:val="center"/>
+      </w:pPr>
+      <w:r>
+        <w:drawing>
+          <wp:inline xmlns:a="http://schemas.openxmlformats.org/drawingml/2006/main" xmlns:pic="http://schemas.openxmlformats.org/drawingml/2006/picture">
+            <wp:extent cx="3779520" cy="3938016"/>
+            <wp:docPr id="42" name="Picture 42"/>
+            <wp:cNvGraphicFramePr>
+              <a:graphicFrameLocks noChangeAspect="1"/>
+            </wp:cNvGraphicFramePr>
+            <a:graphic>
+              <a:graphicData uri="http://schemas.openxmlformats.org/drawingml/2006/picture">
+                <pic:pic>
+                  <pic:nvPicPr>
+                    <pic:cNvPr id="0" name="createapp-binding.png"/>
+                    <pic:cNvPicPr/>
+                  </pic:nvPicPr>
+                  <pic:blipFill>
+                    <a:blip r:embed="rId52"/>
+                    <a:stretch>
+                      <a:fillRect/>
+                    </a:stretch>
+                  </pic:blipFill>
+                  <pic:spPr>
+                    <a:xfrm>
+                      <a:off x="0" y="0"/>
+                      <a:ext cx="3779520" cy="3938016"/>
+                    </a:xfrm>
+                    <a:prstGeom prst="rect"/>
+                  </pic:spPr>
+                </pic:pic>
+              </a:graphicData>
+            </a:graphic>
+          </wp:inline>
+        </w:drawing>
+      </w:r>
+    </w:p>
+    <w:p>
+      <w:pPr>
+        <w:keepNext w:val="0"/>
+        <w:spacing w:line="240" w:lineRule="auto" w:before="40" w:after="200"/>
+        <w:ind w:firstLine="0"/>
+        <w:jc w:val="center"/>
+      </w:pPr>
+      <w:r>
+        <w:rPr>
+          <w:rFonts w:ascii="Times New Roman" w:hAnsi="Times New Roman" w:cs="Times New Roman" w:eastAsia="Times New Roman"/>
+          <w:b w:val="0"/>
+          <w:i/>
+          <w:color w:val="000000"/>
+          <w:sz w:val="24"/>
+        </w:rPr>
+        <w:t>Рисунок 8.18 — Окно привязки новых данных</w:t>
+      </w:r>
+    </w:p>
+    <w:p>
+      <w:r>
+        <w:rPr>
+          <w:rFonts w:ascii="Times New Roman" w:hAnsi="Times New Roman" w:cs="Times New Roman" w:eastAsia="Times New Roman"/>
+          <w:b w:val="0"/>
+          <w:i w:val="0"/>
+          <w:color w:val="000000"/>
+          <w:sz w:val="28"/>
+        </w:rPr>
+        <w:t xml:space="preserve">В окне перечислены новые записи (1) - раздел </w:t>
+      </w:r>
+      <w:r>
+        <w:rPr>
+          <w:rFonts w:ascii="Times New Roman" w:hAnsi="Times New Roman" w:cs="Times New Roman" w:eastAsia="Times New Roman"/>
+          <w:b/>
+          <w:i w:val="0"/>
+          <w:color w:val="000000"/>
+          <w:sz w:val="28"/>
+        </w:rPr>
+        <w:t>«Новые сотрудники»</w:t>
+      </w:r>
+      <w:r>
+        <w:rPr>
+          <w:rFonts w:ascii="Times New Roman" w:hAnsi="Times New Roman" w:cs="Times New Roman" w:eastAsia="Times New Roman"/>
+          <w:b w:val="0"/>
+          <w:i w:val="0"/>
+          <w:color w:val="000000"/>
+          <w:sz w:val="28"/>
+        </w:rPr>
+        <w:t xml:space="preserve">, раздел </w:t>
+      </w:r>
+      <w:r>
+        <w:rPr>
+          <w:rFonts w:ascii="Times New Roman" w:hAnsi="Times New Roman" w:cs="Times New Roman" w:eastAsia="Times New Roman"/>
+          <w:b/>
+          <w:i w:val="0"/>
+          <w:color w:val="000000"/>
+          <w:sz w:val="28"/>
+        </w:rPr>
+        <w:t>«Новые автомобили»</w:t>
+      </w:r>
+      <w:r>
+        <w:rPr>
+          <w:rFonts w:ascii="Times New Roman" w:hAnsi="Times New Roman" w:cs="Times New Roman" w:eastAsia="Times New Roman"/>
+          <w:b w:val="0"/>
+          <w:i w:val="0"/>
+          <w:color w:val="000000"/>
+          <w:sz w:val="28"/>
+        </w:rPr>
+        <w:t xml:space="preserve"> или оба сразу. Отметки </w:t>
+      </w:r>
+      <w:r>
+        <w:rPr>
+          <w:rFonts w:ascii="Times New Roman" w:hAnsi="Times New Roman" w:cs="Times New Roman" w:eastAsia="Times New Roman"/>
+          <w:b/>
+          <w:i w:val="0"/>
+          <w:color w:val="000000"/>
+          <w:sz w:val="28"/>
+        </w:rPr>
+        <w:t>«Организации "&lt;название&gt;"»</w:t>
+      </w:r>
+      <w:r>
+        <w:rPr>
+          <w:rFonts w:ascii="Times New Roman" w:hAnsi="Times New Roman" w:cs="Times New Roman" w:eastAsia="Times New Roman"/>
+          <w:b w:val="0"/>
+          <w:i w:val="0"/>
+          <w:color w:val="000000"/>
+          <w:sz w:val="28"/>
+        </w:rPr>
+        <w:t xml:space="preserve"> и </w:t>
+      </w:r>
+      <w:r>
+        <w:rPr>
+          <w:rFonts w:ascii="Times New Roman" w:hAnsi="Times New Roman" w:cs="Times New Roman" w:eastAsia="Times New Roman"/>
+          <w:b/>
+          <w:i w:val="0"/>
+          <w:color w:val="000000"/>
+          <w:sz w:val="28"/>
+        </w:rPr>
+        <w:t>«Компании "&lt;название&gt;"»</w:t>
+      </w:r>
+      <w:r>
+        <w:rPr>
+          <w:rFonts w:ascii="Times New Roman" w:hAnsi="Times New Roman" w:cs="Times New Roman" w:eastAsia="Times New Roman"/>
+          <w:b w:val="0"/>
+          <w:i w:val="0"/>
+          <w:color w:val="000000"/>
+          <w:sz w:val="28"/>
+        </w:rPr>
+        <w:t xml:space="preserve"> (2) открывают записи коллегам: они попадут в области «Сотрудники организации» и «Машины организации», и другие работники смогут выбирать их в своих заявках. К вашей учётной записи новые записи привязываются в любом случае.</w:t>
+      </w:r>
+    </w:p>
+    <w:p>
+      <w:r>
+        <w:rPr>
+          <w:rFonts w:ascii="Times New Roman" w:hAnsi="Times New Roman" w:cs="Times New Roman" w:eastAsia="Times New Roman"/>
+          <w:b w:val="0"/>
+          <w:i w:val="0"/>
+          <w:color w:val="000000"/>
+          <w:sz w:val="28"/>
+        </w:rPr>
+        <w:t xml:space="preserve">Кнопка </w:t>
+      </w:r>
+      <w:r>
+        <w:rPr>
+          <w:rFonts w:ascii="Times New Roman" w:hAnsi="Times New Roman" w:cs="Times New Roman" w:eastAsia="Times New Roman"/>
+          <w:b/>
+          <w:i w:val="0"/>
+          <w:color w:val="000000"/>
+          <w:sz w:val="28"/>
+        </w:rPr>
+        <w:t>«Отправить без привязки»</w:t>
+      </w:r>
+      <w:r>
+        <w:rPr>
+          <w:rFonts w:ascii="Times New Roman" w:hAnsi="Times New Roman" w:cs="Times New Roman" w:eastAsia="Times New Roman"/>
+          <w:b w:val="0"/>
+          <w:i w:val="0"/>
+          <w:color w:val="000000"/>
+          <w:sz w:val="28"/>
+        </w:rPr>
+        <w:t xml:space="preserve"> (3) отправляет заявку, ничего не сохраняя за организацией. Кнопка справа (4) подписана </w:t>
+      </w:r>
+      <w:r>
+        <w:rPr>
+          <w:rFonts w:ascii="Times New Roman" w:hAnsi="Times New Roman" w:cs="Times New Roman" w:eastAsia="Times New Roman"/>
+          <w:b/>
+          <w:i w:val="0"/>
+          <w:color w:val="000000"/>
+          <w:sz w:val="28"/>
+        </w:rPr>
+        <w:t>«Привязать и отправить»</w:t>
+      </w:r>
+      <w:r>
+        <w:rPr>
+          <w:rFonts w:ascii="Times New Roman" w:hAnsi="Times New Roman" w:cs="Times New Roman" w:eastAsia="Times New Roman"/>
+          <w:b w:val="0"/>
+          <w:i w:val="0"/>
+          <w:color w:val="000000"/>
+          <w:sz w:val="28"/>
+        </w:rPr>
+        <w:t xml:space="preserve">, когда хоть одна отметка стоит, и </w:t>
+      </w:r>
+      <w:r>
+        <w:rPr>
+          <w:rFonts w:ascii="Times New Roman" w:hAnsi="Times New Roman" w:cs="Times New Roman" w:eastAsia="Times New Roman"/>
+          <w:b/>
+          <w:i w:val="0"/>
+          <w:color w:val="000000"/>
+          <w:sz w:val="28"/>
+        </w:rPr>
+        <w:t>«Отправить заявку»</w:t>
+      </w:r>
+      <w:r>
+        <w:rPr>
+          <w:rFonts w:ascii="Times New Roman" w:hAnsi="Times New Roman" w:cs="Times New Roman" w:eastAsia="Times New Roman"/>
+          <w:b w:val="0"/>
+          <w:i w:val="0"/>
+          <w:color w:val="000000"/>
+          <w:sz w:val="28"/>
+        </w:rPr>
+        <w:t>, когда ни одной.</w:t>
+      </w:r>
+    </w:p>
+    <w:tbl>
+      <w:tblPr>
+        <w:tblW w:type="auto" w:w="0"/>
+        <w:tblLayout w:type="fixed"/>
+        <w:tblLook w:firstColumn="1" w:firstRow="1" w:lastColumn="0" w:lastRow="0" w:noHBand="0" w:noVBand="1" w:val="04A0"/>
+        <w:tblLayout w:type="fixed"/>
+      </w:tblPr>
+      <w:tblGrid>
+        <w:gridCol w:w="9356"/>
+      </w:tblGrid>
+      <w:tr>
+        <w:trPr>
+          <w:cantSplit w:val="true"/>
+        </w:trPr>
+        <w:tc>
+          <w:tcPr>
+            <w:tcW w:type="dxa" w:w="9354"/>
+            <w:shd w:val="clear" w:fill="FDF6E3"/>
+            <w:tcBorders>
+              <w:left w:val="single" w:sz="24" w:color="B7791F"/>
+              <w:top w:val="single" w:sz="4" w:color="FDF6E3"/>
+              <w:bottom w:val="single" w:sz="4" w:color="FDF6E3"/>
+              <w:right w:val="single" w:sz="4" w:color="FDF6E3"/>
+            </w:tcBorders>
+          </w:tcPr>
+          <w:p>
+            <w:pPr>
+              <w:spacing w:line="288" w:lineRule="auto" w:after="0"/>
+              <w:ind w:firstLine="0"/>
+            </w:pPr>
+            <w:r>
+              <w:rPr>
+                <w:rFonts w:ascii="Times New Roman" w:hAnsi="Times New Roman" w:cs="Times New Roman" w:eastAsia="Times New Roman"/>
+                <w:b/>
+                <w:i w:val="0"/>
+                <w:color w:val="B7791F"/>
+                <w:sz w:val="26"/>
+              </w:rPr>
+              <w:t xml:space="preserve">ВАЖНО. </w:t>
+            </w:r>
+            <w:r>
+              <w:rPr>
+                <w:rFonts w:ascii="Times New Roman" w:hAnsi="Times New Roman" w:cs="Times New Roman" w:eastAsia="Times New Roman"/>
+                <w:b w:val="0"/>
+                <w:i w:val="0"/>
+                <w:color w:val="000000"/>
+                <w:sz w:val="26"/>
+              </w:rPr>
+              <w:t>Привязка к организации открывает сведения о человеке, включая паспортные данные, всем работникам организации. Отмечайте её осознанно.</w:t>
+            </w:r>
+          </w:p>
+        </w:tc>
+      </w:tr>
+    </w:tbl>
+    <w:p>
+      <w:pPr>
+        <w:spacing w:after="0" w:line="240" w:lineRule="auto"/>
+        <w:ind w:firstLine="0"/>
+      </w:pPr>
+      <w:r>
+        <w:rPr>
+          <w:rFonts w:ascii="Times New Roman" w:hAnsi="Times New Roman" w:cs="Times New Roman" w:eastAsia="Times New Roman"/>
+          <w:b w:val="0"/>
+          <w:i w:val="0"/>
+          <w:color w:val="000000"/>
+          <w:sz w:val="12"/>
+        </w:rPr>
+      </w:r>
+    </w:p>
+    <w:p>
+      <w:r>
+        <w:rPr>
+          <w:rFonts w:ascii="Times New Roman" w:hAnsi="Times New Roman" w:cs="Times New Roman" w:eastAsia="Times New Roman"/>
+          <w:b w:val="0"/>
+          <w:i w:val="0"/>
+          <w:color w:val="000000"/>
+          <w:sz w:val="28"/>
+        </w:rPr>
+        <w:t xml:space="preserve">Записи, отмеченные </w:t>
+      </w:r>
+      <w:r>
+        <w:rPr>
+          <w:rFonts w:ascii="Times New Roman" w:hAnsi="Times New Roman" w:cs="Times New Roman" w:eastAsia="Times New Roman"/>
+          <w:b/>
+          <w:i w:val="0"/>
+          <w:color w:val="000000"/>
+          <w:sz w:val="28"/>
+        </w:rPr>
+        <w:t>«по факту»</w:t>
+      </w:r>
+      <w:r>
+        <w:rPr>
+          <w:rFonts w:ascii="Times New Roman" w:hAnsi="Times New Roman" w:cs="Times New Roman" w:eastAsia="Times New Roman"/>
+          <w:b w:val="0"/>
+          <w:i w:val="0"/>
+          <w:color w:val="000000"/>
+          <w:sz w:val="28"/>
+        </w:rPr>
+        <w:t>, привязывать не к чему - вместо данных в них стоит признак, и система пишет об этом прямо в окне.</w:t>
+      </w:r>
+    </w:p>
+    <w:p>
+      <w:pPr>
+        <w:pStyle w:val="Heading2"/>
+        <w:ind w:firstLine="0"/>
+      </w:pPr>
+      <w:r>
+        <w:rPr>
+          <w:rFonts w:ascii="Times New Roman" w:hAnsi="Times New Roman" w:cs="Times New Roman" w:eastAsia="Times New Roman"/>
+          <w:b/>
+          <w:i w:val="0"/>
+          <w:color w:val="000000"/>
+          <w:sz w:val="28"/>
+        </w:rPr>
+        <w:t>8.16. Заявка отправлена</w:t>
+      </w:r>
+    </w:p>
+    <w:p>
+      <w:pPr>
+        <w:keepNext/>
+        <w:spacing w:before="120" w:after="40"/>
+        <w:ind w:firstLine="0"/>
+        <w:jc w:val="center"/>
+      </w:pPr>
+      <w:r>
+        <w:drawing>
+          <wp:inline xmlns:a="http://schemas.openxmlformats.org/drawingml/2006/main" xmlns:pic="http://schemas.openxmlformats.org/drawingml/2006/picture">
+            <wp:extent cx="3779520" cy="3621024"/>
+            <wp:docPr id="43" name="Picture 43"/>
+            <wp:cNvGraphicFramePr>
+              <a:graphicFrameLocks noChangeAspect="1"/>
+            </wp:cNvGraphicFramePr>
+            <a:graphic>
+              <a:graphicData uri="http://schemas.openxmlformats.org/drawingml/2006/picture">
+                <pic:pic>
+                  <pic:nvPicPr>
+                    <pic:cNvPr id="0" name="createapp-success.png"/>
+                    <pic:cNvPicPr/>
+                  </pic:nvPicPr>
+                  <pic:blipFill>
+                    <a:blip r:embed="rId53"/>
+                    <a:stretch>
+                      <a:fillRect/>
+                    </a:stretch>
+                  </pic:blipFill>
+                  <pic:spPr>
+                    <a:xfrm>
+                      <a:off x="0" y="0"/>
+                      <a:ext cx="3779520" cy="3621024"/>
+                    </a:xfrm>
+                    <a:prstGeom prst="rect"/>
+                  </pic:spPr>
+                </pic:pic>
+              </a:graphicData>
+            </a:graphic>
+          </wp:inline>
+        </w:drawing>
+      </w:r>
+    </w:p>
+    <w:p>
+      <w:pPr>
+        <w:keepNext w:val="0"/>
+        <w:spacing w:line="240" w:lineRule="auto" w:before="40" w:after="200"/>
+        <w:ind w:firstLine="0"/>
+        <w:jc w:val="center"/>
+      </w:pPr>
+      <w:r>
+        <w:rPr>
+          <w:rFonts w:ascii="Times New Roman" w:hAnsi="Times New Roman" w:cs="Times New Roman" w:eastAsia="Times New Roman"/>
+          <w:b w:val="0"/>
+          <w:i/>
+          <w:color w:val="000000"/>
+          <w:sz w:val="24"/>
+        </w:rPr>
+        <w:t>Рисунок 8.19 — Заявка успешно оформлена</w:t>
+      </w:r>
+    </w:p>
+    <w:p>
+      <w:r>
+        <w:rPr>
+          <w:rFonts w:ascii="Times New Roman" w:hAnsi="Times New Roman" w:cs="Times New Roman" w:eastAsia="Times New Roman"/>
+          <w:b w:val="0"/>
+          <w:i w:val="0"/>
+          <w:color w:val="000000"/>
+          <w:sz w:val="28"/>
+        </w:rPr>
+        <w:t xml:space="preserve">Окно </w:t>
+      </w:r>
+      <w:r>
+        <w:rPr>
+          <w:rFonts w:ascii="Times New Roman" w:hAnsi="Times New Roman" w:cs="Times New Roman" w:eastAsia="Times New Roman"/>
+          <w:b/>
+          <w:i w:val="0"/>
+          <w:color w:val="000000"/>
+          <w:sz w:val="28"/>
+        </w:rPr>
+        <w:t>«Заявка успешно оформлена!»</w:t>
+      </w:r>
+      <w:r>
+        <w:rPr>
+          <w:rFonts w:ascii="Times New Roman" w:hAnsi="Times New Roman" w:cs="Times New Roman" w:eastAsia="Times New Roman"/>
+          <w:b w:val="0"/>
+          <w:i w:val="0"/>
+          <w:color w:val="000000"/>
+          <w:sz w:val="28"/>
+        </w:rPr>
+        <w:t xml:space="preserve"> показывает </w:t>
+      </w:r>
+      <w:r>
+        <w:rPr>
+          <w:rFonts w:ascii="Times New Roman" w:hAnsi="Times New Roman" w:cs="Times New Roman" w:eastAsia="Times New Roman"/>
+          <w:b/>
+          <w:i w:val="0"/>
+          <w:color w:val="000000"/>
+          <w:sz w:val="28"/>
+        </w:rPr>
+        <w:t>«Номер заявки:»</w:t>
+      </w:r>
+      <w:r>
+        <w:rPr>
+          <w:rFonts w:ascii="Times New Roman" w:hAnsi="Times New Roman" w:cs="Times New Roman" w:eastAsia="Times New Roman"/>
+          <w:b w:val="0"/>
+          <w:i w:val="0"/>
+          <w:color w:val="000000"/>
+          <w:sz w:val="28"/>
+        </w:rPr>
+        <w:t xml:space="preserve"> (1) - нажатие копирует его в буфер обмена. По этому номеру заявку находят в личном кабинете и называют его в бюро пропусков.</w:t>
+      </w:r>
+    </w:p>
+    <w:p>
+      <w:r>
+        <w:rPr>
+          <w:rFonts w:ascii="Times New Roman" w:hAnsi="Times New Roman" w:cs="Times New Roman" w:eastAsia="Times New Roman"/>
+          <w:b w:val="0"/>
+          <w:i w:val="0"/>
+          <w:color w:val="000000"/>
+          <w:sz w:val="28"/>
+        </w:rPr>
+        <w:t xml:space="preserve">Полоса этапов (2) показывает путь заявки: </w:t>
+      </w:r>
+      <w:r>
+        <w:rPr>
+          <w:rFonts w:ascii="Times New Roman" w:hAnsi="Times New Roman" w:cs="Times New Roman" w:eastAsia="Times New Roman"/>
+          <w:b/>
+          <w:i w:val="0"/>
+          <w:color w:val="000000"/>
+          <w:sz w:val="28"/>
+        </w:rPr>
+        <w:t>«Оформлена»</w:t>
+      </w:r>
+      <w:r>
+        <w:rPr>
+          <w:rFonts w:ascii="Times New Roman" w:hAnsi="Times New Roman" w:cs="Times New Roman" w:eastAsia="Times New Roman"/>
+          <w:b w:val="0"/>
+          <w:i w:val="0"/>
+          <w:color w:val="000000"/>
+          <w:sz w:val="28"/>
+        </w:rPr>
+        <w:t xml:space="preserve">, </w:t>
+      </w:r>
+      <w:r>
+        <w:rPr>
+          <w:rFonts w:ascii="Times New Roman" w:hAnsi="Times New Roman" w:cs="Times New Roman" w:eastAsia="Times New Roman"/>
+          <w:b/>
+          <w:i w:val="0"/>
+          <w:color w:val="000000"/>
+          <w:sz w:val="28"/>
+        </w:rPr>
+        <w:t>«В обработке»</w:t>
+      </w:r>
+      <w:r>
+        <w:rPr>
+          <w:rFonts w:ascii="Times New Roman" w:hAnsi="Times New Roman" w:cs="Times New Roman" w:eastAsia="Times New Roman"/>
+          <w:b w:val="0"/>
+          <w:i w:val="0"/>
+          <w:color w:val="000000"/>
+          <w:sz w:val="28"/>
+        </w:rPr>
+        <w:t xml:space="preserve">, </w:t>
+      </w:r>
+      <w:r>
+        <w:rPr>
+          <w:rFonts w:ascii="Times New Roman" w:hAnsi="Times New Roman" w:cs="Times New Roman" w:eastAsia="Times New Roman"/>
+          <w:b/>
+          <w:i w:val="0"/>
+          <w:color w:val="000000"/>
+          <w:sz w:val="28"/>
+        </w:rPr>
+        <w:t>«Согласование»</w:t>
+      </w:r>
+      <w:r>
+        <w:rPr>
+          <w:rFonts w:ascii="Times New Roman" w:hAnsi="Times New Roman" w:cs="Times New Roman" w:eastAsia="Times New Roman"/>
+          <w:b w:val="0"/>
+          <w:i w:val="0"/>
+          <w:color w:val="000000"/>
+          <w:sz w:val="28"/>
+        </w:rPr>
+        <w:t xml:space="preserve">, </w:t>
+      </w:r>
+      <w:r>
+        <w:rPr>
+          <w:rFonts w:ascii="Times New Roman" w:hAnsi="Times New Roman" w:cs="Times New Roman" w:eastAsia="Times New Roman"/>
+          <w:b/>
+          <w:i w:val="0"/>
+          <w:color w:val="000000"/>
+          <w:sz w:val="28"/>
+        </w:rPr>
+        <w:t>«В работе»</w:t>
+      </w:r>
+      <w:r>
+        <w:rPr>
+          <w:rFonts w:ascii="Times New Roman" w:hAnsi="Times New Roman" w:cs="Times New Roman" w:eastAsia="Times New Roman"/>
+          <w:b w:val="0"/>
+          <w:i w:val="0"/>
+          <w:color w:val="000000"/>
+          <w:sz w:val="28"/>
+        </w:rPr>
+        <w:t xml:space="preserve">, </w:t>
+      </w:r>
+      <w:r>
+        <w:rPr>
+          <w:rFonts w:ascii="Times New Roman" w:hAnsi="Times New Roman" w:cs="Times New Roman" w:eastAsia="Times New Roman"/>
+          <w:b/>
+          <w:i w:val="0"/>
+          <w:color w:val="000000"/>
+          <w:sz w:val="28"/>
+        </w:rPr>
+        <w:t>«Завершена»</w:t>
+      </w:r>
+      <w:r>
+        <w:rPr>
+          <w:rFonts w:ascii="Times New Roman" w:hAnsi="Times New Roman" w:cs="Times New Roman" w:eastAsia="Times New Roman"/>
+          <w:b w:val="0"/>
+          <w:i w:val="0"/>
+          <w:color w:val="000000"/>
+          <w:sz w:val="28"/>
+        </w:rPr>
+        <w:t xml:space="preserve">; пройденный этап выделен. Раздел </w:t>
+      </w:r>
+      <w:r>
+        <w:rPr>
+          <w:rFonts w:ascii="Times New Roman" w:hAnsi="Times New Roman" w:cs="Times New Roman" w:eastAsia="Times New Roman"/>
+          <w:b/>
+          <w:i w:val="0"/>
+          <w:color w:val="000000"/>
+          <w:sz w:val="28"/>
+        </w:rPr>
+        <w:t>«Вложения в заявке»</w:t>
+      </w:r>
+      <w:r>
+        <w:rPr>
+          <w:rFonts w:ascii="Times New Roman" w:hAnsi="Times New Roman" w:cs="Times New Roman" w:eastAsia="Times New Roman"/>
+          <w:b w:val="0"/>
+          <w:i w:val="0"/>
+          <w:color w:val="000000"/>
+          <w:sz w:val="28"/>
+        </w:rPr>
+        <w:t xml:space="preserve"> (3) перечисляет то, что ушло, со сроком каждого вложения.</w:t>
+      </w:r>
+    </w:p>
+    <w:p>
+      <w:r>
+        <w:rPr>
+          <w:rFonts w:ascii="Times New Roman" w:hAnsi="Times New Roman" w:cs="Times New Roman" w:eastAsia="Times New Roman"/>
+          <w:b w:val="0"/>
+          <w:i w:val="0"/>
+          <w:color w:val="000000"/>
+          <w:sz w:val="28"/>
+        </w:rPr>
+        <w:t xml:space="preserve">Нажмите </w:t>
+      </w:r>
+      <w:r>
+        <w:rPr>
+          <w:rFonts w:ascii="Times New Roman" w:hAnsi="Times New Roman" w:cs="Times New Roman" w:eastAsia="Times New Roman"/>
+          <w:b/>
+          <w:i w:val="0"/>
+          <w:color w:val="000000"/>
+          <w:sz w:val="28"/>
+        </w:rPr>
+        <w:t>«Закрыть»</w:t>
+      </w:r>
+      <w:r>
+        <w:rPr>
+          <w:rFonts w:ascii="Times New Roman" w:hAnsi="Times New Roman" w:cs="Times New Roman" w:eastAsia="Times New Roman"/>
+          <w:b w:val="0"/>
+          <w:i w:val="0"/>
+          <w:color w:val="000000"/>
+          <w:sz w:val="28"/>
+        </w:rPr>
+        <w:t>.</w:t>
+      </w:r>
+    </w:p>
+    <w:p>
+      <w:r>
+        <w:rPr>
+          <w:rFonts w:ascii="Times New Roman" w:hAnsi="Times New Roman" w:cs="Times New Roman" w:eastAsia="Times New Roman"/>
+          <w:b w:val="0"/>
+          <w:i w:val="0"/>
+          <w:color w:val="000000"/>
+          <w:sz w:val="28"/>
+        </w:rPr>
+        <w:t>Ожидаемый результат: форма очищается и готова к следующей заявке, черновик удаляется. Поданная заявка видна в личном кабинете, см. подраздел 9.3.</w:t>
+      </w:r>
+    </w:p>
+    <w:tbl>
+      <w:tblPr>
+        <w:tblW w:type="auto" w:w="0"/>
+        <w:tblLayout w:type="fixed"/>
+        <w:tblLook w:firstColumn="1" w:firstRow="1" w:lastColumn="0" w:lastRow="0" w:noHBand="0" w:noVBand="1" w:val="04A0"/>
+        <w:tblLayout w:type="fixed"/>
+      </w:tblPr>
+      <w:tblGrid>
+        <w:gridCol w:w="9356"/>
+      </w:tblGrid>
+      <w:tr>
+        <w:trPr>
+          <w:cantSplit w:val="true"/>
+        </w:trPr>
+        <w:tc>
+          <w:tcPr>
+            <w:tcW w:type="dxa" w:w="9354"/>
+            <w:shd w:val="clear" w:fill="EAF1F8"/>
+            <w:tcBorders>
+              <w:left w:val="single" w:sz="24" w:color="2C6FA6"/>
+              <w:top w:val="single" w:sz="4" w:color="EAF1F8"/>
+              <w:bottom w:val="single" w:sz="4" w:color="EAF1F8"/>
+              <w:right w:val="single" w:sz="4" w:color="EAF1F8"/>
+            </w:tcBorders>
+          </w:tcPr>
+          <w:p>
+            <w:pPr>
+              <w:spacing w:line="288" w:lineRule="auto" w:after="0"/>
+              <w:ind w:firstLine="0"/>
+            </w:pPr>
+            <w:r>
+              <w:rPr>
+                <w:rFonts w:ascii="Times New Roman" w:hAnsi="Times New Roman" w:cs="Times New Roman" w:eastAsia="Times New Roman"/>
+                <w:b/>
+                <w:i w:val="0"/>
+                <w:color w:val="2C6FA6"/>
+                <w:sz w:val="26"/>
+              </w:rPr>
+              <w:t xml:space="preserve">ПРИМЕЧАНИЕ. </w:t>
+            </w:r>
+            <w:r>
+              <w:rPr>
+                <w:rFonts w:ascii="Times New Roman" w:hAnsi="Times New Roman" w:cs="Times New Roman" w:eastAsia="Times New Roman"/>
+                <w:b w:val="0"/>
+                <w:i w:val="0"/>
+                <w:color w:val="000000"/>
+                <w:sz w:val="26"/>
+              </w:rPr>
+              <w:t>Пока заявку не приняли в работу, её можно дополнить или отозвать из личного кабинета, см. подразделы 9.6 и 9.7.</w:t>
+            </w:r>
+          </w:p>
+        </w:tc>
+      </w:tr>
+    </w:tbl>
+    <w:p>
+      <w:pPr>
+        <w:spacing w:after="0" w:line="240" w:lineRule="auto"/>
+        <w:ind w:firstLine="0"/>
+      </w:pPr>
+      <w:r>
+        <w:rPr>
+          <w:rFonts w:ascii="Times New Roman" w:hAnsi="Times New Roman" w:cs="Times New Roman" w:eastAsia="Times New Roman"/>
+          <w:b w:val="0"/>
+          <w:i w:val="0"/>
+          <w:color w:val="000000"/>
+          <w:sz w:val="12"/>
+        </w:rPr>
+      </w:r>
+    </w:p>
+    <w:p>
+      <w:pPr>
+        <w:pStyle w:val="Heading1"/>
+        <w:ind w:firstLine="0"/>
+      </w:pPr>
+      <w:r>
+        <w:rPr>
+          <w:rFonts w:ascii="Times New Roman" w:hAnsi="Times New Roman" w:cs="Times New Roman" w:eastAsia="Times New Roman"/>
+          <w:b/>
+          <w:i w:val="0"/>
+          <w:color w:val="000000"/>
+          <w:sz w:val="32"/>
+        </w:rPr>
+        <w:t>9. Личный кабинет</w:t>
+      </w:r>
+    </w:p>
+    <w:p>
+      <w:pPr>
+        <w:pStyle w:val="Heading2"/>
+        <w:ind w:firstLine="0"/>
+      </w:pPr>
+      <w:r>
+        <w:rPr>
+          <w:rFonts w:ascii="Times New Roman" w:hAnsi="Times New Roman" w:cs="Times New Roman" w:eastAsia="Times New Roman"/>
+          <w:b/>
+          <w:i w:val="0"/>
+          <w:color w:val="000000"/>
+          <w:sz w:val="28"/>
+        </w:rPr>
+        <w:t>9.1. Что в кабинете</w:t>
+      </w:r>
+    </w:p>
+    <w:p>
+      <w:r>
+        <w:rPr>
+          <w:rFonts w:ascii="Times New Roman" w:hAnsi="Times New Roman" w:cs="Times New Roman" w:eastAsia="Times New Roman"/>
+          <w:b w:val="0"/>
+          <w:i w:val="0"/>
+          <w:color w:val="000000"/>
+          <w:sz w:val="28"/>
+        </w:rPr>
+        <w:t xml:space="preserve">Раздел </w:t>
+      </w:r>
+      <w:r>
+        <w:rPr>
+          <w:rFonts w:ascii="Times New Roman" w:hAnsi="Times New Roman" w:cs="Times New Roman" w:eastAsia="Times New Roman"/>
+          <w:b/>
+          <w:i w:val="0"/>
+          <w:color w:val="000000"/>
+          <w:sz w:val="28"/>
+        </w:rPr>
+        <w:t>«Личный кабинет»</w:t>
+      </w:r>
+      <w:r>
+        <w:rPr>
+          <w:rFonts w:ascii="Times New Roman" w:hAnsi="Times New Roman" w:cs="Times New Roman" w:eastAsia="Times New Roman"/>
+          <w:b w:val="0"/>
+          <w:i w:val="0"/>
+          <w:color w:val="000000"/>
+          <w:sz w:val="28"/>
+        </w:rPr>
+        <w:t xml:space="preserve"> собирает всё, что касается лично вас: сведения о вашей учётной записи, уведомления и список поданных заявок.</w:t>
+      </w:r>
+    </w:p>
+    <w:p>
+      <w:pPr>
+        <w:keepNext/>
+        <w:spacing w:before="120" w:after="40"/>
+        <w:ind w:firstLine="0"/>
+        <w:jc w:val="center"/>
+      </w:pPr>
+      <w:r>
+        <w:drawing>
+          <wp:inline xmlns:a="http://schemas.openxmlformats.org/drawingml/2006/main" xmlns:pic="http://schemas.openxmlformats.org/drawingml/2006/picture">
+            <wp:extent cx="5940000" cy="3883846"/>
+            <wp:docPr id="44" name="Picture 44"/>
+            <wp:cNvGraphicFramePr>
+              <a:graphicFrameLocks noChangeAspect="1"/>
+            </wp:cNvGraphicFramePr>
+            <a:graphic>
+              <a:graphicData uri="http://schemas.openxmlformats.org/drawingml/2006/picture">
+                <pic:pic>
+                  <pic:nvPicPr>
+                    <pic:cNvPr id="0" name="cabinet-overview.png"/>
+                    <pic:cNvPicPr/>
+                  </pic:nvPicPr>
+                  <pic:blipFill>
+                    <a:blip r:embed="rId54"/>
+                    <a:stretch>
+                      <a:fillRect/>
+                    </a:stretch>
+                  </pic:blipFill>
+                  <pic:spPr>
+                    <a:xfrm>
+                      <a:off x="0" y="0"/>
+                      <a:ext cx="5940000" cy="3883846"/>
+                    </a:xfrm>
+                    <a:prstGeom prst="rect"/>
+                  </pic:spPr>
+                </pic:pic>
+              </a:graphicData>
+            </a:graphic>
+          </wp:inline>
+        </w:drawing>
+      </w:r>
+    </w:p>
+    <w:p>
+      <w:pPr>
+        <w:keepNext w:val="0"/>
+        <w:spacing w:line="240" w:lineRule="auto" w:before="40" w:after="200"/>
+        <w:ind w:firstLine="0"/>
+        <w:jc w:val="center"/>
+      </w:pPr>
+      <w:r>
+        <w:rPr>
+          <w:rFonts w:ascii="Times New Roman" w:hAnsi="Times New Roman" w:cs="Times New Roman" w:eastAsia="Times New Roman"/>
+          <w:b w:val="0"/>
+          <w:i/>
+          <w:color w:val="000000"/>
+          <w:sz w:val="24"/>
+        </w:rPr>
+        <w:t>Рисунок 9.1 — Личный кабинет</w:t>
+      </w:r>
+    </w:p>
+    <w:p>
+      <w:r>
+        <w:rPr>
+          <w:rFonts w:ascii="Times New Roman" w:hAnsi="Times New Roman" w:cs="Times New Roman" w:eastAsia="Times New Roman"/>
+          <w:b w:val="0"/>
+          <w:i w:val="0"/>
+          <w:color w:val="000000"/>
+          <w:sz w:val="28"/>
+        </w:rPr>
+        <w:t>Слева вверху карточка работника (1): фамилия, имя и отчество, тип учётной записи, организация и компания, должность, адрес электронной почты и телефон. Изменить эти сведения самостоятельно нельзя - их ведёт администратор; нажатие на почту или телефон копирует их в буфер обмена.</w:t>
+      </w:r>
+    </w:p>
+    <w:p>
+      <w:r>
+        <w:rPr>
+          <w:rFonts w:ascii="Times New Roman" w:hAnsi="Times New Roman" w:cs="Times New Roman" w:eastAsia="Times New Roman"/>
+          <w:b w:val="0"/>
+          <w:i w:val="0"/>
+          <w:color w:val="000000"/>
+          <w:sz w:val="28"/>
+        </w:rPr>
+        <w:t>Справа вверху - уведомления (2), внизу - список ваших заявок (3).</w:t>
+      </w:r>
+    </w:p>
+    <w:p>
+      <w:pPr>
+        <w:pStyle w:val="Heading2"/>
+        <w:ind w:firstLine="0"/>
+      </w:pPr>
+      <w:r>
+        <w:rPr>
+          <w:rFonts w:ascii="Times New Roman" w:hAnsi="Times New Roman" w:cs="Times New Roman" w:eastAsia="Times New Roman"/>
+          <w:b/>
+          <w:i w:val="0"/>
+          <w:color w:val="000000"/>
+          <w:sz w:val="28"/>
+        </w:rPr>
+        <w:t>9.2. Согласие на обработку данных</w:t>
       </w:r>
     </w:p>
     <w:p>
@@ -10180,7 +17400,7 @@
           <w:color w:val="000000"/>
           <w:sz w:val="28"/>
         </w:rPr>
-        <w:t>8.3. Список заявок</w:t>
+        <w:t>9.3. Список заявок</w:t>
       </w:r>
     </w:p>
     <w:p>
@@ -10194,7 +17414,7 @@
         <w:drawing>
           <wp:inline xmlns:a="http://schemas.openxmlformats.org/drawingml/2006/main" xmlns:pic="http://schemas.openxmlformats.org/drawingml/2006/picture">
             <wp:extent cx="5940000" cy="1526123"/>
-            <wp:docPr id="26" name="Picture 26"/>
+            <wp:docPr id="45" name="Picture 45"/>
             <wp:cNvGraphicFramePr>
               <a:graphicFrameLocks noChangeAspect="1"/>
             </wp:cNvGraphicFramePr>
@@ -10206,7 +17426,7 @@
                     <pic:cNvPicPr/>
                   </pic:nvPicPr>
                   <pic:blipFill>
-                    <a:blip r:embed="rId36"/>
+                    <a:blip r:embed="rId55"/>
                     <a:stretch>
                       <a:fillRect/>
                     </a:stretch>
@@ -10240,7 +17460,7 @@
           <w:color w:val="000000"/>
           <w:sz w:val="24"/>
         </w:rPr>
-        <w:t>Рисунок 8.2 — Список заявок в кабинете</w:t>
+        <w:t>Рисунок 9.2 — Список заявок в кабинете</w:t>
       </w:r>
     </w:p>
     <w:p>
@@ -10536,7 +17756,7 @@
           <w:color w:val="000000"/>
           <w:sz w:val="28"/>
         </w:rPr>
-        <w:t>8.4. Подтверждение и статус: чем отличаются</w:t>
+        <w:t>9.4. Подтверждение и статус: чем отличаются</w:t>
       </w:r>
     </w:p>
     <w:p>
@@ -10892,7 +18112,7 @@
           <w:color w:val="000000"/>
           <w:sz w:val="28"/>
         </w:rPr>
-        <w:t>8.5. Карточка своей заявки</w:t>
+        <w:t>9.5. Карточка своей заявки</w:t>
       </w:r>
     </w:p>
     <w:p>
@@ -10918,7 +18138,7 @@
         <w:drawing>
           <wp:inline xmlns:a="http://schemas.openxmlformats.org/drawingml/2006/main" xmlns:pic="http://schemas.openxmlformats.org/drawingml/2006/picture">
             <wp:extent cx="5940000" cy="3883846"/>
-            <wp:docPr id="27" name="Picture 27"/>
+            <wp:docPr id="46" name="Picture 46"/>
             <wp:cNvGraphicFramePr>
               <a:graphicFrameLocks noChangeAspect="1"/>
             </wp:cNvGraphicFramePr>
@@ -10930,7 +18150,7 @@
                     <pic:cNvPicPr/>
                   </pic:nvPicPr>
                   <pic:blipFill>
-                    <a:blip r:embed="rId37"/>
+                    <a:blip r:embed="rId56"/>
                     <a:stretch>
                       <a:fillRect/>
                     </a:stretch>
@@ -10964,7 +18184,7 @@
           <w:color w:val="000000"/>
           <w:sz w:val="24"/>
         </w:rPr>
-        <w:t>Рисунок 8.3 — Карточка своей заявки</w:t>
+        <w:t>Рисунок 9.3 — Карточка своей заявки</w:t>
       </w:r>
     </w:p>
     <w:p>
@@ -11128,7 +18348,7 @@
           <w:color w:val="000000"/>
           <w:sz w:val="28"/>
         </w:rPr>
-        <w:t xml:space="preserve"> появляется, если вы дополняли заявку, см. подраздел 8.6.</w:t>
+        <w:t xml:space="preserve"> появляется, если вы дополняли заявку, см. подраздел 9.6.</w:t>
       </w:r>
     </w:p>
     <w:tbl>
@@ -11233,7 +18453,7 @@
           <w:color w:val="000000"/>
           <w:sz w:val="28"/>
         </w:rPr>
-        <w:t>8.6. Дополнение поданной заявки</w:t>
+        <w:t>9.6. Дополнение поданной заявки</w:t>
       </w:r>
     </w:p>
     <w:p>
@@ -11291,7 +18511,7 @@
         <w:drawing>
           <wp:inline xmlns:a="http://schemas.openxmlformats.org/drawingml/2006/main" xmlns:pic="http://schemas.openxmlformats.org/drawingml/2006/picture">
             <wp:extent cx="5940000" cy="4925630"/>
-            <wp:docPr id="28" name="Picture 28"/>
+            <wp:docPr id="47" name="Picture 47"/>
             <wp:cNvGraphicFramePr>
               <a:graphicFrameLocks noChangeAspect="1"/>
             </wp:cNvGraphicFramePr>
@@ -11303,7 +18523,7 @@
                     <pic:cNvPicPr/>
                   </pic:nvPicPr>
                   <pic:blipFill>
-                    <a:blip r:embed="rId38"/>
+                    <a:blip r:embed="rId57"/>
                     <a:stretch>
                       <a:fillRect/>
                     </a:stretch>
@@ -11337,7 +18557,7 @@
           <w:color w:val="000000"/>
           <w:sz w:val="24"/>
         </w:rPr>
-        <w:t>Рисунок 8.4 — Окно дополнения заявки</w:t>
+        <w:t>Рисунок 9.4 — Окно дополнения заявки</w:t>
       </w:r>
     </w:p>
     <w:p>
@@ -11589,7 +18809,7 @@
           <w:color w:val="000000"/>
           <w:sz w:val="28"/>
         </w:rPr>
-        <w:t>8.7. Отзыв заявки</w:t>
+        <w:t>9.7. Отзыв заявки</w:t>
       </w:r>
     </w:p>
     <w:p>
@@ -11635,7 +18855,7 @@
         <w:drawing>
           <wp:inline xmlns:a="http://schemas.openxmlformats.org/drawingml/2006/main" xmlns:pic="http://schemas.openxmlformats.org/drawingml/2006/picture">
             <wp:extent cx="2926080" cy="2267712"/>
-            <wp:docPr id="29" name="Picture 29"/>
+            <wp:docPr id="48" name="Picture 48"/>
             <wp:cNvGraphicFramePr>
               <a:graphicFrameLocks noChangeAspect="1"/>
             </wp:cNvGraphicFramePr>
@@ -11647,7 +18867,7 @@
                     <pic:cNvPicPr/>
                   </pic:nvPicPr>
                   <pic:blipFill>
-                    <a:blip r:embed="rId39"/>
+                    <a:blip r:embed="rId58"/>
                     <a:stretch>
                       <a:fillRect/>
                     </a:stretch>
@@ -11681,7 +18901,7 @@
           <w:color w:val="000000"/>
           <w:sz w:val="24"/>
         </w:rPr>
-        <w:t>Рисунок 8.5 — Подтверждение отзыва заявки</w:t>
+        <w:t>Рисунок 9.5 — Подтверждение отзыва заявки</w:t>
       </w:r>
     </w:p>
     <w:p>
@@ -11830,7 +19050,7 @@
           <w:color w:val="000000"/>
           <w:sz w:val="28"/>
         </w:rPr>
-        <w:t>8.8. Дублирование заявки</w:t>
+        <w:t>9.8. Дублирование заявки</w:t>
       </w:r>
     </w:p>
     <w:p>
@@ -12034,7 +19254,7 @@
           <w:color w:val="000000"/>
           <w:sz w:val="28"/>
         </w:rPr>
-        <w:t>8.9. Скачивание бланков</w:t>
+        <w:t>9.9. Скачивание бланков</w:t>
       </w:r>
     </w:p>
     <w:p>
@@ -12134,7 +19354,7 @@
           <w:color w:val="000000"/>
           <w:sz w:val="28"/>
         </w:rPr>
-        <w:t>8.10. Уведомления</w:t>
+        <w:t>9.10. Уведомления</w:t>
       </w:r>
     </w:p>
     <w:p>
@@ -12325,7 +19545,7 @@
           <w:color w:val="000000"/>
           <w:sz w:val="28"/>
         </w:rPr>
-        <w:t>8.11. Настройка уведомлений</w:t>
+        <w:t>9.11. Настройка уведомлений</w:t>
       </w:r>
     </w:p>
     <w:p>
@@ -12371,7 +19591,7 @@
         <w:drawing>
           <wp:inline xmlns:a="http://schemas.openxmlformats.org/drawingml/2006/main" xmlns:pic="http://schemas.openxmlformats.org/drawingml/2006/picture">
             <wp:extent cx="5940000" cy="3883846"/>
-            <wp:docPr id="30" name="Picture 30"/>
+            <wp:docPr id="49" name="Picture 49"/>
             <wp:cNvGraphicFramePr>
               <a:graphicFrameLocks noChangeAspect="1"/>
             </wp:cNvGraphicFramePr>
@@ -12383,7 +19603,7 @@
                     <pic:cNvPicPr/>
                   </pic:nvPicPr>
                   <pic:blipFill>
-                    <a:blip r:embed="rId40"/>
+                    <a:blip r:embed="rId59"/>
                     <a:stretch>
                       <a:fillRect/>
                     </a:stretch>
@@ -12417,7 +19637,7 @@
           <w:color w:val="000000"/>
           <w:sz w:val="24"/>
         </w:rPr>
-        <w:t>Рисунок 8.6 — Настройка уведомлений</w:t>
+        <w:t>Рисунок 9.6 — Настройка уведомлений</w:t>
       </w:r>
     </w:p>
     <w:p>

--- a/Документация/Руководство пользователя/Руководство пользователя.docx
+++ b/Документация/Руководство пользователя/Руководство пользователя.docx
@@ -1931,7 +1931,7 @@
           <w:sz w:val="26"/>
         </w:rPr>
         <w:tab/>
-        <w:t>39</w:t>
+        <w:t>40</w:t>
       </w:r>
     </w:p>
     <w:p>
@@ -1993,7 +1993,7 @@
           <w:sz w:val="26"/>
         </w:rPr>
         <w:tab/>
-        <w:t>42</w:t>
+        <w:t>43</w:t>
       </w:r>
     </w:p>
     <w:p>
@@ -2055,7 +2055,7 @@
           <w:sz w:val="26"/>
         </w:rPr>
         <w:tab/>
-        <w:t>44</w:t>
+        <w:t>45</w:t>
       </w:r>
     </w:p>
     <w:p>
@@ -2179,7 +2179,7 @@
           <w:sz w:val="26"/>
         </w:rPr>
         <w:tab/>
-        <w:t>47</w:t>
+        <w:t>48</w:t>
       </w:r>
     </w:p>
     <w:p>
@@ -11123,7 +11123,27 @@
           <w:color w:val="000000"/>
           <w:sz w:val="28"/>
         </w:rPr>
-        <w:t>.</w:t>
+        <w:t xml:space="preserve">. Когда получателей у заявки нет совсем, в строке стоит </w:t>
+      </w:r>
+      <w:r>
+        <w:rPr>
+          <w:rFonts w:ascii="Times New Roman" w:hAnsi="Times New Roman" w:cs="Times New Roman" w:eastAsia="Times New Roman"/>
+          <w:b/>
+          <w:i w:val="0"/>
+          <w:color w:val="000000"/>
+          <w:sz w:val="28"/>
+        </w:rPr>
+        <w:t>«Нет получателей»</w:t>
+      </w:r>
+      <w:r>
+        <w:rPr>
+          <w:rFonts w:ascii="Times New Roman" w:hAnsi="Times New Roman" w:cs="Times New Roman" w:eastAsia="Times New Roman"/>
+          <w:b w:val="0"/>
+          <w:i w:val="0"/>
+          <w:color w:val="000000"/>
+          <w:sz w:val="28"/>
+        </w:rPr>
+        <w:t>: это значит, что обязательных согласующих для вашей организации бюро пропусков не назначило, - заявку рассмотрят и без них.</w:t>
       </w:r>
     </w:p>
     <w:p>
@@ -11983,7 +12003,7 @@
           <w:color w:val="000000"/>
           <w:sz w:val="28"/>
         </w:rPr>
-        <w:t xml:space="preserve"> и сразу открывается на правку. Нажатие на бланк переключает форму на него.</w:t>
+        <w:t>, следующий - №2, и форма справа сразу переключается на него. Нажатие на любой бланк в списке открывает его форму.</w:t>
       </w:r>
     </w:p>
     <w:p>
@@ -12784,9 +12804,9 @@
         <w:tblLayout w:type="fixed"/>
       </w:tblPr>
       <w:tblGrid>
-        <w:gridCol w:w="1916"/>
+        <w:gridCol w:w="2192"/>
         <w:gridCol w:w="1984"/>
-        <w:gridCol w:w="5455"/>
+        <w:gridCol w:w="5179"/>
       </w:tblGrid>
       <w:tr>
         <w:trPr>
@@ -12795,7 +12815,7 @@
         </w:trPr>
         <w:tc>
           <w:tcPr>
-            <w:tcW w:type="dxa" w:w="1915"/>
+            <w:tcW w:type="dxa" w:w="2192"/>
             <w:shd w:val="clear" w:fill="E8E8E8"/>
           </w:tcPr>
           <w:p>
@@ -12843,7 +12863,7 @@
         </w:tc>
         <w:tc>
           <w:tcPr>
-            <w:tcW w:type="dxa" w:w="5455"/>
+            <w:tcW w:type="dxa" w:w="5178"/>
             <w:shd w:val="clear" w:fill="E8E8E8"/>
           </w:tcPr>
           <w:p>
@@ -12872,7 +12892,7 @@
         </w:trPr>
         <w:tc>
           <w:tcPr>
-            <w:tcW w:type="dxa" w:w="1915"/>
+            <w:tcW w:type="dxa" w:w="2192"/>
           </w:tcPr>
           <w:p>
             <w:pPr>
@@ -12916,7 +12936,7 @@
         </w:tc>
         <w:tc>
           <w:tcPr>
-            <w:tcW w:type="dxa" w:w="5455"/>
+            <w:tcW w:type="dxa" w:w="5178"/>
           </w:tcPr>
           <w:p>
             <w:pPr>
@@ -12943,7 +12963,7 @@
         </w:trPr>
         <w:tc>
           <w:tcPr>
-            <w:tcW w:type="dxa" w:w="1915"/>
+            <w:tcW w:type="dxa" w:w="2192"/>
           </w:tcPr>
           <w:p>
             <w:pPr>
@@ -12987,7 +13007,7 @@
         </w:tc>
         <w:tc>
           <w:tcPr>
-            <w:tcW w:type="dxa" w:w="5455"/>
+            <w:tcW w:type="dxa" w:w="5178"/>
           </w:tcPr>
           <w:p>
             <w:pPr>
@@ -13003,7 +13023,7 @@
                 <w:color w:val="000000"/>
                 <w:sz w:val="24"/>
               </w:rPr>
-              <w:t>Как в документе, удостоверяющем личность. Первая буква приводится к заглавной, когда вы уходите из поля</w:t>
+              <w:t>Как в документе, удостоверяющем личность</w:t>
             </w:r>
           </w:p>
         </w:tc>
@@ -13014,7 +13034,7 @@
         </w:trPr>
         <w:tc>
           <w:tcPr>
-            <w:tcW w:type="dxa" w:w="1915"/>
+            <w:tcW w:type="dxa" w:w="2192"/>
           </w:tcPr>
           <w:p>
             <w:pPr>
@@ -13058,7 +13078,7 @@
         </w:tc>
         <w:tc>
           <w:tcPr>
-            <w:tcW w:type="dxa" w:w="5455"/>
+            <w:tcW w:type="dxa" w:w="5178"/>
           </w:tcPr>
           <w:p>
             <w:pPr>
@@ -13085,7 +13105,7 @@
         </w:trPr>
         <w:tc>
           <w:tcPr>
-            <w:tcW w:type="dxa" w:w="1915"/>
+            <w:tcW w:type="dxa" w:w="2192"/>
           </w:tcPr>
           <w:p>
             <w:pPr>
@@ -13129,7 +13149,7 @@
         </w:tc>
         <w:tc>
           <w:tcPr>
-            <w:tcW w:type="dxa" w:w="5455"/>
+            <w:tcW w:type="dxa" w:w="5178"/>
           </w:tcPr>
           <w:p>
             <w:pPr>
@@ -13156,7 +13176,7 @@
         </w:trPr>
         <w:tc>
           <w:tcPr>
-            <w:tcW w:type="dxa" w:w="1915"/>
+            <w:tcW w:type="dxa" w:w="2192"/>
           </w:tcPr>
           <w:p>
             <w:pPr>
@@ -13200,7 +13220,7 @@
         </w:tc>
         <w:tc>
           <w:tcPr>
-            <w:tcW w:type="dxa" w:w="5455"/>
+            <w:tcW w:type="dxa" w:w="5178"/>
           </w:tcPr>
           <w:p>
             <w:pPr>
@@ -13227,7 +13247,7 @@
         </w:trPr>
         <w:tc>
           <w:tcPr>
-            <w:tcW w:type="dxa" w:w="1915"/>
+            <w:tcW w:type="dxa" w:w="2192"/>
           </w:tcPr>
           <w:p>
             <w:pPr>
@@ -13271,7 +13291,7 @@
         </w:tc>
         <w:tc>
           <w:tcPr>
-            <w:tcW w:type="dxa" w:w="5455"/>
+            <w:tcW w:type="dxa" w:w="5178"/>
           </w:tcPr>
           <w:p>
             <w:pPr>
@@ -13298,7 +13318,7 @@
         </w:trPr>
         <w:tc>
           <w:tcPr>
-            <w:tcW w:type="dxa" w:w="1915"/>
+            <w:tcW w:type="dxa" w:w="2192"/>
           </w:tcPr>
           <w:p>
             <w:pPr>
@@ -13342,7 +13362,7 @@
         </w:tc>
         <w:tc>
           <w:tcPr>
-            <w:tcW w:type="dxa" w:w="5455"/>
+            <w:tcW w:type="dxa" w:w="5178"/>
           </w:tcPr>
           <w:p>
             <w:pPr>
@@ -13369,7 +13389,7 @@
         </w:trPr>
         <w:tc>
           <w:tcPr>
-            <w:tcW w:type="dxa" w:w="1915"/>
+            <w:tcW w:type="dxa" w:w="2192"/>
           </w:tcPr>
           <w:p>
             <w:pPr>
@@ -13413,7 +13433,7 @@
         </w:tc>
         <w:tc>
           <w:tcPr>
-            <w:tcW w:type="dxa" w:w="5455"/>
+            <w:tcW w:type="dxa" w:w="5178"/>
           </w:tcPr>
           <w:p>
             <w:pPr>
@@ -13440,7 +13460,7 @@
         </w:trPr>
         <w:tc>
           <w:tcPr>
-            <w:tcW w:type="dxa" w:w="1915"/>
+            <w:tcW w:type="dxa" w:w="2192"/>
           </w:tcPr>
           <w:p>
             <w:pPr>
@@ -13484,7 +13504,7 @@
         </w:tc>
         <w:tc>
           <w:tcPr>
-            <w:tcW w:type="dxa" w:w="5455"/>
+            <w:tcW w:type="dxa" w:w="5178"/>
           </w:tcPr>
           <w:p>
             <w:pPr>
@@ -13563,6 +13583,18 @@
           <w:sz w:val="28"/>
         </w:rPr>
         <w:t>Ожидаемый результат: человек появляется в списке справа, форма очищается и остаётся открытой - следующего вводят сразу.</w:t>
+      </w:r>
+    </w:p>
+    <w:p>
+      <w:r>
+        <w:rPr>
+          <w:rFonts w:ascii="Times New Roman" w:hAnsi="Times New Roman" w:cs="Times New Roman" w:eastAsia="Times New Roman"/>
+          <w:b w:val="0"/>
+          <w:i w:val="0"/>
+          <w:color w:val="000000"/>
+          <w:sz w:val="28"/>
+        </w:rPr>
+        <w:t>Фамилию, имя, отчество и должность система приводит к единому виду, как только вы уходите из поля: каждое слово начинается с заглавной буквы, остальные становятся строчными. Набранное заглавными исправлять руками не нужно.</w:t>
       </w:r>
     </w:p>
     <w:p>
@@ -13838,6 +13870,46 @@
           <w:color w:val="000000"/>
           <w:sz w:val="28"/>
         </w:rPr>
+        <w:t xml:space="preserve"> и </w:t>
+      </w:r>
+      <w:r>
+        <w:rPr>
+          <w:rFonts w:ascii="Times New Roman" w:hAnsi="Times New Roman" w:cs="Times New Roman" w:eastAsia="Times New Roman"/>
+          <w:b/>
+          <w:i w:val="0"/>
+          <w:color w:val="000000"/>
+          <w:sz w:val="28"/>
+        </w:rPr>
+        <w:t>«Мои»</w:t>
+      </w:r>
+      <w:r>
+        <w:rPr>
+          <w:rFonts w:ascii="Times New Roman" w:hAnsi="Times New Roman" w:cs="Times New Roman" w:eastAsia="Times New Roman"/>
+          <w:b w:val="0"/>
+          <w:i w:val="0"/>
+          <w:color w:val="000000"/>
+          <w:sz w:val="28"/>
+        </w:rPr>
+        <w:t xml:space="preserve">; вкладка организации есть, только если вы в ней состоите. В окне выбора машин вкладок четыре - </w:t>
+      </w:r>
+      <w:r>
+        <w:rPr>
+          <w:rFonts w:ascii="Times New Roman" w:hAnsi="Times New Roman" w:cs="Times New Roman" w:eastAsia="Times New Roman"/>
+          <w:b/>
+          <w:i w:val="0"/>
+          <w:color w:val="000000"/>
+          <w:sz w:val="28"/>
+        </w:rPr>
+        <w:t>«Все машины»</w:t>
+      </w:r>
+      <w:r>
+        <w:rPr>
+          <w:rFonts w:ascii="Times New Roman" w:hAnsi="Times New Roman" w:cs="Times New Roman" w:eastAsia="Times New Roman"/>
+          <w:b w:val="0"/>
+          <w:i w:val="0"/>
+          <w:color w:val="000000"/>
+          <w:sz w:val="28"/>
+        </w:rPr>
         <w:t xml:space="preserve">, </w:t>
       </w:r>
       <w:r>
@@ -13848,6 +13920,46 @@
           <w:color w:val="000000"/>
           <w:sz w:val="28"/>
         </w:rPr>
+        <w:t>«Организация»</w:t>
+      </w:r>
+      <w:r>
+        <w:rPr>
+          <w:rFonts w:ascii="Times New Roman" w:hAnsi="Times New Roman" w:cs="Times New Roman" w:eastAsia="Times New Roman"/>
+          <w:b w:val="0"/>
+          <w:i w:val="0"/>
+          <w:color w:val="000000"/>
+          <w:sz w:val="28"/>
+        </w:rPr>
+        <w:t xml:space="preserve">, </w:t>
+      </w:r>
+      <w:r>
+        <w:rPr>
+          <w:rFonts w:ascii="Times New Roman" w:hAnsi="Times New Roman" w:cs="Times New Roman" w:eastAsia="Times New Roman"/>
+          <w:b/>
+          <w:i w:val="0"/>
+          <w:color w:val="000000"/>
+          <w:sz w:val="28"/>
+        </w:rPr>
+        <w:t>«Компания»</w:t>
+      </w:r>
+      <w:r>
+        <w:rPr>
+          <w:rFonts w:ascii="Times New Roman" w:hAnsi="Times New Roman" w:cs="Times New Roman" w:eastAsia="Times New Roman"/>
+          <w:b w:val="0"/>
+          <w:i w:val="0"/>
+          <w:color w:val="000000"/>
+          <w:sz w:val="28"/>
+        </w:rPr>
+        <w:t xml:space="preserve">, </w:t>
+      </w:r>
+      <w:r>
+        <w:rPr>
+          <w:rFonts w:ascii="Times New Roman" w:hAnsi="Times New Roman" w:cs="Times New Roman" w:eastAsia="Times New Roman"/>
+          <w:b/>
+          <w:i w:val="0"/>
+          <w:color w:val="000000"/>
+          <w:sz w:val="28"/>
+        </w:rPr>
         <w:t>«Мои»</w:t>
       </w:r>
       <w:r>
@@ -13858,27 +13970,7 @@
           <w:color w:val="000000"/>
           <w:sz w:val="28"/>
         </w:rPr>
-        <w:t xml:space="preserve">; </w:t>
-      </w:r>
-      <w:r>
-        <w:rPr>
-          <w:rFonts w:ascii="Times New Roman" w:hAnsi="Times New Roman" w:cs="Times New Roman" w:eastAsia="Times New Roman"/>
-          <w:b/>
-          <w:i w:val="0"/>
-          <w:color w:val="000000"/>
-          <w:sz w:val="28"/>
-        </w:rPr>
-        <w:t>«Компания»</w:t>
-      </w:r>
-      <w:r>
-        <w:rPr>
-          <w:rFonts w:ascii="Times New Roman" w:hAnsi="Times New Roman" w:cs="Times New Roman" w:eastAsia="Times New Roman"/>
-          <w:b w:val="0"/>
-          <w:i w:val="0"/>
-          <w:color w:val="000000"/>
-          <w:sz w:val="28"/>
-        </w:rPr>
-        <w:t xml:space="preserve"> появляется, если вы в ней состоите. Поиск (2) отбирает строки по фамилии, должности, гражданству и паспорту. Отметьте нужных - нажатием на строку или на отметку в первом столбце; счётчик </w:t>
+        <w:t xml:space="preserve">, - и вкладка компании появляется у тех, кто в компании числится. Поиск (2) отбирает строки по фамилии, должности, гражданству и паспорту. Отметьте нужных - нажатием на строку или на отметку в первом столбце; счётчик </w:t>
       </w:r>
       <w:r>
         <w:rPr>
@@ -15560,7 +15652,7 @@
           <w:color w:val="000000"/>
           <w:sz w:val="28"/>
         </w:rPr>
-        <w:t xml:space="preserve"> Как только фамилия, имя и отчество совпадут с записью чёрного списка, в форме появляется предупреждение </w:t>
+        <w:t xml:space="preserve"> Как только заполнены фамилия и имя, система сверяет их с чёрным списком - вместе с отчеством, если оно введено. При совпадении в форме появляется предупреждение </w:t>
       </w:r>
       <w:r>
         <w:rPr>
@@ -15580,7 +15672,7 @@
           <w:color w:val="000000"/>
           <w:sz w:val="28"/>
         </w:rPr>
-        <w:t xml:space="preserve"> с причиной и пояснением, что добавить его в заявку нельзя. Кнопка </w:t>
+        <w:t xml:space="preserve"> с причиной и пояснением, что добавить его в заявку нельзя, а кнопка </w:t>
       </w:r>
       <w:r>
         <w:rPr>
@@ -15600,7 +15692,7 @@
           <w:color w:val="000000"/>
           <w:sz w:val="28"/>
         </w:rPr>
-        <w:t xml:space="preserve"> гаснет.</w:t>
+        <w:t xml:space="preserve"> гаснет. Сверка идёт по точному написанию: опечатка в фамилии совпадения не даст, но заявку с таким человеком остановит бюро пропусков при рассмотрении.</w:t>
       </w:r>
     </w:p>
     <w:p>
@@ -15955,7 +16047,27 @@
           <w:color w:val="000000"/>
           <w:sz w:val="28"/>
         </w:rPr>
-        <w:t xml:space="preserve"> (3) добавляет файлы: письма, доверенности, накладные. К заявке прикладывается до десяти файлов; выбираются изображения, документы PDF, DOCX и XLSX. Приложенный файл показан плашкой с именем, и его можно убрать крестиком.</w:t>
+        <w:t xml:space="preserve"> (3) добавляет файлы: письма, доверенности, накладные. К заявке прикладывается до десяти файлов; выбираются изображения, документы PDF, DOCX и XLSX. Каждый приложенный файл показан плашкой с расширением, именем и размером; крестик на плашке убирает его. Пока файлы загружаются, кнопка подписана </w:t>
+      </w:r>
+      <w:r>
+        <w:rPr>
+          <w:rFonts w:ascii="Times New Roman" w:hAnsi="Times New Roman" w:cs="Times New Roman" w:eastAsia="Times New Roman"/>
+          <w:b/>
+          <w:i w:val="0"/>
+          <w:color w:val="000000"/>
+          <w:sz w:val="28"/>
+        </w:rPr>
+        <w:t>«Загрузка...»</w:t>
+      </w:r>
+      <w:r>
+        <w:rPr>
+          <w:rFonts w:ascii="Times New Roman" w:hAnsi="Times New Roman" w:cs="Times New Roman" w:eastAsia="Times New Roman"/>
+          <w:b w:val="0"/>
+          <w:i w:val="0"/>
+          <w:color w:val="000000"/>
+          <w:sz w:val="28"/>
+        </w:rPr>
+        <w:t>.</w:t>
       </w:r>
     </w:p>
     <w:p>

--- a/Документация/Руководство пользователя/Руководство пользователя.docx
+++ b/Документация/Руководство пользователя/Руководство пользователя.docx
@@ -1900,7 +1900,7 @@
           <w:sz w:val="26"/>
         </w:rPr>
         <w:tab/>
-        <w:t>38</w:t>
+        <w:t>39</w:t>
       </w:r>
     </w:p>
     <w:p>
@@ -1962,7 +1962,7 @@
           <w:sz w:val="26"/>
         </w:rPr>
         <w:tab/>
-        <w:t>41</w:t>
+        <w:t>42</w:t>
       </w:r>
     </w:p>
     <w:p>
@@ -2024,7 +2024,7 @@
           <w:sz w:val="26"/>
         </w:rPr>
         <w:tab/>
-        <w:t>43</w:t>
+        <w:t>44</w:t>
       </w:r>
     </w:p>
     <w:p>
@@ -2055,7 +2055,7 @@
           <w:sz w:val="26"/>
         </w:rPr>
         <w:tab/>
-        <w:t>45</w:t>
+        <w:t>46</w:t>
       </w:r>
     </w:p>
     <w:p>
@@ -2086,7 +2086,7 @@
           <w:sz w:val="26"/>
         </w:rPr>
         <w:tab/>
-        <w:t>45</w:t>
+        <w:t>46</w:t>
       </w:r>
     </w:p>
     <w:p>
@@ -2117,7 +2117,7 @@
           <w:sz w:val="26"/>
         </w:rPr>
         <w:tab/>
-        <w:t>46</w:t>
+        <w:t>47</w:t>
       </w:r>
     </w:p>
     <w:p>
@@ -2148,7 +2148,7 @@
           <w:sz w:val="26"/>
         </w:rPr>
         <w:tab/>
-        <w:t>47</w:t>
+        <w:t>48</w:t>
       </w:r>
     </w:p>
     <w:p>
@@ -2179,7 +2179,7 @@
           <w:sz w:val="26"/>
         </w:rPr>
         <w:tab/>
-        <w:t>48</w:t>
+        <w:t>49</w:t>
       </w:r>
     </w:p>
     <w:p>
@@ -2210,7 +2210,7 @@
           <w:sz w:val="26"/>
         </w:rPr>
         <w:tab/>
-        <w:t>48</w:t>
+        <w:t>49</w:t>
       </w:r>
     </w:p>
     <w:p>
@@ -2241,7 +2241,7 @@
           <w:sz w:val="26"/>
         </w:rPr>
         <w:tab/>
-        <w:t>50</w:t>
+        <w:t>51</w:t>
       </w:r>
     </w:p>
     <w:p>
@@ -2272,7 +2272,7 @@
           <w:sz w:val="26"/>
         </w:rPr>
         <w:tab/>
-        <w:t>51</w:t>
+        <w:t>52</w:t>
       </w:r>
     </w:p>
     <w:p>
@@ -2303,7 +2303,7 @@
           <w:sz w:val="26"/>
         </w:rPr>
         <w:tab/>
-        <w:t>51</w:t>
+        <w:t>52</w:t>
       </w:r>
     </w:p>
     <w:p>
@@ -2334,7 +2334,7 @@
           <w:sz w:val="26"/>
         </w:rPr>
         <w:tab/>
-        <w:t>51</w:t>
+        <w:t>52</w:t>
       </w:r>
     </w:p>
     <w:p>
@@ -2365,7 +2365,7 @@
           <w:sz w:val="26"/>
         </w:rPr>
         <w:tab/>
-        <w:t>52</w:t>
+        <w:t>53</w:t>
       </w:r>
     </w:p>
     <w:p>
@@ -2396,7 +2396,7 @@
           <w:sz w:val="26"/>
         </w:rPr>
         <w:tab/>
-        <w:t>53</w:t>
+        <w:t>54</w:t>
       </w:r>
     </w:p>
     <w:p>
@@ -2427,7 +2427,7 @@
           <w:sz w:val="26"/>
         </w:rPr>
         <w:tab/>
-        <w:t>53</w:t>
+        <w:t>54</w:t>
       </w:r>
     </w:p>
     <w:p>
@@ -2458,7 +2458,7 @@
           <w:sz w:val="26"/>
         </w:rPr>
         <w:tab/>
-        <w:t>54</w:t>
+        <w:t>55</w:t>
       </w:r>
     </w:p>
     <w:p>
@@ -2489,7 +2489,7 @@
           <w:sz w:val="26"/>
         </w:rPr>
         <w:tab/>
-        <w:t>56</w:t>
+        <w:t>57</w:t>
       </w:r>
     </w:p>
     <w:p>
@@ -2520,7 +2520,7 @@
           <w:sz w:val="26"/>
         </w:rPr>
         <w:tab/>
-        <w:t>56</w:t>
+        <w:t>57</w:t>
       </w:r>
     </w:p>
     <w:p>
@@ -2551,7 +2551,7 @@
           <w:sz w:val="26"/>
         </w:rPr>
         <w:tab/>
-        <w:t>57</w:t>
+        <w:t>58</w:t>
       </w:r>
     </w:p>
     <w:p>
@@ -2582,7 +2582,7 @@
           <w:sz w:val="26"/>
         </w:rPr>
         <w:tab/>
-        <w:t>57</w:t>
+        <w:t>58</w:t>
       </w:r>
     </w:p>
     <w:p>
@@ -2613,7 +2613,7 @@
           <w:sz w:val="26"/>
         </w:rPr>
         <w:tab/>
-        <w:t>58</w:t>
+        <w:t>59</w:t>
       </w:r>
     </w:p>
     <w:p>
@@ -11832,6 +11832,18 @@
           <w:color w:val="000000"/>
           <w:sz w:val="12"/>
         </w:rPr>
+      </w:r>
+    </w:p>
+    <w:p>
+      <w:r>
+        <w:rPr>
+          <w:rFonts w:ascii="Times New Roman" w:hAnsi="Times New Roman" w:cs="Times New Roman" w:eastAsia="Times New Roman"/>
+          <w:b w:val="0"/>
+          <w:i w:val="0"/>
+          <w:color w:val="000000"/>
+          <w:sz w:val="28"/>
+        </w:rPr>
+        <w:t>Под реквизитами может стоять ещё один ряд полей - дополнительные поля вложения. Их состав, подписи и обязательность задаёт бюро пропусков для каждого вида вложения отдельно, поэтому на рисунках в этом документе их нет, а на вашем экране они могут быть: например, номер договора или цель визита. Поле со звёздочкой обязательно, и без него заявка не отправится - в подсказке у кнопки отправки оно будет названо по имени.</w:t>
       </w:r>
     </w:p>
     <w:p>
@@ -14656,6 +14668,95 @@
         <w:t>Поиск и постраничный показ появляются над списком, только когда строк больше пятидесяти: при ручной подаче они не нужны, а после массового ввода из бланка - необходимы.</w:t>
       </w:r>
     </w:p>
+    <w:tbl>
+      <w:tblPr>
+        <w:tblW w:type="auto" w:w="0"/>
+        <w:tblLayout w:type="fixed"/>
+        <w:tblLook w:firstColumn="1" w:firstRow="1" w:lastColumn="0" w:lastRow="0" w:noHBand="0" w:noVBand="1" w:val="04A0"/>
+        <w:tblLayout w:type="fixed"/>
+      </w:tblPr>
+      <w:tblGrid>
+        <w:gridCol w:w="9356"/>
+      </w:tblGrid>
+      <w:tr>
+        <w:trPr>
+          <w:cantSplit w:val="true"/>
+        </w:trPr>
+        <w:tc>
+          <w:tcPr>
+            <w:tcW w:type="dxa" w:w="9354"/>
+            <w:shd w:val="clear" w:fill="EAF1F8"/>
+            <w:tcBorders>
+              <w:left w:val="single" w:sz="24" w:color="2C6FA6"/>
+              <w:top w:val="single" w:sz="4" w:color="EAF1F8"/>
+              <w:bottom w:val="single" w:sz="4" w:color="EAF1F8"/>
+              <w:right w:val="single" w:sz="4" w:color="EAF1F8"/>
+            </w:tcBorders>
+          </w:tcPr>
+          <w:p>
+            <w:pPr>
+              <w:spacing w:line="288" w:lineRule="auto" w:after="0"/>
+              <w:ind w:firstLine="0"/>
+            </w:pPr>
+            <w:r>
+              <w:rPr>
+                <w:rFonts w:ascii="Times New Roman" w:hAnsi="Times New Roman" w:cs="Times New Roman" w:eastAsia="Times New Roman"/>
+                <w:b/>
+                <w:i w:val="0"/>
+                <w:color w:val="2C6FA6"/>
+                <w:sz w:val="26"/>
+              </w:rPr>
+              <w:t xml:space="preserve">ПРИМЕЧАНИЕ. </w:t>
+            </w:r>
+            <w:r>
+              <w:rPr>
+                <w:rFonts w:ascii="Times New Roman" w:hAnsi="Times New Roman" w:cs="Times New Roman" w:eastAsia="Times New Roman"/>
+                <w:b w:val="0"/>
+                <w:i w:val="0"/>
+                <w:color w:val="000000"/>
+                <w:sz w:val="26"/>
+              </w:rPr>
+              <w:t xml:space="preserve">Сказанное относится к спискам сотрудников и транспортных средств. Список ТМЦ устроен проще: в нём есть сортировка по столбцам, изменение и удаление строки, но нет ни карточки записи, ни кнопки </w:t>
+            </w:r>
+            <w:r>
+              <w:rPr>
+                <w:rFonts w:ascii="Times New Roman" w:hAnsi="Times New Roman" w:cs="Times New Roman" w:eastAsia="Times New Roman"/>
+                <w:b/>
+                <w:i w:val="0"/>
+                <w:color w:val="000000"/>
+                <w:sz w:val="26"/>
+              </w:rPr>
+              <w:t>«Очистить»</w:t>
+            </w:r>
+            <w:r>
+              <w:rPr>
+                <w:rFonts w:ascii="Times New Roman" w:hAnsi="Times New Roman" w:cs="Times New Roman" w:eastAsia="Times New Roman"/>
+                <w:b w:val="0"/>
+                <w:i w:val="0"/>
+                <w:color w:val="000000"/>
+                <w:sz w:val="26"/>
+              </w:rPr>
+              <w:t>, ни поиска с постраничным показом - позиций в заявке обычно немного.</w:t>
+            </w:r>
+          </w:p>
+        </w:tc>
+      </w:tr>
+    </w:tbl>
+    <w:p>
+      <w:pPr>
+        <w:spacing w:after="0" w:line="240" w:lineRule="auto"/>
+        <w:ind w:firstLine="0"/>
+      </w:pPr>
+      <w:r>
+        <w:rPr>
+          <w:rFonts w:ascii="Times New Roman" w:hAnsi="Times New Roman" w:cs="Times New Roman" w:eastAsia="Times New Roman"/>
+          <w:b w:val="0"/>
+          <w:i w:val="0"/>
+          <w:color w:val="000000"/>
+          <w:sz w:val="12"/>
+        </w:rPr>
+      </w:r>
+    </w:p>
     <w:p>
       <w:pPr>
         <w:pStyle w:val="Heading2"/>
@@ -15108,7 +15209,27 @@
                 <w:color w:val="000000"/>
                 <w:sz w:val="26"/>
               </w:rPr>
-              <w:t>. Так настроено бюро пропусков для тех, у кого площадка всегда одна и та же.</w:t>
+              <w:t xml:space="preserve"> либо </w:t>
+            </w:r>
+            <w:r>
+              <w:rPr>
+                <w:rFonts w:ascii="Times New Roman" w:hAnsi="Times New Roman" w:cs="Times New Roman" w:eastAsia="Times New Roman"/>
+                <w:b/>
+                <w:i w:val="0"/>
+                <w:color w:val="000000"/>
+                <w:sz w:val="26"/>
+              </w:rPr>
+              <w:t>«...для вашей компании»</w:t>
+            </w:r>
+            <w:r>
+              <w:rPr>
+                <w:rFonts w:ascii="Times New Roman" w:hAnsi="Times New Roman" w:cs="Times New Roman" w:eastAsia="Times New Roman"/>
+                <w:b w:val="0"/>
+                <w:i w:val="0"/>
+                <w:color w:val="000000"/>
+                <w:sz w:val="26"/>
+              </w:rPr>
+              <w:t>, смотря за кем из них площадка закреплена. Так настроено бюро пропусков для тех, у кого площадка всегда одна и та же.</w:t>
             </w:r>
           </w:p>
         </w:tc>
@@ -15490,7 +15611,7 @@
           <w:color w:val="000000"/>
           <w:sz w:val="28"/>
         </w:rPr>
-        <w:t xml:space="preserve">Место, закрытое бюро пропусков, показано блёклой плиткой и не выбирается: нажатие на неё вместо выбора показывает </w:t>
+        <w:t xml:space="preserve">Место, закрытое бюро пропусков, показано блёклой плиткой и не выбирается. У постов - </w:t>
       </w:r>
       <w:r>
         <w:rPr>
@@ -15500,6 +15621,46 @@
           <w:color w:val="000000"/>
           <w:sz w:val="28"/>
         </w:rPr>
+        <w:t>«Места прохода»</w:t>
+      </w:r>
+      <w:r>
+        <w:rPr>
+          <w:rFonts w:ascii="Times New Roman" w:hAnsi="Times New Roman" w:cs="Times New Roman" w:eastAsia="Times New Roman"/>
+          <w:b w:val="0"/>
+          <w:i w:val="0"/>
+          <w:color w:val="000000"/>
+          <w:sz w:val="28"/>
+        </w:rPr>
+        <w:t xml:space="preserve"> у людей и </w:t>
+      </w:r>
+      <w:r>
+        <w:rPr>
+          <w:rFonts w:ascii="Times New Roman" w:hAnsi="Times New Roman" w:cs="Times New Roman" w:eastAsia="Times New Roman"/>
+          <w:b/>
+          <w:i w:val="0"/>
+          <w:color w:val="000000"/>
+          <w:sz w:val="28"/>
+        </w:rPr>
+        <w:t>«Проезд»</w:t>
+      </w:r>
+      <w:r>
+        <w:rPr>
+          <w:rFonts w:ascii="Times New Roman" w:hAnsi="Times New Roman" w:cs="Times New Roman" w:eastAsia="Times New Roman"/>
+          <w:b w:val="0"/>
+          <w:i w:val="0"/>
+          <w:color w:val="000000"/>
+          <w:sz w:val="28"/>
+        </w:rPr>
+        <w:t xml:space="preserve"> у машин - нажатие на такую плитку вместо выбора показывает </w:t>
+      </w:r>
+      <w:r>
+        <w:rPr>
+          <w:rFonts w:ascii="Times New Roman" w:hAnsi="Times New Roman" w:cs="Times New Roman" w:eastAsia="Times New Roman"/>
+          <w:b/>
+          <w:i w:val="0"/>
+          <w:color w:val="000000"/>
+          <w:sz w:val="28"/>
+        </w:rPr>
         <w:t>«Недоступно»</w:t>
       </w:r>
       <w:r>
@@ -15510,7 +15671,7 @@
           <w:color w:val="000000"/>
           <w:sz w:val="28"/>
         </w:rPr>
-        <w:t xml:space="preserve"> и причину, если она указана.</w:t>
+        <w:t xml:space="preserve"> и причину, если она указана. У мест разгрузки объяснение выводится при наведении указателя, поэтому на телефоне или планшете закрытая площадка просто не выбирается, без пояснения; причину в этом случае подскажет бюро пропусков.</w:t>
       </w:r>
     </w:p>
     <w:p>
@@ -16826,7 +16987,7 @@
           <w:color w:val="000000"/>
           <w:sz w:val="28"/>
         </w:rPr>
-        <w:t>, привязывать не к чему - вместо данных в них стоит признак, и система пишет об этом прямо в окне.</w:t>
+        <w:t>, в это окно не попадают: привязывать нечего, вместо номера или фамилии в них стоит признак. Поэтому окно может не открыться вовсе - если все новые записи заявки отмечены «по факту», - а если в заявке есть и обычные новые записи, в окне будут перечислены только они.</w:t>
       </w:r>
     </w:p>
     <w:p>

--- a/Документация/Руководство пользователя/Руководство пользователя.docx
+++ b/Документация/Руководство пользователя/Руководство пользователя.docx
@@ -1466,7 +1466,7 @@
           <w:sz w:val="26"/>
         </w:rPr>
         <w:tab/>
-        <w:t>24</w:t>
+        <w:t>23</w:t>
       </w:r>
     </w:p>
     <w:p>
@@ -1497,7 +1497,7 @@
           <w:sz w:val="26"/>
         </w:rPr>
         <w:tab/>
-        <w:t>25</w:t>
+        <w:t>24</w:t>
       </w:r>
     </w:p>
     <w:p>
@@ -1590,7 +1590,7 @@
           <w:sz w:val="26"/>
         </w:rPr>
         <w:tab/>
-        <w:t>29</w:t>
+        <w:t>27</w:t>
       </w:r>
     </w:p>
     <w:p>
@@ -1621,7 +1621,7 @@
           <w:sz w:val="26"/>
         </w:rPr>
         <w:tab/>
-        <w:t>29</w:t>
+        <w:t>27</w:t>
       </w:r>
     </w:p>
     <w:p>
@@ -1652,7 +1652,7 @@
           <w:sz w:val="26"/>
         </w:rPr>
         <w:tab/>
-        <w:t>30</w:t>
+        <w:t>28</w:t>
       </w:r>
     </w:p>
     <w:p>
@@ -1683,7 +1683,7 @@
           <w:sz w:val="26"/>
         </w:rPr>
         <w:tab/>
-        <w:t>31</w:t>
+        <w:t>30</w:t>
       </w:r>
     </w:p>
     <w:p>
@@ -1714,7 +1714,7 @@
           <w:sz w:val="26"/>
         </w:rPr>
         <w:tab/>
-        <w:t>32</w:t>
+        <w:t>31</w:t>
       </w:r>
     </w:p>
     <w:p>
@@ -1745,7 +1745,7 @@
           <w:sz w:val="26"/>
         </w:rPr>
         <w:tab/>
-        <w:t>34</w:t>
+        <w:t>32</w:t>
       </w:r>
     </w:p>
     <w:p>
@@ -1776,7 +1776,7 @@
           <w:sz w:val="26"/>
         </w:rPr>
         <w:tab/>
-        <w:t>34</w:t>
+        <w:t>32</w:t>
       </w:r>
     </w:p>
     <w:p>
@@ -1807,7 +1807,7 @@
           <w:sz w:val="26"/>
         </w:rPr>
         <w:tab/>
-        <w:t>35</w:t>
+        <w:t>34</w:t>
       </w:r>
     </w:p>
     <w:p>
@@ -1838,7 +1838,7 @@
           <w:sz w:val="26"/>
         </w:rPr>
         <w:tab/>
-        <w:t>36</w:t>
+        <w:t>35</w:t>
       </w:r>
     </w:p>
     <w:p>
@@ -1869,7 +1869,7 @@
           <w:sz w:val="26"/>
         </w:rPr>
         <w:tab/>
-        <w:t>37</w:t>
+        <w:t>36</w:t>
       </w:r>
     </w:p>
     <w:p>
@@ -1900,7 +1900,7 @@
           <w:sz w:val="26"/>
         </w:rPr>
         <w:tab/>
-        <w:t>39</w:t>
+        <w:t>37</w:t>
       </w:r>
     </w:p>
     <w:p>
@@ -1931,7 +1931,7 @@
           <w:sz w:val="26"/>
         </w:rPr>
         <w:tab/>
-        <w:t>40</w:t>
+        <w:t>38</w:t>
       </w:r>
     </w:p>
     <w:p>
@@ -1962,7 +1962,7 @@
           <w:sz w:val="26"/>
         </w:rPr>
         <w:tab/>
-        <w:t>42</w:t>
+        <w:t>40</w:t>
       </w:r>
     </w:p>
     <w:p>
@@ -1993,7 +1993,7 @@
           <w:sz w:val="26"/>
         </w:rPr>
         <w:tab/>
-        <w:t>43</w:t>
+        <w:t>41</w:t>
       </w:r>
     </w:p>
     <w:p>
@@ -2024,7 +2024,7 @@
           <w:sz w:val="26"/>
         </w:rPr>
         <w:tab/>
-        <w:t>44</w:t>
+        <w:t>42</w:t>
       </w:r>
     </w:p>
     <w:p>
@@ -2055,7 +2055,7 @@
           <w:sz w:val="26"/>
         </w:rPr>
         <w:tab/>
-        <w:t>46</w:t>
+        <w:t>44</w:t>
       </w:r>
     </w:p>
     <w:p>
@@ -2086,7 +2086,7 @@
           <w:sz w:val="26"/>
         </w:rPr>
         <w:tab/>
-        <w:t>46</w:t>
+        <w:t>44</w:t>
       </w:r>
     </w:p>
     <w:p>
@@ -2117,7 +2117,7 @@
           <w:sz w:val="26"/>
         </w:rPr>
         <w:tab/>
-        <w:t>47</w:t>
+        <w:t>45</w:t>
       </w:r>
     </w:p>
     <w:p>
@@ -2148,7 +2148,7 @@
           <w:sz w:val="26"/>
         </w:rPr>
         <w:tab/>
-        <w:t>48</w:t>
+        <w:t>46</w:t>
       </w:r>
     </w:p>
     <w:p>
@@ -2179,7 +2179,7 @@
           <w:sz w:val="26"/>
         </w:rPr>
         <w:tab/>
-        <w:t>49</w:t>
+        <w:t>47</w:t>
       </w:r>
     </w:p>
     <w:p>
@@ -2210,7 +2210,7 @@
           <w:sz w:val="26"/>
         </w:rPr>
         <w:tab/>
-        <w:t>49</w:t>
+        <w:t>47</w:t>
       </w:r>
     </w:p>
     <w:p>
@@ -2241,7 +2241,7 @@
           <w:sz w:val="26"/>
         </w:rPr>
         <w:tab/>
-        <w:t>51</w:t>
+        <w:t>49</w:t>
       </w:r>
     </w:p>
     <w:p>
@@ -2272,7 +2272,7 @@
           <w:sz w:val="26"/>
         </w:rPr>
         <w:tab/>
-        <w:t>52</w:t>
+        <w:t>50</w:t>
       </w:r>
     </w:p>
     <w:p>
@@ -2303,7 +2303,7 @@
           <w:sz w:val="26"/>
         </w:rPr>
         <w:tab/>
-        <w:t>52</w:t>
+        <w:t>50</w:t>
       </w:r>
     </w:p>
     <w:p>
@@ -2334,7 +2334,7 @@
           <w:sz w:val="26"/>
         </w:rPr>
         <w:tab/>
-        <w:t>52</w:t>
+        <w:t>50</w:t>
       </w:r>
     </w:p>
     <w:p>
@@ -2365,7 +2365,7 @@
           <w:sz w:val="26"/>
         </w:rPr>
         <w:tab/>
-        <w:t>53</w:t>
+        <w:t>51</w:t>
       </w:r>
     </w:p>
     <w:p>
@@ -2396,7 +2396,7 @@
           <w:sz w:val="26"/>
         </w:rPr>
         <w:tab/>
-        <w:t>54</w:t>
+        <w:t>52</w:t>
       </w:r>
     </w:p>
     <w:p>
@@ -2427,7 +2427,7 @@
           <w:sz w:val="26"/>
         </w:rPr>
         <w:tab/>
-        <w:t>54</w:t>
+        <w:t>52</w:t>
       </w:r>
     </w:p>
     <w:p>
@@ -2458,7 +2458,7 @@
           <w:sz w:val="26"/>
         </w:rPr>
         <w:tab/>
-        <w:t>55</w:t>
+        <w:t>53</w:t>
       </w:r>
     </w:p>
     <w:p>
@@ -2489,7 +2489,7 @@
           <w:sz w:val="26"/>
         </w:rPr>
         <w:tab/>
-        <w:t>57</w:t>
+        <w:t>55</w:t>
       </w:r>
     </w:p>
     <w:p>
@@ -2520,7 +2520,7 @@
           <w:sz w:val="26"/>
         </w:rPr>
         <w:tab/>
-        <w:t>57</w:t>
+        <w:t>55</w:t>
       </w:r>
     </w:p>
     <w:p>
@@ -2551,7 +2551,7 @@
           <w:sz w:val="26"/>
         </w:rPr>
         <w:tab/>
-        <w:t>58</w:t>
+        <w:t>56</w:t>
       </w:r>
     </w:p>
     <w:p>
@@ -2582,7 +2582,7 @@
           <w:sz w:val="26"/>
         </w:rPr>
         <w:tab/>
-        <w:t>58</w:t>
+        <w:t>56</w:t>
       </w:r>
     </w:p>
     <w:p>
@@ -2613,7 +2613,7 @@
           <w:sz w:val="26"/>
         </w:rPr>
         <w:tab/>
-        <w:t>59</w:t>
+        <w:t>57</w:t>
       </w:r>
     </w:p>
     <w:p>
@@ -6723,95 +6723,6 @@
           <w:sz w:val="28"/>
         </w:rPr>
         <w:t xml:space="preserve"> появляются в таблице только в соответствующей области: в списке своих записей они не нужны.</w:t>
-      </w:r>
-    </w:p>
-    <w:tbl>
-      <w:tblPr>
-        <w:tblW w:type="auto" w:w="0"/>
-        <w:tblLayout w:type="fixed"/>
-        <w:tblLook w:firstColumn="1" w:firstRow="1" w:lastColumn="0" w:lastRow="0" w:noHBand="0" w:noVBand="1" w:val="04A0"/>
-        <w:tblLayout w:type="fixed"/>
-      </w:tblPr>
-      <w:tblGrid>
-        <w:gridCol w:w="9356"/>
-      </w:tblGrid>
-      <w:tr>
-        <w:trPr>
-          <w:cantSplit w:val="true"/>
-        </w:trPr>
-        <w:tc>
-          <w:tcPr>
-            <w:tcW w:type="dxa" w:w="9354"/>
-            <w:shd w:val="clear" w:fill="EAF1F8"/>
-            <w:tcBorders>
-              <w:left w:val="single" w:sz="24" w:color="2C6FA6"/>
-              <w:top w:val="single" w:sz="4" w:color="EAF1F8"/>
-              <w:bottom w:val="single" w:sz="4" w:color="EAF1F8"/>
-              <w:right w:val="single" w:sz="4" w:color="EAF1F8"/>
-            </w:tcBorders>
-          </w:tcPr>
-          <w:p>
-            <w:pPr>
-              <w:spacing w:line="288" w:lineRule="auto" w:after="0"/>
-              <w:ind w:firstLine="0"/>
-            </w:pPr>
-            <w:r>
-              <w:rPr>
-                <w:rFonts w:ascii="Times New Roman" w:hAnsi="Times New Roman" w:cs="Times New Roman" w:eastAsia="Times New Roman"/>
-                <w:b/>
-                <w:i w:val="0"/>
-                <w:color w:val="2C6FA6"/>
-                <w:sz w:val="26"/>
-              </w:rPr>
-              <w:t xml:space="preserve">ПРИМЕЧАНИЕ. </w:t>
-            </w:r>
-            <w:r>
-              <w:rPr>
-                <w:rFonts w:ascii="Times New Roman" w:hAnsi="Times New Roman" w:cs="Times New Roman" w:eastAsia="Times New Roman"/>
-                <w:b w:val="0"/>
-                <w:i w:val="0"/>
-                <w:color w:val="000000"/>
-                <w:sz w:val="26"/>
-              </w:rPr>
-              <w:t xml:space="preserve">Бюро пропусков может выдать работнику право видеть всех сотрудников системы. Тогда появляется четвёртая кнопка, </w:t>
-            </w:r>
-            <w:r>
-              <w:rPr>
-                <w:rFonts w:ascii="Times New Roman" w:hAnsi="Times New Roman" w:cs="Times New Roman" w:eastAsia="Times New Roman"/>
-                <w:b/>
-                <w:i w:val="0"/>
-                <w:color w:val="000000"/>
-                <w:sz w:val="26"/>
-              </w:rPr>
-              <w:t>«Все сотрудники системы»</w:t>
-            </w:r>
-            <w:r>
-              <w:rPr>
-                <w:rFonts w:ascii="Times New Roman" w:hAnsi="Times New Roman" w:cs="Times New Roman" w:eastAsia="Times New Roman"/>
-                <w:b w:val="0"/>
-                <w:i w:val="0"/>
-                <w:color w:val="000000"/>
-                <w:sz w:val="26"/>
-              </w:rPr>
-              <w:t>, и в этой области возможен только просмотр: ни добавить, ни изменить, ни удалить записи там нельзя.</w:t>
-            </w:r>
-          </w:p>
-        </w:tc>
-      </w:tr>
-    </w:tbl>
-    <w:p>
-      <w:pPr>
-        <w:spacing w:after="0" w:line="240" w:lineRule="auto"/>
-        <w:ind w:firstLine="0"/>
-      </w:pPr>
-      <w:r>
-        <w:rPr>
-          <w:rFonts w:ascii="Times New Roman" w:hAnsi="Times New Roman" w:cs="Times New Roman" w:eastAsia="Times New Roman"/>
-          <w:b w:val="0"/>
-          <w:i w:val="0"/>
-          <w:color w:val="000000"/>
-          <w:sz w:val="12"/>
-        </w:rPr>
       </w:r>
     </w:p>
     <w:p>
@@ -8008,7 +7919,67 @@
                 <w:color w:val="000000"/>
                 <w:sz w:val="26"/>
               </w:rPr>
-              <w:t>Система не даст завести одного человека дважды - записи сверяются по серии и номеру паспорта. Сообщение «Сотрудник с такими паспортными данными уже привязан к вашему аккаунту» означает, что он у вас уже есть; найдите его поиском по фамилии. Короткое сообщение «Сотрудник уже привязан к вашему аккаунту» появляется, когда такого человека уже завёл кто-то из коллег по организации или компании: заводить его заново не нужно, он доступен в соответствующей области списка.</w:t>
+              <w:t xml:space="preserve">Система не даст завести одного человека дважды - записи сверяются по серии и номеру паспорта. По тексту сообщения видно, где нашлась прежняя запись: </w:t>
+            </w:r>
+            <w:r>
+              <w:rPr>
+                <w:rFonts w:ascii="Times New Roman" w:hAnsi="Times New Roman" w:cs="Times New Roman" w:eastAsia="Times New Roman"/>
+                <w:b/>
+                <w:i w:val="0"/>
+                <w:color w:val="000000"/>
+                <w:sz w:val="26"/>
+              </w:rPr>
+              <w:t>«Сотрудник с такими паспортными данными уже привязан к вашему аккаунту»</w:t>
+            </w:r>
+            <w:r>
+              <w:rPr>
+                <w:rFonts w:ascii="Times New Roman" w:hAnsi="Times New Roman" w:cs="Times New Roman" w:eastAsia="Times New Roman"/>
+                <w:b w:val="0"/>
+                <w:i w:val="0"/>
+                <w:color w:val="000000"/>
+                <w:sz w:val="26"/>
+              </w:rPr>
+              <w:t xml:space="preserve"> - она ваша, ищите её поиском по фамилии в области «Мои сотрудники»; </w:t>
+            </w:r>
+            <w:r>
+              <w:rPr>
+                <w:rFonts w:ascii="Times New Roman" w:hAnsi="Times New Roman" w:cs="Times New Roman" w:eastAsia="Times New Roman"/>
+                <w:b/>
+                <w:i w:val="0"/>
+                <w:color w:val="000000"/>
+                <w:sz w:val="26"/>
+              </w:rPr>
+              <w:t>«...уже существует в этой организации»</w:t>
+            </w:r>
+            <w:r>
+              <w:rPr>
+                <w:rFonts w:ascii="Times New Roman" w:hAnsi="Times New Roman" w:cs="Times New Roman" w:eastAsia="Times New Roman"/>
+                <w:b w:val="0"/>
+                <w:i w:val="0"/>
+                <w:color w:val="000000"/>
+                <w:sz w:val="26"/>
+              </w:rPr>
+              <w:t xml:space="preserve"> или </w:t>
+            </w:r>
+            <w:r>
+              <w:rPr>
+                <w:rFonts w:ascii="Times New Roman" w:hAnsi="Times New Roman" w:cs="Times New Roman" w:eastAsia="Times New Roman"/>
+                <w:b/>
+                <w:i w:val="0"/>
+                <w:color w:val="000000"/>
+                <w:sz w:val="26"/>
+              </w:rPr>
+              <w:t>«...в этой компании»</w:t>
+            </w:r>
+            <w:r>
+              <w:rPr>
+                <w:rFonts w:ascii="Times New Roman" w:hAnsi="Times New Roman" w:cs="Times New Roman" w:eastAsia="Times New Roman"/>
+                <w:b w:val="0"/>
+                <w:i w:val="0"/>
+                <w:color w:val="000000"/>
+                <w:sz w:val="26"/>
+              </w:rPr>
+              <w:t xml:space="preserve"> - человека завёл кто-то из коллег, заводить заново не нужно, он доступен в соответствующей области списка.</w:t>
             </w:r>
           </w:p>
         </w:tc>
@@ -9073,75 +9044,6 @@
         <w:t>Карточка закрывается крестиком, нажатием вне окна или клавишей Esc.</w:t>
       </w:r>
     </w:p>
-    <w:tbl>
-      <w:tblPr>
-        <w:tblW w:type="auto" w:w="0"/>
-        <w:tblLayout w:type="fixed"/>
-        <w:tblLook w:firstColumn="1" w:firstRow="1" w:lastColumn="0" w:lastRow="0" w:noHBand="0" w:noVBand="1" w:val="04A0"/>
-        <w:tblLayout w:type="fixed"/>
-      </w:tblPr>
-      <w:tblGrid>
-        <w:gridCol w:w="9356"/>
-      </w:tblGrid>
-      <w:tr>
-        <w:trPr>
-          <w:cantSplit w:val="true"/>
-        </w:trPr>
-        <w:tc>
-          <w:tcPr>
-            <w:tcW w:type="dxa" w:w="9354"/>
-            <w:shd w:val="clear" w:fill="EAF1F8"/>
-            <w:tcBorders>
-              <w:left w:val="single" w:sz="24" w:color="2C6FA6"/>
-              <w:top w:val="single" w:sz="4" w:color="EAF1F8"/>
-              <w:bottom w:val="single" w:sz="4" w:color="EAF1F8"/>
-              <w:right w:val="single" w:sz="4" w:color="EAF1F8"/>
-            </w:tcBorders>
-          </w:tcPr>
-          <w:p>
-            <w:pPr>
-              <w:spacing w:line="288" w:lineRule="auto" w:after="0"/>
-              <w:ind w:firstLine="0"/>
-            </w:pPr>
-            <w:r>
-              <w:rPr>
-                <w:rFonts w:ascii="Times New Roman" w:hAnsi="Times New Roman" w:cs="Times New Roman" w:eastAsia="Times New Roman"/>
-                <w:b/>
-                <w:i w:val="0"/>
-                <w:color w:val="2C6FA6"/>
-                <w:sz w:val="26"/>
-              </w:rPr>
-              <w:t xml:space="preserve">ПРИМЕЧАНИЕ. </w:t>
-            </w:r>
-            <w:r>
-              <w:rPr>
-                <w:rFonts w:ascii="Times New Roman" w:hAnsi="Times New Roman" w:cs="Times New Roman" w:eastAsia="Times New Roman"/>
-                <w:b w:val="0"/>
-                <w:i w:val="0"/>
-                <w:color w:val="000000"/>
-                <w:sz w:val="26"/>
-              </w:rPr>
-              <w:t>Работникам, которым бюро пропусков выдало соответствующее право, в карточке доступны ещё два раздела - полная история изменений записи и история проходов через посты с выгрузкой в электронную таблицу. Обычному заявителю они не показываются.</w:t>
-            </w:r>
-          </w:p>
-        </w:tc>
-      </w:tr>
-    </w:tbl>
-    <w:p>
-      <w:pPr>
-        <w:spacing w:after="0" w:line="240" w:lineRule="auto"/>
-        <w:ind w:firstLine="0"/>
-      </w:pPr>
-      <w:r>
-        <w:rPr>
-          <w:rFonts w:ascii="Times New Roman" w:hAnsi="Times New Roman" w:cs="Times New Roman" w:eastAsia="Times New Roman"/>
-          <w:b w:val="0"/>
-          <w:i w:val="0"/>
-          <w:color w:val="000000"/>
-          <w:sz w:val="12"/>
-        </w:rPr>
-      </w:r>
-    </w:p>
     <w:p>
       <w:pPr>
         <w:pStyle w:val="Heading1"/>
@@ -9780,7 +9682,67 @@
                 <w:color w:val="000000"/>
                 <w:sz w:val="26"/>
               </w:rPr>
-              <w:t>Сочетание номера и марки не повторяется. Сообщение «Автомобиль уже привязан к вашему аккаунту» появляется и тогда, когда такая машина есть у вас, и тогда, когда её уже завёл кто-то из коллег по организации или компании. Найдите её поиском: если своей машины в области «Мои машины» нет, посмотрите в области организации или компании - оттуда её тоже можно выбрать в заявке.</w:t>
+              <w:t xml:space="preserve">Сочетание номера и марки не повторяется, и сообщение подсказывает, где искать прежнюю запись: </w:t>
+            </w:r>
+            <w:r>
+              <w:rPr>
+                <w:rFonts w:ascii="Times New Roman" w:hAnsi="Times New Roman" w:cs="Times New Roman" w:eastAsia="Times New Roman"/>
+                <w:b/>
+                <w:i w:val="0"/>
+                <w:color w:val="000000"/>
+                <w:sz w:val="26"/>
+              </w:rPr>
+              <w:t>«Автомобиль уже привязан к вашему аккаунту»</w:t>
+            </w:r>
+            <w:r>
+              <w:rPr>
+                <w:rFonts w:ascii="Times New Roman" w:hAnsi="Times New Roman" w:cs="Times New Roman" w:eastAsia="Times New Roman"/>
+                <w:b w:val="0"/>
+                <w:i w:val="0"/>
+                <w:color w:val="000000"/>
+                <w:sz w:val="26"/>
+              </w:rPr>
+              <w:t xml:space="preserve"> - машина ваша, ищите её в области «Мои машины»; </w:t>
+            </w:r>
+            <w:r>
+              <w:rPr>
+                <w:rFonts w:ascii="Times New Roman" w:hAnsi="Times New Roman" w:cs="Times New Roman" w:eastAsia="Times New Roman"/>
+                <w:b/>
+                <w:i w:val="0"/>
+                <w:color w:val="000000"/>
+                <w:sz w:val="26"/>
+              </w:rPr>
+              <w:t>«Автомобиль с этим номером и маркой уже существует в этой организации»</w:t>
+            </w:r>
+            <w:r>
+              <w:rPr>
+                <w:rFonts w:ascii="Times New Roman" w:hAnsi="Times New Roman" w:cs="Times New Roman" w:eastAsia="Times New Roman"/>
+                <w:b w:val="0"/>
+                <w:i w:val="0"/>
+                <w:color w:val="000000"/>
+                <w:sz w:val="26"/>
+              </w:rPr>
+              <w:t xml:space="preserve"> или </w:t>
+            </w:r>
+            <w:r>
+              <w:rPr>
+                <w:rFonts w:ascii="Times New Roman" w:hAnsi="Times New Roman" w:cs="Times New Roman" w:eastAsia="Times New Roman"/>
+                <w:b/>
+                <w:i w:val="0"/>
+                <w:color w:val="000000"/>
+                <w:sz w:val="26"/>
+              </w:rPr>
+              <w:t>«...в этой компании»</w:t>
+            </w:r>
+            <w:r>
+              <w:rPr>
+                <w:rFonts w:ascii="Times New Roman" w:hAnsi="Times New Roman" w:cs="Times New Roman" w:eastAsia="Times New Roman"/>
+                <w:b w:val="0"/>
+                <w:i w:val="0"/>
+                <w:color w:val="000000"/>
+                <w:sz w:val="26"/>
+              </w:rPr>
+              <w:t xml:space="preserve"> - её завёл кто-то из коллег, и выбрать её в заявке можно из соответствующей области.</w:t>
             </w:r>
           </w:p>
         </w:tc>
@@ -11763,75 +11725,6 @@
           <w:sz w:val="28"/>
         </w:rPr>
         <w:t>Организация и компания заполняются из вашего профиля и правке не поддаются: заявку вы подаёте от своего юридического лица. Заполнено должно быть хотя бы одно из двух полей, иначе заявка не отправится.</w:t>
-      </w:r>
-    </w:p>
-    <w:tbl>
-      <w:tblPr>
-        <w:tblW w:type="auto" w:w="0"/>
-        <w:tblLayout w:type="fixed"/>
-        <w:tblLook w:firstColumn="1" w:firstRow="1" w:lastColumn="0" w:lastRow="0" w:noHBand="0" w:noVBand="1" w:val="04A0"/>
-        <w:tblLayout w:type="fixed"/>
-      </w:tblPr>
-      <w:tblGrid>
-        <w:gridCol w:w="9356"/>
-      </w:tblGrid>
-      <w:tr>
-        <w:trPr>
-          <w:cantSplit w:val="true"/>
-        </w:trPr>
-        <w:tc>
-          <w:tcPr>
-            <w:tcW w:type="dxa" w:w="9354"/>
-            <w:shd w:val="clear" w:fill="EAF1F8"/>
-            <w:tcBorders>
-              <w:left w:val="single" w:sz="24" w:color="2C6FA6"/>
-              <w:top w:val="single" w:sz="4" w:color="EAF1F8"/>
-              <w:bottom w:val="single" w:sz="4" w:color="EAF1F8"/>
-              <w:right w:val="single" w:sz="4" w:color="EAF1F8"/>
-            </w:tcBorders>
-          </w:tcPr>
-          <w:p>
-            <w:pPr>
-              <w:spacing w:line="288" w:lineRule="auto" w:after="0"/>
-              <w:ind w:firstLine="0"/>
-            </w:pPr>
-            <w:r>
-              <w:rPr>
-                <w:rFonts w:ascii="Times New Roman" w:hAnsi="Times New Roman" w:cs="Times New Roman" w:eastAsia="Times New Roman"/>
-                <w:b/>
-                <w:i w:val="0"/>
-                <w:color w:val="2C6FA6"/>
-                <w:sz w:val="26"/>
-              </w:rPr>
-              <w:t xml:space="preserve">ПРИМЕЧАНИЕ. </w:t>
-            </w:r>
-            <w:r>
-              <w:rPr>
-                <w:rFonts w:ascii="Times New Roman" w:hAnsi="Times New Roman" w:cs="Times New Roman" w:eastAsia="Times New Roman"/>
-                <w:b w:val="0"/>
-                <w:i w:val="0"/>
-                <w:color w:val="000000"/>
-                <w:sz w:val="26"/>
-              </w:rPr>
-              <w:t>Работнику, которому бюро пропусков выдало право подавать заявки от чужого имени, эти два поля открыты для ввода и подсказывают названия из справочника. Обычному заявителю они доступны только для чтения.</w:t>
-            </w:r>
-          </w:p>
-        </w:tc>
-      </w:tr>
-    </w:tbl>
-    <w:p>
-      <w:pPr>
-        <w:spacing w:after="0" w:line="240" w:lineRule="auto"/>
-        <w:ind w:firstLine="0"/>
-      </w:pPr>
-      <w:r>
-        <w:rPr>
-          <w:rFonts w:ascii="Times New Roman" w:hAnsi="Times New Roman" w:cs="Times New Roman" w:eastAsia="Times New Roman"/>
-          <w:b w:val="0"/>
-          <w:i w:val="0"/>
-          <w:color w:val="000000"/>
-          <w:sz w:val="12"/>
-        </w:rPr>
       </w:r>
     </w:p>
     <w:p>
@@ -19822,16 +19715,10 @@
       </w:r>
     </w:p>
     <w:p>
-      <w:r>
-        <w:rPr>
-          <w:rFonts w:ascii="Times New Roman" w:hAnsi="Times New Roman" w:cs="Times New Roman" w:eastAsia="Times New Roman"/>
-          <w:b w:val="0"/>
-          <w:i w:val="0"/>
-          <w:color w:val="000000"/>
-          <w:sz w:val="28"/>
-        </w:rPr>
-        <w:t xml:space="preserve">Значок настройки в списке уведомлений открывает страницу </w:t>
-      </w:r>
+      <w:pPr>
+        <w:pStyle w:val="Heading3"/>
+        <w:ind w:firstLine="0"/>
+      </w:pPr>
       <w:r>
         <w:rPr>
           <w:rFonts w:ascii="Times New Roman" w:hAnsi="Times New Roman" w:cs="Times New Roman" w:eastAsia="Times New Roman"/>
@@ -19840,6 +19727,48 @@
           <w:color w:val="000000"/>
           <w:sz w:val="28"/>
         </w:rPr>
+        <w:t>Как открыть страницу</w:t>
+      </w:r>
+    </w:p>
+    <w:p>
+      <w:r>
+        <w:rPr>
+          <w:rFonts w:ascii="Times New Roman" w:hAnsi="Times New Roman" w:cs="Times New Roman" w:eastAsia="Times New Roman"/>
+          <w:b w:val="0"/>
+          <w:i w:val="0"/>
+          <w:color w:val="000000"/>
+          <w:sz w:val="28"/>
+        </w:rPr>
+        <w:t xml:space="preserve">Нажмите значок с колокольчиком в верхней строке - откроется список уведомлений. В его шапке есть значок настройки с подсказкой </w:t>
+      </w:r>
+      <w:r>
+        <w:rPr>
+          <w:rFonts w:ascii="Times New Roman" w:hAnsi="Times New Roman" w:cs="Times New Roman" w:eastAsia="Times New Roman"/>
+          <w:b/>
+          <w:i w:val="0"/>
+          <w:color w:val="000000"/>
+          <w:sz w:val="28"/>
+        </w:rPr>
+        <w:t>«Настроить уведомления»</w:t>
+      </w:r>
+      <w:r>
+        <w:rPr>
+          <w:rFonts w:ascii="Times New Roman" w:hAnsi="Times New Roman" w:cs="Times New Roman" w:eastAsia="Times New Roman"/>
+          <w:b w:val="0"/>
+          <w:i w:val="0"/>
+          <w:color w:val="000000"/>
+          <w:sz w:val="28"/>
+        </w:rPr>
+        <w:t xml:space="preserve">; он и открывает страницу </w:t>
+      </w:r>
+      <w:r>
+        <w:rPr>
+          <w:rFonts w:ascii="Times New Roman" w:hAnsi="Times New Roman" w:cs="Times New Roman" w:eastAsia="Times New Roman"/>
+          <w:b/>
+          <w:i w:val="0"/>
+          <w:color w:val="000000"/>
+          <w:sz w:val="28"/>
+        </w:rPr>
         <w:t>«Настройка уведомлений»</w:t>
       </w:r>
       <w:r>
@@ -19850,7 +19779,7 @@
           <w:color w:val="000000"/>
           <w:sz w:val="28"/>
         </w:rPr>
-        <w:t>.</w:t>
+        <w:t>. Тот же значок есть в шапке списка уведомлений в личном кабинете - оба ведут на одну страницу.</w:t>
       </w:r>
     </w:p>
     <w:p>
@@ -19922,7 +19851,7 @@
           <w:color w:val="000000"/>
           <w:sz w:val="28"/>
         </w:rPr>
-        <w:t xml:space="preserve">Уведомления собраны по разделам; у каждого раздела свой переключатель, у каждого вида - свой. Часть уведомлений отключить нельзя, и они помечены подписью </w:t>
+        <w:t xml:space="preserve">Страница устроена просто: заголовок и кнопка </w:t>
       </w:r>
       <w:r>
         <w:rPr>
@@ -19932,6 +19861,106 @@
           <w:color w:val="000000"/>
           <w:sz w:val="28"/>
         </w:rPr>
+        <w:t>«Сохранить»</w:t>
+      </w:r>
+      <w:r>
+        <w:rPr>
+          <w:rFonts w:ascii="Times New Roman" w:hAnsi="Times New Roman" w:cs="Times New Roman" w:eastAsia="Times New Roman"/>
+          <w:b w:val="0"/>
+          <w:i w:val="0"/>
+          <w:color w:val="000000"/>
+          <w:sz w:val="28"/>
+        </w:rPr>
+        <w:t xml:space="preserve"> вверху, под ними блок </w:t>
+      </w:r>
+      <w:r>
+        <w:rPr>
+          <w:rFonts w:ascii="Times New Roman" w:hAnsi="Times New Roman" w:cs="Times New Roman" w:eastAsia="Times New Roman"/>
+          <w:b/>
+          <w:i w:val="0"/>
+          <w:color w:val="000000"/>
+          <w:sz w:val="28"/>
+        </w:rPr>
+        <w:t>«Push-уведомления в браузере»</w:t>
+      </w:r>
+      <w:r>
+        <w:rPr>
+          <w:rFonts w:ascii="Times New Roman" w:hAnsi="Times New Roman" w:cs="Times New Roman" w:eastAsia="Times New Roman"/>
+          <w:b w:val="0"/>
+          <w:i w:val="0"/>
+          <w:color w:val="000000"/>
+          <w:sz w:val="28"/>
+        </w:rPr>
+        <w:t>, а ниже - разделы уведомлений с переключателями.</w:t>
+      </w:r>
+    </w:p>
+    <w:p>
+      <w:pPr>
+        <w:pStyle w:val="Heading3"/>
+        <w:ind w:firstLine="0"/>
+      </w:pPr>
+      <w:r>
+        <w:rPr>
+          <w:rFonts w:ascii="Times New Roman" w:hAnsi="Times New Roman" w:cs="Times New Roman" w:eastAsia="Times New Roman"/>
+          <w:b/>
+          <w:i w:val="0"/>
+          <w:color w:val="000000"/>
+          <w:sz w:val="28"/>
+        </w:rPr>
+        <w:t>Какие уведомления приходят и как их отключить</w:t>
+      </w:r>
+    </w:p>
+    <w:p>
+      <w:r>
+        <w:rPr>
+          <w:rFonts w:ascii="Times New Roman" w:hAnsi="Times New Roman" w:cs="Times New Roman" w:eastAsia="Times New Roman"/>
+          <w:b w:val="0"/>
+          <w:i w:val="0"/>
+          <w:color w:val="000000"/>
+          <w:sz w:val="28"/>
+        </w:rPr>
+        <w:t xml:space="preserve">Уведомления собраны по разделам, у каждого раздела свой переключатель, у каждого вида - свой. Переключатель раздела гасит все уведомления раздела разом, переключатель вида - только этот вид. Под названием каждого вида написано, о чём он: например, у </w:t>
+      </w:r>
+      <w:r>
+        <w:rPr>
+          <w:rFonts w:ascii="Times New Roman" w:hAnsi="Times New Roman" w:cs="Times New Roman" w:eastAsia="Times New Roman"/>
+          <w:b/>
+          <w:i w:val="0"/>
+          <w:color w:val="000000"/>
+          <w:sz w:val="28"/>
+        </w:rPr>
+        <w:t>«Изменился статус заявки»</w:t>
+      </w:r>
+      <w:r>
+        <w:rPr>
+          <w:rFonts w:ascii="Times New Roman" w:hAnsi="Times New Roman" w:cs="Times New Roman" w:eastAsia="Times New Roman"/>
+          <w:b w:val="0"/>
+          <w:i w:val="0"/>
+          <w:color w:val="000000"/>
+          <w:sz w:val="28"/>
+        </w:rPr>
+        <w:t xml:space="preserve"> - «Ваша заявка перешла в новый статус (принята, отклонена, согласована, завершена)».</w:t>
+      </w:r>
+    </w:p>
+    <w:p>
+      <w:r>
+        <w:rPr>
+          <w:rFonts w:ascii="Times New Roman" w:hAnsi="Times New Roman" w:cs="Times New Roman" w:eastAsia="Times New Roman"/>
+          <w:b w:val="0"/>
+          <w:i w:val="0"/>
+          <w:color w:val="000000"/>
+          <w:sz w:val="28"/>
+        </w:rPr>
+        <w:t xml:space="preserve">Часть уведомлений отключить нельзя, они помечены подписью </w:t>
+      </w:r>
+      <w:r>
+        <w:rPr>
+          <w:rFonts w:ascii="Times New Roman" w:hAnsi="Times New Roman" w:cs="Times New Roman" w:eastAsia="Times New Roman"/>
+          <w:b/>
+          <w:i w:val="0"/>
+          <w:color w:val="000000"/>
+          <w:sz w:val="28"/>
+        </w:rPr>
         <w:t>«Нельзя отключить»</w:t>
       </w:r>
       <w:r>
@@ -19942,31 +19971,7 @@
           <w:color w:val="000000"/>
           <w:sz w:val="28"/>
         </w:rPr>
-        <w:t>: это то, о чём работник должен узнать в любом случае, - например, «Требуется согласование» и «Напоминание о согласовании» у тех, чьё решение по заявкам требуется.</w:t>
-      </w:r>
-    </w:p>
-    <w:p>
-      <w:r>
-        <w:rPr>
-          <w:rFonts w:ascii="Times New Roman" w:hAnsi="Times New Roman" w:cs="Times New Roman" w:eastAsia="Times New Roman"/>
-          <w:b w:val="0"/>
-          <w:i w:val="0"/>
-          <w:color w:val="000000"/>
-          <w:sz w:val="28"/>
-        </w:rPr>
-        <w:t>Сообщения о безопасности учётной записи - смена пароля, блокировка и разблокировка - на этой странице не перечислены совсем: они приходят всегда, и настраивать в них нечего.</w:t>
-      </w:r>
-    </w:p>
-    <w:p>
-      <w:r>
-        <w:rPr>
-          <w:rFonts w:ascii="Times New Roman" w:hAnsi="Times New Roman" w:cs="Times New Roman" w:eastAsia="Times New Roman"/>
-          <w:b w:val="0"/>
-          <w:i w:val="0"/>
-          <w:color w:val="000000"/>
-          <w:sz w:val="28"/>
-        </w:rPr>
-        <w:t xml:space="preserve">После правок нажмите </w:t>
+        <w:t xml:space="preserve">: так помечено то, что касается вашей работы напрямую, - </w:t>
       </w:r>
       <w:r>
         <w:rPr>
@@ -19976,6 +19981,78 @@
           <w:color w:val="000000"/>
           <w:sz w:val="28"/>
         </w:rPr>
+        <w:t>«Требуется согласование»</w:t>
+      </w:r>
+      <w:r>
+        <w:rPr>
+          <w:rFonts w:ascii="Times New Roman" w:hAnsi="Times New Roman" w:cs="Times New Roman" w:eastAsia="Times New Roman"/>
+          <w:b w:val="0"/>
+          <w:i w:val="0"/>
+          <w:color w:val="000000"/>
+          <w:sz w:val="28"/>
+        </w:rPr>
+        <w:t xml:space="preserve"> и </w:t>
+      </w:r>
+      <w:r>
+        <w:rPr>
+          <w:rFonts w:ascii="Times New Roman" w:hAnsi="Times New Roman" w:cs="Times New Roman" w:eastAsia="Times New Roman"/>
+          <w:b/>
+          <w:i w:val="0"/>
+          <w:color w:val="000000"/>
+          <w:sz w:val="28"/>
+        </w:rPr>
+        <w:t>«Напоминание о согласовании»</w:t>
+      </w:r>
+      <w:r>
+        <w:rPr>
+          <w:rFonts w:ascii="Times New Roman" w:hAnsi="Times New Roman" w:cs="Times New Roman" w:eastAsia="Times New Roman"/>
+          <w:b w:val="0"/>
+          <w:i w:val="0"/>
+          <w:color w:val="000000"/>
+          <w:sz w:val="28"/>
+        </w:rPr>
+        <w:t xml:space="preserve">. Если в разделе таковы все виды, переключатель раздела заблокирован, а над списком написано: </w:t>
+      </w:r>
+      <w:r>
+        <w:rPr>
+          <w:rFonts w:ascii="Times New Roman" w:hAnsi="Times New Roman" w:cs="Times New Roman" w:eastAsia="Times New Roman"/>
+          <w:b/>
+          <w:i w:val="0"/>
+          <w:color w:val="000000"/>
+          <w:sz w:val="28"/>
+        </w:rPr>
+        <w:t>«Эти уведомления нельзя отключить - о них вы узнаете в любом случае»</w:t>
+      </w:r>
+      <w:r>
+        <w:rPr>
+          <w:rFonts w:ascii="Times New Roman" w:hAnsi="Times New Roman" w:cs="Times New Roman" w:eastAsia="Times New Roman"/>
+          <w:b w:val="0"/>
+          <w:i w:val="0"/>
+          <w:color w:val="000000"/>
+          <w:sz w:val="28"/>
+        </w:rPr>
+        <w:t>.</w:t>
+      </w:r>
+    </w:p>
+    <w:p>
+      <w:r>
+        <w:rPr>
+          <w:rFonts w:ascii="Times New Roman" w:hAnsi="Times New Roman" w:cs="Times New Roman" w:eastAsia="Times New Roman"/>
+          <w:b w:val="0"/>
+          <w:i w:val="0"/>
+          <w:color w:val="000000"/>
+          <w:sz w:val="28"/>
+        </w:rPr>
+        <w:t xml:space="preserve">Сделав правки, нажмите </w:t>
+      </w:r>
+      <w:r>
+        <w:rPr>
+          <w:rFonts w:ascii="Times New Roman" w:hAnsi="Times New Roman" w:cs="Times New Roman" w:eastAsia="Times New Roman"/>
+          <w:b/>
+          <w:i w:val="0"/>
+          <w:color w:val="000000"/>
+          <w:sz w:val="28"/>
+        </w:rPr>
         <w:t>«Сохранить»</w:t>
       </w:r>
       <w:r>
@@ -19986,39 +20063,7 @@
           <w:color w:val="000000"/>
           <w:sz w:val="28"/>
         </w:rPr>
-        <w:t>.</w:t>
-      </w:r>
-    </w:p>
-    <w:p>
-      <w:r>
-        <w:rPr>
-          <w:rFonts w:ascii="Times New Roman" w:hAnsi="Times New Roman" w:cs="Times New Roman" w:eastAsia="Times New Roman"/>
-          <w:b w:val="0"/>
-          <w:i w:val="0"/>
-          <w:color w:val="000000"/>
-          <w:sz w:val="28"/>
-        </w:rPr>
-        <w:t xml:space="preserve">Вверху страницы находится блок </w:t>
-      </w:r>
-      <w:r>
-        <w:rPr>
-          <w:rFonts w:ascii="Times New Roman" w:hAnsi="Times New Roman" w:cs="Times New Roman" w:eastAsia="Times New Roman"/>
-          <w:b/>
-          <w:i w:val="0"/>
-          <w:color w:val="000000"/>
-          <w:sz w:val="28"/>
-        </w:rPr>
-        <w:t>«Push-уведомления в браузере»</w:t>
-      </w:r>
-      <w:r>
-        <w:rPr>
-          <w:rFonts w:ascii="Times New Roman" w:hAnsi="Times New Roman" w:cs="Times New Roman" w:eastAsia="Times New Roman"/>
-          <w:b w:val="0"/>
-          <w:i w:val="0"/>
-          <w:color w:val="000000"/>
-          <w:sz w:val="28"/>
-        </w:rPr>
-        <w:t>. Они приходят системным уведомлением, даже когда вкладка с системой закрыта. Если бюро пропусков их не настроило или браузер их не поддерживает, система прямо об этом пишет.</w:t>
+        <w:t>: страница не сохраняет их сама.</w:t>
       </w:r>
     </w:p>
     <w:tbl>
@@ -20069,7 +20114,577 @@
                 <w:color w:val="000000"/>
                 <w:sz w:val="26"/>
               </w:rPr>
-              <w:t>В разделе «Заявки» есть уведомления, адресованные согласующим - «Требуется согласование» и «Напоминание о согласовании». Они видны всем, но приходят только тем, чьё решение по заявкам требуется.</w:t>
+              <w:t>В разделе «Заявки» перечислены и уведомления, адресованные согласующим - «Требуется согласование» и «Напоминание о согласовании». В списке они видны всем, но приходят только тем, чьё решение по заявкам требуется.</w:t>
+            </w:r>
+          </w:p>
+        </w:tc>
+      </w:tr>
+    </w:tbl>
+    <w:p>
+      <w:pPr>
+        <w:spacing w:after="0" w:line="240" w:lineRule="auto"/>
+        <w:ind w:firstLine="0"/>
+      </w:pPr>
+      <w:r>
+        <w:rPr>
+          <w:rFonts w:ascii="Times New Roman" w:hAnsi="Times New Roman" w:cs="Times New Roman" w:eastAsia="Times New Roman"/>
+          <w:b w:val="0"/>
+          <w:i w:val="0"/>
+          <w:color w:val="000000"/>
+          <w:sz w:val="12"/>
+        </w:rPr>
+      </w:r>
+    </w:p>
+    <w:p>
+      <w:r>
+        <w:rPr>
+          <w:rFonts w:ascii="Times New Roman" w:hAnsi="Times New Roman" w:cs="Times New Roman" w:eastAsia="Times New Roman"/>
+          <w:b w:val="0"/>
+          <w:i w:val="0"/>
+          <w:color w:val="000000"/>
+          <w:sz w:val="28"/>
+        </w:rPr>
+        <w:t>Сообщения о безопасности учётной записи - смена пароля, блокировка и разблокировка - на этой странице не перечислены совсем: они приходят всегда, и настраивать в них нечего.</w:t>
+      </w:r>
+    </w:p>
+    <w:p>
+      <w:pPr>
+        <w:pStyle w:val="Heading3"/>
+        <w:ind w:firstLine="0"/>
+      </w:pPr>
+      <w:r>
+        <w:rPr>
+          <w:rFonts w:ascii="Times New Roman" w:hAnsi="Times New Roman" w:cs="Times New Roman" w:eastAsia="Times New Roman"/>
+          <w:b/>
+          <w:i w:val="0"/>
+          <w:color w:val="000000"/>
+          <w:sz w:val="28"/>
+        </w:rPr>
+        <w:t>Push-уведомления в браузере</w:t>
+      </w:r>
+    </w:p>
+    <w:p>
+      <w:r>
+        <w:rPr>
+          <w:rFonts w:ascii="Times New Roman" w:hAnsi="Times New Roman" w:cs="Times New Roman" w:eastAsia="Times New Roman"/>
+          <w:b w:val="0"/>
+          <w:i w:val="0"/>
+          <w:color w:val="000000"/>
+          <w:sz w:val="28"/>
+        </w:rPr>
+        <w:t>Обычное уведомление видно, только когда вы работаете в системе. Push-уведомление приходит системным сообщением поверх любого окна, даже если вкладка бюро пропусков закрыта, - это удобно тем, кто ждёт решения по заявке или отвечает за согласование.</w:t>
+      </w:r>
+    </w:p>
+    <w:p>
+      <w:r>
+        <w:rPr>
+          <w:rFonts w:ascii="Times New Roman" w:hAnsi="Times New Roman" w:cs="Times New Roman" w:eastAsia="Times New Roman"/>
+          <w:b w:val="0"/>
+          <w:i w:val="0"/>
+          <w:color w:val="000000"/>
+          <w:sz w:val="28"/>
+        </w:rPr>
+        <w:t xml:space="preserve">Блок называется </w:t>
+      </w:r>
+      <w:r>
+        <w:rPr>
+          <w:rFonts w:ascii="Times New Roman" w:hAnsi="Times New Roman" w:cs="Times New Roman" w:eastAsia="Times New Roman"/>
+          <w:b/>
+          <w:i w:val="0"/>
+          <w:color w:val="000000"/>
+          <w:sz w:val="28"/>
+        </w:rPr>
+        <w:t>«Push-уведомления в браузере»</w:t>
+      </w:r>
+      <w:r>
+        <w:rPr>
+          <w:rFonts w:ascii="Times New Roman" w:hAnsi="Times New Roman" w:cs="Times New Roman" w:eastAsia="Times New Roman"/>
+          <w:b w:val="0"/>
+          <w:i w:val="0"/>
+          <w:color w:val="000000"/>
+          <w:sz w:val="28"/>
+        </w:rPr>
+        <w:t xml:space="preserve"> и стоит вверху страницы. Кнопка </w:t>
+      </w:r>
+      <w:r>
+        <w:rPr>
+          <w:rFonts w:ascii="Times New Roman" w:hAnsi="Times New Roman" w:cs="Times New Roman" w:eastAsia="Times New Roman"/>
+          <w:b/>
+          <w:i w:val="0"/>
+          <w:color w:val="000000"/>
+          <w:sz w:val="28"/>
+        </w:rPr>
+        <w:t>«Включить»</w:t>
+      </w:r>
+      <w:r>
+        <w:rPr>
+          <w:rFonts w:ascii="Times New Roman" w:hAnsi="Times New Roman" w:cs="Times New Roman" w:eastAsia="Times New Roman"/>
+          <w:b w:val="0"/>
+          <w:i w:val="0"/>
+          <w:color w:val="000000"/>
+          <w:sz w:val="28"/>
+        </w:rPr>
+        <w:t xml:space="preserve"> запрашивает у браузера разрешение; после согласия блок пишет </w:t>
+      </w:r>
+      <w:r>
+        <w:rPr>
+          <w:rFonts w:ascii="Times New Roman" w:hAnsi="Times New Roman" w:cs="Times New Roman" w:eastAsia="Times New Roman"/>
+          <w:b/>
+          <w:i w:val="0"/>
+          <w:color w:val="000000"/>
+          <w:sz w:val="28"/>
+        </w:rPr>
+        <w:t>«Включены на этом устройстве»</w:t>
+      </w:r>
+      <w:r>
+        <w:rPr>
+          <w:rFonts w:ascii="Times New Roman" w:hAnsi="Times New Roman" w:cs="Times New Roman" w:eastAsia="Times New Roman"/>
+          <w:b w:val="0"/>
+          <w:i w:val="0"/>
+          <w:color w:val="000000"/>
+          <w:sz w:val="28"/>
+        </w:rPr>
+        <w:t xml:space="preserve"> и показывает список устройств, на которых вы их включали, с датой добавления и датой последней доставки. Кнопка </w:t>
+      </w:r>
+      <w:r>
+        <w:rPr>
+          <w:rFonts w:ascii="Times New Roman" w:hAnsi="Times New Roman" w:cs="Times New Roman" w:eastAsia="Times New Roman"/>
+          <w:b/>
+          <w:i w:val="0"/>
+          <w:color w:val="000000"/>
+          <w:sz w:val="28"/>
+        </w:rPr>
+        <w:t>«Отключить»</w:t>
+      </w:r>
+      <w:r>
+        <w:rPr>
+          <w:rFonts w:ascii="Times New Roman" w:hAnsi="Times New Roman" w:cs="Times New Roman" w:eastAsia="Times New Roman"/>
+          <w:b w:val="0"/>
+          <w:i w:val="0"/>
+          <w:color w:val="000000"/>
+          <w:sz w:val="28"/>
+        </w:rPr>
+        <w:t xml:space="preserve"> выключает их на текущем устройстве, остальные при этом продолжают получать.</w:t>
+      </w:r>
+    </w:p>
+    <w:p>
+      <w:r>
+        <w:rPr>
+          <w:rFonts w:ascii="Times New Roman" w:hAnsi="Times New Roman" w:cs="Times New Roman" w:eastAsia="Times New Roman"/>
+          <w:b w:val="0"/>
+          <w:i w:val="0"/>
+          <w:color w:val="000000"/>
+          <w:sz w:val="28"/>
+        </w:rPr>
+        <w:t>Разрешение спрашивается для каждого устройства и каждого браузера отдельно: включив уведомления на рабочем компьютере, включите их и на телефоне, если хотите получать их и там.</w:t>
+      </w:r>
+    </w:p>
+    <w:p>
+      <w:pPr>
+        <w:keepNext/>
+        <w:spacing w:line="240" w:lineRule="auto" w:before="160" w:after="80"/>
+        <w:ind w:firstLine="0"/>
+        <w:jc w:val="left"/>
+      </w:pPr>
+      <w:r>
+        <w:rPr>
+          <w:rFonts w:ascii="Times New Roman" w:hAnsi="Times New Roman" w:cs="Times New Roman" w:eastAsia="Times New Roman"/>
+          <w:b w:val="0"/>
+          <w:i/>
+          <w:color w:val="000000"/>
+          <w:sz w:val="24"/>
+        </w:rPr>
+        <w:t>Таблица 9.1 — Что показывает блок, когда включить уведомления нельзя</w:t>
+      </w:r>
+    </w:p>
+    <w:tbl>
+      <w:tblPr>
+        <w:tblStyle w:val="TableGrid"/>
+        <w:tblW w:type="auto" w:w="0"/>
+        <w:jc w:val="center"/>
+        <w:tblLayout w:type="fixed"/>
+        <w:tblLook w:firstColumn="1" w:firstRow="1" w:lastColumn="0" w:lastRow="0" w:noHBand="0" w:noVBand="1" w:val="04A0"/>
+        <w:tblLayout w:type="fixed"/>
+      </w:tblPr>
+      <w:tblGrid>
+        <w:gridCol w:w="3573"/>
+        <w:gridCol w:w="5783"/>
+      </w:tblGrid>
+      <w:tr>
+        <w:trPr>
+          <w:tblHeader w:val="true"/>
+          <w:cantSplit w:val="true"/>
+        </w:trPr>
+        <w:tc>
+          <w:tcPr>
+            <w:tcW w:type="dxa" w:w="3572"/>
+            <w:shd w:val="clear" w:fill="E8E8E8"/>
+          </w:tcPr>
+          <w:p>
+            <w:pPr>
+              <w:keepNext/>
+              <w:spacing w:line="240" w:lineRule="auto" w:after="0"/>
+              <w:ind w:firstLine="0"/>
+              <w:jc w:val="left"/>
+            </w:pPr>
+            <w:r>
+              <w:rPr>
+                <w:rFonts w:ascii="Times New Roman" w:hAnsi="Times New Roman" w:cs="Times New Roman" w:eastAsia="Times New Roman"/>
+                <w:b/>
+                <w:i w:val="0"/>
+                <w:color w:val="000000"/>
+                <w:sz w:val="24"/>
+              </w:rPr>
+              <w:t>Что написано</w:t>
+            </w:r>
+          </w:p>
+        </w:tc>
+        <w:tc>
+          <w:tcPr>
+            <w:tcW w:type="dxa" w:w="5782"/>
+            <w:shd w:val="clear" w:fill="E8E8E8"/>
+          </w:tcPr>
+          <w:p>
+            <w:pPr>
+              <w:keepNext/>
+              <w:spacing w:line="240" w:lineRule="auto" w:after="0"/>
+              <w:ind w:firstLine="0"/>
+              <w:jc w:val="left"/>
+            </w:pPr>
+            <w:r>
+              <w:rPr>
+                <w:rFonts w:ascii="Times New Roman" w:hAnsi="Times New Roman" w:cs="Times New Roman" w:eastAsia="Times New Roman"/>
+                <w:b/>
+                <w:i w:val="0"/>
+                <w:color w:val="000000"/>
+                <w:sz w:val="24"/>
+              </w:rPr>
+              <w:t>Что это значит</w:t>
+            </w:r>
+          </w:p>
+        </w:tc>
+      </w:tr>
+      <w:tr>
+        <w:trPr>
+          <w:cantSplit w:val="true"/>
+        </w:trPr>
+        <w:tc>
+          <w:tcPr>
+            <w:tcW w:type="dxa" w:w="3572"/>
+          </w:tcPr>
+          <w:p>
+            <w:pPr>
+              <w:spacing w:line="240" w:lineRule="auto" w:after="0"/>
+              <w:ind w:firstLine="0"/>
+              <w:jc w:val="left"/>
+            </w:pPr>
+            <w:r>
+              <w:rPr>
+                <w:rFonts w:ascii="Times New Roman" w:hAnsi="Times New Roman" w:cs="Times New Roman" w:eastAsia="Times New Roman"/>
+                <w:b/>
+                <w:i w:val="0"/>
+                <w:color w:val="000000"/>
+                <w:sz w:val="24"/>
+              </w:rPr>
+              <w:t>«Push-уведомления пока не настроены на сервере - обратитесь к администратору»</w:t>
+            </w:r>
+          </w:p>
+        </w:tc>
+        <w:tc>
+          <w:tcPr>
+            <w:tcW w:type="dxa" w:w="5782"/>
+          </w:tcPr>
+          <w:p>
+            <w:pPr>
+              <w:spacing w:line="240" w:lineRule="auto" w:after="0"/>
+              <w:ind w:firstLine="0"/>
+              <w:jc w:val="left"/>
+            </w:pPr>
+            <w:r>
+              <w:rPr>
+                <w:rFonts w:ascii="Times New Roman" w:hAnsi="Times New Roman" w:cs="Times New Roman" w:eastAsia="Times New Roman"/>
+                <w:b w:val="0"/>
+                <w:i w:val="0"/>
+                <w:color w:val="000000"/>
+                <w:sz w:val="24"/>
+              </w:rPr>
+              <w:t>Возможность не включена на вашем предприятии. Кнопки нет, обращайтесь в бюро пропусков</w:t>
+            </w:r>
+          </w:p>
+        </w:tc>
+      </w:tr>
+      <w:tr>
+        <w:trPr>
+          <w:cantSplit w:val="true"/>
+        </w:trPr>
+        <w:tc>
+          <w:tcPr>
+            <w:tcW w:type="dxa" w:w="3572"/>
+          </w:tcPr>
+          <w:p>
+            <w:pPr>
+              <w:spacing w:line="240" w:lineRule="auto" w:after="0"/>
+              <w:ind w:firstLine="0"/>
+              <w:jc w:val="left"/>
+            </w:pPr>
+            <w:r>
+              <w:rPr>
+                <w:rFonts w:ascii="Times New Roman" w:hAnsi="Times New Roman" w:cs="Times New Roman" w:eastAsia="Times New Roman"/>
+                <w:b/>
+                <w:i w:val="0"/>
+                <w:color w:val="000000"/>
+                <w:sz w:val="24"/>
+              </w:rPr>
+              <w:t>«Этот браузер не поддерживает push-уведомления»</w:t>
+            </w:r>
+          </w:p>
+        </w:tc>
+        <w:tc>
+          <w:tcPr>
+            <w:tcW w:type="dxa" w:w="5782"/>
+          </w:tcPr>
+          <w:p>
+            <w:pPr>
+              <w:spacing w:line="240" w:lineRule="auto" w:after="0"/>
+              <w:ind w:firstLine="0"/>
+              <w:jc w:val="left"/>
+            </w:pPr>
+            <w:r>
+              <w:rPr>
+                <w:rFonts w:ascii="Times New Roman" w:hAnsi="Times New Roman" w:cs="Times New Roman" w:eastAsia="Times New Roman"/>
+                <w:b w:val="0"/>
+                <w:i w:val="0"/>
+                <w:color w:val="000000"/>
+                <w:sz w:val="24"/>
+              </w:rPr>
+              <w:t>Старый или урезанный браузер. Помогает переход на любой современный</w:t>
+            </w:r>
+          </w:p>
+        </w:tc>
+      </w:tr>
+      <w:tr>
+        <w:trPr>
+          <w:cantSplit w:val="true"/>
+        </w:trPr>
+        <w:tc>
+          <w:tcPr>
+            <w:tcW w:type="dxa" w:w="3572"/>
+          </w:tcPr>
+          <w:p>
+            <w:pPr>
+              <w:spacing w:line="240" w:lineRule="auto" w:after="0"/>
+              <w:ind w:firstLine="0"/>
+              <w:jc w:val="left"/>
+            </w:pPr>
+            <w:r>
+              <w:rPr>
+                <w:rFonts w:ascii="Times New Roman" w:hAnsi="Times New Roman" w:cs="Times New Roman" w:eastAsia="Times New Roman"/>
+                <w:b/>
+                <w:i w:val="0"/>
+                <w:color w:val="000000"/>
+                <w:sz w:val="24"/>
+              </w:rPr>
+              <w:t>«Уведомления запрещены в настройках браузера - включить их отсюда нельзя»</w:t>
+            </w:r>
+          </w:p>
+        </w:tc>
+        <w:tc>
+          <w:tcPr>
+            <w:tcW w:type="dxa" w:w="5782"/>
+          </w:tcPr>
+          <w:p>
+            <w:pPr>
+              <w:spacing w:line="240" w:lineRule="auto" w:after="0"/>
+              <w:ind w:firstLine="0"/>
+              <w:jc w:val="left"/>
+            </w:pPr>
+            <w:r>
+              <w:rPr>
+                <w:rFonts w:ascii="Times New Roman" w:hAnsi="Times New Roman" w:cs="Times New Roman" w:eastAsia="Times New Roman"/>
+                <w:b w:val="0"/>
+                <w:i w:val="0"/>
+                <w:color w:val="000000"/>
+                <w:sz w:val="24"/>
+              </w:rPr>
+              <w:t>Вы или кто-то до вас запретил уведомления для этого сайта. Снять запрет можно значком замка рядом с адресом сайта, там есть разрешения для уведомлений</w:t>
+            </w:r>
+          </w:p>
+        </w:tc>
+      </w:tr>
+    </w:tbl>
+    <w:p>
+      <w:pPr>
+        <w:spacing w:after="0" w:line="240" w:lineRule="auto"/>
+        <w:ind w:firstLine="0"/>
+      </w:pPr>
+      <w:r>
+        <w:rPr>
+          <w:rFonts w:ascii="Times New Roman" w:hAnsi="Times New Roman" w:cs="Times New Roman" w:eastAsia="Times New Roman"/>
+          <w:b w:val="0"/>
+          <w:i w:val="0"/>
+          <w:color w:val="000000"/>
+          <w:sz w:val="12"/>
+        </w:rPr>
+      </w:r>
+    </w:p>
+    <w:tbl>
+      <w:tblPr>
+        <w:tblW w:type="auto" w:w="0"/>
+        <w:tblLayout w:type="fixed"/>
+        <w:tblLook w:firstColumn="1" w:firstRow="1" w:lastColumn="0" w:lastRow="0" w:noHBand="0" w:noVBand="1" w:val="04A0"/>
+        <w:tblLayout w:type="fixed"/>
+      </w:tblPr>
+      <w:tblGrid>
+        <w:gridCol w:w="9356"/>
+      </w:tblGrid>
+      <w:tr>
+        <w:trPr>
+          <w:cantSplit w:val="true"/>
+        </w:trPr>
+        <w:tc>
+          <w:tcPr>
+            <w:tcW w:type="dxa" w:w="9354"/>
+            <w:shd w:val="clear" w:fill="FDF6E3"/>
+            <w:tcBorders>
+              <w:left w:val="single" w:sz="24" w:color="B7791F"/>
+              <w:top w:val="single" w:sz="4" w:color="FDF6E3"/>
+              <w:bottom w:val="single" w:sz="4" w:color="FDF6E3"/>
+              <w:right w:val="single" w:sz="4" w:color="FDF6E3"/>
+            </w:tcBorders>
+          </w:tcPr>
+          <w:p>
+            <w:pPr>
+              <w:spacing w:line="288" w:lineRule="auto" w:after="0"/>
+              <w:ind w:firstLine="0"/>
+            </w:pPr>
+            <w:r>
+              <w:rPr>
+                <w:rFonts w:ascii="Times New Roman" w:hAnsi="Times New Roman" w:cs="Times New Roman" w:eastAsia="Times New Roman"/>
+                <w:b/>
+                <w:i w:val="0"/>
+                <w:color w:val="B7791F"/>
+                <w:sz w:val="26"/>
+              </w:rPr>
+              <w:t xml:space="preserve">ВАЖНО. </w:t>
+            </w:r>
+            <w:r>
+              <w:rPr>
+                <w:rFonts w:ascii="Times New Roman" w:hAnsi="Times New Roman" w:cs="Times New Roman" w:eastAsia="Times New Roman"/>
+                <w:b w:val="0"/>
+                <w:i w:val="0"/>
+                <w:color w:val="000000"/>
+                <w:sz w:val="26"/>
+              </w:rPr>
+              <w:t>На компьютере push-уведомления доходят, пока браузер запущен; если закрыть его совсем, накопившееся придёт при следующем запуске. На телефоне доставку держит сама система, и уведомления приходят всегда.</w:t>
+            </w:r>
+          </w:p>
+        </w:tc>
+      </w:tr>
+    </w:tbl>
+    <w:p>
+      <w:pPr>
+        <w:spacing w:after="0" w:line="240" w:lineRule="auto"/>
+        <w:ind w:firstLine="0"/>
+      </w:pPr>
+      <w:r>
+        <w:rPr>
+          <w:rFonts w:ascii="Times New Roman" w:hAnsi="Times New Roman" w:cs="Times New Roman" w:eastAsia="Times New Roman"/>
+          <w:b w:val="0"/>
+          <w:i w:val="0"/>
+          <w:color w:val="000000"/>
+          <w:sz w:val="12"/>
+        </w:rPr>
+      </w:r>
+    </w:p>
+    <w:tbl>
+      <w:tblPr>
+        <w:tblW w:type="auto" w:w="0"/>
+        <w:tblLayout w:type="fixed"/>
+        <w:tblLook w:firstColumn="1" w:firstRow="1" w:lastColumn="0" w:lastRow="0" w:noHBand="0" w:noVBand="1" w:val="04A0"/>
+        <w:tblLayout w:type="fixed"/>
+      </w:tblPr>
+      <w:tblGrid>
+        <w:gridCol w:w="9356"/>
+      </w:tblGrid>
+      <w:tr>
+        <w:trPr>
+          <w:cantSplit w:val="true"/>
+        </w:trPr>
+        <w:tc>
+          <w:tcPr>
+            <w:tcW w:type="dxa" w:w="9354"/>
+            <w:shd w:val="clear" w:fill="EAF1F8"/>
+            <w:tcBorders>
+              <w:left w:val="single" w:sz="24" w:color="2C6FA6"/>
+              <w:top w:val="single" w:sz="4" w:color="EAF1F8"/>
+              <w:bottom w:val="single" w:sz="4" w:color="EAF1F8"/>
+              <w:right w:val="single" w:sz="4" w:color="EAF1F8"/>
+            </w:tcBorders>
+          </w:tcPr>
+          <w:p>
+            <w:pPr>
+              <w:spacing w:line="288" w:lineRule="auto" w:after="0"/>
+              <w:ind w:firstLine="0"/>
+            </w:pPr>
+            <w:r>
+              <w:rPr>
+                <w:rFonts w:ascii="Times New Roman" w:hAnsi="Times New Roman" w:cs="Times New Roman" w:eastAsia="Times New Roman"/>
+                <w:b/>
+                <w:i w:val="0"/>
+                <w:color w:val="2C6FA6"/>
+                <w:sz w:val="26"/>
+              </w:rPr>
+              <w:t xml:space="preserve">ПРИМЕЧАНИЕ. </w:t>
+            </w:r>
+            <w:r>
+              <w:rPr>
+                <w:rFonts w:ascii="Times New Roman" w:hAnsi="Times New Roman" w:cs="Times New Roman" w:eastAsia="Times New Roman"/>
+                <w:b w:val="0"/>
+                <w:i w:val="0"/>
+                <w:color w:val="000000"/>
+                <w:sz w:val="26"/>
+              </w:rPr>
+              <w:t xml:space="preserve">На iPhone и iPad уведомления получает не сайт в браузере, а отдельное приложение с экрана «Домой», и поставить его умеет только Safari. Откройте бюро пропусков в Safari, нажмите </w:t>
+            </w:r>
+            <w:r>
+              <w:rPr>
+                <w:rFonts w:ascii="Times New Roman" w:hAnsi="Times New Roman" w:cs="Times New Roman" w:eastAsia="Times New Roman"/>
+                <w:b/>
+                <w:i w:val="0"/>
+                <w:color w:val="000000"/>
+                <w:sz w:val="26"/>
+              </w:rPr>
+              <w:t>«Поделиться»</w:t>
+            </w:r>
+            <w:r>
+              <w:rPr>
+                <w:rFonts w:ascii="Times New Roman" w:hAnsi="Times New Roman" w:cs="Times New Roman" w:eastAsia="Times New Roman"/>
+                <w:b w:val="0"/>
+                <w:i w:val="0"/>
+                <w:color w:val="000000"/>
+                <w:sz w:val="26"/>
+              </w:rPr>
+              <w:t xml:space="preserve">, выберите </w:t>
+            </w:r>
+            <w:r>
+              <w:rPr>
+                <w:rFonts w:ascii="Times New Roman" w:hAnsi="Times New Roman" w:cs="Times New Roman" w:eastAsia="Times New Roman"/>
+                <w:b/>
+                <w:i w:val="0"/>
+                <w:color w:val="000000"/>
+                <w:sz w:val="26"/>
+              </w:rPr>
+              <w:t>«На экран Домой»</w:t>
+            </w:r>
+            <w:r>
+              <w:rPr>
+                <w:rFonts w:ascii="Times New Roman" w:hAnsi="Times New Roman" w:cs="Times New Roman" w:eastAsia="Times New Roman"/>
+                <w:b w:val="0"/>
+                <w:i w:val="0"/>
+                <w:color w:val="000000"/>
+                <w:sz w:val="26"/>
+              </w:rPr>
+              <w:t>, а затем откройте систему с появившейся иконки и включите уведомления там. Менять привычный браузер не нужно: Safari понадобится один раз, для установки.</w:t>
             </w:r>
           </w:p>
         </w:tc>

--- a/Документация/Руководство пользователя/Руководство пользователя.docx
+++ b/Документация/Руководство пользователя/Руководство пользователя.docx
@@ -1466,7 +1466,7 @@
           <w:sz w:val="26"/>
         </w:rPr>
         <w:tab/>
-        <w:t>23</w:t>
+        <w:t>24</w:t>
       </w:r>
     </w:p>
     <w:p>
@@ -1497,7 +1497,7 @@
           <w:sz w:val="26"/>
         </w:rPr>
         <w:tab/>
-        <w:t>24</w:t>
+        <w:t>25</w:t>
       </w:r>
     </w:p>
     <w:p>
@@ -1590,7 +1590,7 @@
           <w:sz w:val="26"/>
         </w:rPr>
         <w:tab/>
-        <w:t>27</w:t>
+        <w:t>28</w:t>
       </w:r>
     </w:p>
     <w:p>
@@ -1621,7 +1621,7 @@
           <w:sz w:val="26"/>
         </w:rPr>
         <w:tab/>
-        <w:t>27</w:t>
+        <w:t>28</w:t>
       </w:r>
     </w:p>
     <w:p>
@@ -1652,7 +1652,7 @@
           <w:sz w:val="26"/>
         </w:rPr>
         <w:tab/>
-        <w:t>28</w:t>
+        <w:t>29</w:t>
       </w:r>
     </w:p>
     <w:p>
@@ -1683,7 +1683,7 @@
           <w:sz w:val="26"/>
         </w:rPr>
         <w:tab/>
-        <w:t>30</w:t>
+        <w:t>31</w:t>
       </w:r>
     </w:p>
     <w:p>
@@ -1714,7 +1714,7 @@
           <w:sz w:val="26"/>
         </w:rPr>
         <w:tab/>
-        <w:t>31</w:t>
+        <w:t>32</w:t>
       </w:r>
     </w:p>
     <w:p>
@@ -1745,7 +1745,7 @@
           <w:sz w:val="26"/>
         </w:rPr>
         <w:tab/>
-        <w:t>32</w:t>
+        <w:t>33</w:t>
       </w:r>
     </w:p>
     <w:p>
@@ -1776,7 +1776,7 @@
           <w:sz w:val="26"/>
         </w:rPr>
         <w:tab/>
-        <w:t>32</w:t>
+        <w:t>33</w:t>
       </w:r>
     </w:p>
     <w:p>
@@ -1807,7 +1807,7 @@
           <w:sz w:val="26"/>
         </w:rPr>
         <w:tab/>
-        <w:t>34</w:t>
+        <w:t>35</w:t>
       </w:r>
     </w:p>
     <w:p>
@@ -1838,7 +1838,7 @@
           <w:sz w:val="26"/>
         </w:rPr>
         <w:tab/>
-        <w:t>35</w:t>
+        <w:t>36</w:t>
       </w:r>
     </w:p>
     <w:p>
@@ -1869,7 +1869,7 @@
           <w:sz w:val="26"/>
         </w:rPr>
         <w:tab/>
-        <w:t>36</w:t>
+        <w:t>37</w:t>
       </w:r>
     </w:p>
     <w:p>
@@ -1900,7 +1900,7 @@
           <w:sz w:val="26"/>
         </w:rPr>
         <w:tab/>
-        <w:t>37</w:t>
+        <w:t>38</w:t>
       </w:r>
     </w:p>
     <w:p>
@@ -1931,7 +1931,7 @@
           <w:sz w:val="26"/>
         </w:rPr>
         <w:tab/>
-        <w:t>38</w:t>
+        <w:t>39</w:t>
       </w:r>
     </w:p>
     <w:p>
@@ -1962,7 +1962,7 @@
           <w:sz w:val="26"/>
         </w:rPr>
         <w:tab/>
-        <w:t>40</w:t>
+        <w:t>41</w:t>
       </w:r>
     </w:p>
     <w:p>
@@ -1993,7 +1993,7 @@
           <w:sz w:val="26"/>
         </w:rPr>
         <w:tab/>
-        <w:t>41</w:t>
+        <w:t>43</w:t>
       </w:r>
     </w:p>
     <w:p>
@@ -2024,7 +2024,7 @@
           <w:sz w:val="26"/>
         </w:rPr>
         <w:tab/>
-        <w:t>42</w:t>
+        <w:t>43</w:t>
       </w:r>
     </w:p>
     <w:p>
@@ -2055,7 +2055,7 @@
           <w:sz w:val="26"/>
         </w:rPr>
         <w:tab/>
-        <w:t>44</w:t>
+        <w:t>45</w:t>
       </w:r>
     </w:p>
     <w:p>
@@ -2086,7 +2086,7 @@
           <w:sz w:val="26"/>
         </w:rPr>
         <w:tab/>
-        <w:t>44</w:t>
+        <w:t>45</w:t>
       </w:r>
     </w:p>
     <w:p>
@@ -2117,7 +2117,7 @@
           <w:sz w:val="26"/>
         </w:rPr>
         <w:tab/>
-        <w:t>45</w:t>
+        <w:t>46</w:t>
       </w:r>
     </w:p>
     <w:p>
@@ -2148,7 +2148,7 @@
           <w:sz w:val="26"/>
         </w:rPr>
         <w:tab/>
-        <w:t>46</w:t>
+        <w:t>48</w:t>
       </w:r>
     </w:p>
     <w:p>
@@ -2179,7 +2179,7 @@
           <w:sz w:val="26"/>
         </w:rPr>
         <w:tab/>
-        <w:t>47</w:t>
+        <w:t>48</w:t>
       </w:r>
     </w:p>
     <w:p>
@@ -2210,7 +2210,7 @@
           <w:sz w:val="26"/>
         </w:rPr>
         <w:tab/>
-        <w:t>47</w:t>
+        <w:t>49</w:t>
       </w:r>
     </w:p>
     <w:p>
@@ -2241,7 +2241,7 @@
           <w:sz w:val="26"/>
         </w:rPr>
         <w:tab/>
-        <w:t>49</w:t>
+        <w:t>51</w:t>
       </w:r>
     </w:p>
     <w:p>
@@ -2272,7 +2272,7 @@
           <w:sz w:val="26"/>
         </w:rPr>
         <w:tab/>
-        <w:t>50</w:t>
+        <w:t>52</w:t>
       </w:r>
     </w:p>
     <w:p>
@@ -2303,7 +2303,7 @@
           <w:sz w:val="26"/>
         </w:rPr>
         <w:tab/>
-        <w:t>50</w:t>
+        <w:t>52</w:t>
       </w:r>
     </w:p>
     <w:p>
@@ -2334,7 +2334,7 @@
           <w:sz w:val="26"/>
         </w:rPr>
         <w:tab/>
-        <w:t>50</w:t>
+        <w:t>52</w:t>
       </w:r>
     </w:p>
     <w:p>
@@ -2365,7 +2365,7 @@
           <w:sz w:val="26"/>
         </w:rPr>
         <w:tab/>
-        <w:t>51</w:t>
+        <w:t>53</w:t>
       </w:r>
     </w:p>
     <w:p>
@@ -2396,7 +2396,7 @@
           <w:sz w:val="26"/>
         </w:rPr>
         <w:tab/>
-        <w:t>52</w:t>
+        <w:t>54</w:t>
       </w:r>
     </w:p>
     <w:p>
@@ -2427,7 +2427,7 @@
           <w:sz w:val="26"/>
         </w:rPr>
         <w:tab/>
-        <w:t>52</w:t>
+        <w:t>54</w:t>
       </w:r>
     </w:p>
     <w:p>
@@ -2458,7 +2458,7 @@
           <w:sz w:val="26"/>
         </w:rPr>
         <w:tab/>
-        <w:t>53</w:t>
+        <w:t>55</w:t>
       </w:r>
     </w:p>
     <w:p>
@@ -2489,7 +2489,7 @@
           <w:sz w:val="26"/>
         </w:rPr>
         <w:tab/>
-        <w:t>55</w:t>
+        <w:t>57</w:t>
       </w:r>
     </w:p>
     <w:p>
@@ -2520,7 +2520,7 @@
           <w:sz w:val="26"/>
         </w:rPr>
         <w:tab/>
-        <w:t>55</w:t>
+        <w:t>58</w:t>
       </w:r>
     </w:p>
     <w:p>
@@ -2551,7 +2551,7 @@
           <w:sz w:val="26"/>
         </w:rPr>
         <w:tab/>
-        <w:t>56</w:t>
+        <w:t>58</w:t>
       </w:r>
     </w:p>
     <w:p>
@@ -2582,7 +2582,7 @@
           <w:sz w:val="26"/>
         </w:rPr>
         <w:tab/>
-        <w:t>56</w:t>
+        <w:t>59</w:t>
       </w:r>
     </w:p>
     <w:p>
@@ -2613,7 +2613,7 @@
           <w:sz w:val="26"/>
         </w:rPr>
         <w:tab/>
-        <w:t>57</w:t>
+        <w:t>59</w:t>
       </w:r>
     </w:p>
     <w:p>
@@ -6239,7 +6239,31 @@
           <w:color w:val="000000"/>
           <w:sz w:val="28"/>
         </w:rPr>
-        <w:t xml:space="preserve"> над лентой новостей запускает обучающий тур: система подсвечивает элементы прямо на рабочем экране и объясняет их назначение. При первом входе тур запускается сам. Пройти его повторно можно в любой момент - этой же кнопкой.</w:t>
+        <w:t xml:space="preserve"> над лентой новостей запускает обучающий тур: система подсвечивает элементы прямо на рабочем экране и объясняет их назначение.</w:t>
+      </w:r>
+    </w:p>
+    <w:p>
+      <w:r>
+        <w:rPr>
+          <w:rFonts w:ascii="Times New Roman" w:hAnsi="Times New Roman" w:cs="Times New Roman" w:eastAsia="Times New Roman"/>
+          <w:b w:val="0"/>
+          <w:i w:val="0"/>
+          <w:color w:val="000000"/>
+          <w:sz w:val="28"/>
+        </w:rPr>
+        <w:t>Тур не ограничивается одной страницей - он ведёт по всем разделам, которые вам доступны, и сам переходит между ними: со страницы новостей к своим спискам, оттуда к подаче заявки и в личный кабинет. Прерваться можно в любой момент, закрыв подсказку.</w:t>
+      </w:r>
+    </w:p>
+    <w:p>
+      <w:r>
+        <w:rPr>
+          <w:rFonts w:ascii="Times New Roman" w:hAnsi="Times New Roman" w:cs="Times New Roman" w:eastAsia="Times New Roman"/>
+          <w:b w:val="0"/>
+          <w:i w:val="0"/>
+          <w:color w:val="000000"/>
+          <w:sz w:val="28"/>
+        </w:rPr>
+        <w:t>Сам собой тур запускается только один раз, при первом входе, и только на странице «Обзор и новости». Пройденный или закрытый, он больше не появляется, но запустить его заново можно когда угодно - этой же кнопкой.</w:t>
       </w:r>
     </w:p>
     <w:p>
@@ -7919,7 +7943,7 @@
                 <w:color w:val="000000"/>
                 <w:sz w:val="26"/>
               </w:rPr>
-              <w:t xml:space="preserve">Система не даст завести одного человека дважды - записи сверяются по серии и номеру паспорта. По тексту сообщения видно, где нашлась прежняя запись: </w:t>
+              <w:t xml:space="preserve">Система не даст завести одного человека дважды - записи сверяются по серии и номеру паспорта. Если такой человек у вас уже есть, система отвечает </w:t>
             </w:r>
             <w:r>
               <w:rPr>
@@ -7939,7 +7963,7 @@
                 <w:color w:val="000000"/>
                 <w:sz w:val="26"/>
               </w:rPr>
-              <w:t xml:space="preserve"> - она ваша, ищите её поиском по фамилии в области «Мои сотрудники»; </w:t>
+              <w:t xml:space="preserve">; если его завёл кто-то из коллег по организации или компании - </w:t>
             </w:r>
             <w:r>
               <w:rPr>
@@ -7949,7 +7973,7 @@
                 <w:color w:val="000000"/>
                 <w:sz w:val="26"/>
               </w:rPr>
-              <w:t>«...уже существует в этой организации»</w:t>
+              <w:t>«Сотрудник уже привязан к вашему аккаунту»</w:t>
             </w:r>
             <w:r>
               <w:rPr>
@@ -7959,7 +7983,7 @@
                 <w:color w:val="000000"/>
                 <w:sz w:val="26"/>
               </w:rPr>
-              <w:t xml:space="preserve"> или </w:t>
+              <w:t xml:space="preserve">. Второе сообщение не должно вводить в заблуждение: запись не ваша, и в области «Мои сотрудники» вы её не найдёте. Ищите человека в областях </w:t>
             </w:r>
             <w:r>
               <w:rPr>
@@ -7969,7 +7993,7 @@
                 <w:color w:val="000000"/>
                 <w:sz w:val="26"/>
               </w:rPr>
-              <w:t>«...в этой компании»</w:t>
+              <w:t>«Сотрудники организации»</w:t>
             </w:r>
             <w:r>
               <w:rPr>
@@ -7979,7 +8003,27 @@
                 <w:color w:val="000000"/>
                 <w:sz w:val="26"/>
               </w:rPr>
-              <w:t xml:space="preserve"> - человека завёл кто-то из коллег, заводить заново не нужно, он доступен в соответствующей области списка.</w:t>
+              <w:t xml:space="preserve"> и </w:t>
+            </w:r>
+            <w:r>
+              <w:rPr>
+                <w:rFonts w:ascii="Times New Roman" w:hAnsi="Times New Roman" w:cs="Times New Roman" w:eastAsia="Times New Roman"/>
+                <w:b/>
+                <w:i w:val="0"/>
+                <w:color w:val="000000"/>
+                <w:sz w:val="26"/>
+              </w:rPr>
+              <w:t>«Сотрудники компании»</w:t>
+            </w:r>
+            <w:r>
+              <w:rPr>
+                <w:rFonts w:ascii="Times New Roman" w:hAnsi="Times New Roman" w:cs="Times New Roman" w:eastAsia="Times New Roman"/>
+                <w:b w:val="0"/>
+                <w:i w:val="0"/>
+                <w:color w:val="000000"/>
+                <w:sz w:val="26"/>
+              </w:rPr>
+              <w:t xml:space="preserve"> - оттуда его так же можно выбрать в заявку, заводить заново не нужно.</w:t>
             </w:r>
           </w:p>
         </w:tc>
@@ -8671,7 +8715,7 @@
           <w:color w:val="000000"/>
           <w:sz w:val="28"/>
         </w:rPr>
-        <w:t>; наведите на неё указатель, и система пояснит причину. Права на изменение и на удаление выдаются по отдельности, поэтому у части работников остаётся только шестерёнка.</w:t>
+        <w:t>; наведите на неё указатель, и система пояснит причину.</w:t>
       </w:r>
     </w:p>
     <w:p>
@@ -9682,7 +9726,7 @@
                 <w:color w:val="000000"/>
                 <w:sz w:val="26"/>
               </w:rPr>
-              <w:t xml:space="preserve">Сочетание номера и марки не повторяется, и сообщение подсказывает, где искать прежнюю запись: </w:t>
+              <w:t xml:space="preserve">Сочетание номера и марки не повторяется. И когда такая машина уже есть у вас, и когда её завёл кто-то из коллег по организации или компании, система отвечает одинаково - </w:t>
             </w:r>
             <w:r>
               <w:rPr>
@@ -9702,47 +9746,7 @@
                 <w:color w:val="000000"/>
                 <w:sz w:val="26"/>
               </w:rPr>
-              <w:t xml:space="preserve"> - машина ваша, ищите её в области «Мои машины»; </w:t>
-            </w:r>
-            <w:r>
-              <w:rPr>
-                <w:rFonts w:ascii="Times New Roman" w:hAnsi="Times New Roman" w:cs="Times New Roman" w:eastAsia="Times New Roman"/>
-                <w:b/>
-                <w:i w:val="0"/>
-                <w:color w:val="000000"/>
-                <w:sz w:val="26"/>
-              </w:rPr>
-              <w:t>«Автомобиль с этим номером и маркой уже существует в этой организации»</w:t>
-            </w:r>
-            <w:r>
-              <w:rPr>
-                <w:rFonts w:ascii="Times New Roman" w:hAnsi="Times New Roman" w:cs="Times New Roman" w:eastAsia="Times New Roman"/>
-                <w:b w:val="0"/>
-                <w:i w:val="0"/>
-                <w:color w:val="000000"/>
-                <w:sz w:val="26"/>
-              </w:rPr>
-              <w:t xml:space="preserve"> или </w:t>
-            </w:r>
-            <w:r>
-              <w:rPr>
-                <w:rFonts w:ascii="Times New Roman" w:hAnsi="Times New Roman" w:cs="Times New Roman" w:eastAsia="Times New Roman"/>
-                <w:b/>
-                <w:i w:val="0"/>
-                <w:color w:val="000000"/>
-                <w:sz w:val="26"/>
-              </w:rPr>
-              <w:t>«...в этой компании»</w:t>
-            </w:r>
-            <w:r>
-              <w:rPr>
-                <w:rFonts w:ascii="Times New Roman" w:hAnsi="Times New Roman" w:cs="Times New Roman" w:eastAsia="Times New Roman"/>
-                <w:b w:val="0"/>
-                <w:i w:val="0"/>
-                <w:color w:val="000000"/>
-                <w:sz w:val="26"/>
-              </w:rPr>
-              <w:t xml:space="preserve"> - её завёл кто-то из коллег, и выбрать её в заявке можно из соответствующей области.</w:t>
+              <w:t>. Поэтому, увидев это сообщение, ищите машину поиском: если в области «Мои машины» её нет, посмотрите в областях организации и компании - оттуда её тоже можно выбрать в заявку.</w:t>
             </w:r>
           </w:p>
         </w:tc>
@@ -14264,7 +14268,47 @@
           <w:color w:val="000000"/>
           <w:sz w:val="28"/>
         </w:rPr>
-        <w:t>Записи, которые уже есть в заявке, при переносе пропускаются, и система сообщает, сколько строк пропущено.</w:t>
+        <w:t xml:space="preserve">Записи, которые уже есть в заявке, при переносе пропускаются, и система называет их поимённо: </w:t>
+      </w:r>
+      <w:r>
+        <w:rPr>
+          <w:rFonts w:ascii="Times New Roman" w:hAnsi="Times New Roman" w:cs="Times New Roman" w:eastAsia="Times New Roman"/>
+          <w:b/>
+          <w:i w:val="0"/>
+          <w:color w:val="000000"/>
+          <w:sz w:val="28"/>
+        </w:rPr>
+        <w:t>«Иванов И.И. уже добавлен в список»</w:t>
+      </w:r>
+      <w:r>
+        <w:rPr>
+          <w:rFonts w:ascii="Times New Roman" w:hAnsi="Times New Roman" w:cs="Times New Roman" w:eastAsia="Times New Roman"/>
+          <w:b w:val="0"/>
+          <w:i w:val="0"/>
+          <w:color w:val="000000"/>
+          <w:sz w:val="28"/>
+        </w:rPr>
+        <w:t xml:space="preserve">, а если пропущено несколько - перечисляет их через запятую с пометкой </w:t>
+      </w:r>
+      <w:r>
+        <w:rPr>
+          <w:rFonts w:ascii="Times New Roman" w:hAnsi="Times New Roman" w:cs="Times New Roman" w:eastAsia="Times New Roman"/>
+          <w:b/>
+          <w:i w:val="0"/>
+          <w:color w:val="000000"/>
+          <w:sz w:val="28"/>
+        </w:rPr>
+        <w:t>«уже в списке - пропущены»</w:t>
+      </w:r>
+      <w:r>
+        <w:rPr>
+          <w:rFonts w:ascii="Times New Roman" w:hAnsi="Times New Roman" w:cs="Times New Roman" w:eastAsia="Times New Roman"/>
+          <w:b w:val="0"/>
+          <w:i w:val="0"/>
+          <w:color w:val="000000"/>
+          <w:sz w:val="28"/>
+        </w:rPr>
+        <w:t>.</w:t>
       </w:r>
     </w:p>
     <w:p>
@@ -14547,6 +14591,16 @@
           <w:sz w:val="28"/>
         </w:rPr>
         <w:t>«Будет убрано строк: N. Отменить это действие нельзя.»</w:t>
+      </w:r>
+      <w:r>
+        <w:rPr>
+          <w:rFonts w:ascii="Times New Roman" w:hAnsi="Times New Roman" w:cs="Times New Roman" w:eastAsia="Times New Roman"/>
+          <w:b w:val="0"/>
+          <w:i w:val="0"/>
+          <w:color w:val="000000"/>
+          <w:sz w:val="28"/>
+        </w:rPr>
+        <w:t xml:space="preserve"> Если часть строк пришла из бланка, она отдельно назовёт, сколько среди них предварительных.</w:t>
       </w:r>
     </w:p>
     <w:p>
@@ -15596,7 +15650,19 @@
           <w:color w:val="000000"/>
           <w:sz w:val="28"/>
         </w:rPr>
-        <w:t xml:space="preserve"> со списком расхождений. Подавать заявку она не мешает: пост может работать по своему расписанию, и решение остаётся за вами.</w:t>
+        <w:t>. В ней перечислено, какое место в какие дни работает и на сколько срок заявки из этих часов выходит - по строке на каждое расхождение. Это единственное место, где расписание поста видно при подаче, поэтому панель стоит прочитать: приехать к закрытому посту неприятнее, чем подвинуть время в заявке.</w:t>
+      </w:r>
+    </w:p>
+    <w:p>
+      <w:r>
+        <w:rPr>
+          <w:rFonts w:ascii="Times New Roman" w:hAnsi="Times New Roman" w:cs="Times New Roman" w:eastAsia="Times New Roman"/>
+          <w:b w:val="0"/>
+          <w:i w:val="0"/>
+          <w:color w:val="000000"/>
+          <w:sz w:val="28"/>
+        </w:rPr>
+        <w:t>Подавать заявку панель не мешает: пост может работать по своему расписанию, и решение остаётся за вами.</w:t>
       </w:r>
     </w:p>
     <w:p>
@@ -15706,7 +15772,7 @@
           <w:color w:val="000000"/>
           <w:sz w:val="28"/>
         </w:rPr>
-        <w:t xml:space="preserve"> Как только заполнены фамилия и имя, система сверяет их с чёрным списком - вместе с отчеством, если оно введено. При совпадении в форме появляется предупреждение </w:t>
+        <w:t xml:space="preserve"> Как только заполнены фамилия и имя, система сверяет запись с чёрным списком. Сверяются все три поля сразу, включая отчество: незаполненное отчество считается пустым и совпадёт только с пустым же. При совпадении в форме появляется предупреждение </w:t>
       </w:r>
       <w:r>
         <w:rPr>
@@ -15746,7 +15812,19 @@
           <w:color w:val="000000"/>
           <w:sz w:val="28"/>
         </w:rPr>
-        <w:t xml:space="preserve"> гаснет. Сверка идёт по точному написанию: опечатка в фамилии совпадения не даст, но заявку с таким человеком остановит бюро пропусков при рассмотрении.</w:t>
+        <w:t xml:space="preserve"> гаснет.</w:t>
+      </w:r>
+    </w:p>
+    <w:p>
+      <w:r>
+        <w:rPr>
+          <w:rFonts w:ascii="Times New Roman" w:hAnsi="Times New Roman" w:cs="Times New Roman" w:eastAsia="Times New Roman"/>
+          <w:b w:val="0"/>
+          <w:i w:val="0"/>
+          <w:color w:val="000000"/>
+          <w:sz w:val="28"/>
+        </w:rPr>
+        <w:t>Сверка не придирается к регистру и лишним пробелам, но опечатку в самой фамилии не прощает - как и незаполненное отчество там, где в чёрном списке оно указано. Заявку с таким человеком остановит бюро пропусков при рассмотрении: там сверка идёт ещё раз и ловит похожие написания.</w:t>
       </w:r>
     </w:p>
     <w:p>
@@ -16314,6 +16392,26 @@
           <w:sz w:val="28"/>
         </w:rPr>
         <w:t xml:space="preserve"> (2) остаётся неактивной, пока заявка не заполнена. Наведите на неё указатель - подсказка (3) перечислит, чего не хватает: сначала общее (</w:t>
+      </w:r>
+      <w:r>
+        <w:rPr>
+          <w:rFonts w:ascii="Times New Roman" w:hAnsi="Times New Roman" w:cs="Times New Roman" w:eastAsia="Times New Roman"/>
+          <w:b/>
+          <w:i w:val="0"/>
+          <w:color w:val="000000"/>
+          <w:sz w:val="28"/>
+        </w:rPr>
+        <w:t>«Не добавлено ни одного вложения»</w:t>
+      </w:r>
+      <w:r>
+        <w:rPr>
+          <w:rFonts w:ascii="Times New Roman" w:hAnsi="Times New Roman" w:cs="Times New Roman" w:eastAsia="Times New Roman"/>
+          <w:b w:val="0"/>
+          <w:i w:val="0"/>
+          <w:color w:val="000000"/>
+          <w:sz w:val="28"/>
+        </w:rPr>
+        <w:t xml:space="preserve">, </w:t>
       </w:r>
       <w:r>
         <w:rPr>
@@ -18907,7 +19005,19 @@
           <w:color w:val="000000"/>
           <w:sz w:val="28"/>
         </w:rPr>
-        <w:t xml:space="preserve">: кто подал, что добавлено, как решили согласующие и какое решение принял работник бюро пропусков. Пока раунд не закрыт, кнопка </w:t>
+        <w:t>: кто подал, что добавлено, как решили согласующие и какое решение принял работник бюро пропусков.</w:t>
+      </w:r>
+    </w:p>
+    <w:p>
+      <w:r>
+        <w:rPr>
+          <w:rFonts w:ascii="Times New Roman" w:hAnsi="Times New Roman" w:cs="Times New Roman" w:eastAsia="Times New Roman"/>
+          <w:b w:val="0"/>
+          <w:i w:val="0"/>
+          <w:color w:val="000000"/>
+          <w:sz w:val="28"/>
+        </w:rPr>
+        <w:t xml:space="preserve">Кнопки </w:t>
       </w:r>
       <w:r>
         <w:rPr>
@@ -18927,7 +19037,7 @@
           <w:color w:val="000000"/>
           <w:sz w:val="28"/>
         </w:rPr>
-        <w:t xml:space="preserve"> недоступна: одновременно рассматривается только одно дополнение.</w:t>
+        <w:t xml:space="preserve"> может не быть по двум причинам: раунд ещё не закрыт - одновременно рассматривается только одно дополнение; либо заявка вышла из работы - дополнять можно, пока она в состоянии «Непрочитано», «В обработке» или «В работе».</w:t>
       </w:r>
     </w:p>
     <w:p>
@@ -19200,7 +19310,7 @@
           <w:color w:val="000000"/>
           <w:sz w:val="28"/>
         </w:rPr>
-        <w:t>Отозвать можно заявку, которая ещё не завершена, не отклонена и не отозвана раньше.</w:t>
+        <w:t>Отозвать заявку может только тот, кто её подал, и только пока она не закрыта: у завершённой, не согласованной, отклонённой и уже отозванной кнопки нет.</w:t>
       </w:r>
     </w:p>
     <w:p>
@@ -19504,7 +19614,199 @@
           <w:color w:val="000000"/>
           <w:sz w:val="28"/>
         </w:rPr>
-        <w:t>Переключатель в окне выбирает, что скачивать: сохранённый ранее файл или сформированный заново. Если сохранённого файла у вложения нет, система об этом скажет и предложит сформировать заново.</w:t>
+        <w:t xml:space="preserve">Переключатель </w:t>
+      </w:r>
+      <w:r>
+        <w:rPr>
+          <w:rFonts w:ascii="Times New Roman" w:hAnsi="Times New Roman" w:cs="Times New Roman" w:eastAsia="Times New Roman"/>
+          <w:b/>
+          <w:i w:val="0"/>
+          <w:color w:val="000000"/>
+          <w:sz w:val="28"/>
+        </w:rPr>
+        <w:t>«Сохранённый файл»</w:t>
+      </w:r>
+      <w:r>
+        <w:rPr>
+          <w:rFonts w:ascii="Times New Roman" w:hAnsi="Times New Roman" w:cs="Times New Roman" w:eastAsia="Times New Roman"/>
+          <w:b w:val="0"/>
+          <w:i w:val="0"/>
+          <w:color w:val="000000"/>
+          <w:sz w:val="28"/>
+        </w:rPr>
+        <w:t xml:space="preserve"> / </w:t>
+      </w:r>
+      <w:r>
+        <w:rPr>
+          <w:rFonts w:ascii="Times New Roman" w:hAnsi="Times New Roman" w:cs="Times New Roman" w:eastAsia="Times New Roman"/>
+          <w:b/>
+          <w:i w:val="0"/>
+          <w:color w:val="000000"/>
+          <w:sz w:val="28"/>
+        </w:rPr>
+        <w:t>«Сформировать заново»</w:t>
+      </w:r>
+      <w:r>
+        <w:rPr>
+          <w:rFonts w:ascii="Times New Roman" w:hAnsi="Times New Roman" w:cs="Times New Roman" w:eastAsia="Times New Roman"/>
+          <w:b w:val="0"/>
+          <w:i w:val="0"/>
+          <w:color w:val="000000"/>
+          <w:sz w:val="28"/>
+        </w:rPr>
+        <w:t xml:space="preserve"> выбирает, что скачивать. Система ставит его сама: </w:t>
+      </w:r>
+      <w:r>
+        <w:rPr>
+          <w:rFonts w:ascii="Times New Roman" w:hAnsi="Times New Roman" w:cs="Times New Roman" w:eastAsia="Times New Roman"/>
+          <w:b/>
+          <w:i w:val="0"/>
+          <w:color w:val="000000"/>
+          <w:sz w:val="28"/>
+        </w:rPr>
+        <w:t>«Сохранённый файл»</w:t>
+      </w:r>
+      <w:r>
+        <w:rPr>
+          <w:rFonts w:ascii="Times New Roman" w:hAnsi="Times New Roman" w:cs="Times New Roman" w:eastAsia="Times New Roman"/>
+          <w:b w:val="0"/>
+          <w:i w:val="0"/>
+          <w:color w:val="000000"/>
+          <w:sz w:val="28"/>
+        </w:rPr>
+        <w:t xml:space="preserve">, если хотя бы у одного вложения копия готова, иначе </w:t>
+      </w:r>
+      <w:r>
+        <w:rPr>
+          <w:rFonts w:ascii="Times New Roman" w:hAnsi="Times New Roman" w:cs="Times New Roman" w:eastAsia="Times New Roman"/>
+          <w:b/>
+          <w:i w:val="0"/>
+          <w:color w:val="000000"/>
+          <w:sz w:val="28"/>
+        </w:rPr>
+        <w:t>«Сформировать заново»</w:t>
+      </w:r>
+      <w:r>
+        <w:rPr>
+          <w:rFonts w:ascii="Times New Roman" w:hAnsi="Times New Roman" w:cs="Times New Roman" w:eastAsia="Times New Roman"/>
+          <w:b w:val="0"/>
+          <w:i w:val="0"/>
+          <w:color w:val="000000"/>
+          <w:sz w:val="28"/>
+        </w:rPr>
+        <w:t>.</w:t>
+      </w:r>
+    </w:p>
+    <w:p>
+      <w:r>
+        <w:rPr>
+          <w:rFonts w:ascii="Times New Roman" w:hAnsi="Times New Roman" w:cs="Times New Roman" w:eastAsia="Times New Roman"/>
+          <w:b w:val="0"/>
+          <w:i w:val="0"/>
+          <w:color w:val="000000"/>
+          <w:sz w:val="28"/>
+        </w:rPr>
+        <w:t xml:space="preserve">В режиме сохранённого файла строки без готовой копии отметить нельзя, и рядом с ними стоит её состояние: </w:t>
+      </w:r>
+      <w:r>
+        <w:rPr>
+          <w:rFonts w:ascii="Times New Roman" w:hAnsi="Times New Roman" w:cs="Times New Roman" w:eastAsia="Times New Roman"/>
+          <w:b/>
+          <w:i w:val="0"/>
+          <w:color w:val="000000"/>
+          <w:sz w:val="28"/>
+        </w:rPr>
+        <w:t>«В архиве»</w:t>
+      </w:r>
+      <w:r>
+        <w:rPr>
+          <w:rFonts w:ascii="Times New Roman" w:hAnsi="Times New Roman" w:cs="Times New Roman" w:eastAsia="Times New Roman"/>
+          <w:b w:val="0"/>
+          <w:i w:val="0"/>
+          <w:color w:val="000000"/>
+          <w:sz w:val="28"/>
+        </w:rPr>
+        <w:t xml:space="preserve">, </w:t>
+      </w:r>
+      <w:r>
+        <w:rPr>
+          <w:rFonts w:ascii="Times New Roman" w:hAnsi="Times New Roman" w:cs="Times New Roman" w:eastAsia="Times New Roman"/>
+          <w:b/>
+          <w:i w:val="0"/>
+          <w:color w:val="000000"/>
+          <w:sz w:val="28"/>
+        </w:rPr>
+        <w:t>«В очереди»</w:t>
+      </w:r>
+      <w:r>
+        <w:rPr>
+          <w:rFonts w:ascii="Times New Roman" w:hAnsi="Times New Roman" w:cs="Times New Roman" w:eastAsia="Times New Roman"/>
+          <w:b w:val="0"/>
+          <w:i w:val="0"/>
+          <w:color w:val="000000"/>
+          <w:sz w:val="28"/>
+        </w:rPr>
+        <w:t xml:space="preserve">, </w:t>
+      </w:r>
+      <w:r>
+        <w:rPr>
+          <w:rFonts w:ascii="Times New Roman" w:hAnsi="Times New Roman" w:cs="Times New Roman" w:eastAsia="Times New Roman"/>
+          <w:b/>
+          <w:i w:val="0"/>
+          <w:color w:val="000000"/>
+          <w:sz w:val="28"/>
+        </w:rPr>
+        <w:t>«Нет места»</w:t>
+      </w:r>
+      <w:r>
+        <w:rPr>
+          <w:rFonts w:ascii="Times New Roman" w:hAnsi="Times New Roman" w:cs="Times New Roman" w:eastAsia="Times New Roman"/>
+          <w:b w:val="0"/>
+          <w:i w:val="0"/>
+          <w:color w:val="000000"/>
+          <w:sz w:val="28"/>
+        </w:rPr>
+        <w:t xml:space="preserve"> или </w:t>
+      </w:r>
+      <w:r>
+        <w:rPr>
+          <w:rFonts w:ascii="Times New Roman" w:hAnsi="Times New Roman" w:cs="Times New Roman" w:eastAsia="Times New Roman"/>
+          <w:b/>
+          <w:i w:val="0"/>
+          <w:color w:val="000000"/>
+          <w:sz w:val="28"/>
+        </w:rPr>
+        <w:t>«Ошибка»</w:t>
+      </w:r>
+      <w:r>
+        <w:rPr>
+          <w:rFonts w:ascii="Times New Roman" w:hAnsi="Times New Roman" w:cs="Times New Roman" w:eastAsia="Times New Roman"/>
+          <w:b w:val="0"/>
+          <w:i w:val="0"/>
+          <w:color w:val="000000"/>
+          <w:sz w:val="28"/>
+        </w:rPr>
+        <w:t xml:space="preserve">. Чтобы получить бланк по такому вложению, переключитесь на </w:t>
+      </w:r>
+      <w:r>
+        <w:rPr>
+          <w:rFonts w:ascii="Times New Roman" w:hAnsi="Times New Roman" w:cs="Times New Roman" w:eastAsia="Times New Roman"/>
+          <w:b/>
+          <w:i w:val="0"/>
+          <w:color w:val="000000"/>
+          <w:sz w:val="28"/>
+        </w:rPr>
+        <w:t>«Сформировать заново»</w:t>
+      </w:r>
+      <w:r>
+        <w:rPr>
+          <w:rFonts w:ascii="Times New Roman" w:hAnsi="Times New Roman" w:cs="Times New Roman" w:eastAsia="Times New Roman"/>
+          <w:b w:val="0"/>
+          <w:i w:val="0"/>
+          <w:color w:val="000000"/>
+          <w:sz w:val="28"/>
+        </w:rPr>
+        <w:t xml:space="preserve"> - система соберёт его заново по текущим данным заявки.</w:t>
       </w:r>
     </w:p>
     <w:p>

--- a/Документация/Руководство пользователя/Руководство пользователя.docx
+++ b/Документация/Руководство пользователя/Руководство пользователя.docx
@@ -7063,7 +7063,7 @@
       <w:r>
         <w:drawing>
           <wp:inline xmlns:a="http://schemas.openxmlformats.org/drawingml/2006/main" xmlns:pic="http://schemas.openxmlformats.org/drawingml/2006/picture">
-            <wp:extent cx="4998720" cy="3395472"/>
+            <wp:extent cx="4998720" cy="3011424"/>
             <wp:docPr id="13" name="Picture 13"/>
             <wp:cNvGraphicFramePr>
               <a:graphicFrameLocks noChangeAspect="1"/>
@@ -7084,7 +7084,7 @@
                   <pic:spPr>
                     <a:xfrm>
                       <a:off x="0" y="0"/>
-                      <a:ext cx="4998720" cy="3395472"/>
+                      <a:ext cx="4998720" cy="3011424"/>
                     </a:xfrm>
                     <a:prstGeom prst="rect"/>
                   </pic:spPr>
@@ -8122,7 +8122,7 @@
       <w:r>
         <w:drawing>
           <wp:inline xmlns:a="http://schemas.openxmlformats.org/drawingml/2006/main" xmlns:pic="http://schemas.openxmlformats.org/drawingml/2006/picture">
-            <wp:extent cx="4998720" cy="2956560"/>
+            <wp:extent cx="4998720" cy="2572512"/>
             <wp:docPr id="14" name="Picture 14"/>
             <wp:cNvGraphicFramePr>
               <a:graphicFrameLocks noChangeAspect="1"/>
@@ -8143,7 +8143,7 @@
                   <pic:spPr>
                     <a:xfrm>
                       <a:off x="0" y="0"/>
-                      <a:ext cx="4998720" cy="2956560"/>
+                      <a:ext cx="4998720" cy="2572512"/>
                     </a:xfrm>
                     <a:prstGeom prst="rect"/>
                   </pic:spPr>

--- a/Документация/Руководство пользователя/Руководство пользователя.docx
+++ b/Документация/Руководство пользователя/Руководство пользователя.docx
@@ -10847,7 +10847,7 @@
                 <w:color w:val="000000"/>
                 <w:sz w:val="26"/>
               </w:rPr>
-              <w:t>Заполнять заявку можно не за один раз. Введённое сохраняется черновиком в самом браузере: закройте страницу и вернитесь позже - набранные вложения и строки останутся на месте. Черновик живёт на том компьютере и в том браузере, где вы работали: с другого рабочего места он не откроется. Приложенные к заявке файлы хранятся на сервере сутки.</w:t>
+              <w:t>Заполнять заявку можно не за один раз. Введённое сохраняется черновиком в самом браузере: закройте страницу и вернитесь позже - набранные вложения и строки останутся на месте. Черновик живёт на том компьютере и в том браузере, где вы работали: с другого рабочего места он не откроется. Он принадлежит вашей учётной записи: если за тем же компьютером в систему войдёт другой работник, черновик не откроется ему и будет стёрт - на общем рабочем месте недописанную заявку лучше отправить до конца смены. Приложенные к заявке файлы хранятся на сервере сутки.</w:t>
             </w:r>
           </w:p>
         </w:tc>

--- a/Документация/Руководство пользователя/Руководство пользователя.docx
+++ b/Документация/Руководство пользователя/Руководство пользователя.docx
@@ -567,7 +567,6 @@
           <w:sz w:val="26"/>
         </w:rPr>
         <w:tab/>
-        <w:t>6</w:t>
       </w:r>
     </w:p>
     <w:p>
@@ -598,7 +597,6 @@
           <w:sz w:val="26"/>
         </w:rPr>
         <w:tab/>
-        <w:t>6</w:t>
       </w:r>
     </w:p>
     <w:p>
@@ -629,7 +627,6 @@
           <w:sz w:val="26"/>
         </w:rPr>
         <w:tab/>
-        <w:t>6</w:t>
       </w:r>
     </w:p>
     <w:p>
@@ -660,7 +657,6 @@
           <w:sz w:val="26"/>
         </w:rPr>
         <w:tab/>
-        <w:t>6</w:t>
       </w:r>
     </w:p>
     <w:p>
@@ -691,7 +687,6 @@
           <w:sz w:val="26"/>
         </w:rPr>
         <w:tab/>
-        <w:t>7</w:t>
       </w:r>
     </w:p>
     <w:p>
@@ -722,7 +717,6 @@
           <w:sz w:val="26"/>
         </w:rPr>
         <w:tab/>
-        <w:t>7</w:t>
       </w:r>
     </w:p>
     <w:p>
@@ -753,7 +747,6 @@
           <w:sz w:val="26"/>
         </w:rPr>
         <w:tab/>
-        <w:t>7</w:t>
       </w:r>
     </w:p>
     <w:p>
@@ -784,7 +777,6 @@
           <w:sz w:val="26"/>
         </w:rPr>
         <w:tab/>
-        <w:t>9</w:t>
       </w:r>
     </w:p>
     <w:p>
@@ -815,7 +807,6 @@
           <w:sz w:val="26"/>
         </w:rPr>
         <w:tab/>
-        <w:t>10</w:t>
       </w:r>
     </w:p>
     <w:p>
@@ -846,7 +837,6 @@
           <w:sz w:val="26"/>
         </w:rPr>
         <w:tab/>
-        <w:t>10</w:t>
       </w:r>
     </w:p>
     <w:p>
@@ -877,7 +867,6 @@
           <w:sz w:val="26"/>
         </w:rPr>
         <w:tab/>
-        <w:t>11</w:t>
       </w:r>
     </w:p>
     <w:p>
@@ -908,7 +897,6 @@
           <w:sz w:val="26"/>
         </w:rPr>
         <w:tab/>
-        <w:t>11</w:t>
       </w:r>
     </w:p>
     <w:p>
@@ -939,7 +927,6 @@
           <w:sz w:val="26"/>
         </w:rPr>
         <w:tab/>
-        <w:t>12</w:t>
       </w:r>
     </w:p>
     <w:p>
@@ -970,7 +957,6 @@
           <w:sz w:val="26"/>
         </w:rPr>
         <w:tab/>
-        <w:t>14</w:t>
       </w:r>
     </w:p>
     <w:p>
@@ -1001,7 +987,6 @@
           <w:sz w:val="26"/>
         </w:rPr>
         <w:tab/>
-        <w:t>14</w:t>
       </w:r>
     </w:p>
     <w:p>
@@ -1032,7 +1017,6 @@
           <w:sz w:val="26"/>
         </w:rPr>
         <w:tab/>
-        <w:t>15</w:t>
       </w:r>
     </w:p>
     <w:p>
@@ -1063,7 +1047,6 @@
           <w:sz w:val="26"/>
         </w:rPr>
         <w:tab/>
-        <w:t>16</w:t>
       </w:r>
     </w:p>
     <w:p>
@@ -1094,7 +1077,6 @@
           <w:sz w:val="26"/>
         </w:rPr>
         <w:tab/>
-        <w:t>16</w:t>
       </w:r>
     </w:p>
     <w:p>
@@ -1125,7 +1107,6 @@
           <w:sz w:val="26"/>
         </w:rPr>
         <w:tab/>
-        <w:t>17</w:t>
       </w:r>
     </w:p>
     <w:p>
@@ -1156,7 +1137,6 @@
           <w:sz w:val="26"/>
         </w:rPr>
         <w:tab/>
-        <w:t>17</w:t>
       </w:r>
     </w:p>
     <w:p>
@@ -1187,7 +1167,6 @@
           <w:sz w:val="26"/>
         </w:rPr>
         <w:tab/>
-        <w:t>18</w:t>
       </w:r>
     </w:p>
     <w:p>
@@ -1218,7 +1197,6 @@
           <w:sz w:val="26"/>
         </w:rPr>
         <w:tab/>
-        <w:t>18</w:t>
       </w:r>
     </w:p>
     <w:p>
@@ -1249,7 +1227,6 @@
           <w:sz w:val="26"/>
         </w:rPr>
         <w:tab/>
-        <w:t>18</w:t>
       </w:r>
     </w:p>
     <w:p>
@@ -1280,7 +1257,6 @@
           <w:sz w:val="26"/>
         </w:rPr>
         <w:tab/>
-        <w:t>19</w:t>
       </w:r>
     </w:p>
     <w:p>
@@ -1311,7 +1287,6 @@
           <w:sz w:val="26"/>
         </w:rPr>
         <w:tab/>
-        <w:t>20</w:t>
       </w:r>
     </w:p>
     <w:p>
@@ -1342,7 +1317,6 @@
           <w:sz w:val="26"/>
         </w:rPr>
         <w:tab/>
-        <w:t>20</w:t>
       </w:r>
     </w:p>
     <w:p>
@@ -1373,7 +1347,6 @@
           <w:sz w:val="26"/>
         </w:rPr>
         <w:tab/>
-        <w:t>21</w:t>
       </w:r>
     </w:p>
     <w:p>
@@ -1404,7 +1377,6 @@
           <w:sz w:val="26"/>
         </w:rPr>
         <w:tab/>
-        <w:t>21</w:t>
       </w:r>
     </w:p>
     <w:p>
@@ -1435,7 +1407,6 @@
           <w:sz w:val="26"/>
         </w:rPr>
         <w:tab/>
-        <w:t>22</w:t>
       </w:r>
     </w:p>
     <w:p>
@@ -1466,7 +1437,6 @@
           <w:sz w:val="26"/>
         </w:rPr>
         <w:tab/>
-        <w:t>24</w:t>
       </w:r>
     </w:p>
     <w:p>
@@ -1497,7 +1467,6 @@
           <w:sz w:val="26"/>
         </w:rPr>
         <w:tab/>
-        <w:t>25</w:t>
       </w:r>
     </w:p>
     <w:p>
@@ -1528,7 +1497,6 @@
           <w:sz w:val="26"/>
         </w:rPr>
         <w:tab/>
-        <w:t>25</w:t>
       </w:r>
     </w:p>
     <w:p>
@@ -1559,7 +1527,6 @@
           <w:sz w:val="26"/>
         </w:rPr>
         <w:tab/>
-        <w:t>26</w:t>
       </w:r>
     </w:p>
     <w:p>
@@ -1590,7 +1557,6 @@
           <w:sz w:val="26"/>
         </w:rPr>
         <w:tab/>
-        <w:t>28</w:t>
       </w:r>
     </w:p>
     <w:p>
@@ -1621,7 +1587,6 @@
           <w:sz w:val="26"/>
         </w:rPr>
         <w:tab/>
-        <w:t>28</w:t>
       </w:r>
     </w:p>
     <w:p>
@@ -1652,7 +1617,6 @@
           <w:sz w:val="26"/>
         </w:rPr>
         <w:tab/>
-        <w:t>29</w:t>
       </w:r>
     </w:p>
     <w:p>
@@ -1683,7 +1647,6 @@
           <w:sz w:val="26"/>
         </w:rPr>
         <w:tab/>
-        <w:t>31</w:t>
       </w:r>
     </w:p>
     <w:p>
@@ -1714,7 +1677,6 @@
           <w:sz w:val="26"/>
         </w:rPr>
         <w:tab/>
-        <w:t>32</w:t>
       </w:r>
     </w:p>
     <w:p>
@@ -1745,7 +1707,6 @@
           <w:sz w:val="26"/>
         </w:rPr>
         <w:tab/>
-        <w:t>33</w:t>
       </w:r>
     </w:p>
     <w:p>
@@ -1776,7 +1737,6 @@
           <w:sz w:val="26"/>
         </w:rPr>
         <w:tab/>
-        <w:t>33</w:t>
       </w:r>
     </w:p>
     <w:p>
@@ -1807,7 +1767,6 @@
           <w:sz w:val="26"/>
         </w:rPr>
         <w:tab/>
-        <w:t>35</w:t>
       </w:r>
     </w:p>
     <w:p>
@@ -1838,7 +1797,6 @@
           <w:sz w:val="26"/>
         </w:rPr>
         <w:tab/>
-        <w:t>36</w:t>
       </w:r>
     </w:p>
     <w:p>
@@ -1869,7 +1827,6 @@
           <w:sz w:val="26"/>
         </w:rPr>
         <w:tab/>
-        <w:t>37</w:t>
       </w:r>
     </w:p>
     <w:p>
@@ -1900,7 +1857,6 @@
           <w:sz w:val="26"/>
         </w:rPr>
         <w:tab/>
-        <w:t>38</w:t>
       </w:r>
     </w:p>
     <w:p>
@@ -1931,7 +1887,6 @@
           <w:sz w:val="26"/>
         </w:rPr>
         <w:tab/>
-        <w:t>39</w:t>
       </w:r>
     </w:p>
     <w:p>
@@ -1962,7 +1917,6 @@
           <w:sz w:val="26"/>
         </w:rPr>
         <w:tab/>
-        <w:t>41</w:t>
       </w:r>
     </w:p>
     <w:p>
@@ -1993,7 +1947,6 @@
           <w:sz w:val="26"/>
         </w:rPr>
         <w:tab/>
-        <w:t>43</w:t>
       </w:r>
     </w:p>
     <w:p>
@@ -2024,7 +1977,6 @@
           <w:sz w:val="26"/>
         </w:rPr>
         <w:tab/>
-        <w:t>43</w:t>
       </w:r>
     </w:p>
     <w:p>
@@ -2055,7 +2007,6 @@
           <w:sz w:val="26"/>
         </w:rPr>
         <w:tab/>
-        <w:t>45</w:t>
       </w:r>
     </w:p>
     <w:p>
@@ -2086,7 +2037,6 @@
           <w:sz w:val="26"/>
         </w:rPr>
         <w:tab/>
-        <w:t>45</w:t>
       </w:r>
     </w:p>
     <w:p>
@@ -2117,7 +2067,6 @@
           <w:sz w:val="26"/>
         </w:rPr>
         <w:tab/>
-        <w:t>46</w:t>
       </w:r>
     </w:p>
     <w:p>
@@ -2148,7 +2097,6 @@
           <w:sz w:val="26"/>
         </w:rPr>
         <w:tab/>
-        <w:t>48</w:t>
       </w:r>
     </w:p>
     <w:p>
@@ -2179,7 +2127,6 @@
           <w:sz w:val="26"/>
         </w:rPr>
         <w:tab/>
-        <w:t>48</w:t>
       </w:r>
     </w:p>
     <w:p>
@@ -2210,7 +2157,6 @@
           <w:sz w:val="26"/>
         </w:rPr>
         <w:tab/>
-        <w:t>49</w:t>
       </w:r>
     </w:p>
     <w:p>
@@ -2241,7 +2187,6 @@
           <w:sz w:val="26"/>
         </w:rPr>
         <w:tab/>
-        <w:t>51</w:t>
       </w:r>
     </w:p>
     <w:p>
@@ -2272,7 +2217,6 @@
           <w:sz w:val="26"/>
         </w:rPr>
         <w:tab/>
-        <w:t>52</w:t>
       </w:r>
     </w:p>
     <w:p>
@@ -2303,7 +2247,6 @@
           <w:sz w:val="26"/>
         </w:rPr>
         <w:tab/>
-        <w:t>52</w:t>
       </w:r>
     </w:p>
     <w:p>
@@ -2334,7 +2277,6 @@
           <w:sz w:val="26"/>
         </w:rPr>
         <w:tab/>
-        <w:t>52</w:t>
       </w:r>
     </w:p>
     <w:p>
@@ -2365,7 +2307,6 @@
           <w:sz w:val="26"/>
         </w:rPr>
         <w:tab/>
-        <w:t>53</w:t>
       </w:r>
     </w:p>
     <w:p>
@@ -2396,7 +2337,6 @@
           <w:sz w:val="26"/>
         </w:rPr>
         <w:tab/>
-        <w:t>54</w:t>
       </w:r>
     </w:p>
     <w:p>
@@ -2427,7 +2367,6 @@
           <w:sz w:val="26"/>
         </w:rPr>
         <w:tab/>
-        <w:t>54</w:t>
       </w:r>
     </w:p>
     <w:p>
@@ -2458,7 +2397,6 @@
           <w:sz w:val="26"/>
         </w:rPr>
         <w:tab/>
-        <w:t>55</w:t>
       </w:r>
     </w:p>
     <w:p>
@@ -2489,7 +2427,6 @@
           <w:sz w:val="26"/>
         </w:rPr>
         <w:tab/>
-        <w:t>57</w:t>
       </w:r>
     </w:p>
     <w:p>
@@ -2520,7 +2457,6 @@
           <w:sz w:val="26"/>
         </w:rPr>
         <w:tab/>
-        <w:t>58</w:t>
       </w:r>
     </w:p>
     <w:p>
@@ -2551,7 +2487,6 @@
           <w:sz w:val="26"/>
         </w:rPr>
         <w:tab/>
-        <w:t>58</w:t>
       </w:r>
     </w:p>
     <w:p>
@@ -2582,7 +2517,6 @@
           <w:sz w:val="26"/>
         </w:rPr>
         <w:tab/>
-        <w:t>59</w:t>
       </w:r>
     </w:p>
     <w:p>
@@ -2613,7 +2547,6 @@
           <w:sz w:val="26"/>
         </w:rPr>
         <w:tab/>
-        <w:t>59</w:t>
       </w:r>
     </w:p>
     <w:p>
@@ -20711,6 +20644,107 @@
                 <w:sz w:val="24"/>
               </w:rPr>
               <w:t>Возможность не включена на вашем предприятии. Кнопки нет, обращайтесь в бюро пропусков</w:t>
+            </w:r>
+          </w:p>
+        </w:tc>
+      </w:tr>
+    </w:tbl>
+    <w:p>
+      <w:pPr>
+        <w:spacing w:after="0" w:line="240" w:lineRule="auto"/>
+        <w:ind w:firstLine="0"/>
+      </w:pPr>
+      <w:r>
+        <w:rPr>
+          <w:rFonts w:ascii="Times New Roman" w:hAnsi="Times New Roman" w:cs="Times New Roman" w:eastAsia="Times New Roman"/>
+          <w:b w:val="0"/>
+          <w:i w:val="0"/>
+          <w:color w:val="000000"/>
+          <w:sz w:val="12"/>
+        </w:rPr>
+      </w:r>
+    </w:p>
+    <w:p>
+      <w:pPr>
+        <w:keepNext/>
+        <w:spacing w:line="240" w:lineRule="auto" w:before="160" w:after="80"/>
+        <w:ind w:firstLine="0"/>
+        <w:jc w:val="left"/>
+      </w:pPr>
+      <w:r>
+        <w:rPr>
+          <w:rFonts w:ascii="Times New Roman" w:hAnsi="Times New Roman" w:cs="Times New Roman" w:eastAsia="Times New Roman"/>
+          <w:b w:val="0"/>
+          <w:i/>
+          <w:color w:val="000000"/>
+          <w:sz w:val="24"/>
+        </w:rPr>
+        <w:t>Продолжение таблицы 9.1</w:t>
+      </w:r>
+    </w:p>
+    <w:tbl>
+      <w:tblPr>
+        <w:tblStyle w:val="TableGrid"/>
+        <w:tblW w:type="auto" w:w="0"/>
+        <w:jc w:val="center"/>
+        <w:tblLayout w:type="fixed"/>
+        <w:tblLook w:firstColumn="1" w:firstRow="1" w:lastColumn="0" w:lastRow="0" w:noHBand="0" w:noVBand="1" w:val="04A0"/>
+        <w:tblLayout w:type="fixed"/>
+      </w:tblPr>
+      <w:tblGrid>
+        <w:gridCol w:w="3573"/>
+        <w:gridCol w:w="5783"/>
+      </w:tblGrid>
+      <w:tr>
+        <w:trPr>
+          <w:tblHeader w:val="true"/>
+          <w:cantSplit w:val="true"/>
+        </w:trPr>
+        <w:tc>
+          <w:tcPr>
+            <w:tcW w:type="dxa" w:w="3572"/>
+            <w:shd w:val="clear" w:fill="E8E8E8"/>
+          </w:tcPr>
+          <w:p>
+            <w:pPr>
+              <w:keepNext/>
+              <w:spacing w:line="240" w:lineRule="auto" w:after="0"/>
+              <w:ind w:firstLine="0"/>
+              <w:jc w:val="left"/>
+            </w:pPr>
+            <w:r>
+              <w:rPr>
+                <w:rFonts w:ascii="Times New Roman" w:hAnsi="Times New Roman" w:cs="Times New Roman" w:eastAsia="Times New Roman"/>
+                <w:b/>
+                <w:i w:val="0"/>
+                <w:color w:val="000000"/>
+                <w:sz w:val="24"/>
+              </w:rPr>
+              <w:t>Что написано</w:t>
+            </w:r>
+          </w:p>
+        </w:tc>
+        <w:tc>
+          <w:tcPr>
+            <w:tcW w:type="dxa" w:w="5782"/>
+            <w:shd w:val="clear" w:fill="E8E8E8"/>
+          </w:tcPr>
+          <w:p>
+            <w:pPr>
+              <w:keepNext/>
+              <w:spacing w:line="240" w:lineRule="auto" w:after="0"/>
+              <w:ind w:firstLine="0"/>
+              <w:jc w:val="left"/>
+            </w:pPr>
+            <w:r>
+              <w:rPr>
+                <w:rFonts w:ascii="Times New Roman" w:hAnsi="Times New Roman" w:cs="Times New Roman" w:eastAsia="Times New Roman"/>
+                <w:b/>
+                <w:i w:val="0"/>
+                <w:color w:val="000000"/>
+                <w:sz w:val="24"/>
+              </w:rPr>
+              <w:t>Что это значит</w:t>
             </w:r>
           </w:p>
         </w:tc>

--- a/Документация/Руководство пользователя/Руководство пользователя.docx
+++ b/Документация/Руководство пользователя/Руководство пользователя.docx
@@ -567,6 +567,7 @@
           <w:sz w:val="26"/>
         </w:rPr>
         <w:tab/>
+        <w:t>6</w:t>
       </w:r>
     </w:p>
     <w:p>
@@ -597,6 +598,7 @@
           <w:sz w:val="26"/>
         </w:rPr>
         <w:tab/>
+        <w:t>6</w:t>
       </w:r>
     </w:p>
     <w:p>
@@ -627,6 +629,7 @@
           <w:sz w:val="26"/>
         </w:rPr>
         <w:tab/>
+        <w:t>6</w:t>
       </w:r>
     </w:p>
     <w:p>
@@ -657,6 +660,7 @@
           <w:sz w:val="26"/>
         </w:rPr>
         <w:tab/>
+        <w:t>6</w:t>
       </w:r>
     </w:p>
     <w:p>
@@ -687,6 +691,7 @@
           <w:sz w:val="26"/>
         </w:rPr>
         <w:tab/>
+        <w:t>7</w:t>
       </w:r>
     </w:p>
     <w:p>
@@ -717,6 +722,7 @@
           <w:sz w:val="26"/>
         </w:rPr>
         <w:tab/>
+        <w:t>7</w:t>
       </w:r>
     </w:p>
     <w:p>
@@ -747,6 +753,7 @@
           <w:sz w:val="26"/>
         </w:rPr>
         <w:tab/>
+        <w:t>7</w:t>
       </w:r>
     </w:p>
     <w:p>
@@ -777,6 +784,7 @@
           <w:sz w:val="26"/>
         </w:rPr>
         <w:tab/>
+        <w:t>9</w:t>
       </w:r>
     </w:p>
     <w:p>
@@ -807,6 +815,7 @@
           <w:sz w:val="26"/>
         </w:rPr>
         <w:tab/>
+        <w:t>10</w:t>
       </w:r>
     </w:p>
     <w:p>
@@ -837,6 +846,7 @@
           <w:sz w:val="26"/>
         </w:rPr>
         <w:tab/>
+        <w:t>10</w:t>
       </w:r>
     </w:p>
     <w:p>
@@ -867,6 +877,7 @@
           <w:sz w:val="26"/>
         </w:rPr>
         <w:tab/>
+        <w:t>11</w:t>
       </w:r>
     </w:p>
     <w:p>
@@ -897,6 +908,7 @@
           <w:sz w:val="26"/>
         </w:rPr>
         <w:tab/>
+        <w:t>11</w:t>
       </w:r>
     </w:p>
     <w:p>
@@ -927,6 +939,7 @@
           <w:sz w:val="26"/>
         </w:rPr>
         <w:tab/>
+        <w:t>12</w:t>
       </w:r>
     </w:p>
     <w:p>
@@ -957,6 +970,7 @@
           <w:sz w:val="26"/>
         </w:rPr>
         <w:tab/>
+        <w:t>14</w:t>
       </w:r>
     </w:p>
     <w:p>
@@ -987,6 +1001,7 @@
           <w:sz w:val="26"/>
         </w:rPr>
         <w:tab/>
+        <w:t>14</w:t>
       </w:r>
     </w:p>
     <w:p>
@@ -1017,6 +1032,7 @@
           <w:sz w:val="26"/>
         </w:rPr>
         <w:tab/>
+        <w:t>15</w:t>
       </w:r>
     </w:p>
     <w:p>
@@ -1047,6 +1063,7 @@
           <w:sz w:val="26"/>
         </w:rPr>
         <w:tab/>
+        <w:t>16</w:t>
       </w:r>
     </w:p>
     <w:p>
@@ -1077,6 +1094,7 @@
           <w:sz w:val="26"/>
         </w:rPr>
         <w:tab/>
+        <w:t>16</w:t>
       </w:r>
     </w:p>
     <w:p>
@@ -1107,6 +1125,7 @@
           <w:sz w:val="26"/>
         </w:rPr>
         <w:tab/>
+        <w:t>17</w:t>
       </w:r>
     </w:p>
     <w:p>
@@ -1137,6 +1156,7 @@
           <w:sz w:val="26"/>
         </w:rPr>
         <w:tab/>
+        <w:t>17</w:t>
       </w:r>
     </w:p>
     <w:p>
@@ -1167,6 +1187,7 @@
           <w:sz w:val="26"/>
         </w:rPr>
         <w:tab/>
+        <w:t>18</w:t>
       </w:r>
     </w:p>
     <w:p>
@@ -1197,6 +1218,7 @@
           <w:sz w:val="26"/>
         </w:rPr>
         <w:tab/>
+        <w:t>18</w:t>
       </w:r>
     </w:p>
     <w:p>
@@ -1227,6 +1249,7 @@
           <w:sz w:val="26"/>
         </w:rPr>
         <w:tab/>
+        <w:t>18</w:t>
       </w:r>
     </w:p>
     <w:p>
@@ -1257,6 +1280,7 @@
           <w:sz w:val="26"/>
         </w:rPr>
         <w:tab/>
+        <w:t>19</w:t>
       </w:r>
     </w:p>
     <w:p>
@@ -1287,6 +1311,7 @@
           <w:sz w:val="26"/>
         </w:rPr>
         <w:tab/>
+        <w:t>20</w:t>
       </w:r>
     </w:p>
     <w:p>
@@ -1317,6 +1342,7 @@
           <w:sz w:val="26"/>
         </w:rPr>
         <w:tab/>
+        <w:t>20</w:t>
       </w:r>
     </w:p>
     <w:p>
@@ -1347,6 +1373,7 @@
           <w:sz w:val="26"/>
         </w:rPr>
         <w:tab/>
+        <w:t>21</w:t>
       </w:r>
     </w:p>
     <w:p>
@@ -1377,6 +1404,7 @@
           <w:sz w:val="26"/>
         </w:rPr>
         <w:tab/>
+        <w:t>21</w:t>
       </w:r>
     </w:p>
     <w:p>
@@ -1407,6 +1435,7 @@
           <w:sz w:val="26"/>
         </w:rPr>
         <w:tab/>
+        <w:t>22</w:t>
       </w:r>
     </w:p>
     <w:p>
@@ -1437,6 +1466,7 @@
           <w:sz w:val="26"/>
         </w:rPr>
         <w:tab/>
+        <w:t>24</w:t>
       </w:r>
     </w:p>
     <w:p>
@@ -1467,6 +1497,7 @@
           <w:sz w:val="26"/>
         </w:rPr>
         <w:tab/>
+        <w:t>25</w:t>
       </w:r>
     </w:p>
     <w:p>
@@ -1497,6 +1528,7 @@
           <w:sz w:val="26"/>
         </w:rPr>
         <w:tab/>
+        <w:t>25</w:t>
       </w:r>
     </w:p>
     <w:p>
@@ -1527,6 +1559,7 @@
           <w:sz w:val="26"/>
         </w:rPr>
         <w:tab/>
+        <w:t>26</w:t>
       </w:r>
     </w:p>
     <w:p>
@@ -1557,6 +1590,7 @@
           <w:sz w:val="26"/>
         </w:rPr>
         <w:tab/>
+        <w:t>28</w:t>
       </w:r>
     </w:p>
     <w:p>
@@ -1587,6 +1621,7 @@
           <w:sz w:val="26"/>
         </w:rPr>
         <w:tab/>
+        <w:t>28</w:t>
       </w:r>
     </w:p>
     <w:p>
@@ -1617,6 +1652,7 @@
           <w:sz w:val="26"/>
         </w:rPr>
         <w:tab/>
+        <w:t>29</w:t>
       </w:r>
     </w:p>
     <w:p>
@@ -1647,6 +1683,7 @@
           <w:sz w:val="26"/>
         </w:rPr>
         <w:tab/>
+        <w:t>31</w:t>
       </w:r>
     </w:p>
     <w:p>
@@ -1677,6 +1714,7 @@
           <w:sz w:val="26"/>
         </w:rPr>
         <w:tab/>
+        <w:t>32</w:t>
       </w:r>
     </w:p>
     <w:p>
@@ -1707,6 +1745,7 @@
           <w:sz w:val="26"/>
         </w:rPr>
         <w:tab/>
+        <w:t>33</w:t>
       </w:r>
     </w:p>
     <w:p>
@@ -1737,6 +1776,7 @@
           <w:sz w:val="26"/>
         </w:rPr>
         <w:tab/>
+        <w:t>33</w:t>
       </w:r>
     </w:p>
     <w:p>
@@ -1767,6 +1807,7 @@
           <w:sz w:val="26"/>
         </w:rPr>
         <w:tab/>
+        <w:t>35</w:t>
       </w:r>
     </w:p>
     <w:p>
@@ -1797,6 +1838,7 @@
           <w:sz w:val="26"/>
         </w:rPr>
         <w:tab/>
+        <w:t>36</w:t>
       </w:r>
     </w:p>
     <w:p>
@@ -1827,6 +1869,7 @@
           <w:sz w:val="26"/>
         </w:rPr>
         <w:tab/>
+        <w:t>37</w:t>
       </w:r>
     </w:p>
     <w:p>
@@ -1857,6 +1900,7 @@
           <w:sz w:val="26"/>
         </w:rPr>
         <w:tab/>
+        <w:t>38</w:t>
       </w:r>
     </w:p>
     <w:p>
@@ -1887,6 +1931,7 @@
           <w:sz w:val="26"/>
         </w:rPr>
         <w:tab/>
+        <w:t>39</w:t>
       </w:r>
     </w:p>
     <w:p>
@@ -1917,6 +1962,7 @@
           <w:sz w:val="26"/>
         </w:rPr>
         <w:tab/>
+        <w:t>41</w:t>
       </w:r>
     </w:p>
     <w:p>
@@ -1947,6 +1993,7 @@
           <w:sz w:val="26"/>
         </w:rPr>
         <w:tab/>
+        <w:t>43</w:t>
       </w:r>
     </w:p>
     <w:p>
@@ -1977,6 +2024,7 @@
           <w:sz w:val="26"/>
         </w:rPr>
         <w:tab/>
+        <w:t>43</w:t>
       </w:r>
     </w:p>
     <w:p>
@@ -2007,6 +2055,7 @@
           <w:sz w:val="26"/>
         </w:rPr>
         <w:tab/>
+        <w:t>45</w:t>
       </w:r>
     </w:p>
     <w:p>
@@ -2037,6 +2086,7 @@
           <w:sz w:val="26"/>
         </w:rPr>
         <w:tab/>
+        <w:t>45</w:t>
       </w:r>
     </w:p>
     <w:p>
@@ -2067,6 +2117,7 @@
           <w:sz w:val="26"/>
         </w:rPr>
         <w:tab/>
+        <w:t>46</w:t>
       </w:r>
     </w:p>
     <w:p>
@@ -2097,6 +2148,7 @@
           <w:sz w:val="26"/>
         </w:rPr>
         <w:tab/>
+        <w:t>48</w:t>
       </w:r>
     </w:p>
     <w:p>
@@ -2127,6 +2179,7 @@
           <w:sz w:val="26"/>
         </w:rPr>
         <w:tab/>
+        <w:t>48</w:t>
       </w:r>
     </w:p>
     <w:p>
@@ -2157,6 +2210,7 @@
           <w:sz w:val="26"/>
         </w:rPr>
         <w:tab/>
+        <w:t>49</w:t>
       </w:r>
     </w:p>
     <w:p>
@@ -2187,6 +2241,7 @@
           <w:sz w:val="26"/>
         </w:rPr>
         <w:tab/>
+        <w:t>51</w:t>
       </w:r>
     </w:p>
     <w:p>
@@ -2217,6 +2272,7 @@
           <w:sz w:val="26"/>
         </w:rPr>
         <w:tab/>
+        <w:t>52</w:t>
       </w:r>
     </w:p>
     <w:p>
@@ -2247,6 +2303,7 @@
           <w:sz w:val="26"/>
         </w:rPr>
         <w:tab/>
+        <w:t>52</w:t>
       </w:r>
     </w:p>
     <w:p>
@@ -2277,6 +2334,7 @@
           <w:sz w:val="26"/>
         </w:rPr>
         <w:tab/>
+        <w:t>52</w:t>
       </w:r>
     </w:p>
     <w:p>
@@ -2307,6 +2365,7 @@
           <w:sz w:val="26"/>
         </w:rPr>
         <w:tab/>
+        <w:t>53</w:t>
       </w:r>
     </w:p>
     <w:p>
@@ -2337,6 +2396,7 @@
           <w:sz w:val="26"/>
         </w:rPr>
         <w:tab/>
+        <w:t>54</w:t>
       </w:r>
     </w:p>
     <w:p>
@@ -2367,6 +2427,7 @@
           <w:sz w:val="26"/>
         </w:rPr>
         <w:tab/>
+        <w:t>54</w:t>
       </w:r>
     </w:p>
     <w:p>
@@ -2397,6 +2458,7 @@
           <w:sz w:val="26"/>
         </w:rPr>
         <w:tab/>
+        <w:t>55</w:t>
       </w:r>
     </w:p>
     <w:p>
@@ -2427,6 +2489,7 @@
           <w:sz w:val="26"/>
         </w:rPr>
         <w:tab/>
+        <w:t>57</w:t>
       </w:r>
     </w:p>
     <w:p>
@@ -2457,6 +2520,7 @@
           <w:sz w:val="26"/>
         </w:rPr>
         <w:tab/>
+        <w:t>58</w:t>
       </w:r>
     </w:p>
     <w:p>
@@ -2487,6 +2551,7 @@
           <w:sz w:val="26"/>
         </w:rPr>
         <w:tab/>
+        <w:t>58</w:t>
       </w:r>
     </w:p>
     <w:p>
@@ -2517,6 +2582,7 @@
           <w:sz w:val="26"/>
         </w:rPr>
         <w:tab/>
+        <w:t>59</w:t>
       </w:r>
     </w:p>
     <w:p>
@@ -2547,6 +2613,7 @@
           <w:sz w:val="26"/>
         </w:rPr>
         <w:tab/>
+        <w:t>59</w:t>
       </w:r>
     </w:p>
     <w:p>
@@ -6996,7 +7063,7 @@
       <w:r>
         <w:drawing>
           <wp:inline xmlns:a="http://schemas.openxmlformats.org/drawingml/2006/main" xmlns:pic="http://schemas.openxmlformats.org/drawingml/2006/picture">
-            <wp:extent cx="4998720" cy="3395472"/>
+            <wp:extent cx="4998720" cy="3011424"/>
             <wp:docPr id="13" name="Picture 13"/>
             <wp:cNvGraphicFramePr>
               <a:graphicFrameLocks noChangeAspect="1"/>
@@ -7017,7 +7084,7 @@
                   <pic:spPr>
                     <a:xfrm>
                       <a:off x="0" y="0"/>
-                      <a:ext cx="4998720" cy="3395472"/>
+                      <a:ext cx="4998720" cy="3011424"/>
                     </a:xfrm>
                     <a:prstGeom prst="rect"/>
                   </pic:spPr>
@@ -8055,7 +8122,7 @@
       <w:r>
         <w:drawing>
           <wp:inline xmlns:a="http://schemas.openxmlformats.org/drawingml/2006/main" xmlns:pic="http://schemas.openxmlformats.org/drawingml/2006/picture">
-            <wp:extent cx="4998720" cy="2956560"/>
+            <wp:extent cx="4998720" cy="2572512"/>
             <wp:docPr id="14" name="Picture 14"/>
             <wp:cNvGraphicFramePr>
               <a:graphicFrameLocks noChangeAspect="1"/>
@@ -8076,7 +8143,7 @@
                   <pic:spPr>
                     <a:xfrm>
                       <a:off x="0" y="0"/>
-                      <a:ext cx="4998720" cy="2956560"/>
+                      <a:ext cx="4998720" cy="2572512"/>
                     </a:xfrm>
                     <a:prstGeom prst="rect"/>
                   </pic:spPr>
@@ -10780,7 +10847,7 @@
                 <w:color w:val="000000"/>
                 <w:sz w:val="26"/>
               </w:rPr>
-              <w:t>Заполнять заявку можно не за один раз. Введённое сохраняется черновиком в самом браузере: закройте страницу и вернитесь позже - набранные вложения и строки останутся на месте. Черновик живёт на том компьютере и в том браузере, где вы работали: с другого рабочего места он не откроется. Приложенные к заявке файлы хранятся на сервере сутки.</w:t>
+              <w:t>Заполнять заявку можно не за один раз. Введённое сохраняется черновиком в самом браузере: закройте страницу и вернитесь позже - набранные вложения и строки останутся на месте. Черновик живёт на том компьютере и в том браузере, где вы работали: с другого рабочего места он не откроется. Он принадлежит вашей учётной записи: если за тем же компьютером в систему войдёт другой работник, черновик не откроется ему и будет стёрт - на общем рабочем месте недописанную заявку лучше отправить до конца смены. Приложенные к заявке файлы хранятся на сервере сутки.</w:t>
             </w:r>
           </w:p>
         </w:tc>
@@ -20644,107 +20711,6 @@
                 <w:sz w:val="24"/>
               </w:rPr>
               <w:t>Возможность не включена на вашем предприятии. Кнопки нет, обращайтесь в бюро пропусков</w:t>
-            </w:r>
-          </w:p>
-        </w:tc>
-      </w:tr>
-    </w:tbl>
-    <w:p>
-      <w:pPr>
-        <w:spacing w:after="0" w:line="240" w:lineRule="auto"/>
-        <w:ind w:firstLine="0"/>
-      </w:pPr>
-      <w:r>
-        <w:rPr>
-          <w:rFonts w:ascii="Times New Roman" w:hAnsi="Times New Roman" w:cs="Times New Roman" w:eastAsia="Times New Roman"/>
-          <w:b w:val="0"/>
-          <w:i w:val="0"/>
-          <w:color w:val="000000"/>
-          <w:sz w:val="12"/>
-        </w:rPr>
-      </w:r>
-    </w:p>
-    <w:p>
-      <w:pPr>
-        <w:keepNext/>
-        <w:spacing w:line="240" w:lineRule="auto" w:before="160" w:after="80"/>
-        <w:ind w:firstLine="0"/>
-        <w:jc w:val="left"/>
-      </w:pPr>
-      <w:r>
-        <w:rPr>
-          <w:rFonts w:ascii="Times New Roman" w:hAnsi="Times New Roman" w:cs="Times New Roman" w:eastAsia="Times New Roman"/>
-          <w:b w:val="0"/>
-          <w:i/>
-          <w:color w:val="000000"/>
-          <w:sz w:val="24"/>
-        </w:rPr>
-        <w:t>Продолжение таблицы 9.1</w:t>
-      </w:r>
-    </w:p>
-    <w:tbl>
-      <w:tblPr>
-        <w:tblStyle w:val="TableGrid"/>
-        <w:tblW w:type="auto" w:w="0"/>
-        <w:jc w:val="center"/>
-        <w:tblLayout w:type="fixed"/>
-        <w:tblLook w:firstColumn="1" w:firstRow="1" w:lastColumn="0" w:lastRow="0" w:noHBand="0" w:noVBand="1" w:val="04A0"/>
-        <w:tblLayout w:type="fixed"/>
-      </w:tblPr>
-      <w:tblGrid>
-        <w:gridCol w:w="3573"/>
-        <w:gridCol w:w="5783"/>
-      </w:tblGrid>
-      <w:tr>
-        <w:trPr>
-          <w:tblHeader w:val="true"/>
-          <w:cantSplit w:val="true"/>
-        </w:trPr>
-        <w:tc>
-          <w:tcPr>
-            <w:tcW w:type="dxa" w:w="3572"/>
-            <w:shd w:val="clear" w:fill="E8E8E8"/>
-          </w:tcPr>
-          <w:p>
-            <w:pPr>
-              <w:keepNext/>
-              <w:spacing w:line="240" w:lineRule="auto" w:after="0"/>
-              <w:ind w:firstLine="0"/>
-              <w:jc w:val="left"/>
-            </w:pPr>
-            <w:r>
-              <w:rPr>
-                <w:rFonts w:ascii="Times New Roman" w:hAnsi="Times New Roman" w:cs="Times New Roman" w:eastAsia="Times New Roman"/>
-                <w:b/>
-                <w:i w:val="0"/>
-                <w:color w:val="000000"/>
-                <w:sz w:val="24"/>
-              </w:rPr>
-              <w:t>Что написано</w:t>
-            </w:r>
-          </w:p>
-        </w:tc>
-        <w:tc>
-          <w:tcPr>
-            <w:tcW w:type="dxa" w:w="5782"/>
-            <w:shd w:val="clear" w:fill="E8E8E8"/>
-          </w:tcPr>
-          <w:p>
-            <w:pPr>
-              <w:keepNext/>
-              <w:spacing w:line="240" w:lineRule="auto" w:after="0"/>
-              <w:ind w:firstLine="0"/>
-              <w:jc w:val="left"/>
-            </w:pPr>
-            <w:r>
-              <w:rPr>
-                <w:rFonts w:ascii="Times New Roman" w:hAnsi="Times New Roman" w:cs="Times New Roman" w:eastAsia="Times New Roman"/>
-                <w:b/>
-                <w:i w:val="0"/>
-                <w:color w:val="000000"/>
-                <w:sz w:val="24"/>
-              </w:rPr>
-              <w:t>Что это значит</w:t>
             </w:r>
           </w:p>
         </w:tc>

--- a/Документация/Руководство пользователя/Руководство пользователя.docx
+++ b/Документация/Руководство пользователя/Руководство пользователя.docx
@@ -157,7 +157,7 @@
           <w:color w:val="000000"/>
           <w:sz w:val="26"/>
         </w:rPr>
-        <w:t>Версия документа: 1.0</w:t>
+        <w:t>Версия документа: 1.1</w:t>
       </w:r>
     </w:p>
     <w:p>
@@ -173,7 +173,7 @@
           <w:color w:val="000000"/>
           <w:sz w:val="26"/>
         </w:rPr>
-        <w:t>Дата: 11.08.2026</w:t>
+        <w:t>Дата: 12.08.2026</w:t>
       </w:r>
     </w:p>
     <w:p>
@@ -2447,7 +2447,7 @@
           <w:color w:val="000000"/>
           <w:sz w:val="26"/>
         </w:rPr>
-        <w:t>9.6. Дополнение поданной заявки</w:t>
+        <w:t>9.6. Кто видит вашу заявку</w:t>
       </w:r>
       <w:r>
         <w:rPr>
@@ -2478,7 +2478,7 @@
           <w:color w:val="000000"/>
           <w:sz w:val="26"/>
         </w:rPr>
-        <w:t>9.7. Отзыв заявки</w:t>
+        <w:t>9.7. Дополнение поданной заявки</w:t>
       </w:r>
       <w:r>
         <w:rPr>
@@ -2489,7 +2489,7 @@
           <w:sz w:val="26"/>
         </w:rPr>
         <w:tab/>
-        <w:t>57</w:t>
+        <w:t>56</w:t>
       </w:r>
     </w:p>
     <w:p>
@@ -2509,7 +2509,7 @@
           <w:color w:val="000000"/>
           <w:sz w:val="26"/>
         </w:rPr>
-        <w:t>9.8. Дублирование заявки</w:t>
+        <w:t>9.8. Отзыв заявки</w:t>
       </w:r>
       <w:r>
         <w:rPr>
@@ -2540,7 +2540,7 @@
           <w:color w:val="000000"/>
           <w:sz w:val="26"/>
         </w:rPr>
-        <w:t>9.9. Скачивание бланков</w:t>
+        <w:t>9.9. Дублирование заявки</w:t>
       </w:r>
       <w:r>
         <w:rPr>
@@ -2551,7 +2551,7 @@
           <w:sz w:val="26"/>
         </w:rPr>
         <w:tab/>
-        <w:t>58</w:t>
+        <w:t>59</w:t>
       </w:r>
     </w:p>
     <w:p>
@@ -2571,7 +2571,7 @@
           <w:color w:val="000000"/>
           <w:sz w:val="26"/>
         </w:rPr>
-        <w:t>9.10. Уведомления</w:t>
+        <w:t>9.10. Скачивание бланков</w:t>
       </w:r>
       <w:r>
         <w:rPr>
@@ -2602,7 +2602,7 @@
           <w:color w:val="000000"/>
           <w:sz w:val="26"/>
         </w:rPr>
-        <w:t>9.11. Настройка уведомлений</w:t>
+        <w:t>9.11. Уведомления</w:t>
       </w:r>
       <w:r>
         <w:rPr>
@@ -2613,7 +2613,38 @@
           <w:sz w:val="26"/>
         </w:rPr>
         <w:tab/>
-        <w:t>59</w:t>
+        <w:t>60</w:t>
+      </w:r>
+    </w:p>
+    <w:p>
+      <w:pPr>
+        <w:tabs>
+          <w:tab w:pos="9354" w:val="right" w:leader="dot"/>
+        </w:tabs>
+        <w:spacing w:after="0" w:line="360" w:lineRule="auto"/>
+        <w:ind w:firstLine="0" w:left="454"/>
+        <w:jc w:val="left"/>
+      </w:pPr>
+      <w:r>
+        <w:rPr>
+          <w:rFonts w:ascii="Times New Roman" w:hAnsi="Times New Roman" w:cs="Times New Roman" w:eastAsia="Times New Roman"/>
+          <w:b w:val="0"/>
+          <w:i w:val="0"/>
+          <w:color w:val="000000"/>
+          <w:sz w:val="26"/>
+        </w:rPr>
+        <w:t>9.12. Настройка уведомлений</w:t>
+      </w:r>
+      <w:r>
+        <w:rPr>
+          <w:rFonts w:ascii="Times New Roman" w:hAnsi="Times New Roman" w:cs="Times New Roman" w:eastAsia="Times New Roman"/>
+          <w:b w:val="0"/>
+          <w:i w:val="0"/>
+          <w:color w:val="000000"/>
+          <w:sz w:val="26"/>
+        </w:rPr>
+        <w:tab/>
+        <w:t>60</w:t>
       </w:r>
     </w:p>
     <w:p>
@@ -17333,7 +17364,7 @@
                 <w:color w:val="000000"/>
                 <w:sz w:val="26"/>
               </w:rPr>
-              <w:t>Пока заявку не приняли в работу, её можно дополнить или отозвать из личного кабинета, см. подразделы 9.6 и 9.7.</w:t>
+              <w:t>Пока заявку не приняли в работу, её можно дополнить или отозвать из личного кабинета, см. подразделы 9.7 и 9.8.</w:t>
             </w:r>
           </w:p>
         </w:tc>
@@ -18520,7 +18551,7 @@
           <w:color w:val="000000"/>
           <w:sz w:val="28"/>
         </w:rPr>
-        <w:t xml:space="preserve"> (3). Ниже - вложения заявки слева, сообщение к заявке и вопросы в середине, справа - </w:t>
+        <w:t xml:space="preserve"> (3). Рядом с ними - </w:t>
       </w:r>
       <w:r>
         <w:rPr>
@@ -18530,6 +18561,26 @@
           <w:color w:val="000000"/>
           <w:sz w:val="28"/>
         </w:rPr>
+        <w:t>«Получатели»</w:t>
+      </w:r>
+      <w:r>
+        <w:rPr>
+          <w:rFonts w:ascii="Times New Roman" w:hAnsi="Times New Roman" w:cs="Times New Roman" w:eastAsia="Times New Roman"/>
+          <w:b w:val="0"/>
+          <w:i w:val="0"/>
+          <w:color w:val="000000"/>
+          <w:sz w:val="28"/>
+        </w:rPr>
+        <w:t xml:space="preserve">: она показывает всех, кто эту заявку видит, см. подраздел 9.6. Ниже - вложения заявки слева, сообщение к заявке и вопросы в середине, справа - </w:t>
+      </w:r>
+      <w:r>
+        <w:rPr>
+          <w:rFonts w:ascii="Times New Roman" w:hAnsi="Times New Roman" w:cs="Times New Roman" w:eastAsia="Times New Roman"/>
+          <w:b/>
+          <w:i w:val="0"/>
+          <w:color w:val="000000"/>
+          <w:sz w:val="28"/>
+        </w:rPr>
         <w:t>«Основная информация»</w:t>
       </w:r>
       <w:r>
@@ -18612,7 +18663,7 @@
           <w:color w:val="000000"/>
           <w:sz w:val="28"/>
         </w:rPr>
-        <w:t xml:space="preserve"> появляется, если вы дополняли заявку, см. подраздел 9.6.</w:t>
+        <w:t xml:space="preserve"> появляется, если вы дополняли заявку, см. подраздел 9.7.</w:t>
       </w:r>
     </w:p>
     <w:tbl>
@@ -18717,7 +18768,303 @@
           <w:color w:val="000000"/>
           <w:sz w:val="28"/>
         </w:rPr>
-        <w:t>9.6. Дополнение поданной заявки</w:t>
+        <w:t>9.6. Кто видит вашу заявку</w:t>
+      </w:r>
+    </w:p>
+    <w:p>
+      <w:r>
+        <w:rPr>
+          <w:rFonts w:ascii="Times New Roman" w:hAnsi="Times New Roman" w:cs="Times New Roman" w:eastAsia="Times New Roman"/>
+          <w:b w:val="0"/>
+          <w:i w:val="0"/>
+          <w:color w:val="000000"/>
+          <w:sz w:val="28"/>
+        </w:rPr>
+        <w:t xml:space="preserve">Кнопка </w:t>
+      </w:r>
+      <w:r>
+        <w:rPr>
+          <w:rFonts w:ascii="Times New Roman" w:hAnsi="Times New Roman" w:cs="Times New Roman" w:eastAsia="Times New Roman"/>
+          <w:b/>
+          <w:i w:val="0"/>
+          <w:color w:val="000000"/>
+          <w:sz w:val="28"/>
+        </w:rPr>
+        <w:t>«Получатели»</w:t>
+      </w:r>
+      <w:r>
+        <w:rPr>
+          <w:rFonts w:ascii="Times New Roman" w:hAnsi="Times New Roman" w:cs="Times New Roman" w:eastAsia="Times New Roman"/>
+          <w:b w:val="0"/>
+          <w:i w:val="0"/>
+          <w:color w:val="000000"/>
+          <w:sz w:val="28"/>
+        </w:rPr>
+        <w:t xml:space="preserve"> в шапке карточки открывает список участников заявки.</w:t>
+      </w:r>
+    </w:p>
+    <w:p>
+      <w:r>
+        <w:rPr>
+          <w:rFonts w:ascii="Times New Roman" w:hAnsi="Times New Roman" w:cs="Times New Roman" w:eastAsia="Times New Roman"/>
+          <w:b w:val="0"/>
+          <w:i w:val="0"/>
+          <w:color w:val="000000"/>
+          <w:sz w:val="28"/>
+        </w:rPr>
+        <w:t>Каждая строка - один человек: фамилия, подпись роли (</w:t>
+      </w:r>
+      <w:r>
+        <w:rPr>
+          <w:rFonts w:ascii="Times New Roman" w:hAnsi="Times New Roman" w:cs="Times New Roman" w:eastAsia="Times New Roman"/>
+          <w:b/>
+          <w:i w:val="0"/>
+          <w:color w:val="000000"/>
+          <w:sz w:val="28"/>
+        </w:rPr>
+        <w:t>«Отправитель»</w:t>
+      </w:r>
+      <w:r>
+        <w:rPr>
+          <w:rFonts w:ascii="Times New Roman" w:hAnsi="Times New Roman" w:cs="Times New Roman" w:eastAsia="Times New Roman"/>
+          <w:b w:val="0"/>
+          <w:i w:val="0"/>
+          <w:color w:val="000000"/>
+          <w:sz w:val="28"/>
+        </w:rPr>
+        <w:t xml:space="preserve">, </w:t>
+      </w:r>
+      <w:r>
+        <w:rPr>
+          <w:rFonts w:ascii="Times New Roman" w:hAnsi="Times New Roman" w:cs="Times New Roman" w:eastAsia="Times New Roman"/>
+          <w:b/>
+          <w:i w:val="0"/>
+          <w:color w:val="000000"/>
+          <w:sz w:val="28"/>
+        </w:rPr>
+        <w:t>«Принимающий»</w:t>
+      </w:r>
+      <w:r>
+        <w:rPr>
+          <w:rFonts w:ascii="Times New Roman" w:hAnsi="Times New Roman" w:cs="Times New Roman" w:eastAsia="Times New Roman"/>
+          <w:b w:val="0"/>
+          <w:i w:val="0"/>
+          <w:color w:val="000000"/>
+          <w:sz w:val="28"/>
+        </w:rPr>
+        <w:t xml:space="preserve">, </w:t>
+      </w:r>
+      <w:r>
+        <w:rPr>
+          <w:rFonts w:ascii="Times New Roman" w:hAnsi="Times New Roman" w:cs="Times New Roman" w:eastAsia="Times New Roman"/>
+          <w:b/>
+          <w:i w:val="0"/>
+          <w:color w:val="000000"/>
+          <w:sz w:val="28"/>
+        </w:rPr>
+        <w:t>«Согласующий»</w:t>
+      </w:r>
+      <w:r>
+        <w:rPr>
+          <w:rFonts w:ascii="Times New Roman" w:hAnsi="Times New Roman" w:cs="Times New Roman" w:eastAsia="Times New Roman"/>
+          <w:b w:val="0"/>
+          <w:i w:val="0"/>
+          <w:color w:val="000000"/>
+          <w:sz w:val="28"/>
+        </w:rPr>
+        <w:t xml:space="preserve"> или </w:t>
+      </w:r>
+      <w:r>
+        <w:rPr>
+          <w:rFonts w:ascii="Times New Roman" w:hAnsi="Times New Roman" w:cs="Times New Roman" w:eastAsia="Times New Roman"/>
+          <w:b/>
+          <w:i w:val="0"/>
+          <w:color w:val="000000"/>
+          <w:sz w:val="28"/>
+        </w:rPr>
+        <w:t>«Читатель»</w:t>
+      </w:r>
+      <w:r>
+        <w:rPr>
+          <w:rFonts w:ascii="Times New Roman" w:hAnsi="Times New Roman" w:cs="Times New Roman" w:eastAsia="Times New Roman"/>
+          <w:b w:val="0"/>
+          <w:i w:val="0"/>
+          <w:color w:val="000000"/>
+          <w:sz w:val="28"/>
+        </w:rPr>
+        <w:t xml:space="preserve">), должность, организация и компания. У согласующего рядом стоит его решение - </w:t>
+      </w:r>
+      <w:r>
+        <w:rPr>
+          <w:rFonts w:ascii="Times New Roman" w:hAnsi="Times New Roman" w:cs="Times New Roman" w:eastAsia="Times New Roman"/>
+          <w:b/>
+          <w:i w:val="0"/>
+          <w:color w:val="000000"/>
+          <w:sz w:val="28"/>
+        </w:rPr>
+        <w:t>«Согласовано»</w:t>
+      </w:r>
+      <w:r>
+        <w:rPr>
+          <w:rFonts w:ascii="Times New Roman" w:hAnsi="Times New Roman" w:cs="Times New Roman" w:eastAsia="Times New Roman"/>
+          <w:b w:val="0"/>
+          <w:i w:val="0"/>
+          <w:color w:val="000000"/>
+          <w:sz w:val="28"/>
+        </w:rPr>
+        <w:t xml:space="preserve">, </w:t>
+      </w:r>
+      <w:r>
+        <w:rPr>
+          <w:rFonts w:ascii="Times New Roman" w:hAnsi="Times New Roman" w:cs="Times New Roman" w:eastAsia="Times New Roman"/>
+          <w:b/>
+          <w:i w:val="0"/>
+          <w:color w:val="000000"/>
+          <w:sz w:val="28"/>
+        </w:rPr>
+        <w:t>«Отказано»</w:t>
+      </w:r>
+      <w:r>
+        <w:rPr>
+          <w:rFonts w:ascii="Times New Roman" w:hAnsi="Times New Roman" w:cs="Times New Roman" w:eastAsia="Times New Roman"/>
+          <w:b w:val="0"/>
+          <w:i w:val="0"/>
+          <w:color w:val="000000"/>
+          <w:sz w:val="28"/>
+        </w:rPr>
+        <w:t xml:space="preserve"> или </w:t>
+      </w:r>
+      <w:r>
+        <w:rPr>
+          <w:rFonts w:ascii="Times New Roman" w:hAnsi="Times New Roman" w:cs="Times New Roman" w:eastAsia="Times New Roman"/>
+          <w:b/>
+          <w:i w:val="0"/>
+          <w:color w:val="000000"/>
+          <w:sz w:val="28"/>
+        </w:rPr>
+        <w:t>«Ожидание»</w:t>
+      </w:r>
+      <w:r>
+        <w:rPr>
+          <w:rFonts w:ascii="Times New Roman" w:hAnsi="Times New Roman" w:cs="Times New Roman" w:eastAsia="Times New Roman"/>
+          <w:b w:val="0"/>
+          <w:i w:val="0"/>
+          <w:color w:val="000000"/>
+          <w:sz w:val="28"/>
+        </w:rPr>
+        <w:t xml:space="preserve">, - а у того, без чьего голоса заявку не примут, ещё и подпись </w:t>
+      </w:r>
+      <w:r>
+        <w:rPr>
+          <w:rFonts w:ascii="Times New Roman" w:hAnsi="Times New Roman" w:cs="Times New Roman" w:eastAsia="Times New Roman"/>
+          <w:b/>
+          <w:i w:val="0"/>
+          <w:color w:val="000000"/>
+          <w:sz w:val="28"/>
+        </w:rPr>
+        <w:t>«Обязательно»</w:t>
+      </w:r>
+      <w:r>
+        <w:rPr>
+          <w:rFonts w:ascii="Times New Roman" w:hAnsi="Times New Roman" w:cs="Times New Roman" w:eastAsia="Times New Roman"/>
+          <w:b w:val="0"/>
+          <w:i w:val="0"/>
+          <w:color w:val="000000"/>
+          <w:sz w:val="28"/>
+        </w:rPr>
+        <w:t>.</w:t>
+      </w:r>
+    </w:p>
+    <w:p>
+      <w:r>
+        <w:rPr>
+          <w:rFonts w:ascii="Times New Roman" w:hAnsi="Times New Roman" w:cs="Times New Roman" w:eastAsia="Times New Roman"/>
+          <w:b w:val="0"/>
+          <w:i w:val="0"/>
+          <w:color w:val="000000"/>
+          <w:sz w:val="28"/>
+        </w:rPr>
+        <w:t>Нажатие на строку открывает карточку человека с его рабочими контактами: почтой и телефоном. Нажатие на почту открывает почтовый клиент, на телефон - набор номера; незаполненный контакт показан прочерком. Так можно связаться с согласующим напрямую, не выясняя его адрес через бюро пропусков.</w:t>
+      </w:r>
+    </w:p>
+    <w:p>
+      <w:r>
+        <w:rPr>
+          <w:rFonts w:ascii="Times New Roman" w:hAnsi="Times New Roman" w:cs="Times New Roman" w:eastAsia="Times New Roman"/>
+          <w:b w:val="0"/>
+          <w:i w:val="0"/>
+          <w:color w:val="000000"/>
+          <w:sz w:val="28"/>
+        </w:rPr>
+        <w:t>Работник, который ещё не дал согласия на обработку персональных данных, показан в списке скрытым - без фамилии и без контактов.</w:t>
+      </w:r>
+    </w:p>
+    <w:p>
+      <w:r>
+        <w:rPr>
+          <w:rFonts w:ascii="Times New Roman" w:hAnsi="Times New Roman" w:cs="Times New Roman" w:eastAsia="Times New Roman"/>
+          <w:b w:val="0"/>
+          <w:i w:val="0"/>
+          <w:color w:val="000000"/>
+          <w:sz w:val="28"/>
+        </w:rPr>
+        <w:t xml:space="preserve">Окна закрываются клавишей </w:t>
+      </w:r>
+      <w:r>
+        <w:rPr>
+          <w:rFonts w:ascii="Times New Roman" w:hAnsi="Times New Roman" w:cs="Times New Roman" w:eastAsia="Times New Roman"/>
+          <w:b/>
+          <w:i w:val="0"/>
+          <w:color w:val="000000"/>
+          <w:sz w:val="28"/>
+        </w:rPr>
+        <w:t>Esc</w:t>
+      </w:r>
+      <w:r>
+        <w:rPr>
+          <w:rFonts w:ascii="Times New Roman" w:hAnsi="Times New Roman" w:cs="Times New Roman" w:eastAsia="Times New Roman"/>
+          <w:b w:val="0"/>
+          <w:i w:val="0"/>
+          <w:color w:val="000000"/>
+          <w:sz w:val="28"/>
+        </w:rPr>
+        <w:t xml:space="preserve">, крестиком или нажатием на затемнение вокруг. Одно нажатие </w:t>
+      </w:r>
+      <w:r>
+        <w:rPr>
+          <w:rFonts w:ascii="Times New Roman" w:hAnsi="Times New Roman" w:cs="Times New Roman" w:eastAsia="Times New Roman"/>
+          <w:b/>
+          <w:i w:val="0"/>
+          <w:color w:val="000000"/>
+          <w:sz w:val="28"/>
+        </w:rPr>
+        <w:t>Esc</w:t>
+      </w:r>
+      <w:r>
+        <w:rPr>
+          <w:rFonts w:ascii="Times New Roman" w:hAnsi="Times New Roman" w:cs="Times New Roman" w:eastAsia="Times New Roman"/>
+          <w:b w:val="0"/>
+          <w:i w:val="0"/>
+          <w:color w:val="000000"/>
+          <w:sz w:val="28"/>
+        </w:rPr>
+        <w:t xml:space="preserve"> закрывает последнее открытое окно, а не всё сразу: сначала карточку человека, потом список, потом саму заявку.</w:t>
+      </w:r>
+    </w:p>
+    <w:p>
+      <w:pPr>
+        <w:pStyle w:val="Heading2"/>
+        <w:ind w:firstLine="0"/>
+      </w:pPr>
+      <w:r>
+        <w:rPr>
+          <w:rFonts w:ascii="Times New Roman" w:hAnsi="Times New Roman" w:cs="Times New Roman" w:eastAsia="Times New Roman"/>
+          <w:b/>
+          <w:i w:val="0"/>
+          <w:color w:val="000000"/>
+          <w:sz w:val="28"/>
+        </w:rPr>
+        <w:t>9.7. Дополнение поданной заявки</w:t>
       </w:r>
     </w:p>
     <w:p>
@@ -19085,7 +19432,7 @@
           <w:color w:val="000000"/>
           <w:sz w:val="28"/>
         </w:rPr>
-        <w:t>9.7. Отзыв заявки</w:t>
+        <w:t>9.8. Отзыв заявки</w:t>
       </w:r>
     </w:p>
     <w:p>
@@ -19326,7 +19673,7 @@
           <w:color w:val="000000"/>
           <w:sz w:val="28"/>
         </w:rPr>
-        <w:t>9.8. Дублирование заявки</w:t>
+        <w:t>9.9. Дублирование заявки</w:t>
       </w:r>
     </w:p>
     <w:p>
@@ -19530,7 +19877,7 @@
           <w:color w:val="000000"/>
           <w:sz w:val="28"/>
         </w:rPr>
-        <w:t>9.9. Скачивание бланков</w:t>
+        <w:t>9.10. Скачивание бланков</w:t>
       </w:r>
     </w:p>
     <w:p>
@@ -19822,7 +20169,7 @@
           <w:color w:val="000000"/>
           <w:sz w:val="28"/>
         </w:rPr>
-        <w:t>9.10. Уведомления</w:t>
+        <w:t>9.11. Уведомления</w:t>
       </w:r>
     </w:p>
     <w:p>
@@ -20013,7 +20360,7 @@
           <w:color w:val="000000"/>
           <w:sz w:val="28"/>
         </w:rPr>
-        <w:t>9.11. Настройка уведомлений</w:t>
+        <w:t>9.12. Настройка уведомлений</w:t>
       </w:r>
     </w:p>
     <w:p>
@@ -21070,8 +21417,8 @@
       <w:tblGrid>
         <w:gridCol w:w="1134"/>
         <w:gridCol w:w="1701"/>
-        <w:gridCol w:w="2584"/>
-        <w:gridCol w:w="3937"/>
+        <w:gridCol w:w="4906"/>
+        <w:gridCol w:w="1614"/>
       </w:tblGrid>
       <w:tr>
         <w:trPr>
@@ -21128,7 +21475,7 @@
         </w:tc>
         <w:tc>
           <w:tcPr>
-            <w:tcW w:type="dxa" w:w="2583"/>
+            <w:tcW w:type="dxa" w:w="4906"/>
             <w:shd w:val="clear" w:fill="E8E8E8"/>
           </w:tcPr>
           <w:p>
@@ -21152,7 +21499,7 @@
         </w:tc>
         <w:tc>
           <w:tcPr>
-            <w:tcW w:type="dxa" w:w="3936"/>
+            <w:tcW w:type="dxa" w:w="1614"/>
             <w:shd w:val="clear" w:fill="E8E8E8"/>
           </w:tcPr>
           <w:p>
@@ -21227,7 +21574,7 @@
         </w:tc>
         <w:tc>
           <w:tcPr>
-            <w:tcW w:type="dxa" w:w="2583"/>
+            <w:tcW w:type="dxa" w:w="4906"/>
           </w:tcPr>
           <w:p>
             <w:pPr>
@@ -21250,7 +21597,94 @@
         </w:tc>
         <w:tc>
           <w:tcPr>
-            <w:tcW w:type="dxa" w:w="3936"/>
+            <w:tcW w:type="dxa" w:w="1614"/>
+          </w:tcPr>
+          <w:p>
+            <w:pPr>
+              <w:keepNext/>
+              <w:spacing w:line="240" w:lineRule="auto" w:after="0"/>
+              <w:ind w:firstLine="0"/>
+              <w:jc w:val="left"/>
+            </w:pPr>
+          </w:p>
+        </w:tc>
+      </w:tr>
+      <w:tr>
+        <w:trPr>
+          <w:cantSplit w:val="true"/>
+        </w:trPr>
+        <w:tc>
+          <w:tcPr>
+            <w:tcW w:type="dxa" w:w="1134"/>
+          </w:tcPr>
+          <w:p>
+            <w:pPr>
+              <w:keepNext/>
+              <w:spacing w:line="240" w:lineRule="auto" w:after="0"/>
+              <w:ind w:firstLine="0"/>
+              <w:jc w:val="left"/>
+            </w:pPr>
+            <w:r>
+              <w:rPr>
+                <w:rFonts w:ascii="Times New Roman" w:hAnsi="Times New Roman" w:cs="Times New Roman" w:eastAsia="Times New Roman"/>
+                <w:b w:val="0"/>
+                <w:i w:val="0"/>
+                <w:color w:val="000000"/>
+                <w:sz w:val="24"/>
+              </w:rPr>
+              <w:t>1.1</w:t>
+            </w:r>
+          </w:p>
+        </w:tc>
+        <w:tc>
+          <w:tcPr>
+            <w:tcW w:type="dxa" w:w="1701"/>
+          </w:tcPr>
+          <w:p>
+            <w:pPr>
+              <w:keepNext/>
+              <w:spacing w:line="240" w:lineRule="auto" w:after="0"/>
+              <w:ind w:firstLine="0"/>
+              <w:jc w:val="left"/>
+            </w:pPr>
+            <w:r>
+              <w:rPr>
+                <w:rFonts w:ascii="Times New Roman" w:hAnsi="Times New Roman" w:cs="Times New Roman" w:eastAsia="Times New Roman"/>
+                <w:b w:val="0"/>
+                <w:i w:val="0"/>
+                <w:color w:val="000000"/>
+                <w:sz w:val="24"/>
+              </w:rPr>
+              <w:t>12.08.2026</w:t>
+            </w:r>
+          </w:p>
+        </w:tc>
+        <w:tc>
+          <w:tcPr>
+            <w:tcW w:type="dxa" w:w="4906"/>
+          </w:tcPr>
+          <w:p>
+            <w:pPr>
+              <w:keepNext/>
+              <w:spacing w:line="240" w:lineRule="auto" w:after="0"/>
+              <w:ind w:firstLine="0"/>
+              <w:jc w:val="left"/>
+            </w:pPr>
+            <w:r>
+              <w:rPr>
+                <w:rFonts w:ascii="Times New Roman" w:hAnsi="Times New Roman" w:cs="Times New Roman" w:eastAsia="Times New Roman"/>
+                <w:b w:val="0"/>
+                <w:i w:val="0"/>
+                <w:color w:val="000000"/>
+                <w:sz w:val="24"/>
+              </w:rPr>
+              <w:t>Описан список участников заявки: кто её видит, роли и решения, карточка человека с рабочими контактами</w:t>
+            </w:r>
+          </w:p>
+        </w:tc>
+        <w:tc>
+          <w:tcPr>
+            <w:tcW w:type="dxa" w:w="1614"/>
           </w:tcPr>
           <w:p>
             <w:pPr>
@@ -21295,7 +21729,7 @@
         </w:tc>
         <w:tc>
           <w:tcPr>
-            <w:tcW w:type="dxa" w:w="2583"/>
+            <w:tcW w:type="dxa" w:w="4906"/>
           </w:tcPr>
           <w:p>
             <w:pPr>
@@ -21308,7 +21742,7 @@
         </w:tc>
         <w:tc>
           <w:tcPr>
-            <w:tcW w:type="dxa" w:w="3936"/>
+            <w:tcW w:type="dxa" w:w="1614"/>
           </w:tcPr>
           <w:p>
             <w:pPr>
@@ -21353,7 +21787,7 @@
         </w:tc>
         <w:tc>
           <w:tcPr>
-            <w:tcW w:type="dxa" w:w="2583"/>
+            <w:tcW w:type="dxa" w:w="4906"/>
           </w:tcPr>
           <w:p>
             <w:pPr>
@@ -21366,7 +21800,7 @@
         </w:tc>
         <w:tc>
           <w:tcPr>
-            <w:tcW w:type="dxa" w:w="3936"/>
+            <w:tcW w:type="dxa" w:w="1614"/>
           </w:tcPr>
           <w:p>
             <w:pPr>
@@ -21411,7 +21845,7 @@
         </w:tc>
         <w:tc>
           <w:tcPr>
-            <w:tcW w:type="dxa" w:w="2583"/>
+            <w:tcW w:type="dxa" w:w="4906"/>
           </w:tcPr>
           <w:p>
             <w:pPr>
@@ -21424,7 +21858,7 @@
         </w:tc>
         <w:tc>
           <w:tcPr>
-            <w:tcW w:type="dxa" w:w="3936"/>
+            <w:tcW w:type="dxa" w:w="1614"/>
           </w:tcPr>
           <w:p>
             <w:pPr>
@@ -21469,7 +21903,7 @@
         </w:tc>
         <w:tc>
           <w:tcPr>
-            <w:tcW w:type="dxa" w:w="2583"/>
+            <w:tcW w:type="dxa" w:w="4906"/>
           </w:tcPr>
           <w:p>
             <w:pPr>
@@ -21482,7 +21916,7 @@
         </w:tc>
         <w:tc>
           <w:tcPr>
-            <w:tcW w:type="dxa" w:w="3936"/>
+            <w:tcW w:type="dxa" w:w="1614"/>
           </w:tcPr>
           <w:p>
             <w:pPr>
@@ -21527,7 +21961,7 @@
         </w:tc>
         <w:tc>
           <w:tcPr>
-            <w:tcW w:type="dxa" w:w="2583"/>
+            <w:tcW w:type="dxa" w:w="4906"/>
           </w:tcPr>
           <w:p>
             <w:pPr>
@@ -21540,7 +21974,7 @@
         </w:tc>
         <w:tc>
           <w:tcPr>
-            <w:tcW w:type="dxa" w:w="3936"/>
+            <w:tcW w:type="dxa" w:w="1614"/>
           </w:tcPr>
           <w:p>
             <w:pPr>
@@ -21583,7 +22017,7 @@
         </w:tc>
         <w:tc>
           <w:tcPr>
-            <w:tcW w:type="dxa" w:w="2583"/>
+            <w:tcW w:type="dxa" w:w="4906"/>
           </w:tcPr>
           <w:p>
             <w:pPr>
@@ -21595,7 +22029,7 @@
         </w:tc>
         <w:tc>
           <w:tcPr>
-            <w:tcW w:type="dxa" w:w="3936"/>
+            <w:tcW w:type="dxa" w:w="1614"/>
           </w:tcPr>
           <w:p>
             <w:pPr>

--- a/Документация/Руководство пользователя/Руководство пользователя.docx
+++ b/Документация/Руководство пользователя/Руководство пользователя.docx
@@ -157,7 +157,7 @@
           <w:color w:val="000000"/>
           <w:sz w:val="26"/>
         </w:rPr>
-        <w:t>Версия документа: 1.0</w:t>
+        <w:t>Версия документа: 1.2</w:t>
       </w:r>
     </w:p>
     <w:p>
@@ -173,7 +173,7 @@
           <w:color w:val="000000"/>
           <w:sz w:val="26"/>
         </w:rPr>
-        <w:t>Дата: 11.08.2026</w:t>
+        <w:t>Дата: 13.08.2026</w:t>
       </w:r>
     </w:p>
     <w:p>
@@ -784,7 +784,7 @@
           <w:sz w:val="26"/>
         </w:rPr>
         <w:tab/>
-        <w:t>9</w:t>
+        <w:t>8</w:t>
       </w:r>
     </w:p>
     <w:p>
@@ -939,7 +939,7 @@
           <w:sz w:val="26"/>
         </w:rPr>
         <w:tab/>
-        <w:t>12</w:t>
+        <w:t>11</w:t>
       </w:r>
     </w:p>
     <w:p>
@@ -970,7 +970,7 @@
           <w:sz w:val="26"/>
         </w:rPr>
         <w:tab/>
-        <w:t>14</w:t>
+        <w:t>13</w:t>
       </w:r>
     </w:p>
     <w:p>
@@ -1001,7 +1001,7 @@
           <w:sz w:val="26"/>
         </w:rPr>
         <w:tab/>
-        <w:t>14</w:t>
+        <w:t>13</w:t>
       </w:r>
     </w:p>
     <w:p>
@@ -1032,7 +1032,7 @@
           <w:sz w:val="26"/>
         </w:rPr>
         <w:tab/>
-        <w:t>15</w:t>
+        <w:t>14</w:t>
       </w:r>
     </w:p>
     <w:p>
@@ -1063,7 +1063,7 @@
           <w:sz w:val="26"/>
         </w:rPr>
         <w:tab/>
-        <w:t>16</w:t>
+        <w:t>15</w:t>
       </w:r>
     </w:p>
     <w:p>
@@ -1094,7 +1094,7 @@
           <w:sz w:val="26"/>
         </w:rPr>
         <w:tab/>
-        <w:t>16</w:t>
+        <w:t>15</w:t>
       </w:r>
     </w:p>
     <w:p>
@@ -1125,7 +1125,7 @@
           <w:sz w:val="26"/>
         </w:rPr>
         <w:tab/>
-        <w:t>17</w:t>
+        <w:t>16</w:t>
       </w:r>
     </w:p>
     <w:p>
@@ -1156,7 +1156,7 @@
           <w:sz w:val="26"/>
         </w:rPr>
         <w:tab/>
-        <w:t>17</w:t>
+        <w:t>16</w:t>
       </w:r>
     </w:p>
     <w:p>
@@ -1187,7 +1187,7 @@
           <w:sz w:val="26"/>
         </w:rPr>
         <w:tab/>
-        <w:t>18</w:t>
+        <w:t>17</w:t>
       </w:r>
     </w:p>
     <w:p>
@@ -1218,7 +1218,7 @@
           <w:sz w:val="26"/>
         </w:rPr>
         <w:tab/>
-        <w:t>18</w:t>
+        <w:t>17</w:t>
       </w:r>
     </w:p>
     <w:p>
@@ -1249,7 +1249,7 @@
           <w:sz w:val="26"/>
         </w:rPr>
         <w:tab/>
-        <w:t>18</w:t>
+        <w:t>17</w:t>
       </w:r>
     </w:p>
     <w:p>
@@ -1280,7 +1280,7 @@
           <w:sz w:val="26"/>
         </w:rPr>
         <w:tab/>
-        <w:t>19</w:t>
+        <w:t>18</w:t>
       </w:r>
     </w:p>
     <w:p>
@@ -1311,7 +1311,7 @@
           <w:sz w:val="26"/>
         </w:rPr>
         <w:tab/>
-        <w:t>20</w:t>
+        <w:t>19</w:t>
       </w:r>
     </w:p>
     <w:p>
@@ -1342,7 +1342,7 @@
           <w:sz w:val="26"/>
         </w:rPr>
         <w:tab/>
-        <w:t>20</w:t>
+        <w:t>19</w:t>
       </w:r>
     </w:p>
     <w:p>
@@ -1373,7 +1373,7 @@
           <w:sz w:val="26"/>
         </w:rPr>
         <w:tab/>
-        <w:t>21</w:t>
+        <w:t>20</w:t>
       </w:r>
     </w:p>
     <w:p>
@@ -1404,7 +1404,7 @@
           <w:sz w:val="26"/>
         </w:rPr>
         <w:tab/>
-        <w:t>21</w:t>
+        <w:t>20</w:t>
       </w:r>
     </w:p>
     <w:p>
@@ -1435,7 +1435,7 @@
           <w:sz w:val="26"/>
         </w:rPr>
         <w:tab/>
-        <w:t>22</w:t>
+        <w:t>21</w:t>
       </w:r>
     </w:p>
     <w:p>
@@ -1466,7 +1466,7 @@
           <w:sz w:val="26"/>
         </w:rPr>
         <w:tab/>
-        <w:t>24</w:t>
+        <w:t>23</w:t>
       </w:r>
     </w:p>
     <w:p>
@@ -1497,7 +1497,7 @@
           <w:sz w:val="26"/>
         </w:rPr>
         <w:tab/>
-        <w:t>25</w:t>
+        <w:t>24</w:t>
       </w:r>
     </w:p>
     <w:p>
@@ -1528,7 +1528,7 @@
           <w:sz w:val="26"/>
         </w:rPr>
         <w:tab/>
-        <w:t>25</w:t>
+        <w:t>24</w:t>
       </w:r>
     </w:p>
     <w:p>
@@ -1559,7 +1559,7 @@
           <w:sz w:val="26"/>
         </w:rPr>
         <w:tab/>
-        <w:t>26</w:t>
+        <w:t>25</w:t>
       </w:r>
     </w:p>
     <w:p>
@@ -1590,7 +1590,7 @@
           <w:sz w:val="26"/>
         </w:rPr>
         <w:tab/>
-        <w:t>28</w:t>
+        <w:t>27</w:t>
       </w:r>
     </w:p>
     <w:p>
@@ -1621,7 +1621,7 @@
           <w:sz w:val="26"/>
         </w:rPr>
         <w:tab/>
-        <w:t>28</w:t>
+        <w:t>27</w:t>
       </w:r>
     </w:p>
     <w:p>
@@ -1652,7 +1652,7 @@
           <w:sz w:val="26"/>
         </w:rPr>
         <w:tab/>
-        <w:t>29</w:t>
+        <w:t>28</w:t>
       </w:r>
     </w:p>
     <w:p>
@@ -1683,7 +1683,7 @@
           <w:sz w:val="26"/>
         </w:rPr>
         <w:tab/>
-        <w:t>31</w:t>
+        <w:t>30</w:t>
       </w:r>
     </w:p>
     <w:p>
@@ -1714,7 +1714,7 @@
           <w:sz w:val="26"/>
         </w:rPr>
         <w:tab/>
-        <w:t>32</w:t>
+        <w:t>31</w:t>
       </w:r>
     </w:p>
     <w:p>
@@ -1745,7 +1745,7 @@
           <w:sz w:val="26"/>
         </w:rPr>
         <w:tab/>
-        <w:t>33</w:t>
+        <w:t>32</w:t>
       </w:r>
     </w:p>
     <w:p>
@@ -1776,7 +1776,7 @@
           <w:sz w:val="26"/>
         </w:rPr>
         <w:tab/>
-        <w:t>33</w:t>
+        <w:t>32</w:t>
       </w:r>
     </w:p>
     <w:p>
@@ -1807,7 +1807,7 @@
           <w:sz w:val="26"/>
         </w:rPr>
         <w:tab/>
-        <w:t>35</w:t>
+        <w:t>34</w:t>
       </w:r>
     </w:p>
     <w:p>
@@ -1838,7 +1838,7 @@
           <w:sz w:val="26"/>
         </w:rPr>
         <w:tab/>
-        <w:t>36</w:t>
+        <w:t>35</w:t>
       </w:r>
     </w:p>
     <w:p>
@@ -1869,7 +1869,7 @@
           <w:sz w:val="26"/>
         </w:rPr>
         <w:tab/>
-        <w:t>37</w:t>
+        <w:t>36</w:t>
       </w:r>
     </w:p>
     <w:p>
@@ -1900,7 +1900,7 @@
           <w:sz w:val="26"/>
         </w:rPr>
         <w:tab/>
-        <w:t>38</w:t>
+        <w:t>37</w:t>
       </w:r>
     </w:p>
     <w:p>
@@ -1931,7 +1931,7 @@
           <w:sz w:val="26"/>
         </w:rPr>
         <w:tab/>
-        <w:t>39</w:t>
+        <w:t>38</w:t>
       </w:r>
     </w:p>
     <w:p>
@@ -1962,7 +1962,7 @@
           <w:sz w:val="26"/>
         </w:rPr>
         <w:tab/>
-        <w:t>41</w:t>
+        <w:t>40</w:t>
       </w:r>
     </w:p>
     <w:p>
@@ -1993,7 +1993,7 @@
           <w:sz w:val="26"/>
         </w:rPr>
         <w:tab/>
-        <w:t>43</w:t>
+        <w:t>42</w:t>
       </w:r>
     </w:p>
     <w:p>
@@ -2024,7 +2024,7 @@
           <w:sz w:val="26"/>
         </w:rPr>
         <w:tab/>
-        <w:t>43</w:t>
+        <w:t>42</w:t>
       </w:r>
     </w:p>
     <w:p>
@@ -2055,7 +2055,7 @@
           <w:sz w:val="26"/>
         </w:rPr>
         <w:tab/>
-        <w:t>45</w:t>
+        <w:t>44</w:t>
       </w:r>
     </w:p>
     <w:p>
@@ -2086,7 +2086,7 @@
           <w:sz w:val="26"/>
         </w:rPr>
         <w:tab/>
-        <w:t>45</w:t>
+        <w:t>44</w:t>
       </w:r>
     </w:p>
     <w:p>
@@ -2117,7 +2117,7 @@
           <w:sz w:val="26"/>
         </w:rPr>
         <w:tab/>
-        <w:t>46</w:t>
+        <w:t>45</w:t>
       </w:r>
     </w:p>
     <w:p>
@@ -2148,7 +2148,7 @@
           <w:sz w:val="26"/>
         </w:rPr>
         <w:tab/>
-        <w:t>48</w:t>
+        <w:t>46</w:t>
       </w:r>
     </w:p>
     <w:p>
@@ -2179,7 +2179,7 @@
           <w:sz w:val="26"/>
         </w:rPr>
         <w:tab/>
-        <w:t>48</w:t>
+        <w:t>47</w:t>
       </w:r>
     </w:p>
     <w:p>
@@ -2210,7 +2210,7 @@
           <w:sz w:val="26"/>
         </w:rPr>
         <w:tab/>
-        <w:t>49</w:t>
+        <w:t>48</w:t>
       </w:r>
     </w:p>
     <w:p>
@@ -2241,7 +2241,7 @@
           <w:sz w:val="26"/>
         </w:rPr>
         <w:tab/>
-        <w:t>51</w:t>
+        <w:t>49</w:t>
       </w:r>
     </w:p>
     <w:p>
@@ -2272,7 +2272,7 @@
           <w:sz w:val="26"/>
         </w:rPr>
         <w:tab/>
-        <w:t>52</w:t>
+        <w:t>50</w:t>
       </w:r>
     </w:p>
     <w:p>
@@ -2303,7 +2303,7 @@
           <w:sz w:val="26"/>
         </w:rPr>
         <w:tab/>
-        <w:t>52</w:t>
+        <w:t>50</w:t>
       </w:r>
     </w:p>
     <w:p>
@@ -2334,7 +2334,7 @@
           <w:sz w:val="26"/>
         </w:rPr>
         <w:tab/>
-        <w:t>52</w:t>
+        <w:t>51</w:t>
       </w:r>
     </w:p>
     <w:p>
@@ -2365,7 +2365,7 @@
           <w:sz w:val="26"/>
         </w:rPr>
         <w:tab/>
-        <w:t>53</w:t>
+        <w:t>51</w:t>
       </w:r>
     </w:p>
     <w:p>
@@ -2396,7 +2396,7 @@
           <w:sz w:val="26"/>
         </w:rPr>
         <w:tab/>
-        <w:t>54</w:t>
+        <w:t>52</w:t>
       </w:r>
     </w:p>
     <w:p>
@@ -2427,7 +2427,7 @@
           <w:sz w:val="26"/>
         </w:rPr>
         <w:tab/>
-        <w:t>54</w:t>
+        <w:t>52</w:t>
       </w:r>
     </w:p>
     <w:p>
@@ -2447,7 +2447,7 @@
           <w:color w:val="000000"/>
           <w:sz w:val="26"/>
         </w:rPr>
-        <w:t>9.6. Дополнение поданной заявки</w:t>
+        <w:t>9.6. Вопросы к заявке</w:t>
       </w:r>
       <w:r>
         <w:rPr>
@@ -2458,7 +2458,7 @@
           <w:sz w:val="26"/>
         </w:rPr>
         <w:tab/>
-        <w:t>55</w:t>
+        <w:t>53</w:t>
       </w:r>
     </w:p>
     <w:p>
@@ -2478,7 +2478,7 @@
           <w:color w:val="000000"/>
           <w:sz w:val="26"/>
         </w:rPr>
-        <w:t>9.7. Отзыв заявки</w:t>
+        <w:t>9.7. Дополнение поданной заявки</w:t>
       </w:r>
       <w:r>
         <w:rPr>
@@ -2489,7 +2489,7 @@
           <w:sz w:val="26"/>
         </w:rPr>
         <w:tab/>
-        <w:t>57</w:t>
+        <w:t>54</w:t>
       </w:r>
     </w:p>
     <w:p>
@@ -2509,7 +2509,7 @@
           <w:color w:val="000000"/>
           <w:sz w:val="26"/>
         </w:rPr>
-        <w:t>9.8. Дублирование заявки</w:t>
+        <w:t>9.8. Отзыв заявки</w:t>
       </w:r>
       <w:r>
         <w:rPr>
@@ -2520,7 +2520,7 @@
           <w:sz w:val="26"/>
         </w:rPr>
         <w:tab/>
-        <w:t>58</w:t>
+        <w:t>56</w:t>
       </w:r>
     </w:p>
     <w:p>
@@ -2540,7 +2540,7 @@
           <w:color w:val="000000"/>
           <w:sz w:val="26"/>
         </w:rPr>
-        <w:t>9.9. Скачивание бланков</w:t>
+        <w:t>9.9. Дублирование заявки</w:t>
       </w:r>
       <w:r>
         <w:rPr>
@@ -2551,7 +2551,7 @@
           <w:sz w:val="26"/>
         </w:rPr>
         <w:tab/>
-        <w:t>58</w:t>
+        <w:t>57</w:t>
       </w:r>
     </w:p>
     <w:p>
@@ -2571,7 +2571,7 @@
           <w:color w:val="000000"/>
           <w:sz w:val="26"/>
         </w:rPr>
-        <w:t>9.10. Уведомления</w:t>
+        <w:t>9.10. Скачивание бланков</w:t>
       </w:r>
       <w:r>
         <w:rPr>
@@ -2582,7 +2582,7 @@
           <w:sz w:val="26"/>
         </w:rPr>
         <w:tab/>
-        <w:t>59</w:t>
+        <w:t>57</w:t>
       </w:r>
     </w:p>
     <w:p>
@@ -2602,7 +2602,38 @@
           <w:color w:val="000000"/>
           <w:sz w:val="26"/>
         </w:rPr>
-        <w:t>9.11. Настройка уведомлений</w:t>
+        <w:t>9.11. Уведомления</w:t>
+      </w:r>
+      <w:r>
+        <w:rPr>
+          <w:rFonts w:ascii="Times New Roman" w:hAnsi="Times New Roman" w:cs="Times New Roman" w:eastAsia="Times New Roman"/>
+          <w:b w:val="0"/>
+          <w:i w:val="0"/>
+          <w:color w:val="000000"/>
+          <w:sz w:val="26"/>
+        </w:rPr>
+        <w:tab/>
+        <w:t>58</w:t>
+      </w:r>
+    </w:p>
+    <w:p>
+      <w:pPr>
+        <w:tabs>
+          <w:tab w:pos="9354" w:val="right" w:leader="dot"/>
+        </w:tabs>
+        <w:spacing w:after="0" w:line="360" w:lineRule="auto"/>
+        <w:ind w:firstLine="0" w:left="454"/>
+        <w:jc w:val="left"/>
+      </w:pPr>
+      <w:r>
+        <w:rPr>
+          <w:rFonts w:ascii="Times New Roman" w:hAnsi="Times New Roman" w:cs="Times New Roman" w:eastAsia="Times New Roman"/>
+          <w:b w:val="0"/>
+          <w:i w:val="0"/>
+          <w:color w:val="000000"/>
+          <w:sz w:val="26"/>
+        </w:rPr>
+        <w:t>9.12. Настройка уведомлений</w:t>
       </w:r>
       <w:r>
         <w:rPr>
@@ -3742,7 +3773,7 @@
           <w:color w:val="000000"/>
           <w:sz w:val="28"/>
         </w:rPr>
-        <w:t>Учётную запись заводит администратор и сообщает вам логин и первоначальный пароль. Самостоятельная регистрация в системе не предусмотрена: пропускной режим не то место, где вход открывают всем желающим.</w:t>
+        <w:t>Учётную запись заводит администратор и сообщает вам логин и первоначальный пароль. Самостоятельная регистрация в системе не предусмотрена.</w:t>
       </w:r>
     </w:p>
     <w:p>
@@ -3898,7 +3929,7 @@
           <w:color w:val="000000"/>
           <w:sz w:val="28"/>
         </w:rPr>
-        <w:t>В правой части страницы входа выведены контакты бюро пропусков и часы его работы. Их задаёт администратор, поэтому они всегда актуальны для вашего предприятия.</w:t>
+        <w:t>В правой части страницы входа выведены контакты бюро пропусков и часы его работы. Их задаёт администратор, поэтому они всегда актуальны.</w:t>
       </w:r>
     </w:p>
     <w:tbl>
@@ -3995,7 +4026,7 @@
           <w:color w:val="000000"/>
           <w:sz w:val="28"/>
         </w:rPr>
-        <w:t>При первом входе система показывает текст согласия на обработку персональных данных. Пока согласие не подтверждено, работать в системе нельзя: это требование закона, а не настройка, которую можно обойти.</w:t>
+        <w:t>При первом входе система показывает текст согласия на обработку персональных данных. Пока согласие не подтверждено, работать в системе нельзя.</w:t>
       </w:r>
     </w:p>
     <w:p>
@@ -4260,7 +4291,7 @@
           <w:color w:val="000000"/>
           <w:sz w:val="28"/>
         </w:rPr>
-        <w:t>Восстановить пароль самостоятельно нельзя, и это сделано намеренно: почтовый ящик работника системе неизвестен, а сброс пароля по нему открыл бы дорогу к чужой учётной записи через доступ к почте.</w:t>
+        <w:t>Восстановить пароль самостоятельно нельзя.</w:t>
       </w:r>
     </w:p>
     <w:p>
@@ -4425,87 +4456,6 @@
           <w:sz w:val="28"/>
         </w:rPr>
         <w:t>Сообщение об ошибке показывает, сколько попыток осталось, а после блокировки - сколько времени осталось ждать.</w:t>
-      </w:r>
-    </w:p>
-    <w:p>
-      <w:r>
-        <w:rPr>
-          <w:rFonts w:ascii="Times New Roman" w:hAnsi="Times New Roman" w:cs="Times New Roman" w:eastAsia="Times New Roman"/>
-          <w:b w:val="0"/>
-          <w:i w:val="0"/>
-          <w:color w:val="000000"/>
-          <w:sz w:val="28"/>
-        </w:rPr>
-        <w:t>Неудачные попытки не копятся вечно: те, что старше пяти минут, не учитываются, поэтому редкая опечатка до блокировки не доводит. Если сутки прошли без единой неудачной попытки, лестница возвращается на первую ступень.</w:t>
-      </w:r>
-    </w:p>
-    <w:tbl>
-      <w:tblPr>
-        <w:tblW w:type="auto" w:w="0"/>
-        <w:tblLayout w:type="fixed"/>
-        <w:tblLook w:firstColumn="1" w:firstRow="1" w:lastColumn="0" w:lastRow="0" w:noHBand="0" w:noVBand="1" w:val="04A0"/>
-        <w:tblLayout w:type="fixed"/>
-      </w:tblPr>
-      <w:tblGrid>
-        <w:gridCol w:w="9356"/>
-      </w:tblGrid>
-      <w:tr>
-        <w:trPr>
-          <w:cantSplit w:val="true"/>
-        </w:trPr>
-        <w:tc>
-          <w:tcPr>
-            <w:tcW w:type="dxa" w:w="9354"/>
-            <w:shd w:val="clear" w:fill="EAF1F8"/>
-            <w:tcBorders>
-              <w:left w:val="single" w:sz="24" w:color="2C6FA6"/>
-              <w:top w:val="single" w:sz="4" w:color="EAF1F8"/>
-              <w:bottom w:val="single" w:sz="4" w:color="EAF1F8"/>
-              <w:right w:val="single" w:sz="4" w:color="EAF1F8"/>
-            </w:tcBorders>
-          </w:tcPr>
-          <w:p>
-            <w:pPr>
-              <w:spacing w:line="288" w:lineRule="auto" w:after="0"/>
-              <w:ind w:firstLine="0"/>
-            </w:pPr>
-            <w:r>
-              <w:rPr>
-                <w:rFonts w:ascii="Times New Roman" w:hAnsi="Times New Roman" w:cs="Times New Roman" w:eastAsia="Times New Roman"/>
-                <w:b/>
-                <w:i w:val="0"/>
-                <w:color w:val="2C6FA6"/>
-                <w:sz w:val="26"/>
-              </w:rPr>
-              <w:t xml:space="preserve">ПРИМЕЧАНИЕ. </w:t>
-            </w:r>
-            <w:r>
-              <w:rPr>
-                <w:rFonts w:ascii="Times New Roman" w:hAnsi="Times New Roman" w:cs="Times New Roman" w:eastAsia="Times New Roman"/>
-                <w:b w:val="0"/>
-                <w:i w:val="0"/>
-                <w:color w:val="000000"/>
-                <w:sz w:val="26"/>
-              </w:rPr>
-              <w:t>Ждать окончания срока не обязательно. Администратор снимает блокировку досрочно, для этого достаточно обратиться в бюро пропусков.</w:t>
-            </w:r>
-          </w:p>
-        </w:tc>
-      </w:tr>
-    </w:tbl>
-    <w:p>
-      <w:pPr>
-        <w:spacing w:after="0" w:line="240" w:lineRule="auto"/>
-        <w:ind w:firstLine="0"/>
-      </w:pPr>
-      <w:r>
-        <w:rPr>
-          <w:rFonts w:ascii="Times New Roman" w:hAnsi="Times New Roman" w:cs="Times New Roman" w:eastAsia="Times New Roman"/>
-          <w:b w:val="0"/>
-          <w:i w:val="0"/>
-          <w:color w:val="000000"/>
-          <w:sz w:val="12"/>
-        </w:rPr>
       </w:r>
     </w:p>
     <w:p>
@@ -7656,7 +7606,7 @@
                 <w:color w:val="000000"/>
                 <w:sz w:val="24"/>
               </w:rPr>
-              <w:t>Только цифры, десять знаков. Пробел после серии система ставит сама</w:t>
+              <w:t>Цифры серии и номера: буквы и другие знаки при вводе стираются, а после четвёртой цифры сама подставляется пробел. Точную длину система не проверяет</w:t>
             </w:r>
           </w:p>
         </w:tc>
@@ -11142,95 +11092,6 @@
           <w:sz w:val="28"/>
         </w:rPr>
         <w:t>; нажатие на неё раскрывает полный список.</w:t>
-      </w:r>
-    </w:p>
-    <w:tbl>
-      <w:tblPr>
-        <w:tblW w:type="auto" w:w="0"/>
-        <w:tblLayout w:type="fixed"/>
-        <w:tblLook w:firstColumn="1" w:firstRow="1" w:lastColumn="0" w:lastRow="0" w:noHBand="0" w:noVBand="1" w:val="04A0"/>
-        <w:tblLayout w:type="fixed"/>
-      </w:tblPr>
-      <w:tblGrid>
-        <w:gridCol w:w="9356"/>
-      </w:tblGrid>
-      <w:tr>
-        <w:trPr>
-          <w:cantSplit w:val="true"/>
-        </w:trPr>
-        <w:tc>
-          <w:tcPr>
-            <w:tcW w:type="dxa" w:w="9354"/>
-            <w:shd w:val="clear" w:fill="EAF1F8"/>
-            <w:tcBorders>
-              <w:left w:val="single" w:sz="24" w:color="2C6FA6"/>
-              <w:top w:val="single" w:sz="4" w:color="EAF1F8"/>
-              <w:bottom w:val="single" w:sz="4" w:color="EAF1F8"/>
-              <w:right w:val="single" w:sz="4" w:color="EAF1F8"/>
-            </w:tcBorders>
-          </w:tcPr>
-          <w:p>
-            <w:pPr>
-              <w:spacing w:line="288" w:lineRule="auto" w:after="0"/>
-              <w:ind w:firstLine="0"/>
-            </w:pPr>
-            <w:r>
-              <w:rPr>
-                <w:rFonts w:ascii="Times New Roman" w:hAnsi="Times New Roman" w:cs="Times New Roman" w:eastAsia="Times New Roman"/>
-                <w:b/>
-                <w:i w:val="0"/>
-                <w:color w:val="2C6FA6"/>
-                <w:sz w:val="26"/>
-              </w:rPr>
-              <w:t xml:space="preserve">ПРИМЕЧАНИЕ. </w:t>
-            </w:r>
-            <w:r>
-              <w:rPr>
-                <w:rFonts w:ascii="Times New Roman" w:hAnsi="Times New Roman" w:cs="Times New Roman" w:eastAsia="Times New Roman"/>
-                <w:b w:val="0"/>
-                <w:i w:val="0"/>
-                <w:color w:val="000000"/>
-                <w:sz w:val="26"/>
-              </w:rPr>
-              <w:t xml:space="preserve">У работника, который ещё не дал согласия на обработку персональных данных, вместо фамилии выводится </w:t>
-            </w:r>
-            <w:r>
-              <w:rPr>
-                <w:rFonts w:ascii="Times New Roman" w:hAnsi="Times New Roman" w:cs="Times New Roman" w:eastAsia="Times New Roman"/>
-                <w:b/>
-                <w:i w:val="0"/>
-                <w:color w:val="000000"/>
-                <w:sz w:val="26"/>
-              </w:rPr>
-              <w:t>«ФИО скрыто до согласия на обработку данных»</w:t>
-            </w:r>
-            <w:r>
-              <w:rPr>
-                <w:rFonts w:ascii="Times New Roman" w:hAnsi="Times New Roman" w:cs="Times New Roman" w:eastAsia="Times New Roman"/>
-                <w:b w:val="0"/>
-                <w:i w:val="0"/>
-                <w:color w:val="000000"/>
-                <w:sz w:val="26"/>
-              </w:rPr>
-              <w:t>. Выбрать его получателем это не мешает.</w:t>
-            </w:r>
-          </w:p>
-        </w:tc>
-      </w:tr>
-    </w:tbl>
-    <w:p>
-      <w:pPr>
-        <w:spacing w:after="0" w:line="240" w:lineRule="auto"/>
-        <w:ind w:firstLine="0"/>
-      </w:pPr>
-      <w:r>
-        <w:rPr>
-          <w:rFonts w:ascii="Times New Roman" w:hAnsi="Times New Roman" w:cs="Times New Roman" w:eastAsia="Times New Roman"/>
-          <w:b w:val="0"/>
-          <w:i w:val="0"/>
-          <w:color w:val="000000"/>
-          <w:sz w:val="12"/>
-        </w:rPr>
       </w:r>
     </w:p>
     <w:p>
@@ -15558,7 +15419,7 @@
           <w:color w:val="000000"/>
           <w:sz w:val="28"/>
         </w:rPr>
-        <w:t xml:space="preserve">Место, закрытое бюро пропусков, показано блёклой плиткой и не выбирается. У постов - </w:t>
+        <w:t xml:space="preserve">Место, закрытое бюро пропусков, показано блёклой плиткой и не выбирается. Нажатие на такую плитку показывает всплывающую подсказку </w:t>
       </w:r>
       <w:r>
         <w:rPr>
@@ -15568,46 +15429,6 @@
           <w:color w:val="000000"/>
           <w:sz w:val="28"/>
         </w:rPr>
-        <w:t>«Места прохода»</w:t>
-      </w:r>
-      <w:r>
-        <w:rPr>
-          <w:rFonts w:ascii="Times New Roman" w:hAnsi="Times New Roman" w:cs="Times New Roman" w:eastAsia="Times New Roman"/>
-          <w:b w:val="0"/>
-          <w:i w:val="0"/>
-          <w:color w:val="000000"/>
-          <w:sz w:val="28"/>
-        </w:rPr>
-        <w:t xml:space="preserve"> у людей и </w:t>
-      </w:r>
-      <w:r>
-        <w:rPr>
-          <w:rFonts w:ascii="Times New Roman" w:hAnsi="Times New Roman" w:cs="Times New Roman" w:eastAsia="Times New Roman"/>
-          <w:b/>
-          <w:i w:val="0"/>
-          <w:color w:val="000000"/>
-          <w:sz w:val="28"/>
-        </w:rPr>
-        <w:t>«Проезд»</w:t>
-      </w:r>
-      <w:r>
-        <w:rPr>
-          <w:rFonts w:ascii="Times New Roman" w:hAnsi="Times New Roman" w:cs="Times New Roman" w:eastAsia="Times New Roman"/>
-          <w:b w:val="0"/>
-          <w:i w:val="0"/>
-          <w:color w:val="000000"/>
-          <w:sz w:val="28"/>
-        </w:rPr>
-        <w:t xml:space="preserve"> у машин - нажатие на такую плитку вместо выбора показывает </w:t>
-      </w:r>
-      <w:r>
-        <w:rPr>
-          <w:rFonts w:ascii="Times New Roman" w:hAnsi="Times New Roman" w:cs="Times New Roman" w:eastAsia="Times New Roman"/>
-          <w:b/>
-          <w:i w:val="0"/>
-          <w:color w:val="000000"/>
-          <w:sz w:val="28"/>
-        </w:rPr>
         <w:t>«Недоступно»</w:t>
       </w:r>
       <w:r>
@@ -15618,7 +15439,7 @@
           <w:color w:val="000000"/>
           <w:sz w:val="28"/>
         </w:rPr>
-        <w:t xml:space="preserve"> и причину, если она указана. У мест разгрузки объяснение выводится при наведении указателя, поэтому на телефоне или планшете закрытая площадка просто не выбирается, без пояснения; причину в этом случае подскажет бюро пропусков.</w:t>
+        <w:t xml:space="preserve"> с причиной, если она указана, и гаснет сама через несколько секунд; нажатие на другое место гасит её сразу. На компьютере та же подсказка видна и при наведении указателя, без нажатия.</w:t>
       </w:r>
     </w:p>
     <w:p>
@@ -15772,7 +15593,7 @@
           <w:color w:val="000000"/>
           <w:sz w:val="28"/>
         </w:rPr>
-        <w:t xml:space="preserve"> Как только заполнены фамилия и имя, система сверяет запись с чёрным списком. Сверяются все три поля сразу, включая отчество: незаполненное отчество считается пустым и совпадёт только с пустым же. При совпадении в форме появляется предупреждение </w:t>
+        <w:t xml:space="preserve"> Как только заполнены фамилия, имя и отчество, система сверяет запись с чёрным списком. При совпадении в форме появляется предупреждение </w:t>
       </w:r>
       <w:r>
         <w:rPr>
@@ -15813,18 +15634,6 @@
           <w:sz w:val="28"/>
         </w:rPr>
         <w:t xml:space="preserve"> гаснет.</w:t>
-      </w:r>
-    </w:p>
-    <w:p>
-      <w:r>
-        <w:rPr>
-          <w:rFonts w:ascii="Times New Roman" w:hAnsi="Times New Roman" w:cs="Times New Roman" w:eastAsia="Times New Roman"/>
-          <w:b w:val="0"/>
-          <w:i w:val="0"/>
-          <w:color w:val="000000"/>
-          <w:sz w:val="28"/>
-        </w:rPr>
-        <w:t>Сверка не придирается к регистру и лишним пробелам, но опечатку в самой фамилии не прощает - как и незаполненное отчество там, где в чёрном списке оно указано. Заявку с таким человеком остановит бюро пропусков при рассмотрении: там сверка идёт ещё раз и ловит похожие написания.</w:t>
       </w:r>
     </w:p>
     <w:p>
@@ -16958,7 +16767,7 @@
           <w:color w:val="000000"/>
           <w:sz w:val="28"/>
         </w:rPr>
-        <w:t xml:space="preserve">Записи, отмеченные </w:t>
+        <w:t xml:space="preserve">Записи автомобиля, отмеченные </w:t>
       </w:r>
       <w:r>
         <w:rPr>
@@ -16978,7 +16787,7 @@
           <w:color w:val="000000"/>
           <w:sz w:val="28"/>
         </w:rPr>
-        <w:t>, в это окно не попадают: привязывать нечего, вместо номера или фамилии в них стоит признак. Поэтому окно может не открыться вовсе - если все новые записи заявки отмечены «по факту», - а если в заявке есть и обычные новые записи, в окне будут перечислены только они.</w:t>
+        <w:t xml:space="preserve"> (см. подраздел 8.9), в это окно не попадают: привязывать нечего, вместо номера или марки в них стоит признак. Поэтому окно может не открыться вовсе - если все новые записи заявки отмечены «по факту», - а если в заявке есть и обычные новые записи, в окне будут перечислены только они.</w:t>
       </w:r>
     </w:p>
     <w:p>
@@ -17333,7 +17142,7 @@
                 <w:color w:val="000000"/>
                 <w:sz w:val="26"/>
               </w:rPr>
-              <w:t>Пока заявку не приняли в работу, её можно дополнить или отозвать из личного кабинета, см. подразделы 9.6 и 9.7.</w:t>
+              <w:t>Пока заявку не приняли в работу, её можно дополнить или отозвать из личного кабинета, см. подразделы 9.7 и 9.8.</w:t>
             </w:r>
           </w:p>
         </w:tc>
@@ -18136,7 +17945,7 @@
           <w:color w:val="000000"/>
           <w:sz w:val="28"/>
         </w:rPr>
-        <w:t xml:space="preserve"> - что с заявкой делает бюро пропусков: </w:t>
+        <w:t xml:space="preserve"> - текущий статус заявки: </w:t>
       </w:r>
       <w:r>
         <w:rPr>
@@ -18612,7 +18421,7 @@
           <w:color w:val="000000"/>
           <w:sz w:val="28"/>
         </w:rPr>
-        <w:t xml:space="preserve"> появляется, если вы дополняли заявку, см. подраздел 9.6.</w:t>
+        <w:t xml:space="preserve"> появляется, если вы дополняли заявку, см. подраздел 9.7.</w:t>
       </w:r>
     </w:p>
     <w:tbl>
@@ -18683,7 +18492,7 @@
                 <w:color w:val="000000"/>
                 <w:sz w:val="26"/>
               </w:rPr>
-              <w:t>: ответ придёт уведомлением.</w:t>
+              <w:t>, см. подраздел 9.6.</w:t>
             </w:r>
           </w:p>
         </w:tc>
@@ -18717,7 +18526,312 @@
           <w:color w:val="000000"/>
           <w:sz w:val="28"/>
         </w:rPr>
-        <w:t>9.6. Дополнение поданной заявки</w:t>
+        <w:t>9.6. Вопросы к заявке</w:t>
+      </w:r>
+    </w:p>
+    <w:p>
+      <w:r>
+        <w:rPr>
+          <w:rFonts w:ascii="Times New Roman" w:hAnsi="Times New Roman" w:cs="Times New Roman" w:eastAsia="Times New Roman"/>
+          <w:b w:val="0"/>
+          <w:i w:val="0"/>
+          <w:color w:val="000000"/>
+          <w:sz w:val="28"/>
+        </w:rPr>
+        <w:t>Если по заявке нужно что-то уточнить, необязательно звонить в бюро пропусков - можно задать вопрос прямо в заявке; тем же способом задают вопросы и вам, а ваши ответы видны сразу в этом блоке.</w:t>
+      </w:r>
+    </w:p>
+    <w:p>
+      <w:r>
+        <w:rPr>
+          <w:rFonts w:ascii="Times New Roman" w:hAnsi="Times New Roman" w:cs="Times New Roman" w:eastAsia="Times New Roman"/>
+          <w:b w:val="0"/>
+          <w:i w:val="0"/>
+          <w:color w:val="000000"/>
+          <w:sz w:val="28"/>
+        </w:rPr>
+        <w:t xml:space="preserve">Блок </w:t>
+      </w:r>
+      <w:r>
+        <w:rPr>
+          <w:rFonts w:ascii="Times New Roman" w:hAnsi="Times New Roman" w:cs="Times New Roman" w:eastAsia="Times New Roman"/>
+          <w:b/>
+          <w:i w:val="0"/>
+          <w:color w:val="000000"/>
+          <w:sz w:val="28"/>
+        </w:rPr>
+        <w:t>«Вопросы к заявке»</w:t>
+      </w:r>
+      <w:r>
+        <w:rPr>
+          <w:rFonts w:ascii="Times New Roman" w:hAnsi="Times New Roman" w:cs="Times New Roman" w:eastAsia="Times New Roman"/>
+          <w:b w:val="0"/>
+          <w:i w:val="0"/>
+          <w:color w:val="000000"/>
+          <w:sz w:val="28"/>
+        </w:rPr>
+        <w:t xml:space="preserve"> находится в карточке своей заявки (см. подраздел 9.5); по умолчанию свёрнут - разворачивается нажатием на заголовок. Кнопка </w:t>
+      </w:r>
+      <w:r>
+        <w:rPr>
+          <w:rFonts w:ascii="Times New Roman" w:hAnsi="Times New Roman" w:cs="Times New Roman" w:eastAsia="Times New Roman"/>
+          <w:b/>
+          <w:i w:val="0"/>
+          <w:color w:val="000000"/>
+          <w:sz w:val="28"/>
+        </w:rPr>
+        <w:t>«Задать вопрос»</w:t>
+      </w:r>
+      <w:r>
+        <w:rPr>
+          <w:rFonts w:ascii="Times New Roman" w:hAnsi="Times New Roman" w:cs="Times New Roman" w:eastAsia="Times New Roman"/>
+          <w:b w:val="0"/>
+          <w:i w:val="0"/>
+          <w:color w:val="000000"/>
+          <w:sz w:val="28"/>
+        </w:rPr>
+        <w:t xml:space="preserve"> видна в шапке блока и без разворачивания.</w:t>
+      </w:r>
+    </w:p>
+    <w:p>
+      <w:r>
+        <w:rPr>
+          <w:rFonts w:ascii="Times New Roman" w:hAnsi="Times New Roman" w:cs="Times New Roman" w:eastAsia="Times New Roman"/>
+          <w:b w:val="0"/>
+          <w:i w:val="0"/>
+          <w:color w:val="000000"/>
+          <w:sz w:val="28"/>
+        </w:rPr>
+        <w:t xml:space="preserve">Заполните </w:t>
+      </w:r>
+      <w:r>
+        <w:rPr>
+          <w:rFonts w:ascii="Times New Roman" w:hAnsi="Times New Roman" w:cs="Times New Roman" w:eastAsia="Times New Roman"/>
+          <w:b/>
+          <w:i w:val="0"/>
+          <w:color w:val="000000"/>
+          <w:sz w:val="28"/>
+        </w:rPr>
+        <w:t>«Тема вопроса»</w:t>
+      </w:r>
+      <w:r>
+        <w:rPr>
+          <w:rFonts w:ascii="Times New Roman" w:hAnsi="Times New Roman" w:cs="Times New Roman" w:eastAsia="Times New Roman"/>
+          <w:b w:val="0"/>
+          <w:i w:val="0"/>
+          <w:color w:val="000000"/>
+          <w:sz w:val="28"/>
+        </w:rPr>
+        <w:t xml:space="preserve"> - коротко, о чём речь, и </w:t>
+      </w:r>
+      <w:r>
+        <w:rPr>
+          <w:rFonts w:ascii="Times New Roman" w:hAnsi="Times New Roman" w:cs="Times New Roman" w:eastAsia="Times New Roman"/>
+          <w:b/>
+          <w:i w:val="0"/>
+          <w:color w:val="000000"/>
+          <w:sz w:val="28"/>
+        </w:rPr>
+        <w:t>«Вопрос»</w:t>
+      </w:r>
+      <w:r>
+        <w:rPr>
+          <w:rFonts w:ascii="Times New Roman" w:hAnsi="Times New Roman" w:cs="Times New Roman" w:eastAsia="Times New Roman"/>
+          <w:b w:val="0"/>
+          <w:i w:val="0"/>
+          <w:color w:val="000000"/>
+          <w:sz w:val="28"/>
+        </w:rPr>
+        <w:t xml:space="preserve"> - сам текст. При необходимости отметьте вложения, которых вопрос касается, - это необязательно. Нажмите </w:t>
+      </w:r>
+      <w:r>
+        <w:rPr>
+          <w:rFonts w:ascii="Times New Roman" w:hAnsi="Times New Roman" w:cs="Times New Roman" w:eastAsia="Times New Roman"/>
+          <w:b/>
+          <w:i w:val="0"/>
+          <w:color w:val="000000"/>
+          <w:sz w:val="28"/>
+        </w:rPr>
+        <w:t>«Отправить»</w:t>
+      </w:r>
+      <w:r>
+        <w:rPr>
+          <w:rFonts w:ascii="Times New Roman" w:hAnsi="Times New Roman" w:cs="Times New Roman" w:eastAsia="Times New Roman"/>
+          <w:b w:val="0"/>
+          <w:i w:val="0"/>
+          <w:color w:val="000000"/>
+          <w:sz w:val="28"/>
+        </w:rPr>
+        <w:t>.</w:t>
+      </w:r>
+    </w:p>
+    <w:p>
+      <w:r>
+        <w:rPr>
+          <w:rFonts w:ascii="Times New Roman" w:hAnsi="Times New Roman" w:cs="Times New Roman" w:eastAsia="Times New Roman"/>
+          <w:b w:val="0"/>
+          <w:i w:val="0"/>
+          <w:color w:val="000000"/>
+          <w:sz w:val="28"/>
+        </w:rPr>
+        <w:t xml:space="preserve">Ожидаемый результат: система сообщает «Вопрос отправлен», вопрос появляется в списке блока, а у заявки в списках других участников появляется метка </w:t>
+      </w:r>
+      <w:r>
+        <w:rPr>
+          <w:rFonts w:ascii="Times New Roman" w:hAnsi="Times New Roman" w:cs="Times New Roman" w:eastAsia="Times New Roman"/>
+          <w:b/>
+          <w:i w:val="0"/>
+          <w:color w:val="000000"/>
+          <w:sz w:val="28"/>
+        </w:rPr>
+        <w:t>«Вопросы»</w:t>
+      </w:r>
+      <w:r>
+        <w:rPr>
+          <w:rFonts w:ascii="Times New Roman" w:hAnsi="Times New Roman" w:cs="Times New Roman" w:eastAsia="Times New Roman"/>
+          <w:b w:val="0"/>
+          <w:i w:val="0"/>
+          <w:color w:val="000000"/>
+          <w:sz w:val="28"/>
+        </w:rPr>
+        <w:t>.</w:t>
+      </w:r>
+    </w:p>
+    <w:p>
+      <w:r>
+        <w:rPr>
+          <w:rFonts w:ascii="Times New Roman" w:hAnsi="Times New Roman" w:cs="Times New Roman" w:eastAsia="Times New Roman"/>
+          <w:b w:val="0"/>
+          <w:i w:val="0"/>
+          <w:color w:val="000000"/>
+          <w:sz w:val="28"/>
+        </w:rPr>
+        <w:t xml:space="preserve">Ответы собираются в тот же вопрос: кнопка </w:t>
+      </w:r>
+      <w:r>
+        <w:rPr>
+          <w:rFonts w:ascii="Times New Roman" w:hAnsi="Times New Roman" w:cs="Times New Roman" w:eastAsia="Times New Roman"/>
+          <w:b/>
+          <w:i w:val="0"/>
+          <w:color w:val="000000"/>
+          <w:sz w:val="28"/>
+        </w:rPr>
+        <w:t>«Показать ответы»</w:t>
+      </w:r>
+      <w:r>
+        <w:rPr>
+          <w:rFonts w:ascii="Times New Roman" w:hAnsi="Times New Roman" w:cs="Times New Roman" w:eastAsia="Times New Roman"/>
+          <w:b w:val="0"/>
+          <w:i w:val="0"/>
+          <w:color w:val="000000"/>
+          <w:sz w:val="28"/>
+        </w:rPr>
+        <w:t xml:space="preserve"> разворачивает их. Чтобы ответить самому, напишите текст в поле под ответами и нажмите </w:t>
+      </w:r>
+      <w:r>
+        <w:rPr>
+          <w:rFonts w:ascii="Times New Roman" w:hAnsi="Times New Roman" w:cs="Times New Roman" w:eastAsia="Times New Roman"/>
+          <w:b/>
+          <w:i w:val="0"/>
+          <w:color w:val="000000"/>
+          <w:sz w:val="28"/>
+        </w:rPr>
+        <w:t>«Ответить»</w:t>
+      </w:r>
+      <w:r>
+        <w:rPr>
+          <w:rFonts w:ascii="Times New Roman" w:hAnsi="Times New Roman" w:cs="Times New Roman" w:eastAsia="Times New Roman"/>
+          <w:b w:val="0"/>
+          <w:i w:val="0"/>
+          <w:color w:val="000000"/>
+          <w:sz w:val="28"/>
+        </w:rPr>
+        <w:t>.</w:t>
+      </w:r>
+    </w:p>
+    <w:tbl>
+      <w:tblPr>
+        <w:tblW w:type="auto" w:w="0"/>
+        <w:tblLayout w:type="fixed"/>
+        <w:tblLook w:firstColumn="1" w:firstRow="1" w:lastColumn="0" w:lastRow="0" w:noHBand="0" w:noVBand="1" w:val="04A0"/>
+        <w:tblLayout w:type="fixed"/>
+      </w:tblPr>
+      <w:tblGrid>
+        <w:gridCol w:w="9356"/>
+      </w:tblGrid>
+      <w:tr>
+        <w:trPr>
+          <w:cantSplit w:val="true"/>
+        </w:trPr>
+        <w:tc>
+          <w:tcPr>
+            <w:tcW w:type="dxa" w:w="9354"/>
+            <w:shd w:val="clear" w:fill="EAF1F8"/>
+            <w:tcBorders>
+              <w:left w:val="single" w:sz="24" w:color="2C6FA6"/>
+              <w:top w:val="single" w:sz="4" w:color="EAF1F8"/>
+              <w:bottom w:val="single" w:sz="4" w:color="EAF1F8"/>
+              <w:right w:val="single" w:sz="4" w:color="EAF1F8"/>
+            </w:tcBorders>
+          </w:tcPr>
+          <w:p>
+            <w:pPr>
+              <w:spacing w:line="288" w:lineRule="auto" w:after="0"/>
+              <w:ind w:firstLine="0"/>
+            </w:pPr>
+            <w:r>
+              <w:rPr>
+                <w:rFonts w:ascii="Times New Roman" w:hAnsi="Times New Roman" w:cs="Times New Roman" w:eastAsia="Times New Roman"/>
+                <w:b/>
+                <w:i w:val="0"/>
+                <w:color w:val="2C6FA6"/>
+                <w:sz w:val="26"/>
+              </w:rPr>
+              <w:t xml:space="preserve">ПРИМЕЧАНИЕ. </w:t>
+            </w:r>
+            <w:r>
+              <w:rPr>
+                <w:rFonts w:ascii="Times New Roman" w:hAnsi="Times New Roman" w:cs="Times New Roman" w:eastAsia="Times New Roman"/>
+                <w:b w:val="0"/>
+                <w:i w:val="0"/>
+                <w:color w:val="000000"/>
+                <w:sz w:val="26"/>
+              </w:rPr>
+              <w:t>Если по вашей заявке вопрос задаёт кто-то другой, придёт уведомление «Новый вопрос по заявке»; если отвечают на ваш вопрос - «Новый ответ на вопрос». Настройка этих уведомлений - в подразделе 9.12.</w:t>
+            </w:r>
+          </w:p>
+        </w:tc>
+      </w:tr>
+    </w:tbl>
+    <w:p>
+      <w:pPr>
+        <w:spacing w:after="0" w:line="240" w:lineRule="auto"/>
+        <w:ind w:firstLine="0"/>
+      </w:pPr>
+      <w:r>
+        <w:rPr>
+          <w:rFonts w:ascii="Times New Roman" w:hAnsi="Times New Roman" w:cs="Times New Roman" w:eastAsia="Times New Roman"/>
+          <w:b w:val="0"/>
+          <w:i w:val="0"/>
+          <w:color w:val="000000"/>
+          <w:sz w:val="12"/>
+        </w:rPr>
+      </w:r>
+    </w:p>
+    <w:p>
+      <w:pPr>
+        <w:pStyle w:val="Heading2"/>
+        <w:ind w:firstLine="0"/>
+      </w:pPr>
+      <w:r>
+        <w:rPr>
+          <w:rFonts w:ascii="Times New Roman" w:hAnsi="Times New Roman" w:cs="Times New Roman" w:eastAsia="Times New Roman"/>
+          <w:b/>
+          <w:i w:val="0"/>
+          <w:color w:val="000000"/>
+          <w:sz w:val="28"/>
+        </w:rPr>
+        <w:t>9.7. Дополнение поданной заявки</w:t>
       </w:r>
     </w:p>
     <w:p>
@@ -18973,7 +19087,7 @@
           <w:color w:val="000000"/>
           <w:sz w:val="28"/>
         </w:rPr>
-        <w:t>заявка уже в работе - дополнение уходит на отдельный круг согласования, а выданные ранее пропуска продолжают действовать.</w:t>
+        <w:t>заявка уже в работе - дополнение уходит на отдельный круг согласования, а данные заявки, согласованные ранее, продолжают действовать.</w:t>
       </w:r>
     </w:p>
     <w:p>
@@ -19085,7 +19199,7 @@
           <w:color w:val="000000"/>
           <w:sz w:val="28"/>
         </w:rPr>
-        <w:t>9.7. Отзыв заявки</w:t>
+        <w:t>9.8. Отзыв заявки</w:t>
       </w:r>
     </w:p>
     <w:p>
@@ -19326,7 +19440,7 @@
           <w:color w:val="000000"/>
           <w:sz w:val="28"/>
         </w:rPr>
-        <w:t>9.8. Дублирование заявки</w:t>
+        <w:t>9.9. Дублирование заявки</w:t>
       </w:r>
     </w:p>
     <w:p>
@@ -19530,7 +19644,7 @@
           <w:color w:val="000000"/>
           <w:sz w:val="28"/>
         </w:rPr>
-        <w:t>9.9. Скачивание бланков</w:t>
+        <w:t>9.10. Скачивание бланков</w:t>
       </w:r>
     </w:p>
     <w:p>
@@ -19822,7 +19936,7 @@
           <w:color w:val="000000"/>
           <w:sz w:val="28"/>
         </w:rPr>
-        <w:t>9.10. Уведомления</w:t>
+        <w:t>9.11. Уведомления</w:t>
       </w:r>
     </w:p>
     <w:p>
@@ -19835,6 +19949,18 @@
           <w:sz w:val="28"/>
         </w:rPr>
         <w:t>Система сообщает о событиях по вашим заявкам: заявка отправлена, изменился статус, задан вопрос, пришёл ответ, вынесено решение по дополнению, истекает срок пропуска.</w:t>
+      </w:r>
+    </w:p>
+    <w:p>
+      <w:r>
+        <w:rPr>
+          <w:rFonts w:ascii="Times New Roman" w:hAnsi="Times New Roman" w:cs="Times New Roman" w:eastAsia="Times New Roman"/>
+          <w:b w:val="0"/>
+          <w:i w:val="0"/>
+          <w:color w:val="000000"/>
+          <w:sz w:val="28"/>
+        </w:rPr>
+        <w:t>О том, что срок заявки подходит к концу, система предупреждает дважды: за три дня до окончания и накануне. Речь о сроке заявки в целом - самой поздней дате среди её действующих вложений: если в заявке есть бланки с разными сроками, предупреждение считается по тому, что истекает позже всех, а не по первому попавшемуся. Уведомление получает тот, кто подал заявку, даже если её видят и другие работники организации. Когда срок истёк и заявка завершилась, приходит отдельное уведомление «Заявка завершена» - тот же вид, что и у прочих смен статуса, его не меняли. Оба уведомления - о скором истечении и о завершении - можно отключить на странице настройки: подписи «Нельзя отключить» у них нет.</w:t>
       </w:r>
     </w:p>
     <w:p>
@@ -19979,7 +20105,7 @@
                 <w:color w:val="000000"/>
                 <w:sz w:val="26"/>
               </w:rPr>
-              <w:t xml:space="preserve"> удаляет уведомления безвозвратно. В личном кабинете система переспрашивает перед очисткой, а в списке из верхней строки - нет.</w:t>
+              <w:t xml:space="preserve"> удаляет уведомления безвозвратно и сразу все - не только показанные на вкладке «Непрочитанные». Система переспрашивает перед очисткой и в личном кабинете, и в списке из верхней строки.</w:t>
             </w:r>
           </w:p>
         </w:tc>
@@ -20013,7 +20139,7 @@
           <w:color w:val="000000"/>
           <w:sz w:val="28"/>
         </w:rPr>
-        <w:t>9.11. Настройка уведомлений</w:t>
+        <w:t>9.12. Настройка уведомлений</w:t>
       </w:r>
     </w:p>
     <w:p>
@@ -20313,27 +20439,7 @@
           <w:color w:val="000000"/>
           <w:sz w:val="28"/>
         </w:rPr>
-        <w:t xml:space="preserve">. Если в разделе таковы все виды, переключатель раздела заблокирован, а над списком написано: </w:t>
-      </w:r>
-      <w:r>
-        <w:rPr>
-          <w:rFonts w:ascii="Times New Roman" w:hAnsi="Times New Roman" w:cs="Times New Roman" w:eastAsia="Times New Roman"/>
-          <w:b/>
-          <w:i w:val="0"/>
-          <w:color w:val="000000"/>
-          <w:sz w:val="28"/>
-        </w:rPr>
-        <w:t>«Эти уведомления нельзя отключить - о них вы узнаете в любом случае»</w:t>
-      </w:r>
-      <w:r>
-        <w:rPr>
-          <w:rFonts w:ascii="Times New Roman" w:hAnsi="Times New Roman" w:cs="Times New Roman" w:eastAsia="Times New Roman"/>
-          <w:b w:val="0"/>
-          <w:i w:val="0"/>
-          <w:color w:val="000000"/>
-          <w:sz w:val="28"/>
-        </w:rPr>
-        <w:t>.</w:t>
+        <w:t>. Если в разделе таковы все виды, переключатель раздела заблокирован.</w:t>
       </w:r>
     </w:p>
     <w:p>
@@ -20609,8 +20715,8 @@
         <w:tblLayout w:type="fixed"/>
       </w:tblPr>
       <w:tblGrid>
-        <w:gridCol w:w="3573"/>
-        <w:gridCol w:w="5783"/>
+        <w:gridCol w:w="3647"/>
+        <w:gridCol w:w="5709"/>
       </w:tblGrid>
       <w:tr>
         <w:trPr>
@@ -20619,7 +20725,7 @@
         </w:trPr>
         <w:tc>
           <w:tcPr>
-            <w:tcW w:type="dxa" w:w="3572"/>
+            <w:tcW w:type="dxa" w:w="3646"/>
             <w:shd w:val="clear" w:fill="E8E8E8"/>
           </w:tcPr>
           <w:p>
@@ -20643,7 +20749,7 @@
         </w:tc>
         <w:tc>
           <w:tcPr>
-            <w:tcW w:type="dxa" w:w="5782"/>
+            <w:tcW w:type="dxa" w:w="5708"/>
             <w:shd w:val="clear" w:fill="E8E8E8"/>
           </w:tcPr>
           <w:p>
@@ -20672,7 +20778,7 @@
         </w:trPr>
         <w:tc>
           <w:tcPr>
-            <w:tcW w:type="dxa" w:w="3572"/>
+            <w:tcW w:type="dxa" w:w="3646"/>
           </w:tcPr>
           <w:p>
             <w:pPr>
@@ -20694,7 +20800,7 @@
         </w:tc>
         <w:tc>
           <w:tcPr>
-            <w:tcW w:type="dxa" w:w="5782"/>
+            <w:tcW w:type="dxa" w:w="5708"/>
           </w:tcPr>
           <w:p>
             <w:pPr>
@@ -20710,7 +20816,7 @@
                 <w:color w:val="000000"/>
                 <w:sz w:val="24"/>
               </w:rPr>
-              <w:t>Возможность не включена на вашем предприятии. Кнопки нет, обращайтесь в бюро пропусков</w:t>
+              <w:t>Возможность не включена. Кнопки нет, обращайтесь в бюро пропусков</w:t>
             </w:r>
           </w:p>
         </w:tc>
@@ -20721,7 +20827,7 @@
         </w:trPr>
         <w:tc>
           <w:tcPr>
-            <w:tcW w:type="dxa" w:w="3572"/>
+            <w:tcW w:type="dxa" w:w="3646"/>
           </w:tcPr>
           <w:p>
             <w:pPr>
@@ -20743,7 +20849,7 @@
         </w:tc>
         <w:tc>
           <w:tcPr>
-            <w:tcW w:type="dxa" w:w="5782"/>
+            <w:tcW w:type="dxa" w:w="5708"/>
           </w:tcPr>
           <w:p>
             <w:pPr>
@@ -20770,7 +20876,7 @@
         </w:trPr>
         <w:tc>
           <w:tcPr>
-            <w:tcW w:type="dxa" w:w="3572"/>
+            <w:tcW w:type="dxa" w:w="3646"/>
           </w:tcPr>
           <w:p>
             <w:pPr>
@@ -20792,7 +20898,7 @@
         </w:tc>
         <w:tc>
           <w:tcPr>
-            <w:tcW w:type="dxa" w:w="5782"/>
+            <w:tcW w:type="dxa" w:w="5708"/>
           </w:tcPr>
           <w:p>
             <w:pPr>
@@ -21070,8 +21176,8 @@
       <w:tblGrid>
         <w:gridCol w:w="1134"/>
         <w:gridCol w:w="1701"/>
-        <w:gridCol w:w="2584"/>
-        <w:gridCol w:w="3937"/>
+        <w:gridCol w:w="5670"/>
+        <w:gridCol w:w="850"/>
       </w:tblGrid>
       <w:tr>
         <w:trPr>
@@ -21128,7 +21234,7 @@
         </w:tc>
         <w:tc>
           <w:tcPr>
-            <w:tcW w:type="dxa" w:w="2583"/>
+            <w:tcW w:type="dxa" w:w="5669"/>
             <w:shd w:val="clear" w:fill="E8E8E8"/>
           </w:tcPr>
           <w:p>
@@ -21152,7 +21258,7 @@
         </w:tc>
         <w:tc>
           <w:tcPr>
-            <w:tcW w:type="dxa" w:w="3936"/>
+            <w:tcW w:type="dxa" w:w="850"/>
             <w:shd w:val="clear" w:fill="E8E8E8"/>
           </w:tcPr>
           <w:p>
@@ -21227,7 +21333,7 @@
         </w:tc>
         <w:tc>
           <w:tcPr>
-            <w:tcW w:type="dxa" w:w="2583"/>
+            <w:tcW w:type="dxa" w:w="5669"/>
           </w:tcPr>
           <w:p>
             <w:pPr>
@@ -21250,7 +21356,181 @@
         </w:tc>
         <w:tc>
           <w:tcPr>
-            <w:tcW w:type="dxa" w:w="3936"/>
+            <w:tcW w:type="dxa" w:w="850"/>
+          </w:tcPr>
+          <w:p>
+            <w:pPr>
+              <w:keepNext/>
+              <w:spacing w:line="240" w:lineRule="auto" w:after="0"/>
+              <w:ind w:firstLine="0"/>
+              <w:jc w:val="left"/>
+            </w:pPr>
+          </w:p>
+        </w:tc>
+      </w:tr>
+      <w:tr>
+        <w:trPr>
+          <w:cantSplit w:val="true"/>
+        </w:trPr>
+        <w:tc>
+          <w:tcPr>
+            <w:tcW w:type="dxa" w:w="1134"/>
+          </w:tcPr>
+          <w:p>
+            <w:pPr>
+              <w:keepNext/>
+              <w:spacing w:line="240" w:lineRule="auto" w:after="0"/>
+              <w:ind w:firstLine="0"/>
+              <w:jc w:val="left"/>
+            </w:pPr>
+            <w:r>
+              <w:rPr>
+                <w:rFonts w:ascii="Times New Roman" w:hAnsi="Times New Roman" w:cs="Times New Roman" w:eastAsia="Times New Roman"/>
+                <w:b w:val="0"/>
+                <w:i w:val="0"/>
+                <w:color w:val="000000"/>
+                <w:sz w:val="24"/>
+              </w:rPr>
+              <w:t>1.1</w:t>
+            </w:r>
+          </w:p>
+        </w:tc>
+        <w:tc>
+          <w:tcPr>
+            <w:tcW w:type="dxa" w:w="1701"/>
+          </w:tcPr>
+          <w:p>
+            <w:pPr>
+              <w:keepNext/>
+              <w:spacing w:line="240" w:lineRule="auto" w:after="0"/>
+              <w:ind w:firstLine="0"/>
+              <w:jc w:val="left"/>
+            </w:pPr>
+            <w:r>
+              <w:rPr>
+                <w:rFonts w:ascii="Times New Roman" w:hAnsi="Times New Roman" w:cs="Times New Roman" w:eastAsia="Times New Roman"/>
+                <w:b w:val="0"/>
+                <w:i w:val="0"/>
+                <w:color w:val="000000"/>
+                <w:sz w:val="24"/>
+              </w:rPr>
+              <w:t>13.08.2026</w:t>
+            </w:r>
+          </w:p>
+        </w:tc>
+        <w:tc>
+          <w:tcPr>
+            <w:tcW w:type="dxa" w:w="5669"/>
+          </w:tcPr>
+          <w:p>
+            <w:pPr>
+              <w:keepNext/>
+              <w:spacing w:line="240" w:lineRule="auto" w:after="0"/>
+              <w:ind w:firstLine="0"/>
+              <w:jc w:val="left"/>
+            </w:pPr>
+            <w:r>
+              <w:rPr>
+                <w:rFonts w:ascii="Times New Roman" w:hAnsi="Times New Roman" w:cs="Times New Roman" w:eastAsia="Times New Roman"/>
+                <w:b w:val="0"/>
+                <w:i w:val="0"/>
+                <w:color w:val="000000"/>
+                <w:sz w:val="24"/>
+              </w:rPr>
+              <w:t>Текст приведён к точке зрения заявителя: убраны объяснения внутреннего устройства там, где нужно знать только что нажать и что произойдёт - причины отсутствия самостоятельной регистрации и восстановления пароля, устройство блокировки по неудачным попыткам, правила сверки чёрного списка. Добавлен раздел «Вопросы к заявке»: как задать вопрос по своей заявке и увидеть ответ. Выверены по коду формат ввода серии и номера паспорта в разделе «Сотрудники» и подсказка о недоступном месте прохода и разгрузки на телефоне. Переписано предупреждение об очистке уведомлений: подтверждение спрашивается в обоих местах, а чистка сносит весь список, а не только показанное на вкладке «Непрочитанные»</w:t>
+            </w:r>
+          </w:p>
+        </w:tc>
+        <w:tc>
+          <w:tcPr>
+            <w:tcW w:type="dxa" w:w="850"/>
+          </w:tcPr>
+          <w:p>
+            <w:pPr>
+              <w:keepNext/>
+              <w:spacing w:line="240" w:lineRule="auto" w:after="0"/>
+              <w:ind w:firstLine="0"/>
+              <w:jc w:val="left"/>
+            </w:pPr>
+          </w:p>
+        </w:tc>
+      </w:tr>
+      <w:tr>
+        <w:trPr>
+          <w:cantSplit w:val="true"/>
+        </w:trPr>
+        <w:tc>
+          <w:tcPr>
+            <w:tcW w:type="dxa" w:w="1134"/>
+          </w:tcPr>
+          <w:p>
+            <w:pPr>
+              <w:keepNext/>
+              <w:spacing w:line="240" w:lineRule="auto" w:after="0"/>
+              <w:ind w:firstLine="0"/>
+              <w:jc w:val="left"/>
+            </w:pPr>
+            <w:r>
+              <w:rPr>
+                <w:rFonts w:ascii="Times New Roman" w:hAnsi="Times New Roman" w:cs="Times New Roman" w:eastAsia="Times New Roman"/>
+                <w:b w:val="0"/>
+                <w:i w:val="0"/>
+                <w:color w:val="000000"/>
+                <w:sz w:val="24"/>
+              </w:rPr>
+              <w:t>1.2</w:t>
+            </w:r>
+          </w:p>
+        </w:tc>
+        <w:tc>
+          <w:tcPr>
+            <w:tcW w:type="dxa" w:w="1701"/>
+          </w:tcPr>
+          <w:p>
+            <w:pPr>
+              <w:keepNext/>
+              <w:spacing w:line="240" w:lineRule="auto" w:after="0"/>
+              <w:ind w:firstLine="0"/>
+              <w:jc w:val="left"/>
+            </w:pPr>
+            <w:r>
+              <w:rPr>
+                <w:rFonts w:ascii="Times New Roman" w:hAnsi="Times New Roman" w:cs="Times New Roman" w:eastAsia="Times New Roman"/>
+                <w:b w:val="0"/>
+                <w:i w:val="0"/>
+                <w:color w:val="000000"/>
+                <w:sz w:val="24"/>
+              </w:rPr>
+              <w:t>13.08.2026</w:t>
+            </w:r>
+          </w:p>
+        </w:tc>
+        <w:tc>
+          <w:tcPr>
+            <w:tcW w:type="dxa" w:w="5669"/>
+          </w:tcPr>
+          <w:p>
+            <w:pPr>
+              <w:keepNext/>
+              <w:spacing w:line="240" w:lineRule="auto" w:after="0"/>
+              <w:ind w:firstLine="0"/>
+              <w:jc w:val="left"/>
+            </w:pPr>
+            <w:r>
+              <w:rPr>
+                <w:rFonts w:ascii="Times New Roman" w:hAnsi="Times New Roman" w:cs="Times New Roman" w:eastAsia="Times New Roman"/>
+                <w:b w:val="0"/>
+                <w:i w:val="0"/>
+                <w:color w:val="000000"/>
+                <w:sz w:val="24"/>
+              </w:rPr>
+              <w:t>Описано предупреждение о скором истечении срока заявки: приходит дважды - за три дня до окончания и накануне, считается по самой поздней дате среди действующих вложений заявки</w:t>
+            </w:r>
+          </w:p>
+        </w:tc>
+        <w:tc>
+          <w:tcPr>
+            <w:tcW w:type="dxa" w:w="850"/>
           </w:tcPr>
           <w:p>
             <w:pPr>
@@ -21295,7 +21575,7 @@
         </w:tc>
         <w:tc>
           <w:tcPr>
-            <w:tcW w:type="dxa" w:w="2583"/>
+            <w:tcW w:type="dxa" w:w="5669"/>
           </w:tcPr>
           <w:p>
             <w:pPr>
@@ -21308,7 +21588,7 @@
         </w:tc>
         <w:tc>
           <w:tcPr>
-            <w:tcW w:type="dxa" w:w="3936"/>
+            <w:tcW w:type="dxa" w:w="850"/>
           </w:tcPr>
           <w:p>
             <w:pPr>
@@ -21353,7 +21633,7 @@
         </w:tc>
         <w:tc>
           <w:tcPr>
-            <w:tcW w:type="dxa" w:w="2583"/>
+            <w:tcW w:type="dxa" w:w="5669"/>
           </w:tcPr>
           <w:p>
             <w:pPr>
@@ -21366,7 +21646,7 @@
         </w:tc>
         <w:tc>
           <w:tcPr>
-            <w:tcW w:type="dxa" w:w="3936"/>
+            <w:tcW w:type="dxa" w:w="850"/>
           </w:tcPr>
           <w:p>
             <w:pPr>
@@ -21411,7 +21691,7 @@
         </w:tc>
         <w:tc>
           <w:tcPr>
-            <w:tcW w:type="dxa" w:w="2583"/>
+            <w:tcW w:type="dxa" w:w="5669"/>
           </w:tcPr>
           <w:p>
             <w:pPr>
@@ -21424,7 +21704,7 @@
         </w:tc>
         <w:tc>
           <w:tcPr>
-            <w:tcW w:type="dxa" w:w="3936"/>
+            <w:tcW w:type="dxa" w:w="850"/>
           </w:tcPr>
           <w:p>
             <w:pPr>
@@ -21469,7 +21749,7 @@
         </w:tc>
         <w:tc>
           <w:tcPr>
-            <w:tcW w:type="dxa" w:w="2583"/>
+            <w:tcW w:type="dxa" w:w="5669"/>
           </w:tcPr>
           <w:p>
             <w:pPr>
@@ -21482,7 +21762,7 @@
         </w:tc>
         <w:tc>
           <w:tcPr>
-            <w:tcW w:type="dxa" w:w="3936"/>
+            <w:tcW w:type="dxa" w:w="850"/>
           </w:tcPr>
           <w:p>
             <w:pPr>
@@ -21527,7 +21807,7 @@
         </w:tc>
         <w:tc>
           <w:tcPr>
-            <w:tcW w:type="dxa" w:w="2583"/>
+            <w:tcW w:type="dxa" w:w="5669"/>
           </w:tcPr>
           <w:p>
             <w:pPr>
@@ -21540,7 +21820,7 @@
         </w:tc>
         <w:tc>
           <w:tcPr>
-            <w:tcW w:type="dxa" w:w="3936"/>
+            <w:tcW w:type="dxa" w:w="850"/>
           </w:tcPr>
           <w:p>
             <w:pPr>
@@ -21583,7 +21863,7 @@
         </w:tc>
         <w:tc>
           <w:tcPr>
-            <w:tcW w:type="dxa" w:w="2583"/>
+            <w:tcW w:type="dxa" w:w="5669"/>
           </w:tcPr>
           <w:p>
             <w:pPr>
@@ -21595,7 +21875,7 @@
         </w:tc>
         <w:tc>
           <w:tcPr>
-            <w:tcW w:type="dxa" w:w="3936"/>
+            <w:tcW w:type="dxa" w:w="850"/>
           </w:tcPr>
           <w:p>
             <w:pPr>

--- a/Документация/Руководство пользователя/Руководство пользователя.docx
+++ b/Документация/Руководство пользователя/Руководство пользователя.docx
@@ -157,7 +157,7 @@
           <w:color w:val="000000"/>
           <w:sz w:val="26"/>
         </w:rPr>
-        <w:t>Версия документа: 1.1</w:t>
+        <w:t>Версия документа: 1.3</w:t>
       </w:r>
     </w:p>
     <w:p>
@@ -173,7 +173,7 @@
           <w:color w:val="000000"/>
           <w:sz w:val="26"/>
         </w:rPr>
-        <w:t>Дата: 12.08.2026</w:t>
+        <w:t>Дата: 13.08.2026</w:t>
       </w:r>
     </w:p>
     <w:p>
@@ -784,7 +784,7 @@
           <w:sz w:val="26"/>
         </w:rPr>
         <w:tab/>
-        <w:t>9</w:t>
+        <w:t>8</w:t>
       </w:r>
     </w:p>
     <w:p>
@@ -939,7 +939,7 @@
           <w:sz w:val="26"/>
         </w:rPr>
         <w:tab/>
-        <w:t>12</w:t>
+        <w:t>11</w:t>
       </w:r>
     </w:p>
     <w:p>
@@ -970,7 +970,7 @@
           <w:sz w:val="26"/>
         </w:rPr>
         <w:tab/>
-        <w:t>14</w:t>
+        <w:t>13</w:t>
       </w:r>
     </w:p>
     <w:p>
@@ -1001,7 +1001,7 @@
           <w:sz w:val="26"/>
         </w:rPr>
         <w:tab/>
-        <w:t>14</w:t>
+        <w:t>13</w:t>
       </w:r>
     </w:p>
     <w:p>
@@ -1032,7 +1032,7 @@
           <w:sz w:val="26"/>
         </w:rPr>
         <w:tab/>
-        <w:t>15</w:t>
+        <w:t>14</w:t>
       </w:r>
     </w:p>
     <w:p>
@@ -1063,7 +1063,7 @@
           <w:sz w:val="26"/>
         </w:rPr>
         <w:tab/>
-        <w:t>16</w:t>
+        <w:t>15</w:t>
       </w:r>
     </w:p>
     <w:p>
@@ -1094,7 +1094,7 @@
           <w:sz w:val="26"/>
         </w:rPr>
         <w:tab/>
-        <w:t>16</w:t>
+        <w:t>15</w:t>
       </w:r>
     </w:p>
     <w:p>
@@ -1125,7 +1125,7 @@
           <w:sz w:val="26"/>
         </w:rPr>
         <w:tab/>
-        <w:t>17</w:t>
+        <w:t>16</w:t>
       </w:r>
     </w:p>
     <w:p>
@@ -1156,7 +1156,7 @@
           <w:sz w:val="26"/>
         </w:rPr>
         <w:tab/>
-        <w:t>17</w:t>
+        <w:t>16</w:t>
       </w:r>
     </w:p>
     <w:p>
@@ -1187,7 +1187,7 @@
           <w:sz w:val="26"/>
         </w:rPr>
         <w:tab/>
-        <w:t>18</w:t>
+        <w:t>17</w:t>
       </w:r>
     </w:p>
     <w:p>
@@ -1218,7 +1218,7 @@
           <w:sz w:val="26"/>
         </w:rPr>
         <w:tab/>
-        <w:t>18</w:t>
+        <w:t>17</w:t>
       </w:r>
     </w:p>
     <w:p>
@@ -1249,7 +1249,7 @@
           <w:sz w:val="26"/>
         </w:rPr>
         <w:tab/>
-        <w:t>18</w:t>
+        <w:t>17</w:t>
       </w:r>
     </w:p>
     <w:p>
@@ -1280,7 +1280,7 @@
           <w:sz w:val="26"/>
         </w:rPr>
         <w:tab/>
-        <w:t>19</w:t>
+        <w:t>18</w:t>
       </w:r>
     </w:p>
     <w:p>
@@ -1311,7 +1311,7 @@
           <w:sz w:val="26"/>
         </w:rPr>
         <w:tab/>
-        <w:t>20</w:t>
+        <w:t>19</w:t>
       </w:r>
     </w:p>
     <w:p>
@@ -1342,7 +1342,7 @@
           <w:sz w:val="26"/>
         </w:rPr>
         <w:tab/>
-        <w:t>20</w:t>
+        <w:t>19</w:t>
       </w:r>
     </w:p>
     <w:p>
@@ -1373,7 +1373,7 @@
           <w:sz w:val="26"/>
         </w:rPr>
         <w:tab/>
-        <w:t>21</w:t>
+        <w:t>20</w:t>
       </w:r>
     </w:p>
     <w:p>
@@ -1404,7 +1404,7 @@
           <w:sz w:val="26"/>
         </w:rPr>
         <w:tab/>
-        <w:t>21</w:t>
+        <w:t>20</w:t>
       </w:r>
     </w:p>
     <w:p>
@@ -1435,7 +1435,7 @@
           <w:sz w:val="26"/>
         </w:rPr>
         <w:tab/>
-        <w:t>22</w:t>
+        <w:t>21</w:t>
       </w:r>
     </w:p>
     <w:p>
@@ -1466,7 +1466,7 @@
           <w:sz w:val="26"/>
         </w:rPr>
         <w:tab/>
-        <w:t>24</w:t>
+        <w:t>23</w:t>
       </w:r>
     </w:p>
     <w:p>
@@ -1497,7 +1497,7 @@
           <w:sz w:val="26"/>
         </w:rPr>
         <w:tab/>
-        <w:t>25</w:t>
+        <w:t>24</w:t>
       </w:r>
     </w:p>
     <w:p>
@@ -1528,7 +1528,7 @@
           <w:sz w:val="26"/>
         </w:rPr>
         <w:tab/>
-        <w:t>25</w:t>
+        <w:t>24</w:t>
       </w:r>
     </w:p>
     <w:p>
@@ -1559,7 +1559,7 @@
           <w:sz w:val="26"/>
         </w:rPr>
         <w:tab/>
-        <w:t>26</w:t>
+        <w:t>25</w:t>
       </w:r>
     </w:p>
     <w:p>
@@ -1590,7 +1590,7 @@
           <w:sz w:val="26"/>
         </w:rPr>
         <w:tab/>
-        <w:t>28</w:t>
+        <w:t>27</w:t>
       </w:r>
     </w:p>
     <w:p>
@@ -1621,7 +1621,7 @@
           <w:sz w:val="26"/>
         </w:rPr>
         <w:tab/>
-        <w:t>28</w:t>
+        <w:t>27</w:t>
       </w:r>
     </w:p>
     <w:p>
@@ -1652,7 +1652,7 @@
           <w:sz w:val="26"/>
         </w:rPr>
         <w:tab/>
-        <w:t>29</w:t>
+        <w:t>28</w:t>
       </w:r>
     </w:p>
     <w:p>
@@ -1683,7 +1683,7 @@
           <w:sz w:val="26"/>
         </w:rPr>
         <w:tab/>
-        <w:t>31</w:t>
+        <w:t>30</w:t>
       </w:r>
     </w:p>
     <w:p>
@@ -1714,7 +1714,7 @@
           <w:sz w:val="26"/>
         </w:rPr>
         <w:tab/>
-        <w:t>32</w:t>
+        <w:t>31</w:t>
       </w:r>
     </w:p>
     <w:p>
@@ -1745,7 +1745,7 @@
           <w:sz w:val="26"/>
         </w:rPr>
         <w:tab/>
-        <w:t>33</w:t>
+        <w:t>32</w:t>
       </w:r>
     </w:p>
     <w:p>
@@ -1776,7 +1776,7 @@
           <w:sz w:val="26"/>
         </w:rPr>
         <w:tab/>
-        <w:t>33</w:t>
+        <w:t>32</w:t>
       </w:r>
     </w:p>
     <w:p>
@@ -1807,7 +1807,7 @@
           <w:sz w:val="26"/>
         </w:rPr>
         <w:tab/>
-        <w:t>35</w:t>
+        <w:t>34</w:t>
       </w:r>
     </w:p>
     <w:p>
@@ -1838,7 +1838,7 @@
           <w:sz w:val="26"/>
         </w:rPr>
         <w:tab/>
-        <w:t>36</w:t>
+        <w:t>35</w:t>
       </w:r>
     </w:p>
     <w:p>
@@ -1869,7 +1869,7 @@
           <w:sz w:val="26"/>
         </w:rPr>
         <w:tab/>
-        <w:t>37</w:t>
+        <w:t>36</w:t>
       </w:r>
     </w:p>
     <w:p>
@@ -1900,7 +1900,7 @@
           <w:sz w:val="26"/>
         </w:rPr>
         <w:tab/>
-        <w:t>38</w:t>
+        <w:t>37</w:t>
       </w:r>
     </w:p>
     <w:p>
@@ -1931,7 +1931,7 @@
           <w:sz w:val="26"/>
         </w:rPr>
         <w:tab/>
-        <w:t>39</w:t>
+        <w:t>38</w:t>
       </w:r>
     </w:p>
     <w:p>
@@ -1962,7 +1962,7 @@
           <w:sz w:val="26"/>
         </w:rPr>
         <w:tab/>
-        <w:t>41</w:t>
+        <w:t>40</w:t>
       </w:r>
     </w:p>
     <w:p>
@@ -1993,7 +1993,7 @@
           <w:sz w:val="26"/>
         </w:rPr>
         <w:tab/>
-        <w:t>43</w:t>
+        <w:t>42</w:t>
       </w:r>
     </w:p>
     <w:p>
@@ -2024,7 +2024,7 @@
           <w:sz w:val="26"/>
         </w:rPr>
         <w:tab/>
-        <w:t>43</w:t>
+        <w:t>42</w:t>
       </w:r>
     </w:p>
     <w:p>
@@ -2055,7 +2055,7 @@
           <w:sz w:val="26"/>
         </w:rPr>
         <w:tab/>
-        <w:t>45</w:t>
+        <w:t>44</w:t>
       </w:r>
     </w:p>
     <w:p>
@@ -2086,7 +2086,7 @@
           <w:sz w:val="26"/>
         </w:rPr>
         <w:tab/>
-        <w:t>45</w:t>
+        <w:t>44</w:t>
       </w:r>
     </w:p>
     <w:p>
@@ -2117,7 +2117,7 @@
           <w:sz w:val="26"/>
         </w:rPr>
         <w:tab/>
-        <w:t>46</w:t>
+        <w:t>45</w:t>
       </w:r>
     </w:p>
     <w:p>
@@ -2148,7 +2148,7 @@
           <w:sz w:val="26"/>
         </w:rPr>
         <w:tab/>
-        <w:t>48</w:t>
+        <w:t>46</w:t>
       </w:r>
     </w:p>
     <w:p>
@@ -2179,7 +2179,7 @@
           <w:sz w:val="26"/>
         </w:rPr>
         <w:tab/>
-        <w:t>48</w:t>
+        <w:t>47</w:t>
       </w:r>
     </w:p>
     <w:p>
@@ -2210,7 +2210,7 @@
           <w:sz w:val="26"/>
         </w:rPr>
         <w:tab/>
-        <w:t>49</w:t>
+        <w:t>48</w:t>
       </w:r>
     </w:p>
     <w:p>
@@ -2241,7 +2241,7 @@
           <w:sz w:val="26"/>
         </w:rPr>
         <w:tab/>
-        <w:t>51</w:t>
+        <w:t>49</w:t>
       </w:r>
     </w:p>
     <w:p>
@@ -2272,7 +2272,7 @@
           <w:sz w:val="26"/>
         </w:rPr>
         <w:tab/>
-        <w:t>52</w:t>
+        <w:t>50</w:t>
       </w:r>
     </w:p>
     <w:p>
@@ -2303,7 +2303,7 @@
           <w:sz w:val="26"/>
         </w:rPr>
         <w:tab/>
-        <w:t>52</w:t>
+        <w:t>50</w:t>
       </w:r>
     </w:p>
     <w:p>
@@ -2334,7 +2334,7 @@
           <w:sz w:val="26"/>
         </w:rPr>
         <w:tab/>
-        <w:t>52</w:t>
+        <w:t>51</w:t>
       </w:r>
     </w:p>
     <w:p>
@@ -2365,7 +2365,7 @@
           <w:sz w:val="26"/>
         </w:rPr>
         <w:tab/>
-        <w:t>53</w:t>
+        <w:t>51</w:t>
       </w:r>
     </w:p>
     <w:p>
@@ -2396,7 +2396,7 @@
           <w:sz w:val="26"/>
         </w:rPr>
         <w:tab/>
-        <w:t>54</w:t>
+        <w:t>52</w:t>
       </w:r>
     </w:p>
     <w:p>
@@ -2427,7 +2427,7 @@
           <w:sz w:val="26"/>
         </w:rPr>
         <w:tab/>
-        <w:t>54</w:t>
+        <w:t>52</w:t>
       </w:r>
     </w:p>
     <w:p>
@@ -2458,7 +2458,7 @@
           <w:sz w:val="26"/>
         </w:rPr>
         <w:tab/>
-        <w:t>55</w:t>
+        <w:t>53</w:t>
       </w:r>
     </w:p>
     <w:p>
@@ -2478,7 +2478,7 @@
           <w:color w:val="000000"/>
           <w:sz w:val="26"/>
         </w:rPr>
-        <w:t>9.7. Дополнение поданной заявки</w:t>
+        <w:t>9.7. Вопросы к заявке</w:t>
       </w:r>
       <w:r>
         <w:rPr>
@@ -2489,7 +2489,7 @@
           <w:sz w:val="26"/>
         </w:rPr>
         <w:tab/>
-        <w:t>56</w:t>
+        <w:t>54</w:t>
       </w:r>
     </w:p>
     <w:p>
@@ -2509,7 +2509,7 @@
           <w:color w:val="000000"/>
           <w:sz w:val="26"/>
         </w:rPr>
-        <w:t>9.8. Отзыв заявки</w:t>
+        <w:t>9.8. Дополнение поданной заявки</w:t>
       </w:r>
       <w:r>
         <w:rPr>
@@ -2520,7 +2520,7 @@
           <w:sz w:val="26"/>
         </w:rPr>
         <w:tab/>
-        <w:t>58</w:t>
+        <w:t>55</w:t>
       </w:r>
     </w:p>
     <w:p>
@@ -2540,7 +2540,7 @@
           <w:color w:val="000000"/>
           <w:sz w:val="26"/>
         </w:rPr>
-        <w:t>9.9. Дублирование заявки</w:t>
+        <w:t>9.9. Отзыв заявки</w:t>
       </w:r>
       <w:r>
         <w:rPr>
@@ -2551,7 +2551,7 @@
           <w:sz w:val="26"/>
         </w:rPr>
         <w:tab/>
-        <w:t>59</w:t>
+        <w:t>56</w:t>
       </w:r>
     </w:p>
     <w:p>
@@ -2571,7 +2571,7 @@
           <w:color w:val="000000"/>
           <w:sz w:val="26"/>
         </w:rPr>
-        <w:t>9.10. Скачивание бланков</w:t>
+        <w:t>9.10. Дублирование заявки</w:t>
       </w:r>
       <w:r>
         <w:rPr>
@@ -2582,7 +2582,7 @@
           <w:sz w:val="26"/>
         </w:rPr>
         <w:tab/>
-        <w:t>59</w:t>
+        <w:t>57</w:t>
       </w:r>
     </w:p>
     <w:p>
@@ -2602,7 +2602,7 @@
           <w:color w:val="000000"/>
           <w:sz w:val="26"/>
         </w:rPr>
-        <w:t>9.11. Уведомления</w:t>
+        <w:t>9.11. Скачивание бланков</w:t>
       </w:r>
       <w:r>
         <w:rPr>
@@ -2613,7 +2613,7 @@
           <w:sz w:val="26"/>
         </w:rPr>
         <w:tab/>
-        <w:t>60</w:t>
+        <w:t>58</w:t>
       </w:r>
     </w:p>
     <w:p>
@@ -2633,7 +2633,7 @@
           <w:color w:val="000000"/>
           <w:sz w:val="26"/>
         </w:rPr>
-        <w:t>9.12. Настройка уведомлений</w:t>
+        <w:t>9.12. Уведомления</w:t>
       </w:r>
       <w:r>
         <w:rPr>
@@ -2644,7 +2644,38 @@
           <w:sz w:val="26"/>
         </w:rPr>
         <w:tab/>
-        <w:t>60</w:t>
+        <w:t>58</w:t>
+      </w:r>
+    </w:p>
+    <w:p>
+      <w:pPr>
+        <w:tabs>
+          <w:tab w:pos="9354" w:val="right" w:leader="dot"/>
+        </w:tabs>
+        <w:spacing w:after="0" w:line="360" w:lineRule="auto"/>
+        <w:ind w:firstLine="0" w:left="454"/>
+        <w:jc w:val="left"/>
+      </w:pPr>
+      <w:r>
+        <w:rPr>
+          <w:rFonts w:ascii="Times New Roman" w:hAnsi="Times New Roman" w:cs="Times New Roman" w:eastAsia="Times New Roman"/>
+          <w:b w:val="0"/>
+          <w:i w:val="0"/>
+          <w:color w:val="000000"/>
+          <w:sz w:val="26"/>
+        </w:rPr>
+        <w:t>9.13. Настройка уведомлений</w:t>
+      </w:r>
+      <w:r>
+        <w:rPr>
+          <w:rFonts w:ascii="Times New Roman" w:hAnsi="Times New Roman" w:cs="Times New Roman" w:eastAsia="Times New Roman"/>
+          <w:b w:val="0"/>
+          <w:i w:val="0"/>
+          <w:color w:val="000000"/>
+          <w:sz w:val="26"/>
+        </w:rPr>
+        <w:tab/>
+        <w:t>59</w:t>
       </w:r>
     </w:p>
     <w:p>
@@ -3773,7 +3804,7 @@
           <w:color w:val="000000"/>
           <w:sz w:val="28"/>
         </w:rPr>
-        <w:t>Учётную запись заводит администратор и сообщает вам логин и первоначальный пароль. Самостоятельная регистрация в системе не предусмотрена: пропускной режим не то место, где вход открывают всем желающим.</w:t>
+        <w:t>Учётную запись заводит администратор и сообщает вам логин и первоначальный пароль. Самостоятельная регистрация в системе не предусмотрена.</w:t>
       </w:r>
     </w:p>
     <w:p>
@@ -3929,7 +3960,7 @@
           <w:color w:val="000000"/>
           <w:sz w:val="28"/>
         </w:rPr>
-        <w:t>В правой части страницы входа выведены контакты бюро пропусков и часы его работы. Их задаёт администратор, поэтому они всегда актуальны для вашего предприятия.</w:t>
+        <w:t>В правой части страницы входа выведены контакты бюро пропусков и часы его работы. Их задаёт администратор, поэтому они всегда актуальны.</w:t>
       </w:r>
     </w:p>
     <w:tbl>
@@ -4026,7 +4057,7 @@
           <w:color w:val="000000"/>
           <w:sz w:val="28"/>
         </w:rPr>
-        <w:t>При первом входе система показывает текст согласия на обработку персональных данных. Пока согласие не подтверждено, работать в системе нельзя: это требование закона, а не настройка, которую можно обойти.</w:t>
+        <w:t>При первом входе система показывает текст согласия на обработку персональных данных. Пока согласие не подтверждено, работать в системе нельзя.</w:t>
       </w:r>
     </w:p>
     <w:p>
@@ -4291,7 +4322,7 @@
           <w:color w:val="000000"/>
           <w:sz w:val="28"/>
         </w:rPr>
-        <w:t>Восстановить пароль самостоятельно нельзя, и это сделано намеренно: почтовый ящик работника системе неизвестен, а сброс пароля по нему открыл бы дорогу к чужой учётной записи через доступ к почте.</w:t>
+        <w:t>Восстановить пароль самостоятельно нельзя.</w:t>
       </w:r>
     </w:p>
     <w:p>
@@ -4456,87 +4487,6 @@
           <w:sz w:val="28"/>
         </w:rPr>
         <w:t>Сообщение об ошибке показывает, сколько попыток осталось, а после блокировки - сколько времени осталось ждать.</w:t>
-      </w:r>
-    </w:p>
-    <w:p>
-      <w:r>
-        <w:rPr>
-          <w:rFonts w:ascii="Times New Roman" w:hAnsi="Times New Roman" w:cs="Times New Roman" w:eastAsia="Times New Roman"/>
-          <w:b w:val="0"/>
-          <w:i w:val="0"/>
-          <w:color w:val="000000"/>
-          <w:sz w:val="28"/>
-        </w:rPr>
-        <w:t>Неудачные попытки не копятся вечно: те, что старше пяти минут, не учитываются, поэтому редкая опечатка до блокировки не доводит. Если сутки прошли без единой неудачной попытки, лестница возвращается на первую ступень.</w:t>
-      </w:r>
-    </w:p>
-    <w:tbl>
-      <w:tblPr>
-        <w:tblW w:type="auto" w:w="0"/>
-        <w:tblLayout w:type="fixed"/>
-        <w:tblLook w:firstColumn="1" w:firstRow="1" w:lastColumn="0" w:lastRow="0" w:noHBand="0" w:noVBand="1" w:val="04A0"/>
-        <w:tblLayout w:type="fixed"/>
-      </w:tblPr>
-      <w:tblGrid>
-        <w:gridCol w:w="9356"/>
-      </w:tblGrid>
-      <w:tr>
-        <w:trPr>
-          <w:cantSplit w:val="true"/>
-        </w:trPr>
-        <w:tc>
-          <w:tcPr>
-            <w:tcW w:type="dxa" w:w="9354"/>
-            <w:shd w:val="clear" w:fill="EAF1F8"/>
-            <w:tcBorders>
-              <w:left w:val="single" w:sz="24" w:color="2C6FA6"/>
-              <w:top w:val="single" w:sz="4" w:color="EAF1F8"/>
-              <w:bottom w:val="single" w:sz="4" w:color="EAF1F8"/>
-              <w:right w:val="single" w:sz="4" w:color="EAF1F8"/>
-            </w:tcBorders>
-          </w:tcPr>
-          <w:p>
-            <w:pPr>
-              <w:spacing w:line="288" w:lineRule="auto" w:after="0"/>
-              <w:ind w:firstLine="0"/>
-            </w:pPr>
-            <w:r>
-              <w:rPr>
-                <w:rFonts w:ascii="Times New Roman" w:hAnsi="Times New Roman" w:cs="Times New Roman" w:eastAsia="Times New Roman"/>
-                <w:b/>
-                <w:i w:val="0"/>
-                <w:color w:val="2C6FA6"/>
-                <w:sz w:val="26"/>
-              </w:rPr>
-              <w:t xml:space="preserve">ПРИМЕЧАНИЕ. </w:t>
-            </w:r>
-            <w:r>
-              <w:rPr>
-                <w:rFonts w:ascii="Times New Roman" w:hAnsi="Times New Roman" w:cs="Times New Roman" w:eastAsia="Times New Roman"/>
-                <w:b w:val="0"/>
-                <w:i w:val="0"/>
-                <w:color w:val="000000"/>
-                <w:sz w:val="26"/>
-              </w:rPr>
-              <w:t>Ждать окончания срока не обязательно. Администратор снимает блокировку досрочно, для этого достаточно обратиться в бюро пропусков.</w:t>
-            </w:r>
-          </w:p>
-        </w:tc>
-      </w:tr>
-    </w:tbl>
-    <w:p>
-      <w:pPr>
-        <w:spacing w:after="0" w:line="240" w:lineRule="auto"/>
-        <w:ind w:firstLine="0"/>
-      </w:pPr>
-      <w:r>
-        <w:rPr>
-          <w:rFonts w:ascii="Times New Roman" w:hAnsi="Times New Roman" w:cs="Times New Roman" w:eastAsia="Times New Roman"/>
-          <w:b w:val="0"/>
-          <w:i w:val="0"/>
-          <w:color w:val="000000"/>
-          <w:sz w:val="12"/>
-        </w:rPr>
       </w:r>
     </w:p>
     <w:p>
@@ -7687,7 +7637,7 @@
                 <w:color w:val="000000"/>
                 <w:sz w:val="24"/>
               </w:rPr>
-              <w:t>Только цифры, десять знаков. Пробел после серии система ставит сама</w:t>
+              <w:t>Цифры серии и номера: буквы и другие знаки при вводе стираются, а после четвёртой цифры сама подставляется пробел. Точную длину система не проверяет</w:t>
             </w:r>
           </w:p>
         </w:tc>
@@ -11173,95 +11123,6 @@
           <w:sz w:val="28"/>
         </w:rPr>
         <w:t>; нажатие на неё раскрывает полный список.</w:t>
-      </w:r>
-    </w:p>
-    <w:tbl>
-      <w:tblPr>
-        <w:tblW w:type="auto" w:w="0"/>
-        <w:tblLayout w:type="fixed"/>
-        <w:tblLook w:firstColumn="1" w:firstRow="1" w:lastColumn="0" w:lastRow="0" w:noHBand="0" w:noVBand="1" w:val="04A0"/>
-        <w:tblLayout w:type="fixed"/>
-      </w:tblPr>
-      <w:tblGrid>
-        <w:gridCol w:w="9356"/>
-      </w:tblGrid>
-      <w:tr>
-        <w:trPr>
-          <w:cantSplit w:val="true"/>
-        </w:trPr>
-        <w:tc>
-          <w:tcPr>
-            <w:tcW w:type="dxa" w:w="9354"/>
-            <w:shd w:val="clear" w:fill="EAF1F8"/>
-            <w:tcBorders>
-              <w:left w:val="single" w:sz="24" w:color="2C6FA6"/>
-              <w:top w:val="single" w:sz="4" w:color="EAF1F8"/>
-              <w:bottom w:val="single" w:sz="4" w:color="EAF1F8"/>
-              <w:right w:val="single" w:sz="4" w:color="EAF1F8"/>
-            </w:tcBorders>
-          </w:tcPr>
-          <w:p>
-            <w:pPr>
-              <w:spacing w:line="288" w:lineRule="auto" w:after="0"/>
-              <w:ind w:firstLine="0"/>
-            </w:pPr>
-            <w:r>
-              <w:rPr>
-                <w:rFonts w:ascii="Times New Roman" w:hAnsi="Times New Roman" w:cs="Times New Roman" w:eastAsia="Times New Roman"/>
-                <w:b/>
-                <w:i w:val="0"/>
-                <w:color w:val="2C6FA6"/>
-                <w:sz w:val="26"/>
-              </w:rPr>
-              <w:t xml:space="preserve">ПРИМЕЧАНИЕ. </w:t>
-            </w:r>
-            <w:r>
-              <w:rPr>
-                <w:rFonts w:ascii="Times New Roman" w:hAnsi="Times New Roman" w:cs="Times New Roman" w:eastAsia="Times New Roman"/>
-                <w:b w:val="0"/>
-                <w:i w:val="0"/>
-                <w:color w:val="000000"/>
-                <w:sz w:val="26"/>
-              </w:rPr>
-              <w:t xml:space="preserve">У работника, который ещё не дал согласия на обработку персональных данных, вместо фамилии выводится </w:t>
-            </w:r>
-            <w:r>
-              <w:rPr>
-                <w:rFonts w:ascii="Times New Roman" w:hAnsi="Times New Roman" w:cs="Times New Roman" w:eastAsia="Times New Roman"/>
-                <w:b/>
-                <w:i w:val="0"/>
-                <w:color w:val="000000"/>
-                <w:sz w:val="26"/>
-              </w:rPr>
-              <w:t>«ФИО скрыто до согласия на обработку данных»</w:t>
-            </w:r>
-            <w:r>
-              <w:rPr>
-                <w:rFonts w:ascii="Times New Roman" w:hAnsi="Times New Roman" w:cs="Times New Roman" w:eastAsia="Times New Roman"/>
-                <w:b w:val="0"/>
-                <w:i w:val="0"/>
-                <w:color w:val="000000"/>
-                <w:sz w:val="26"/>
-              </w:rPr>
-              <w:t>. Выбрать его получателем это не мешает.</w:t>
-            </w:r>
-          </w:p>
-        </w:tc>
-      </w:tr>
-    </w:tbl>
-    <w:p>
-      <w:pPr>
-        <w:spacing w:after="0" w:line="240" w:lineRule="auto"/>
-        <w:ind w:firstLine="0"/>
-      </w:pPr>
-      <w:r>
-        <w:rPr>
-          <w:rFonts w:ascii="Times New Roman" w:hAnsi="Times New Roman" w:cs="Times New Roman" w:eastAsia="Times New Roman"/>
-          <w:b w:val="0"/>
-          <w:i w:val="0"/>
-          <w:color w:val="000000"/>
-          <w:sz w:val="12"/>
-        </w:rPr>
       </w:r>
     </w:p>
     <w:p>
@@ -15589,7 +15450,7 @@
           <w:color w:val="000000"/>
           <w:sz w:val="28"/>
         </w:rPr>
-        <w:t xml:space="preserve">Место, закрытое бюро пропусков, показано блёклой плиткой и не выбирается. У постов - </w:t>
+        <w:t xml:space="preserve">Место, закрытое бюро пропусков, показано блёклой плиткой и не выбирается. Нажатие на такую плитку показывает всплывающую подсказку </w:t>
       </w:r>
       <w:r>
         <w:rPr>
@@ -15599,46 +15460,6 @@
           <w:color w:val="000000"/>
           <w:sz w:val="28"/>
         </w:rPr>
-        <w:t>«Места прохода»</w:t>
-      </w:r>
-      <w:r>
-        <w:rPr>
-          <w:rFonts w:ascii="Times New Roman" w:hAnsi="Times New Roman" w:cs="Times New Roman" w:eastAsia="Times New Roman"/>
-          <w:b w:val="0"/>
-          <w:i w:val="0"/>
-          <w:color w:val="000000"/>
-          <w:sz w:val="28"/>
-        </w:rPr>
-        <w:t xml:space="preserve"> у людей и </w:t>
-      </w:r>
-      <w:r>
-        <w:rPr>
-          <w:rFonts w:ascii="Times New Roman" w:hAnsi="Times New Roman" w:cs="Times New Roman" w:eastAsia="Times New Roman"/>
-          <w:b/>
-          <w:i w:val="0"/>
-          <w:color w:val="000000"/>
-          <w:sz w:val="28"/>
-        </w:rPr>
-        <w:t>«Проезд»</w:t>
-      </w:r>
-      <w:r>
-        <w:rPr>
-          <w:rFonts w:ascii="Times New Roman" w:hAnsi="Times New Roman" w:cs="Times New Roman" w:eastAsia="Times New Roman"/>
-          <w:b w:val="0"/>
-          <w:i w:val="0"/>
-          <w:color w:val="000000"/>
-          <w:sz w:val="28"/>
-        </w:rPr>
-        <w:t xml:space="preserve"> у машин - нажатие на такую плитку вместо выбора показывает </w:t>
-      </w:r>
-      <w:r>
-        <w:rPr>
-          <w:rFonts w:ascii="Times New Roman" w:hAnsi="Times New Roman" w:cs="Times New Roman" w:eastAsia="Times New Roman"/>
-          <w:b/>
-          <w:i w:val="0"/>
-          <w:color w:val="000000"/>
-          <w:sz w:val="28"/>
-        </w:rPr>
         <w:t>«Недоступно»</w:t>
       </w:r>
       <w:r>
@@ -15649,7 +15470,7 @@
           <w:color w:val="000000"/>
           <w:sz w:val="28"/>
         </w:rPr>
-        <w:t xml:space="preserve"> и причину, если она указана. У мест разгрузки объяснение выводится при наведении указателя, поэтому на телефоне или планшете закрытая площадка просто не выбирается, без пояснения; причину в этом случае подскажет бюро пропусков.</w:t>
+        <w:t xml:space="preserve"> с причиной, если она указана, и гаснет сама через несколько секунд; нажатие на другое место гасит её сразу. На компьютере та же подсказка видна и при наведении указателя, без нажатия.</w:t>
       </w:r>
     </w:p>
     <w:p>
@@ -15803,7 +15624,7 @@
           <w:color w:val="000000"/>
           <w:sz w:val="28"/>
         </w:rPr>
-        <w:t xml:space="preserve"> Как только заполнены фамилия и имя, система сверяет запись с чёрным списком. Сверяются все три поля сразу, включая отчество: незаполненное отчество считается пустым и совпадёт только с пустым же. При совпадении в форме появляется предупреждение </w:t>
+        <w:t xml:space="preserve"> Как только заполнены фамилия, имя и отчество, система сверяет запись с чёрным списком. При совпадении в форме появляется предупреждение </w:t>
       </w:r>
       <w:r>
         <w:rPr>
@@ -15844,18 +15665,6 @@
           <w:sz w:val="28"/>
         </w:rPr>
         <w:t xml:space="preserve"> гаснет.</w:t>
-      </w:r>
-    </w:p>
-    <w:p>
-      <w:r>
-        <w:rPr>
-          <w:rFonts w:ascii="Times New Roman" w:hAnsi="Times New Roman" w:cs="Times New Roman" w:eastAsia="Times New Roman"/>
-          <w:b w:val="0"/>
-          <w:i w:val="0"/>
-          <w:color w:val="000000"/>
-          <w:sz w:val="28"/>
-        </w:rPr>
-        <w:t>Сверка не придирается к регистру и лишним пробелам, но опечатку в самой фамилии не прощает - как и незаполненное отчество там, где в чёрном списке оно указано. Заявку с таким человеком остановит бюро пропусков при рассмотрении: там сверка идёт ещё раз и ловит похожие написания.</w:t>
       </w:r>
     </w:p>
     <w:p>
@@ -16989,7 +16798,7 @@
           <w:color w:val="000000"/>
           <w:sz w:val="28"/>
         </w:rPr>
-        <w:t xml:space="preserve">Записи, отмеченные </w:t>
+        <w:t xml:space="preserve">Записи автомобиля, отмеченные </w:t>
       </w:r>
       <w:r>
         <w:rPr>
@@ -17009,7 +16818,7 @@
           <w:color w:val="000000"/>
           <w:sz w:val="28"/>
         </w:rPr>
-        <w:t>, в это окно не попадают: привязывать нечего, вместо номера или фамилии в них стоит признак. Поэтому окно может не открыться вовсе - если все новые записи заявки отмечены «по факту», - а если в заявке есть и обычные новые записи, в окне будут перечислены только они.</w:t>
+        <w:t xml:space="preserve"> (см. подраздел 8.9), в это окно не попадают: привязывать нечего, вместо номера или марки в них стоит признак. Поэтому окно может не открыться вовсе - если все новые записи заявки отмечены «по факту», - а если в заявке есть и обычные новые записи, в окне будут перечислены только они.</w:t>
       </w:r>
     </w:p>
     <w:p>
@@ -17364,7 +17173,7 @@
                 <w:color w:val="000000"/>
                 <w:sz w:val="26"/>
               </w:rPr>
-              <w:t>Пока заявку не приняли в работу, её можно дополнить или отозвать из личного кабинета, см. подразделы 9.7 и 9.8.</w:t>
+              <w:t>Пока заявку не приняли в работу, её можно дополнить или отозвать из личного кабинета, см. подразделы 9.8 и 9.9.</w:t>
             </w:r>
           </w:p>
         </w:tc>
@@ -18167,7 +17976,7 @@
           <w:color w:val="000000"/>
           <w:sz w:val="28"/>
         </w:rPr>
-        <w:t xml:space="preserve"> - что с заявкой делает бюро пропусков: </w:t>
+        <w:t xml:space="preserve"> - текущий статус заявки: </w:t>
       </w:r>
       <w:r>
         <w:rPr>
@@ -18663,7 +18472,7 @@
           <w:color w:val="000000"/>
           <w:sz w:val="28"/>
         </w:rPr>
-        <w:t xml:space="preserve"> появляется, если вы дополняли заявку, см. подраздел 9.7.</w:t>
+        <w:t xml:space="preserve"> появляется, если вы дополняли заявку, см. подраздел 9.8.</w:t>
       </w:r>
     </w:p>
     <w:tbl>
@@ -18734,7 +18543,7 @@
                 <w:color w:val="000000"/>
                 <w:sz w:val="26"/>
               </w:rPr>
-              <w:t>: ответ придёт уведомлением.</w:t>
+              <w:t>, см. подраздел 9.7.</w:t>
             </w:r>
           </w:p>
         </w:tc>
@@ -19064,7 +18873,312 @@
           <w:color w:val="000000"/>
           <w:sz w:val="28"/>
         </w:rPr>
-        <w:t>9.7. Дополнение поданной заявки</w:t>
+        <w:t>9.7. Вопросы к заявке</w:t>
+      </w:r>
+    </w:p>
+    <w:p>
+      <w:r>
+        <w:rPr>
+          <w:rFonts w:ascii="Times New Roman" w:hAnsi="Times New Roman" w:cs="Times New Roman" w:eastAsia="Times New Roman"/>
+          <w:b w:val="0"/>
+          <w:i w:val="0"/>
+          <w:color w:val="000000"/>
+          <w:sz w:val="28"/>
+        </w:rPr>
+        <w:t>Если по заявке нужно что-то уточнить, необязательно звонить в бюро пропусков - можно задать вопрос прямо в заявке; тем же способом задают вопросы и вам, а ваши ответы видны сразу в этом блоке.</w:t>
+      </w:r>
+    </w:p>
+    <w:p>
+      <w:r>
+        <w:rPr>
+          <w:rFonts w:ascii="Times New Roman" w:hAnsi="Times New Roman" w:cs="Times New Roman" w:eastAsia="Times New Roman"/>
+          <w:b w:val="0"/>
+          <w:i w:val="0"/>
+          <w:color w:val="000000"/>
+          <w:sz w:val="28"/>
+        </w:rPr>
+        <w:t xml:space="preserve">Блок </w:t>
+      </w:r>
+      <w:r>
+        <w:rPr>
+          <w:rFonts w:ascii="Times New Roman" w:hAnsi="Times New Roman" w:cs="Times New Roman" w:eastAsia="Times New Roman"/>
+          <w:b/>
+          <w:i w:val="0"/>
+          <w:color w:val="000000"/>
+          <w:sz w:val="28"/>
+        </w:rPr>
+        <w:t>«Вопросы к заявке»</w:t>
+      </w:r>
+      <w:r>
+        <w:rPr>
+          <w:rFonts w:ascii="Times New Roman" w:hAnsi="Times New Roman" w:cs="Times New Roman" w:eastAsia="Times New Roman"/>
+          <w:b w:val="0"/>
+          <w:i w:val="0"/>
+          <w:color w:val="000000"/>
+          <w:sz w:val="28"/>
+        </w:rPr>
+        <w:t xml:space="preserve"> находится в карточке своей заявки (см. подраздел 9.5); по умолчанию свёрнут - разворачивается нажатием на заголовок. Кнопка </w:t>
+      </w:r>
+      <w:r>
+        <w:rPr>
+          <w:rFonts w:ascii="Times New Roman" w:hAnsi="Times New Roman" w:cs="Times New Roman" w:eastAsia="Times New Roman"/>
+          <w:b/>
+          <w:i w:val="0"/>
+          <w:color w:val="000000"/>
+          <w:sz w:val="28"/>
+        </w:rPr>
+        <w:t>«Задать вопрос»</w:t>
+      </w:r>
+      <w:r>
+        <w:rPr>
+          <w:rFonts w:ascii="Times New Roman" w:hAnsi="Times New Roman" w:cs="Times New Roman" w:eastAsia="Times New Roman"/>
+          <w:b w:val="0"/>
+          <w:i w:val="0"/>
+          <w:color w:val="000000"/>
+          <w:sz w:val="28"/>
+        </w:rPr>
+        <w:t xml:space="preserve"> видна в шапке блока и без разворачивания.</w:t>
+      </w:r>
+    </w:p>
+    <w:p>
+      <w:r>
+        <w:rPr>
+          <w:rFonts w:ascii="Times New Roman" w:hAnsi="Times New Roman" w:cs="Times New Roman" w:eastAsia="Times New Roman"/>
+          <w:b w:val="0"/>
+          <w:i w:val="0"/>
+          <w:color w:val="000000"/>
+          <w:sz w:val="28"/>
+        </w:rPr>
+        <w:t xml:space="preserve">Заполните </w:t>
+      </w:r>
+      <w:r>
+        <w:rPr>
+          <w:rFonts w:ascii="Times New Roman" w:hAnsi="Times New Roman" w:cs="Times New Roman" w:eastAsia="Times New Roman"/>
+          <w:b/>
+          <w:i w:val="0"/>
+          <w:color w:val="000000"/>
+          <w:sz w:val="28"/>
+        </w:rPr>
+        <w:t>«Тема вопроса»</w:t>
+      </w:r>
+      <w:r>
+        <w:rPr>
+          <w:rFonts w:ascii="Times New Roman" w:hAnsi="Times New Roman" w:cs="Times New Roman" w:eastAsia="Times New Roman"/>
+          <w:b w:val="0"/>
+          <w:i w:val="0"/>
+          <w:color w:val="000000"/>
+          <w:sz w:val="28"/>
+        </w:rPr>
+        <w:t xml:space="preserve"> - коротко, о чём речь, и </w:t>
+      </w:r>
+      <w:r>
+        <w:rPr>
+          <w:rFonts w:ascii="Times New Roman" w:hAnsi="Times New Roman" w:cs="Times New Roman" w:eastAsia="Times New Roman"/>
+          <w:b/>
+          <w:i w:val="0"/>
+          <w:color w:val="000000"/>
+          <w:sz w:val="28"/>
+        </w:rPr>
+        <w:t>«Вопрос»</w:t>
+      </w:r>
+      <w:r>
+        <w:rPr>
+          <w:rFonts w:ascii="Times New Roman" w:hAnsi="Times New Roman" w:cs="Times New Roman" w:eastAsia="Times New Roman"/>
+          <w:b w:val="0"/>
+          <w:i w:val="0"/>
+          <w:color w:val="000000"/>
+          <w:sz w:val="28"/>
+        </w:rPr>
+        <w:t xml:space="preserve"> - сам текст. При необходимости отметьте вложения, которых вопрос касается, - это необязательно. Нажмите </w:t>
+      </w:r>
+      <w:r>
+        <w:rPr>
+          <w:rFonts w:ascii="Times New Roman" w:hAnsi="Times New Roman" w:cs="Times New Roman" w:eastAsia="Times New Roman"/>
+          <w:b/>
+          <w:i w:val="0"/>
+          <w:color w:val="000000"/>
+          <w:sz w:val="28"/>
+        </w:rPr>
+        <w:t>«Отправить»</w:t>
+      </w:r>
+      <w:r>
+        <w:rPr>
+          <w:rFonts w:ascii="Times New Roman" w:hAnsi="Times New Roman" w:cs="Times New Roman" w:eastAsia="Times New Roman"/>
+          <w:b w:val="0"/>
+          <w:i w:val="0"/>
+          <w:color w:val="000000"/>
+          <w:sz w:val="28"/>
+        </w:rPr>
+        <w:t>.</w:t>
+      </w:r>
+    </w:p>
+    <w:p>
+      <w:r>
+        <w:rPr>
+          <w:rFonts w:ascii="Times New Roman" w:hAnsi="Times New Roman" w:cs="Times New Roman" w:eastAsia="Times New Roman"/>
+          <w:b w:val="0"/>
+          <w:i w:val="0"/>
+          <w:color w:val="000000"/>
+          <w:sz w:val="28"/>
+        </w:rPr>
+        <w:t xml:space="preserve">Ожидаемый результат: система сообщает «Вопрос отправлен», вопрос появляется в списке блока, а у заявки в списках других участников появляется метка </w:t>
+      </w:r>
+      <w:r>
+        <w:rPr>
+          <w:rFonts w:ascii="Times New Roman" w:hAnsi="Times New Roman" w:cs="Times New Roman" w:eastAsia="Times New Roman"/>
+          <w:b/>
+          <w:i w:val="0"/>
+          <w:color w:val="000000"/>
+          <w:sz w:val="28"/>
+        </w:rPr>
+        <w:t>«Вопросы»</w:t>
+      </w:r>
+      <w:r>
+        <w:rPr>
+          <w:rFonts w:ascii="Times New Roman" w:hAnsi="Times New Roman" w:cs="Times New Roman" w:eastAsia="Times New Roman"/>
+          <w:b w:val="0"/>
+          <w:i w:val="0"/>
+          <w:color w:val="000000"/>
+          <w:sz w:val="28"/>
+        </w:rPr>
+        <w:t>.</w:t>
+      </w:r>
+    </w:p>
+    <w:p>
+      <w:r>
+        <w:rPr>
+          <w:rFonts w:ascii="Times New Roman" w:hAnsi="Times New Roman" w:cs="Times New Roman" w:eastAsia="Times New Roman"/>
+          <w:b w:val="0"/>
+          <w:i w:val="0"/>
+          <w:color w:val="000000"/>
+          <w:sz w:val="28"/>
+        </w:rPr>
+        <w:t xml:space="preserve">Ответы собираются в тот же вопрос: кнопка </w:t>
+      </w:r>
+      <w:r>
+        <w:rPr>
+          <w:rFonts w:ascii="Times New Roman" w:hAnsi="Times New Roman" w:cs="Times New Roman" w:eastAsia="Times New Roman"/>
+          <w:b/>
+          <w:i w:val="0"/>
+          <w:color w:val="000000"/>
+          <w:sz w:val="28"/>
+        </w:rPr>
+        <w:t>«Показать ответы»</w:t>
+      </w:r>
+      <w:r>
+        <w:rPr>
+          <w:rFonts w:ascii="Times New Roman" w:hAnsi="Times New Roman" w:cs="Times New Roman" w:eastAsia="Times New Roman"/>
+          <w:b w:val="0"/>
+          <w:i w:val="0"/>
+          <w:color w:val="000000"/>
+          <w:sz w:val="28"/>
+        </w:rPr>
+        <w:t xml:space="preserve"> разворачивает их. Чтобы ответить самому, напишите текст в поле под ответами и нажмите </w:t>
+      </w:r>
+      <w:r>
+        <w:rPr>
+          <w:rFonts w:ascii="Times New Roman" w:hAnsi="Times New Roman" w:cs="Times New Roman" w:eastAsia="Times New Roman"/>
+          <w:b/>
+          <w:i w:val="0"/>
+          <w:color w:val="000000"/>
+          <w:sz w:val="28"/>
+        </w:rPr>
+        <w:t>«Ответить»</w:t>
+      </w:r>
+      <w:r>
+        <w:rPr>
+          <w:rFonts w:ascii="Times New Roman" w:hAnsi="Times New Roman" w:cs="Times New Roman" w:eastAsia="Times New Roman"/>
+          <w:b w:val="0"/>
+          <w:i w:val="0"/>
+          <w:color w:val="000000"/>
+          <w:sz w:val="28"/>
+        </w:rPr>
+        <w:t>.</w:t>
+      </w:r>
+    </w:p>
+    <w:tbl>
+      <w:tblPr>
+        <w:tblW w:type="auto" w:w="0"/>
+        <w:tblLayout w:type="fixed"/>
+        <w:tblLook w:firstColumn="1" w:firstRow="1" w:lastColumn="0" w:lastRow="0" w:noHBand="0" w:noVBand="1" w:val="04A0"/>
+        <w:tblLayout w:type="fixed"/>
+      </w:tblPr>
+      <w:tblGrid>
+        <w:gridCol w:w="9356"/>
+      </w:tblGrid>
+      <w:tr>
+        <w:trPr>
+          <w:cantSplit w:val="true"/>
+        </w:trPr>
+        <w:tc>
+          <w:tcPr>
+            <w:tcW w:type="dxa" w:w="9354"/>
+            <w:shd w:val="clear" w:fill="EAF1F8"/>
+            <w:tcBorders>
+              <w:left w:val="single" w:sz="24" w:color="2C6FA6"/>
+              <w:top w:val="single" w:sz="4" w:color="EAF1F8"/>
+              <w:bottom w:val="single" w:sz="4" w:color="EAF1F8"/>
+              <w:right w:val="single" w:sz="4" w:color="EAF1F8"/>
+            </w:tcBorders>
+          </w:tcPr>
+          <w:p>
+            <w:pPr>
+              <w:spacing w:line="288" w:lineRule="auto" w:after="0"/>
+              <w:ind w:firstLine="0"/>
+            </w:pPr>
+            <w:r>
+              <w:rPr>
+                <w:rFonts w:ascii="Times New Roman" w:hAnsi="Times New Roman" w:cs="Times New Roman" w:eastAsia="Times New Roman"/>
+                <w:b/>
+                <w:i w:val="0"/>
+                <w:color w:val="2C6FA6"/>
+                <w:sz w:val="26"/>
+              </w:rPr>
+              <w:t xml:space="preserve">ПРИМЕЧАНИЕ. </w:t>
+            </w:r>
+            <w:r>
+              <w:rPr>
+                <w:rFonts w:ascii="Times New Roman" w:hAnsi="Times New Roman" w:cs="Times New Roman" w:eastAsia="Times New Roman"/>
+                <w:b w:val="0"/>
+                <w:i w:val="0"/>
+                <w:color w:val="000000"/>
+                <w:sz w:val="26"/>
+              </w:rPr>
+              <w:t>Если по вашей заявке вопрос задаёт кто-то другой, придёт уведомление «Новый вопрос по заявке»; если отвечают на ваш вопрос - «Новый ответ на вопрос». Настройка этих уведомлений - в подразделе 9.13.</w:t>
+            </w:r>
+          </w:p>
+        </w:tc>
+      </w:tr>
+    </w:tbl>
+    <w:p>
+      <w:pPr>
+        <w:spacing w:after="0" w:line="240" w:lineRule="auto"/>
+        <w:ind w:firstLine="0"/>
+      </w:pPr>
+      <w:r>
+        <w:rPr>
+          <w:rFonts w:ascii="Times New Roman" w:hAnsi="Times New Roman" w:cs="Times New Roman" w:eastAsia="Times New Roman"/>
+          <w:b w:val="0"/>
+          <w:i w:val="0"/>
+          <w:color w:val="000000"/>
+          <w:sz w:val="12"/>
+        </w:rPr>
+      </w:r>
+    </w:p>
+    <w:p>
+      <w:pPr>
+        <w:pStyle w:val="Heading2"/>
+        <w:ind w:firstLine="0"/>
+      </w:pPr>
+      <w:r>
+        <w:rPr>
+          <w:rFonts w:ascii="Times New Roman" w:hAnsi="Times New Roman" w:cs="Times New Roman" w:eastAsia="Times New Roman"/>
+          <w:b/>
+          <w:i w:val="0"/>
+          <w:color w:val="000000"/>
+          <w:sz w:val="28"/>
+        </w:rPr>
+        <w:t>9.8. Дополнение поданной заявки</w:t>
       </w:r>
     </w:p>
     <w:p>
@@ -19320,7 +19434,7 @@
           <w:color w:val="000000"/>
           <w:sz w:val="28"/>
         </w:rPr>
-        <w:t>заявка уже в работе - дополнение уходит на отдельный круг согласования, а выданные ранее пропуска продолжают действовать.</w:t>
+        <w:t>заявка уже в работе - дополнение уходит на отдельный круг согласования, а данные заявки, согласованные ранее, продолжают действовать.</w:t>
       </w:r>
     </w:p>
     <w:p>
@@ -19432,7 +19546,7 @@
           <w:color w:val="000000"/>
           <w:sz w:val="28"/>
         </w:rPr>
-        <w:t>9.8. Отзыв заявки</w:t>
+        <w:t>9.9. Отзыв заявки</w:t>
       </w:r>
     </w:p>
     <w:p>
@@ -19673,7 +19787,7 @@
           <w:color w:val="000000"/>
           <w:sz w:val="28"/>
         </w:rPr>
-        <w:t>9.9. Дублирование заявки</w:t>
+        <w:t>9.10. Дублирование заявки</w:t>
       </w:r>
     </w:p>
     <w:p>
@@ -19877,7 +19991,7 @@
           <w:color w:val="000000"/>
           <w:sz w:val="28"/>
         </w:rPr>
-        <w:t>9.10. Скачивание бланков</w:t>
+        <w:t>9.11. Скачивание бланков</w:t>
       </w:r>
     </w:p>
     <w:p>
@@ -20169,7 +20283,7 @@
           <w:color w:val="000000"/>
           <w:sz w:val="28"/>
         </w:rPr>
-        <w:t>9.11. Уведомления</w:t>
+        <w:t>9.12. Уведомления</w:t>
       </w:r>
     </w:p>
     <w:p>
@@ -20182,6 +20296,18 @@
           <w:sz w:val="28"/>
         </w:rPr>
         <w:t>Система сообщает о событиях по вашим заявкам: заявка отправлена, изменился статус, задан вопрос, пришёл ответ, вынесено решение по дополнению, истекает срок пропуска.</w:t>
+      </w:r>
+    </w:p>
+    <w:p>
+      <w:r>
+        <w:rPr>
+          <w:rFonts w:ascii="Times New Roman" w:hAnsi="Times New Roman" w:cs="Times New Roman" w:eastAsia="Times New Roman"/>
+          <w:b w:val="0"/>
+          <w:i w:val="0"/>
+          <w:color w:val="000000"/>
+          <w:sz w:val="28"/>
+        </w:rPr>
+        <w:t>О том, что срок заявки подходит к концу, система предупреждает дважды: за три дня до окончания и накануне. Речь о сроке заявки в целом - самой поздней дате среди её действующих вложений: если в заявке есть бланки с разными сроками, предупреждение считается по тому, что истекает позже всех, а не по первому попавшемуся. Уведомление получает тот, кто подал заявку, даже если её видят и другие работники организации. Когда срок истёк и заявка завершилась, приходит отдельное уведомление «Заявка завершена» - тот же вид, что и у прочих смен статуса, его не меняли. Оба уведомления - о скором истечении и о завершении - можно отключить на странице настройки: подписи «Нельзя отключить» у них нет.</w:t>
       </w:r>
     </w:p>
     <w:p>
@@ -20326,7 +20452,7 @@
                 <w:color w:val="000000"/>
                 <w:sz w:val="26"/>
               </w:rPr>
-              <w:t xml:space="preserve"> удаляет уведомления безвозвратно. В личном кабинете система переспрашивает перед очисткой, а в списке из верхней строки - нет.</w:t>
+              <w:t xml:space="preserve"> удаляет уведомления безвозвратно и сразу все - не только показанные на вкладке «Непрочитанные». Система переспрашивает перед очисткой и в личном кабинете, и в списке из верхней строки.</w:t>
             </w:r>
           </w:p>
         </w:tc>
@@ -20360,7 +20486,7 @@
           <w:color w:val="000000"/>
           <w:sz w:val="28"/>
         </w:rPr>
-        <w:t>9.12. Настройка уведомлений</w:t>
+        <w:t>9.13. Настройка уведомлений</w:t>
       </w:r>
     </w:p>
     <w:p>
@@ -20660,27 +20786,7 @@
           <w:color w:val="000000"/>
           <w:sz w:val="28"/>
         </w:rPr>
-        <w:t xml:space="preserve">. Если в разделе таковы все виды, переключатель раздела заблокирован, а над списком написано: </w:t>
-      </w:r>
-      <w:r>
-        <w:rPr>
-          <w:rFonts w:ascii="Times New Roman" w:hAnsi="Times New Roman" w:cs="Times New Roman" w:eastAsia="Times New Roman"/>
-          <w:b/>
-          <w:i w:val="0"/>
-          <w:color w:val="000000"/>
-          <w:sz w:val="28"/>
-        </w:rPr>
-        <w:t>«Эти уведомления нельзя отключить - о них вы узнаете в любом случае»</w:t>
-      </w:r>
-      <w:r>
-        <w:rPr>
-          <w:rFonts w:ascii="Times New Roman" w:hAnsi="Times New Roman" w:cs="Times New Roman" w:eastAsia="Times New Roman"/>
-          <w:b w:val="0"/>
-          <w:i w:val="0"/>
-          <w:color w:val="000000"/>
-          <w:sz w:val="28"/>
-        </w:rPr>
-        <w:t>.</w:t>
+        <w:t>. Если в разделе таковы все виды, переключатель раздела заблокирован.</w:t>
       </w:r>
     </w:p>
     <w:p>
@@ -20956,8 +21062,8 @@
         <w:tblLayout w:type="fixed"/>
       </w:tblPr>
       <w:tblGrid>
-        <w:gridCol w:w="3573"/>
-        <w:gridCol w:w="5783"/>
+        <w:gridCol w:w="3647"/>
+        <w:gridCol w:w="5709"/>
       </w:tblGrid>
       <w:tr>
         <w:trPr>
@@ -20966,7 +21072,7 @@
         </w:trPr>
         <w:tc>
           <w:tcPr>
-            <w:tcW w:type="dxa" w:w="3572"/>
+            <w:tcW w:type="dxa" w:w="3646"/>
             <w:shd w:val="clear" w:fill="E8E8E8"/>
           </w:tcPr>
           <w:p>
@@ -20990,7 +21096,7 @@
         </w:tc>
         <w:tc>
           <w:tcPr>
-            <w:tcW w:type="dxa" w:w="5782"/>
+            <w:tcW w:type="dxa" w:w="5708"/>
             <w:shd w:val="clear" w:fill="E8E8E8"/>
           </w:tcPr>
           <w:p>
@@ -21019,7 +21125,7 @@
         </w:trPr>
         <w:tc>
           <w:tcPr>
-            <w:tcW w:type="dxa" w:w="3572"/>
+            <w:tcW w:type="dxa" w:w="3646"/>
           </w:tcPr>
           <w:p>
             <w:pPr>
@@ -21041,7 +21147,7 @@
         </w:tc>
         <w:tc>
           <w:tcPr>
-            <w:tcW w:type="dxa" w:w="5782"/>
+            <w:tcW w:type="dxa" w:w="5708"/>
           </w:tcPr>
           <w:p>
             <w:pPr>
@@ -21057,7 +21163,7 @@
                 <w:color w:val="000000"/>
                 <w:sz w:val="24"/>
               </w:rPr>
-              <w:t>Возможность не включена на вашем предприятии. Кнопки нет, обращайтесь в бюро пропусков</w:t>
+              <w:t>Возможность не включена. Кнопки нет, обращайтесь в бюро пропусков</w:t>
             </w:r>
           </w:p>
         </w:tc>
@@ -21068,7 +21174,7 @@
         </w:trPr>
         <w:tc>
           <w:tcPr>
-            <w:tcW w:type="dxa" w:w="3572"/>
+            <w:tcW w:type="dxa" w:w="3646"/>
           </w:tcPr>
           <w:p>
             <w:pPr>
@@ -21090,7 +21196,7 @@
         </w:tc>
         <w:tc>
           <w:tcPr>
-            <w:tcW w:type="dxa" w:w="5782"/>
+            <w:tcW w:type="dxa" w:w="5708"/>
           </w:tcPr>
           <w:p>
             <w:pPr>
@@ -21117,7 +21223,7 @@
         </w:trPr>
         <w:tc>
           <w:tcPr>
-            <w:tcW w:type="dxa" w:w="3572"/>
+            <w:tcW w:type="dxa" w:w="3646"/>
           </w:tcPr>
           <w:p>
             <w:pPr>
@@ -21139,7 +21245,7 @@
         </w:tc>
         <w:tc>
           <w:tcPr>
-            <w:tcW w:type="dxa" w:w="5782"/>
+            <w:tcW w:type="dxa" w:w="5708"/>
           </w:tcPr>
           <w:p>
             <w:pPr>
@@ -21417,8 +21523,8 @@
       <w:tblGrid>
         <w:gridCol w:w="1134"/>
         <w:gridCol w:w="1701"/>
-        <w:gridCol w:w="4906"/>
-        <w:gridCol w:w="1614"/>
+        <w:gridCol w:w="5670"/>
+        <w:gridCol w:w="850"/>
       </w:tblGrid>
       <w:tr>
         <w:trPr>
@@ -21475,7 +21581,7 @@
         </w:tc>
         <w:tc>
           <w:tcPr>
-            <w:tcW w:type="dxa" w:w="4906"/>
+            <w:tcW w:type="dxa" w:w="5669"/>
             <w:shd w:val="clear" w:fill="E8E8E8"/>
           </w:tcPr>
           <w:p>
@@ -21499,7 +21605,7 @@
         </w:tc>
         <w:tc>
           <w:tcPr>
-            <w:tcW w:type="dxa" w:w="1614"/>
+            <w:tcW w:type="dxa" w:w="850"/>
             <w:shd w:val="clear" w:fill="E8E8E8"/>
           </w:tcPr>
           <w:p>
@@ -21574,7 +21680,7 @@
         </w:tc>
         <w:tc>
           <w:tcPr>
-            <w:tcW w:type="dxa" w:w="4906"/>
+            <w:tcW w:type="dxa" w:w="5669"/>
           </w:tcPr>
           <w:p>
             <w:pPr>
@@ -21597,7 +21703,7 @@
         </w:tc>
         <w:tc>
           <w:tcPr>
-            <w:tcW w:type="dxa" w:w="1614"/>
+            <w:tcW w:type="dxa" w:w="850"/>
           </w:tcPr>
           <w:p>
             <w:pPr>
@@ -21661,7 +21767,7 @@
         </w:tc>
         <w:tc>
           <w:tcPr>
-            <w:tcW w:type="dxa" w:w="4906"/>
+            <w:tcW w:type="dxa" w:w="5669"/>
           </w:tcPr>
           <w:p>
             <w:pPr>
@@ -21684,7 +21790,181 @@
         </w:tc>
         <w:tc>
           <w:tcPr>
-            <w:tcW w:type="dxa" w:w="1614"/>
+            <w:tcW w:type="dxa" w:w="850"/>
+          </w:tcPr>
+          <w:p>
+            <w:pPr>
+              <w:keepNext/>
+              <w:spacing w:line="240" w:lineRule="auto" w:after="0"/>
+              <w:ind w:firstLine="0"/>
+              <w:jc w:val="left"/>
+            </w:pPr>
+          </w:p>
+        </w:tc>
+      </w:tr>
+      <w:tr>
+        <w:trPr>
+          <w:cantSplit w:val="true"/>
+        </w:trPr>
+        <w:tc>
+          <w:tcPr>
+            <w:tcW w:type="dxa" w:w="1134"/>
+          </w:tcPr>
+          <w:p>
+            <w:pPr>
+              <w:keepNext/>
+              <w:spacing w:line="240" w:lineRule="auto" w:after="0"/>
+              <w:ind w:firstLine="0"/>
+              <w:jc w:val="left"/>
+            </w:pPr>
+            <w:r>
+              <w:rPr>
+                <w:rFonts w:ascii="Times New Roman" w:hAnsi="Times New Roman" w:cs="Times New Roman" w:eastAsia="Times New Roman"/>
+                <w:b w:val="0"/>
+                <w:i w:val="0"/>
+                <w:color w:val="000000"/>
+                <w:sz w:val="24"/>
+              </w:rPr>
+              <w:t>1.2</w:t>
+            </w:r>
+          </w:p>
+        </w:tc>
+        <w:tc>
+          <w:tcPr>
+            <w:tcW w:type="dxa" w:w="1701"/>
+          </w:tcPr>
+          <w:p>
+            <w:pPr>
+              <w:keepNext/>
+              <w:spacing w:line="240" w:lineRule="auto" w:after="0"/>
+              <w:ind w:firstLine="0"/>
+              <w:jc w:val="left"/>
+            </w:pPr>
+            <w:r>
+              <w:rPr>
+                <w:rFonts w:ascii="Times New Roman" w:hAnsi="Times New Roman" w:cs="Times New Roman" w:eastAsia="Times New Roman"/>
+                <w:b w:val="0"/>
+                <w:i w:val="0"/>
+                <w:color w:val="000000"/>
+                <w:sz w:val="24"/>
+              </w:rPr>
+              <w:t>13.08.2026</w:t>
+            </w:r>
+          </w:p>
+        </w:tc>
+        <w:tc>
+          <w:tcPr>
+            <w:tcW w:type="dxa" w:w="5669"/>
+          </w:tcPr>
+          <w:p>
+            <w:pPr>
+              <w:keepNext/>
+              <w:spacing w:line="240" w:lineRule="auto" w:after="0"/>
+              <w:ind w:firstLine="0"/>
+              <w:jc w:val="left"/>
+            </w:pPr>
+            <w:r>
+              <w:rPr>
+                <w:rFonts w:ascii="Times New Roman" w:hAnsi="Times New Roman" w:cs="Times New Roman" w:eastAsia="Times New Roman"/>
+                <w:b w:val="0"/>
+                <w:i w:val="0"/>
+                <w:color w:val="000000"/>
+                <w:sz w:val="24"/>
+              </w:rPr>
+              <w:t>Текст приведён к точке зрения заявителя: убраны объяснения внутреннего устройства там, где нужно знать только что нажать и что произойдёт - причины отсутствия самостоятельной регистрации и восстановления пароля, устройство блокировки по неудачным попыткам, правила сверки чёрного списка. Добавлен раздел «Вопросы к заявке»: как задать вопрос по своей заявке и увидеть ответ. Выверены по коду формат ввода серии и номера паспорта в разделе «Сотрудники» и подсказка о недоступном месте прохода и разгрузки на телефоне. Переписано предупреждение об очистке уведомлений: подтверждение спрашивается в обоих местах, а чистка сносит весь список, а не только показанное на вкладке «Непрочитанные»</w:t>
+            </w:r>
+          </w:p>
+        </w:tc>
+        <w:tc>
+          <w:tcPr>
+            <w:tcW w:type="dxa" w:w="850"/>
+          </w:tcPr>
+          <w:p>
+            <w:pPr>
+              <w:keepNext/>
+              <w:spacing w:line="240" w:lineRule="auto" w:after="0"/>
+              <w:ind w:firstLine="0"/>
+              <w:jc w:val="left"/>
+            </w:pPr>
+          </w:p>
+        </w:tc>
+      </w:tr>
+      <w:tr>
+        <w:trPr>
+          <w:cantSplit w:val="true"/>
+        </w:trPr>
+        <w:tc>
+          <w:tcPr>
+            <w:tcW w:type="dxa" w:w="1134"/>
+          </w:tcPr>
+          <w:p>
+            <w:pPr>
+              <w:keepNext/>
+              <w:spacing w:line="240" w:lineRule="auto" w:after="0"/>
+              <w:ind w:firstLine="0"/>
+              <w:jc w:val="left"/>
+            </w:pPr>
+            <w:r>
+              <w:rPr>
+                <w:rFonts w:ascii="Times New Roman" w:hAnsi="Times New Roman" w:cs="Times New Roman" w:eastAsia="Times New Roman"/>
+                <w:b w:val="0"/>
+                <w:i w:val="0"/>
+                <w:color w:val="000000"/>
+                <w:sz w:val="24"/>
+              </w:rPr>
+              <w:t>1.3</w:t>
+            </w:r>
+          </w:p>
+        </w:tc>
+        <w:tc>
+          <w:tcPr>
+            <w:tcW w:type="dxa" w:w="1701"/>
+          </w:tcPr>
+          <w:p>
+            <w:pPr>
+              <w:keepNext/>
+              <w:spacing w:line="240" w:lineRule="auto" w:after="0"/>
+              <w:ind w:firstLine="0"/>
+              <w:jc w:val="left"/>
+            </w:pPr>
+            <w:r>
+              <w:rPr>
+                <w:rFonts w:ascii="Times New Roman" w:hAnsi="Times New Roman" w:cs="Times New Roman" w:eastAsia="Times New Roman"/>
+                <w:b w:val="0"/>
+                <w:i w:val="0"/>
+                <w:color w:val="000000"/>
+                <w:sz w:val="24"/>
+              </w:rPr>
+              <w:t>13.08.2026</w:t>
+            </w:r>
+          </w:p>
+        </w:tc>
+        <w:tc>
+          <w:tcPr>
+            <w:tcW w:type="dxa" w:w="5669"/>
+          </w:tcPr>
+          <w:p>
+            <w:pPr>
+              <w:keepNext/>
+              <w:spacing w:line="240" w:lineRule="auto" w:after="0"/>
+              <w:ind w:firstLine="0"/>
+              <w:jc w:val="left"/>
+            </w:pPr>
+            <w:r>
+              <w:rPr>
+                <w:rFonts w:ascii="Times New Roman" w:hAnsi="Times New Roman" w:cs="Times New Roman" w:eastAsia="Times New Roman"/>
+                <w:b w:val="0"/>
+                <w:i w:val="0"/>
+                <w:color w:val="000000"/>
+                <w:sz w:val="24"/>
+              </w:rPr>
+              <w:t>Описано предупреждение о скором истечении срока заявки: приходит дважды - за три дня до окончания и накануне, считается по самой поздней дате среди действующих вложений заявки</w:t>
+            </w:r>
+          </w:p>
+        </w:tc>
+        <w:tc>
+          <w:tcPr>
+            <w:tcW w:type="dxa" w:w="850"/>
           </w:tcPr>
           <w:p>
             <w:pPr>
@@ -21729,7 +22009,7 @@
         </w:tc>
         <w:tc>
           <w:tcPr>
-            <w:tcW w:type="dxa" w:w="4906"/>
+            <w:tcW w:type="dxa" w:w="5669"/>
           </w:tcPr>
           <w:p>
             <w:pPr>
@@ -21742,7 +22022,7 @@
         </w:tc>
         <w:tc>
           <w:tcPr>
-            <w:tcW w:type="dxa" w:w="1614"/>
+            <w:tcW w:type="dxa" w:w="850"/>
           </w:tcPr>
           <w:p>
             <w:pPr>
@@ -21787,7 +22067,7 @@
         </w:tc>
         <w:tc>
           <w:tcPr>
-            <w:tcW w:type="dxa" w:w="4906"/>
+            <w:tcW w:type="dxa" w:w="5669"/>
           </w:tcPr>
           <w:p>
             <w:pPr>
@@ -21800,7 +22080,7 @@
         </w:tc>
         <w:tc>
           <w:tcPr>
-            <w:tcW w:type="dxa" w:w="1614"/>
+            <w:tcW w:type="dxa" w:w="850"/>
           </w:tcPr>
           <w:p>
             <w:pPr>
@@ -21845,7 +22125,7 @@
         </w:tc>
         <w:tc>
           <w:tcPr>
-            <w:tcW w:type="dxa" w:w="4906"/>
+            <w:tcW w:type="dxa" w:w="5669"/>
           </w:tcPr>
           <w:p>
             <w:pPr>
@@ -21858,7 +22138,7 @@
         </w:tc>
         <w:tc>
           <w:tcPr>
-            <w:tcW w:type="dxa" w:w="1614"/>
+            <w:tcW w:type="dxa" w:w="850"/>
           </w:tcPr>
           <w:p>
             <w:pPr>
@@ -21903,7 +22183,7 @@
         </w:tc>
         <w:tc>
           <w:tcPr>
-            <w:tcW w:type="dxa" w:w="4906"/>
+            <w:tcW w:type="dxa" w:w="5669"/>
           </w:tcPr>
           <w:p>
             <w:pPr>
@@ -21916,7 +22196,7 @@
         </w:tc>
         <w:tc>
           <w:tcPr>
-            <w:tcW w:type="dxa" w:w="1614"/>
+            <w:tcW w:type="dxa" w:w="850"/>
           </w:tcPr>
           <w:p>
             <w:pPr>
@@ -21961,7 +22241,7 @@
         </w:tc>
         <w:tc>
           <w:tcPr>
-            <w:tcW w:type="dxa" w:w="4906"/>
+            <w:tcW w:type="dxa" w:w="5669"/>
           </w:tcPr>
           <w:p>
             <w:pPr>
@@ -21974,7 +22254,7 @@
         </w:tc>
         <w:tc>
           <w:tcPr>
-            <w:tcW w:type="dxa" w:w="1614"/>
+            <w:tcW w:type="dxa" w:w="850"/>
           </w:tcPr>
           <w:p>
             <w:pPr>
@@ -22017,7 +22297,7 @@
         </w:tc>
         <w:tc>
           <w:tcPr>
-            <w:tcW w:type="dxa" w:w="4906"/>
+            <w:tcW w:type="dxa" w:w="5669"/>
           </w:tcPr>
           <w:p>
             <w:pPr>
@@ -22029,7 +22309,7 @@
         </w:tc>
         <w:tc>
           <w:tcPr>
-            <w:tcW w:type="dxa" w:w="1614"/>
+            <w:tcW w:type="dxa" w:w="850"/>
           </w:tcPr>
           <w:p>
             <w:pPr>

--- a/Документация/Руководство пользователя/Руководство пользователя.docx
+++ b/Документация/Руководство пользователя/Руководство пользователя.docx
@@ -1404,7 +1404,7 @@
           <w:sz w:val="26"/>
         </w:rPr>
         <w:tab/>
-        <w:t>20</w:t>
+        <w:t>21</w:t>
       </w:r>
     </w:p>
     <w:p>
@@ -1435,7 +1435,7 @@
           <w:sz w:val="26"/>
         </w:rPr>
         <w:tab/>
-        <w:t>21</w:t>
+        <w:t>22</w:t>
       </w:r>
     </w:p>
     <w:p>
@@ -1528,7 +1528,7 @@
           <w:sz w:val="26"/>
         </w:rPr>
         <w:tab/>
-        <w:t>24</w:t>
+        <w:t>25</w:t>
       </w:r>
     </w:p>
     <w:p>
@@ -1559,7 +1559,7 @@
           <w:sz w:val="26"/>
         </w:rPr>
         <w:tab/>
-        <w:t>25</w:t>
+        <w:t>26</w:t>
       </w:r>
     </w:p>
     <w:p>
@@ -2644,7 +2644,7 @@
           <w:sz w:val="26"/>
         </w:rPr>
         <w:tab/>
-        <w:t>58</w:t>
+        <w:t>59</w:t>
       </w:r>
     </w:p>
     <w:p>
@@ -6224,126 +6224,6 @@
       </w:r>
     </w:p>
     <w:p>
-      <w:r>
-        <w:rPr>
-          <w:rFonts w:ascii="Times New Roman" w:hAnsi="Times New Roman" w:cs="Times New Roman" w:eastAsia="Times New Roman"/>
-          <w:b w:val="0"/>
-          <w:i w:val="0"/>
-          <w:color w:val="000000"/>
-          <w:sz w:val="28"/>
-        </w:rPr>
-        <w:t>Тур не ограничивается одной страницей - он ведёт по всем разделам, которые вам доступны, и сам переходит между ними: со страницы новостей к своим спискам, оттуда к подаче заявки и в личный кабинет. Прерваться можно в любой момент, закрыв подсказку.</w:t>
-      </w:r>
-    </w:p>
-    <w:p>
-      <w:r>
-        <w:rPr>
-          <w:rFonts w:ascii="Times New Roman" w:hAnsi="Times New Roman" w:cs="Times New Roman" w:eastAsia="Times New Roman"/>
-          <w:b w:val="0"/>
-          <w:i w:val="0"/>
-          <w:color w:val="000000"/>
-          <w:sz w:val="28"/>
-        </w:rPr>
-        <w:t>Сам собой тур запускается только один раз, при первом входе, и только на странице «Обзор и новости». Пройденный или закрытый, он больше не появляется, но запустить его заново можно когда угодно - этой же кнопкой.</w:t>
-      </w:r>
-    </w:p>
-    <w:p>
-      <w:pPr>
-        <w:pStyle w:val="Heading1"/>
-        <w:ind w:firstLine="0"/>
-      </w:pPr>
-      <w:r>
-        <w:rPr>
-          <w:rFonts w:ascii="Times New Roman" w:hAnsi="Times New Roman" w:cs="Times New Roman" w:eastAsia="Times New Roman"/>
-          <w:b/>
-          <w:i w:val="0"/>
-          <w:color w:val="000000"/>
-          <w:sz w:val="32"/>
-        </w:rPr>
-        <w:t>6. Сотрудники</w:t>
-      </w:r>
-    </w:p>
-    <w:p>
-      <w:pPr>
-        <w:pStyle w:val="Heading2"/>
-        <w:ind w:firstLine="0"/>
-      </w:pPr>
-      <w:r>
-        <w:rPr>
-          <w:rFonts w:ascii="Times New Roman" w:hAnsi="Times New Roman" w:cs="Times New Roman" w:eastAsia="Times New Roman"/>
-          <w:b/>
-          <w:i w:val="0"/>
-          <w:color w:val="000000"/>
-          <w:sz w:val="28"/>
-        </w:rPr>
-        <w:t>6.1. Что это за список</w:t>
-      </w:r>
-    </w:p>
-    <w:p>
-      <w:r>
-        <w:rPr>
-          <w:rFonts w:ascii="Times New Roman" w:hAnsi="Times New Roman" w:cs="Times New Roman" w:eastAsia="Times New Roman"/>
-          <w:b w:val="0"/>
-          <w:i w:val="0"/>
-          <w:color w:val="000000"/>
-          <w:sz w:val="28"/>
-        </w:rPr>
-        <w:t xml:space="preserve">Раздел </w:t>
-      </w:r>
-      <w:r>
-        <w:rPr>
-          <w:rFonts w:ascii="Times New Roman" w:hAnsi="Times New Roman" w:cs="Times New Roman" w:eastAsia="Times New Roman"/>
-          <w:b/>
-          <w:i w:val="0"/>
-          <w:color w:val="000000"/>
-          <w:sz w:val="28"/>
-        </w:rPr>
-        <w:t>«Сотрудники»</w:t>
-      </w:r>
-      <w:r>
-        <w:rPr>
-          <w:rFonts w:ascii="Times New Roman" w:hAnsi="Times New Roman" w:cs="Times New Roman" w:eastAsia="Times New Roman"/>
-          <w:b w:val="0"/>
-          <w:i w:val="0"/>
-          <w:color w:val="000000"/>
-          <w:sz w:val="28"/>
-        </w:rPr>
-        <w:t xml:space="preserve"> - ваш собственный перечень людей, которых вы проводите на территорию. Однажды заведённого человека не приходится вводить заново: при оформлении заявки он выбирается из этого списка.</w:t>
-      </w:r>
-    </w:p>
-    <w:p>
-      <w:r>
-        <w:rPr>
-          <w:rFonts w:ascii="Times New Roman" w:hAnsi="Times New Roman" w:cs="Times New Roman" w:eastAsia="Times New Roman"/>
-          <w:b w:val="0"/>
-          <w:i w:val="0"/>
-          <w:color w:val="000000"/>
-          <w:sz w:val="28"/>
-        </w:rPr>
-        <w:t xml:space="preserve">Пополняется список двумя путями. Первый - при подаче заявки: если в ней есть люди, которых в списке ещё нет, система перед отправкой предложит сохранить их, и после подтверждения они окажутся здесь. Отказаться тоже можно: тогда заявка уйдёт, а список не пополнится. Второй путь - завести человека заранее, кнопкой </w:t>
-      </w:r>
-      <w:r>
-        <w:rPr>
-          <w:rFonts w:ascii="Times New Roman" w:hAnsi="Times New Roman" w:cs="Times New Roman" w:eastAsia="Times New Roman"/>
-          <w:b/>
-          <w:i w:val="0"/>
-          <w:color w:val="000000"/>
-          <w:sz w:val="28"/>
-        </w:rPr>
-        <w:t>«Добавить»</w:t>
-      </w:r>
-      <w:r>
-        <w:rPr>
-          <w:rFonts w:ascii="Times New Roman" w:hAnsi="Times New Roman" w:cs="Times New Roman" w:eastAsia="Times New Roman"/>
-          <w:b w:val="0"/>
-          <w:i w:val="0"/>
-          <w:color w:val="000000"/>
-          <w:sz w:val="28"/>
-        </w:rPr>
-        <w:t>.</w:t>
-      </w:r>
-    </w:p>
-    <w:p>
       <w:pPr>
         <w:keepNext/>
         <w:spacing w:before="120" w:after="40"/>
@@ -6362,11 +6242,191 @@
               <a:graphicData uri="http://schemas.openxmlformats.org/drawingml/2006/picture">
                 <pic:pic>
                   <pic:nvPicPr>
+                    <pic:cNvPr id="0" name="user-tour.png"/>
+                    <pic:cNvPicPr/>
+                  </pic:nvPicPr>
+                  <pic:blipFill>
+                    <a:blip r:embed="rId21"/>
+                    <a:stretch>
+                      <a:fillRect/>
+                    </a:stretch>
+                  </pic:blipFill>
+                  <pic:spPr>
+                    <a:xfrm>
+                      <a:off x="0" y="0"/>
+                      <a:ext cx="5940000" cy="3883846"/>
+                    </a:xfrm>
+                    <a:prstGeom prst="rect"/>
+                  </pic:spPr>
+                </pic:pic>
+              </a:graphicData>
+            </a:graphic>
+          </wp:inline>
+        </w:drawing>
+      </w:r>
+    </w:p>
+    <w:p>
+      <w:pPr>
+        <w:keepNext w:val="0"/>
+        <w:spacing w:line="240" w:lineRule="auto" w:before="40" w:after="200"/>
+        <w:ind w:firstLine="0"/>
+        <w:jc w:val="center"/>
+      </w:pPr>
+      <w:r>
+        <w:rPr>
+          <w:rFonts w:ascii="Times New Roman" w:hAnsi="Times New Roman" w:cs="Times New Roman" w:eastAsia="Times New Roman"/>
+          <w:b w:val="0"/>
+          <w:i/>
+          <w:color w:val="000000"/>
+          <w:sz w:val="24"/>
+        </w:rPr>
+        <w:t>Рисунок 5.3 — Начало обучающего тура</w:t>
+      </w:r>
+    </w:p>
+    <w:p>
+      <w:r>
+        <w:rPr>
+          <w:rFonts w:ascii="Times New Roman" w:hAnsi="Times New Roman" w:cs="Times New Roman" w:eastAsia="Times New Roman"/>
+          <w:b w:val="0"/>
+          <w:i w:val="0"/>
+          <w:color w:val="000000"/>
+          <w:sz w:val="28"/>
+        </w:rPr>
+        <w:t>Тур не ограничивается одной страницей - он ведёт по всем разделам, которые вам доступны, и сам переходит между ними: со страницы новостей к своим спискам, оттуда к подаче заявки и в личный кабинет. Прерваться можно в любой момент, закрыв подсказку.</w:t>
+      </w:r>
+    </w:p>
+    <w:p>
+      <w:r>
+        <w:rPr>
+          <w:rFonts w:ascii="Times New Roman" w:hAnsi="Times New Roman" w:cs="Times New Roman" w:eastAsia="Times New Roman"/>
+          <w:b w:val="0"/>
+          <w:i w:val="0"/>
+          <w:color w:val="000000"/>
+          <w:sz w:val="28"/>
+        </w:rPr>
+        <w:t>Сам собой тур запускается только один раз, при первом входе, и только на странице «Обзор и новости». Пройденный или закрытый, он больше не появляется, но запустить его заново можно когда угодно - этой же кнопкой.</w:t>
+      </w:r>
+    </w:p>
+    <w:p>
+      <w:pPr>
+        <w:pStyle w:val="Heading1"/>
+        <w:ind w:firstLine="0"/>
+      </w:pPr>
+      <w:r>
+        <w:rPr>
+          <w:rFonts w:ascii="Times New Roman" w:hAnsi="Times New Roman" w:cs="Times New Roman" w:eastAsia="Times New Roman"/>
+          <w:b/>
+          <w:i w:val="0"/>
+          <w:color w:val="000000"/>
+          <w:sz w:val="32"/>
+        </w:rPr>
+        <w:t>6. Сотрудники</w:t>
+      </w:r>
+    </w:p>
+    <w:p>
+      <w:pPr>
+        <w:pStyle w:val="Heading2"/>
+        <w:ind w:firstLine="0"/>
+      </w:pPr>
+      <w:r>
+        <w:rPr>
+          <w:rFonts w:ascii="Times New Roman" w:hAnsi="Times New Roman" w:cs="Times New Roman" w:eastAsia="Times New Roman"/>
+          <w:b/>
+          <w:i w:val="0"/>
+          <w:color w:val="000000"/>
+          <w:sz w:val="28"/>
+        </w:rPr>
+        <w:t>6.1. Что это за список</w:t>
+      </w:r>
+    </w:p>
+    <w:p>
+      <w:r>
+        <w:rPr>
+          <w:rFonts w:ascii="Times New Roman" w:hAnsi="Times New Roman" w:cs="Times New Roman" w:eastAsia="Times New Roman"/>
+          <w:b w:val="0"/>
+          <w:i w:val="0"/>
+          <w:color w:val="000000"/>
+          <w:sz w:val="28"/>
+        </w:rPr>
+        <w:t xml:space="preserve">Раздел </w:t>
+      </w:r>
+      <w:r>
+        <w:rPr>
+          <w:rFonts w:ascii="Times New Roman" w:hAnsi="Times New Roman" w:cs="Times New Roman" w:eastAsia="Times New Roman"/>
+          <w:b/>
+          <w:i w:val="0"/>
+          <w:color w:val="000000"/>
+          <w:sz w:val="28"/>
+        </w:rPr>
+        <w:t>«Сотрудники»</w:t>
+      </w:r>
+      <w:r>
+        <w:rPr>
+          <w:rFonts w:ascii="Times New Roman" w:hAnsi="Times New Roman" w:cs="Times New Roman" w:eastAsia="Times New Roman"/>
+          <w:b w:val="0"/>
+          <w:i w:val="0"/>
+          <w:color w:val="000000"/>
+          <w:sz w:val="28"/>
+        </w:rPr>
+        <w:t xml:space="preserve"> - ваш собственный перечень людей, которых вы проводите на территорию. Однажды заведённого человека не приходится вводить заново: при оформлении заявки он выбирается из этого списка.</w:t>
+      </w:r>
+    </w:p>
+    <w:p>
+      <w:r>
+        <w:rPr>
+          <w:rFonts w:ascii="Times New Roman" w:hAnsi="Times New Roman" w:cs="Times New Roman" w:eastAsia="Times New Roman"/>
+          <w:b w:val="0"/>
+          <w:i w:val="0"/>
+          <w:color w:val="000000"/>
+          <w:sz w:val="28"/>
+        </w:rPr>
+        <w:t xml:space="preserve">Пополняется список двумя путями. Первый - при подаче заявки: если в ней есть люди, которых в списке ещё нет, система перед отправкой предложит сохранить их, и после подтверждения они окажутся здесь. Отказаться тоже можно: тогда заявка уйдёт, а список не пополнится. Второй путь - завести человека заранее, кнопкой </w:t>
+      </w:r>
+      <w:r>
+        <w:rPr>
+          <w:rFonts w:ascii="Times New Roman" w:hAnsi="Times New Roman" w:cs="Times New Roman" w:eastAsia="Times New Roman"/>
+          <w:b/>
+          <w:i w:val="0"/>
+          <w:color w:val="000000"/>
+          <w:sz w:val="28"/>
+        </w:rPr>
+        <w:t>«Добавить»</w:t>
+      </w:r>
+      <w:r>
+        <w:rPr>
+          <w:rFonts w:ascii="Times New Roman" w:hAnsi="Times New Roman" w:cs="Times New Roman" w:eastAsia="Times New Roman"/>
+          <w:b w:val="0"/>
+          <w:i w:val="0"/>
+          <w:color w:val="000000"/>
+          <w:sz w:val="28"/>
+        </w:rPr>
+        <w:t>.</w:t>
+      </w:r>
+    </w:p>
+    <w:p>
+      <w:pPr>
+        <w:keepNext/>
+        <w:spacing w:before="120" w:after="40"/>
+        <w:ind w:firstLine="0"/>
+        <w:jc w:val="center"/>
+      </w:pPr>
+      <w:r>
+        <w:drawing>
+          <wp:inline xmlns:a="http://schemas.openxmlformats.org/drawingml/2006/main" xmlns:pic="http://schemas.openxmlformats.org/drawingml/2006/picture">
+            <wp:extent cx="5940000" cy="3883846"/>
+            <wp:docPr id="12" name="Picture 12"/>
+            <wp:cNvGraphicFramePr>
+              <a:graphicFrameLocks noChangeAspect="1"/>
+            </wp:cNvGraphicFramePr>
+            <a:graphic>
+              <a:graphicData uri="http://schemas.openxmlformats.org/drawingml/2006/picture">
+                <pic:pic>
+                  <pic:nvPicPr>
                     <pic:cNvPr id="0" name="employees-list.png"/>
                     <pic:cNvPicPr/>
                   </pic:nvPicPr>
                   <pic:blipFill>
-                    <a:blip r:embed="rId21"/>
+                    <a:blip r:embed="rId22"/>
                     <a:stretch>
                       <a:fillRect/>
                     </a:stretch>
@@ -6757,7 +6817,7 @@
         <w:drawing>
           <wp:inline xmlns:a="http://schemas.openxmlformats.org/drawingml/2006/main" xmlns:pic="http://schemas.openxmlformats.org/drawingml/2006/picture">
             <wp:extent cx="5940000" cy="1151446"/>
-            <wp:docPr id="12" name="Picture 12"/>
+            <wp:docPr id="13" name="Picture 13"/>
             <wp:cNvGraphicFramePr>
               <a:graphicFrameLocks noChangeAspect="1"/>
             </wp:cNvGraphicFramePr>
@@ -6769,7 +6829,7 @@
                     <pic:cNvPicPr/>
                   </pic:nvPicPr>
                   <pic:blipFill>
-                    <a:blip r:embed="rId22"/>
+                    <a:blip r:embed="rId23"/>
                     <a:stretch>
                       <a:fillRect/>
                     </a:stretch>
@@ -7045,7 +7105,7 @@
         <w:drawing>
           <wp:inline xmlns:a="http://schemas.openxmlformats.org/drawingml/2006/main" xmlns:pic="http://schemas.openxmlformats.org/drawingml/2006/picture">
             <wp:extent cx="4998720" cy="3011424"/>
-            <wp:docPr id="13" name="Picture 13"/>
+            <wp:docPr id="14" name="Picture 14"/>
             <wp:cNvGraphicFramePr>
               <a:graphicFrameLocks noChangeAspect="1"/>
             </wp:cNvGraphicFramePr>
@@ -7057,7 +7117,7 @@
                     <pic:cNvPicPr/>
                   </pic:nvPicPr>
                   <pic:blipFill>
-                    <a:blip r:embed="rId23"/>
+                    <a:blip r:embed="rId24"/>
                     <a:stretch>
                       <a:fillRect/>
                     </a:stretch>
@@ -8104,7 +8164,7 @@
         <w:drawing>
           <wp:inline xmlns:a="http://schemas.openxmlformats.org/drawingml/2006/main" xmlns:pic="http://schemas.openxmlformats.org/drawingml/2006/picture">
             <wp:extent cx="4998720" cy="2572512"/>
-            <wp:docPr id="14" name="Picture 14"/>
+            <wp:docPr id="15" name="Picture 15"/>
             <wp:cNvGraphicFramePr>
               <a:graphicFrameLocks noChangeAspect="1"/>
             </wp:cNvGraphicFramePr>
@@ -8116,7 +8176,7 @@
                     <pic:cNvPicPr/>
                   </pic:nvPicPr>
                   <pic:blipFill>
-                    <a:blip r:embed="rId24"/>
+                    <a:blip r:embed="rId25"/>
                     <a:stretch>
                       <a:fillRect/>
                     </a:stretch>
@@ -8276,7 +8336,7 @@
         <w:drawing>
           <wp:inline xmlns:a="http://schemas.openxmlformats.org/drawingml/2006/main" xmlns:pic="http://schemas.openxmlformats.org/drawingml/2006/picture">
             <wp:extent cx="4145280" cy="1505712"/>
-            <wp:docPr id="15" name="Picture 15"/>
+            <wp:docPr id="16" name="Picture 16"/>
             <wp:cNvGraphicFramePr>
               <a:graphicFrameLocks noChangeAspect="1"/>
             </wp:cNvGraphicFramePr>
@@ -8288,7 +8348,7 @@
                     <pic:cNvPicPr/>
                   </pic:nvPicPr>
                   <pic:blipFill>
-                    <a:blip r:embed="rId25"/>
+                    <a:blip r:embed="rId26"/>
                     <a:stretch>
                       <a:fillRect/>
                     </a:stretch>
@@ -8497,7 +8557,7 @@
         <w:drawing>
           <wp:inline xmlns:a="http://schemas.openxmlformats.org/drawingml/2006/main" xmlns:pic="http://schemas.openxmlformats.org/drawingml/2006/picture">
             <wp:extent cx="2926080" cy="1755648"/>
-            <wp:docPr id="16" name="Picture 16"/>
+            <wp:docPr id="17" name="Picture 17"/>
             <wp:cNvGraphicFramePr>
               <a:graphicFrameLocks noChangeAspect="1"/>
             </wp:cNvGraphicFramePr>
@@ -8509,7 +8569,7 @@
                     <pic:cNvPicPr/>
                   </pic:nvPicPr>
                   <pic:blipFill>
-                    <a:blip r:embed="rId26"/>
+                    <a:blip r:embed="rId27"/>
                     <a:stretch>
                       <a:fillRect/>
                     </a:stretch>
@@ -8738,7 +8798,7 @@
         <w:drawing>
           <wp:inline xmlns:a="http://schemas.openxmlformats.org/drawingml/2006/main" xmlns:pic="http://schemas.openxmlformats.org/drawingml/2006/picture">
             <wp:extent cx="3474719" cy="3553968"/>
-            <wp:docPr id="17" name="Picture 17"/>
+            <wp:docPr id="18" name="Picture 18"/>
             <wp:cNvGraphicFramePr>
               <a:graphicFrameLocks noChangeAspect="1"/>
             </wp:cNvGraphicFramePr>
@@ -8750,7 +8810,7 @@
                     <pic:cNvPicPr/>
                   </pic:nvPicPr>
                   <pic:blipFill>
-                    <a:blip r:embed="rId27"/>
+                    <a:blip r:embed="rId28"/>
                     <a:stretch>
                       <a:fillRect/>
                     </a:stretch>
@@ -8862,7 +8922,7 @@
         <w:drawing>
           <wp:inline xmlns:a="http://schemas.openxmlformats.org/drawingml/2006/main" xmlns:pic="http://schemas.openxmlformats.org/drawingml/2006/picture">
             <wp:extent cx="3474719" cy="2676144"/>
-            <wp:docPr id="18" name="Picture 18"/>
+            <wp:docPr id="19" name="Picture 19"/>
             <wp:cNvGraphicFramePr>
               <a:graphicFrameLocks noChangeAspect="1"/>
             </wp:cNvGraphicFramePr>
@@ -8874,7 +8934,7 @@
                     <pic:cNvPicPr/>
                   </pic:nvPicPr>
                   <pic:blipFill>
-                    <a:blip r:embed="rId28"/>
+                    <a:blip r:embed="rId29"/>
                     <a:stretch>
                       <a:fillRect/>
                     </a:stretch>
@@ -9164,7 +9224,7 @@
         <w:drawing>
           <wp:inline xmlns:a="http://schemas.openxmlformats.org/drawingml/2006/main" xmlns:pic="http://schemas.openxmlformats.org/drawingml/2006/picture">
             <wp:extent cx="5940000" cy="3883846"/>
-            <wp:docPr id="19" name="Picture 19"/>
+            <wp:docPr id="20" name="Picture 20"/>
             <wp:cNvGraphicFramePr>
               <a:graphicFrameLocks noChangeAspect="1"/>
             </wp:cNvGraphicFramePr>
@@ -9176,7 +9236,7 @@
                     <pic:cNvPicPr/>
                   </pic:nvPicPr>
                   <pic:blipFill>
-                    <a:blip r:embed="rId29"/>
+                    <a:blip r:embed="rId30"/>
                     <a:stretch>
                       <a:fillRect/>
                     </a:stretch>
@@ -9396,7 +9456,7 @@
         <w:drawing>
           <wp:inline xmlns:a="http://schemas.openxmlformats.org/drawingml/2006/main" xmlns:pic="http://schemas.openxmlformats.org/drawingml/2006/picture">
             <wp:extent cx="3535680" cy="3169920"/>
-            <wp:docPr id="20" name="Picture 20"/>
+            <wp:docPr id="21" name="Picture 21"/>
             <wp:cNvGraphicFramePr>
               <a:graphicFrameLocks noChangeAspect="1"/>
             </wp:cNvGraphicFramePr>
@@ -9408,7 +9468,7 @@
                     <pic:cNvPicPr/>
                   </pic:nvPicPr>
                   <pic:blipFill>
-                    <a:blip r:embed="rId30"/>
+                    <a:blip r:embed="rId31"/>
                     <a:stretch>
                       <a:fillRect/>
                     </a:stretch>
@@ -9522,7 +9582,7 @@
         <w:drawing>
           <wp:inline xmlns:a="http://schemas.openxmlformats.org/drawingml/2006/main" xmlns:pic="http://schemas.openxmlformats.org/drawingml/2006/picture">
             <wp:extent cx="2243328" cy="1938528"/>
-            <wp:docPr id="21" name="Picture 21"/>
+            <wp:docPr id="22" name="Picture 22"/>
             <wp:cNvGraphicFramePr>
               <a:graphicFrameLocks noChangeAspect="1"/>
             </wp:cNvGraphicFramePr>
@@ -9534,7 +9594,7 @@
                     <pic:cNvPicPr/>
                   </pic:nvPicPr>
                   <pic:blipFill>
-                    <a:blip r:embed="rId31"/>
+                    <a:blip r:embed="rId32"/>
                     <a:stretch>
                       <a:fillRect/>
                     </a:stretch>
@@ -9807,7 +9867,7 @@
         <w:drawing>
           <wp:inline xmlns:a="http://schemas.openxmlformats.org/drawingml/2006/main" xmlns:pic="http://schemas.openxmlformats.org/drawingml/2006/picture">
             <wp:extent cx="2316480" cy="1438656"/>
-            <wp:docPr id="22" name="Picture 22"/>
+            <wp:docPr id="23" name="Picture 23"/>
             <wp:cNvGraphicFramePr>
               <a:graphicFrameLocks noChangeAspect="1"/>
             </wp:cNvGraphicFramePr>
@@ -9819,7 +9879,7 @@
                     <pic:cNvPicPr/>
                   </pic:nvPicPr>
                   <pic:blipFill>
-                    <a:blip r:embed="rId32"/>
+                    <a:blip r:embed="rId33"/>
                     <a:stretch>
                       <a:fillRect/>
                     </a:stretch>
@@ -9996,7 +10056,7 @@
         <w:drawing>
           <wp:inline xmlns:a="http://schemas.openxmlformats.org/drawingml/2006/main" xmlns:pic="http://schemas.openxmlformats.org/drawingml/2006/picture">
             <wp:extent cx="3474719" cy="2859023"/>
-            <wp:docPr id="23" name="Picture 23"/>
+            <wp:docPr id="24" name="Picture 24"/>
             <wp:cNvGraphicFramePr>
               <a:graphicFrameLocks noChangeAspect="1"/>
             </wp:cNvGraphicFramePr>
@@ -10008,7 +10068,7 @@
                     <pic:cNvPicPr/>
                   </pic:nvPicPr>
                   <pic:blipFill>
-                    <a:blip r:embed="rId33"/>
+                    <a:blip r:embed="rId34"/>
                     <a:stretch>
                       <a:fillRect/>
                     </a:stretch>
@@ -10157,7 +10217,7 @@
         <w:drawing>
           <wp:inline xmlns:a="http://schemas.openxmlformats.org/drawingml/2006/main" xmlns:pic="http://schemas.openxmlformats.org/drawingml/2006/picture">
             <wp:extent cx="3474719" cy="2596896"/>
-            <wp:docPr id="24" name="Picture 24"/>
+            <wp:docPr id="25" name="Picture 25"/>
             <wp:cNvGraphicFramePr>
               <a:graphicFrameLocks noChangeAspect="1"/>
             </wp:cNvGraphicFramePr>
@@ -10169,7 +10229,7 @@
                     <pic:cNvPicPr/>
                   </pic:nvPicPr>
                   <pic:blipFill>
-                    <a:blip r:embed="rId34"/>
+                    <a:blip r:embed="rId35"/>
                     <a:stretch>
                       <a:fillRect/>
                     </a:stretch>
@@ -10451,7 +10511,7 @@
         <w:drawing>
           <wp:inline xmlns:a="http://schemas.openxmlformats.org/drawingml/2006/main" xmlns:pic="http://schemas.openxmlformats.org/drawingml/2006/picture">
             <wp:extent cx="5940000" cy="3883846"/>
-            <wp:docPr id="25" name="Picture 25"/>
+            <wp:docPr id="26" name="Picture 26"/>
             <wp:cNvGraphicFramePr>
               <a:graphicFrameLocks noChangeAspect="1"/>
             </wp:cNvGraphicFramePr>
@@ -10463,7 +10523,7 @@
                     <pic:cNvPicPr/>
                   </pic:nvPicPr>
                   <pic:blipFill>
-                    <a:blip r:embed="rId35"/>
+                    <a:blip r:embed="rId36"/>
                     <a:stretch>
                       <a:fillRect/>
                     </a:stretch>
@@ -10888,7 +10948,7 @@
         <w:drawing>
           <wp:inline xmlns:a="http://schemas.openxmlformats.org/drawingml/2006/main" xmlns:pic="http://schemas.openxmlformats.org/drawingml/2006/picture">
             <wp:extent cx="3407663" cy="2444496"/>
-            <wp:docPr id="26" name="Picture 26"/>
+            <wp:docPr id="27" name="Picture 27"/>
             <wp:cNvGraphicFramePr>
               <a:graphicFrameLocks noChangeAspect="1"/>
             </wp:cNvGraphicFramePr>
@@ -10900,7 +10960,7 @@
                     <pic:cNvPicPr/>
                   </pic:nvPicPr>
                   <pic:blipFill>
-                    <a:blip r:embed="rId36"/>
+                    <a:blip r:embed="rId37"/>
                     <a:stretch>
                       <a:fillRect/>
                     </a:stretch>
@@ -11152,7 +11212,7 @@
         <w:drawing>
           <wp:inline xmlns:a="http://schemas.openxmlformats.org/drawingml/2006/main" xmlns:pic="http://schemas.openxmlformats.org/drawingml/2006/picture">
             <wp:extent cx="5940000" cy="1757630"/>
-            <wp:docPr id="27" name="Picture 27"/>
+            <wp:docPr id="28" name="Picture 28"/>
             <wp:cNvGraphicFramePr>
               <a:graphicFrameLocks noChangeAspect="1"/>
             </wp:cNvGraphicFramePr>
@@ -11164,7 +11224,7 @@
                     <pic:cNvPicPr/>
                   </pic:nvPicPr>
                   <pic:blipFill>
-                    <a:blip r:embed="rId37"/>
+                    <a:blip r:embed="rId38"/>
                     <a:stretch>
                       <a:fillRect/>
                     </a:stretch>
@@ -11674,7 +11734,7 @@
         <w:drawing>
           <wp:inline xmlns:a="http://schemas.openxmlformats.org/drawingml/2006/main" xmlns:pic="http://schemas.openxmlformats.org/drawingml/2006/picture">
             <wp:extent cx="4267200" cy="3718559"/>
-            <wp:docPr id="28" name="Picture 28"/>
+            <wp:docPr id="29" name="Picture 29"/>
             <wp:cNvGraphicFramePr>
               <a:graphicFrameLocks noChangeAspect="1"/>
             </wp:cNvGraphicFramePr>
@@ -11686,7 +11746,7 @@
                     <pic:cNvPicPr/>
                   </pic:nvPicPr>
                   <pic:blipFill>
-                    <a:blip r:embed="rId38"/>
+                    <a:blip r:embed="rId39"/>
                     <a:stretch>
                       <a:fillRect/>
                     </a:stretch>
@@ -11999,7 +12059,7 @@
         <w:drawing>
           <wp:inline xmlns:a="http://schemas.openxmlformats.org/drawingml/2006/main" xmlns:pic="http://schemas.openxmlformats.org/drawingml/2006/picture">
             <wp:extent cx="5940000" cy="1955630"/>
-            <wp:docPr id="29" name="Picture 29"/>
+            <wp:docPr id="30" name="Picture 30"/>
             <wp:cNvGraphicFramePr>
               <a:graphicFrameLocks noChangeAspect="1"/>
             </wp:cNvGraphicFramePr>
@@ -12011,7 +12071,7 @@
                     <pic:cNvPicPr/>
                   </pic:nvPicPr>
                   <pic:blipFill>
-                    <a:blip r:embed="rId39"/>
+                    <a:blip r:embed="rId40"/>
                     <a:stretch>
                       <a:fillRect/>
                     </a:stretch>
@@ -12227,7 +12287,7 @@
         <w:drawing>
           <wp:inline xmlns:a="http://schemas.openxmlformats.org/drawingml/2006/main" xmlns:pic="http://schemas.openxmlformats.org/drawingml/2006/picture">
             <wp:extent cx="3480816" cy="2456688"/>
-            <wp:docPr id="30" name="Picture 30"/>
+            <wp:docPr id="31" name="Picture 31"/>
             <wp:cNvGraphicFramePr>
               <a:graphicFrameLocks noChangeAspect="1"/>
             </wp:cNvGraphicFramePr>
@@ -12239,7 +12299,7 @@
                     <pic:cNvPicPr/>
                   </pic:nvPicPr>
                   <pic:blipFill>
-                    <a:blip r:embed="rId40"/>
+                    <a:blip r:embed="rId41"/>
                     <a:stretch>
                       <a:fillRect/>
                     </a:stretch>
@@ -12528,7 +12588,7 @@
         <w:drawing>
           <wp:inline xmlns:a="http://schemas.openxmlformats.org/drawingml/2006/main" xmlns:pic="http://schemas.openxmlformats.org/drawingml/2006/picture">
             <wp:extent cx="4937760" cy="3986784"/>
-            <wp:docPr id="31" name="Picture 31"/>
+            <wp:docPr id="32" name="Picture 32"/>
             <wp:cNvGraphicFramePr>
               <a:graphicFrameLocks noChangeAspect="1"/>
             </wp:cNvGraphicFramePr>
@@ -12540,7 +12600,7 @@
                     <pic:cNvPicPr/>
                   </pic:nvPicPr>
                   <pic:blipFill>
-                    <a:blip r:embed="rId41"/>
+                    <a:blip r:embed="rId42"/>
                     <a:stretch>
                       <a:fillRect/>
                     </a:stretch>
@@ -13553,7 +13613,7 @@
         <w:drawing>
           <wp:inline xmlns:a="http://schemas.openxmlformats.org/drawingml/2006/main" xmlns:pic="http://schemas.openxmlformats.org/drawingml/2006/picture">
             <wp:extent cx="5940000" cy="3104030"/>
-            <wp:docPr id="32" name="Picture 32"/>
+            <wp:docPr id="33" name="Picture 33"/>
             <wp:cNvGraphicFramePr>
               <a:graphicFrameLocks noChangeAspect="1"/>
             </wp:cNvGraphicFramePr>
@@ -13565,7 +13625,7 @@
                     <pic:cNvPicPr/>
                   </pic:nvPicPr>
                   <pic:blipFill>
-                    <a:blip r:embed="rId42"/>
+                    <a:blip r:embed="rId43"/>
                     <a:stretch>
                       <a:fillRect/>
                     </a:stretch>
@@ -13929,7 +13989,7 @@
         <w:drawing>
           <wp:inline xmlns:a="http://schemas.openxmlformats.org/drawingml/2006/main" xmlns:pic="http://schemas.openxmlformats.org/drawingml/2006/picture">
             <wp:extent cx="3407663" cy="1024128"/>
-            <wp:docPr id="33" name="Picture 33"/>
+            <wp:docPr id="34" name="Picture 34"/>
             <wp:cNvGraphicFramePr>
               <a:graphicFrameLocks noChangeAspect="1"/>
             </wp:cNvGraphicFramePr>
@@ -13941,7 +14001,7 @@
                     <pic:cNvPicPr/>
                   </pic:nvPicPr>
                   <pic:blipFill>
-                    <a:blip r:embed="rId43"/>
+                    <a:blip r:embed="rId44"/>
                     <a:stretch>
                       <a:fillRect/>
                     </a:stretch>
@@ -14301,8 +14361,8 @@
       <w:r>
         <w:drawing>
           <wp:inline xmlns:a="http://schemas.openxmlformats.org/drawingml/2006/main" xmlns:pic="http://schemas.openxmlformats.org/drawingml/2006/picture">
-            <wp:extent cx="3773424" cy="1658112"/>
-            <wp:docPr id="34" name="Picture 34"/>
+            <wp:extent cx="3529583" cy="1840992"/>
+            <wp:docPr id="35" name="Picture 35"/>
             <wp:cNvGraphicFramePr>
               <a:graphicFrameLocks noChangeAspect="1"/>
             </wp:cNvGraphicFramePr>
@@ -14314,7 +14374,7 @@
                     <pic:cNvPicPr/>
                   </pic:nvPicPr>
                   <pic:blipFill>
-                    <a:blip r:embed="rId44"/>
+                    <a:blip r:embed="rId45"/>
                     <a:stretch>
                       <a:fillRect/>
                     </a:stretch>
@@ -14322,7 +14382,7 @@
                   <pic:spPr>
                     <a:xfrm>
                       <a:off x="0" y="0"/>
-                      <a:ext cx="3773424" cy="1658112"/>
+                      <a:ext cx="3529583" cy="1840992"/>
                     </a:xfrm>
                     <a:prstGeom prst="rect"/>
                   </pic:spPr>
@@ -14655,7 +14715,7 @@
         <w:drawing>
           <wp:inline xmlns:a="http://schemas.openxmlformats.org/drawingml/2006/main" xmlns:pic="http://schemas.openxmlformats.org/drawingml/2006/picture">
             <wp:extent cx="5358384" cy="1219200"/>
-            <wp:docPr id="35" name="Picture 35"/>
+            <wp:docPr id="36" name="Picture 36"/>
             <wp:cNvGraphicFramePr>
               <a:graphicFrameLocks noChangeAspect="1"/>
             </wp:cNvGraphicFramePr>
@@ -14667,7 +14727,7 @@
                     <pic:cNvPicPr/>
                   </pic:nvPicPr>
                   <pic:blipFill>
-                    <a:blip r:embed="rId45"/>
+                    <a:blip r:embed="rId46"/>
                     <a:stretch>
                       <a:fillRect/>
                     </a:stretch>
@@ -14845,7 +14905,7 @@
         <w:drawing>
           <wp:inline xmlns:a="http://schemas.openxmlformats.org/drawingml/2006/main" xmlns:pic="http://schemas.openxmlformats.org/drawingml/2006/picture">
             <wp:extent cx="4504944" cy="2365248"/>
-            <wp:docPr id="36" name="Picture 36"/>
+            <wp:docPr id="37" name="Picture 37"/>
             <wp:cNvGraphicFramePr>
               <a:graphicFrameLocks noChangeAspect="1"/>
             </wp:cNvGraphicFramePr>
@@ -14857,7 +14917,7 @@
                     <pic:cNvPicPr/>
                   </pic:nvPicPr>
                   <pic:blipFill>
-                    <a:blip r:embed="rId46"/>
+                    <a:blip r:embed="rId47"/>
                     <a:stretch>
                       <a:fillRect/>
                     </a:stretch>
@@ -15148,7 +15208,7 @@
         <w:drawing>
           <wp:inline xmlns:a="http://schemas.openxmlformats.org/drawingml/2006/main" xmlns:pic="http://schemas.openxmlformats.org/drawingml/2006/picture">
             <wp:extent cx="4937760" cy="1901952"/>
-            <wp:docPr id="37" name="Picture 37"/>
+            <wp:docPr id="38" name="Picture 38"/>
             <wp:cNvGraphicFramePr>
               <a:graphicFrameLocks noChangeAspect="1"/>
             </wp:cNvGraphicFramePr>
@@ -15160,7 +15220,7 @@
                     <pic:cNvPicPr/>
                   </pic:nvPicPr>
                   <pic:blipFill>
-                    <a:blip r:embed="rId47"/>
+                    <a:blip r:embed="rId48"/>
                     <a:stretch>
                       <a:fillRect/>
                     </a:stretch>
@@ -15392,7 +15452,7 @@
         <w:drawing>
           <wp:inline xmlns:a="http://schemas.openxmlformats.org/drawingml/2006/main" xmlns:pic="http://schemas.openxmlformats.org/drawingml/2006/picture">
             <wp:extent cx="3407663" cy="853440"/>
-            <wp:docPr id="38" name="Picture 38"/>
+            <wp:docPr id="39" name="Picture 39"/>
             <wp:cNvGraphicFramePr>
               <a:graphicFrameLocks noChangeAspect="1"/>
             </wp:cNvGraphicFramePr>
@@ -15404,7 +15464,7 @@
                     <pic:cNvPicPr/>
                   </pic:nvPicPr>
                   <pic:blipFill>
-                    <a:blip r:embed="rId48"/>
+                    <a:blip r:embed="rId49"/>
                     <a:stretch>
                       <a:fillRect/>
                     </a:stretch>
@@ -15556,7 +15616,7 @@
         <w:drawing>
           <wp:inline xmlns:a="http://schemas.openxmlformats.org/drawingml/2006/main" xmlns:pic="http://schemas.openxmlformats.org/drawingml/2006/picture">
             <wp:extent cx="4261104" cy="1493519"/>
-            <wp:docPr id="39" name="Picture 39"/>
+            <wp:docPr id="40" name="Picture 40"/>
             <wp:cNvGraphicFramePr>
               <a:graphicFrameLocks noChangeAspect="1"/>
             </wp:cNvGraphicFramePr>
@@ -15568,7 +15628,7 @@
                     <pic:cNvPicPr/>
                   </pic:nvPicPr>
                   <pic:blipFill>
-                    <a:blip r:embed="rId49"/>
+                    <a:blip r:embed="rId50"/>
                     <a:stretch>
                       <a:fillRect/>
                     </a:stretch>
@@ -15909,7 +15969,7 @@
         <w:drawing>
           <wp:inline xmlns:a="http://schemas.openxmlformats.org/drawingml/2006/main" xmlns:pic="http://schemas.openxmlformats.org/drawingml/2006/picture">
             <wp:extent cx="5132832" cy="1987296"/>
-            <wp:docPr id="40" name="Picture 40"/>
+            <wp:docPr id="41" name="Picture 41"/>
             <wp:cNvGraphicFramePr>
               <a:graphicFrameLocks noChangeAspect="1"/>
             </wp:cNvGraphicFramePr>
@@ -15921,7 +15981,7 @@
                     <pic:cNvPicPr/>
                   </pic:nvPicPr>
                   <pic:blipFill>
-                    <a:blip r:embed="rId50"/>
+                    <a:blip r:embed="rId51"/>
                     <a:stretch>
                       <a:fillRect/>
                     </a:stretch>
@@ -16101,7 +16161,7 @@
         <w:drawing>
           <wp:inline xmlns:a="http://schemas.openxmlformats.org/drawingml/2006/main" xmlns:pic="http://schemas.openxmlformats.org/drawingml/2006/picture">
             <wp:extent cx="4139184" cy="2060448"/>
-            <wp:docPr id="41" name="Picture 41"/>
+            <wp:docPr id="42" name="Picture 42"/>
             <wp:cNvGraphicFramePr>
               <a:graphicFrameLocks noChangeAspect="1"/>
             </wp:cNvGraphicFramePr>
@@ -16113,7 +16173,7 @@
                     <pic:cNvPicPr/>
                   </pic:nvPicPr>
                   <pic:blipFill>
-                    <a:blip r:embed="rId51"/>
+                    <a:blip r:embed="rId52"/>
                     <a:stretch>
                       <a:fillRect/>
                     </a:stretch>
@@ -16507,7 +16567,7 @@
         <w:drawing>
           <wp:inline xmlns:a="http://schemas.openxmlformats.org/drawingml/2006/main" xmlns:pic="http://schemas.openxmlformats.org/drawingml/2006/picture">
             <wp:extent cx="3779520" cy="3938016"/>
-            <wp:docPr id="42" name="Picture 42"/>
+            <wp:docPr id="43" name="Picture 43"/>
             <wp:cNvGraphicFramePr>
               <a:graphicFrameLocks noChangeAspect="1"/>
             </wp:cNvGraphicFramePr>
@@ -16519,7 +16579,7 @@
                     <pic:cNvPicPr/>
                   </pic:nvPicPr>
                   <pic:blipFill>
-                    <a:blip r:embed="rId52"/>
+                    <a:blip r:embed="rId53"/>
                     <a:stretch>
                       <a:fillRect/>
                     </a:stretch>
@@ -16848,7 +16908,7 @@
         <w:drawing>
           <wp:inline xmlns:a="http://schemas.openxmlformats.org/drawingml/2006/main" xmlns:pic="http://schemas.openxmlformats.org/drawingml/2006/picture">
             <wp:extent cx="3779520" cy="3621024"/>
-            <wp:docPr id="43" name="Picture 43"/>
+            <wp:docPr id="44" name="Picture 44"/>
             <wp:cNvGraphicFramePr>
               <a:graphicFrameLocks noChangeAspect="1"/>
             </wp:cNvGraphicFramePr>
@@ -16860,7 +16920,7 @@
                     <pic:cNvPicPr/>
                   </pic:nvPicPr>
                   <pic:blipFill>
-                    <a:blip r:embed="rId53"/>
+                    <a:blip r:embed="rId54"/>
                     <a:stretch>
                       <a:fillRect/>
                     </a:stretch>
@@ -17269,7 +17329,7 @@
         <w:drawing>
           <wp:inline xmlns:a="http://schemas.openxmlformats.org/drawingml/2006/main" xmlns:pic="http://schemas.openxmlformats.org/drawingml/2006/picture">
             <wp:extent cx="5940000" cy="3883846"/>
-            <wp:docPr id="44" name="Picture 44"/>
+            <wp:docPr id="45" name="Picture 45"/>
             <wp:cNvGraphicFramePr>
               <a:graphicFrameLocks noChangeAspect="1"/>
             </wp:cNvGraphicFramePr>
@@ -17281,7 +17341,7 @@
                     <pic:cNvPicPr/>
                   </pic:nvPicPr>
                   <pic:blipFill>
-                    <a:blip r:embed="rId54"/>
+                    <a:blip r:embed="rId55"/>
                     <a:stretch>
                       <a:fillRect/>
                     </a:stretch>
@@ -17517,8 +17577,8 @@
       <w:r>
         <w:drawing>
           <wp:inline xmlns:a="http://schemas.openxmlformats.org/drawingml/2006/main" xmlns:pic="http://schemas.openxmlformats.org/drawingml/2006/picture">
-            <wp:extent cx="5940000" cy="1526123"/>
-            <wp:docPr id="45" name="Picture 45"/>
+            <wp:extent cx="5940000" cy="2586184"/>
+            <wp:docPr id="46" name="Picture 46"/>
             <wp:cNvGraphicFramePr>
               <a:graphicFrameLocks noChangeAspect="1"/>
             </wp:cNvGraphicFramePr>
@@ -17530,7 +17590,7 @@
                     <pic:cNvPicPr/>
                   </pic:nvPicPr>
                   <pic:blipFill>
-                    <a:blip r:embed="rId55"/>
+                    <a:blip r:embed="rId56"/>
                     <a:stretch>
                       <a:fillRect/>
                     </a:stretch>
@@ -17538,7 +17598,7 @@
                   <pic:spPr>
                     <a:xfrm>
                       <a:off x="0" y="0"/>
-                      <a:ext cx="5940000" cy="1526123"/>
+                      <a:ext cx="5940000" cy="2586184"/>
                     </a:xfrm>
                     <a:prstGeom prst="rect"/>
                   </pic:spPr>
@@ -17608,7 +17668,7 @@
           <w:color w:val="000000"/>
           <w:sz w:val="28"/>
         </w:rPr>
-        <w:t xml:space="preserve">Переключатель слева от чипа выбирает, чьи заявки показывать: </w:t>
+        <w:t xml:space="preserve">Переключатель слева от чипа (3) выбирает, чьи заявки показывать: </w:t>
       </w:r>
       <w:r>
         <w:rPr>
@@ -18242,7 +18302,7 @@
         <w:drawing>
           <wp:inline xmlns:a="http://schemas.openxmlformats.org/drawingml/2006/main" xmlns:pic="http://schemas.openxmlformats.org/drawingml/2006/picture">
             <wp:extent cx="5940000" cy="3883846"/>
-            <wp:docPr id="46" name="Picture 46"/>
+            <wp:docPr id="47" name="Picture 47"/>
             <wp:cNvGraphicFramePr>
               <a:graphicFrameLocks noChangeAspect="1"/>
             </wp:cNvGraphicFramePr>
@@ -18254,7 +18314,7 @@
                     <pic:cNvPicPr/>
                   </pic:nvPicPr>
                   <pic:blipFill>
-                    <a:blip r:embed="rId56"/>
+                    <a:blip r:embed="rId57"/>
                     <a:stretch>
                       <a:fillRect/>
                     </a:stretch>
@@ -19236,7 +19296,7 @@
         <w:drawing>
           <wp:inline xmlns:a="http://schemas.openxmlformats.org/drawingml/2006/main" xmlns:pic="http://schemas.openxmlformats.org/drawingml/2006/picture">
             <wp:extent cx="5940000" cy="4925630"/>
-            <wp:docPr id="47" name="Picture 47"/>
+            <wp:docPr id="48" name="Picture 48"/>
             <wp:cNvGraphicFramePr>
               <a:graphicFrameLocks noChangeAspect="1"/>
             </wp:cNvGraphicFramePr>
@@ -19248,7 +19308,7 @@
                     <pic:cNvPicPr/>
                   </pic:nvPicPr>
                   <pic:blipFill>
-                    <a:blip r:embed="rId57"/>
+                    <a:blip r:embed="rId58"/>
                     <a:stretch>
                       <a:fillRect/>
                     </a:stretch>
@@ -19592,7 +19652,7 @@
         <w:drawing>
           <wp:inline xmlns:a="http://schemas.openxmlformats.org/drawingml/2006/main" xmlns:pic="http://schemas.openxmlformats.org/drawingml/2006/picture">
             <wp:extent cx="2926080" cy="2267712"/>
-            <wp:docPr id="48" name="Picture 48"/>
+            <wp:docPr id="49" name="Picture 49"/>
             <wp:cNvGraphicFramePr>
               <a:graphicFrameLocks noChangeAspect="1"/>
             </wp:cNvGraphicFramePr>
@@ -19604,7 +19664,7 @@
                     <pic:cNvPicPr/>
                   </pic:nvPicPr>
                   <pic:blipFill>
-                    <a:blip r:embed="rId58"/>
+                    <a:blip r:embed="rId59"/>
                     <a:stretch>
                       <a:fillRect/>
                     </a:stretch>
@@ -19992,6 +20052,66 @@
           <w:sz w:val="28"/>
         </w:rPr>
         <w:t>9.11. Скачивание бланков</w:t>
+      </w:r>
+    </w:p>
+    <w:p>
+      <w:pPr>
+        <w:keepNext/>
+        <w:spacing w:before="120" w:after="40"/>
+        <w:ind w:firstLine="0"/>
+        <w:jc w:val="center"/>
+      </w:pPr>
+      <w:r>
+        <w:drawing>
+          <wp:inline xmlns:a="http://schemas.openxmlformats.org/drawingml/2006/main" xmlns:pic="http://schemas.openxmlformats.org/drawingml/2006/picture">
+            <wp:extent cx="3413760" cy="1901952"/>
+            <wp:docPr id="50" name="Picture 50"/>
+            <wp:cNvGraphicFramePr>
+              <a:graphicFrameLocks noChangeAspect="1"/>
+            </wp:cNvGraphicFramePr>
+            <a:graphic>
+              <a:graphicData uri="http://schemas.openxmlformats.org/drawingml/2006/picture">
+                <pic:pic>
+                  <pic:nvPicPr>
+                    <pic:cNvPr id="0" name="user-blanks.png"/>
+                    <pic:cNvPicPr/>
+                  </pic:nvPicPr>
+                  <pic:blipFill>
+                    <a:blip r:embed="rId60"/>
+                    <a:stretch>
+                      <a:fillRect/>
+                    </a:stretch>
+                  </pic:blipFill>
+                  <pic:spPr>
+                    <a:xfrm>
+                      <a:off x="0" y="0"/>
+                      <a:ext cx="3413760" cy="1901952"/>
+                    </a:xfrm>
+                    <a:prstGeom prst="rect"/>
+                  </pic:spPr>
+                </pic:pic>
+              </a:graphicData>
+            </a:graphic>
+          </wp:inline>
+        </w:drawing>
+      </w:r>
+    </w:p>
+    <w:p>
+      <w:pPr>
+        <w:keepNext w:val="0"/>
+        <w:spacing w:line="240" w:lineRule="auto" w:before="40" w:after="200"/>
+        <w:ind w:firstLine="0"/>
+        <w:jc w:val="center"/>
+      </w:pPr>
+      <w:r>
+        <w:rPr>
+          <w:rFonts w:ascii="Times New Roman" w:hAnsi="Times New Roman" w:cs="Times New Roman" w:eastAsia="Times New Roman"/>
+          <w:b w:val="0"/>
+          <w:i/>
+          <w:color w:val="000000"/>
+          <w:sz w:val="24"/>
+        </w:rPr>
+        <w:t>Рисунок 9.6 — Окно «Скачивание бланков»</w:t>
       </w:r>
     </w:p>
     <w:p>
@@ -20568,7 +20688,7 @@
         <w:drawing>
           <wp:inline xmlns:a="http://schemas.openxmlformats.org/drawingml/2006/main" xmlns:pic="http://schemas.openxmlformats.org/drawingml/2006/picture">
             <wp:extent cx="5940000" cy="3883846"/>
-            <wp:docPr id="49" name="Picture 49"/>
+            <wp:docPr id="51" name="Picture 51"/>
             <wp:cNvGraphicFramePr>
               <a:graphicFrameLocks noChangeAspect="1"/>
             </wp:cNvGraphicFramePr>
@@ -20580,7 +20700,7 @@
                     <pic:cNvPicPr/>
                   </pic:nvPicPr>
                   <pic:blipFill>
-                    <a:blip r:embed="rId59"/>
+                    <a:blip r:embed="rId61"/>
                     <a:stretch>
                       <a:fillRect/>
                     </a:stretch>
@@ -20614,7 +20734,7 @@
           <w:color w:val="000000"/>
           <w:sz w:val="24"/>
         </w:rPr>
-        <w:t>Рисунок 9.6 — Настройка уведомлений</w:t>
+        <w:t>Рисунок 9.7 — Настройка уведомлений</w:t>
       </w:r>
     </w:p>
     <w:p>

--- a/Документация/Руководство пользователя/Руководство пользователя.docx
+++ b/Документация/Руководство пользователя/Руководство пользователя.docx
@@ -157,7 +157,7 @@
           <w:color w:val="000000"/>
           <w:sz w:val="26"/>
         </w:rPr>
-        <w:t>Версия документа: 1.3</w:t>
+        <w:t>Версия документа: 1.4</w:t>
       </w:r>
     </w:p>
     <w:p>
@@ -173,7 +173,7 @@
           <w:color w:val="000000"/>
           <w:sz w:val="26"/>
         </w:rPr>
-        <w:t>Дата: 13.08.2026</w:t>
+        <w:t>Дата: 14.08.2026</w:t>
       </w:r>
     </w:p>
     <w:p>
@@ -228,7 +228,7 @@
           <w:color w:val="000000"/>
           <w:sz w:val="32"/>
         </w:rPr>
-        <w:t>ОГРАНИЧЕНИЯ НА ИСПОЛЬЗОВАНИЕ ДОКУМЕНТА</w:t>
+        <w:t>УСЛОВИЯ ИСПОЛЬЗОВАНИЯ ДОКУМЕНТА</w:t>
       </w:r>
     </w:p>
     <w:p>
@@ -287,7 +287,7 @@
           <w:color w:val="000000"/>
           <w:sz w:val="24"/>
         </w:rPr>
-        <w:t>Исключительное право на настоящий документ и на описанную в нём систему, включая её исходный код, интерфейсы и принятые в ней решения, принадлежит правообладателю. Передача документа не влечёт перехода к Получателю каких-либо прав на систему или на её составные части.</w:t>
+        <w:t>Исключительное право на настоящий документ и на описанную в нём систему, включая её исходный код и интерфейсы, принадлежит правообладателю. Передача документа не влечёт перехода к Получателю прав на систему или её составные части.</w:t>
       </w:r>
     </w:p>
     <w:p>
@@ -304,7 +304,7 @@
           <w:color w:val="000000"/>
           <w:sz w:val="24"/>
         </w:rPr>
-        <w:t xml:space="preserve">2. Назначение передачи. </w:t>
+        <w:t xml:space="preserve">2. Передача третьим лицам. </w:t>
       </w:r>
       <w:r>
         <w:rPr>
@@ -314,7 +314,7 @@
           <w:color w:val="000000"/>
           <w:sz w:val="24"/>
         </w:rPr>
-        <w:t>Документ передан Получателю исключительно для ознакомления с системой и принятия решения о её приобретении и внедрении. Использование документа в иных целях не разрешается.</w:t>
+        <w:t>Документ, его части и производные материалы - копии, выдержки, переводы, презентации, снимки экрана - не передаются третьим лицам без согласия правообладателя. Внутри организации Получателя документ доводится до работников, которым он необходим для работы с системой.</w:t>
       </w:r>
     </w:p>
     <w:p>
@@ -331,7 +331,7 @@
           <w:color w:val="000000"/>
           <w:sz w:val="24"/>
         </w:rPr>
-        <w:t xml:space="preserve">3. Запрет передачи третьим лицам. </w:t>
+        <w:t xml:space="preserve">3. Отсутствие лицензии. </w:t>
       </w:r>
       <w:r>
         <w:rPr>
@@ -341,169 +341,7 @@
           <w:color w:val="000000"/>
           <w:sz w:val="24"/>
         </w:rPr>
-        <w:t>Документ, его части и любые производные материалы - копии, выдержки, переводы, изложения, презентации, снимки экрана - не подлежат передаче, пересылке, публикации и показу третьим лицам, включая подрядчиков и консультантов Получателя, без предварительного письменного согласия правообладателя. Внутри организации Получателя документ доводится только до работников, которым он необходим для оценки системы.</w:t>
-      </w:r>
-    </w:p>
-    <w:p>
-      <w:pPr>
-        <w:spacing w:after="60" w:line="276" w:lineRule="auto"/>
-        <w:ind w:firstLine="0"/>
-        <w:jc w:val="both"/>
-      </w:pPr>
-      <w:r>
-        <w:rPr>
-          <w:rFonts w:ascii="Times New Roman" w:hAnsi="Times New Roman" w:cs="Times New Roman" w:eastAsia="Times New Roman"/>
-          <w:b/>
-          <w:i w:val="0"/>
-          <w:color w:val="000000"/>
-          <w:sz w:val="24"/>
-        </w:rPr>
-        <w:t xml:space="preserve">4. Запрет иного использования. </w:t>
-      </w:r>
-      <w:r>
-        <w:rPr>
-          <w:rFonts w:ascii="Times New Roman" w:hAnsi="Times New Roman" w:cs="Times New Roman" w:eastAsia="Times New Roman"/>
-          <w:b w:val="0"/>
-          <w:i w:val="0"/>
-          <w:color w:val="000000"/>
-          <w:sz w:val="24"/>
-        </w:rPr>
-        <w:t>Содержащиеся в документе сведения не подлежат использованию и передаче в целях, не предусмотренных пунктом 2 настоящего листа.</w:t>
-      </w:r>
-    </w:p>
-    <w:p>
-      <w:pPr>
-        <w:spacing w:after="60" w:line="276" w:lineRule="auto"/>
-        <w:ind w:firstLine="0"/>
-        <w:jc w:val="both"/>
-      </w:pPr>
-      <w:r>
-        <w:rPr>
-          <w:rFonts w:ascii="Times New Roman" w:hAnsi="Times New Roman" w:cs="Times New Roman" w:eastAsia="Times New Roman"/>
-          <w:b/>
-          <w:i w:val="0"/>
-          <w:color w:val="000000"/>
-          <w:sz w:val="24"/>
-        </w:rPr>
-        <w:t xml:space="preserve">5. Отсутствие лицензии. </w:t>
-      </w:r>
-      <w:r>
-        <w:rPr>
-          <w:rFonts w:ascii="Times New Roman" w:hAnsi="Times New Roman" w:cs="Times New Roman" w:eastAsia="Times New Roman"/>
-          <w:b w:val="0"/>
-          <w:i w:val="0"/>
-          <w:color w:val="000000"/>
-          <w:sz w:val="24"/>
-        </w:rPr>
-        <w:t>Документ не является офертой, лицензией или разрешением на использование системы. Право использования системы возникает только на основании отдельного письменного договора с правообладателем.</w:t>
-      </w:r>
-    </w:p>
-    <w:p>
-      <w:pPr>
-        <w:spacing w:after="60" w:line="276" w:lineRule="auto"/>
-        <w:ind w:firstLine="0"/>
-        <w:jc w:val="both"/>
-      </w:pPr>
-      <w:r>
-        <w:rPr>
-          <w:rFonts w:ascii="Times New Roman" w:hAnsi="Times New Roman" w:cs="Times New Roman" w:eastAsia="Times New Roman"/>
-          <w:b/>
-          <w:i w:val="0"/>
-          <w:color w:val="000000"/>
-          <w:sz w:val="24"/>
-        </w:rPr>
-        <w:t xml:space="preserve">6. Срок действия ограничений. </w:t>
-      </w:r>
-      <w:r>
-        <w:rPr>
-          <w:rFonts w:ascii="Times New Roman" w:hAnsi="Times New Roman" w:cs="Times New Roman" w:eastAsia="Times New Roman"/>
-          <w:b w:val="0"/>
-          <w:i w:val="0"/>
-          <w:color w:val="000000"/>
-          <w:sz w:val="24"/>
-        </w:rPr>
-        <w:t>Ограничения действуют бессрочно. Они не прекращаются отказом Получателя от приобретения системы, истечением пилотного периода, прекращением переговоров или возвратом документа.</w:t>
-      </w:r>
-    </w:p>
-    <w:p>
-      <w:pPr>
-        <w:spacing w:after="60" w:line="276" w:lineRule="auto"/>
-        <w:ind w:firstLine="0"/>
-        <w:jc w:val="both"/>
-      </w:pPr>
-      <w:r>
-        <w:rPr>
-          <w:rFonts w:ascii="Times New Roman" w:hAnsi="Times New Roman" w:cs="Times New Roman" w:eastAsia="Times New Roman"/>
-          <w:b/>
-          <w:i w:val="0"/>
-          <w:color w:val="000000"/>
-          <w:sz w:val="24"/>
-        </w:rPr>
-        <w:t xml:space="preserve">7. Возврат и уничтожение. </w:t>
-      </w:r>
-      <w:r>
-        <w:rPr>
-          <w:rFonts w:ascii="Times New Roman" w:hAnsi="Times New Roman" w:cs="Times New Roman" w:eastAsia="Times New Roman"/>
-          <w:b w:val="0"/>
-          <w:i w:val="0"/>
-          <w:color w:val="000000"/>
-          <w:sz w:val="24"/>
-        </w:rPr>
-        <w:t>Если решение о приобретении не принято, а также по письменному требованию правообладателя, Получатель прекращает использование документа, удаляет его электронные копии и уничтожает бумажные экземпляры, подтверждая это письменно по запросу правообладателя.</w:t>
-      </w:r>
-    </w:p>
-    <w:p>
-      <w:pPr>
-        <w:spacing w:after="60" w:line="276" w:lineRule="auto"/>
-        <w:ind w:firstLine="0"/>
-        <w:jc w:val="both"/>
-      </w:pPr>
-      <w:r>
-        <w:rPr>
-          <w:rFonts w:ascii="Times New Roman" w:hAnsi="Times New Roman" w:cs="Times New Roman" w:eastAsia="Times New Roman"/>
-          <w:b/>
-          <w:i w:val="0"/>
-          <w:color w:val="000000"/>
-          <w:sz w:val="24"/>
-        </w:rPr>
-        <w:t xml:space="preserve">8. Ответственность. </w:t>
-      </w:r>
-      <w:r>
-        <w:rPr>
-          <w:rFonts w:ascii="Times New Roman" w:hAnsi="Times New Roman" w:cs="Times New Roman" w:eastAsia="Times New Roman"/>
-          <w:b w:val="0"/>
-          <w:i w:val="0"/>
-          <w:color w:val="000000"/>
-          <w:sz w:val="24"/>
-        </w:rPr>
-        <w:t>Нарушение исключительного права влечёт ответственность, установленную законодательством Российской Федерации, включая возмещение убытков либо выплату компенсации, и не лишает правообладателя права требовать пресечения действий, нарушающих право.</w:t>
-      </w:r>
-    </w:p>
-    <w:p>
-      <w:pPr>
-        <w:spacing w:after="60" w:line="276" w:lineRule="auto"/>
-        <w:ind w:firstLine="0"/>
-        <w:jc w:val="both"/>
-      </w:pPr>
-      <w:r>
-        <w:rPr>
-          <w:rFonts w:ascii="Times New Roman" w:hAnsi="Times New Roman" w:cs="Times New Roman" w:eastAsia="Times New Roman"/>
-          <w:b/>
-          <w:i w:val="0"/>
-          <w:color w:val="000000"/>
-          <w:sz w:val="24"/>
-        </w:rPr>
-        <w:t xml:space="preserve">9. Принятие условий. </w:t>
-      </w:r>
-      <w:r>
-        <w:rPr>
-          <w:rFonts w:ascii="Times New Roman" w:hAnsi="Times New Roman" w:cs="Times New Roman" w:eastAsia="Times New Roman"/>
-          <w:b w:val="0"/>
-          <w:i w:val="0"/>
-          <w:color w:val="000000"/>
-          <w:sz w:val="24"/>
-        </w:rPr>
-        <w:t>Получение и использование документа означает согласие с изложенными ограничениями. Получатель, не согласный с ними, обязан не использовать документ и уведомить правообладателя о его возврате или уничтожении.</w:t>
+        <w:t>Документ описывает систему и не является офертой или лицензией на её использование. Право использования системы возникает на основании отдельного договора с правообладателем.</w:t>
       </w:r>
     </w:p>
     <w:p>
@@ -22079,6 +21917,93 @@
                 <w:sz w:val="24"/>
               </w:rPr>
               <w:t>Описано предупреждение о скором истечении срока заявки: приходит дважды - за три дня до окончания и накануне, считается по самой поздней дате среди действующих вложений заявки</w:t>
+            </w:r>
+          </w:p>
+        </w:tc>
+        <w:tc>
+          <w:tcPr>
+            <w:tcW w:type="dxa" w:w="850"/>
+          </w:tcPr>
+          <w:p>
+            <w:pPr>
+              <w:keepNext/>
+              <w:spacing w:line="240" w:lineRule="auto" w:after="0"/>
+              <w:ind w:firstLine="0"/>
+              <w:jc w:val="left"/>
+            </w:pPr>
+          </w:p>
+        </w:tc>
+      </w:tr>
+      <w:tr>
+        <w:trPr>
+          <w:cantSplit w:val="true"/>
+        </w:trPr>
+        <w:tc>
+          <w:tcPr>
+            <w:tcW w:type="dxa" w:w="1134"/>
+          </w:tcPr>
+          <w:p>
+            <w:pPr>
+              <w:keepNext/>
+              <w:spacing w:line="240" w:lineRule="auto" w:after="0"/>
+              <w:ind w:firstLine="0"/>
+              <w:jc w:val="left"/>
+            </w:pPr>
+            <w:r>
+              <w:rPr>
+                <w:rFonts w:ascii="Times New Roman" w:hAnsi="Times New Roman" w:cs="Times New Roman" w:eastAsia="Times New Roman"/>
+                <w:b w:val="0"/>
+                <w:i w:val="0"/>
+                <w:color w:val="000000"/>
+                <w:sz w:val="24"/>
+              </w:rPr>
+              <w:t>1.4</w:t>
+            </w:r>
+          </w:p>
+        </w:tc>
+        <w:tc>
+          <w:tcPr>
+            <w:tcW w:type="dxa" w:w="1701"/>
+          </w:tcPr>
+          <w:p>
+            <w:pPr>
+              <w:keepNext/>
+              <w:spacing w:line="240" w:lineRule="auto" w:after="0"/>
+              <w:ind w:firstLine="0"/>
+              <w:jc w:val="left"/>
+            </w:pPr>
+            <w:r>
+              <w:rPr>
+                <w:rFonts w:ascii="Times New Roman" w:hAnsi="Times New Roman" w:cs="Times New Roman" w:eastAsia="Times New Roman"/>
+                <w:b w:val="0"/>
+                <w:i w:val="0"/>
+                <w:color w:val="000000"/>
+                <w:sz w:val="24"/>
+              </w:rPr>
+              <w:t>14.08.2026</w:t>
+            </w:r>
+          </w:p>
+        </w:tc>
+        <w:tc>
+          <w:tcPr>
+            <w:tcW w:type="dxa" w:w="5669"/>
+          </w:tcPr>
+          <w:p>
+            <w:pPr>
+              <w:keepNext/>
+              <w:spacing w:line="240" w:lineRule="auto" w:after="0"/>
+              <w:ind w:firstLine="0"/>
+              <w:jc w:val="left"/>
+            </w:pPr>
+            <w:r>
+              <w:rPr>
+                <w:rFonts w:ascii="Times New Roman" w:hAnsi="Times New Roman" w:cs="Times New Roman" w:eastAsia="Times New Roman"/>
+                <w:b w:val="0"/>
+                <w:i w:val="0"/>
+                <w:color w:val="000000"/>
+                <w:sz w:val="24"/>
+              </w:rPr>
+              <w:t>Лист условий использования сокращён и смягчён: оставлены принадлежность прав, запрет передачи третьим лицам и отсутствие лицензии; убраны срок действия ограничений, требования письменного согласия и подтверждения уничтожения копий</w:t>
             </w:r>
           </w:p>
         </w:tc>

--- a/Документация/Руководство пользователя/Руководство пользователя.docx
+++ b/Документация/Руководство пользователя/Руководство пользователя.docx
@@ -157,7 +157,7 @@
           <w:color w:val="000000"/>
           <w:sz w:val="26"/>
         </w:rPr>
-        <w:t>Версия документа: 1.4</w:t>
+        <w:t>Версия документа: 1.5</w:t>
       </w:r>
     </w:p>
     <w:p>
@@ -22004,6 +22004,93 @@
                 <w:sz w:val="24"/>
               </w:rPr>
               <w:t>Лист условий использования сокращён и смягчён: оставлены принадлежность прав, запрет передачи третьим лицам и отсутствие лицензии; убраны срок действия ограничений, требования письменного согласия и подтверждения уничтожения копий</w:t>
+            </w:r>
+          </w:p>
+        </w:tc>
+        <w:tc>
+          <w:tcPr>
+            <w:tcW w:type="dxa" w:w="850"/>
+          </w:tcPr>
+          <w:p>
+            <w:pPr>
+              <w:keepNext/>
+              <w:spacing w:line="240" w:lineRule="auto" w:after="0"/>
+              <w:ind w:firstLine="0"/>
+              <w:jc w:val="left"/>
+            </w:pPr>
+          </w:p>
+        </w:tc>
+      </w:tr>
+      <w:tr>
+        <w:trPr>
+          <w:cantSplit w:val="true"/>
+        </w:trPr>
+        <w:tc>
+          <w:tcPr>
+            <w:tcW w:type="dxa" w:w="1134"/>
+          </w:tcPr>
+          <w:p>
+            <w:pPr>
+              <w:keepNext/>
+              <w:spacing w:line="240" w:lineRule="auto" w:after="0"/>
+              <w:ind w:firstLine="0"/>
+              <w:jc w:val="left"/>
+            </w:pPr>
+            <w:r>
+              <w:rPr>
+                <w:rFonts w:ascii="Times New Roman" w:hAnsi="Times New Roman" w:cs="Times New Roman" w:eastAsia="Times New Roman"/>
+                <w:b w:val="0"/>
+                <w:i w:val="0"/>
+                <w:color w:val="000000"/>
+                <w:sz w:val="24"/>
+              </w:rPr>
+              <w:t>1.5</w:t>
+            </w:r>
+          </w:p>
+        </w:tc>
+        <w:tc>
+          <w:tcPr>
+            <w:tcW w:type="dxa" w:w="1701"/>
+          </w:tcPr>
+          <w:p>
+            <w:pPr>
+              <w:keepNext/>
+              <w:spacing w:line="240" w:lineRule="auto" w:after="0"/>
+              <w:ind w:firstLine="0"/>
+              <w:jc w:val="left"/>
+            </w:pPr>
+            <w:r>
+              <w:rPr>
+                <w:rFonts w:ascii="Times New Roman" w:hAnsi="Times New Roman" w:cs="Times New Roman" w:eastAsia="Times New Roman"/>
+                <w:b w:val="0"/>
+                <w:i w:val="0"/>
+                <w:color w:val="000000"/>
+                <w:sz w:val="24"/>
+              </w:rPr>
+              <w:t>14.08.2026</w:t>
+            </w:r>
+          </w:p>
+        </w:tc>
+        <w:tc>
+          <w:tcPr>
+            <w:tcW w:type="dxa" w:w="5669"/>
+          </w:tcPr>
+          <w:p>
+            <w:pPr>
+              <w:keepNext/>
+              <w:spacing w:line="240" w:lineRule="auto" w:after="0"/>
+              <w:ind w:firstLine="0"/>
+              <w:jc w:val="left"/>
+            </w:pPr>
+            <w:r>
+              <w:rPr>
+                <w:rFonts w:ascii="Times New Roman" w:hAnsi="Times New Roman" w:cs="Times New Roman" w:eastAsia="Times New Roman"/>
+                <w:b w:val="0"/>
+                <w:i w:val="0"/>
+                <w:color w:val="000000"/>
+                <w:sz w:val="24"/>
+              </w:rPr>
+              <w:t>Свойства файла заполнены выходными данными документа: прежде в них стояли служебные значения средства сборки</w:t>
             </w:r>
           </w:p>
         </w:tc>

--- a/Документация/Руководство пользователя/Руководство пользователя.docx
+++ b/Документация/Руководство пользователя/Руководство пользователя.docx
@@ -157,7 +157,7 @@
           <w:color w:val="000000"/>
           <w:sz w:val="26"/>
         </w:rPr>
-        <w:t>Версия документа: 1.4</w:t>
+        <w:t>Версия документа: 1.5</w:t>
       </w:r>
     </w:p>
     <w:p>

--- a/Документация/Руководство пользователя/Руководство пользователя.docx
+++ b/Документация/Руководство пользователя/Руководство пользователя.docx
@@ -21399,1056 +21399,6 @@
               </w:rPr>
               <w:t>, а затем откройте систему с появившейся иконки и включите уведомления там. Менять привычный браузер не нужно: Safari понадобится один раз, для установки.</w:t>
             </w:r>
-          </w:p>
-        </w:tc>
-      </w:tr>
-    </w:tbl>
-    <w:p>
-      <w:pPr>
-        <w:spacing w:after="0" w:line="240" w:lineRule="auto"/>
-        <w:ind w:firstLine="0"/>
-      </w:pPr>
-      <w:r>
-        <w:rPr>
-          <w:rFonts w:ascii="Times New Roman" w:hAnsi="Times New Roman" w:cs="Times New Roman" w:eastAsia="Times New Roman"/>
-          <w:b w:val="0"/>
-          <w:i w:val="0"/>
-          <w:color w:val="000000"/>
-          <w:sz w:val="12"/>
-        </w:rPr>
-      </w:r>
-    </w:p>
-    <w:p>
-      <w:r>
-        <w:br w:type="page"/>
-      </w:r>
-    </w:p>
-    <w:p>
-      <w:pPr>
-        <w:pStyle w:val="Heading1"/>
-        <w:ind w:firstLine="0"/>
-      </w:pPr>
-      <w:r>
-        <w:rPr>
-          <w:rFonts w:ascii="Times New Roman" w:hAnsi="Times New Roman" w:cs="Times New Roman" w:eastAsia="Times New Roman"/>
-          <w:b/>
-          <w:i w:val="0"/>
-          <w:color w:val="000000"/>
-          <w:sz w:val="32"/>
-        </w:rPr>
-        <w:t>ЛИСТ РЕГИСТРАЦИИ ИЗМЕНЕНИЙ</w:t>
-      </w:r>
-    </w:p>
-    <w:p>
-      <w:r>
-        <w:rPr>
-          <w:rFonts w:ascii="Times New Roman" w:hAnsi="Times New Roman" w:cs="Times New Roman" w:eastAsia="Times New Roman"/>
-          <w:b w:val="0"/>
-          <w:i w:val="0"/>
-          <w:color w:val="000000"/>
-          <w:sz w:val="28"/>
-        </w:rPr>
-        <w:t>В таблице фиксируются изменения документа. Версия повышается при выпуске новой редакции: вторая цифра при уточнениях и дополнениях, первая при переработке структуры или существенном изменении требований.</w:t>
-      </w:r>
-    </w:p>
-    <w:p>
-      <w:pPr>
-        <w:keepNext/>
-        <w:spacing w:line="240" w:lineRule="auto" w:before="160" w:after="80"/>
-        <w:ind w:firstLine="0"/>
-        <w:jc w:val="left"/>
-      </w:pPr>
-      <w:r>
-        <w:rPr>
-          <w:rFonts w:ascii="Times New Roman" w:hAnsi="Times New Roman" w:cs="Times New Roman" w:eastAsia="Times New Roman"/>
-          <w:b w:val="0"/>
-          <w:i/>
-          <w:color w:val="000000"/>
-          <w:sz w:val="24"/>
-        </w:rPr>
-        <w:t>Таблица - Регистрация изменений</w:t>
-      </w:r>
-    </w:p>
-    <w:tbl>
-      <w:tblPr>
-        <w:tblStyle w:val="TableGrid"/>
-        <w:tblW w:type="auto" w:w="0"/>
-        <w:jc w:val="center"/>
-        <w:tblLayout w:type="fixed"/>
-        <w:tblLook w:firstColumn="1" w:firstRow="1" w:lastColumn="0" w:lastRow="0" w:noHBand="0" w:noVBand="1" w:val="04A0"/>
-        <w:tblLayout w:type="fixed"/>
-      </w:tblPr>
-      <w:tblGrid>
-        <w:gridCol w:w="1134"/>
-        <w:gridCol w:w="1701"/>
-        <w:gridCol w:w="5670"/>
-        <w:gridCol w:w="850"/>
-      </w:tblGrid>
-      <w:tr>
-        <w:trPr>
-          <w:tblHeader w:val="true"/>
-          <w:cantSplit w:val="true"/>
-        </w:trPr>
-        <w:tc>
-          <w:tcPr>
-            <w:tcW w:type="dxa" w:w="1134"/>
-            <w:shd w:val="clear" w:fill="E8E8E8"/>
-          </w:tcPr>
-          <w:p>
-            <w:pPr>
-              <w:keepNext/>
-              <w:spacing w:line="240" w:lineRule="auto" w:after="0"/>
-              <w:ind w:firstLine="0"/>
-              <w:jc w:val="left"/>
-            </w:pPr>
-            <w:r>
-              <w:rPr>
-                <w:rFonts w:ascii="Times New Roman" w:hAnsi="Times New Roman" w:cs="Times New Roman" w:eastAsia="Times New Roman"/>
-                <w:b/>
-                <w:i w:val="0"/>
-                <w:color w:val="000000"/>
-                <w:sz w:val="24"/>
-              </w:rPr>
-              <w:t>Версия</w:t>
-            </w:r>
-          </w:p>
-        </w:tc>
-        <w:tc>
-          <w:tcPr>
-            <w:tcW w:type="dxa" w:w="1701"/>
-            <w:shd w:val="clear" w:fill="E8E8E8"/>
-          </w:tcPr>
-          <w:p>
-            <w:pPr>
-              <w:keepNext/>
-              <w:spacing w:line="240" w:lineRule="auto" w:after="0"/>
-              <w:ind w:firstLine="0"/>
-              <w:jc w:val="left"/>
-            </w:pPr>
-            <w:r>
-              <w:rPr>
-                <w:rFonts w:ascii="Times New Roman" w:hAnsi="Times New Roman" w:cs="Times New Roman" w:eastAsia="Times New Roman"/>
-                <w:b/>
-                <w:i w:val="0"/>
-                <w:color w:val="000000"/>
-                <w:sz w:val="24"/>
-              </w:rPr>
-              <w:t>Дата</w:t>
-            </w:r>
-          </w:p>
-        </w:tc>
-        <w:tc>
-          <w:tcPr>
-            <w:tcW w:type="dxa" w:w="5669"/>
-            <w:shd w:val="clear" w:fill="E8E8E8"/>
-          </w:tcPr>
-          <w:p>
-            <w:pPr>
-              <w:keepNext/>
-              <w:spacing w:line="240" w:lineRule="auto" w:after="0"/>
-              <w:ind w:firstLine="0"/>
-              <w:jc w:val="left"/>
-            </w:pPr>
-            <w:r>
-              <w:rPr>
-                <w:rFonts w:ascii="Times New Roman" w:hAnsi="Times New Roman" w:cs="Times New Roman" w:eastAsia="Times New Roman"/>
-                <w:b/>
-                <w:i w:val="0"/>
-                <w:color w:val="000000"/>
-                <w:sz w:val="24"/>
-              </w:rPr>
-              <w:t>Содержание изменения</w:t>
-            </w:r>
-          </w:p>
-        </w:tc>
-        <w:tc>
-          <w:tcPr>
-            <w:tcW w:type="dxa" w:w="850"/>
-            <w:shd w:val="clear" w:fill="E8E8E8"/>
-          </w:tcPr>
-          <w:p>
-            <w:pPr>
-              <w:keepNext/>
-              <w:spacing w:line="240" w:lineRule="auto" w:after="0"/>
-              <w:ind w:firstLine="0"/>
-              <w:jc w:val="left"/>
-            </w:pPr>
-            <w:r>
-              <w:rPr>
-                <w:rFonts w:ascii="Times New Roman" w:hAnsi="Times New Roman" w:cs="Times New Roman" w:eastAsia="Times New Roman"/>
-                <w:b/>
-                <w:i w:val="0"/>
-                <w:color w:val="000000"/>
-                <w:sz w:val="24"/>
-              </w:rPr>
-              <w:t>Внёс</w:t>
-            </w:r>
-          </w:p>
-        </w:tc>
-      </w:tr>
-      <w:tr>
-        <w:trPr>
-          <w:cantSplit w:val="true"/>
-        </w:trPr>
-        <w:tc>
-          <w:tcPr>
-            <w:tcW w:type="dxa" w:w="1134"/>
-          </w:tcPr>
-          <w:p>
-            <w:pPr>
-              <w:keepNext/>
-              <w:spacing w:line="240" w:lineRule="auto" w:after="0"/>
-              <w:ind w:firstLine="0"/>
-              <w:jc w:val="left"/>
-            </w:pPr>
-            <w:r>
-              <w:rPr>
-                <w:rFonts w:ascii="Times New Roman" w:hAnsi="Times New Roman" w:cs="Times New Roman" w:eastAsia="Times New Roman"/>
-                <w:b w:val="0"/>
-                <w:i w:val="0"/>
-                <w:color w:val="000000"/>
-                <w:sz w:val="24"/>
-              </w:rPr>
-              <w:t>1.0</w:t>
-            </w:r>
-          </w:p>
-        </w:tc>
-        <w:tc>
-          <w:tcPr>
-            <w:tcW w:type="dxa" w:w="1701"/>
-          </w:tcPr>
-          <w:p>
-            <w:pPr>
-              <w:keepNext/>
-              <w:spacing w:line="240" w:lineRule="auto" w:after="0"/>
-              <w:ind w:firstLine="0"/>
-              <w:jc w:val="left"/>
-            </w:pPr>
-            <w:r>
-              <w:rPr>
-                <w:rFonts w:ascii="Times New Roman" w:hAnsi="Times New Roman" w:cs="Times New Roman" w:eastAsia="Times New Roman"/>
-                <w:b w:val="0"/>
-                <w:i w:val="0"/>
-                <w:color w:val="000000"/>
-                <w:sz w:val="24"/>
-              </w:rPr>
-              <w:t>11.08.2026</w:t>
-            </w:r>
-          </w:p>
-        </w:tc>
-        <w:tc>
-          <w:tcPr>
-            <w:tcW w:type="dxa" w:w="5669"/>
-          </w:tcPr>
-          <w:p>
-            <w:pPr>
-              <w:keepNext/>
-              <w:spacing w:line="240" w:lineRule="auto" w:after="0"/>
-              <w:ind w:firstLine="0"/>
-              <w:jc w:val="left"/>
-            </w:pPr>
-            <w:r>
-              <w:rPr>
-                <w:rFonts w:ascii="Times New Roman" w:hAnsi="Times New Roman" w:cs="Times New Roman" w:eastAsia="Times New Roman"/>
-                <w:b w:val="0"/>
-                <w:i w:val="0"/>
-                <w:color w:val="000000"/>
-                <w:sz w:val="24"/>
-              </w:rPr>
-              <w:t>Первая редакция</w:t>
-            </w:r>
-          </w:p>
-        </w:tc>
-        <w:tc>
-          <w:tcPr>
-            <w:tcW w:type="dxa" w:w="850"/>
-          </w:tcPr>
-          <w:p>
-            <w:pPr>
-              <w:keepNext/>
-              <w:spacing w:line="240" w:lineRule="auto" w:after="0"/>
-              <w:ind w:firstLine="0"/>
-              <w:jc w:val="left"/>
-            </w:pPr>
-          </w:p>
-        </w:tc>
-      </w:tr>
-      <w:tr>
-        <w:trPr>
-          <w:cantSplit w:val="true"/>
-        </w:trPr>
-        <w:tc>
-          <w:tcPr>
-            <w:tcW w:type="dxa" w:w="1134"/>
-          </w:tcPr>
-          <w:p>
-            <w:pPr>
-              <w:keepNext/>
-              <w:spacing w:line="240" w:lineRule="auto" w:after="0"/>
-              <w:ind w:firstLine="0"/>
-              <w:jc w:val="left"/>
-            </w:pPr>
-            <w:r>
-              <w:rPr>
-                <w:rFonts w:ascii="Times New Roman" w:hAnsi="Times New Roman" w:cs="Times New Roman" w:eastAsia="Times New Roman"/>
-                <w:b w:val="0"/>
-                <w:i w:val="0"/>
-                <w:color w:val="000000"/>
-                <w:sz w:val="24"/>
-              </w:rPr>
-              <w:t>1.1</w:t>
-            </w:r>
-          </w:p>
-        </w:tc>
-        <w:tc>
-          <w:tcPr>
-            <w:tcW w:type="dxa" w:w="1701"/>
-          </w:tcPr>
-          <w:p>
-            <w:pPr>
-              <w:keepNext/>
-              <w:spacing w:line="240" w:lineRule="auto" w:after="0"/>
-              <w:ind w:firstLine="0"/>
-              <w:jc w:val="left"/>
-            </w:pPr>
-            <w:r>
-              <w:rPr>
-                <w:rFonts w:ascii="Times New Roman" w:hAnsi="Times New Roman" w:cs="Times New Roman" w:eastAsia="Times New Roman"/>
-                <w:b w:val="0"/>
-                <w:i w:val="0"/>
-                <w:color w:val="000000"/>
-                <w:sz w:val="24"/>
-              </w:rPr>
-              <w:t>12.08.2026</w:t>
-            </w:r>
-          </w:p>
-        </w:tc>
-        <w:tc>
-          <w:tcPr>
-            <w:tcW w:type="dxa" w:w="5669"/>
-          </w:tcPr>
-          <w:p>
-            <w:pPr>
-              <w:keepNext/>
-              <w:spacing w:line="240" w:lineRule="auto" w:after="0"/>
-              <w:ind w:firstLine="0"/>
-              <w:jc w:val="left"/>
-            </w:pPr>
-            <w:r>
-              <w:rPr>
-                <w:rFonts w:ascii="Times New Roman" w:hAnsi="Times New Roman" w:cs="Times New Roman" w:eastAsia="Times New Roman"/>
-                <w:b w:val="0"/>
-                <w:i w:val="0"/>
-                <w:color w:val="000000"/>
-                <w:sz w:val="24"/>
-              </w:rPr>
-              <w:t>Описан список участников заявки: кто её видит, роли и решения, карточка человека с рабочими контактами</w:t>
-            </w:r>
-          </w:p>
-        </w:tc>
-        <w:tc>
-          <w:tcPr>
-            <w:tcW w:type="dxa" w:w="850"/>
-          </w:tcPr>
-          <w:p>
-            <w:pPr>
-              <w:keepNext/>
-              <w:spacing w:line="240" w:lineRule="auto" w:after="0"/>
-              <w:ind w:firstLine="0"/>
-              <w:jc w:val="left"/>
-            </w:pPr>
-          </w:p>
-        </w:tc>
-      </w:tr>
-      <w:tr>
-        <w:trPr>
-          <w:cantSplit w:val="true"/>
-        </w:trPr>
-        <w:tc>
-          <w:tcPr>
-            <w:tcW w:type="dxa" w:w="1134"/>
-          </w:tcPr>
-          <w:p>
-            <w:pPr>
-              <w:keepNext/>
-              <w:spacing w:line="240" w:lineRule="auto" w:after="0"/>
-              <w:ind w:firstLine="0"/>
-              <w:jc w:val="left"/>
-            </w:pPr>
-            <w:r>
-              <w:rPr>
-                <w:rFonts w:ascii="Times New Roman" w:hAnsi="Times New Roman" w:cs="Times New Roman" w:eastAsia="Times New Roman"/>
-                <w:b w:val="0"/>
-                <w:i w:val="0"/>
-                <w:color w:val="000000"/>
-                <w:sz w:val="24"/>
-              </w:rPr>
-              <w:t>1.2</w:t>
-            </w:r>
-          </w:p>
-        </w:tc>
-        <w:tc>
-          <w:tcPr>
-            <w:tcW w:type="dxa" w:w="1701"/>
-          </w:tcPr>
-          <w:p>
-            <w:pPr>
-              <w:keepNext/>
-              <w:spacing w:line="240" w:lineRule="auto" w:after="0"/>
-              <w:ind w:firstLine="0"/>
-              <w:jc w:val="left"/>
-            </w:pPr>
-            <w:r>
-              <w:rPr>
-                <w:rFonts w:ascii="Times New Roman" w:hAnsi="Times New Roman" w:cs="Times New Roman" w:eastAsia="Times New Roman"/>
-                <w:b w:val="0"/>
-                <w:i w:val="0"/>
-                <w:color w:val="000000"/>
-                <w:sz w:val="24"/>
-              </w:rPr>
-              <w:t>13.08.2026</w:t>
-            </w:r>
-          </w:p>
-        </w:tc>
-        <w:tc>
-          <w:tcPr>
-            <w:tcW w:type="dxa" w:w="5669"/>
-          </w:tcPr>
-          <w:p>
-            <w:pPr>
-              <w:keepNext/>
-              <w:spacing w:line="240" w:lineRule="auto" w:after="0"/>
-              <w:ind w:firstLine="0"/>
-              <w:jc w:val="left"/>
-            </w:pPr>
-            <w:r>
-              <w:rPr>
-                <w:rFonts w:ascii="Times New Roman" w:hAnsi="Times New Roman" w:cs="Times New Roman" w:eastAsia="Times New Roman"/>
-                <w:b w:val="0"/>
-                <w:i w:val="0"/>
-                <w:color w:val="000000"/>
-                <w:sz w:val="24"/>
-              </w:rPr>
-              <w:t>Текст приведён к точке зрения заявителя: убраны объяснения внутреннего устройства там, где нужно знать только что нажать и что произойдёт - причины отсутствия самостоятельной регистрации и восстановления пароля, устройство блокировки по неудачным попыткам, правила сверки чёрного списка. Добавлен раздел «Вопросы к заявке»: как задать вопрос по своей заявке и увидеть ответ. Выверены по коду формат ввода серии и номера паспорта в разделе «Сотрудники» и подсказка о недоступном месте прохода и разгрузки на телефоне. Переписано предупреждение об очистке уведомлений: подтверждение спрашивается в обоих местах, а чистка сносит весь список, а не только показанное на вкладке «Непрочитанные»</w:t>
-            </w:r>
-          </w:p>
-        </w:tc>
-        <w:tc>
-          <w:tcPr>
-            <w:tcW w:type="dxa" w:w="850"/>
-          </w:tcPr>
-          <w:p>
-            <w:pPr>
-              <w:keepNext/>
-              <w:spacing w:line="240" w:lineRule="auto" w:after="0"/>
-              <w:ind w:firstLine="0"/>
-              <w:jc w:val="left"/>
-            </w:pPr>
-          </w:p>
-        </w:tc>
-      </w:tr>
-      <w:tr>
-        <w:trPr>
-          <w:cantSplit w:val="true"/>
-        </w:trPr>
-        <w:tc>
-          <w:tcPr>
-            <w:tcW w:type="dxa" w:w="1134"/>
-          </w:tcPr>
-          <w:p>
-            <w:pPr>
-              <w:keepNext/>
-              <w:spacing w:line="240" w:lineRule="auto" w:after="0"/>
-              <w:ind w:firstLine="0"/>
-              <w:jc w:val="left"/>
-            </w:pPr>
-            <w:r>
-              <w:rPr>
-                <w:rFonts w:ascii="Times New Roman" w:hAnsi="Times New Roman" w:cs="Times New Roman" w:eastAsia="Times New Roman"/>
-                <w:b w:val="0"/>
-                <w:i w:val="0"/>
-                <w:color w:val="000000"/>
-                <w:sz w:val="24"/>
-              </w:rPr>
-              <w:t>1.3</w:t>
-            </w:r>
-          </w:p>
-        </w:tc>
-        <w:tc>
-          <w:tcPr>
-            <w:tcW w:type="dxa" w:w="1701"/>
-          </w:tcPr>
-          <w:p>
-            <w:pPr>
-              <w:keepNext/>
-              <w:spacing w:line="240" w:lineRule="auto" w:after="0"/>
-              <w:ind w:firstLine="0"/>
-              <w:jc w:val="left"/>
-            </w:pPr>
-            <w:r>
-              <w:rPr>
-                <w:rFonts w:ascii="Times New Roman" w:hAnsi="Times New Roman" w:cs="Times New Roman" w:eastAsia="Times New Roman"/>
-                <w:b w:val="0"/>
-                <w:i w:val="0"/>
-                <w:color w:val="000000"/>
-                <w:sz w:val="24"/>
-              </w:rPr>
-              <w:t>13.08.2026</w:t>
-            </w:r>
-          </w:p>
-        </w:tc>
-        <w:tc>
-          <w:tcPr>
-            <w:tcW w:type="dxa" w:w="5669"/>
-          </w:tcPr>
-          <w:p>
-            <w:pPr>
-              <w:keepNext/>
-              <w:spacing w:line="240" w:lineRule="auto" w:after="0"/>
-              <w:ind w:firstLine="0"/>
-              <w:jc w:val="left"/>
-            </w:pPr>
-            <w:r>
-              <w:rPr>
-                <w:rFonts w:ascii="Times New Roman" w:hAnsi="Times New Roman" w:cs="Times New Roman" w:eastAsia="Times New Roman"/>
-                <w:b w:val="0"/>
-                <w:i w:val="0"/>
-                <w:color w:val="000000"/>
-                <w:sz w:val="24"/>
-              </w:rPr>
-              <w:t>Описано предупреждение о скором истечении срока заявки: приходит дважды - за три дня до окончания и накануне, считается по самой поздней дате среди действующих вложений заявки</w:t>
-            </w:r>
-          </w:p>
-        </w:tc>
-        <w:tc>
-          <w:tcPr>
-            <w:tcW w:type="dxa" w:w="850"/>
-          </w:tcPr>
-          <w:p>
-            <w:pPr>
-              <w:keepNext/>
-              <w:spacing w:line="240" w:lineRule="auto" w:after="0"/>
-              <w:ind w:firstLine="0"/>
-              <w:jc w:val="left"/>
-            </w:pPr>
-          </w:p>
-        </w:tc>
-      </w:tr>
-      <w:tr>
-        <w:trPr>
-          <w:cantSplit w:val="true"/>
-        </w:trPr>
-        <w:tc>
-          <w:tcPr>
-            <w:tcW w:type="dxa" w:w="1134"/>
-          </w:tcPr>
-          <w:p>
-            <w:pPr>
-              <w:keepNext/>
-              <w:spacing w:line="240" w:lineRule="auto" w:after="0"/>
-              <w:ind w:firstLine="0"/>
-              <w:jc w:val="left"/>
-            </w:pPr>
-            <w:r>
-              <w:rPr>
-                <w:rFonts w:ascii="Times New Roman" w:hAnsi="Times New Roman" w:cs="Times New Roman" w:eastAsia="Times New Roman"/>
-                <w:b w:val="0"/>
-                <w:i w:val="0"/>
-                <w:color w:val="000000"/>
-                <w:sz w:val="24"/>
-              </w:rPr>
-              <w:t>1.4</w:t>
-            </w:r>
-          </w:p>
-        </w:tc>
-        <w:tc>
-          <w:tcPr>
-            <w:tcW w:type="dxa" w:w="1701"/>
-          </w:tcPr>
-          <w:p>
-            <w:pPr>
-              <w:keepNext/>
-              <w:spacing w:line="240" w:lineRule="auto" w:after="0"/>
-              <w:ind w:firstLine="0"/>
-              <w:jc w:val="left"/>
-            </w:pPr>
-            <w:r>
-              <w:rPr>
-                <w:rFonts w:ascii="Times New Roman" w:hAnsi="Times New Roman" w:cs="Times New Roman" w:eastAsia="Times New Roman"/>
-                <w:b w:val="0"/>
-                <w:i w:val="0"/>
-                <w:color w:val="000000"/>
-                <w:sz w:val="24"/>
-              </w:rPr>
-              <w:t>14.08.2026</w:t>
-            </w:r>
-          </w:p>
-        </w:tc>
-        <w:tc>
-          <w:tcPr>
-            <w:tcW w:type="dxa" w:w="5669"/>
-          </w:tcPr>
-          <w:p>
-            <w:pPr>
-              <w:keepNext/>
-              <w:spacing w:line="240" w:lineRule="auto" w:after="0"/>
-              <w:ind w:firstLine="0"/>
-              <w:jc w:val="left"/>
-            </w:pPr>
-            <w:r>
-              <w:rPr>
-                <w:rFonts w:ascii="Times New Roman" w:hAnsi="Times New Roman" w:cs="Times New Roman" w:eastAsia="Times New Roman"/>
-                <w:b w:val="0"/>
-                <w:i w:val="0"/>
-                <w:color w:val="000000"/>
-                <w:sz w:val="24"/>
-              </w:rPr>
-              <w:t>Лист условий использования сокращён и смягчён: оставлены принадлежность прав, запрет передачи третьим лицам и отсутствие лицензии; убраны срок действия ограничений, требования письменного согласия и подтверждения уничтожения копий</w:t>
-            </w:r>
-          </w:p>
-        </w:tc>
-        <w:tc>
-          <w:tcPr>
-            <w:tcW w:type="dxa" w:w="850"/>
-          </w:tcPr>
-          <w:p>
-            <w:pPr>
-              <w:keepNext/>
-              <w:spacing w:line="240" w:lineRule="auto" w:after="0"/>
-              <w:ind w:firstLine="0"/>
-              <w:jc w:val="left"/>
-            </w:pPr>
-          </w:p>
-        </w:tc>
-      </w:tr>
-      <w:tr>
-        <w:trPr>
-          <w:cantSplit w:val="true"/>
-        </w:trPr>
-        <w:tc>
-          <w:tcPr>
-            <w:tcW w:type="dxa" w:w="1134"/>
-          </w:tcPr>
-          <w:p>
-            <w:pPr>
-              <w:keepNext/>
-              <w:spacing w:line="240" w:lineRule="auto" w:after="0"/>
-              <w:ind w:firstLine="0"/>
-              <w:jc w:val="left"/>
-            </w:pPr>
-            <w:r>
-              <w:rPr>
-                <w:rFonts w:ascii="Times New Roman" w:hAnsi="Times New Roman" w:cs="Times New Roman" w:eastAsia="Times New Roman"/>
-                <w:b w:val="0"/>
-                <w:i w:val="0"/>
-                <w:color w:val="000000"/>
-                <w:sz w:val="24"/>
-              </w:rPr>
-              <w:t>1.5</w:t>
-            </w:r>
-          </w:p>
-        </w:tc>
-        <w:tc>
-          <w:tcPr>
-            <w:tcW w:type="dxa" w:w="1701"/>
-          </w:tcPr>
-          <w:p>
-            <w:pPr>
-              <w:keepNext/>
-              <w:spacing w:line="240" w:lineRule="auto" w:after="0"/>
-              <w:ind w:firstLine="0"/>
-              <w:jc w:val="left"/>
-            </w:pPr>
-            <w:r>
-              <w:rPr>
-                <w:rFonts w:ascii="Times New Roman" w:hAnsi="Times New Roman" w:cs="Times New Roman" w:eastAsia="Times New Roman"/>
-                <w:b w:val="0"/>
-                <w:i w:val="0"/>
-                <w:color w:val="000000"/>
-                <w:sz w:val="24"/>
-              </w:rPr>
-              <w:t>14.08.2026</w:t>
-            </w:r>
-          </w:p>
-        </w:tc>
-        <w:tc>
-          <w:tcPr>
-            <w:tcW w:type="dxa" w:w="5669"/>
-          </w:tcPr>
-          <w:p>
-            <w:pPr>
-              <w:keepNext/>
-              <w:spacing w:line="240" w:lineRule="auto" w:after="0"/>
-              <w:ind w:firstLine="0"/>
-              <w:jc w:val="left"/>
-            </w:pPr>
-            <w:r>
-              <w:rPr>
-                <w:rFonts w:ascii="Times New Roman" w:hAnsi="Times New Roman" w:cs="Times New Roman" w:eastAsia="Times New Roman"/>
-                <w:b w:val="0"/>
-                <w:i w:val="0"/>
-                <w:color w:val="000000"/>
-                <w:sz w:val="24"/>
-              </w:rPr>
-              <w:t>Свойства файла заполнены выходными данными документа: прежде в них стояли служебные значения средства сборки</w:t>
-            </w:r>
-          </w:p>
-        </w:tc>
-        <w:tc>
-          <w:tcPr>
-            <w:tcW w:type="dxa" w:w="850"/>
-          </w:tcPr>
-          <w:p>
-            <w:pPr>
-              <w:keepNext/>
-              <w:spacing w:line="240" w:lineRule="auto" w:after="0"/>
-              <w:ind w:firstLine="0"/>
-              <w:jc w:val="left"/>
-            </w:pPr>
-          </w:p>
-        </w:tc>
-      </w:tr>
-      <w:tr>
-        <w:trPr>
-          <w:cantSplit w:val="true"/>
-          <w:trHeight w:val="680" w:hRule="atLeast"/>
-        </w:trPr>
-        <w:tc>
-          <w:tcPr>
-            <w:tcW w:type="dxa" w:w="1134"/>
-          </w:tcPr>
-          <w:p>
-            <w:pPr>
-              <w:keepNext/>
-              <w:spacing w:line="240" w:lineRule="auto" w:after="0"/>
-              <w:ind w:firstLine="0"/>
-              <w:jc w:val="left"/>
-            </w:pPr>
-          </w:p>
-        </w:tc>
-        <w:tc>
-          <w:tcPr>
-            <w:tcW w:type="dxa" w:w="1701"/>
-          </w:tcPr>
-          <w:p>
-            <w:pPr>
-              <w:keepNext/>
-              <w:spacing w:line="240" w:lineRule="auto" w:after="0"/>
-              <w:ind w:firstLine="0"/>
-              <w:jc w:val="left"/>
-            </w:pPr>
-          </w:p>
-        </w:tc>
-        <w:tc>
-          <w:tcPr>
-            <w:tcW w:type="dxa" w:w="5669"/>
-          </w:tcPr>
-          <w:p>
-            <w:pPr>
-              <w:keepNext/>
-              <w:spacing w:line="240" w:lineRule="auto" w:after="0"/>
-              <w:ind w:firstLine="0"/>
-              <w:jc w:val="left"/>
-            </w:pPr>
-          </w:p>
-        </w:tc>
-        <w:tc>
-          <w:tcPr>
-            <w:tcW w:type="dxa" w:w="850"/>
-          </w:tcPr>
-          <w:p>
-            <w:pPr>
-              <w:keepNext/>
-              <w:spacing w:line="240" w:lineRule="auto" w:after="0"/>
-              <w:ind w:firstLine="0"/>
-              <w:jc w:val="left"/>
-            </w:pPr>
-          </w:p>
-        </w:tc>
-      </w:tr>
-      <w:tr>
-        <w:trPr>
-          <w:cantSplit w:val="true"/>
-          <w:trHeight w:val="680" w:hRule="atLeast"/>
-        </w:trPr>
-        <w:tc>
-          <w:tcPr>
-            <w:tcW w:type="dxa" w:w="1134"/>
-          </w:tcPr>
-          <w:p>
-            <w:pPr>
-              <w:keepNext/>
-              <w:spacing w:line="240" w:lineRule="auto" w:after="0"/>
-              <w:ind w:firstLine="0"/>
-              <w:jc w:val="left"/>
-            </w:pPr>
-          </w:p>
-        </w:tc>
-        <w:tc>
-          <w:tcPr>
-            <w:tcW w:type="dxa" w:w="1701"/>
-          </w:tcPr>
-          <w:p>
-            <w:pPr>
-              <w:keepNext/>
-              <w:spacing w:line="240" w:lineRule="auto" w:after="0"/>
-              <w:ind w:firstLine="0"/>
-              <w:jc w:val="left"/>
-            </w:pPr>
-          </w:p>
-        </w:tc>
-        <w:tc>
-          <w:tcPr>
-            <w:tcW w:type="dxa" w:w="5669"/>
-          </w:tcPr>
-          <w:p>
-            <w:pPr>
-              <w:keepNext/>
-              <w:spacing w:line="240" w:lineRule="auto" w:after="0"/>
-              <w:ind w:firstLine="0"/>
-              <w:jc w:val="left"/>
-            </w:pPr>
-          </w:p>
-        </w:tc>
-        <w:tc>
-          <w:tcPr>
-            <w:tcW w:type="dxa" w:w="850"/>
-          </w:tcPr>
-          <w:p>
-            <w:pPr>
-              <w:keepNext/>
-              <w:spacing w:line="240" w:lineRule="auto" w:after="0"/>
-              <w:ind w:firstLine="0"/>
-              <w:jc w:val="left"/>
-            </w:pPr>
-          </w:p>
-        </w:tc>
-      </w:tr>
-      <w:tr>
-        <w:trPr>
-          <w:cantSplit w:val="true"/>
-          <w:trHeight w:val="680" w:hRule="atLeast"/>
-        </w:trPr>
-        <w:tc>
-          <w:tcPr>
-            <w:tcW w:type="dxa" w:w="1134"/>
-          </w:tcPr>
-          <w:p>
-            <w:pPr>
-              <w:keepNext/>
-              <w:spacing w:line="240" w:lineRule="auto" w:after="0"/>
-              <w:ind w:firstLine="0"/>
-              <w:jc w:val="left"/>
-            </w:pPr>
-          </w:p>
-        </w:tc>
-        <w:tc>
-          <w:tcPr>
-            <w:tcW w:type="dxa" w:w="1701"/>
-          </w:tcPr>
-          <w:p>
-            <w:pPr>
-              <w:keepNext/>
-              <w:spacing w:line="240" w:lineRule="auto" w:after="0"/>
-              <w:ind w:firstLine="0"/>
-              <w:jc w:val="left"/>
-            </w:pPr>
-          </w:p>
-        </w:tc>
-        <w:tc>
-          <w:tcPr>
-            <w:tcW w:type="dxa" w:w="5669"/>
-          </w:tcPr>
-          <w:p>
-            <w:pPr>
-              <w:keepNext/>
-              <w:spacing w:line="240" w:lineRule="auto" w:after="0"/>
-              <w:ind w:firstLine="0"/>
-              <w:jc w:val="left"/>
-            </w:pPr>
-          </w:p>
-        </w:tc>
-        <w:tc>
-          <w:tcPr>
-            <w:tcW w:type="dxa" w:w="850"/>
-          </w:tcPr>
-          <w:p>
-            <w:pPr>
-              <w:keepNext/>
-              <w:spacing w:line="240" w:lineRule="auto" w:after="0"/>
-              <w:ind w:firstLine="0"/>
-              <w:jc w:val="left"/>
-            </w:pPr>
-          </w:p>
-        </w:tc>
-      </w:tr>
-      <w:tr>
-        <w:trPr>
-          <w:cantSplit w:val="true"/>
-          <w:trHeight w:val="680" w:hRule="atLeast"/>
-        </w:trPr>
-        <w:tc>
-          <w:tcPr>
-            <w:tcW w:type="dxa" w:w="1134"/>
-          </w:tcPr>
-          <w:p>
-            <w:pPr>
-              <w:keepNext/>
-              <w:spacing w:line="240" w:lineRule="auto" w:after="0"/>
-              <w:ind w:firstLine="0"/>
-              <w:jc w:val="left"/>
-            </w:pPr>
-          </w:p>
-        </w:tc>
-        <w:tc>
-          <w:tcPr>
-            <w:tcW w:type="dxa" w:w="1701"/>
-          </w:tcPr>
-          <w:p>
-            <w:pPr>
-              <w:keepNext/>
-              <w:spacing w:line="240" w:lineRule="auto" w:after="0"/>
-              <w:ind w:firstLine="0"/>
-              <w:jc w:val="left"/>
-            </w:pPr>
-          </w:p>
-        </w:tc>
-        <w:tc>
-          <w:tcPr>
-            <w:tcW w:type="dxa" w:w="5669"/>
-          </w:tcPr>
-          <w:p>
-            <w:pPr>
-              <w:keepNext/>
-              <w:spacing w:line="240" w:lineRule="auto" w:after="0"/>
-              <w:ind w:firstLine="0"/>
-              <w:jc w:val="left"/>
-            </w:pPr>
-          </w:p>
-        </w:tc>
-        <w:tc>
-          <w:tcPr>
-            <w:tcW w:type="dxa" w:w="850"/>
-          </w:tcPr>
-          <w:p>
-            <w:pPr>
-              <w:keepNext/>
-              <w:spacing w:line="240" w:lineRule="auto" w:after="0"/>
-              <w:ind w:firstLine="0"/>
-              <w:jc w:val="left"/>
-            </w:pPr>
-          </w:p>
-        </w:tc>
-      </w:tr>
-      <w:tr>
-        <w:trPr>
-          <w:cantSplit w:val="true"/>
-          <w:trHeight w:val="680" w:hRule="atLeast"/>
-        </w:trPr>
-        <w:tc>
-          <w:tcPr>
-            <w:tcW w:type="dxa" w:w="1134"/>
-          </w:tcPr>
-          <w:p>
-            <w:pPr>
-              <w:keepNext/>
-              <w:spacing w:line="240" w:lineRule="auto" w:after="0"/>
-              <w:ind w:firstLine="0"/>
-              <w:jc w:val="left"/>
-            </w:pPr>
-          </w:p>
-        </w:tc>
-        <w:tc>
-          <w:tcPr>
-            <w:tcW w:type="dxa" w:w="1701"/>
-          </w:tcPr>
-          <w:p>
-            <w:pPr>
-              <w:keepNext/>
-              <w:spacing w:line="240" w:lineRule="auto" w:after="0"/>
-              <w:ind w:firstLine="0"/>
-              <w:jc w:val="left"/>
-            </w:pPr>
-          </w:p>
-        </w:tc>
-        <w:tc>
-          <w:tcPr>
-            <w:tcW w:type="dxa" w:w="5669"/>
-          </w:tcPr>
-          <w:p>
-            <w:pPr>
-              <w:keepNext/>
-              <w:spacing w:line="240" w:lineRule="auto" w:after="0"/>
-              <w:ind w:firstLine="0"/>
-              <w:jc w:val="left"/>
-            </w:pPr>
-          </w:p>
-        </w:tc>
-        <w:tc>
-          <w:tcPr>
-            <w:tcW w:type="dxa" w:w="850"/>
-          </w:tcPr>
-          <w:p>
-            <w:pPr>
-              <w:keepNext/>
-              <w:spacing w:line="240" w:lineRule="auto" w:after="0"/>
-              <w:ind w:firstLine="0"/>
-              <w:jc w:val="left"/>
-            </w:pPr>
-          </w:p>
-        </w:tc>
-      </w:tr>
-      <w:tr>
-        <w:trPr>
-          <w:cantSplit w:val="true"/>
-          <w:trHeight w:val="680" w:hRule="atLeast"/>
-        </w:trPr>
-        <w:tc>
-          <w:tcPr>
-            <w:tcW w:type="dxa" w:w="1134"/>
-          </w:tcPr>
-          <w:p>
-            <w:pPr>
-              <w:spacing w:line="240" w:lineRule="auto" w:after="0"/>
-              <w:ind w:firstLine="0"/>
-              <w:jc w:val="left"/>
-            </w:pPr>
-          </w:p>
-        </w:tc>
-        <w:tc>
-          <w:tcPr>
-            <w:tcW w:type="dxa" w:w="1701"/>
-          </w:tcPr>
-          <w:p>
-            <w:pPr>
-              <w:spacing w:line="240" w:lineRule="auto" w:after="0"/>
-              <w:ind w:firstLine="0"/>
-              <w:jc w:val="left"/>
-            </w:pPr>
-          </w:p>
-        </w:tc>
-        <w:tc>
-          <w:tcPr>
-            <w:tcW w:type="dxa" w:w="5669"/>
-          </w:tcPr>
-          <w:p>
-            <w:pPr>
-              <w:spacing w:line="240" w:lineRule="auto" w:after="0"/>
-              <w:ind w:firstLine="0"/>
-              <w:jc w:val="left"/>
-            </w:pPr>
-          </w:p>
-        </w:tc>
-        <w:tc>
-          <w:tcPr>
-            <w:tcW w:type="dxa" w:w="850"/>
-          </w:tcPr>
-          <w:p>
-            <w:pPr>
-              <w:spacing w:line="240" w:lineRule="auto" w:after="0"/>
-              <w:ind w:firstLine="0"/>
-              <w:jc w:val="left"/>
-            </w:pPr>
           </w:p>
         </w:tc>
       </w:tr>

--- a/Документация/Руководство пользователя/Руководство пользователя.docx
+++ b/Документация/Руководство пользователя/Руководство пользователя.docx
@@ -157,7 +157,7 @@
           <w:color w:val="000000"/>
           <w:sz w:val="26"/>
         </w:rPr>
-        <w:t>Версия документа: 1.5</w:t>
+        <w:t>Версия документа: 1.6</w:t>
       </w:r>
     </w:p>
     <w:p>
@@ -173,7 +173,7 @@
           <w:color w:val="000000"/>
           <w:sz w:val="26"/>
         </w:rPr>
-        <w:t>Дата: 14.08.2026</w:t>
+        <w:t>Дата: 15.08.2026</w:t>
       </w:r>
     </w:p>
     <w:p>
@@ -1862,7 +1862,7 @@
           <w:sz w:val="26"/>
         </w:rPr>
         <w:tab/>
-        <w:t>42</w:t>
+        <w:t>43</w:t>
       </w:r>
     </w:p>
     <w:p>
@@ -1893,7 +1893,7 @@
           <w:sz w:val="26"/>
         </w:rPr>
         <w:tab/>
-        <w:t>44</w:t>
+        <w:t>45</w:t>
       </w:r>
     </w:p>
     <w:p>
@@ -1924,7 +1924,7 @@
           <w:sz w:val="26"/>
         </w:rPr>
         <w:tab/>
-        <w:t>44</w:t>
+        <w:t>45</w:t>
       </w:r>
     </w:p>
     <w:p>
@@ -1955,7 +1955,7 @@
           <w:sz w:val="26"/>
         </w:rPr>
         <w:tab/>
-        <w:t>45</w:t>
+        <w:t>46</w:t>
       </w:r>
     </w:p>
     <w:p>
@@ -1986,7 +1986,7 @@
           <w:sz w:val="26"/>
         </w:rPr>
         <w:tab/>
-        <w:t>46</w:t>
+        <w:t>47</w:t>
       </w:r>
     </w:p>
     <w:p>
@@ -2017,7 +2017,7 @@
           <w:sz w:val="26"/>
         </w:rPr>
         <w:tab/>
-        <w:t>47</w:t>
+        <w:t>48</w:t>
       </w:r>
     </w:p>
     <w:p>
@@ -2048,7 +2048,7 @@
           <w:sz w:val="26"/>
         </w:rPr>
         <w:tab/>
-        <w:t>48</w:t>
+        <w:t>49</w:t>
       </w:r>
     </w:p>
     <w:p>
@@ -2079,7 +2079,7 @@
           <w:sz w:val="26"/>
         </w:rPr>
         <w:tab/>
-        <w:t>49</w:t>
+        <w:t>50</w:t>
       </w:r>
     </w:p>
     <w:p>
@@ -2110,7 +2110,7 @@
           <w:sz w:val="26"/>
         </w:rPr>
         <w:tab/>
-        <w:t>50</w:t>
+        <w:t>51</w:t>
       </w:r>
     </w:p>
     <w:p>
@@ -2141,7 +2141,7 @@
           <w:sz w:val="26"/>
         </w:rPr>
         <w:tab/>
-        <w:t>50</w:t>
+        <w:t>51</w:t>
       </w:r>
     </w:p>
     <w:p>
@@ -2172,7 +2172,7 @@
           <w:sz w:val="26"/>
         </w:rPr>
         <w:tab/>
-        <w:t>51</w:t>
+        <w:t>52</w:t>
       </w:r>
     </w:p>
     <w:p>
@@ -2203,7 +2203,7 @@
           <w:sz w:val="26"/>
         </w:rPr>
         <w:tab/>
-        <w:t>51</w:t>
+        <w:t>52</w:t>
       </w:r>
     </w:p>
     <w:p>
@@ -2234,7 +2234,7 @@
           <w:sz w:val="26"/>
         </w:rPr>
         <w:tab/>
-        <w:t>52</w:t>
+        <w:t>53</w:t>
       </w:r>
     </w:p>
     <w:p>
@@ -2265,7 +2265,7 @@
           <w:sz w:val="26"/>
         </w:rPr>
         <w:tab/>
-        <w:t>52</w:t>
+        <w:t>53</w:t>
       </w:r>
     </w:p>
     <w:p>
@@ -2296,7 +2296,7 @@
           <w:sz w:val="26"/>
         </w:rPr>
         <w:tab/>
-        <w:t>53</w:t>
+        <w:t>54</w:t>
       </w:r>
     </w:p>
     <w:p>
@@ -2327,7 +2327,7 @@
           <w:sz w:val="26"/>
         </w:rPr>
         <w:tab/>
-        <w:t>54</w:t>
+        <w:t>55</w:t>
       </w:r>
     </w:p>
     <w:p>
@@ -2358,7 +2358,7 @@
           <w:sz w:val="26"/>
         </w:rPr>
         <w:tab/>
-        <w:t>55</w:t>
+        <w:t>56</w:t>
       </w:r>
     </w:p>
     <w:p>
@@ -2389,7 +2389,7 @@
           <w:sz w:val="26"/>
         </w:rPr>
         <w:tab/>
-        <w:t>56</w:t>
+        <w:t>57</w:t>
       </w:r>
     </w:p>
     <w:p>
@@ -2420,7 +2420,7 @@
           <w:sz w:val="26"/>
         </w:rPr>
         <w:tab/>
-        <w:t>57</w:t>
+        <w:t>58</w:t>
       </w:r>
     </w:p>
     <w:p>
@@ -2451,7 +2451,7 @@
           <w:sz w:val="26"/>
         </w:rPr>
         <w:tab/>
-        <w:t>58</w:t>
+        <w:t>59</w:t>
       </w:r>
     </w:p>
     <w:p>
@@ -2482,7 +2482,7 @@
           <w:sz w:val="26"/>
         </w:rPr>
         <w:tab/>
-        <w:t>59</w:t>
+        <w:t>60</w:t>
       </w:r>
     </w:p>
     <w:p>
@@ -2513,7 +2513,7 @@
           <w:sz w:val="26"/>
         </w:rPr>
         <w:tab/>
-        <w:t>59</w:t>
+        <w:t>60</w:t>
       </w:r>
     </w:p>
     <w:p>
@@ -7751,6 +7751,78 @@
           <w:color w:val="000000"/>
           <w:sz w:val="28"/>
         </w:rPr>
+        <w:t xml:space="preserve">Перед кнопкой отметьте </w:t>
+      </w:r>
+      <w:r>
+        <w:rPr>
+          <w:rFonts w:ascii="Times New Roman" w:hAnsi="Times New Roman" w:cs="Times New Roman" w:eastAsia="Times New Roman"/>
+          <w:b/>
+          <w:i w:val="0"/>
+          <w:color w:val="000000"/>
+          <w:sz w:val="28"/>
+        </w:rPr>
+        <w:t>«Работник дал согласие на обработку своих персональных данных»</w:t>
+      </w:r>
+      <w:r>
+        <w:rPr>
+          <w:rFonts w:ascii="Times New Roman" w:hAnsi="Times New Roman" w:cs="Times New Roman" w:eastAsia="Times New Roman"/>
+          <w:b w:val="0"/>
+          <w:i w:val="0"/>
+          <w:color w:val="000000"/>
+          <w:sz w:val="28"/>
+        </w:rPr>
+        <w:t xml:space="preserve">. Слово </w:t>
+      </w:r>
+      <w:r>
+        <w:rPr>
+          <w:rFonts w:ascii="Times New Roman" w:hAnsi="Times New Roman" w:cs="Times New Roman" w:eastAsia="Times New Roman"/>
+          <w:b/>
+          <w:i w:val="0"/>
+          <w:color w:val="000000"/>
+          <w:sz w:val="28"/>
+        </w:rPr>
+        <w:t>«согласие»</w:t>
+      </w:r>
+      <w:r>
+        <w:rPr>
+          <w:rFonts w:ascii="Times New Roman" w:hAnsi="Times New Roman" w:cs="Times New Roman" w:eastAsia="Times New Roman"/>
+          <w:b w:val="0"/>
+          <w:i w:val="0"/>
+          <w:color w:val="000000"/>
+          <w:sz w:val="28"/>
+        </w:rPr>
+        <w:t xml:space="preserve"> в этой строке - ссылка на текст документа об обработке данных. Отметка обязательна: вы вводите паспортные данные другого человека, и система записывает, кто и когда подтвердил, что согласие от него получено. Пока отметки нет, кнопка </w:t>
+      </w:r>
+      <w:r>
+        <w:rPr>
+          <w:rFonts w:ascii="Times New Roman" w:hAnsi="Times New Roman" w:cs="Times New Roman" w:eastAsia="Times New Roman"/>
+          <w:b/>
+          <w:i w:val="0"/>
+          <w:color w:val="000000"/>
+          <w:sz w:val="28"/>
+        </w:rPr>
+        <w:t>«Добавить»</w:t>
+      </w:r>
+      <w:r>
+        <w:rPr>
+          <w:rFonts w:ascii="Times New Roman" w:hAnsi="Times New Roman" w:cs="Times New Roman" w:eastAsia="Times New Roman"/>
+          <w:b w:val="0"/>
+          <w:i w:val="0"/>
+          <w:color w:val="000000"/>
+          <w:sz w:val="28"/>
+        </w:rPr>
+        <w:t xml:space="preserve"> остаётся неактивной.</w:t>
+      </w:r>
+    </w:p>
+    <w:p>
+      <w:r>
+        <w:rPr>
+          <w:rFonts w:ascii="Times New Roman" w:hAnsi="Times New Roman" w:cs="Times New Roman" w:eastAsia="Times New Roman"/>
+          <w:b w:val="0"/>
+          <w:i w:val="0"/>
+          <w:color w:val="000000"/>
+          <w:sz w:val="28"/>
+        </w:rPr>
         <w:t xml:space="preserve">Пока обязательные поля не заполнены, кнопка </w:t>
       </w:r>
       <w:r>
@@ -8322,6 +8394,38 @@
           <w:color w:val="000000"/>
           <w:sz w:val="12"/>
         </w:rPr>
+      </w:r>
+    </w:p>
+    <w:p>
+      <w:r>
+        <w:rPr>
+          <w:rFonts w:ascii="Times New Roman" w:hAnsi="Times New Roman" w:cs="Times New Roman" w:eastAsia="Times New Roman"/>
+          <w:b w:val="0"/>
+          <w:i w:val="0"/>
+          <w:color w:val="000000"/>
+          <w:sz w:val="28"/>
+        </w:rPr>
+        <w:t xml:space="preserve">Дату полученного согласия видно в карточке работника строкой </w:t>
+      </w:r>
+      <w:r>
+        <w:rPr>
+          <w:rFonts w:ascii="Times New Roman" w:hAnsi="Times New Roman" w:cs="Times New Roman" w:eastAsia="Times New Roman"/>
+          <w:b/>
+          <w:i w:val="0"/>
+          <w:color w:val="000000"/>
+          <w:sz w:val="28"/>
+        </w:rPr>
+        <w:t>«Согласие на обработку ПД: получено дд.мм.гггг»</w:t>
+      </w:r>
+      <w:r>
+        <w:rPr>
+          <w:rFonts w:ascii="Times New Roman" w:hAnsi="Times New Roman" w:cs="Times New Roman" w:eastAsia="Times New Roman"/>
+          <w:b w:val="0"/>
+          <w:i w:val="0"/>
+          <w:color w:val="000000"/>
+          <w:sz w:val="28"/>
+        </w:rPr>
+        <w:t>. У записей, заведённых до появления этой отметки, строки нет - подтвердите согласие при первой правке карточки, и дата появится.</w:t>
       </w:r>
     </w:p>
     <w:p>
@@ -13337,6 +13441,98 @@
           <w:color w:val="000000"/>
           <w:sz w:val="28"/>
         </w:rPr>
+        <w:t xml:space="preserve">Под полями стоит отметка </w:t>
+      </w:r>
+      <w:r>
+        <w:rPr>
+          <w:rFonts w:ascii="Times New Roman" w:hAnsi="Times New Roman" w:cs="Times New Roman" w:eastAsia="Times New Roman"/>
+          <w:b/>
+          <w:i w:val="0"/>
+          <w:color w:val="000000"/>
+          <w:sz w:val="28"/>
+        </w:rPr>
+        <w:t>«Работник дал согласие на обработку своих персональных данных»</w:t>
+      </w:r>
+      <w:r>
+        <w:rPr>
+          <w:rFonts w:ascii="Times New Roman" w:hAnsi="Times New Roman" w:cs="Times New Roman" w:eastAsia="Times New Roman"/>
+          <w:b w:val="0"/>
+          <w:i w:val="0"/>
+          <w:color w:val="000000"/>
+          <w:sz w:val="28"/>
+        </w:rPr>
+        <w:t xml:space="preserve">; слово </w:t>
+      </w:r>
+      <w:r>
+        <w:rPr>
+          <w:rFonts w:ascii="Times New Roman" w:hAnsi="Times New Roman" w:cs="Times New Roman" w:eastAsia="Times New Roman"/>
+          <w:b/>
+          <w:i w:val="0"/>
+          <w:color w:val="000000"/>
+          <w:sz w:val="28"/>
+        </w:rPr>
+        <w:t>«согласие»</w:t>
+      </w:r>
+      <w:r>
+        <w:rPr>
+          <w:rFonts w:ascii="Times New Roman" w:hAnsi="Times New Roman" w:cs="Times New Roman" w:eastAsia="Times New Roman"/>
+          <w:b w:val="0"/>
+          <w:i w:val="0"/>
+          <w:color w:val="000000"/>
+          <w:sz w:val="28"/>
+        </w:rPr>
+        <w:t xml:space="preserve"> открывает текст документа об обработке данных. Отметка ставится на каждого человека отдельно и после нажатия </w:t>
+      </w:r>
+      <w:r>
+        <w:rPr>
+          <w:rFonts w:ascii="Times New Roman" w:hAnsi="Times New Roman" w:cs="Times New Roman" w:eastAsia="Times New Roman"/>
+          <w:b/>
+          <w:i w:val="0"/>
+          <w:color w:val="000000"/>
+          <w:sz w:val="28"/>
+        </w:rPr>
+        <w:t>«Добавить»</w:t>
+      </w:r>
+      <w:r>
+        <w:rPr>
+          <w:rFonts w:ascii="Times New Roman" w:hAnsi="Times New Roman" w:cs="Times New Roman" w:eastAsia="Times New Roman"/>
+          <w:b w:val="0"/>
+          <w:i w:val="0"/>
+          <w:color w:val="000000"/>
+          <w:sz w:val="28"/>
+        </w:rPr>
+        <w:t xml:space="preserve"> снимается: подтверждают конкретного работника, а не всех, кого заведут дальше. Пока отметки нет, кнопка </w:t>
+      </w:r>
+      <w:r>
+        <w:rPr>
+          <w:rFonts w:ascii="Times New Roman" w:hAnsi="Times New Roman" w:cs="Times New Roman" w:eastAsia="Times New Roman"/>
+          <w:b/>
+          <w:i w:val="0"/>
+          <w:color w:val="000000"/>
+          <w:sz w:val="28"/>
+        </w:rPr>
+        <w:t>«Добавить»</w:t>
+      </w:r>
+      <w:r>
+        <w:rPr>
+          <w:rFonts w:ascii="Times New Roman" w:hAnsi="Times New Roman" w:cs="Times New Roman" w:eastAsia="Times New Roman"/>
+          <w:b w:val="0"/>
+          <w:i w:val="0"/>
+          <w:color w:val="000000"/>
+          <w:sz w:val="28"/>
+        </w:rPr>
+        <w:t xml:space="preserve"> неактивна. Бюро пропусков может убрать это требование в настройке вида вложения - тогда отметки в форме не будет.</w:t>
+      </w:r>
+    </w:p>
+    <w:p>
+      <w:r>
+        <w:rPr>
+          <w:rFonts w:ascii="Times New Roman" w:hAnsi="Times New Roman" w:cs="Times New Roman" w:eastAsia="Times New Roman"/>
+          <w:b w:val="0"/>
+          <w:i w:val="0"/>
+          <w:color w:val="000000"/>
+          <w:sz w:val="28"/>
+        </w:rPr>
         <w:t xml:space="preserve">Пока обязательные поля не заполнены, кнопка </w:t>
       </w:r>
       <w:r>
@@ -13710,6 +13906,18 @@
           <w:sz w:val="28"/>
         </w:rPr>
         <w:t xml:space="preserve"> говорит, есть ли у человека действующий пропуск, а человек из чёрного списка помечен отдельно.</w:t>
+      </w:r>
+    </w:p>
+    <w:p>
+      <w:r>
+        <w:rPr>
+          <w:rFonts w:ascii="Times New Roman" w:hAnsi="Times New Roman" w:cs="Times New Roman" w:eastAsia="Times New Roman"/>
+          <w:b w:val="0"/>
+          <w:i w:val="0"/>
+          <w:color w:val="000000"/>
+          <w:sz w:val="28"/>
+        </w:rPr>
+        <w:t>Согласие у выбранных из раздела людей уже получено - оно подтверждено, когда запись заводили, - поэтому отметку согласия форма в этом случае не спрашивает.</w:t>
       </w:r>
     </w:p>
     <w:p>
@@ -21399,6 +21607,1143 @@
               </w:rPr>
               <w:t>, а затем откройте систему с появившейся иконки и включите уведомления там. Менять привычный браузер не нужно: Safari понадобится один раз, для установки.</w:t>
             </w:r>
+          </w:p>
+        </w:tc>
+      </w:tr>
+    </w:tbl>
+    <w:p>
+      <w:pPr>
+        <w:spacing w:after="0" w:line="240" w:lineRule="auto"/>
+        <w:ind w:firstLine="0"/>
+      </w:pPr>
+      <w:r>
+        <w:rPr>
+          <w:rFonts w:ascii="Times New Roman" w:hAnsi="Times New Roman" w:cs="Times New Roman" w:eastAsia="Times New Roman"/>
+          <w:b w:val="0"/>
+          <w:i w:val="0"/>
+          <w:color w:val="000000"/>
+          <w:sz w:val="12"/>
+        </w:rPr>
+      </w:r>
+    </w:p>
+    <w:p>
+      <w:r>
+        <w:br w:type="page"/>
+      </w:r>
+    </w:p>
+    <w:p>
+      <w:pPr>
+        <w:pStyle w:val="Heading1"/>
+        <w:ind w:firstLine="0"/>
+      </w:pPr>
+      <w:r>
+        <w:rPr>
+          <w:rFonts w:ascii="Times New Roman" w:hAnsi="Times New Roman" w:cs="Times New Roman" w:eastAsia="Times New Roman"/>
+          <w:b/>
+          <w:i w:val="0"/>
+          <w:color w:val="000000"/>
+          <w:sz w:val="32"/>
+        </w:rPr>
+        <w:t>ЛИСТ РЕГИСТРАЦИИ ИЗМЕНЕНИЙ</w:t>
+      </w:r>
+    </w:p>
+    <w:p>
+      <w:r>
+        <w:rPr>
+          <w:rFonts w:ascii="Times New Roman" w:hAnsi="Times New Roman" w:cs="Times New Roman" w:eastAsia="Times New Roman"/>
+          <w:b w:val="0"/>
+          <w:i w:val="0"/>
+          <w:color w:val="000000"/>
+          <w:sz w:val="28"/>
+        </w:rPr>
+        <w:t>В таблице фиксируются изменения документа. Версия повышается при выпуске новой редакции: вторая цифра при уточнениях и дополнениях, первая при переработке структуры или существенном изменении требований.</w:t>
+      </w:r>
+    </w:p>
+    <w:p>
+      <w:pPr>
+        <w:keepNext/>
+        <w:spacing w:line="240" w:lineRule="auto" w:before="160" w:after="80"/>
+        <w:ind w:firstLine="0"/>
+        <w:jc w:val="left"/>
+      </w:pPr>
+      <w:r>
+        <w:rPr>
+          <w:rFonts w:ascii="Times New Roman" w:hAnsi="Times New Roman" w:cs="Times New Roman" w:eastAsia="Times New Roman"/>
+          <w:b w:val="0"/>
+          <w:i/>
+          <w:color w:val="000000"/>
+          <w:sz w:val="24"/>
+        </w:rPr>
+        <w:t>Таблица - Регистрация изменений</w:t>
+      </w:r>
+    </w:p>
+    <w:tbl>
+      <w:tblPr>
+        <w:tblStyle w:val="TableGrid"/>
+        <w:tblW w:type="auto" w:w="0"/>
+        <w:jc w:val="center"/>
+        <w:tblLayout w:type="fixed"/>
+        <w:tblLook w:firstColumn="1" w:firstRow="1" w:lastColumn="0" w:lastRow="0" w:noHBand="0" w:noVBand="1" w:val="04A0"/>
+        <w:tblLayout w:type="fixed"/>
+      </w:tblPr>
+      <w:tblGrid>
+        <w:gridCol w:w="1134"/>
+        <w:gridCol w:w="1701"/>
+        <w:gridCol w:w="5670"/>
+        <w:gridCol w:w="850"/>
+      </w:tblGrid>
+      <w:tr>
+        <w:trPr>
+          <w:tblHeader w:val="true"/>
+          <w:cantSplit w:val="true"/>
+        </w:trPr>
+        <w:tc>
+          <w:tcPr>
+            <w:tcW w:type="dxa" w:w="1134"/>
+            <w:shd w:val="clear" w:fill="E8E8E8"/>
+          </w:tcPr>
+          <w:p>
+            <w:pPr>
+              <w:keepNext/>
+              <w:spacing w:line="240" w:lineRule="auto" w:after="0"/>
+              <w:ind w:firstLine="0"/>
+              <w:jc w:val="left"/>
+            </w:pPr>
+            <w:r>
+              <w:rPr>
+                <w:rFonts w:ascii="Times New Roman" w:hAnsi="Times New Roman" w:cs="Times New Roman" w:eastAsia="Times New Roman"/>
+                <w:b/>
+                <w:i w:val="0"/>
+                <w:color w:val="000000"/>
+                <w:sz w:val="24"/>
+              </w:rPr>
+              <w:t>Версия</w:t>
+            </w:r>
+          </w:p>
+        </w:tc>
+        <w:tc>
+          <w:tcPr>
+            <w:tcW w:type="dxa" w:w="1701"/>
+            <w:shd w:val="clear" w:fill="E8E8E8"/>
+          </w:tcPr>
+          <w:p>
+            <w:pPr>
+              <w:keepNext/>
+              <w:spacing w:line="240" w:lineRule="auto" w:after="0"/>
+              <w:ind w:firstLine="0"/>
+              <w:jc w:val="left"/>
+            </w:pPr>
+            <w:r>
+              <w:rPr>
+                <w:rFonts w:ascii="Times New Roman" w:hAnsi="Times New Roman" w:cs="Times New Roman" w:eastAsia="Times New Roman"/>
+                <w:b/>
+                <w:i w:val="0"/>
+                <w:color w:val="000000"/>
+                <w:sz w:val="24"/>
+              </w:rPr>
+              <w:t>Дата</w:t>
+            </w:r>
+          </w:p>
+        </w:tc>
+        <w:tc>
+          <w:tcPr>
+            <w:tcW w:type="dxa" w:w="5669"/>
+            <w:shd w:val="clear" w:fill="E8E8E8"/>
+          </w:tcPr>
+          <w:p>
+            <w:pPr>
+              <w:keepNext/>
+              <w:spacing w:line="240" w:lineRule="auto" w:after="0"/>
+              <w:ind w:firstLine="0"/>
+              <w:jc w:val="left"/>
+            </w:pPr>
+            <w:r>
+              <w:rPr>
+                <w:rFonts w:ascii="Times New Roman" w:hAnsi="Times New Roman" w:cs="Times New Roman" w:eastAsia="Times New Roman"/>
+                <w:b/>
+                <w:i w:val="0"/>
+                <w:color w:val="000000"/>
+                <w:sz w:val="24"/>
+              </w:rPr>
+              <w:t>Содержание изменения</w:t>
+            </w:r>
+          </w:p>
+        </w:tc>
+        <w:tc>
+          <w:tcPr>
+            <w:tcW w:type="dxa" w:w="850"/>
+            <w:shd w:val="clear" w:fill="E8E8E8"/>
+          </w:tcPr>
+          <w:p>
+            <w:pPr>
+              <w:keepNext/>
+              <w:spacing w:line="240" w:lineRule="auto" w:after="0"/>
+              <w:ind w:firstLine="0"/>
+              <w:jc w:val="left"/>
+            </w:pPr>
+            <w:r>
+              <w:rPr>
+                <w:rFonts w:ascii="Times New Roman" w:hAnsi="Times New Roman" w:cs="Times New Roman" w:eastAsia="Times New Roman"/>
+                <w:b/>
+                <w:i w:val="0"/>
+                <w:color w:val="000000"/>
+                <w:sz w:val="24"/>
+              </w:rPr>
+              <w:t>Внёс</w:t>
+            </w:r>
+          </w:p>
+        </w:tc>
+      </w:tr>
+      <w:tr>
+        <w:trPr>
+          <w:cantSplit w:val="true"/>
+        </w:trPr>
+        <w:tc>
+          <w:tcPr>
+            <w:tcW w:type="dxa" w:w="1134"/>
+          </w:tcPr>
+          <w:p>
+            <w:pPr>
+              <w:keepNext/>
+              <w:spacing w:line="240" w:lineRule="auto" w:after="0"/>
+              <w:ind w:firstLine="0"/>
+              <w:jc w:val="left"/>
+            </w:pPr>
+            <w:r>
+              <w:rPr>
+                <w:rFonts w:ascii="Times New Roman" w:hAnsi="Times New Roman" w:cs="Times New Roman" w:eastAsia="Times New Roman"/>
+                <w:b w:val="0"/>
+                <w:i w:val="0"/>
+                <w:color w:val="000000"/>
+                <w:sz w:val="24"/>
+              </w:rPr>
+              <w:t>1.0</w:t>
+            </w:r>
+          </w:p>
+        </w:tc>
+        <w:tc>
+          <w:tcPr>
+            <w:tcW w:type="dxa" w:w="1701"/>
+          </w:tcPr>
+          <w:p>
+            <w:pPr>
+              <w:keepNext/>
+              <w:spacing w:line="240" w:lineRule="auto" w:after="0"/>
+              <w:ind w:firstLine="0"/>
+              <w:jc w:val="left"/>
+            </w:pPr>
+            <w:r>
+              <w:rPr>
+                <w:rFonts w:ascii="Times New Roman" w:hAnsi="Times New Roman" w:cs="Times New Roman" w:eastAsia="Times New Roman"/>
+                <w:b w:val="0"/>
+                <w:i w:val="0"/>
+                <w:color w:val="000000"/>
+                <w:sz w:val="24"/>
+              </w:rPr>
+              <w:t>11.08.2026</w:t>
+            </w:r>
+          </w:p>
+        </w:tc>
+        <w:tc>
+          <w:tcPr>
+            <w:tcW w:type="dxa" w:w="5669"/>
+          </w:tcPr>
+          <w:p>
+            <w:pPr>
+              <w:keepNext/>
+              <w:spacing w:line="240" w:lineRule="auto" w:after="0"/>
+              <w:ind w:firstLine="0"/>
+              <w:jc w:val="left"/>
+            </w:pPr>
+            <w:r>
+              <w:rPr>
+                <w:rFonts w:ascii="Times New Roman" w:hAnsi="Times New Roman" w:cs="Times New Roman" w:eastAsia="Times New Roman"/>
+                <w:b w:val="0"/>
+                <w:i w:val="0"/>
+                <w:color w:val="000000"/>
+                <w:sz w:val="24"/>
+              </w:rPr>
+              <w:t>Первая редакция</w:t>
+            </w:r>
+          </w:p>
+        </w:tc>
+        <w:tc>
+          <w:tcPr>
+            <w:tcW w:type="dxa" w:w="850"/>
+          </w:tcPr>
+          <w:p>
+            <w:pPr>
+              <w:keepNext/>
+              <w:spacing w:line="240" w:lineRule="auto" w:after="0"/>
+              <w:ind w:firstLine="0"/>
+              <w:jc w:val="left"/>
+            </w:pPr>
+          </w:p>
+        </w:tc>
+      </w:tr>
+      <w:tr>
+        <w:trPr>
+          <w:cantSplit w:val="true"/>
+        </w:trPr>
+        <w:tc>
+          <w:tcPr>
+            <w:tcW w:type="dxa" w:w="1134"/>
+          </w:tcPr>
+          <w:p>
+            <w:pPr>
+              <w:keepNext/>
+              <w:spacing w:line="240" w:lineRule="auto" w:after="0"/>
+              <w:ind w:firstLine="0"/>
+              <w:jc w:val="left"/>
+            </w:pPr>
+            <w:r>
+              <w:rPr>
+                <w:rFonts w:ascii="Times New Roman" w:hAnsi="Times New Roman" w:cs="Times New Roman" w:eastAsia="Times New Roman"/>
+                <w:b w:val="0"/>
+                <w:i w:val="0"/>
+                <w:color w:val="000000"/>
+                <w:sz w:val="24"/>
+              </w:rPr>
+              <w:t>1.1</w:t>
+            </w:r>
+          </w:p>
+        </w:tc>
+        <w:tc>
+          <w:tcPr>
+            <w:tcW w:type="dxa" w:w="1701"/>
+          </w:tcPr>
+          <w:p>
+            <w:pPr>
+              <w:keepNext/>
+              <w:spacing w:line="240" w:lineRule="auto" w:after="0"/>
+              <w:ind w:firstLine="0"/>
+              <w:jc w:val="left"/>
+            </w:pPr>
+            <w:r>
+              <w:rPr>
+                <w:rFonts w:ascii="Times New Roman" w:hAnsi="Times New Roman" w:cs="Times New Roman" w:eastAsia="Times New Roman"/>
+                <w:b w:val="0"/>
+                <w:i w:val="0"/>
+                <w:color w:val="000000"/>
+                <w:sz w:val="24"/>
+              </w:rPr>
+              <w:t>12.08.2026</w:t>
+            </w:r>
+          </w:p>
+        </w:tc>
+        <w:tc>
+          <w:tcPr>
+            <w:tcW w:type="dxa" w:w="5669"/>
+          </w:tcPr>
+          <w:p>
+            <w:pPr>
+              <w:keepNext/>
+              <w:spacing w:line="240" w:lineRule="auto" w:after="0"/>
+              <w:ind w:firstLine="0"/>
+              <w:jc w:val="left"/>
+            </w:pPr>
+            <w:r>
+              <w:rPr>
+                <w:rFonts w:ascii="Times New Roman" w:hAnsi="Times New Roman" w:cs="Times New Roman" w:eastAsia="Times New Roman"/>
+                <w:b w:val="0"/>
+                <w:i w:val="0"/>
+                <w:color w:val="000000"/>
+                <w:sz w:val="24"/>
+              </w:rPr>
+              <w:t>Описан список участников заявки: кто её видит, роли и решения, карточка человека с рабочими контактами</w:t>
+            </w:r>
+          </w:p>
+        </w:tc>
+        <w:tc>
+          <w:tcPr>
+            <w:tcW w:type="dxa" w:w="850"/>
+          </w:tcPr>
+          <w:p>
+            <w:pPr>
+              <w:keepNext/>
+              <w:spacing w:line="240" w:lineRule="auto" w:after="0"/>
+              <w:ind w:firstLine="0"/>
+              <w:jc w:val="left"/>
+            </w:pPr>
+          </w:p>
+        </w:tc>
+      </w:tr>
+      <w:tr>
+        <w:trPr>
+          <w:cantSplit w:val="true"/>
+        </w:trPr>
+        <w:tc>
+          <w:tcPr>
+            <w:tcW w:type="dxa" w:w="1134"/>
+          </w:tcPr>
+          <w:p>
+            <w:pPr>
+              <w:keepNext/>
+              <w:spacing w:line="240" w:lineRule="auto" w:after="0"/>
+              <w:ind w:firstLine="0"/>
+              <w:jc w:val="left"/>
+            </w:pPr>
+            <w:r>
+              <w:rPr>
+                <w:rFonts w:ascii="Times New Roman" w:hAnsi="Times New Roman" w:cs="Times New Roman" w:eastAsia="Times New Roman"/>
+                <w:b w:val="0"/>
+                <w:i w:val="0"/>
+                <w:color w:val="000000"/>
+                <w:sz w:val="24"/>
+              </w:rPr>
+              <w:t>1.2</w:t>
+            </w:r>
+          </w:p>
+        </w:tc>
+        <w:tc>
+          <w:tcPr>
+            <w:tcW w:type="dxa" w:w="1701"/>
+          </w:tcPr>
+          <w:p>
+            <w:pPr>
+              <w:keepNext/>
+              <w:spacing w:line="240" w:lineRule="auto" w:after="0"/>
+              <w:ind w:firstLine="0"/>
+              <w:jc w:val="left"/>
+            </w:pPr>
+            <w:r>
+              <w:rPr>
+                <w:rFonts w:ascii="Times New Roman" w:hAnsi="Times New Roman" w:cs="Times New Roman" w:eastAsia="Times New Roman"/>
+                <w:b w:val="0"/>
+                <w:i w:val="0"/>
+                <w:color w:val="000000"/>
+                <w:sz w:val="24"/>
+              </w:rPr>
+              <w:t>13.08.2026</w:t>
+            </w:r>
+          </w:p>
+        </w:tc>
+        <w:tc>
+          <w:tcPr>
+            <w:tcW w:type="dxa" w:w="5669"/>
+          </w:tcPr>
+          <w:p>
+            <w:pPr>
+              <w:keepNext/>
+              <w:spacing w:line="240" w:lineRule="auto" w:after="0"/>
+              <w:ind w:firstLine="0"/>
+              <w:jc w:val="left"/>
+            </w:pPr>
+            <w:r>
+              <w:rPr>
+                <w:rFonts w:ascii="Times New Roman" w:hAnsi="Times New Roman" w:cs="Times New Roman" w:eastAsia="Times New Roman"/>
+                <w:b w:val="0"/>
+                <w:i w:val="0"/>
+                <w:color w:val="000000"/>
+                <w:sz w:val="24"/>
+              </w:rPr>
+              <w:t>Текст приведён к точке зрения заявителя: убраны объяснения внутреннего устройства там, где нужно знать только что нажать и что произойдёт - причины отсутствия самостоятельной регистрации и восстановления пароля, устройство блокировки по неудачным попыткам, правила сверки чёрного списка. Добавлен раздел «Вопросы к заявке»: как задать вопрос по своей заявке и увидеть ответ. Выверены по коду формат ввода серии и номера паспорта в разделе «Сотрудники» и подсказка о недоступном месте прохода и разгрузки на телефоне. Переписано предупреждение об очистке уведомлений: подтверждение спрашивается в обоих местах, а чистка сносит весь список, а не только показанное на вкладке «Непрочитанные»</w:t>
+            </w:r>
+          </w:p>
+        </w:tc>
+        <w:tc>
+          <w:tcPr>
+            <w:tcW w:type="dxa" w:w="850"/>
+          </w:tcPr>
+          <w:p>
+            <w:pPr>
+              <w:keepNext/>
+              <w:spacing w:line="240" w:lineRule="auto" w:after="0"/>
+              <w:ind w:firstLine="0"/>
+              <w:jc w:val="left"/>
+            </w:pPr>
+          </w:p>
+        </w:tc>
+      </w:tr>
+      <w:tr>
+        <w:trPr>
+          <w:cantSplit w:val="true"/>
+        </w:trPr>
+        <w:tc>
+          <w:tcPr>
+            <w:tcW w:type="dxa" w:w="1134"/>
+          </w:tcPr>
+          <w:p>
+            <w:pPr>
+              <w:keepNext/>
+              <w:spacing w:line="240" w:lineRule="auto" w:after="0"/>
+              <w:ind w:firstLine="0"/>
+              <w:jc w:val="left"/>
+            </w:pPr>
+            <w:r>
+              <w:rPr>
+                <w:rFonts w:ascii="Times New Roman" w:hAnsi="Times New Roman" w:cs="Times New Roman" w:eastAsia="Times New Roman"/>
+                <w:b w:val="0"/>
+                <w:i w:val="0"/>
+                <w:color w:val="000000"/>
+                <w:sz w:val="24"/>
+              </w:rPr>
+              <w:t>1.3</w:t>
+            </w:r>
+          </w:p>
+        </w:tc>
+        <w:tc>
+          <w:tcPr>
+            <w:tcW w:type="dxa" w:w="1701"/>
+          </w:tcPr>
+          <w:p>
+            <w:pPr>
+              <w:keepNext/>
+              <w:spacing w:line="240" w:lineRule="auto" w:after="0"/>
+              <w:ind w:firstLine="0"/>
+              <w:jc w:val="left"/>
+            </w:pPr>
+            <w:r>
+              <w:rPr>
+                <w:rFonts w:ascii="Times New Roman" w:hAnsi="Times New Roman" w:cs="Times New Roman" w:eastAsia="Times New Roman"/>
+                <w:b w:val="0"/>
+                <w:i w:val="0"/>
+                <w:color w:val="000000"/>
+                <w:sz w:val="24"/>
+              </w:rPr>
+              <w:t>13.08.2026</w:t>
+            </w:r>
+          </w:p>
+        </w:tc>
+        <w:tc>
+          <w:tcPr>
+            <w:tcW w:type="dxa" w:w="5669"/>
+          </w:tcPr>
+          <w:p>
+            <w:pPr>
+              <w:keepNext/>
+              <w:spacing w:line="240" w:lineRule="auto" w:after="0"/>
+              <w:ind w:firstLine="0"/>
+              <w:jc w:val="left"/>
+            </w:pPr>
+            <w:r>
+              <w:rPr>
+                <w:rFonts w:ascii="Times New Roman" w:hAnsi="Times New Roman" w:cs="Times New Roman" w:eastAsia="Times New Roman"/>
+                <w:b w:val="0"/>
+                <w:i w:val="0"/>
+                <w:color w:val="000000"/>
+                <w:sz w:val="24"/>
+              </w:rPr>
+              <w:t>Описано предупреждение о скором истечении срока заявки: приходит дважды - за три дня до окончания и накануне, считается по самой поздней дате среди действующих вложений заявки</w:t>
+            </w:r>
+          </w:p>
+        </w:tc>
+        <w:tc>
+          <w:tcPr>
+            <w:tcW w:type="dxa" w:w="850"/>
+          </w:tcPr>
+          <w:p>
+            <w:pPr>
+              <w:keepNext/>
+              <w:spacing w:line="240" w:lineRule="auto" w:after="0"/>
+              <w:ind w:firstLine="0"/>
+              <w:jc w:val="left"/>
+            </w:pPr>
+          </w:p>
+        </w:tc>
+      </w:tr>
+      <w:tr>
+        <w:trPr>
+          <w:cantSplit w:val="true"/>
+        </w:trPr>
+        <w:tc>
+          <w:tcPr>
+            <w:tcW w:type="dxa" w:w="1134"/>
+          </w:tcPr>
+          <w:p>
+            <w:pPr>
+              <w:keepNext/>
+              <w:spacing w:line="240" w:lineRule="auto" w:after="0"/>
+              <w:ind w:firstLine="0"/>
+              <w:jc w:val="left"/>
+            </w:pPr>
+            <w:r>
+              <w:rPr>
+                <w:rFonts w:ascii="Times New Roman" w:hAnsi="Times New Roman" w:cs="Times New Roman" w:eastAsia="Times New Roman"/>
+                <w:b w:val="0"/>
+                <w:i w:val="0"/>
+                <w:color w:val="000000"/>
+                <w:sz w:val="24"/>
+              </w:rPr>
+              <w:t>1.4</w:t>
+            </w:r>
+          </w:p>
+        </w:tc>
+        <w:tc>
+          <w:tcPr>
+            <w:tcW w:type="dxa" w:w="1701"/>
+          </w:tcPr>
+          <w:p>
+            <w:pPr>
+              <w:keepNext/>
+              <w:spacing w:line="240" w:lineRule="auto" w:after="0"/>
+              <w:ind w:firstLine="0"/>
+              <w:jc w:val="left"/>
+            </w:pPr>
+            <w:r>
+              <w:rPr>
+                <w:rFonts w:ascii="Times New Roman" w:hAnsi="Times New Roman" w:cs="Times New Roman" w:eastAsia="Times New Roman"/>
+                <w:b w:val="0"/>
+                <w:i w:val="0"/>
+                <w:color w:val="000000"/>
+                <w:sz w:val="24"/>
+              </w:rPr>
+              <w:t>14.08.2026</w:t>
+            </w:r>
+          </w:p>
+        </w:tc>
+        <w:tc>
+          <w:tcPr>
+            <w:tcW w:type="dxa" w:w="5669"/>
+          </w:tcPr>
+          <w:p>
+            <w:pPr>
+              <w:keepNext/>
+              <w:spacing w:line="240" w:lineRule="auto" w:after="0"/>
+              <w:ind w:firstLine="0"/>
+              <w:jc w:val="left"/>
+            </w:pPr>
+            <w:r>
+              <w:rPr>
+                <w:rFonts w:ascii="Times New Roman" w:hAnsi="Times New Roman" w:cs="Times New Roman" w:eastAsia="Times New Roman"/>
+                <w:b w:val="0"/>
+                <w:i w:val="0"/>
+                <w:color w:val="000000"/>
+                <w:sz w:val="24"/>
+              </w:rPr>
+              <w:t>Лист условий использования сокращён и смягчён: оставлены принадлежность прав, запрет передачи третьим лицам и отсутствие лицензии; убраны срок действия ограничений, требования письменного согласия и подтверждения уничтожения копий</w:t>
+            </w:r>
+          </w:p>
+        </w:tc>
+        <w:tc>
+          <w:tcPr>
+            <w:tcW w:type="dxa" w:w="850"/>
+          </w:tcPr>
+          <w:p>
+            <w:pPr>
+              <w:keepNext/>
+              <w:spacing w:line="240" w:lineRule="auto" w:after="0"/>
+              <w:ind w:firstLine="0"/>
+              <w:jc w:val="left"/>
+            </w:pPr>
+          </w:p>
+        </w:tc>
+      </w:tr>
+      <w:tr>
+        <w:trPr>
+          <w:cantSplit w:val="true"/>
+        </w:trPr>
+        <w:tc>
+          <w:tcPr>
+            <w:tcW w:type="dxa" w:w="1134"/>
+          </w:tcPr>
+          <w:p>
+            <w:pPr>
+              <w:keepNext/>
+              <w:spacing w:line="240" w:lineRule="auto" w:after="0"/>
+              <w:ind w:firstLine="0"/>
+              <w:jc w:val="left"/>
+            </w:pPr>
+            <w:r>
+              <w:rPr>
+                <w:rFonts w:ascii="Times New Roman" w:hAnsi="Times New Roman" w:cs="Times New Roman" w:eastAsia="Times New Roman"/>
+                <w:b w:val="0"/>
+                <w:i w:val="0"/>
+                <w:color w:val="000000"/>
+                <w:sz w:val="24"/>
+              </w:rPr>
+              <w:t>1.5</w:t>
+            </w:r>
+          </w:p>
+        </w:tc>
+        <w:tc>
+          <w:tcPr>
+            <w:tcW w:type="dxa" w:w="1701"/>
+          </w:tcPr>
+          <w:p>
+            <w:pPr>
+              <w:keepNext/>
+              <w:spacing w:line="240" w:lineRule="auto" w:after="0"/>
+              <w:ind w:firstLine="0"/>
+              <w:jc w:val="left"/>
+            </w:pPr>
+            <w:r>
+              <w:rPr>
+                <w:rFonts w:ascii="Times New Roman" w:hAnsi="Times New Roman" w:cs="Times New Roman" w:eastAsia="Times New Roman"/>
+                <w:b w:val="0"/>
+                <w:i w:val="0"/>
+                <w:color w:val="000000"/>
+                <w:sz w:val="24"/>
+              </w:rPr>
+              <w:t>14.08.2026</w:t>
+            </w:r>
+          </w:p>
+        </w:tc>
+        <w:tc>
+          <w:tcPr>
+            <w:tcW w:type="dxa" w:w="5669"/>
+          </w:tcPr>
+          <w:p>
+            <w:pPr>
+              <w:keepNext/>
+              <w:spacing w:line="240" w:lineRule="auto" w:after="0"/>
+              <w:ind w:firstLine="0"/>
+              <w:jc w:val="left"/>
+            </w:pPr>
+            <w:r>
+              <w:rPr>
+                <w:rFonts w:ascii="Times New Roman" w:hAnsi="Times New Roman" w:cs="Times New Roman" w:eastAsia="Times New Roman"/>
+                <w:b w:val="0"/>
+                <w:i w:val="0"/>
+                <w:color w:val="000000"/>
+                <w:sz w:val="24"/>
+              </w:rPr>
+              <w:t>Свойства файла заполнены выходными данными документа: прежде в них стояли служебные значения средства сборки</w:t>
+            </w:r>
+          </w:p>
+        </w:tc>
+        <w:tc>
+          <w:tcPr>
+            <w:tcW w:type="dxa" w:w="850"/>
+          </w:tcPr>
+          <w:p>
+            <w:pPr>
+              <w:keepNext/>
+              <w:spacing w:line="240" w:lineRule="auto" w:after="0"/>
+              <w:ind w:firstLine="0"/>
+              <w:jc w:val="left"/>
+            </w:pPr>
+          </w:p>
+        </w:tc>
+      </w:tr>
+      <w:tr>
+        <w:trPr>
+          <w:cantSplit w:val="true"/>
+        </w:trPr>
+        <w:tc>
+          <w:tcPr>
+            <w:tcW w:type="dxa" w:w="1134"/>
+          </w:tcPr>
+          <w:p>
+            <w:pPr>
+              <w:keepNext/>
+              <w:spacing w:line="240" w:lineRule="auto" w:after="0"/>
+              <w:ind w:firstLine="0"/>
+              <w:jc w:val="left"/>
+            </w:pPr>
+            <w:r>
+              <w:rPr>
+                <w:rFonts w:ascii="Times New Roman" w:hAnsi="Times New Roman" w:cs="Times New Roman" w:eastAsia="Times New Roman"/>
+                <w:b w:val="0"/>
+                <w:i w:val="0"/>
+                <w:color w:val="000000"/>
+                <w:sz w:val="24"/>
+              </w:rPr>
+              <w:t>1.6</w:t>
+            </w:r>
+          </w:p>
+        </w:tc>
+        <w:tc>
+          <w:tcPr>
+            <w:tcW w:type="dxa" w:w="1701"/>
+          </w:tcPr>
+          <w:p>
+            <w:pPr>
+              <w:keepNext/>
+              <w:spacing w:line="240" w:lineRule="auto" w:after="0"/>
+              <w:ind w:firstLine="0"/>
+              <w:jc w:val="left"/>
+            </w:pPr>
+            <w:r>
+              <w:rPr>
+                <w:rFonts w:ascii="Times New Roman" w:hAnsi="Times New Roman" w:cs="Times New Roman" w:eastAsia="Times New Roman"/>
+                <w:b w:val="0"/>
+                <w:i w:val="0"/>
+                <w:color w:val="000000"/>
+                <w:sz w:val="24"/>
+              </w:rPr>
+              <w:t>15.08.2026</w:t>
+            </w:r>
+          </w:p>
+        </w:tc>
+        <w:tc>
+          <w:tcPr>
+            <w:tcW w:type="dxa" w:w="5669"/>
+          </w:tcPr>
+          <w:p>
+            <w:pPr>
+              <w:keepNext/>
+              <w:spacing w:line="240" w:lineRule="auto" w:after="0"/>
+              <w:ind w:firstLine="0"/>
+              <w:jc w:val="left"/>
+            </w:pPr>
+            <w:r>
+              <w:rPr>
+                <w:rFonts w:ascii="Times New Roman" w:hAnsi="Times New Roman" w:cs="Times New Roman" w:eastAsia="Times New Roman"/>
+                <w:b w:val="0"/>
+                <w:i w:val="0"/>
+                <w:color w:val="000000"/>
+                <w:sz w:val="24"/>
+              </w:rPr>
+              <w:t>Описана отметка согласия работника на обработку персональных данных при заведении записи и в бланке заявки</w:t>
+            </w:r>
+          </w:p>
+        </w:tc>
+        <w:tc>
+          <w:tcPr>
+            <w:tcW w:type="dxa" w:w="850"/>
+          </w:tcPr>
+          <w:p>
+            <w:pPr>
+              <w:keepNext/>
+              <w:spacing w:line="240" w:lineRule="auto" w:after="0"/>
+              <w:ind w:firstLine="0"/>
+              <w:jc w:val="left"/>
+            </w:pPr>
+          </w:p>
+        </w:tc>
+      </w:tr>
+      <w:tr>
+        <w:trPr>
+          <w:cantSplit w:val="true"/>
+          <w:trHeight w:val="680" w:hRule="atLeast"/>
+        </w:trPr>
+        <w:tc>
+          <w:tcPr>
+            <w:tcW w:type="dxa" w:w="1134"/>
+          </w:tcPr>
+          <w:p>
+            <w:pPr>
+              <w:keepNext/>
+              <w:spacing w:line="240" w:lineRule="auto" w:after="0"/>
+              <w:ind w:firstLine="0"/>
+              <w:jc w:val="left"/>
+            </w:pPr>
+          </w:p>
+        </w:tc>
+        <w:tc>
+          <w:tcPr>
+            <w:tcW w:type="dxa" w:w="1701"/>
+          </w:tcPr>
+          <w:p>
+            <w:pPr>
+              <w:keepNext/>
+              <w:spacing w:line="240" w:lineRule="auto" w:after="0"/>
+              <w:ind w:firstLine="0"/>
+              <w:jc w:val="left"/>
+            </w:pPr>
+          </w:p>
+        </w:tc>
+        <w:tc>
+          <w:tcPr>
+            <w:tcW w:type="dxa" w:w="5669"/>
+          </w:tcPr>
+          <w:p>
+            <w:pPr>
+              <w:keepNext/>
+              <w:spacing w:line="240" w:lineRule="auto" w:after="0"/>
+              <w:ind w:firstLine="0"/>
+              <w:jc w:val="left"/>
+            </w:pPr>
+          </w:p>
+        </w:tc>
+        <w:tc>
+          <w:tcPr>
+            <w:tcW w:type="dxa" w:w="850"/>
+          </w:tcPr>
+          <w:p>
+            <w:pPr>
+              <w:keepNext/>
+              <w:spacing w:line="240" w:lineRule="auto" w:after="0"/>
+              <w:ind w:firstLine="0"/>
+              <w:jc w:val="left"/>
+            </w:pPr>
+          </w:p>
+        </w:tc>
+      </w:tr>
+      <w:tr>
+        <w:trPr>
+          <w:cantSplit w:val="true"/>
+          <w:trHeight w:val="680" w:hRule="atLeast"/>
+        </w:trPr>
+        <w:tc>
+          <w:tcPr>
+            <w:tcW w:type="dxa" w:w="1134"/>
+          </w:tcPr>
+          <w:p>
+            <w:pPr>
+              <w:keepNext/>
+              <w:spacing w:line="240" w:lineRule="auto" w:after="0"/>
+              <w:ind w:firstLine="0"/>
+              <w:jc w:val="left"/>
+            </w:pPr>
+          </w:p>
+        </w:tc>
+        <w:tc>
+          <w:tcPr>
+            <w:tcW w:type="dxa" w:w="1701"/>
+          </w:tcPr>
+          <w:p>
+            <w:pPr>
+              <w:keepNext/>
+              <w:spacing w:line="240" w:lineRule="auto" w:after="0"/>
+              <w:ind w:firstLine="0"/>
+              <w:jc w:val="left"/>
+            </w:pPr>
+          </w:p>
+        </w:tc>
+        <w:tc>
+          <w:tcPr>
+            <w:tcW w:type="dxa" w:w="5669"/>
+          </w:tcPr>
+          <w:p>
+            <w:pPr>
+              <w:keepNext/>
+              <w:spacing w:line="240" w:lineRule="auto" w:after="0"/>
+              <w:ind w:firstLine="0"/>
+              <w:jc w:val="left"/>
+            </w:pPr>
+          </w:p>
+        </w:tc>
+        <w:tc>
+          <w:tcPr>
+            <w:tcW w:type="dxa" w:w="850"/>
+          </w:tcPr>
+          <w:p>
+            <w:pPr>
+              <w:keepNext/>
+              <w:spacing w:line="240" w:lineRule="auto" w:after="0"/>
+              <w:ind w:firstLine="0"/>
+              <w:jc w:val="left"/>
+            </w:pPr>
+          </w:p>
+        </w:tc>
+      </w:tr>
+      <w:tr>
+        <w:trPr>
+          <w:cantSplit w:val="true"/>
+          <w:trHeight w:val="680" w:hRule="atLeast"/>
+        </w:trPr>
+        <w:tc>
+          <w:tcPr>
+            <w:tcW w:type="dxa" w:w="1134"/>
+          </w:tcPr>
+          <w:p>
+            <w:pPr>
+              <w:keepNext/>
+              <w:spacing w:line="240" w:lineRule="auto" w:after="0"/>
+              <w:ind w:firstLine="0"/>
+              <w:jc w:val="left"/>
+            </w:pPr>
+          </w:p>
+        </w:tc>
+        <w:tc>
+          <w:tcPr>
+            <w:tcW w:type="dxa" w:w="1701"/>
+          </w:tcPr>
+          <w:p>
+            <w:pPr>
+              <w:keepNext/>
+              <w:spacing w:line="240" w:lineRule="auto" w:after="0"/>
+              <w:ind w:firstLine="0"/>
+              <w:jc w:val="left"/>
+            </w:pPr>
+          </w:p>
+        </w:tc>
+        <w:tc>
+          <w:tcPr>
+            <w:tcW w:type="dxa" w:w="5669"/>
+          </w:tcPr>
+          <w:p>
+            <w:pPr>
+              <w:keepNext/>
+              <w:spacing w:line="240" w:lineRule="auto" w:after="0"/>
+              <w:ind w:firstLine="0"/>
+              <w:jc w:val="left"/>
+            </w:pPr>
+          </w:p>
+        </w:tc>
+        <w:tc>
+          <w:tcPr>
+            <w:tcW w:type="dxa" w:w="850"/>
+          </w:tcPr>
+          <w:p>
+            <w:pPr>
+              <w:keepNext/>
+              <w:spacing w:line="240" w:lineRule="auto" w:after="0"/>
+              <w:ind w:firstLine="0"/>
+              <w:jc w:val="left"/>
+            </w:pPr>
+          </w:p>
+        </w:tc>
+      </w:tr>
+      <w:tr>
+        <w:trPr>
+          <w:cantSplit w:val="true"/>
+          <w:trHeight w:val="680" w:hRule="atLeast"/>
+        </w:trPr>
+        <w:tc>
+          <w:tcPr>
+            <w:tcW w:type="dxa" w:w="1134"/>
+          </w:tcPr>
+          <w:p>
+            <w:pPr>
+              <w:keepNext/>
+              <w:spacing w:line="240" w:lineRule="auto" w:after="0"/>
+              <w:ind w:firstLine="0"/>
+              <w:jc w:val="left"/>
+            </w:pPr>
+          </w:p>
+        </w:tc>
+        <w:tc>
+          <w:tcPr>
+            <w:tcW w:type="dxa" w:w="1701"/>
+          </w:tcPr>
+          <w:p>
+            <w:pPr>
+              <w:keepNext/>
+              <w:spacing w:line="240" w:lineRule="auto" w:after="0"/>
+              <w:ind w:firstLine="0"/>
+              <w:jc w:val="left"/>
+            </w:pPr>
+          </w:p>
+        </w:tc>
+        <w:tc>
+          <w:tcPr>
+            <w:tcW w:type="dxa" w:w="5669"/>
+          </w:tcPr>
+          <w:p>
+            <w:pPr>
+              <w:keepNext/>
+              <w:spacing w:line="240" w:lineRule="auto" w:after="0"/>
+              <w:ind w:firstLine="0"/>
+              <w:jc w:val="left"/>
+            </w:pPr>
+          </w:p>
+        </w:tc>
+        <w:tc>
+          <w:tcPr>
+            <w:tcW w:type="dxa" w:w="850"/>
+          </w:tcPr>
+          <w:p>
+            <w:pPr>
+              <w:keepNext/>
+              <w:spacing w:line="240" w:lineRule="auto" w:after="0"/>
+              <w:ind w:firstLine="0"/>
+              <w:jc w:val="left"/>
+            </w:pPr>
+          </w:p>
+        </w:tc>
+      </w:tr>
+      <w:tr>
+        <w:trPr>
+          <w:cantSplit w:val="true"/>
+          <w:trHeight w:val="680" w:hRule="atLeast"/>
+        </w:trPr>
+        <w:tc>
+          <w:tcPr>
+            <w:tcW w:type="dxa" w:w="1134"/>
+          </w:tcPr>
+          <w:p>
+            <w:pPr>
+              <w:keepNext/>
+              <w:spacing w:line="240" w:lineRule="auto" w:after="0"/>
+              <w:ind w:firstLine="0"/>
+              <w:jc w:val="left"/>
+            </w:pPr>
+          </w:p>
+        </w:tc>
+        <w:tc>
+          <w:tcPr>
+            <w:tcW w:type="dxa" w:w="1701"/>
+          </w:tcPr>
+          <w:p>
+            <w:pPr>
+              <w:keepNext/>
+              <w:spacing w:line="240" w:lineRule="auto" w:after="0"/>
+              <w:ind w:firstLine="0"/>
+              <w:jc w:val="left"/>
+            </w:pPr>
+          </w:p>
+        </w:tc>
+        <w:tc>
+          <w:tcPr>
+            <w:tcW w:type="dxa" w:w="5669"/>
+          </w:tcPr>
+          <w:p>
+            <w:pPr>
+              <w:keepNext/>
+              <w:spacing w:line="240" w:lineRule="auto" w:after="0"/>
+              <w:ind w:firstLine="0"/>
+              <w:jc w:val="left"/>
+            </w:pPr>
+          </w:p>
+        </w:tc>
+        <w:tc>
+          <w:tcPr>
+            <w:tcW w:type="dxa" w:w="850"/>
+          </w:tcPr>
+          <w:p>
+            <w:pPr>
+              <w:keepNext/>
+              <w:spacing w:line="240" w:lineRule="auto" w:after="0"/>
+              <w:ind w:firstLine="0"/>
+              <w:jc w:val="left"/>
+            </w:pPr>
+          </w:p>
+        </w:tc>
+      </w:tr>
+      <w:tr>
+        <w:trPr>
+          <w:cantSplit w:val="true"/>
+          <w:trHeight w:val="680" w:hRule="atLeast"/>
+        </w:trPr>
+        <w:tc>
+          <w:tcPr>
+            <w:tcW w:type="dxa" w:w="1134"/>
+          </w:tcPr>
+          <w:p>
+            <w:pPr>
+              <w:spacing w:line="240" w:lineRule="auto" w:after="0"/>
+              <w:ind w:firstLine="0"/>
+              <w:jc w:val="left"/>
+            </w:pPr>
+          </w:p>
+        </w:tc>
+        <w:tc>
+          <w:tcPr>
+            <w:tcW w:type="dxa" w:w="1701"/>
+          </w:tcPr>
+          <w:p>
+            <w:pPr>
+              <w:spacing w:line="240" w:lineRule="auto" w:after="0"/>
+              <w:ind w:firstLine="0"/>
+              <w:jc w:val="left"/>
+            </w:pPr>
+          </w:p>
+        </w:tc>
+        <w:tc>
+          <w:tcPr>
+            <w:tcW w:type="dxa" w:w="5669"/>
+          </w:tcPr>
+          <w:p>
+            <w:pPr>
+              <w:spacing w:line="240" w:lineRule="auto" w:after="0"/>
+              <w:ind w:firstLine="0"/>
+              <w:jc w:val="left"/>
+            </w:pPr>
+          </w:p>
+        </w:tc>
+        <w:tc>
+          <w:tcPr>
+            <w:tcW w:type="dxa" w:w="850"/>
+          </w:tcPr>
+          <w:p>
+            <w:pPr>
+              <w:spacing w:line="240" w:lineRule="auto" w:after="0"/>
+              <w:ind w:firstLine="0"/>
+              <w:jc w:val="left"/>
+            </w:pPr>
           </w:p>
         </w:tc>
       </w:tr>

--- a/Документация/Руководство пользователя/Руководство пользователя.docx
+++ b/Документация/Руководство пользователя/Руководство пользователя.docx
@@ -157,7 +157,7 @@
           <w:color w:val="000000"/>
           <w:sz w:val="26"/>
         </w:rPr>
-        <w:t>Версия документа: 1.5</w:t>
+        <w:t>Версия документа: 1.6</w:t>
       </w:r>
     </w:p>
     <w:p>
@@ -173,7 +173,7 @@
           <w:color w:val="000000"/>
           <w:sz w:val="26"/>
         </w:rPr>
-        <w:t>Дата: 14.08.2026</w:t>
+        <w:t>Дата: 17.08.2026</w:t>
       </w:r>
     </w:p>
     <w:p>
@@ -1862,7 +1862,7 @@
           <w:sz w:val="26"/>
         </w:rPr>
         <w:tab/>
-        <w:t>42</w:t>
+        <w:t>43</w:t>
       </w:r>
     </w:p>
     <w:p>
@@ -1893,7 +1893,7 @@
           <w:sz w:val="26"/>
         </w:rPr>
         <w:tab/>
-        <w:t>44</w:t>
+        <w:t>45</w:t>
       </w:r>
     </w:p>
     <w:p>
@@ -1924,7 +1924,7 @@
           <w:sz w:val="26"/>
         </w:rPr>
         <w:tab/>
-        <w:t>44</w:t>
+        <w:t>45</w:t>
       </w:r>
     </w:p>
     <w:p>
@@ -1955,7 +1955,7 @@
           <w:sz w:val="26"/>
         </w:rPr>
         <w:tab/>
-        <w:t>45</w:t>
+        <w:t>46</w:t>
       </w:r>
     </w:p>
     <w:p>
@@ -1986,7 +1986,7 @@
           <w:sz w:val="26"/>
         </w:rPr>
         <w:tab/>
-        <w:t>46</w:t>
+        <w:t>47</w:t>
       </w:r>
     </w:p>
     <w:p>
@@ -2017,7 +2017,7 @@
           <w:sz w:val="26"/>
         </w:rPr>
         <w:tab/>
-        <w:t>47</w:t>
+        <w:t>48</w:t>
       </w:r>
     </w:p>
     <w:p>
@@ -2048,7 +2048,7 @@
           <w:sz w:val="26"/>
         </w:rPr>
         <w:tab/>
-        <w:t>48</w:t>
+        <w:t>49</w:t>
       </w:r>
     </w:p>
     <w:p>
@@ -2079,7 +2079,7 @@
           <w:sz w:val="26"/>
         </w:rPr>
         <w:tab/>
-        <w:t>49</w:t>
+        <w:t>50</w:t>
       </w:r>
     </w:p>
     <w:p>
@@ -2110,7 +2110,7 @@
           <w:sz w:val="26"/>
         </w:rPr>
         <w:tab/>
-        <w:t>50</w:t>
+        <w:t>51</w:t>
       </w:r>
     </w:p>
     <w:p>
@@ -2141,7 +2141,7 @@
           <w:sz w:val="26"/>
         </w:rPr>
         <w:tab/>
-        <w:t>50</w:t>
+        <w:t>51</w:t>
       </w:r>
     </w:p>
     <w:p>
@@ -2172,7 +2172,7 @@
           <w:sz w:val="26"/>
         </w:rPr>
         <w:tab/>
-        <w:t>51</w:t>
+        <w:t>52</w:t>
       </w:r>
     </w:p>
     <w:p>
@@ -2203,7 +2203,7 @@
           <w:sz w:val="26"/>
         </w:rPr>
         <w:tab/>
-        <w:t>51</w:t>
+        <w:t>52</w:t>
       </w:r>
     </w:p>
     <w:p>
@@ -2234,7 +2234,7 @@
           <w:sz w:val="26"/>
         </w:rPr>
         <w:tab/>
-        <w:t>52</w:t>
+        <w:t>53</w:t>
       </w:r>
     </w:p>
     <w:p>
@@ -2265,7 +2265,7 @@
           <w:sz w:val="26"/>
         </w:rPr>
         <w:tab/>
-        <w:t>52</w:t>
+        <w:t>53</w:t>
       </w:r>
     </w:p>
     <w:p>
@@ -2296,7 +2296,7 @@
           <w:sz w:val="26"/>
         </w:rPr>
         <w:tab/>
-        <w:t>53</w:t>
+        <w:t>54</w:t>
       </w:r>
     </w:p>
     <w:p>
@@ -2327,7 +2327,7 @@
           <w:sz w:val="26"/>
         </w:rPr>
         <w:tab/>
-        <w:t>54</w:t>
+        <w:t>55</w:t>
       </w:r>
     </w:p>
     <w:p>
@@ -2358,7 +2358,7 @@
           <w:sz w:val="26"/>
         </w:rPr>
         <w:tab/>
-        <w:t>55</w:t>
+        <w:t>56</w:t>
       </w:r>
     </w:p>
     <w:p>
@@ -2389,7 +2389,7 @@
           <w:sz w:val="26"/>
         </w:rPr>
         <w:tab/>
-        <w:t>56</w:t>
+        <w:t>57</w:t>
       </w:r>
     </w:p>
     <w:p>
@@ -2420,7 +2420,7 @@
           <w:sz w:val="26"/>
         </w:rPr>
         <w:tab/>
-        <w:t>57</w:t>
+        <w:t>58</w:t>
       </w:r>
     </w:p>
     <w:p>
@@ -2451,7 +2451,7 @@
           <w:sz w:val="26"/>
         </w:rPr>
         <w:tab/>
-        <w:t>58</w:t>
+        <w:t>59</w:t>
       </w:r>
     </w:p>
     <w:p>
@@ -2482,7 +2482,7 @@
           <w:sz w:val="26"/>
         </w:rPr>
         <w:tab/>
-        <w:t>59</w:t>
+        <w:t>60</w:t>
       </w:r>
     </w:p>
     <w:p>
@@ -2513,7 +2513,7 @@
           <w:sz w:val="26"/>
         </w:rPr>
         <w:tab/>
-        <w:t>59</w:t>
+        <w:t>60</w:t>
       </w:r>
     </w:p>
     <w:p>
@@ -7751,6 +7751,78 @@
           <w:color w:val="000000"/>
           <w:sz w:val="28"/>
         </w:rPr>
+        <w:t xml:space="preserve">Перед кнопкой отметьте </w:t>
+      </w:r>
+      <w:r>
+        <w:rPr>
+          <w:rFonts w:ascii="Times New Roman" w:hAnsi="Times New Roman" w:cs="Times New Roman" w:eastAsia="Times New Roman"/>
+          <w:b/>
+          <w:i w:val="0"/>
+          <w:color w:val="000000"/>
+          <w:sz w:val="28"/>
+        </w:rPr>
+        <w:t>«Работник дал согласие на обработку своих персональных данных»</w:t>
+      </w:r>
+      <w:r>
+        <w:rPr>
+          <w:rFonts w:ascii="Times New Roman" w:hAnsi="Times New Roman" w:cs="Times New Roman" w:eastAsia="Times New Roman"/>
+          <w:b w:val="0"/>
+          <w:i w:val="0"/>
+          <w:color w:val="000000"/>
+          <w:sz w:val="28"/>
+        </w:rPr>
+        <w:t xml:space="preserve">. Слово </w:t>
+      </w:r>
+      <w:r>
+        <w:rPr>
+          <w:rFonts w:ascii="Times New Roman" w:hAnsi="Times New Roman" w:cs="Times New Roman" w:eastAsia="Times New Roman"/>
+          <w:b/>
+          <w:i w:val="0"/>
+          <w:color w:val="000000"/>
+          <w:sz w:val="28"/>
+        </w:rPr>
+        <w:t>«согласие»</w:t>
+      </w:r>
+      <w:r>
+        <w:rPr>
+          <w:rFonts w:ascii="Times New Roman" w:hAnsi="Times New Roman" w:cs="Times New Roman" w:eastAsia="Times New Roman"/>
+          <w:b w:val="0"/>
+          <w:i w:val="0"/>
+          <w:color w:val="000000"/>
+          <w:sz w:val="28"/>
+        </w:rPr>
+        <w:t xml:space="preserve"> в этой строке - ссылка на текст документа об обработке данных. Отметка обязательна: вы вводите паспортные данные другого человека, и система записывает, кто и когда подтвердил, что согласие от него получено. Пока отметки нет, кнопка </w:t>
+      </w:r>
+      <w:r>
+        <w:rPr>
+          <w:rFonts w:ascii="Times New Roman" w:hAnsi="Times New Roman" w:cs="Times New Roman" w:eastAsia="Times New Roman"/>
+          <w:b/>
+          <w:i w:val="0"/>
+          <w:color w:val="000000"/>
+          <w:sz w:val="28"/>
+        </w:rPr>
+        <w:t>«Добавить»</w:t>
+      </w:r>
+      <w:r>
+        <w:rPr>
+          <w:rFonts w:ascii="Times New Roman" w:hAnsi="Times New Roman" w:cs="Times New Roman" w:eastAsia="Times New Roman"/>
+          <w:b w:val="0"/>
+          <w:i w:val="0"/>
+          <w:color w:val="000000"/>
+          <w:sz w:val="28"/>
+        </w:rPr>
+        <w:t xml:space="preserve"> остаётся неактивной.</w:t>
+      </w:r>
+    </w:p>
+    <w:p>
+      <w:r>
+        <w:rPr>
+          <w:rFonts w:ascii="Times New Roman" w:hAnsi="Times New Roman" w:cs="Times New Roman" w:eastAsia="Times New Roman"/>
+          <w:b w:val="0"/>
+          <w:i w:val="0"/>
+          <w:color w:val="000000"/>
+          <w:sz w:val="28"/>
+        </w:rPr>
         <w:t xml:space="preserve">Пока обязательные поля не заполнены, кнопка </w:t>
       </w:r>
       <w:r>
@@ -8322,6 +8394,38 @@
           <w:color w:val="000000"/>
           <w:sz w:val="12"/>
         </w:rPr>
+      </w:r>
+    </w:p>
+    <w:p>
+      <w:r>
+        <w:rPr>
+          <w:rFonts w:ascii="Times New Roman" w:hAnsi="Times New Roman" w:cs="Times New Roman" w:eastAsia="Times New Roman"/>
+          <w:b w:val="0"/>
+          <w:i w:val="0"/>
+          <w:color w:val="000000"/>
+          <w:sz w:val="28"/>
+        </w:rPr>
+        <w:t xml:space="preserve">Дату полученного согласия видно в карточке работника строкой </w:t>
+      </w:r>
+      <w:r>
+        <w:rPr>
+          <w:rFonts w:ascii="Times New Roman" w:hAnsi="Times New Roman" w:cs="Times New Roman" w:eastAsia="Times New Roman"/>
+          <w:b/>
+          <w:i w:val="0"/>
+          <w:color w:val="000000"/>
+          <w:sz w:val="28"/>
+        </w:rPr>
+        <w:t>«Согласие на обработку ПД: получено дд.мм.гггг»</w:t>
+      </w:r>
+      <w:r>
+        <w:rPr>
+          <w:rFonts w:ascii="Times New Roman" w:hAnsi="Times New Roman" w:cs="Times New Roman" w:eastAsia="Times New Roman"/>
+          <w:b w:val="0"/>
+          <w:i w:val="0"/>
+          <w:color w:val="000000"/>
+          <w:sz w:val="28"/>
+        </w:rPr>
+        <w:t>. У записей, заведённых до появления этой отметки, строки нет - подтвердите согласие при первой правке карточки, и дата появится.</w:t>
       </w:r>
     </w:p>
     <w:p>
@@ -13337,6 +13441,98 @@
           <w:color w:val="000000"/>
           <w:sz w:val="28"/>
         </w:rPr>
+        <w:t xml:space="preserve">Под полями стоит отметка </w:t>
+      </w:r>
+      <w:r>
+        <w:rPr>
+          <w:rFonts w:ascii="Times New Roman" w:hAnsi="Times New Roman" w:cs="Times New Roman" w:eastAsia="Times New Roman"/>
+          <w:b/>
+          <w:i w:val="0"/>
+          <w:color w:val="000000"/>
+          <w:sz w:val="28"/>
+        </w:rPr>
+        <w:t>«Работник дал согласие на обработку своих персональных данных»</w:t>
+      </w:r>
+      <w:r>
+        <w:rPr>
+          <w:rFonts w:ascii="Times New Roman" w:hAnsi="Times New Roman" w:cs="Times New Roman" w:eastAsia="Times New Roman"/>
+          <w:b w:val="0"/>
+          <w:i w:val="0"/>
+          <w:color w:val="000000"/>
+          <w:sz w:val="28"/>
+        </w:rPr>
+        <w:t xml:space="preserve">; слово </w:t>
+      </w:r>
+      <w:r>
+        <w:rPr>
+          <w:rFonts w:ascii="Times New Roman" w:hAnsi="Times New Roman" w:cs="Times New Roman" w:eastAsia="Times New Roman"/>
+          <w:b/>
+          <w:i w:val="0"/>
+          <w:color w:val="000000"/>
+          <w:sz w:val="28"/>
+        </w:rPr>
+        <w:t>«согласие»</w:t>
+      </w:r>
+      <w:r>
+        <w:rPr>
+          <w:rFonts w:ascii="Times New Roman" w:hAnsi="Times New Roman" w:cs="Times New Roman" w:eastAsia="Times New Roman"/>
+          <w:b w:val="0"/>
+          <w:i w:val="0"/>
+          <w:color w:val="000000"/>
+          <w:sz w:val="28"/>
+        </w:rPr>
+        <w:t xml:space="preserve"> открывает текст документа об обработке данных. Отметка ставится на каждого человека отдельно и после нажатия </w:t>
+      </w:r>
+      <w:r>
+        <w:rPr>
+          <w:rFonts w:ascii="Times New Roman" w:hAnsi="Times New Roman" w:cs="Times New Roman" w:eastAsia="Times New Roman"/>
+          <w:b/>
+          <w:i w:val="0"/>
+          <w:color w:val="000000"/>
+          <w:sz w:val="28"/>
+        </w:rPr>
+        <w:t>«Добавить»</w:t>
+      </w:r>
+      <w:r>
+        <w:rPr>
+          <w:rFonts w:ascii="Times New Roman" w:hAnsi="Times New Roman" w:cs="Times New Roman" w:eastAsia="Times New Roman"/>
+          <w:b w:val="0"/>
+          <w:i w:val="0"/>
+          <w:color w:val="000000"/>
+          <w:sz w:val="28"/>
+        </w:rPr>
+        <w:t xml:space="preserve"> снимается: подтверждают конкретного работника, а не всех, кого заведут дальше. Пока отметки нет, кнопка </w:t>
+      </w:r>
+      <w:r>
+        <w:rPr>
+          <w:rFonts w:ascii="Times New Roman" w:hAnsi="Times New Roman" w:cs="Times New Roman" w:eastAsia="Times New Roman"/>
+          <w:b/>
+          <w:i w:val="0"/>
+          <w:color w:val="000000"/>
+          <w:sz w:val="28"/>
+        </w:rPr>
+        <w:t>«Добавить»</w:t>
+      </w:r>
+      <w:r>
+        <w:rPr>
+          <w:rFonts w:ascii="Times New Roman" w:hAnsi="Times New Roman" w:cs="Times New Roman" w:eastAsia="Times New Roman"/>
+          <w:b w:val="0"/>
+          <w:i w:val="0"/>
+          <w:color w:val="000000"/>
+          <w:sz w:val="28"/>
+        </w:rPr>
+        <w:t xml:space="preserve"> неактивна. Бюро пропусков может убрать это требование в настройке вида вложения - тогда отметки в форме не будет.</w:t>
+      </w:r>
+    </w:p>
+    <w:p>
+      <w:r>
+        <w:rPr>
+          <w:rFonts w:ascii="Times New Roman" w:hAnsi="Times New Roman" w:cs="Times New Roman" w:eastAsia="Times New Roman"/>
+          <w:b w:val="0"/>
+          <w:i w:val="0"/>
+          <w:color w:val="000000"/>
+          <w:sz w:val="28"/>
+        </w:rPr>
         <w:t xml:space="preserve">Пока обязательные поля не заполнены, кнопка </w:t>
       </w:r>
       <w:r>
@@ -13710,6 +13906,18 @@
           <w:sz w:val="28"/>
         </w:rPr>
         <w:t xml:space="preserve"> говорит, есть ли у человека действующий пропуск, а человек из чёрного списка помечен отдельно.</w:t>
+      </w:r>
+    </w:p>
+    <w:p>
+      <w:r>
+        <w:rPr>
+          <w:rFonts w:ascii="Times New Roman" w:hAnsi="Times New Roman" w:cs="Times New Roman" w:eastAsia="Times New Roman"/>
+          <w:b w:val="0"/>
+          <w:i w:val="0"/>
+          <w:color w:val="000000"/>
+          <w:sz w:val="28"/>
+        </w:rPr>
+        <w:t>Согласие у выбранных из раздела людей уже получено - оно подтверждено, когда запись заводили, - поэтому отметку согласия форма в этом случае не спрашивает.</w:t>
       </w:r>
     </w:p>
     <w:p>

--- a/Документация/Руководство пользователя/Руководство пользователя.docx
+++ b/Документация/Руководство пользователя/Руководство пользователя.docx
@@ -157,7 +157,7 @@
           <w:color w:val="000000"/>
           <w:sz w:val="26"/>
         </w:rPr>
-        <w:t>Версия документа: 1.6</w:t>
+        <w:t>Версия документа: 1.7</w:t>
       </w:r>
     </w:p>
     <w:p>
@@ -173,7 +173,7 @@
           <w:color w:val="000000"/>
           <w:sz w:val="26"/>
         </w:rPr>
-        <w:t>Дата: 17.08.2026</w:t>
+        <w:t>Дата: 21.08.2026</w:t>
       </w:r>
     </w:p>
     <w:p>
@@ -2513,7 +2513,7 @@
           <w:sz w:val="26"/>
         </w:rPr>
         <w:tab/>
-        <w:t>60</w:t>
+        <w:t>61</w:t>
       </w:r>
     </w:p>
     <w:p>
@@ -20241,6 +20241,58 @@
           <w:color w:val="000000"/>
           <w:sz w:val="28"/>
         </w:rPr>
+        <w:t xml:space="preserve">Сведения документов участников - серия и номер паспорта, номер патента, иное разрешение - попадают в бланк только тем, кому разрешена их выгрузка. Если такого права нет, окно сообщает об этом строкой, а в скачанном файле на месте этих сведений стоит прочерк; остальные столбцы заполняются как обычно. Кому право выдано, тот выбирает в окне, скачать бланк </w:t>
+      </w:r>
+      <w:r>
+        <w:rPr>
+          <w:rFonts w:ascii="Times New Roman" w:hAnsi="Times New Roman" w:cs="Times New Roman" w:eastAsia="Times New Roman"/>
+          <w:b/>
+          <w:i w:val="0"/>
+          <w:color w:val="000000"/>
+          <w:sz w:val="28"/>
+        </w:rPr>
+        <w:t>«Без паспортных данных»</w:t>
+      </w:r>
+      <w:r>
+        <w:rPr>
+          <w:rFonts w:ascii="Times New Roman" w:hAnsi="Times New Roman" w:cs="Times New Roman" w:eastAsia="Times New Roman"/>
+          <w:b w:val="0"/>
+          <w:i w:val="0"/>
+          <w:color w:val="000000"/>
+          <w:sz w:val="28"/>
+        </w:rPr>
+        <w:t xml:space="preserve"> или </w:t>
+      </w:r>
+      <w:r>
+        <w:rPr>
+          <w:rFonts w:ascii="Times New Roman" w:hAnsi="Times New Roman" w:cs="Times New Roman" w:eastAsia="Times New Roman"/>
+          <w:b/>
+          <w:i w:val="0"/>
+          <w:color w:val="000000"/>
+          <w:sz w:val="28"/>
+        </w:rPr>
+        <w:t>«С паспортными данными»</w:t>
+      </w:r>
+      <w:r>
+        <w:rPr>
+          <w:rFonts w:ascii="Times New Roman" w:hAnsi="Times New Roman" w:cs="Times New Roman" w:eastAsia="Times New Roman"/>
+          <w:b w:val="0"/>
+          <w:i w:val="0"/>
+          <w:color w:val="000000"/>
+          <w:sz w:val="28"/>
+        </w:rPr>
+        <w:t>; выбор по умолчанию - без них.</w:t>
+      </w:r>
+    </w:p>
+    <w:p>
+      <w:r>
+        <w:rPr>
+          <w:rFonts w:ascii="Times New Roman" w:hAnsi="Times New Roman" w:cs="Times New Roman" w:eastAsia="Times New Roman"/>
+          <w:b w:val="0"/>
+          <w:i w:val="0"/>
+          <w:color w:val="000000"/>
+          <w:sz w:val="28"/>
+        </w:rPr>
         <w:t xml:space="preserve">Переключатель </w:t>
       </w:r>
       <w:r>
@@ -22386,6 +22438,93 @@
                 <w:sz w:val="24"/>
               </w:rPr>
               <w:t>Описана отметка согласия работника на обработку персональных данных при заведении записи и в бланке заявки</w:t>
+            </w:r>
+          </w:p>
+        </w:tc>
+        <w:tc>
+          <w:tcPr>
+            <w:tcW w:type="dxa" w:w="850"/>
+          </w:tcPr>
+          <w:p>
+            <w:pPr>
+              <w:keepNext/>
+              <w:spacing w:line="240" w:lineRule="auto" w:after="0"/>
+              <w:ind w:firstLine="0"/>
+              <w:jc w:val="left"/>
+            </w:pPr>
+          </w:p>
+        </w:tc>
+      </w:tr>
+      <w:tr>
+        <w:trPr>
+          <w:cantSplit w:val="true"/>
+        </w:trPr>
+        <w:tc>
+          <w:tcPr>
+            <w:tcW w:type="dxa" w:w="1134"/>
+          </w:tcPr>
+          <w:p>
+            <w:pPr>
+              <w:keepNext/>
+              <w:spacing w:line="240" w:lineRule="auto" w:after="0"/>
+              <w:ind w:firstLine="0"/>
+              <w:jc w:val="left"/>
+            </w:pPr>
+            <w:r>
+              <w:rPr>
+                <w:rFonts w:ascii="Times New Roman" w:hAnsi="Times New Roman" w:cs="Times New Roman" w:eastAsia="Times New Roman"/>
+                <w:b w:val="0"/>
+                <w:i w:val="0"/>
+                <w:color w:val="000000"/>
+                <w:sz w:val="24"/>
+              </w:rPr>
+              <w:t>1.7</w:t>
+            </w:r>
+          </w:p>
+        </w:tc>
+        <w:tc>
+          <w:tcPr>
+            <w:tcW w:type="dxa" w:w="1701"/>
+          </w:tcPr>
+          <w:p>
+            <w:pPr>
+              <w:keepNext/>
+              <w:spacing w:line="240" w:lineRule="auto" w:after="0"/>
+              <w:ind w:firstLine="0"/>
+              <w:jc w:val="left"/>
+            </w:pPr>
+            <w:r>
+              <w:rPr>
+                <w:rFonts w:ascii="Times New Roman" w:hAnsi="Times New Roman" w:cs="Times New Roman" w:eastAsia="Times New Roman"/>
+                <w:b w:val="0"/>
+                <w:i w:val="0"/>
+                <w:color w:val="000000"/>
+                <w:sz w:val="24"/>
+              </w:rPr>
+              <w:t>21.08.2026</w:t>
+            </w:r>
+          </w:p>
+        </w:tc>
+        <w:tc>
+          <w:tcPr>
+            <w:tcW w:type="dxa" w:w="5669"/>
+          </w:tcPr>
+          <w:p>
+            <w:pPr>
+              <w:keepNext/>
+              <w:spacing w:line="240" w:lineRule="auto" w:after="0"/>
+              <w:ind w:firstLine="0"/>
+              <w:jc w:val="left"/>
+            </w:pPr>
+            <w:r>
+              <w:rPr>
+                <w:rFonts w:ascii="Times New Roman" w:hAnsi="Times New Roman" w:cs="Times New Roman" w:eastAsia="Times New Roman"/>
+                <w:b w:val="0"/>
+                <w:i w:val="0"/>
+                <w:color w:val="000000"/>
+                <w:sz w:val="24"/>
+              </w:rPr>
+              <w:t>Описано, что сведения документов участников попадают в бланк только по праву, и выбор наполнения при скачивании</w:t>
             </w:r>
           </w:p>
         </w:tc>

--- a/Документация/Руководство пользователя/Руководство пользователя.docx
+++ b/Документация/Руководство пользователя/Руководство пользователя.docx
@@ -157,7 +157,7 @@
           <w:color w:val="000000"/>
           <w:sz w:val="26"/>
         </w:rPr>
-        <w:t>Версия документа: 1.6</w:t>
+        <w:t>Версия документа: 1.7</w:t>
       </w:r>
     </w:p>
     <w:p>
@@ -173,7 +173,7 @@
           <w:color w:val="000000"/>
           <w:sz w:val="26"/>
         </w:rPr>
-        <w:t>Дата: 17.08.2026</w:t>
+        <w:t>Дата: 21.08.2026</w:t>
       </w:r>
     </w:p>
     <w:p>
@@ -1428,7 +1428,7 @@
           <w:sz w:val="26"/>
         </w:rPr>
         <w:tab/>
-        <w:t>27</w:t>
+        <w:t>28</w:t>
       </w:r>
     </w:p>
     <w:p>
@@ -1459,7 +1459,7 @@
           <w:sz w:val="26"/>
         </w:rPr>
         <w:tab/>
-        <w:t>27</w:t>
+        <w:t>28</w:t>
       </w:r>
     </w:p>
     <w:p>
@@ -1490,7 +1490,7 @@
           <w:sz w:val="26"/>
         </w:rPr>
         <w:tab/>
-        <w:t>28</w:t>
+        <w:t>29</w:t>
       </w:r>
     </w:p>
     <w:p>
@@ -1583,7 +1583,7 @@
           <w:sz w:val="26"/>
         </w:rPr>
         <w:tab/>
-        <w:t>32</w:t>
+        <w:t>33</w:t>
       </w:r>
     </w:p>
     <w:p>
@@ -1614,7 +1614,7 @@
           <w:sz w:val="26"/>
         </w:rPr>
         <w:tab/>
-        <w:t>32</w:t>
+        <w:t>33</w:t>
       </w:r>
     </w:p>
     <w:p>
@@ -1769,7 +1769,7 @@
           <w:sz w:val="26"/>
         </w:rPr>
         <w:tab/>
-        <w:t>38</w:t>
+        <w:t>39</w:t>
       </w:r>
     </w:p>
     <w:p>
@@ -7894,7 +7894,7 @@
                 <w:color w:val="000000"/>
                 <w:sz w:val="26"/>
               </w:rPr>
-              <w:t xml:space="preserve">Система не даст завести одного человека дважды - записи сверяются по серии и номеру паспорта. Если такой человек у вас уже есть, система отвечает </w:t>
+              <w:t xml:space="preserve">Система не даст завести одного человека дважды - записи сверяются по серии и номеру паспорта. Сообщение называет, где нашлась запись: </w:t>
             </w:r>
             <w:r>
               <w:rPr>
@@ -7914,7 +7914,7 @@
                 <w:color w:val="000000"/>
                 <w:sz w:val="26"/>
               </w:rPr>
-              <w:t xml:space="preserve">; если его завёл кто-то из коллег по организации или компании - </w:t>
+              <w:t xml:space="preserve">, если он уже заведён вами, либо </w:t>
             </w:r>
             <w:r>
               <w:rPr>
@@ -7924,7 +7924,7 @@
                 <w:color w:val="000000"/>
                 <w:sz w:val="26"/>
               </w:rPr>
-              <w:t>«Сотрудник уже привязан к вашему аккаунту»</w:t>
+              <w:t>«Сотрудник с такими паспортными данными уже существует в этой организации»</w:t>
             </w:r>
             <w:r>
               <w:rPr>
@@ -7934,7 +7934,27 @@
                 <w:color w:val="000000"/>
                 <w:sz w:val="26"/>
               </w:rPr>
-              <w:t xml:space="preserve">. Второе сообщение не должно вводить в заблуждение: запись не ваша, и в области «Мои сотрудники» вы её не найдёте. Ищите человека в областях </w:t>
+              <w:t xml:space="preserve"> или </w:t>
+            </w:r>
+            <w:r>
+              <w:rPr>
+                <w:rFonts w:ascii="Times New Roman" w:hAnsi="Times New Roman" w:cs="Times New Roman" w:eastAsia="Times New Roman"/>
+                <w:b/>
+                <w:i w:val="0"/>
+                <w:color w:val="000000"/>
+                <w:sz w:val="26"/>
+              </w:rPr>
+              <w:t>«... в этой компании»</w:t>
+            </w:r>
+            <w:r>
+              <w:rPr>
+                <w:rFonts w:ascii="Times New Roman" w:hAnsi="Times New Roman" w:cs="Times New Roman" w:eastAsia="Times New Roman"/>
+                <w:b w:val="0"/>
+                <w:i w:val="0"/>
+                <w:color w:val="000000"/>
+                <w:sz w:val="26"/>
+              </w:rPr>
+              <w:t xml:space="preserve">, если его завёл кто-то из коллег. В последних двух случаях запись не ваша, и в области «Мои сотрудники» вы её не найдёте: ищите человека в областях </w:t>
             </w:r>
             <w:r>
               <w:rPr>
@@ -8698,7 +8718,27 @@
           <w:color w:val="000000"/>
           <w:sz w:val="28"/>
         </w:rPr>
-        <w:t>; наведите на неё указатель, и система пояснит причину.</w:t>
+        <w:t xml:space="preserve">; наведите на неё указатель, и система пояснит причину. Проверка на повтор работает и при изменении: если вписать паспортные данные, которые уже стоят в другой вашей карточке, система ответит </w:t>
+      </w:r>
+      <w:r>
+        <w:rPr>
+          <w:rFonts w:ascii="Times New Roman" w:hAnsi="Times New Roman" w:cs="Times New Roman" w:eastAsia="Times New Roman"/>
+          <w:b/>
+          <w:i w:val="0"/>
+          <w:color w:val="000000"/>
+          <w:sz w:val="28"/>
+        </w:rPr>
+        <w:t>«Сотрудник с такими паспортными данными уже есть у владельца записи»</w:t>
+      </w:r>
+      <w:r>
+        <w:rPr>
+          <w:rFonts w:ascii="Times New Roman" w:hAnsi="Times New Roman" w:cs="Times New Roman" w:eastAsia="Times New Roman"/>
+          <w:b w:val="0"/>
+          <w:i w:val="0"/>
+          <w:color w:val="000000"/>
+          <w:sz w:val="28"/>
+        </w:rPr>
+        <w:t xml:space="preserve"> - речь о вашей же второй записи, найдите и правьте её.</w:t>
       </w:r>
     </w:p>
     <w:p>
@@ -9709,7 +9749,7 @@
                 <w:color w:val="000000"/>
                 <w:sz w:val="26"/>
               </w:rPr>
-              <w:t xml:space="preserve">Сочетание номера и марки не повторяется. И когда такая машина уже есть у вас, и когда её завёл кто-то из коллег по организации или компании, система отвечает одинаково - </w:t>
+              <w:t xml:space="preserve">Сочетание номера и марки не повторяется. Сообщение называет, где нашлась машина: </w:t>
             </w:r>
             <w:r>
               <w:rPr>
@@ -9729,7 +9769,47 @@
                 <w:color w:val="000000"/>
                 <w:sz w:val="26"/>
               </w:rPr>
-              <w:t>. Поэтому, увидев это сообщение, ищите машину поиском: если в области «Мои машины» её нет, посмотрите в областях организации и компании - оттуда её тоже можно выбрать в заявку.</w:t>
+              <w:t xml:space="preserve">, если она заведена вами, либо </w:t>
+            </w:r>
+            <w:r>
+              <w:rPr>
+                <w:rFonts w:ascii="Times New Roman" w:hAnsi="Times New Roman" w:cs="Times New Roman" w:eastAsia="Times New Roman"/>
+                <w:b/>
+                <w:i w:val="0"/>
+                <w:color w:val="000000"/>
+                <w:sz w:val="26"/>
+              </w:rPr>
+              <w:t>«Автомобиль с этим номером и маркой уже существует в этой организации»</w:t>
+            </w:r>
+            <w:r>
+              <w:rPr>
+                <w:rFonts w:ascii="Times New Roman" w:hAnsi="Times New Roman" w:cs="Times New Roman" w:eastAsia="Times New Roman"/>
+                <w:b w:val="0"/>
+                <w:i w:val="0"/>
+                <w:color w:val="000000"/>
+                <w:sz w:val="26"/>
+              </w:rPr>
+              <w:t xml:space="preserve"> или </w:t>
+            </w:r>
+            <w:r>
+              <w:rPr>
+                <w:rFonts w:ascii="Times New Roman" w:hAnsi="Times New Roman" w:cs="Times New Roman" w:eastAsia="Times New Roman"/>
+                <w:b/>
+                <w:i w:val="0"/>
+                <w:color w:val="000000"/>
+                <w:sz w:val="26"/>
+              </w:rPr>
+              <w:t>«... в этой компании»</w:t>
+            </w:r>
+            <w:r>
+              <w:rPr>
+                <w:rFonts w:ascii="Times New Roman" w:hAnsi="Times New Roman" w:cs="Times New Roman" w:eastAsia="Times New Roman"/>
+                <w:b w:val="0"/>
+                <w:i w:val="0"/>
+                <w:color w:val="000000"/>
+                <w:sz w:val="26"/>
+              </w:rPr>
+              <w:t>, если её завёл кто-то из коллег. В последних двух случаях ищите машину в областях организации и компании - оттуда её тоже можно выбрать в заявку, заводить заново не нужно.</w:t>
             </w:r>
           </w:p>
         </w:tc>
@@ -9956,7 +10036,7 @@
           <w:color w:val="000000"/>
           <w:sz w:val="28"/>
         </w:rPr>
-        <w:t>.</w:t>
+        <w:t>. Повтор проверяется и при изменении: номер с маркой, уже занятые другой вашей записью, система не примет.</w:t>
       </w:r>
     </w:p>
     <w:p>
@@ -22386,6 +22466,93 @@
                 <w:sz w:val="24"/>
               </w:rPr>
               <w:t>Описана отметка согласия работника на обработку персональных данных при заведении записи и в бланке заявки</w:t>
+            </w:r>
+          </w:p>
+        </w:tc>
+        <w:tc>
+          <w:tcPr>
+            <w:tcW w:type="dxa" w:w="850"/>
+          </w:tcPr>
+          <w:p>
+            <w:pPr>
+              <w:keepNext/>
+              <w:spacing w:line="240" w:lineRule="auto" w:after="0"/>
+              <w:ind w:firstLine="0"/>
+              <w:jc w:val="left"/>
+            </w:pPr>
+          </w:p>
+        </w:tc>
+      </w:tr>
+      <w:tr>
+        <w:trPr>
+          <w:cantSplit w:val="true"/>
+        </w:trPr>
+        <w:tc>
+          <w:tcPr>
+            <w:tcW w:type="dxa" w:w="1134"/>
+          </w:tcPr>
+          <w:p>
+            <w:pPr>
+              <w:keepNext/>
+              <w:spacing w:line="240" w:lineRule="auto" w:after="0"/>
+              <w:ind w:firstLine="0"/>
+              <w:jc w:val="left"/>
+            </w:pPr>
+            <w:r>
+              <w:rPr>
+                <w:rFonts w:ascii="Times New Roman" w:hAnsi="Times New Roman" w:cs="Times New Roman" w:eastAsia="Times New Roman"/>
+                <w:b w:val="0"/>
+                <w:i w:val="0"/>
+                <w:color w:val="000000"/>
+                <w:sz w:val="24"/>
+              </w:rPr>
+              <w:t>1.7</w:t>
+            </w:r>
+          </w:p>
+        </w:tc>
+        <w:tc>
+          <w:tcPr>
+            <w:tcW w:type="dxa" w:w="1701"/>
+          </w:tcPr>
+          <w:p>
+            <w:pPr>
+              <w:keepNext/>
+              <w:spacing w:line="240" w:lineRule="auto" w:after="0"/>
+              <w:ind w:firstLine="0"/>
+              <w:jc w:val="left"/>
+            </w:pPr>
+            <w:r>
+              <w:rPr>
+                <w:rFonts w:ascii="Times New Roman" w:hAnsi="Times New Roman" w:cs="Times New Roman" w:eastAsia="Times New Roman"/>
+                <w:b w:val="0"/>
+                <w:i w:val="0"/>
+                <w:color w:val="000000"/>
+                <w:sz w:val="24"/>
+              </w:rPr>
+              <w:t>21.08.2026</w:t>
+            </w:r>
+          </w:p>
+        </w:tc>
+        <w:tc>
+          <w:tcPr>
+            <w:tcW w:type="dxa" w:w="5669"/>
+          </w:tcPr>
+          <w:p>
+            <w:pPr>
+              <w:keepNext/>
+              <w:spacing w:line="240" w:lineRule="auto" w:after="0"/>
+              <w:ind w:firstLine="0"/>
+              <w:jc w:val="left"/>
+            </w:pPr>
+            <w:r>
+              <w:rPr>
+                <w:rFonts w:ascii="Times New Roman" w:hAnsi="Times New Roman" w:cs="Times New Roman" w:eastAsia="Times New Roman"/>
+                <w:b w:val="0"/>
+                <w:i w:val="0"/>
+                <w:color w:val="000000"/>
+                <w:sz w:val="24"/>
+              </w:rPr>
+              <w:t>Сообщение о повторной записи описано по трём случаям: запись заведена вами, кем-то в организации или в компании; прежняя оговорка о вводящем в заблуждение тексте снята - система называет место сама</w:t>
             </w:r>
           </w:p>
         </w:tc>

--- a/Документация/Руководство пользователя/Руководство пользователя.docx
+++ b/Документация/Руководство пользователя/Руководство пользователя.docx
@@ -157,7 +157,7 @@
           <w:color w:val="000000"/>
           <w:sz w:val="26"/>
         </w:rPr>
-        <w:t>Версия документа: 1.7</w:t>
+        <w:t>Версия документа: 1.8</w:t>
       </w:r>
     </w:p>
     <w:p>
@@ -2513,7 +2513,7 @@
           <w:sz w:val="26"/>
         </w:rPr>
         <w:tab/>
-        <w:t>61</w:t>
+        <w:t>60</w:t>
       </w:r>
     </w:p>
     <w:p>
@@ -20209,7 +20209,7 @@
           <w:color w:val="000000"/>
           <w:sz w:val="28"/>
         </w:rPr>
-        <w:t xml:space="preserve">: отметьте нужные вложения и нажмите кнопку скачивания - рядом с ней система показывает, сколько вложений отмечено, - либо </w:t>
+        <w:t xml:space="preserve">: отметьте переключателями нужные вложения в перечне и нажмите кнопку скачивания - рядом с ней система показывает, сколько вложений отмечено, - либо </w:t>
       </w:r>
       <w:r>
         <w:rPr>
@@ -20241,7 +20241,7 @@
           <w:color w:val="000000"/>
           <w:sz w:val="28"/>
         </w:rPr>
-        <w:t xml:space="preserve">Сведения документов участников - серия и номер паспорта, номер патента, иное разрешение - попадают в бланк только тем, кому разрешена их выгрузка. Если такого права нет, окно сообщает об этом строкой, а в скачанном файле на месте этих сведений стоит прочерк; остальные столбцы заполняются как обычно. Кому право выдано, тот выбирает в окне, скачать бланк </w:t>
+        <w:t xml:space="preserve">Сведения документов участников - серия и номер паспорта, номер патента, иное разрешение - попадают в бланк только тем, кому разрешена их выгрузка. Если такого права нет, окно сообщает об этом строкой, а в скачанном файле на месте этих сведений стоит прочерк; остальные столбцы заполняются как обычно. Кому право выдано, тот включает переключатель </w:t>
       </w:r>
       <w:r>
         <w:rPr>
@@ -20251,241 +20251,29 @@
           <w:color w:val="000000"/>
           <w:sz w:val="28"/>
         </w:rPr>
-        <w:t>«Без паспортных данных»</w:t>
-      </w:r>
-      <w:r>
-        <w:rPr>
-          <w:rFonts w:ascii="Times New Roman" w:hAnsi="Times New Roman" w:cs="Times New Roman" w:eastAsia="Times New Roman"/>
-          <w:b w:val="0"/>
-          <w:i w:val="0"/>
-          <w:color w:val="000000"/>
-          <w:sz w:val="28"/>
-        </w:rPr>
-        <w:t xml:space="preserve"> или </w:t>
-      </w:r>
-      <w:r>
-        <w:rPr>
-          <w:rFonts w:ascii="Times New Roman" w:hAnsi="Times New Roman" w:cs="Times New Roman" w:eastAsia="Times New Roman"/>
-          <w:b/>
-          <w:i w:val="0"/>
-          <w:color w:val="000000"/>
-          <w:sz w:val="28"/>
-        </w:rPr>
-        <w:t>«С паспортными данными»</w:t>
-      </w:r>
-      <w:r>
-        <w:rPr>
-          <w:rFonts w:ascii="Times New Roman" w:hAnsi="Times New Roman" w:cs="Times New Roman" w:eastAsia="Times New Roman"/>
-          <w:b w:val="0"/>
-          <w:i w:val="0"/>
-          <w:color w:val="000000"/>
-          <w:sz w:val="28"/>
-        </w:rPr>
-        <w:t>; выбор по умолчанию - без них.</w:t>
-      </w:r>
-    </w:p>
-    <w:p>
-      <w:r>
-        <w:rPr>
-          <w:rFonts w:ascii="Times New Roman" w:hAnsi="Times New Roman" w:cs="Times New Roman" w:eastAsia="Times New Roman"/>
-          <w:b w:val="0"/>
-          <w:i w:val="0"/>
-          <w:color w:val="000000"/>
-          <w:sz w:val="28"/>
-        </w:rPr>
-        <w:t xml:space="preserve">Переключатель </w:t>
-      </w:r>
-      <w:r>
-        <w:rPr>
-          <w:rFonts w:ascii="Times New Roman" w:hAnsi="Times New Roman" w:cs="Times New Roman" w:eastAsia="Times New Roman"/>
-          <w:b/>
-          <w:i w:val="0"/>
-          <w:color w:val="000000"/>
-          <w:sz w:val="28"/>
-        </w:rPr>
-        <w:t>«Сохранённый файл»</w:t>
-      </w:r>
-      <w:r>
-        <w:rPr>
-          <w:rFonts w:ascii="Times New Roman" w:hAnsi="Times New Roman" w:cs="Times New Roman" w:eastAsia="Times New Roman"/>
-          <w:b w:val="0"/>
-          <w:i w:val="0"/>
-          <w:color w:val="000000"/>
-          <w:sz w:val="28"/>
-        </w:rPr>
-        <w:t xml:space="preserve"> / </w:t>
-      </w:r>
-      <w:r>
-        <w:rPr>
-          <w:rFonts w:ascii="Times New Roman" w:hAnsi="Times New Roman" w:cs="Times New Roman" w:eastAsia="Times New Roman"/>
-          <w:b/>
-          <w:i w:val="0"/>
-          <w:color w:val="000000"/>
-          <w:sz w:val="28"/>
-        </w:rPr>
-        <w:t>«Сформировать заново»</w:t>
-      </w:r>
-      <w:r>
-        <w:rPr>
-          <w:rFonts w:ascii="Times New Roman" w:hAnsi="Times New Roman" w:cs="Times New Roman" w:eastAsia="Times New Roman"/>
-          <w:b w:val="0"/>
-          <w:i w:val="0"/>
-          <w:color w:val="000000"/>
-          <w:sz w:val="28"/>
-        </w:rPr>
-        <w:t xml:space="preserve"> выбирает, что скачивать. Система ставит его сама: </w:t>
-      </w:r>
-      <w:r>
-        <w:rPr>
-          <w:rFonts w:ascii="Times New Roman" w:hAnsi="Times New Roman" w:cs="Times New Roman" w:eastAsia="Times New Roman"/>
-          <w:b/>
-          <w:i w:val="0"/>
-          <w:color w:val="000000"/>
-          <w:sz w:val="28"/>
-        </w:rPr>
-        <w:t>«Сохранённый файл»</w:t>
-      </w:r>
-      <w:r>
-        <w:rPr>
-          <w:rFonts w:ascii="Times New Roman" w:hAnsi="Times New Roman" w:cs="Times New Roman" w:eastAsia="Times New Roman"/>
-          <w:b w:val="0"/>
-          <w:i w:val="0"/>
-          <w:color w:val="000000"/>
-          <w:sz w:val="28"/>
-        </w:rPr>
-        <w:t xml:space="preserve">, если хотя бы у одного вложения копия готова, иначе </w:t>
-      </w:r>
-      <w:r>
-        <w:rPr>
-          <w:rFonts w:ascii="Times New Roman" w:hAnsi="Times New Roman" w:cs="Times New Roman" w:eastAsia="Times New Roman"/>
-          <w:b/>
-          <w:i w:val="0"/>
-          <w:color w:val="000000"/>
-          <w:sz w:val="28"/>
-        </w:rPr>
-        <w:t>«Сформировать заново»</w:t>
-      </w:r>
-      <w:r>
-        <w:rPr>
-          <w:rFonts w:ascii="Times New Roman" w:hAnsi="Times New Roman" w:cs="Times New Roman" w:eastAsia="Times New Roman"/>
-          <w:b w:val="0"/>
-          <w:i w:val="0"/>
-          <w:color w:val="000000"/>
-          <w:sz w:val="28"/>
-        </w:rPr>
-        <w:t>.</w:t>
-      </w:r>
-    </w:p>
-    <w:p>
-      <w:r>
-        <w:rPr>
-          <w:rFonts w:ascii="Times New Roman" w:hAnsi="Times New Roman" w:cs="Times New Roman" w:eastAsia="Times New Roman"/>
-          <w:b w:val="0"/>
-          <w:i w:val="0"/>
-          <w:color w:val="000000"/>
-          <w:sz w:val="28"/>
-        </w:rPr>
-        <w:t xml:space="preserve">В режиме сохранённого файла строки без готовой копии отметить нельзя, и рядом с ними стоит её состояние: </w:t>
-      </w:r>
-      <w:r>
-        <w:rPr>
-          <w:rFonts w:ascii="Times New Roman" w:hAnsi="Times New Roman" w:cs="Times New Roman" w:eastAsia="Times New Roman"/>
-          <w:b/>
-          <w:i w:val="0"/>
-          <w:color w:val="000000"/>
-          <w:sz w:val="28"/>
-        </w:rPr>
-        <w:t>«В архиве»</w:t>
-      </w:r>
-      <w:r>
-        <w:rPr>
-          <w:rFonts w:ascii="Times New Roman" w:hAnsi="Times New Roman" w:cs="Times New Roman" w:eastAsia="Times New Roman"/>
-          <w:b w:val="0"/>
-          <w:i w:val="0"/>
-          <w:color w:val="000000"/>
-          <w:sz w:val="28"/>
-        </w:rPr>
-        <w:t xml:space="preserve">, </w:t>
-      </w:r>
-      <w:r>
-        <w:rPr>
-          <w:rFonts w:ascii="Times New Roman" w:hAnsi="Times New Roman" w:cs="Times New Roman" w:eastAsia="Times New Roman"/>
-          <w:b/>
-          <w:i w:val="0"/>
-          <w:color w:val="000000"/>
-          <w:sz w:val="28"/>
-        </w:rPr>
-        <w:t>«В очереди»</w:t>
-      </w:r>
-      <w:r>
-        <w:rPr>
-          <w:rFonts w:ascii="Times New Roman" w:hAnsi="Times New Roman" w:cs="Times New Roman" w:eastAsia="Times New Roman"/>
-          <w:b w:val="0"/>
-          <w:i w:val="0"/>
-          <w:color w:val="000000"/>
-          <w:sz w:val="28"/>
-        </w:rPr>
-        <w:t xml:space="preserve">, </w:t>
-      </w:r>
-      <w:r>
-        <w:rPr>
-          <w:rFonts w:ascii="Times New Roman" w:hAnsi="Times New Roman" w:cs="Times New Roman" w:eastAsia="Times New Roman"/>
-          <w:b/>
-          <w:i w:val="0"/>
-          <w:color w:val="000000"/>
-          <w:sz w:val="28"/>
-        </w:rPr>
-        <w:t>«Нет места»</w:t>
-      </w:r>
-      <w:r>
-        <w:rPr>
-          <w:rFonts w:ascii="Times New Roman" w:hAnsi="Times New Roman" w:cs="Times New Roman" w:eastAsia="Times New Roman"/>
-          <w:b w:val="0"/>
-          <w:i w:val="0"/>
-          <w:color w:val="000000"/>
-          <w:sz w:val="28"/>
-        </w:rPr>
-        <w:t xml:space="preserve"> или </w:t>
-      </w:r>
-      <w:r>
-        <w:rPr>
-          <w:rFonts w:ascii="Times New Roman" w:hAnsi="Times New Roman" w:cs="Times New Roman" w:eastAsia="Times New Roman"/>
-          <w:b/>
-          <w:i w:val="0"/>
-          <w:color w:val="000000"/>
-          <w:sz w:val="28"/>
-        </w:rPr>
-        <w:t>«Ошибка»</w:t>
-      </w:r>
-      <w:r>
-        <w:rPr>
-          <w:rFonts w:ascii="Times New Roman" w:hAnsi="Times New Roman" w:cs="Times New Roman" w:eastAsia="Times New Roman"/>
-          <w:b w:val="0"/>
-          <w:i w:val="0"/>
-          <w:color w:val="000000"/>
-          <w:sz w:val="28"/>
-        </w:rPr>
-        <w:t xml:space="preserve">. Чтобы получить бланк по такому вложению, переключитесь на </w:t>
-      </w:r>
-      <w:r>
-        <w:rPr>
-          <w:rFonts w:ascii="Times New Roman" w:hAnsi="Times New Roman" w:cs="Times New Roman" w:eastAsia="Times New Roman"/>
-          <w:b/>
-          <w:i w:val="0"/>
-          <w:color w:val="000000"/>
-          <w:sz w:val="28"/>
-        </w:rPr>
-        <w:t>«Сформировать заново»</w:t>
-      </w:r>
-      <w:r>
-        <w:rPr>
-          <w:rFonts w:ascii="Times New Roman" w:hAnsi="Times New Roman" w:cs="Times New Roman" w:eastAsia="Times New Roman"/>
-          <w:b w:val="0"/>
-          <w:i w:val="0"/>
-          <w:color w:val="000000"/>
-          <w:sz w:val="28"/>
-        </w:rPr>
-        <w:t xml:space="preserve"> - система соберёт его заново по текущим данным заявки.</w:t>
+        <w:t>«Паспортные данные»</w:t>
+      </w:r>
+      <w:r>
+        <w:rPr>
+          <w:rFonts w:ascii="Times New Roman" w:hAnsi="Times New Roman" w:cs="Times New Roman" w:eastAsia="Times New Roman"/>
+          <w:b w:val="0"/>
+          <w:i w:val="0"/>
+          <w:color w:val="000000"/>
+          <w:sz w:val="28"/>
+        </w:rPr>
+        <w:t xml:space="preserve"> в отдельном блоке над перечнем вложений; по умолчанию он выключен, а подпись под названием сообщает, что получится: сведения попадут в бланк либо на их месте будет прочерк. Сам прочерк в файле - длинное тире.</w:t>
+      </w:r>
+    </w:p>
+    <w:p>
+      <w:r>
+        <w:rPr>
+          <w:rFonts w:ascii="Times New Roman" w:hAnsi="Times New Roman" w:cs="Times New Roman" w:eastAsia="Times New Roman"/>
+          <w:b w:val="0"/>
+          <w:i w:val="0"/>
+          <w:color w:val="000000"/>
+          <w:sz w:val="28"/>
+        </w:rPr>
+        <w:t>Бланк собирается заново по текущим данным заявки при каждом скачивании, выбирать источник не требуется.</w:t>
       </w:r>
     </w:p>
     <w:p>
@@ -22525,6 +22313,93 @@
                 <w:sz w:val="24"/>
               </w:rPr>
               <w:t>Описано, что сведения документов участников попадают в бланк только по праву, и выбор наполнения при скачивании</w:t>
+            </w:r>
+          </w:p>
+        </w:tc>
+        <w:tc>
+          <w:tcPr>
+            <w:tcW w:type="dxa" w:w="850"/>
+          </w:tcPr>
+          <w:p>
+            <w:pPr>
+              <w:keepNext/>
+              <w:spacing w:line="240" w:lineRule="auto" w:after="0"/>
+              <w:ind w:firstLine="0"/>
+              <w:jc w:val="left"/>
+            </w:pPr>
+          </w:p>
+        </w:tc>
+      </w:tr>
+      <w:tr>
+        <w:trPr>
+          <w:cantSplit w:val="true"/>
+        </w:trPr>
+        <w:tc>
+          <w:tcPr>
+            <w:tcW w:type="dxa" w:w="1134"/>
+          </w:tcPr>
+          <w:p>
+            <w:pPr>
+              <w:keepNext/>
+              <w:spacing w:line="240" w:lineRule="auto" w:after="0"/>
+              <w:ind w:firstLine="0"/>
+              <w:jc w:val="left"/>
+            </w:pPr>
+            <w:r>
+              <w:rPr>
+                <w:rFonts w:ascii="Times New Roman" w:hAnsi="Times New Roman" w:cs="Times New Roman" w:eastAsia="Times New Roman"/>
+                <w:b w:val="0"/>
+                <w:i w:val="0"/>
+                <w:color w:val="000000"/>
+                <w:sz w:val="24"/>
+              </w:rPr>
+              <w:t>1.8</w:t>
+            </w:r>
+          </w:p>
+        </w:tc>
+        <w:tc>
+          <w:tcPr>
+            <w:tcW w:type="dxa" w:w="1701"/>
+          </w:tcPr>
+          <w:p>
+            <w:pPr>
+              <w:keepNext/>
+              <w:spacing w:line="240" w:lineRule="auto" w:after="0"/>
+              <w:ind w:firstLine="0"/>
+              <w:jc w:val="left"/>
+            </w:pPr>
+            <w:r>
+              <w:rPr>
+                <w:rFonts w:ascii="Times New Roman" w:hAnsi="Times New Roman" w:cs="Times New Roman" w:eastAsia="Times New Roman"/>
+                <w:b w:val="0"/>
+                <w:i w:val="0"/>
+                <w:color w:val="000000"/>
+                <w:sz w:val="24"/>
+              </w:rPr>
+              <w:t>21.08.2026</w:t>
+            </w:r>
+          </w:p>
+        </w:tc>
+        <w:tc>
+          <w:tcPr>
+            <w:tcW w:type="dxa" w:w="5669"/>
+          </w:tcPr>
+          <w:p>
+            <w:pPr>
+              <w:keepNext/>
+              <w:spacing w:line="240" w:lineRule="auto" w:after="0"/>
+              <w:ind w:firstLine="0"/>
+              <w:jc w:val="left"/>
+            </w:pPr>
+            <w:r>
+              <w:rPr>
+                <w:rFonts w:ascii="Times New Roman" w:hAnsi="Times New Roman" w:cs="Times New Roman" w:eastAsia="Times New Roman"/>
+                <w:b w:val="0"/>
+                <w:i w:val="0"/>
+                <w:color w:val="000000"/>
+                <w:sz w:val="24"/>
+              </w:rPr>
+              <w:t>Описан переключатель «Паспортные данные» вместо выбора вариантов бланка; убрано описание выбора источника и состояний выгрузки</w:t>
             </w:r>
           </w:p>
         </w:tc>

--- a/Документация/Руководство пользователя/Руководство пользователя.docx
+++ b/Документация/Руководство пользователя/Руководство пользователя.docx
@@ -157,7 +157,7 @@
           <w:color w:val="000000"/>
           <w:sz w:val="26"/>
         </w:rPr>
-        <w:t>Версия документа: 1.7</w:t>
+        <w:t>Версия документа: 1.8</w:t>
       </w:r>
     </w:p>
     <w:p>
@@ -2513,7 +2513,7 @@
           <w:sz w:val="26"/>
         </w:rPr>
         <w:tab/>
-        <w:t>60</w:t>
+        <w:t>61</w:t>
       </w:r>
     </w:p>
     <w:p>
@@ -20310,6 +20310,58 @@
           <w:sz w:val="28"/>
         </w:rPr>
         <w:t>. Несколько бланков сохраняются одним архивом.</w:t>
+      </w:r>
+    </w:p>
+    <w:p>
+      <w:r>
+        <w:rPr>
+          <w:rFonts w:ascii="Times New Roman" w:hAnsi="Times New Roman" w:cs="Times New Roman" w:eastAsia="Times New Roman"/>
+          <w:b w:val="0"/>
+          <w:i w:val="0"/>
+          <w:color w:val="000000"/>
+          <w:sz w:val="28"/>
+        </w:rPr>
+        <w:t xml:space="preserve">Сведения документов участников - серия и номер паспорта, номер патента, иное разрешение - попадают в бланк только тем, кому разрешена их выгрузка. Если такого права нет, окно сообщает об этом строкой, а в скачанном файле на месте этих сведений стоит прочерк; остальные столбцы заполняются как обычно. Кому право выдано, тот выбирает в окне, скачать бланк </w:t>
+      </w:r>
+      <w:r>
+        <w:rPr>
+          <w:rFonts w:ascii="Times New Roman" w:hAnsi="Times New Roman" w:cs="Times New Roman" w:eastAsia="Times New Roman"/>
+          <w:b/>
+          <w:i w:val="0"/>
+          <w:color w:val="000000"/>
+          <w:sz w:val="28"/>
+        </w:rPr>
+        <w:t>«Без паспортных данных»</w:t>
+      </w:r>
+      <w:r>
+        <w:rPr>
+          <w:rFonts w:ascii="Times New Roman" w:hAnsi="Times New Roman" w:cs="Times New Roman" w:eastAsia="Times New Roman"/>
+          <w:b w:val="0"/>
+          <w:i w:val="0"/>
+          <w:color w:val="000000"/>
+          <w:sz w:val="28"/>
+        </w:rPr>
+        <w:t xml:space="preserve"> или </w:t>
+      </w:r>
+      <w:r>
+        <w:rPr>
+          <w:rFonts w:ascii="Times New Roman" w:hAnsi="Times New Roman" w:cs="Times New Roman" w:eastAsia="Times New Roman"/>
+          <w:b/>
+          <w:i w:val="0"/>
+          <w:color w:val="000000"/>
+          <w:sz w:val="28"/>
+        </w:rPr>
+        <w:t>«С паспортными данными»</w:t>
+      </w:r>
+      <w:r>
+        <w:rPr>
+          <w:rFonts w:ascii="Times New Roman" w:hAnsi="Times New Roman" w:cs="Times New Roman" w:eastAsia="Times New Roman"/>
+          <w:b w:val="0"/>
+          <w:i w:val="0"/>
+          <w:color w:val="000000"/>
+          <w:sz w:val="28"/>
+        </w:rPr>
+        <w:t>; выбор по умолчанию - без них.</w:t>
       </w:r>
     </w:p>
     <w:p>
@@ -22552,7 +22604,94 @@
                 <w:color w:val="000000"/>
                 <w:sz w:val="24"/>
               </w:rPr>
-              <w:t>Сообщение о повторной записи описано по трём случаям: запись заведена вами, кем-то в организации или в компании; прежняя оговорка о вводящем в заблуждение тексте снята - система называет место сама</w:t>
+              <w:t>Описано, что сведения документов участников попадают в бланк только по праву, и выбор наполнения при скачивании</w:t>
+            </w:r>
+          </w:p>
+        </w:tc>
+        <w:tc>
+          <w:tcPr>
+            <w:tcW w:type="dxa" w:w="850"/>
+          </w:tcPr>
+          <w:p>
+            <w:pPr>
+              <w:keepNext/>
+              <w:spacing w:line="240" w:lineRule="auto" w:after="0"/>
+              <w:ind w:firstLine="0"/>
+              <w:jc w:val="left"/>
+            </w:pPr>
+          </w:p>
+        </w:tc>
+      </w:tr>
+      <w:tr>
+        <w:trPr>
+          <w:cantSplit w:val="true"/>
+        </w:trPr>
+        <w:tc>
+          <w:tcPr>
+            <w:tcW w:type="dxa" w:w="1134"/>
+          </w:tcPr>
+          <w:p>
+            <w:pPr>
+              <w:keepNext/>
+              <w:spacing w:line="240" w:lineRule="auto" w:after="0"/>
+              <w:ind w:firstLine="0"/>
+              <w:jc w:val="left"/>
+            </w:pPr>
+            <w:r>
+              <w:rPr>
+                <w:rFonts w:ascii="Times New Roman" w:hAnsi="Times New Roman" w:cs="Times New Roman" w:eastAsia="Times New Roman"/>
+                <w:b w:val="0"/>
+                <w:i w:val="0"/>
+                <w:color w:val="000000"/>
+                <w:sz w:val="24"/>
+              </w:rPr>
+              <w:t>1.8</w:t>
+            </w:r>
+          </w:p>
+        </w:tc>
+        <w:tc>
+          <w:tcPr>
+            <w:tcW w:type="dxa" w:w="1701"/>
+          </w:tcPr>
+          <w:p>
+            <w:pPr>
+              <w:keepNext/>
+              <w:spacing w:line="240" w:lineRule="auto" w:after="0"/>
+              <w:ind w:firstLine="0"/>
+              <w:jc w:val="left"/>
+            </w:pPr>
+            <w:r>
+              <w:rPr>
+                <w:rFonts w:ascii="Times New Roman" w:hAnsi="Times New Roman" w:cs="Times New Roman" w:eastAsia="Times New Roman"/>
+                <w:b w:val="0"/>
+                <w:i w:val="0"/>
+                <w:color w:val="000000"/>
+                <w:sz w:val="24"/>
+              </w:rPr>
+              <w:t>21.08.2026</w:t>
+            </w:r>
+          </w:p>
+        </w:tc>
+        <w:tc>
+          <w:tcPr>
+            <w:tcW w:type="dxa" w:w="5669"/>
+          </w:tcPr>
+          <w:p>
+            <w:pPr>
+              <w:keepNext/>
+              <w:spacing w:line="240" w:lineRule="auto" w:after="0"/>
+              <w:ind w:firstLine="0"/>
+              <w:jc w:val="left"/>
+            </w:pPr>
+            <w:r>
+              <w:rPr>
+                <w:rFonts w:ascii="Times New Roman" w:hAnsi="Times New Roman" w:cs="Times New Roman" w:eastAsia="Times New Roman"/>
+                <w:b w:val="0"/>
+                <w:i w:val="0"/>
+                <w:color w:val="000000"/>
+                <w:sz w:val="24"/>
+              </w:rPr>
+              <w:t>Сообщение о повторной записи описано по трём случаям: запись заведена вами, кем-то в организации или в компании; прежняя оговорка о вводящем в заблуждение тексте снята - система называет место сама; добавлен случай повтора при изменении карточки</w:t>
             </w:r>
           </w:p>
         </w:tc>

--- a/Документация/Руководство пользователя/Руководство пользователя.docx
+++ b/Документация/Руководство пользователя/Руководство пользователя.docx
@@ -157,7 +157,7 @@
           <w:color w:val="000000"/>
           <w:sz w:val="26"/>
         </w:rPr>
-        <w:t>Версия документа: 1.8</w:t>
+        <w:t>Версия документа: 1.9</w:t>
       </w:r>
     </w:p>
     <w:p>
@@ -2513,7 +2513,7 @@
           <w:sz w:val="26"/>
         </w:rPr>
         <w:tab/>
-        <w:t>60</w:t>
+        <w:t>61</w:t>
       </w:r>
     </w:p>
     <w:p>
@@ -20241,7 +20241,7 @@
           <w:color w:val="000000"/>
           <w:sz w:val="28"/>
         </w:rPr>
-        <w:t xml:space="preserve">Сведения документов участников - серия и номер паспорта, номер патента, иное разрешение - попадают в бланк только тем, кому разрешена их выгрузка. Если такого права нет, окно сообщает об этом строкой, а в скачанном файле на месте этих сведений стоит прочерк; остальные столбцы заполняются как обычно. Кому право выдано, тот включает переключатель </w:t>
+        <w:t xml:space="preserve">Сведения документов участников - серия и номер паспорта, номер патента, иное разрешение - попадают в бланк вашей заявки: то, что вы внесли в форму подачи, выдаётся вам обратно без каких-либо дополнительных прав. По чужой заявке, доступной вам как согласующему, принимающему или получателю пересылки, эти сведения выдаются только при праве на их выгрузку; если права нет, окно сообщает об этом строкой, а в скачанном файле на месте этих сведений стоит прочерк, остальные столбцы заполняются как обычно. Кому выдача открыта, тот включает переключатель </w:t>
       </w:r>
       <w:r>
         <w:rPr>
@@ -22400,6 +22400,93 @@
                 <w:sz w:val="24"/>
               </w:rPr>
               <w:t>Описан переключатель «Паспортные данные» вместо выбора вариантов бланка; убрано описание выбора источника и состояний выгрузки</w:t>
+            </w:r>
+          </w:p>
+        </w:tc>
+        <w:tc>
+          <w:tcPr>
+            <w:tcW w:type="dxa" w:w="850"/>
+          </w:tcPr>
+          <w:p>
+            <w:pPr>
+              <w:keepNext/>
+              <w:spacing w:line="240" w:lineRule="auto" w:after="0"/>
+              <w:ind w:firstLine="0"/>
+              <w:jc w:val="left"/>
+            </w:pPr>
+          </w:p>
+        </w:tc>
+      </w:tr>
+      <w:tr>
+        <w:trPr>
+          <w:cantSplit w:val="true"/>
+        </w:trPr>
+        <w:tc>
+          <w:tcPr>
+            <w:tcW w:type="dxa" w:w="1134"/>
+          </w:tcPr>
+          <w:p>
+            <w:pPr>
+              <w:keepNext/>
+              <w:spacing w:line="240" w:lineRule="auto" w:after="0"/>
+              <w:ind w:firstLine="0"/>
+              <w:jc w:val="left"/>
+            </w:pPr>
+            <w:r>
+              <w:rPr>
+                <w:rFonts w:ascii="Times New Roman" w:hAnsi="Times New Roman" w:cs="Times New Roman" w:eastAsia="Times New Roman"/>
+                <w:b w:val="0"/>
+                <w:i w:val="0"/>
+                <w:color w:val="000000"/>
+                <w:sz w:val="24"/>
+              </w:rPr>
+              <w:t>1.9</w:t>
+            </w:r>
+          </w:p>
+        </w:tc>
+        <w:tc>
+          <w:tcPr>
+            <w:tcW w:type="dxa" w:w="1701"/>
+          </w:tcPr>
+          <w:p>
+            <w:pPr>
+              <w:keepNext/>
+              <w:spacing w:line="240" w:lineRule="auto" w:after="0"/>
+              <w:ind w:firstLine="0"/>
+              <w:jc w:val="left"/>
+            </w:pPr>
+            <w:r>
+              <w:rPr>
+                <w:rFonts w:ascii="Times New Roman" w:hAnsi="Times New Roman" w:cs="Times New Roman" w:eastAsia="Times New Roman"/>
+                <w:b w:val="0"/>
+                <w:i w:val="0"/>
+                <w:color w:val="000000"/>
+                <w:sz w:val="24"/>
+              </w:rPr>
+              <w:t>21.08.2026</w:t>
+            </w:r>
+          </w:p>
+        </w:tc>
+        <w:tc>
+          <w:tcPr>
+            <w:tcW w:type="dxa" w:w="5669"/>
+          </w:tcPr>
+          <w:p>
+            <w:pPr>
+              <w:keepNext/>
+              <w:spacing w:line="240" w:lineRule="auto" w:after="0"/>
+              <w:ind w:firstLine="0"/>
+              <w:jc w:val="left"/>
+            </w:pPr>
+            <w:r>
+              <w:rPr>
+                <w:rFonts w:ascii="Times New Roman" w:hAnsi="Times New Roman" w:cs="Times New Roman" w:eastAsia="Times New Roman"/>
+                <w:b w:val="0"/>
+                <w:i w:val="0"/>
+                <w:color w:val="000000"/>
+                <w:sz w:val="24"/>
+              </w:rPr>
+              <w:t>Уточнено, что в бланке своей заявки сведения документов выдаются без дополнительных прав, а по чужой - только при праве на выгрузку</w:t>
             </w:r>
           </w:p>
         </w:tc>

--- a/Документация/Руководство пользователя/Руководство пользователя.docx
+++ b/Документация/Руководство пользователя/Руководство пользователя.docx
@@ -157,7 +157,7 @@
           <w:color w:val="000000"/>
           <w:sz w:val="26"/>
         </w:rPr>
-        <w:t>Версия документа: 1.8</w:t>
+        <w:t>Версия документа: 1.9</w:t>
       </w:r>
     </w:p>
     <w:p>
@@ -1428,7 +1428,7 @@
           <w:sz w:val="26"/>
         </w:rPr>
         <w:tab/>
-        <w:t>27</w:t>
+        <w:t>28</w:t>
       </w:r>
     </w:p>
     <w:p>
@@ -1459,7 +1459,7 @@
           <w:sz w:val="26"/>
         </w:rPr>
         <w:tab/>
-        <w:t>27</w:t>
+        <w:t>28</w:t>
       </w:r>
     </w:p>
     <w:p>
@@ -1490,7 +1490,7 @@
           <w:sz w:val="26"/>
         </w:rPr>
         <w:tab/>
-        <w:t>28</w:t>
+        <w:t>29</w:t>
       </w:r>
     </w:p>
     <w:p>
@@ -1583,7 +1583,7 @@
           <w:sz w:val="26"/>
         </w:rPr>
         <w:tab/>
-        <w:t>32</w:t>
+        <w:t>33</w:t>
       </w:r>
     </w:p>
     <w:p>
@@ -1614,7 +1614,7 @@
           <w:sz w:val="26"/>
         </w:rPr>
         <w:tab/>
-        <w:t>32</w:t>
+        <w:t>33</w:t>
       </w:r>
     </w:p>
     <w:p>
@@ -1769,7 +1769,7 @@
           <w:sz w:val="26"/>
         </w:rPr>
         <w:tab/>
-        <w:t>38</w:t>
+        <w:t>39</w:t>
       </w:r>
     </w:p>
     <w:p>
@@ -7894,7 +7894,7 @@
                 <w:color w:val="000000"/>
                 <w:sz w:val="26"/>
               </w:rPr>
-              <w:t xml:space="preserve">Система не даст завести одного человека дважды - записи сверяются по серии и номеру паспорта. Если такой человек у вас уже есть, система отвечает </w:t>
+              <w:t xml:space="preserve">Система не даст завести одного человека дважды - записи сверяются по серии и номеру паспорта. Сообщение называет, где нашлась запись: </w:t>
             </w:r>
             <w:r>
               <w:rPr>
@@ -7914,7 +7914,7 @@
                 <w:color w:val="000000"/>
                 <w:sz w:val="26"/>
               </w:rPr>
-              <w:t xml:space="preserve">; если его завёл кто-то из коллег по организации или компании - </w:t>
+              <w:t xml:space="preserve">, если он уже заведён вами, либо </w:t>
             </w:r>
             <w:r>
               <w:rPr>
@@ -7924,7 +7924,7 @@
                 <w:color w:val="000000"/>
                 <w:sz w:val="26"/>
               </w:rPr>
-              <w:t>«Сотрудник уже привязан к вашему аккаунту»</w:t>
+              <w:t>«Сотрудник с такими паспортными данными уже существует в этой организации»</w:t>
             </w:r>
             <w:r>
               <w:rPr>
@@ -7934,7 +7934,27 @@
                 <w:color w:val="000000"/>
                 <w:sz w:val="26"/>
               </w:rPr>
-              <w:t xml:space="preserve">. Второе сообщение не должно вводить в заблуждение: запись не ваша, и в области «Мои сотрудники» вы её не найдёте. Ищите человека в областях </w:t>
+              <w:t xml:space="preserve"> или </w:t>
+            </w:r>
+            <w:r>
+              <w:rPr>
+                <w:rFonts w:ascii="Times New Roman" w:hAnsi="Times New Roman" w:cs="Times New Roman" w:eastAsia="Times New Roman"/>
+                <w:b/>
+                <w:i w:val="0"/>
+                <w:color w:val="000000"/>
+                <w:sz w:val="26"/>
+              </w:rPr>
+              <w:t>«... в этой компании»</w:t>
+            </w:r>
+            <w:r>
+              <w:rPr>
+                <w:rFonts w:ascii="Times New Roman" w:hAnsi="Times New Roman" w:cs="Times New Roman" w:eastAsia="Times New Roman"/>
+                <w:b w:val="0"/>
+                <w:i w:val="0"/>
+                <w:color w:val="000000"/>
+                <w:sz w:val="26"/>
+              </w:rPr>
+              <w:t xml:space="preserve">, если его завёл кто-то из коллег. В последних двух случаях запись не ваша, и в области «Мои сотрудники» вы её не найдёте: ищите человека в областях </w:t>
             </w:r>
             <w:r>
               <w:rPr>
@@ -8698,7 +8718,27 @@
           <w:color w:val="000000"/>
           <w:sz w:val="28"/>
         </w:rPr>
-        <w:t>; наведите на неё указатель, и система пояснит причину.</w:t>
+        <w:t xml:space="preserve">; наведите на неё указатель, и система пояснит причину. Проверка на повтор работает и при изменении: если вписать паспортные данные, которые уже стоят в другой вашей карточке, система ответит </w:t>
+      </w:r>
+      <w:r>
+        <w:rPr>
+          <w:rFonts w:ascii="Times New Roman" w:hAnsi="Times New Roman" w:cs="Times New Roman" w:eastAsia="Times New Roman"/>
+          <w:b/>
+          <w:i w:val="0"/>
+          <w:color w:val="000000"/>
+          <w:sz w:val="28"/>
+        </w:rPr>
+        <w:t>«Сотрудник с такими паспортными данными уже есть у владельца записи»</w:t>
+      </w:r>
+      <w:r>
+        <w:rPr>
+          <w:rFonts w:ascii="Times New Roman" w:hAnsi="Times New Roman" w:cs="Times New Roman" w:eastAsia="Times New Roman"/>
+          <w:b w:val="0"/>
+          <w:i w:val="0"/>
+          <w:color w:val="000000"/>
+          <w:sz w:val="28"/>
+        </w:rPr>
+        <w:t xml:space="preserve"> - речь о вашей же второй записи, найдите и правьте её.</w:t>
       </w:r>
     </w:p>
     <w:p>
@@ -9709,7 +9749,7 @@
                 <w:color w:val="000000"/>
                 <w:sz w:val="26"/>
               </w:rPr>
-              <w:t xml:space="preserve">Сочетание номера и марки не повторяется. И когда такая машина уже есть у вас, и когда её завёл кто-то из коллег по организации или компании, система отвечает одинаково - </w:t>
+              <w:t xml:space="preserve">Сочетание номера и марки не повторяется. Сообщение называет, где нашлась машина: </w:t>
             </w:r>
             <w:r>
               <w:rPr>
@@ -9729,7 +9769,47 @@
                 <w:color w:val="000000"/>
                 <w:sz w:val="26"/>
               </w:rPr>
-              <w:t>. Поэтому, увидев это сообщение, ищите машину поиском: если в области «Мои машины» её нет, посмотрите в областях организации и компании - оттуда её тоже можно выбрать в заявку.</w:t>
+              <w:t xml:space="preserve">, если она заведена вами, либо </w:t>
+            </w:r>
+            <w:r>
+              <w:rPr>
+                <w:rFonts w:ascii="Times New Roman" w:hAnsi="Times New Roman" w:cs="Times New Roman" w:eastAsia="Times New Roman"/>
+                <w:b/>
+                <w:i w:val="0"/>
+                <w:color w:val="000000"/>
+                <w:sz w:val="26"/>
+              </w:rPr>
+              <w:t>«Автомобиль с этим номером и маркой уже существует в этой организации»</w:t>
+            </w:r>
+            <w:r>
+              <w:rPr>
+                <w:rFonts w:ascii="Times New Roman" w:hAnsi="Times New Roman" w:cs="Times New Roman" w:eastAsia="Times New Roman"/>
+                <w:b w:val="0"/>
+                <w:i w:val="0"/>
+                <w:color w:val="000000"/>
+                <w:sz w:val="26"/>
+              </w:rPr>
+              <w:t xml:space="preserve"> или </w:t>
+            </w:r>
+            <w:r>
+              <w:rPr>
+                <w:rFonts w:ascii="Times New Roman" w:hAnsi="Times New Roman" w:cs="Times New Roman" w:eastAsia="Times New Roman"/>
+                <w:b/>
+                <w:i w:val="0"/>
+                <w:color w:val="000000"/>
+                <w:sz w:val="26"/>
+              </w:rPr>
+              <w:t>«... в этой компании»</w:t>
+            </w:r>
+            <w:r>
+              <w:rPr>
+                <w:rFonts w:ascii="Times New Roman" w:hAnsi="Times New Roman" w:cs="Times New Roman" w:eastAsia="Times New Roman"/>
+                <w:b w:val="0"/>
+                <w:i w:val="0"/>
+                <w:color w:val="000000"/>
+                <w:sz w:val="26"/>
+              </w:rPr>
+              <w:t>, если её завёл кто-то из коллег. В последних двух случаях ищите машину в областях организации и компании - оттуда её тоже можно выбрать в заявку, заводить заново не нужно.</w:t>
             </w:r>
           </w:p>
         </w:tc>
@@ -9956,7 +10036,7 @@
           <w:color w:val="000000"/>
           <w:sz w:val="28"/>
         </w:rPr>
-        <w:t>.</w:t>
+        <w:t>. Повтор проверяется и при изменении: номер с маркой, уже занятые другой вашей записью, система не примет.</w:t>
       </w:r>
     </w:p>
     <w:p>
@@ -22400,6 +22480,93 @@
                 <w:sz w:val="24"/>
               </w:rPr>
               <w:t>Описан переключатель «Паспортные данные» вместо выбора вариантов бланка; убрано описание выбора источника и состояний выгрузки</w:t>
+            </w:r>
+          </w:p>
+        </w:tc>
+        <w:tc>
+          <w:tcPr>
+            <w:tcW w:type="dxa" w:w="850"/>
+          </w:tcPr>
+          <w:p>
+            <w:pPr>
+              <w:keepNext/>
+              <w:spacing w:line="240" w:lineRule="auto" w:after="0"/>
+              <w:ind w:firstLine="0"/>
+              <w:jc w:val="left"/>
+            </w:pPr>
+          </w:p>
+        </w:tc>
+      </w:tr>
+      <w:tr>
+        <w:trPr>
+          <w:cantSplit w:val="true"/>
+        </w:trPr>
+        <w:tc>
+          <w:tcPr>
+            <w:tcW w:type="dxa" w:w="1134"/>
+          </w:tcPr>
+          <w:p>
+            <w:pPr>
+              <w:keepNext/>
+              <w:spacing w:line="240" w:lineRule="auto" w:after="0"/>
+              <w:ind w:firstLine="0"/>
+              <w:jc w:val="left"/>
+            </w:pPr>
+            <w:r>
+              <w:rPr>
+                <w:rFonts w:ascii="Times New Roman" w:hAnsi="Times New Roman" w:cs="Times New Roman" w:eastAsia="Times New Roman"/>
+                <w:b w:val="0"/>
+                <w:i w:val="0"/>
+                <w:color w:val="000000"/>
+                <w:sz w:val="24"/>
+              </w:rPr>
+              <w:t>1.9</w:t>
+            </w:r>
+          </w:p>
+        </w:tc>
+        <w:tc>
+          <w:tcPr>
+            <w:tcW w:type="dxa" w:w="1701"/>
+          </w:tcPr>
+          <w:p>
+            <w:pPr>
+              <w:keepNext/>
+              <w:spacing w:line="240" w:lineRule="auto" w:after="0"/>
+              <w:ind w:firstLine="0"/>
+              <w:jc w:val="left"/>
+            </w:pPr>
+            <w:r>
+              <w:rPr>
+                <w:rFonts w:ascii="Times New Roman" w:hAnsi="Times New Roman" w:cs="Times New Roman" w:eastAsia="Times New Roman"/>
+                <w:b w:val="0"/>
+                <w:i w:val="0"/>
+                <w:color w:val="000000"/>
+                <w:sz w:val="24"/>
+              </w:rPr>
+              <w:t>21.08.2026</w:t>
+            </w:r>
+          </w:p>
+        </w:tc>
+        <w:tc>
+          <w:tcPr>
+            <w:tcW w:type="dxa" w:w="5669"/>
+          </w:tcPr>
+          <w:p>
+            <w:pPr>
+              <w:keepNext/>
+              <w:spacing w:line="240" w:lineRule="auto" w:after="0"/>
+              <w:ind w:firstLine="0"/>
+              <w:jc w:val="left"/>
+            </w:pPr>
+            <w:r>
+              <w:rPr>
+                <w:rFonts w:ascii="Times New Roman" w:hAnsi="Times New Roman" w:cs="Times New Roman" w:eastAsia="Times New Roman"/>
+                <w:b w:val="0"/>
+                <w:i w:val="0"/>
+                <w:color w:val="000000"/>
+                <w:sz w:val="24"/>
+              </w:rPr>
+              <w:t>Сообщение о повторной записи описано по трём случаям: запись заведена вами, кем-то в организации или в компании; прежняя оговорка о вводящем в заблуждение тексте снята - система называет место сама; добавлен случай повтора при изменении карточки</w:t>
             </w:r>
           </w:p>
         </w:tc>

--- a/Документация/Руководство пользователя/Руководство пользователя.docx
+++ b/Документация/Руководство пользователя/Руководство пользователя.docx
@@ -157,7 +157,7 @@
           <w:color w:val="000000"/>
           <w:sz w:val="26"/>
         </w:rPr>
-        <w:t>Версия документа: 1.10</w:t>
+        <w:t>Версия документа: 1.11</w:t>
       </w:r>
     </w:p>
     <w:p>
@@ -173,7 +173,7 @@
           <w:color w:val="000000"/>
           <w:sz w:val="26"/>
         </w:rPr>
-        <w:t>Дата: 21.08.2026</w:t>
+        <w:t>Дата: 25.08.2026</w:t>
       </w:r>
     </w:p>
     <w:p>
@@ -870,7 +870,7 @@
           <w:sz w:val="26"/>
         </w:rPr>
         <w:tab/>
-        <w:t>14</w:t>
+        <w:t>15</w:t>
       </w:r>
     </w:p>
     <w:p>
@@ -932,7 +932,7 @@
           <w:sz w:val="26"/>
         </w:rPr>
         <w:tab/>
-        <w:t>15</w:t>
+        <w:t>16</w:t>
       </w:r>
     </w:p>
     <w:p>
@@ -994,7 +994,7 @@
           <w:sz w:val="26"/>
         </w:rPr>
         <w:tab/>
-        <w:t>16</w:t>
+        <w:t>17</w:t>
       </w:r>
     </w:p>
     <w:p>
@@ -1149,7 +1149,7 @@
           <w:sz w:val="26"/>
         </w:rPr>
         <w:tab/>
-        <w:t>19</w:t>
+        <w:t>20</w:t>
       </w:r>
     </w:p>
     <w:p>
@@ -1180,7 +1180,7 @@
           <w:sz w:val="26"/>
         </w:rPr>
         <w:tab/>
-        <w:t>19</w:t>
+        <w:t>20</w:t>
       </w:r>
     </w:p>
     <w:p>
@@ -1211,7 +1211,7 @@
           <w:sz w:val="26"/>
         </w:rPr>
         <w:tab/>
-        <w:t>20</w:t>
+        <w:t>21</w:t>
       </w:r>
     </w:p>
     <w:p>
@@ -1304,7 +1304,7 @@
           <w:sz w:val="26"/>
         </w:rPr>
         <w:tab/>
-        <w:t>23</w:t>
+        <w:t>24</w:t>
       </w:r>
     </w:p>
     <w:p>
@@ -1335,7 +1335,7 @@
           <w:sz w:val="26"/>
         </w:rPr>
         <w:tab/>
-        <w:t>24</w:t>
+        <w:t>25</w:t>
       </w:r>
     </w:p>
     <w:p>
@@ -1366,7 +1366,7 @@
           <w:sz w:val="26"/>
         </w:rPr>
         <w:tab/>
-        <w:t>25</w:t>
+        <w:t>26</w:t>
       </w:r>
     </w:p>
     <w:p>
@@ -1397,7 +1397,7 @@
           <w:sz w:val="26"/>
         </w:rPr>
         <w:tab/>
-        <w:t>26</w:t>
+        <w:t>27</w:t>
       </w:r>
     </w:p>
     <w:p>
@@ -1521,7 +1521,7 @@
           <w:sz w:val="26"/>
         </w:rPr>
         <w:tab/>
-        <w:t>30</w:t>
+        <w:t>31</w:t>
       </w:r>
     </w:p>
     <w:p>
@@ -1552,7 +1552,7 @@
           <w:sz w:val="26"/>
         </w:rPr>
         <w:tab/>
-        <w:t>31</w:t>
+        <w:t>32</w:t>
       </w:r>
     </w:p>
     <w:p>
@@ -1645,7 +1645,7 @@
           <w:sz w:val="26"/>
         </w:rPr>
         <w:tab/>
-        <w:t>34</w:t>
+        <w:t>35</w:t>
       </w:r>
     </w:p>
     <w:p>
@@ -1676,7 +1676,7 @@
           <w:sz w:val="26"/>
         </w:rPr>
         <w:tab/>
-        <w:t>35</w:t>
+        <w:t>36</w:t>
       </w:r>
     </w:p>
     <w:p>
@@ -1707,7 +1707,7 @@
           <w:sz w:val="26"/>
         </w:rPr>
         <w:tab/>
-        <w:t>36</w:t>
+        <w:t>37</w:t>
       </w:r>
     </w:p>
     <w:p>
@@ -1738,7 +1738,7 @@
           <w:sz w:val="26"/>
         </w:rPr>
         <w:tab/>
-        <w:t>37</w:t>
+        <w:t>38</w:t>
       </w:r>
     </w:p>
     <w:p>
@@ -1800,7 +1800,7 @@
           <w:sz w:val="26"/>
         </w:rPr>
         <w:tab/>
-        <w:t>40</w:t>
+        <w:t>41</w:t>
       </w:r>
     </w:p>
     <w:p>
@@ -1831,7 +1831,7 @@
           <w:sz w:val="26"/>
         </w:rPr>
         <w:tab/>
-        <w:t>42</w:t>
+        <w:t>43</w:t>
       </w:r>
     </w:p>
     <w:p>
@@ -1862,7 +1862,7 @@
           <w:sz w:val="26"/>
         </w:rPr>
         <w:tab/>
-        <w:t>43</w:t>
+        <w:t>44</w:t>
       </w:r>
     </w:p>
     <w:p>
@@ -1893,7 +1893,7 @@
           <w:sz w:val="26"/>
         </w:rPr>
         <w:tab/>
-        <w:t>45</w:t>
+        <w:t>46</w:t>
       </w:r>
     </w:p>
     <w:p>
@@ -1924,7 +1924,7 @@
           <w:sz w:val="26"/>
         </w:rPr>
         <w:tab/>
-        <w:t>45</w:t>
+        <w:t>46</w:t>
       </w:r>
     </w:p>
     <w:p>
@@ -1955,7 +1955,7 @@
           <w:sz w:val="26"/>
         </w:rPr>
         <w:tab/>
-        <w:t>46</w:t>
+        <w:t>47</w:t>
       </w:r>
     </w:p>
     <w:p>
@@ -1986,7 +1986,7 @@
           <w:sz w:val="26"/>
         </w:rPr>
         <w:tab/>
-        <w:t>47</w:t>
+        <w:t>48</w:t>
       </w:r>
     </w:p>
     <w:p>
@@ -2017,7 +2017,7 @@
           <w:sz w:val="26"/>
         </w:rPr>
         <w:tab/>
-        <w:t>48</w:t>
+        <w:t>49</w:t>
       </w:r>
     </w:p>
     <w:p>
@@ -2048,7 +2048,7 @@
           <w:sz w:val="26"/>
         </w:rPr>
         <w:tab/>
-        <w:t>49</w:t>
+        <w:t>50</w:t>
       </w:r>
     </w:p>
     <w:p>
@@ -2079,7 +2079,7 @@
           <w:sz w:val="26"/>
         </w:rPr>
         <w:tab/>
-        <w:t>50</w:t>
+        <w:t>51</w:t>
       </w:r>
     </w:p>
     <w:p>
@@ -2110,7 +2110,7 @@
           <w:sz w:val="26"/>
         </w:rPr>
         <w:tab/>
-        <w:t>51</w:t>
+        <w:t>52</w:t>
       </w:r>
     </w:p>
     <w:p>
@@ -2141,7 +2141,7 @@
           <w:sz w:val="26"/>
         </w:rPr>
         <w:tab/>
-        <w:t>51</w:t>
+        <w:t>52</w:t>
       </w:r>
     </w:p>
     <w:p>
@@ -2172,7 +2172,7 @@
           <w:sz w:val="26"/>
         </w:rPr>
         <w:tab/>
-        <w:t>52</w:t>
+        <w:t>53</w:t>
       </w:r>
     </w:p>
     <w:p>
@@ -2203,7 +2203,7 @@
           <w:sz w:val="26"/>
         </w:rPr>
         <w:tab/>
-        <w:t>52</w:t>
+        <w:t>53</w:t>
       </w:r>
     </w:p>
     <w:p>
@@ -2234,7 +2234,7 @@
           <w:sz w:val="26"/>
         </w:rPr>
         <w:tab/>
-        <w:t>53</w:t>
+        <w:t>54</w:t>
       </w:r>
     </w:p>
     <w:p>
@@ -2265,7 +2265,7 @@
           <w:sz w:val="26"/>
         </w:rPr>
         <w:tab/>
-        <w:t>53</w:t>
+        <w:t>54</w:t>
       </w:r>
     </w:p>
     <w:p>
@@ -2296,7 +2296,7 @@
           <w:sz w:val="26"/>
         </w:rPr>
         <w:tab/>
-        <w:t>54</w:t>
+        <w:t>56</w:t>
       </w:r>
     </w:p>
     <w:p>
@@ -2327,7 +2327,7 @@
           <w:sz w:val="26"/>
         </w:rPr>
         <w:tab/>
-        <w:t>55</w:t>
+        <w:t>56</w:t>
       </w:r>
     </w:p>
     <w:p>
@@ -2358,7 +2358,7 @@
           <w:sz w:val="26"/>
         </w:rPr>
         <w:tab/>
-        <w:t>56</w:t>
+        <w:t>57</w:t>
       </w:r>
     </w:p>
     <w:p>
@@ -2389,7 +2389,7 @@
           <w:sz w:val="26"/>
         </w:rPr>
         <w:tab/>
-        <w:t>57</w:t>
+        <w:t>59</w:t>
       </w:r>
     </w:p>
     <w:p>
@@ -2420,7 +2420,7 @@
           <w:sz w:val="26"/>
         </w:rPr>
         <w:tab/>
-        <w:t>58</w:t>
+        <w:t>60</w:t>
       </w:r>
     </w:p>
     <w:p>
@@ -2451,7 +2451,7 @@
           <w:sz w:val="26"/>
         </w:rPr>
         <w:tab/>
-        <w:t>59</w:t>
+        <w:t>60</w:t>
       </w:r>
     </w:p>
     <w:p>
@@ -2482,7 +2482,7 @@
           <w:sz w:val="26"/>
         </w:rPr>
         <w:tab/>
-        <w:t>60</w:t>
+        <w:t>61</w:t>
       </w:r>
     </w:p>
     <w:p>
@@ -2513,7 +2513,7 @@
           <w:sz w:val="26"/>
         </w:rPr>
         <w:tab/>
-        <w:t>61</w:t>
+        <w:t>62</w:t>
       </w:r>
     </w:p>
     <w:p>
@@ -5202,7 +5202,39 @@
           <w:color w:val="000000"/>
           <w:sz w:val="28"/>
         </w:rPr>
-        <w:t xml:space="preserve"> (1) фамилию, государственный регистрационный знак, номер заявки или название раздела. Совпадения группируются по разделам (2).</w:t>
+        <w:t xml:space="preserve"> (1) фамилию, государственный регистрационный знак, номер заявки или название раздела. Совпадения группируются по разделам (2); у названия раздела написано, сколько в нём нашлось. Видны первые пять строк, остальные раскрывает кнопка </w:t>
+      </w:r>
+      <w:r>
+        <w:rPr>
+          <w:rFonts w:ascii="Times New Roman" w:hAnsi="Times New Roman" w:cs="Times New Roman" w:eastAsia="Times New Roman"/>
+          <w:b/>
+          <w:i w:val="0"/>
+          <w:color w:val="000000"/>
+          <w:sz w:val="28"/>
+        </w:rPr>
+        <w:t>«Показать ещё»</w:t>
+      </w:r>
+      <w:r>
+        <w:rPr>
+          <w:rFonts w:ascii="Times New Roman" w:hAnsi="Times New Roman" w:cs="Times New Roman" w:eastAsia="Times New Roman"/>
+          <w:b w:val="0"/>
+          <w:i w:val="0"/>
+          <w:color w:val="000000"/>
+          <w:sz w:val="28"/>
+        </w:rPr>
+        <w:t xml:space="preserve"> прямо в панели - за остатком никуда уходить не нужно.</w:t>
+      </w:r>
+    </w:p>
+    <w:p>
+      <w:r>
+        <w:rPr>
+          <w:rFonts w:ascii="Times New Roman" w:hAnsi="Times New Roman" w:cs="Times New Roman" w:eastAsia="Times New Roman"/>
+          <w:b w:val="0"/>
+          <w:i w:val="0"/>
+          <w:color w:val="000000"/>
+          <w:sz w:val="28"/>
+        </w:rPr>
+        <w:t>Строка выдачи открывает саму запись: карточку сотрудника или машины, вашу заявку, новость. Список, в котором запись лежит, при этом сужается тем же запросом, по которому она нашлась, - закрыв карточку, вы останетесь в отобранном списке.</w:t>
       </w:r>
     </w:p>
     <w:p>
@@ -6130,7 +6162,71 @@
           <w:color w:val="000000"/>
           <w:sz w:val="28"/>
         </w:rPr>
-        <w:t>Тур не ограничивается одной страницей - он ведёт по всем разделам, которые вам доступны, и сам переходит между ними: со страницы новостей к своим спискам, оттуда к подаче заявки и в личный кабинет. Прерваться можно в любой момент, закрыв подсказку.</w:t>
+        <w:t xml:space="preserve">Тур не ограничивается одной страницей - он ведёт по всем разделам, которые вам доступны, и сам переходит между ними: со страницы новостей к своим спискам, оттуда к подаче заявки и в личный кабинет. Обучение длинное, около семи минут, поэтому оно разбито на главы: подсказка показывает название главы и её номер, а на последнем шаге главы предлагает </w:t>
+      </w:r>
+      <w:r>
+        <w:rPr>
+          <w:rFonts w:ascii="Times New Roman" w:hAnsi="Times New Roman" w:cs="Times New Roman" w:eastAsia="Times New Roman"/>
+          <w:b/>
+          <w:i w:val="0"/>
+          <w:color w:val="000000"/>
+          <w:sz w:val="28"/>
+        </w:rPr>
+        <w:t>«Продолжить позже»</w:t>
+      </w:r>
+      <w:r>
+        <w:rPr>
+          <w:rFonts w:ascii="Times New Roman" w:hAnsi="Times New Roman" w:cs="Times New Roman" w:eastAsia="Times New Roman"/>
+          <w:b w:val="0"/>
+          <w:i w:val="0"/>
+          <w:color w:val="000000"/>
+          <w:sz w:val="28"/>
+        </w:rPr>
+        <w:t>.</w:t>
+      </w:r>
+    </w:p>
+    <w:p>
+      <w:r>
+        <w:rPr>
+          <w:rFonts w:ascii="Times New Roman" w:hAnsi="Times New Roman" w:cs="Times New Roman" w:eastAsia="Times New Roman"/>
+          <w:b w:val="0"/>
+          <w:i w:val="0"/>
+          <w:color w:val="000000"/>
+          <w:sz w:val="28"/>
+        </w:rPr>
+        <w:t xml:space="preserve">Прерваться можно в любой момент. Место, на котором вы остановились, сохраняется: после перезагрузки страницы тур поднимается сам, а закрытый вами ждёт в меню обучения - там рядом с ним написано </w:t>
+      </w:r>
+      <w:r>
+        <w:rPr>
+          <w:rFonts w:ascii="Times New Roman" w:hAnsi="Times New Roman" w:cs="Times New Roman" w:eastAsia="Times New Roman"/>
+          <w:b/>
+          <w:i w:val="0"/>
+          <w:color w:val="000000"/>
+          <w:sz w:val="28"/>
+        </w:rPr>
+        <w:t>«Продолжить»</w:t>
+      </w:r>
+      <w:r>
+        <w:rPr>
+          <w:rFonts w:ascii="Times New Roman" w:hAnsi="Times New Roman" w:cs="Times New Roman" w:eastAsia="Times New Roman"/>
+          <w:b w:val="0"/>
+          <w:i w:val="0"/>
+          <w:color w:val="000000"/>
+          <w:sz w:val="28"/>
+        </w:rPr>
+        <w:t>. Начать сначала тоже можно, обучение к этому не принуждает. Через две недели незаконченный тур забывает место остановки и начинается заново.</w:t>
+      </w:r>
+    </w:p>
+    <w:p>
+      <w:r>
+        <w:rPr>
+          <w:rFonts w:ascii="Times New Roman" w:hAnsi="Times New Roman" w:cs="Times New Roman" w:eastAsia="Times New Roman"/>
+          <w:b w:val="0"/>
+          <w:i w:val="0"/>
+          <w:color w:val="000000"/>
+          <w:sz w:val="28"/>
+        </w:rPr>
+        <w:t>Если вы ещё не подавали заявок, тур всё равно покажет, как устроены список кабинета и карточка заявки: на время обучения они наполняются примерной заявкой. Данные в ней выдуманы и исчезают вместе с туром - в системе такая заявка не появляется.</w:t>
       </w:r>
     </w:p>
     <w:p>
@@ -18486,7 +18582,7 @@
           <w:color w:val="000000"/>
           <w:sz w:val="28"/>
         </w:rPr>
-        <w:t xml:space="preserve">Кнопки в шапке: </w:t>
+        <w:t xml:space="preserve">Номер заявки в шапке копируется нажатием, как и в списке. Кнопки в шапке: </w:t>
       </w:r>
       <w:r>
         <w:rPr>
@@ -22654,6 +22750,93 @@
                 <w:sz w:val="24"/>
               </w:rPr>
               <w:t>Уточнено, что в бланке своей заявки сведения документов выдаются без дополнительных прав, а по чужой - только при праве на выгрузку</w:t>
+            </w:r>
+          </w:p>
+        </w:tc>
+        <w:tc>
+          <w:tcPr>
+            <w:tcW w:type="dxa" w:w="850"/>
+          </w:tcPr>
+          <w:p>
+            <w:pPr>
+              <w:keepNext/>
+              <w:spacing w:line="240" w:lineRule="auto" w:after="0"/>
+              <w:ind w:firstLine="0"/>
+              <w:jc w:val="left"/>
+            </w:pPr>
+          </w:p>
+        </w:tc>
+      </w:tr>
+      <w:tr>
+        <w:trPr>
+          <w:cantSplit w:val="true"/>
+        </w:trPr>
+        <w:tc>
+          <w:tcPr>
+            <w:tcW w:type="dxa" w:w="1134"/>
+          </w:tcPr>
+          <w:p>
+            <w:pPr>
+              <w:keepNext/>
+              <w:spacing w:line="240" w:lineRule="auto" w:after="0"/>
+              <w:ind w:firstLine="0"/>
+              <w:jc w:val="left"/>
+            </w:pPr>
+            <w:r>
+              <w:rPr>
+                <w:rFonts w:ascii="Times New Roman" w:hAnsi="Times New Roman" w:cs="Times New Roman" w:eastAsia="Times New Roman"/>
+                <w:b w:val="0"/>
+                <w:i w:val="0"/>
+                <w:color w:val="000000"/>
+                <w:sz w:val="24"/>
+              </w:rPr>
+              <w:t>1.11</w:t>
+            </w:r>
+          </w:p>
+        </w:tc>
+        <w:tc>
+          <w:tcPr>
+            <w:tcW w:type="dxa" w:w="1701"/>
+          </w:tcPr>
+          <w:p>
+            <w:pPr>
+              <w:keepNext/>
+              <w:spacing w:line="240" w:lineRule="auto" w:after="0"/>
+              <w:ind w:firstLine="0"/>
+              <w:jc w:val="left"/>
+            </w:pPr>
+            <w:r>
+              <w:rPr>
+                <w:rFonts w:ascii="Times New Roman" w:hAnsi="Times New Roman" w:cs="Times New Roman" w:eastAsia="Times New Roman"/>
+                <w:b w:val="0"/>
+                <w:i w:val="0"/>
+                <w:color w:val="000000"/>
+                <w:sz w:val="24"/>
+              </w:rPr>
+              <w:t>25.08.2026</w:t>
+            </w:r>
+          </w:p>
+        </w:tc>
+        <w:tc>
+          <w:tcPr>
+            <w:tcW w:type="dxa" w:w="5669"/>
+          </w:tcPr>
+          <w:p>
+            <w:pPr>
+              <w:keepNext/>
+              <w:spacing w:line="240" w:lineRule="auto" w:after="0"/>
+              <w:ind w:firstLine="0"/>
+              <w:jc w:val="left"/>
+            </w:pPr>
+            <w:r>
+              <w:rPr>
+                <w:rFonts w:ascii="Times New Roman" w:hAnsi="Times New Roman" w:cs="Times New Roman" w:eastAsia="Times New Roman"/>
+                <w:b w:val="0"/>
+                <w:i w:val="0"/>
+                <w:color w:val="000000"/>
+                <w:sz w:val="24"/>
+              </w:rPr>
+              <w:t>Описано, как читается выдача поиска и что её строка ведёт к самой записи; описаны главы обучающего тура, продолжение позже и примерная заявка для того, кто ещё не подавал заявок</w:t>
             </w:r>
           </w:p>
         </w:tc>
